--- a/public/cv/Aliaksandr Kuzmiankou - 研发负责人+ 软件工程师+web前端.docx
+++ b/public/cv/Aliaksandr Kuzmiankou - 研发负责人+ 软件工程师+web前端.docx
@@ -778,6 +778,9 @@
         <w:tc>
           <w:tcPr>
             <w:tcW w:w="1526" w:type="dxa"/>
+            <w:tcBorders>
+              <w:bottom w:val="nil"/>
+            </w:tcBorders>
             <w:shd w:val="clear" w:color="auto" w:fill="auto"/>
             <w:vAlign w:val="center"/>
           </w:tcPr>
@@ -803,6 +806,9 @@
         <w:tc>
           <w:tcPr>
             <w:tcW w:w="1304" w:type="dxa"/>
+            <w:tcBorders>
+              <w:bottom w:val="nil"/>
+            </w:tcBorders>
             <w:shd w:val="clear" w:color="auto" w:fill="F2F2F2"/>
             <w:vAlign w:val="center"/>
           </w:tcPr>
@@ -831,6 +837,9 @@
           <w:tcPr>
             <w:tcW w:w="1487" w:type="dxa"/>
             <w:gridSpan w:val="3"/>
+            <w:tcBorders>
+              <w:bottom w:val="nil"/>
+            </w:tcBorders>
             <w:shd w:val="clear" w:color="auto" w:fill="auto"/>
             <w:vAlign w:val="center"/>
           </w:tcPr>
@@ -857,6 +866,9 @@
           <w:tcPr>
             <w:tcW w:w="1617" w:type="dxa"/>
             <w:gridSpan w:val="3"/>
+            <w:tcBorders>
+              <w:bottom w:val="nil"/>
+            </w:tcBorders>
             <w:shd w:val="clear" w:color="auto" w:fill="F2F2F2"/>
             <w:vAlign w:val="center"/>
           </w:tcPr>
@@ -884,6 +896,9 @@
         <w:tc>
           <w:tcPr>
             <w:tcW w:w="839" w:type="dxa"/>
+            <w:tcBorders>
+              <w:bottom w:val="nil"/>
+            </w:tcBorders>
             <w:shd w:val="clear" w:color="auto" w:fill="auto"/>
             <w:vAlign w:val="center"/>
           </w:tcPr>
@@ -912,6 +927,7 @@
             <w:gridSpan w:val="2"/>
             <w:vMerge w:val="continue"/>
             <w:tcBorders>
+              <w:bottom w:val="nil"/>
               <w:right w:val="single" w:color="00000A" w:sz="12" w:space="0"/>
             </w:tcBorders>
             <w:shd w:val="clear" w:color="auto" w:fill="auto"/>
@@ -924,6 +940,153 @@
                 <w:kern w:val="0"/>
               </w:rPr>
             </w:pPr>
+          </w:p>
+        </w:tc>
+      </w:tr>
+      <w:tr>
+        <w:tblPrEx>
+          <w:tblCellMar>
+            <w:top w:w="0" w:type="dxa"/>
+            <w:left w:w="15" w:type="dxa"/>
+            <w:bottom w:w="0" w:type="dxa"/>
+            <w:right w:w="15" w:type="dxa"/>
+          </w:tblCellMar>
+        </w:tblPrEx>
+        <w:trPr>
+          <w:trHeight w:val="1242" w:hRule="atLeast"/>
+          <w:jc w:val="center"/>
+        </w:trPr>
+        <w:tc>
+          <w:tcPr>
+            <w:tcW w:w="1560" w:type="dxa"/>
+            <w:vMerge w:val="restart"/>
+            <w:tcBorders>
+              <w:left w:val="single" w:color="00000A" w:sz="12" w:space="0"/>
+              <w:right w:val="nil"/>
+            </w:tcBorders>
+            <w:shd w:val="clear" w:color="FFFFFF" w:fill="F2F2F2"/>
+            <w:vAlign w:val="center"/>
+          </w:tcPr>
+          <w:p>
+            <w:pPr>
+              <w:widowControl w:val="0"/>
+              <w:jc w:val="center"/>
+              <w:rPr>
+                <w:rFonts w:ascii="SimSun" w:hAnsi="SimSun" w:cs="SimSun"/>
+                <w:b/>
+                <w:sz w:val="22"/>
+              </w:rPr>
+            </w:pPr>
+            <w:r>
+              <w:rPr>
+                <w:rFonts w:ascii="SimSun" w:hAnsi="SimSun" w:cs="SimSun"/>
+                <w:b/>
+                <w:kern w:val="0"/>
+                <w:sz w:val="22"/>
+              </w:rPr>
+              <w:t>网站</w:t>
+            </w:r>
+          </w:p>
+        </w:tc>
+        <w:tc>
+          <w:tcPr>
+            <w:tcW w:w="6773" w:type="dxa"/>
+            <w:gridSpan w:val="9"/>
+            <w:tcBorders>
+              <w:top w:val="nil"/>
+              <w:left w:val="nil"/>
+              <w:bottom w:val="nil"/>
+              <w:right w:val="nil"/>
+            </w:tcBorders>
+            <w:shd w:val="clear" w:color="FFFFFF" w:themeColor="background1" w:fill="FFFFFF" w:themeFill="background1"/>
+            <w:vAlign w:val="center"/>
+          </w:tcPr>
+          <w:p>
+            <w:pPr>
+              <w:widowControl w:val="0"/>
+              <w:jc w:val="center"/>
+              <w:rPr>
+                <w:rFonts w:hint="default" w:ascii="SimSun" w:hAnsi="SimSun" w:cs="SimSun"/>
+                <w:sz w:val="22"/>
+                <w:lang w:val="en-US"/>
+              </w:rPr>
+            </w:pPr>
+            <w:r>
+              <w:rPr>
+                <w:rFonts w:hint="default" w:ascii="SimSun" w:hAnsi="SimSun" w:cs="SimSun"/>
+                <w:kern w:val="0"/>
+                <w:sz w:val="22"/>
+              </w:rPr>
+              <w:t>https://aliaksandr-kuzmiankou-portfolio.netlify.app</w:t>
+            </w:r>
+          </w:p>
+        </w:tc>
+        <w:tc>
+          <w:tcPr>
+            <w:tcW w:w="2105" w:type="dxa"/>
+            <w:gridSpan w:val="2"/>
+            <w:tcBorders>
+              <w:top w:val="nil"/>
+              <w:left w:val="nil"/>
+              <w:right w:val="single" w:color="00000A" w:sz="12" w:space="0"/>
+            </w:tcBorders>
+            <w:shd w:val="clear" w:color="FFFFFF" w:themeColor="background1" w:fill="FFFFFF" w:themeFill="background1"/>
+            <w:vAlign w:val="center"/>
+          </w:tcPr>
+          <w:p>
+            <w:pPr>
+              <w:widowControl w:val="0"/>
+              <w:jc w:val="center"/>
+              <w:rPr>
+                <w:rFonts w:hint="default" w:ascii="SimSun" w:hAnsi="SimSun" w:cs="SimSun"/>
+                <w:kern w:val="0"/>
+                <w:sz w:val="22"/>
+              </w:rPr>
+            </w:pPr>
+            <w:r>
+              <w:rPr>
+                <w:rFonts w:hint="default" w:ascii="SimSun" w:hAnsi="SimSun" w:cs="SimSun"/>
+                <w:sz w:val="22"/>
+                <w:lang w:val="en-US"/>
+              </w:rPr>
+              <w:drawing>
+                <wp:inline distT="0" distB="0" distL="114300" distR="114300">
+                  <wp:extent cx="777240" cy="777240"/>
+                  <wp:effectExtent l="0" t="0" r="11430" b="11430"/>
+                  <wp:docPr id="2" name="Picture 2" descr="download"/>
+                  <wp:cNvGraphicFramePr>
+                    <a:graphicFrameLocks xmlns:a="http://schemas.openxmlformats.org/drawingml/2006/main" noChangeAspect="1"/>
+                  </wp:cNvGraphicFramePr>
+                  <a:graphic xmlns:a="http://schemas.openxmlformats.org/drawingml/2006/main">
+                    <a:graphicData uri="http://schemas.openxmlformats.org/drawingml/2006/picture">
+                      <pic:pic xmlns:pic="http://schemas.openxmlformats.org/drawingml/2006/picture">
+                        <pic:nvPicPr>
+                          <pic:cNvPr id="2" name="Picture 2" descr="download"/>
+                          <pic:cNvPicPr>
+                            <a:picLocks noChangeAspect="1"/>
+                          </pic:cNvPicPr>
+                        </pic:nvPicPr>
+                        <pic:blipFill>
+                          <a:blip r:embed="rId7"/>
+                          <a:stretch>
+                            <a:fillRect/>
+                          </a:stretch>
+                        </pic:blipFill>
+                        <pic:spPr>
+                          <a:xfrm>
+                            <a:off x="0" y="0"/>
+                            <a:ext cx="777240" cy="777240"/>
+                          </a:xfrm>
+                          <a:prstGeom prst="rect">
+                            <a:avLst/>
+                          </a:prstGeom>
+                        </pic:spPr>
+                      </pic:pic>
+                    </a:graphicData>
+                  </a:graphic>
+                </wp:inline>
+              </w:drawing>
+            </w:r>
           </w:p>
         </w:tc>
       </w:tr>
@@ -943,79 +1106,6 @@
         <w:tc>
           <w:tcPr>
             <w:tcW w:w="1560" w:type="dxa"/>
-            <w:tcBorders>
-              <w:left w:val="single" w:color="00000A" w:sz="12" w:space="0"/>
-            </w:tcBorders>
-            <w:shd w:val="clear" w:color="FFFFFF" w:fill="F2F2F2"/>
-            <w:vAlign w:val="center"/>
-          </w:tcPr>
-          <w:p>
-            <w:pPr>
-              <w:widowControl w:val="0"/>
-              <w:jc w:val="center"/>
-              <w:rPr>
-                <w:rFonts w:ascii="SimSun" w:hAnsi="SimSun" w:cs="SimSun"/>
-                <w:b/>
-                <w:sz w:val="22"/>
-              </w:rPr>
-            </w:pPr>
-            <w:r>
-              <w:rPr>
-                <w:rFonts w:ascii="SimSun" w:hAnsi="SimSun" w:cs="SimSun"/>
-                <w:b/>
-                <w:kern w:val="0"/>
-                <w:sz w:val="22"/>
-              </w:rPr>
-              <w:t>网站</w:t>
-            </w:r>
-          </w:p>
-        </w:tc>
-        <w:tc>
-          <w:tcPr>
-            <w:tcW w:w="8878" w:type="dxa"/>
-            <w:gridSpan w:val="11"/>
-            <w:tcBorders>
-              <w:right w:val="single" w:color="00000A" w:sz="12" w:space="0"/>
-            </w:tcBorders>
-            <w:shd w:val="clear" w:color="FFFFFF" w:themeColor="background1" w:fill="FFFFFF" w:themeFill="background1"/>
-            <w:vAlign w:val="center"/>
-          </w:tcPr>
-          <w:p>
-            <w:pPr>
-              <w:widowControl w:val="0"/>
-              <w:jc w:val="center"/>
-              <w:rPr>
-                <w:rFonts w:ascii="SimSun" w:hAnsi="SimSun" w:cs="SimSun"/>
-                <w:sz w:val="22"/>
-              </w:rPr>
-            </w:pPr>
-            <w:r>
-              <w:rPr>
-                <w:rFonts w:hint="default" w:ascii="SimSun" w:hAnsi="SimSun" w:cs="SimSun"/>
-                <w:kern w:val="0"/>
-                <w:sz w:val="22"/>
-              </w:rPr>
-              <w:t>https://aliaksandr-kuzmiankou-portfolio.netlify.app</w:t>
-            </w:r>
-          </w:p>
-        </w:tc>
-      </w:tr>
-      <w:tr>
-        <w:tblPrEx>
-          <w:tblCellMar>
-            <w:top w:w="0" w:type="dxa"/>
-            <w:left w:w="15" w:type="dxa"/>
-            <w:bottom w:w="0" w:type="dxa"/>
-            <w:right w:w="15" w:type="dxa"/>
-          </w:tblCellMar>
-        </w:tblPrEx>
-        <w:trPr>
-          <w:trHeight w:val="567" w:hRule="atLeast"/>
-          <w:jc w:val="center"/>
-        </w:trPr>
-        <w:tc>
-          <w:tcPr>
-            <w:tcW w:w="1560" w:type="dxa"/>
             <w:vMerge w:val="restart"/>
             <w:tcBorders>
               <w:left w:val="single" w:color="00000A" w:sz="12" w:space="0"/>
@@ -1047,6 +1137,9 @@
         <w:tc>
           <w:tcPr>
             <w:tcW w:w="1526" w:type="dxa"/>
+            <w:tcBorders>
+              <w:top w:val="nil"/>
+            </w:tcBorders>
             <w:shd w:val="clear" w:color="auto" w:fill="F2F2F2"/>
             <w:vAlign w:val="center"/>
           </w:tcPr>
@@ -1075,6 +1168,9 @@
           <w:tcPr>
             <w:tcW w:w="2014" w:type="dxa"/>
             <w:gridSpan w:val="3"/>
+            <w:tcBorders>
+              <w:top w:val="nil"/>
+            </w:tcBorders>
             <w:shd w:val="clear" w:color="auto" w:fill="auto"/>
             <w:vAlign w:val="center"/>
           </w:tcPr>
@@ -1103,6 +1199,9 @@
           <w:tcPr>
             <w:tcW w:w="2394" w:type="dxa"/>
             <w:gridSpan w:val="4"/>
+            <w:tcBorders>
+              <w:top w:val="nil"/>
+            </w:tcBorders>
             <w:shd w:val="clear" w:color="auto" w:fill="F2F2F2"/>
             <w:vAlign w:val="center"/>
           </w:tcPr>
@@ -1132,6 +1231,7 @@
             <w:tcW w:w="2944" w:type="dxa"/>
             <w:gridSpan w:val="3"/>
             <w:tcBorders>
+              <w:top w:val="nil"/>
               <w:right w:val="single" w:color="00000A" w:sz="12" w:space="0"/>
             </w:tcBorders>
             <w:shd w:val="clear" w:color="auto" w:fill="auto"/>
@@ -5400,7 +5500,6 @@
                 </w:tblCellMar>
               </w:tblPrEx>
               <w:trPr>
-                <w:wAfter w:w="0" w:type="auto"/>
                 <w:trHeight w:val="678" w:hRule="atLeast"/>
                 <w:jc w:val="center"/>
               </w:trPr>
@@ -5598,7 +5697,6 @@
                 </w:tblCellMar>
               </w:tblPrEx>
               <w:trPr>
-                <w:wAfter w:w="0" w:type="auto"/>
                 <w:trHeight w:val="678" w:hRule="atLeast"/>
                 <w:jc w:val="center"/>
               </w:trPr>
@@ -6087,8 +6185,6 @@
                     </w:rPr>
                     <w:t>产品</w:t>
                   </w:r>
-                  <w:bookmarkStart w:id="1" w:name="_GoBack"/>
-                  <w:bookmarkEnd w:id="1"/>
                   <w:r>
                     <w:rPr>
                       <w:b/>
@@ -6114,6 +6210,8 @@
                     <w:widowControl w:val="0"/>
                     <w:rPr>
                       <w:rFonts w:hint="default" w:ascii="Calibri" w:hAnsi="Calibri" w:eastAsia="SimSun" w:cs="DejaVu Serif"/>
+                      <w:b/>
+                      <w:bCs/>
                       <w:color w:val="00000A"/>
                       <w:kern w:val="0"/>
                       <w:sz w:val="21"/>
@@ -6124,13 +6222,15 @@
                   <w:r>
                     <w:rPr>
                       <w:rFonts w:hint="default" w:ascii="Calibri" w:hAnsi="Calibri" w:eastAsia="SimSun" w:cs="DejaVu Serif"/>
+                      <w:b/>
+                      <w:bCs/>
                       <w:color w:val="00000A"/>
                       <w:kern w:val="0"/>
                       <w:sz w:val="21"/>
                       <w:szCs w:val="22"/>
                       <w:lang w:val="en-US" w:eastAsia="zh-CN" w:bidi="ar-SA"/>
                     </w:rPr>
-                    <w:t>研究智能多模态数据呈现、数据呈现未来转型路径、插件化架构、微内核、JSON Schema 配置与 AI 智能体。用 plugin-first 架构、微内核、JSON Schema、AI 智能体、TypeScript、Vue/React 等研发：</w:t>
+                    <w:t>Aethera — 智能多模态数据呈现工具（R&amp;D 项目）</w:t>
                   </w:r>
                 </w:p>
                 <w:p>
@@ -6161,13 +6261,50 @@
                   <w:r>
                     <w:rPr>
                       <w:rFonts w:hint="default" w:ascii="Calibri" w:hAnsi="Calibri" w:eastAsia="SimSun" w:cs="DejaVu Serif"/>
+                      <w:b/>
+                      <w:bCs/>
                       <w:color w:val="00000A"/>
                       <w:kern w:val="0"/>
                       <w:sz w:val="21"/>
                       <w:szCs w:val="22"/>
                       <w:lang w:val="en-US" w:eastAsia="zh-CN" w:bidi="ar-SA"/>
                     </w:rPr>
-                    <w:t>1、智能数据呈现工具 Aethera：最初想法出现于 2026 年初，创建了第一版试验版本，但结果并不令我满意；确定保留 plugin-first、微内核以及第三方开发者开发插件的可能性，重新设计产品，使其在当代乃至未来数据呈现领域都保持领先。目前正在制定新的实施方案，其基础是对数据呈现可能转型路径的研究，也考虑到转型可能走向另一条路径；这要求架构具有最大限度的灵活性，同时将对性能的影响降到最低。</w:t>
+                    <w:t>产品定位</w:t>
+                  </w:r>
+                  <w:r>
+                    <w:rPr>
+                      <w:rFonts w:hint="default" w:ascii="Calibri" w:hAnsi="Calibri" w:eastAsia="SimSun" w:cs="DejaVu Serif"/>
+                      <w:color w:val="00000A"/>
+                      <w:kern w:val="0"/>
+                      <w:sz w:val="21"/>
+                      <w:szCs w:val="22"/>
+                      <w:lang w:val="en-US" w:eastAsia="zh-CN" w:bidi="ar-SA"/>
+                    </w:rPr>
+                    <w:t xml:space="preserve">  </w:t>
+                  </w:r>
+                </w:p>
+                <w:p>
+                  <w:pPr>
+                    <w:widowControl w:val="0"/>
+                    <w:rPr>
+                      <w:rFonts w:hint="default" w:ascii="Calibri" w:hAnsi="Calibri" w:eastAsia="SimSun" w:cs="DejaVu Serif"/>
+                      <w:color w:val="00000A"/>
+                      <w:kern w:val="0"/>
+                      <w:sz w:val="21"/>
+                      <w:szCs w:val="22"/>
+                      <w:lang w:val="en-US" w:eastAsia="zh-CN" w:bidi="ar-SA"/>
+                    </w:rPr>
+                  </w:pPr>
+                  <w:r>
+                    <w:rPr>
+                      <w:rFonts w:hint="default" w:ascii="Calibri" w:hAnsi="Calibri" w:eastAsia="SimSun" w:cs="DejaVu Serif"/>
+                      <w:color w:val="00000A"/>
+                      <w:kern w:val="0"/>
+                      <w:sz w:val="21"/>
+                      <w:szCs w:val="22"/>
+                      <w:lang w:val="en-US" w:eastAsia="zh-CN" w:bidi="ar-SA"/>
+                    </w:rPr>
+                    <w:t>面向当代与未来的智能数据呈现工具，当前以可靠仪表盘为落地形态，同时为多模态、分布式、环境化的数据交互预留架构空间。</w:t>
                   </w:r>
                 </w:p>
                 <w:p>
@@ -6198,18 +6335,17 @@
                   <w:r>
                     <w:rPr>
                       <w:rFonts w:hint="default" w:ascii="Calibri" w:hAnsi="Calibri" w:eastAsia="SimSun" w:cs="DejaVu Serif"/>
+                      <w:b/>
+                      <w:bCs/>
                       <w:color w:val="00000A"/>
                       <w:kern w:val="0"/>
                       <w:sz w:val="21"/>
                       <w:szCs w:val="22"/>
                       <w:lang w:val="en-US" w:eastAsia="zh-CN" w:bidi="ar-SA"/>
                     </w:rPr>
-                    <w:t>2、两种方案：用于快速开发普通仪表盘的轻量离线方案；智能方案。</w:t>
+                    <w:t>战略判断</w:t>
                   </w:r>
-                </w:p>
-                <w:p>
-                  <w:pPr>
-                    <w:widowControl w:val="0"/>
+                  <w:r>
                     <w:rPr>
                       <w:rFonts w:hint="default" w:ascii="Calibri" w:hAnsi="Calibri" w:eastAsia="SimSun" w:cs="DejaVu Serif"/>
                       <w:color w:val="00000A"/>
@@ -6218,7 +6354,8 @@
                       <w:szCs w:val="22"/>
                       <w:lang w:val="en-US" w:eastAsia="zh-CN" w:bidi="ar-SA"/>
                     </w:rPr>
-                  </w:pPr>
+                    <w:t xml:space="preserve">  </w:t>
+                  </w:r>
                 </w:p>
                 <w:p>
                   <w:pPr>
@@ -6241,7 +6378,7 @@
                       <w:szCs w:val="22"/>
                       <w:lang w:val="en-US" w:eastAsia="zh-CN" w:bidi="ar-SA"/>
                     </w:rPr>
-                    <w:t>3、配置方式：数据呈现的配置（当前为仪表盘）以 JSON 模式格式定义，可以手动创建或修改，也可以在图形编辑器中或借助内置 AI 智能体进行创建或修改。</w:t>
+                    <w:t>数据呈现正从单一仪表盘向分布式、多模态方式演变。未来数据呈现可能成为环境的一部分，并根据用户意图与上下文动态调整，而不再局限于屏幕。</w:t>
                   </w:r>
                 </w:p>
                 <w:p>
@@ -6256,6 +6393,34 @@
                       <w:lang w:val="en-US" w:eastAsia="zh-CN" w:bidi="ar-SA"/>
                     </w:rPr>
                   </w:pPr>
+                </w:p>
+                <w:p>
+                  <w:pPr>
+                    <w:widowControl w:val="0"/>
+                    <w:rPr>
+                      <w:rFonts w:hint="default" w:ascii="Calibri" w:hAnsi="Calibri" w:eastAsia="SimSun" w:cs="DejaVu Serif"/>
+                      <w:b/>
+                      <w:bCs/>
+                      <w:color w:val="00000A"/>
+                      <w:kern w:val="0"/>
+                      <w:sz w:val="21"/>
+                      <w:szCs w:val="22"/>
+                      <w:lang w:val="en-US" w:eastAsia="zh-CN" w:bidi="ar-SA"/>
+                    </w:rPr>
+                  </w:pPr>
+                  <w:r>
+                    <w:rPr>
+                      <w:rFonts w:hint="default" w:ascii="Calibri" w:hAnsi="Calibri" w:eastAsia="SimSun" w:cs="DejaVu Serif"/>
+                      <w:b/>
+                      <w:bCs/>
+                      <w:color w:val="00000A"/>
+                      <w:kern w:val="0"/>
+                      <w:sz w:val="21"/>
+                      <w:szCs w:val="22"/>
+                      <w:lang w:val="en-US" w:eastAsia="zh-CN" w:bidi="ar-SA"/>
+                    </w:rPr>
+                    <w:t xml:space="preserve">架构核心 </w:t>
+                  </w:r>
                 </w:p>
                 <w:p>
                   <w:pPr>
@@ -6278,7 +6443,31 @@
                       <w:szCs w:val="22"/>
                       <w:lang w:val="en-US" w:eastAsia="zh-CN" w:bidi="ar-SA"/>
                     </w:rPr>
-                    <w:t>4、战略愿景：仪表盘作为数据呈现的主要形式，将逐渐让位于更加分布式和多模态的信息交互方式；架构被奠定为数据呈现的基础，这种呈现在未来可能成为环境的一部分，并根据用户的意图和上下文进行调整，而不仅仅显示在屏幕上。</w:t>
+                    <w:t xml:space="preserve">采用 </w:t>
+                  </w:r>
+                  <w:r>
+                    <w:rPr>
+                      <w:rFonts w:hint="default" w:ascii="Calibri" w:hAnsi="Calibri" w:eastAsia="SimSun" w:cs="DejaVu Serif"/>
+                      <w:b/>
+                      <w:bCs/>
+                      <w:color w:val="00000A"/>
+                      <w:kern w:val="0"/>
+                      <w:sz w:val="21"/>
+                      <w:szCs w:val="22"/>
+                      <w:lang w:val="en-US" w:eastAsia="zh-CN" w:bidi="ar-SA"/>
+                    </w:rPr>
+                    <w:t>plugin-first + 微内核 + AI 智能体 + JSON Schema</w:t>
+                  </w:r>
+                  <w:r>
+                    <w:rPr>
+                      <w:rFonts w:hint="default" w:ascii="Calibri" w:hAnsi="Calibri" w:eastAsia="SimSun" w:cs="DejaVu Serif"/>
+                      <w:color w:val="00000A"/>
+                      <w:kern w:val="0"/>
+                      <w:sz w:val="21"/>
+                      <w:szCs w:val="22"/>
+                      <w:lang w:val="en-US" w:eastAsia="zh-CN" w:bidi="ar-SA"/>
+                    </w:rPr>
+                    <w:t xml:space="preserve"> 架构。内核保持媒体无关；呈现是插件，而非内核功能；组合是策略，而非结构。新模态（音频、空间、未来形态）可通过注册添加，无需重写内核。</w:t>
                   </w:r>
                 </w:p>
                 <w:p>
@@ -6293,6 +6482,401 @@
                       <w:lang w:val="en-US" w:eastAsia="zh-CN" w:bidi="ar-SA"/>
                     </w:rPr>
                   </w:pPr>
+                </w:p>
+                <w:p>
+                  <w:pPr>
+                    <w:widowControl w:val="0"/>
+                    <w:rPr>
+                      <w:rFonts w:hint="default" w:ascii="Calibri" w:hAnsi="Calibri" w:eastAsia="SimSun" w:cs="DejaVu Serif"/>
+                      <w:b/>
+                      <w:bCs/>
+                      <w:color w:val="00000A"/>
+                      <w:kern w:val="0"/>
+                      <w:sz w:val="21"/>
+                      <w:szCs w:val="22"/>
+                      <w:lang w:val="en-US" w:eastAsia="zh-CN" w:bidi="ar-SA"/>
+                    </w:rPr>
+                  </w:pPr>
+                  <w:r>
+                    <w:rPr>
+                      <w:rFonts w:hint="default" w:ascii="Calibri" w:hAnsi="Calibri" w:eastAsia="SimSun" w:cs="DejaVu Serif"/>
+                      <w:b/>
+                      <w:bCs/>
+                      <w:color w:val="00000A"/>
+                      <w:kern w:val="0"/>
+                      <w:sz w:val="21"/>
+                      <w:szCs w:val="22"/>
+                      <w:lang w:val="en-US" w:eastAsia="zh-CN" w:bidi="ar-SA"/>
+                    </w:rPr>
+                    <w:t>三条硬性要求</w:t>
+                  </w:r>
+                </w:p>
+                <w:p>
+                  <w:pPr>
+                    <w:widowControl w:val="0"/>
+                    <w:rPr>
+                      <w:rFonts w:hint="default" w:ascii="Calibri" w:hAnsi="Calibri" w:eastAsia="SimSun" w:cs="DejaVu Serif"/>
+                      <w:color w:val="00000A"/>
+                      <w:kern w:val="0"/>
+                      <w:sz w:val="21"/>
+                      <w:szCs w:val="22"/>
+                      <w:lang w:val="en-US" w:eastAsia="zh-CN" w:bidi="ar-SA"/>
+                    </w:rPr>
+                  </w:pPr>
+                  <w:r>
+                    <w:rPr>
+                      <w:rFonts w:hint="default" w:ascii="Calibri" w:hAnsi="Calibri" w:eastAsia="SimSun" w:cs="DejaVu Serif"/>
+                      <w:color w:val="00000A"/>
+                      <w:kern w:val="0"/>
+                      <w:sz w:val="21"/>
+                      <w:szCs w:val="22"/>
+                      <w:lang w:val="en-US" w:eastAsia="zh-CN" w:bidi="ar-SA"/>
+                    </w:rPr>
+                    <w:t xml:space="preserve">1. 第一版必须是可靠的仪表盘产品。  </w:t>
+                  </w:r>
+                </w:p>
+                <w:p>
+                  <w:pPr>
+                    <w:widowControl w:val="0"/>
+                    <w:rPr>
+                      <w:rFonts w:hint="default" w:ascii="Calibri" w:hAnsi="Calibri" w:eastAsia="SimSun" w:cs="DejaVu Serif"/>
+                      <w:color w:val="00000A"/>
+                      <w:kern w:val="0"/>
+                      <w:sz w:val="21"/>
+                      <w:szCs w:val="22"/>
+                      <w:lang w:val="en-US" w:eastAsia="zh-CN" w:bidi="ar-SA"/>
+                    </w:rPr>
+                  </w:pPr>
+                  <w:r>
+                    <w:rPr>
+                      <w:rFonts w:hint="default" w:ascii="Calibri" w:hAnsi="Calibri" w:eastAsia="SimSun" w:cs="DejaVu Serif"/>
+                      <w:color w:val="00000A"/>
+                      <w:kern w:val="0"/>
+                      <w:sz w:val="21"/>
+                      <w:szCs w:val="22"/>
+                      <w:lang w:val="en-US" w:eastAsia="zh-CN" w:bidi="ar-SA"/>
+                    </w:rPr>
+                    <w:t xml:space="preserve">2. 必须为未来多模态预留架构。  </w:t>
+                  </w:r>
+                </w:p>
+                <w:p>
+                  <w:pPr>
+                    <w:widowControl w:val="0"/>
+                    <w:rPr>
+                      <w:rFonts w:hint="default" w:ascii="Calibri" w:hAnsi="Calibri" w:eastAsia="SimSun" w:cs="DejaVu Serif"/>
+                      <w:color w:val="00000A"/>
+                      <w:kern w:val="0"/>
+                      <w:sz w:val="21"/>
+                      <w:szCs w:val="22"/>
+                      <w:lang w:val="en-US" w:eastAsia="zh-CN" w:bidi="ar-SA"/>
+                    </w:rPr>
+                  </w:pPr>
+                  <w:r>
+                    <w:rPr>
+                      <w:rFonts w:hint="default" w:ascii="Calibri" w:hAnsi="Calibri" w:eastAsia="SimSun" w:cs="DejaVu Serif"/>
+                      <w:color w:val="00000A"/>
+                      <w:kern w:val="0"/>
+                      <w:sz w:val="21"/>
+                      <w:szCs w:val="22"/>
+                      <w:lang w:val="en-US" w:eastAsia="zh-CN" w:bidi="ar-SA"/>
+                    </w:rPr>
+                    <w:t xml:space="preserve">3. 必须适应未预测到的转型路径。  </w:t>
+                  </w:r>
+                </w:p>
+                <w:p>
+                  <w:pPr>
+                    <w:widowControl w:val="0"/>
+                    <w:rPr>
+                      <w:rFonts w:hint="default" w:ascii="Calibri" w:hAnsi="Calibri" w:eastAsia="SimSun" w:cs="DejaVu Serif"/>
+                      <w:color w:val="00000A"/>
+                      <w:kern w:val="0"/>
+                      <w:sz w:val="21"/>
+                      <w:szCs w:val="22"/>
+                      <w:lang w:val="en-US" w:eastAsia="zh-CN" w:bidi="ar-SA"/>
+                    </w:rPr>
+                  </w:pPr>
+                  <w:r>
+                    <w:rPr>
+                      <w:rFonts w:hint="default" w:ascii="Calibri" w:hAnsi="Calibri" w:eastAsia="SimSun" w:cs="DejaVu Serif"/>
+                      <w:color w:val="00000A"/>
+                      <w:kern w:val="0"/>
+                      <w:sz w:val="21"/>
+                      <w:szCs w:val="22"/>
+                      <w:lang w:val="en-US" w:eastAsia="zh-CN" w:bidi="ar-SA"/>
+                    </w:rPr>
+                    <w:t>以上由开放性测试、规范一致性测试和变异测试保证。</w:t>
+                  </w:r>
+                </w:p>
+                <w:p>
+                  <w:pPr>
+                    <w:widowControl w:val="0"/>
+                    <w:rPr>
+                      <w:rFonts w:hint="default" w:ascii="Calibri" w:hAnsi="Calibri" w:eastAsia="SimSun" w:cs="DejaVu Serif"/>
+                      <w:color w:val="00000A"/>
+                      <w:kern w:val="0"/>
+                      <w:sz w:val="21"/>
+                      <w:szCs w:val="22"/>
+                      <w:lang w:val="en-US" w:eastAsia="zh-CN" w:bidi="ar-SA"/>
+                    </w:rPr>
+                  </w:pPr>
+                </w:p>
+                <w:p>
+                  <w:pPr>
+                    <w:widowControl w:val="0"/>
+                    <w:rPr>
+                      <w:rFonts w:hint="default" w:ascii="Calibri" w:hAnsi="Calibri" w:eastAsia="SimSun" w:cs="DejaVu Serif"/>
+                      <w:b/>
+                      <w:bCs/>
+                      <w:color w:val="00000A"/>
+                      <w:kern w:val="0"/>
+                      <w:sz w:val="21"/>
+                      <w:szCs w:val="22"/>
+                      <w:lang w:val="en-US" w:eastAsia="zh-CN" w:bidi="ar-SA"/>
+                    </w:rPr>
+                  </w:pPr>
+                  <w:r>
+                    <w:rPr>
+                      <w:rFonts w:hint="default" w:ascii="Calibri" w:hAnsi="Calibri" w:eastAsia="SimSun" w:cs="DejaVu Serif"/>
+                      <w:b/>
+                      <w:bCs/>
+                      <w:color w:val="00000A"/>
+                      <w:kern w:val="0"/>
+                      <w:sz w:val="21"/>
+                      <w:szCs w:val="22"/>
+                      <w:lang w:val="en-US" w:eastAsia="zh-CN" w:bidi="ar-SA"/>
+                    </w:rPr>
+                    <w:t>实施成熟度</w:t>
+                  </w:r>
+                </w:p>
+                <w:p>
+                  <w:pPr>
+                    <w:widowControl w:val="0"/>
+                    <w:rPr>
+                      <w:rFonts w:hint="default" w:ascii="Calibri" w:hAnsi="Calibri" w:eastAsia="SimSun" w:cs="DejaVu Serif"/>
+                      <w:color w:val="00000A"/>
+                      <w:kern w:val="0"/>
+                      <w:sz w:val="21"/>
+                      <w:szCs w:val="22"/>
+                      <w:lang w:val="en-US" w:eastAsia="zh-CN" w:bidi="ar-SA"/>
+                    </w:rPr>
+                  </w:pPr>
+                  <w:r>
+                    <w:rPr>
+                      <w:rFonts w:hint="default" w:ascii="Calibri" w:hAnsi="Calibri" w:eastAsia="SimSun" w:cs="DejaVu Serif"/>
+                      <w:color w:val="00000A"/>
+                      <w:kern w:val="0"/>
+                      <w:sz w:val="21"/>
+                      <w:szCs w:val="22"/>
+                      <w:lang w:val="en-US" w:eastAsia="zh-CN" w:bidi="ar-SA"/>
+                    </w:rPr>
+                    <w:t>不是概念，而是有完整实施方案的 R&amp;D 项目：可追踪需求、阶段性检查点、自动化验收标准，以及基于 AI 辅助开发的协作流程。</w:t>
+                  </w:r>
+                </w:p>
+                <w:p>
+                  <w:pPr>
+                    <w:widowControl w:val="0"/>
+                    <w:rPr>
+                      <w:rFonts w:hint="default" w:ascii="Calibri" w:hAnsi="Calibri" w:eastAsia="SimSun" w:cs="DejaVu Serif"/>
+                      <w:color w:val="00000A"/>
+                      <w:kern w:val="0"/>
+                      <w:sz w:val="21"/>
+                      <w:szCs w:val="22"/>
+                      <w:lang w:val="en-US" w:eastAsia="zh-CN" w:bidi="ar-SA"/>
+                    </w:rPr>
+                  </w:pPr>
+                </w:p>
+                <w:p>
+                  <w:pPr>
+                    <w:widowControl w:val="0"/>
+                    <w:rPr>
+                      <w:rFonts w:hint="default" w:ascii="Calibri" w:hAnsi="Calibri" w:eastAsia="SimSun" w:cs="DejaVu Serif"/>
+                      <w:b/>
+                      <w:bCs/>
+                      <w:color w:val="00000A"/>
+                      <w:kern w:val="0"/>
+                      <w:sz w:val="21"/>
+                      <w:szCs w:val="22"/>
+                      <w:lang w:val="en-US" w:eastAsia="zh-CN" w:bidi="ar-SA"/>
+                    </w:rPr>
+                  </w:pPr>
+                  <w:r>
+                    <w:rPr>
+                      <w:rFonts w:hint="default" w:ascii="Calibri" w:hAnsi="Calibri" w:eastAsia="SimSun" w:cs="DejaVu Serif"/>
+                      <w:b/>
+                      <w:bCs/>
+                      <w:color w:val="00000A"/>
+                      <w:kern w:val="0"/>
+                      <w:sz w:val="21"/>
+                      <w:szCs w:val="22"/>
+                      <w:lang w:val="en-US" w:eastAsia="zh-CN" w:bidi="ar-SA"/>
+                    </w:rPr>
+                    <w:t xml:space="preserve">产品形态 </w:t>
+                  </w:r>
+                </w:p>
+                <w:p>
+                  <w:pPr>
+                    <w:widowControl w:val="0"/>
+                    <w:rPr>
+                      <w:rFonts w:hint="default" w:ascii="Calibri" w:hAnsi="Calibri" w:eastAsia="SimSun" w:cs="DejaVu Serif"/>
+                      <w:color w:val="00000A"/>
+                      <w:kern w:val="0"/>
+                      <w:sz w:val="21"/>
+                      <w:szCs w:val="22"/>
+                      <w:lang w:val="en-US" w:eastAsia="zh-CN" w:bidi="ar-SA"/>
+                    </w:rPr>
+                  </w:pPr>
+                  <w:r>
+                    <w:rPr>
+                      <w:rFonts w:hint="default" w:ascii="Calibri" w:hAnsi="Calibri" w:eastAsia="SimSun" w:cs="DejaVu Serif"/>
+                      <w:color w:val="00000A"/>
+                      <w:kern w:val="0"/>
+                      <w:sz w:val="21"/>
+                      <w:szCs w:val="22"/>
+                      <w:lang w:val="en-US" w:eastAsia="zh-CN" w:bidi="ar-SA"/>
+                    </w:rPr>
+                    <w:t xml:space="preserve">1. 轻量离线方案：用于快速开发普通仪表盘。  </w:t>
+                  </w:r>
+                </w:p>
+                <w:p>
+                  <w:pPr>
+                    <w:widowControl w:val="0"/>
+                    <w:rPr>
+                      <w:rFonts w:hint="default" w:ascii="Calibri" w:hAnsi="Calibri" w:eastAsia="SimSun" w:cs="DejaVu Serif"/>
+                      <w:color w:val="00000A"/>
+                      <w:kern w:val="0"/>
+                      <w:sz w:val="21"/>
+                      <w:szCs w:val="22"/>
+                      <w:lang w:val="en-US" w:eastAsia="zh-CN" w:bidi="ar-SA"/>
+                    </w:rPr>
+                  </w:pPr>
+                  <w:r>
+                    <w:rPr>
+                      <w:rFonts w:hint="default" w:ascii="Calibri" w:hAnsi="Calibri" w:eastAsia="SimSun" w:cs="DejaVu Serif"/>
+                      <w:color w:val="00000A"/>
+                      <w:kern w:val="0"/>
+                      <w:sz w:val="21"/>
+                      <w:szCs w:val="22"/>
+                      <w:lang w:val="en-US" w:eastAsia="zh-CN" w:bidi="ar-SA"/>
+                    </w:rPr>
+                    <w:t>2. 智能方案：AI 作为呈现的智能基础，支持 JSON 模式配置与 AI 智能体创建/修改。</w:t>
+                  </w:r>
+                </w:p>
+                <w:p>
+                  <w:pPr>
+                    <w:widowControl w:val="0"/>
+                    <w:rPr>
+                      <w:rFonts w:hint="default" w:ascii="Calibri" w:hAnsi="Calibri" w:eastAsia="SimSun" w:cs="DejaVu Serif"/>
+                      <w:color w:val="00000A"/>
+                      <w:kern w:val="0"/>
+                      <w:sz w:val="21"/>
+                      <w:szCs w:val="22"/>
+                      <w:lang w:val="en-US" w:eastAsia="zh-CN" w:bidi="ar-SA"/>
+                    </w:rPr>
+                  </w:pPr>
+                  <w:bookmarkStart w:id="1" w:name="_GoBack"/>
+                  <w:bookmarkEnd w:id="1"/>
+                </w:p>
+                <w:p>
+                  <w:pPr>
+                    <w:widowControl w:val="0"/>
+                    <w:rPr>
+                      <w:rFonts w:hint="default" w:ascii="Calibri" w:hAnsi="Calibri" w:eastAsia="SimSun" w:cs="DejaVu Serif"/>
+                      <w:color w:val="00000A"/>
+                      <w:kern w:val="0"/>
+                      <w:sz w:val="21"/>
+                      <w:szCs w:val="22"/>
+                      <w:lang w:val="en-US" w:eastAsia="zh-CN" w:bidi="ar-SA"/>
+                    </w:rPr>
+                  </w:pPr>
+                  <w:r>
+                    <w:rPr>
+                      <w:rFonts w:hint="default" w:ascii="Calibri" w:hAnsi="Calibri" w:eastAsia="SimSun" w:cs="DejaVu Serif"/>
+                      <w:b/>
+                      <w:bCs/>
+                      <w:color w:val="00000A"/>
+                      <w:kern w:val="0"/>
+                      <w:sz w:val="21"/>
+                      <w:szCs w:val="22"/>
+                      <w:lang w:val="en-US" w:eastAsia="zh-CN" w:bidi="ar-SA"/>
+                    </w:rPr>
+                    <w:t>关键特性</w:t>
+                  </w:r>
+                  <w:r>
+                    <w:rPr>
+                      <w:rFonts w:hint="default" w:ascii="Calibri" w:hAnsi="Calibri" w:eastAsia="SimSun" w:cs="DejaVu Serif"/>
+                      <w:color w:val="00000A"/>
+                      <w:kern w:val="0"/>
+                      <w:sz w:val="21"/>
+                      <w:szCs w:val="22"/>
+                      <w:lang w:val="en-US" w:eastAsia="zh-CN" w:bidi="ar-SA"/>
+                    </w:rPr>
+                    <w:t xml:space="preserve"> </w:t>
+                  </w:r>
+                </w:p>
+                <w:p>
+                  <w:pPr>
+                    <w:widowControl w:val="0"/>
+                    <w:rPr>
+                      <w:rFonts w:hint="default" w:ascii="Calibri" w:hAnsi="Calibri" w:eastAsia="SimSun" w:cs="DejaVu Serif"/>
+                      <w:color w:val="00000A"/>
+                      <w:kern w:val="0"/>
+                      <w:sz w:val="21"/>
+                      <w:szCs w:val="22"/>
+                      <w:lang w:val="en-US" w:eastAsia="zh-CN" w:bidi="ar-SA"/>
+                    </w:rPr>
+                  </w:pPr>
+                  <w:r>
+                    <w:rPr>
+                      <w:rFonts w:hint="default" w:ascii="Calibri" w:hAnsi="Calibri" w:eastAsia="SimSun" w:cs="DejaVu Serif"/>
+                      <w:color w:val="00000A"/>
+                      <w:kern w:val="0"/>
+                      <w:sz w:val="21"/>
+                      <w:szCs w:val="22"/>
+                      <w:lang w:val="en-US" w:eastAsia="zh-CN" w:bidi="ar-SA"/>
+                    </w:rPr>
+                    <w:t>多模态（可视化、可听化及其他感知通道）；带微内核的 plugin-first 架构；AI 为智能基础；第三方插件可扩展；适应未来呈现方式变化；JSON 模式描述呈现意图。</w:t>
+                  </w:r>
+                </w:p>
+                <w:p>
+                  <w:pPr>
+                    <w:widowControl w:val="0"/>
+                    <w:rPr>
+                      <w:rFonts w:hint="default" w:ascii="Calibri" w:hAnsi="Calibri" w:eastAsia="SimSun" w:cs="DejaVu Serif"/>
+                      <w:color w:val="00000A"/>
+                      <w:kern w:val="0"/>
+                      <w:sz w:val="21"/>
+                      <w:szCs w:val="22"/>
+                      <w:lang w:val="en-US" w:eastAsia="zh-CN" w:bidi="ar-SA"/>
+                    </w:rPr>
+                  </w:pPr>
+                </w:p>
+                <w:p>
+                  <w:pPr>
+                    <w:widowControl w:val="0"/>
+                    <w:rPr>
+                      <w:rFonts w:hint="default" w:ascii="Calibri" w:hAnsi="Calibri" w:eastAsia="SimSun" w:cs="DejaVu Serif"/>
+                      <w:b/>
+                      <w:bCs/>
+                      <w:color w:val="00000A"/>
+                      <w:kern w:val="0"/>
+                      <w:sz w:val="21"/>
+                      <w:szCs w:val="22"/>
+                      <w:lang w:val="en-US" w:eastAsia="zh-CN" w:bidi="ar-SA"/>
+                    </w:rPr>
+                  </w:pPr>
+                  <w:r>
+                    <w:rPr>
+                      <w:rFonts w:hint="default" w:ascii="Calibri" w:hAnsi="Calibri" w:eastAsia="SimSun" w:cs="DejaVu Serif"/>
+                      <w:b/>
+                      <w:bCs/>
+                      <w:color w:val="00000A"/>
+                      <w:kern w:val="0"/>
+                      <w:sz w:val="21"/>
+                      <w:szCs w:val="22"/>
+                      <w:lang w:val="en-US" w:eastAsia="zh-CN" w:bidi="ar-SA"/>
+                    </w:rPr>
+                    <w:t xml:space="preserve">进展与职责 </w:t>
+                  </w:r>
                 </w:p>
                 <w:p>
                   <w:pPr>
@@ -6315,7 +6899,7 @@
                       <w:szCs w:val="22"/>
                       <w:lang w:val="en-US" w:eastAsia="zh-CN" w:bidi="ar-SA"/>
                     </w:rPr>
-                    <w:t>5、关键特性：多模态（可视化、可听化以及其他感知通道）；带有微内核的 plugin-first 架构；AI 作为数据呈现的智能基础；通过第三方插件实现可扩展性；适应未来呈现方式变化的灵活性；两种模式：用于仪表盘的轻量离线模式与智能模式；用于描述的 JSON 模式，可手动、在图形编辑器中或由 AI 智能体创建。</w:t>
+                    <w:t>已完成第一版原型，验证基本思路；确定 plugin-first + 微内核 + AI 智能体架构方向；正在制定新实施方案。担任产品负责人 / 研发负责人。</w:t>
                   </w:r>
                 </w:p>
               </w:tc>
@@ -20835,6 +21419,12 @@
       <w:footerReference r:id="rId4" w:type="default"/>
       <w:pgSz w:w="11906" w:h="16838"/>
       <w:pgMar w:top="1440" w:right="1800" w:bottom="1440" w:left="1800" w:header="0" w:footer="0" w:gutter="0"/>
+      <w:pgBorders>
+        <w:top w:val="none" w:sz="0" w:space="0"/>
+        <w:left w:val="none" w:sz="0" w:space="0"/>
+        <w:bottom w:val="none" w:sz="0" w:space="0"/>
+        <w:right w:val="none" w:sz="0" w:space="0"/>
+      </w:pgBorders>
       <w:pgNumType w:fmt="decimal"/>
       <w:cols w:space="720" w:num="1"/>
       <w:formProt w:val="0"/>
@@ -21691,6 +22281,11 @@
       <w:color w:val="4F81BD" w:themeColor="accent1"/>
       <w:sz w:val="18"/>
       <w:szCs w:val="18"/>
+      <w14:textFill>
+        <w14:solidFill>
+          <w14:schemeClr w14:val="accent1"/>
+        </w14:solidFill>
+      </w14:textFill>
     </w:rPr>
   </w:style>
   <w:style w:type="character" w:styleId="16">
@@ -21736,6 +22331,11 @@
     <w:rPr>
       <w:color w:val="800080" w:themeColor="followedHyperlink"/>
       <w:u w:val="single"/>
+      <w14:textFill>
+        <w14:solidFill>
+          <w14:schemeClr w14:val="folHlink"/>
+        </w14:solidFill>
+      </w14:textFill>
     </w:rPr>
   </w:style>
   <w:style w:type="paragraph" w:styleId="20">
@@ -21812,6 +22412,11 @@
     <w:rPr>
       <w:color w:val="0000FF" w:themeColor="hyperlink"/>
       <w:u w:val="single"/>
+      <w14:textFill>
+        <w14:solidFill>
+          <w14:schemeClr w14:val="hlink"/>
+        </w14:solidFill>
+      </w14:textFill>
     </w:rPr>
   </w:style>
   <w:style w:type="paragraph" w:styleId="25">
@@ -22084,7 +22689,7 @@
     <w:rPr>
       <w:i/>
       <w:iCs/>
-      <w:color w:val="366091" w:themeColor="accent1" w:themeShade="BF"/>
+      <w:color w:val="376092" w:themeColor="accent1" w:themeShade="BF"/>
     </w:rPr>
   </w:style>
   <w:style w:type="character" w:customStyle="1" w:styleId="45">
@@ -22096,7 +22701,7 @@
       <w:b/>
       <w:bCs/>
       <w:smallCaps/>
-      <w:color w:val="366091" w:themeColor="accent1" w:themeShade="BF"/>
+      <w:color w:val="376092" w:themeColor="accent1" w:themeShade="BF"/>
       <w:spacing w:val="5"/>
     </w:rPr>
   </w:style>
@@ -22108,7 +22713,15 @@
     <w:rPr>
       <w:i/>
       <w:iCs/>
-      <w:color w:val="3F3F3F" w:themeColor="text1" w:themeTint="BF"/>
+      <w:color w:val="404040" w:themeColor="text1" w:themeTint="BF"/>
+      <w14:textFill>
+        <w14:solidFill>
+          <w14:schemeClr w14:val="tx1">
+            <w14:lumMod w14:val="75000"/>
+            <w14:lumOff w14:val="25000"/>
+          </w14:schemeClr>
+        </w14:solidFill>
+      </w14:textFill>
     </w:rPr>
   </w:style>
   <w:style w:type="character" w:customStyle="1" w:styleId="47">
@@ -22118,7 +22731,15 @@
     <w:uiPriority w:val="31"/>
     <w:rPr>
       <w:smallCaps/>
-      <w:color w:val="595959" w:themeColor="text1" w:themeTint="A5"/>
+      <w:color w:val="595959" w:themeColor="text1" w:themeTint="A6"/>
+      <w14:textFill>
+        <w14:solidFill>
+          <w14:schemeClr w14:val="tx1">
+            <w14:lumMod w14:val="65000"/>
+            <w14:lumOff w14:val="35000"/>
+          </w14:schemeClr>
+        </w14:solidFill>
+      </w14:textFill>
     </w:rPr>
   </w:style>
   <w:style w:type="character" w:customStyle="1" w:styleId="48">
@@ -25771,7 +26392,15 @@
     <w:tblStylePr w:type="firstRow">
       <w:rPr>
         <w:b/>
-        <w:color w:val="7E7E7E" w:themeColor="text1" w:themeShade="95" w:themeTint="80"/>
+        <w:color w:val="808080" w:themeColor="text1" w:themeTint="80"/>
+        <w14:textFill>
+          <w14:solidFill>
+            <w14:schemeClr w14:val="tx1">
+              <w14:lumMod w14:val="50000"/>
+              <w14:lumOff w14:val="50000"/>
+            </w14:schemeClr>
+          </w14:solidFill>
+        </w14:textFill>
       </w:rPr>
       <w:tcPr>
         <w:tcBorders>
@@ -25782,19 +26411,43 @@
     <w:tblStylePr w:type="lastRow">
       <w:rPr>
         <w:b/>
-        <w:color w:val="7E7E7E" w:themeColor="text1" w:themeShade="95" w:themeTint="80"/>
+        <w:color w:val="808080" w:themeColor="text1" w:themeTint="80"/>
+        <w14:textFill>
+          <w14:solidFill>
+            <w14:schemeClr w14:val="tx1">
+              <w14:lumMod w14:val="50000"/>
+              <w14:lumOff w14:val="50000"/>
+            </w14:schemeClr>
+          </w14:solidFill>
+        </w14:textFill>
       </w:rPr>
     </w:tblStylePr>
     <w:tblStylePr w:type="firstCol">
       <w:rPr>
         <w:b/>
-        <w:color w:val="7E7E7E" w:themeColor="text1" w:themeShade="95" w:themeTint="80"/>
+        <w:color w:val="808080" w:themeColor="text1" w:themeTint="80"/>
+        <w14:textFill>
+          <w14:solidFill>
+            <w14:schemeClr w14:val="tx1">
+              <w14:lumMod w14:val="50000"/>
+              <w14:lumOff w14:val="50000"/>
+            </w14:schemeClr>
+          </w14:solidFill>
+        </w14:textFill>
       </w:rPr>
     </w:tblStylePr>
     <w:tblStylePr w:type="lastCol">
       <w:rPr>
         <w:b/>
-        <w:color w:val="7E7E7E" w:themeColor="text1" w:themeShade="95" w:themeTint="80"/>
+        <w:color w:val="808080" w:themeColor="text1" w:themeTint="80"/>
+        <w14:textFill>
+          <w14:solidFill>
+            <w14:schemeClr w14:val="tx1">
+              <w14:lumMod w14:val="50000"/>
+              <w14:lumOff w14:val="50000"/>
+            </w14:schemeClr>
+          </w14:solidFill>
+        </w14:textFill>
       </w:rPr>
     </w:tblStylePr>
     <w:tblStylePr w:type="band1Vert">
@@ -25805,8 +26458,16 @@
     <w:tblStylePr w:type="band2Vert"/>
     <w:tblStylePr w:type="band1Horz">
       <w:rPr>
-        <w:color w:val="7E7E7E" w:themeColor="text1" w:themeShade="95" w:themeTint="80"/>
-        <w:sz w:val="22"/>
+        <w:color w:val="808080" w:themeColor="text1" w:themeTint="80"/>
+        <w:sz w:val="22"/>
+        <w14:textFill>
+          <w14:solidFill>
+            <w14:schemeClr w14:val="tx1">
+              <w14:lumMod w14:val="50000"/>
+              <w14:lumOff w14:val="50000"/>
+            </w14:schemeClr>
+          </w14:solidFill>
+        </w14:textFill>
       </w:rPr>
       <w:tcPr>
         <w:shd w:val="clear" w:color="CACACA" w:fill="CACACA" w:themeFill="text1" w:themeFillTint="34"/>
@@ -25814,8 +26475,16 @@
     </w:tblStylePr>
     <w:tblStylePr w:type="band2Horz">
       <w:rPr>
-        <w:color w:val="7E7E7E" w:themeColor="text1" w:themeShade="95" w:themeTint="80"/>
-        <w:sz w:val="22"/>
+        <w:color w:val="808080" w:themeColor="text1" w:themeTint="80"/>
+        <w:sz w:val="22"/>
+        <w14:textFill>
+          <w14:solidFill>
+            <w14:schemeClr w14:val="tx1">
+              <w14:lumMod w14:val="50000"/>
+              <w14:lumOff w14:val="50000"/>
+            </w14:schemeClr>
+          </w14:solidFill>
+        </w14:textFill>
       </w:rPr>
     </w:tblStylePr>
     <w:tblStylePr w:type="neCell"/>
@@ -25844,7 +26513,15 @@
     <w:tblStylePr w:type="firstRow">
       <w:rPr>
         <w:b/>
-        <w:color w:val="A6BFDD" w:themeColor="accent1" w:themeShade="95" w:themeTint="80"/>
+        <w:color w:val="A7C0DE" w:themeColor="accent1" w:themeTint="80"/>
+        <w14:textFill>
+          <w14:solidFill>
+            <w14:schemeClr w14:val="accent1">
+              <w14:lumMod w14:val="50000"/>
+              <w14:lumOff w14:val="50000"/>
+            </w14:schemeClr>
+          </w14:solidFill>
+        </w14:textFill>
       </w:rPr>
       <w:tcPr>
         <w:tcBorders>
@@ -25855,19 +26532,43 @@
     <w:tblStylePr w:type="lastRow">
       <w:rPr>
         <w:b/>
-        <w:color w:val="A6BFDD" w:themeColor="accent1" w:themeShade="95" w:themeTint="80"/>
+        <w:color w:val="A7C0DE" w:themeColor="accent1" w:themeTint="80"/>
+        <w14:textFill>
+          <w14:solidFill>
+            <w14:schemeClr w14:val="accent1">
+              <w14:lumMod w14:val="50000"/>
+              <w14:lumOff w14:val="50000"/>
+            </w14:schemeClr>
+          </w14:solidFill>
+        </w14:textFill>
       </w:rPr>
     </w:tblStylePr>
     <w:tblStylePr w:type="firstCol">
       <w:rPr>
         <w:b/>
-        <w:color w:val="A6BFDD" w:themeColor="accent1" w:themeShade="95" w:themeTint="80"/>
+        <w:color w:val="A7C0DE" w:themeColor="accent1" w:themeTint="80"/>
+        <w14:textFill>
+          <w14:solidFill>
+            <w14:schemeClr w14:val="accent1">
+              <w14:lumMod w14:val="50000"/>
+              <w14:lumOff w14:val="50000"/>
+            </w14:schemeClr>
+          </w14:solidFill>
+        </w14:textFill>
       </w:rPr>
     </w:tblStylePr>
     <w:tblStylePr w:type="lastCol">
       <w:rPr>
         <w:b/>
-        <w:color w:val="A6BFDD" w:themeColor="accent1" w:themeShade="95" w:themeTint="80"/>
+        <w:color w:val="A7C0DE" w:themeColor="accent1" w:themeTint="80"/>
+        <w14:textFill>
+          <w14:solidFill>
+            <w14:schemeClr w14:val="accent1">
+              <w14:lumMod w14:val="50000"/>
+              <w14:lumOff w14:val="50000"/>
+            </w14:schemeClr>
+          </w14:solidFill>
+        </w14:textFill>
       </w:rPr>
     </w:tblStylePr>
     <w:tblStylePr w:type="band1Vert">
@@ -25878,8 +26579,16 @@
     <w:tblStylePr w:type="band2Vert"/>
     <w:tblStylePr w:type="band1Horz">
       <w:rPr>
-        <w:color w:val="A6BFDD" w:themeColor="accent1" w:themeShade="95" w:themeTint="80"/>
-        <w:sz w:val="22"/>
+        <w:color w:val="A7C0DE" w:themeColor="accent1" w:themeTint="80"/>
+        <w:sz w:val="22"/>
+        <w14:textFill>
+          <w14:solidFill>
+            <w14:schemeClr w14:val="accent1">
+              <w14:lumMod w14:val="50000"/>
+              <w14:lumOff w14:val="50000"/>
+            </w14:schemeClr>
+          </w14:solidFill>
+        </w14:textFill>
       </w:rPr>
       <w:tcPr>
         <w:shd w:val="clear" w:color="DBE5F1" w:fill="DBE5F1" w:themeFill="accent1" w:themeFillTint="34"/>
@@ -25887,8 +26596,16 @@
     </w:tblStylePr>
     <w:tblStylePr w:type="band2Horz">
       <w:rPr>
-        <w:color w:val="A6BFDD" w:themeColor="accent1" w:themeShade="95" w:themeTint="80"/>
-        <w:sz w:val="22"/>
+        <w:color w:val="A7C0DE" w:themeColor="accent1" w:themeTint="80"/>
+        <w:sz w:val="22"/>
+        <w14:textFill>
+          <w14:solidFill>
+            <w14:schemeClr w14:val="accent1">
+              <w14:lumMod w14:val="50000"/>
+              <w14:lumOff w14:val="50000"/>
+            </w14:schemeClr>
+          </w14:solidFill>
+        </w14:textFill>
       </w:rPr>
     </w:tblStylePr>
     <w:tblStylePr w:type="neCell"/>
@@ -25917,7 +26634,15 @@
     <w:tblStylePr w:type="firstRow">
       <w:rPr>
         <w:b/>
-        <w:color w:val="D99795" w:themeColor="accent2" w:themeShade="95" w:themeTint="97"/>
+        <w:color w:val="DA9896" w:themeColor="accent2" w:themeTint="96"/>
+        <w14:textFill>
+          <w14:solidFill>
+            <w14:schemeClr w14:val="accent2">
+              <w14:lumMod w14:val="59000"/>
+              <w14:lumOff w14:val="41000"/>
+            </w14:schemeClr>
+          </w14:solidFill>
+        </w14:textFill>
       </w:rPr>
       <w:tcPr>
         <w:tcBorders>
@@ -25928,19 +26653,43 @@
     <w:tblStylePr w:type="lastRow">
       <w:rPr>
         <w:b/>
-        <w:color w:val="D99795" w:themeColor="accent2" w:themeShade="95" w:themeTint="97"/>
+        <w:color w:val="DA9896" w:themeColor="accent2" w:themeTint="96"/>
+        <w14:textFill>
+          <w14:solidFill>
+            <w14:schemeClr w14:val="accent2">
+              <w14:lumMod w14:val="59000"/>
+              <w14:lumOff w14:val="41000"/>
+            </w14:schemeClr>
+          </w14:solidFill>
+        </w14:textFill>
       </w:rPr>
     </w:tblStylePr>
     <w:tblStylePr w:type="firstCol">
       <w:rPr>
         <w:b/>
-        <w:color w:val="D99795" w:themeColor="accent2" w:themeShade="95" w:themeTint="97"/>
+        <w:color w:val="DA9896" w:themeColor="accent2" w:themeTint="96"/>
+        <w14:textFill>
+          <w14:solidFill>
+            <w14:schemeClr w14:val="accent2">
+              <w14:lumMod w14:val="59000"/>
+              <w14:lumOff w14:val="41000"/>
+            </w14:schemeClr>
+          </w14:solidFill>
+        </w14:textFill>
       </w:rPr>
     </w:tblStylePr>
     <w:tblStylePr w:type="lastCol">
       <w:rPr>
         <w:b/>
-        <w:color w:val="D99795" w:themeColor="accent2" w:themeShade="95" w:themeTint="97"/>
+        <w:color w:val="DA9896" w:themeColor="accent2" w:themeTint="96"/>
+        <w14:textFill>
+          <w14:solidFill>
+            <w14:schemeClr w14:val="accent2">
+              <w14:lumMod w14:val="59000"/>
+              <w14:lumOff w14:val="41000"/>
+            </w14:schemeClr>
+          </w14:solidFill>
+        </w14:textFill>
       </w:rPr>
     </w:tblStylePr>
     <w:tblStylePr w:type="band1Vert">
@@ -25951,8 +26700,16 @@
     <w:tblStylePr w:type="band2Vert"/>
     <w:tblStylePr w:type="band1Horz">
       <w:rPr>
-        <w:color w:val="D99795" w:themeColor="accent2" w:themeShade="95" w:themeTint="97"/>
-        <w:sz w:val="22"/>
+        <w:color w:val="DA9896" w:themeColor="accent2" w:themeTint="96"/>
+        <w:sz w:val="22"/>
+        <w14:textFill>
+          <w14:solidFill>
+            <w14:schemeClr w14:val="accent2">
+              <w14:lumMod w14:val="59000"/>
+              <w14:lumOff w14:val="41000"/>
+            </w14:schemeClr>
+          </w14:solidFill>
+        </w14:textFill>
       </w:rPr>
       <w:tcPr>
         <w:shd w:val="clear" w:color="F2DCDC" w:fill="F2DCDC" w:themeFill="accent2" w:themeFillTint="32"/>
@@ -25960,8 +26717,16 @@
     </w:tblStylePr>
     <w:tblStylePr w:type="band2Horz">
       <w:rPr>
-        <w:color w:val="D99795" w:themeColor="accent2" w:themeShade="95" w:themeTint="97"/>
-        <w:sz w:val="22"/>
+        <w:color w:val="DA9896" w:themeColor="accent2" w:themeTint="96"/>
+        <w:sz w:val="22"/>
+        <w14:textFill>
+          <w14:solidFill>
+            <w14:schemeClr w14:val="accent2">
+              <w14:lumMod w14:val="59000"/>
+              <w14:lumOff w14:val="41000"/>
+            </w14:schemeClr>
+          </w14:solidFill>
+        </w14:textFill>
       </w:rPr>
     </w:tblStylePr>
     <w:tblStylePr w:type="neCell"/>
@@ -25990,7 +26755,15 @@
     <w:tblStylePr w:type="firstRow">
       <w:rPr>
         <w:b/>
-        <w:color w:val="9BBB59" w:themeColor="accent3" w:themeShade="95" w:themeTint="FE"/>
+        <w:color w:val="9BBB59" w:themeColor="accent3" w:themeTint="FF"/>
+        <w14:textFill>
+          <w14:solidFill>
+            <w14:schemeClr w14:val="accent3">
+              <w14:lumMod w14:val="100000"/>
+              <w14:lumOff w14:val="0"/>
+            </w14:schemeClr>
+          </w14:solidFill>
+        </w14:textFill>
       </w:rPr>
       <w:tcPr>
         <w:tcBorders>
@@ -26001,19 +26774,43 @@
     <w:tblStylePr w:type="lastRow">
       <w:rPr>
         <w:b/>
-        <w:color w:val="9BBB59" w:themeColor="accent3" w:themeShade="95" w:themeTint="FE"/>
+        <w:color w:val="9BBB59" w:themeColor="accent3" w:themeTint="FF"/>
+        <w14:textFill>
+          <w14:solidFill>
+            <w14:schemeClr w14:val="accent3">
+              <w14:lumMod w14:val="100000"/>
+              <w14:lumOff w14:val="0"/>
+            </w14:schemeClr>
+          </w14:solidFill>
+        </w14:textFill>
       </w:rPr>
     </w:tblStylePr>
     <w:tblStylePr w:type="firstCol">
       <w:rPr>
         <w:b/>
-        <w:color w:val="9BBB59" w:themeColor="accent3" w:themeShade="95" w:themeTint="FE"/>
+        <w:color w:val="9BBB59" w:themeColor="accent3" w:themeTint="FF"/>
+        <w14:textFill>
+          <w14:solidFill>
+            <w14:schemeClr w14:val="accent3">
+              <w14:lumMod w14:val="100000"/>
+              <w14:lumOff w14:val="0"/>
+            </w14:schemeClr>
+          </w14:solidFill>
+        </w14:textFill>
       </w:rPr>
     </w:tblStylePr>
     <w:tblStylePr w:type="lastCol">
       <w:rPr>
         <w:b/>
-        <w:color w:val="9BBB59" w:themeColor="accent3" w:themeShade="95" w:themeTint="FE"/>
+        <w:color w:val="9BBB59" w:themeColor="accent3" w:themeTint="FF"/>
+        <w14:textFill>
+          <w14:solidFill>
+            <w14:schemeClr w14:val="accent3">
+              <w14:lumMod w14:val="100000"/>
+              <w14:lumOff w14:val="0"/>
+            </w14:schemeClr>
+          </w14:solidFill>
+        </w14:textFill>
       </w:rPr>
     </w:tblStylePr>
     <w:tblStylePr w:type="band1Vert">
@@ -26024,8 +26821,16 @@
     <w:tblStylePr w:type="band2Vert"/>
     <w:tblStylePr w:type="band1Horz">
       <w:rPr>
-        <w:color w:val="9BBB59" w:themeColor="accent3" w:themeShade="95" w:themeTint="FE"/>
-        <w:sz w:val="22"/>
+        <w:color w:val="9BBB59" w:themeColor="accent3" w:themeTint="FF"/>
+        <w:sz w:val="22"/>
+        <w14:textFill>
+          <w14:solidFill>
+            <w14:schemeClr w14:val="accent3">
+              <w14:lumMod w14:val="100000"/>
+              <w14:lumOff w14:val="0"/>
+            </w14:schemeClr>
+          </w14:solidFill>
+        </w14:textFill>
       </w:rPr>
       <w:tcPr>
         <w:shd w:val="clear" w:color="EAF1DD" w:fill="EAF1DD" w:themeFill="accent3" w:themeFillTint="34"/>
@@ -26033,8 +26838,16 @@
     </w:tblStylePr>
     <w:tblStylePr w:type="band2Horz">
       <w:rPr>
-        <w:color w:val="9BBB59" w:themeColor="accent3" w:themeShade="95" w:themeTint="FE"/>
-        <w:sz w:val="22"/>
+        <w:color w:val="9BBB59" w:themeColor="accent3" w:themeTint="FF"/>
+        <w:sz w:val="22"/>
+        <w14:textFill>
+          <w14:solidFill>
+            <w14:schemeClr w14:val="accent3">
+              <w14:lumMod w14:val="100000"/>
+              <w14:lumOff w14:val="0"/>
+            </w14:schemeClr>
+          </w14:solidFill>
+        </w14:textFill>
       </w:rPr>
     </w:tblStylePr>
     <w:tblStylePr w:type="neCell"/>
@@ -26063,7 +26876,15 @@
     <w:tblStylePr w:type="firstRow">
       <w:rPr>
         <w:b/>
-        <w:color w:val="B2A1C6" w:themeColor="accent4" w:themeShade="95" w:themeTint="9A"/>
+        <w:color w:val="B3A2C7" w:themeColor="accent4" w:themeTint="99"/>
+        <w14:textFill>
+          <w14:solidFill>
+            <w14:schemeClr w14:val="accent4">
+              <w14:lumMod w14:val="60000"/>
+              <w14:lumOff w14:val="40000"/>
+            </w14:schemeClr>
+          </w14:solidFill>
+        </w14:textFill>
       </w:rPr>
       <w:tcPr>
         <w:tcBorders>
@@ -26074,19 +26895,43 @@
     <w:tblStylePr w:type="lastRow">
       <w:rPr>
         <w:b/>
-        <w:color w:val="B2A1C6" w:themeColor="accent4" w:themeShade="95" w:themeTint="9A"/>
+        <w:color w:val="B3A2C7" w:themeColor="accent4" w:themeTint="99"/>
+        <w14:textFill>
+          <w14:solidFill>
+            <w14:schemeClr w14:val="accent4">
+              <w14:lumMod w14:val="60000"/>
+              <w14:lumOff w14:val="40000"/>
+            </w14:schemeClr>
+          </w14:solidFill>
+        </w14:textFill>
       </w:rPr>
     </w:tblStylePr>
     <w:tblStylePr w:type="firstCol">
       <w:rPr>
         <w:b/>
-        <w:color w:val="B2A1C6" w:themeColor="accent4" w:themeShade="95" w:themeTint="9A"/>
+        <w:color w:val="B3A2C7" w:themeColor="accent4" w:themeTint="99"/>
+        <w14:textFill>
+          <w14:solidFill>
+            <w14:schemeClr w14:val="accent4">
+              <w14:lumMod w14:val="60000"/>
+              <w14:lumOff w14:val="40000"/>
+            </w14:schemeClr>
+          </w14:solidFill>
+        </w14:textFill>
       </w:rPr>
     </w:tblStylePr>
     <w:tblStylePr w:type="lastCol">
       <w:rPr>
         <w:b/>
-        <w:color w:val="B2A1C6" w:themeColor="accent4" w:themeShade="95" w:themeTint="9A"/>
+        <w:color w:val="B3A2C7" w:themeColor="accent4" w:themeTint="99"/>
+        <w14:textFill>
+          <w14:solidFill>
+            <w14:schemeClr w14:val="accent4">
+              <w14:lumMod w14:val="60000"/>
+              <w14:lumOff w14:val="40000"/>
+            </w14:schemeClr>
+          </w14:solidFill>
+        </w14:textFill>
       </w:rPr>
     </w:tblStylePr>
     <w:tblStylePr w:type="band1Vert">
@@ -26097,8 +26942,16 @@
     <w:tblStylePr w:type="band2Vert"/>
     <w:tblStylePr w:type="band1Horz">
       <w:rPr>
-        <w:color w:val="B2A1C6" w:themeColor="accent4" w:themeShade="95" w:themeTint="9A"/>
-        <w:sz w:val="22"/>
+        <w:color w:val="B3A2C7" w:themeColor="accent4" w:themeTint="99"/>
+        <w:sz w:val="22"/>
+        <w14:textFill>
+          <w14:solidFill>
+            <w14:schemeClr w14:val="accent4">
+              <w14:lumMod w14:val="60000"/>
+              <w14:lumOff w14:val="40000"/>
+            </w14:schemeClr>
+          </w14:solidFill>
+        </w14:textFill>
       </w:rPr>
       <w:tcPr>
         <w:shd w:val="clear" w:color="E5DFEC" w:fill="E5DFEC" w:themeFill="accent4" w:themeFillTint="34"/>
@@ -26106,8 +26959,16 @@
     </w:tblStylePr>
     <w:tblStylePr w:type="band2Horz">
       <w:rPr>
-        <w:color w:val="B2A1C6" w:themeColor="accent4" w:themeShade="95" w:themeTint="9A"/>
-        <w:sz w:val="22"/>
+        <w:color w:val="B3A2C7" w:themeColor="accent4" w:themeTint="99"/>
+        <w:sz w:val="22"/>
+        <w14:textFill>
+          <w14:solidFill>
+            <w14:schemeClr w14:val="accent4">
+              <w14:lumMod w14:val="60000"/>
+              <w14:lumOff w14:val="40000"/>
+            </w14:schemeClr>
+          </w14:solidFill>
+        </w14:textFill>
       </w:rPr>
     </w:tblStylePr>
     <w:tblStylePr w:type="neCell"/>
@@ -26136,7 +26997,7 @@
     <w:tblStylePr w:type="firstRow">
       <w:rPr>
         <w:b/>
-        <w:color w:val="266779" w:themeColor="accent5" w:themeShade="95"/>
+        <w:color w:val="266778" w:themeColor="accent5" w:themeShade="94"/>
       </w:rPr>
       <w:tcPr>
         <w:tcBorders>
@@ -26147,19 +27008,19 @@
     <w:tblStylePr w:type="lastRow">
       <w:rPr>
         <w:b/>
-        <w:color w:val="266779" w:themeColor="accent5" w:themeShade="95"/>
+        <w:color w:val="266778" w:themeColor="accent5" w:themeShade="94"/>
       </w:rPr>
     </w:tblStylePr>
     <w:tblStylePr w:type="firstCol">
       <w:rPr>
         <w:b/>
-        <w:color w:val="266779" w:themeColor="accent5" w:themeShade="95"/>
+        <w:color w:val="266778" w:themeColor="accent5" w:themeShade="94"/>
       </w:rPr>
     </w:tblStylePr>
     <w:tblStylePr w:type="lastCol">
       <w:rPr>
         <w:b/>
-        <w:color w:val="266779" w:themeColor="accent5" w:themeShade="95"/>
+        <w:color w:val="266778" w:themeColor="accent5" w:themeShade="94"/>
       </w:rPr>
     </w:tblStylePr>
     <w:tblStylePr w:type="band1Vert">
@@ -26170,7 +27031,7 @@
     <w:tblStylePr w:type="band2Vert"/>
     <w:tblStylePr w:type="band1Horz">
       <w:rPr>
-        <w:color w:val="266779" w:themeColor="accent5" w:themeShade="95"/>
+        <w:color w:val="266778" w:themeColor="accent5" w:themeShade="94"/>
         <w:sz w:val="22"/>
       </w:rPr>
       <w:tcPr>
@@ -26179,7 +27040,7 @@
     </w:tblStylePr>
     <w:tblStylePr w:type="band2Horz">
       <w:rPr>
-        <w:color w:val="266779" w:themeColor="accent5" w:themeShade="95"/>
+        <w:color w:val="266778" w:themeColor="accent5" w:themeShade="94"/>
         <w:sz w:val="22"/>
       </w:rPr>
     </w:tblStylePr>
@@ -26209,7 +27070,7 @@
     <w:tblStylePr w:type="firstRow">
       <w:rPr>
         <w:b/>
-        <w:color w:val="266779" w:themeColor="accent5" w:themeShade="95"/>
+        <w:color w:val="266778" w:themeColor="accent5" w:themeShade="94"/>
       </w:rPr>
       <w:tcPr>
         <w:tcBorders>
@@ -26220,19 +27081,19 @@
     <w:tblStylePr w:type="lastRow">
       <w:rPr>
         <w:b/>
-        <w:color w:val="266779" w:themeColor="accent5" w:themeShade="95"/>
+        <w:color w:val="266778" w:themeColor="accent5" w:themeShade="94"/>
       </w:rPr>
     </w:tblStylePr>
     <w:tblStylePr w:type="firstCol">
       <w:rPr>
         <w:b/>
-        <w:color w:val="266779" w:themeColor="accent5" w:themeShade="95"/>
+        <w:color w:val="266778" w:themeColor="accent5" w:themeShade="94"/>
       </w:rPr>
     </w:tblStylePr>
     <w:tblStylePr w:type="lastCol">
       <w:rPr>
         <w:b/>
-        <w:color w:val="266779" w:themeColor="accent5" w:themeShade="95"/>
+        <w:color w:val="266778" w:themeColor="accent5" w:themeShade="94"/>
       </w:rPr>
     </w:tblStylePr>
     <w:tblStylePr w:type="band1Vert">
@@ -26243,7 +27104,7 @@
     <w:tblStylePr w:type="band2Vert"/>
     <w:tblStylePr w:type="band1Horz">
       <w:rPr>
-        <w:color w:val="266779" w:themeColor="accent5" w:themeShade="95"/>
+        <w:color w:val="266778" w:themeColor="accent5" w:themeShade="94"/>
         <w:sz w:val="22"/>
       </w:rPr>
       <w:tcPr>
@@ -26252,7 +27113,7 @@
     </w:tblStylePr>
     <w:tblStylePr w:type="band2Horz">
       <w:rPr>
-        <w:color w:val="266779" w:themeColor="accent5" w:themeShade="95"/>
+        <w:color w:val="266778" w:themeColor="accent5" w:themeShade="94"/>
         <w:sz w:val="22"/>
       </w:rPr>
     </w:tblStylePr>
@@ -26280,8 +27141,16 @@
     <w:tblStylePr w:type="firstRow">
       <w:rPr>
         <w:b/>
-        <w:color w:val="7E7E7E" w:themeColor="text1" w:themeShade="95" w:themeTint="80"/>
-        <w:sz w:val="22"/>
+        <w:color w:val="808080" w:themeColor="text1" w:themeTint="80"/>
+        <w:sz w:val="22"/>
+        <w14:textFill>
+          <w14:solidFill>
+            <w14:schemeClr w14:val="tx1">
+              <w14:lumMod w14:val="50000"/>
+              <w14:lumOff w14:val="50000"/>
+            </w14:schemeClr>
+          </w14:solidFill>
+        </w14:textFill>
       </w:rPr>
       <w:tcPr>
         <w:tcBorders>
@@ -26296,8 +27165,16 @@
     <w:tblStylePr w:type="lastRow">
       <w:rPr>
         <w:b/>
-        <w:color w:val="7E7E7E" w:themeColor="text1" w:themeShade="95" w:themeTint="80"/>
-        <w:sz w:val="22"/>
+        <w:color w:val="808080" w:themeColor="text1" w:themeTint="80"/>
+        <w:sz w:val="22"/>
+        <w14:textFill>
+          <w14:solidFill>
+            <w14:schemeClr w14:val="tx1">
+              <w14:lumMod w14:val="50000"/>
+              <w14:lumOff w14:val="50000"/>
+            </w14:schemeClr>
+          </w14:solidFill>
+        </w14:textFill>
       </w:rPr>
       <w:tcPr>
         <w:tcBorders>
@@ -26315,8 +27192,16 @@
       </w:pPr>
       <w:rPr>
         <w:i/>
-        <w:color w:val="7E7E7E" w:themeColor="text1" w:themeShade="95" w:themeTint="80"/>
-        <w:sz w:val="22"/>
+        <w:color w:val="808080" w:themeColor="text1" w:themeTint="80"/>
+        <w:sz w:val="22"/>
+        <w14:textFill>
+          <w14:solidFill>
+            <w14:schemeClr w14:val="tx1">
+              <w14:lumMod w14:val="50000"/>
+              <w14:lumOff w14:val="50000"/>
+            </w14:schemeClr>
+          </w14:solidFill>
+        </w14:textFill>
       </w:rPr>
       <w:tcPr>
         <w:tcBorders>
@@ -26331,8 +27216,16 @@
     <w:tblStylePr w:type="lastCol">
       <w:rPr>
         <w:i/>
-        <w:color w:val="7E7E7E" w:themeColor="text1" w:themeShade="95" w:themeTint="80"/>
-        <w:sz w:val="22"/>
+        <w:color w:val="808080" w:themeColor="text1" w:themeTint="80"/>
+        <w:sz w:val="22"/>
+        <w14:textFill>
+          <w14:solidFill>
+            <w14:schemeClr w14:val="tx1">
+              <w14:lumMod w14:val="50000"/>
+              <w14:lumOff w14:val="50000"/>
+            </w14:schemeClr>
+          </w14:solidFill>
+        </w14:textFill>
       </w:rPr>
       <w:tcPr>
         <w:tcBorders>
@@ -26352,8 +27245,16 @@
     <w:tblStylePr w:type="band2Vert"/>
     <w:tblStylePr w:type="band1Horz">
       <w:rPr>
-        <w:color w:val="7E7E7E" w:themeColor="text1" w:themeShade="95" w:themeTint="80"/>
-        <w:sz w:val="22"/>
+        <w:color w:val="808080" w:themeColor="text1" w:themeTint="80"/>
+        <w:sz w:val="22"/>
+        <w14:textFill>
+          <w14:solidFill>
+            <w14:schemeClr w14:val="tx1">
+              <w14:lumMod w14:val="50000"/>
+              <w14:lumOff w14:val="50000"/>
+            </w14:schemeClr>
+          </w14:solidFill>
+        </w14:textFill>
       </w:rPr>
       <w:tcPr>
         <w:shd w:val="clear" w:color="F1F1F1" w:fill="F1F1F1" w:themeFill="text1" w:themeFillTint="0D"/>
@@ -26361,8 +27262,16 @@
     </w:tblStylePr>
     <w:tblStylePr w:type="band2Horz">
       <w:rPr>
-        <w:color w:val="7E7E7E" w:themeColor="text1" w:themeShade="95" w:themeTint="80"/>
-        <w:sz w:val="22"/>
+        <w:color w:val="808080" w:themeColor="text1" w:themeTint="80"/>
+        <w:sz w:val="22"/>
+        <w14:textFill>
+          <w14:solidFill>
+            <w14:schemeClr w14:val="tx1">
+              <w14:lumMod w14:val="50000"/>
+              <w14:lumOff w14:val="50000"/>
+            </w14:schemeClr>
+          </w14:solidFill>
+        </w14:textFill>
       </w:rPr>
     </w:tblStylePr>
     <w:tblStylePr w:type="neCell"/>
@@ -26389,8 +27298,16 @@
     <w:tblStylePr w:type="firstRow">
       <w:rPr>
         <w:b/>
-        <w:color w:val="A6BFDD" w:themeColor="accent1" w:themeShade="95" w:themeTint="80"/>
-        <w:sz w:val="22"/>
+        <w:color w:val="A7C0DE" w:themeColor="accent1" w:themeTint="80"/>
+        <w:sz w:val="22"/>
+        <w14:textFill>
+          <w14:solidFill>
+            <w14:schemeClr w14:val="accent1">
+              <w14:lumMod w14:val="50000"/>
+              <w14:lumOff w14:val="50000"/>
+            </w14:schemeClr>
+          </w14:solidFill>
+        </w14:textFill>
       </w:rPr>
       <w:tcPr>
         <w:tcBorders>
@@ -26405,8 +27322,16 @@
     <w:tblStylePr w:type="lastRow">
       <w:rPr>
         <w:b/>
-        <w:color w:val="A6BFDD" w:themeColor="accent1" w:themeShade="95" w:themeTint="80"/>
-        <w:sz w:val="22"/>
+        <w:color w:val="A7C0DE" w:themeColor="accent1" w:themeTint="80"/>
+        <w:sz w:val="22"/>
+        <w14:textFill>
+          <w14:solidFill>
+            <w14:schemeClr w14:val="accent1">
+              <w14:lumMod w14:val="50000"/>
+              <w14:lumOff w14:val="50000"/>
+            </w14:schemeClr>
+          </w14:solidFill>
+        </w14:textFill>
       </w:rPr>
       <w:tcPr>
         <w:tcBorders>
@@ -26424,8 +27349,16 @@
       </w:pPr>
       <w:rPr>
         <w:i/>
-        <w:color w:val="A6BFDD" w:themeColor="accent1" w:themeShade="95" w:themeTint="80"/>
-        <w:sz w:val="22"/>
+        <w:color w:val="A7C0DE" w:themeColor="accent1" w:themeTint="80"/>
+        <w:sz w:val="22"/>
+        <w14:textFill>
+          <w14:solidFill>
+            <w14:schemeClr w14:val="accent1">
+              <w14:lumMod w14:val="50000"/>
+              <w14:lumOff w14:val="50000"/>
+            </w14:schemeClr>
+          </w14:solidFill>
+        </w14:textFill>
       </w:rPr>
       <w:tcPr>
         <w:tcBorders>
@@ -26440,8 +27373,16 @@
     <w:tblStylePr w:type="lastCol">
       <w:rPr>
         <w:i/>
-        <w:color w:val="A6BFDD" w:themeColor="accent1" w:themeShade="95" w:themeTint="80"/>
-        <w:sz w:val="22"/>
+        <w:color w:val="A7C0DE" w:themeColor="accent1" w:themeTint="80"/>
+        <w:sz w:val="22"/>
+        <w14:textFill>
+          <w14:solidFill>
+            <w14:schemeClr w14:val="accent1">
+              <w14:lumMod w14:val="50000"/>
+              <w14:lumOff w14:val="50000"/>
+            </w14:schemeClr>
+          </w14:solidFill>
+        </w14:textFill>
       </w:rPr>
       <w:tcPr>
         <w:tcBorders>
@@ -26461,8 +27402,16 @@
     <w:tblStylePr w:type="band2Vert"/>
     <w:tblStylePr w:type="band1Horz">
       <w:rPr>
-        <w:color w:val="A6BFDD" w:themeColor="accent1" w:themeShade="95" w:themeTint="80"/>
-        <w:sz w:val="22"/>
+        <w:color w:val="A7C0DE" w:themeColor="accent1" w:themeTint="80"/>
+        <w:sz w:val="22"/>
+        <w14:textFill>
+          <w14:solidFill>
+            <w14:schemeClr w14:val="accent1">
+              <w14:lumMod w14:val="50000"/>
+              <w14:lumOff w14:val="50000"/>
+            </w14:schemeClr>
+          </w14:solidFill>
+        </w14:textFill>
       </w:rPr>
       <w:tcPr>
         <w:shd w:val="clear" w:color="DBE5F1" w:fill="DBE5F1" w:themeFill="accent1" w:themeFillTint="34"/>
@@ -26470,8 +27419,16 @@
     </w:tblStylePr>
     <w:tblStylePr w:type="band2Horz">
       <w:rPr>
-        <w:color w:val="A6BFDD" w:themeColor="accent1" w:themeShade="95" w:themeTint="80"/>
-        <w:sz w:val="22"/>
+        <w:color w:val="A7C0DE" w:themeColor="accent1" w:themeTint="80"/>
+        <w:sz w:val="22"/>
+        <w14:textFill>
+          <w14:solidFill>
+            <w14:schemeClr w14:val="accent1">
+              <w14:lumMod w14:val="50000"/>
+              <w14:lumOff w14:val="50000"/>
+            </w14:schemeClr>
+          </w14:solidFill>
+        </w14:textFill>
       </w:rPr>
     </w:tblStylePr>
     <w:tblStylePr w:type="neCell"/>
@@ -26498,8 +27455,16 @@
     <w:tblStylePr w:type="firstRow">
       <w:rPr>
         <w:b/>
-        <w:color w:val="D99795" w:themeColor="accent2" w:themeShade="95" w:themeTint="97"/>
-        <w:sz w:val="22"/>
+        <w:color w:val="DA9896" w:themeColor="accent2" w:themeTint="96"/>
+        <w:sz w:val="22"/>
+        <w14:textFill>
+          <w14:solidFill>
+            <w14:schemeClr w14:val="accent2">
+              <w14:lumMod w14:val="59000"/>
+              <w14:lumOff w14:val="41000"/>
+            </w14:schemeClr>
+          </w14:solidFill>
+        </w14:textFill>
       </w:rPr>
       <w:tcPr>
         <w:tcBorders>
@@ -26514,8 +27479,16 @@
     <w:tblStylePr w:type="lastRow">
       <w:rPr>
         <w:b/>
-        <w:color w:val="D99795" w:themeColor="accent2" w:themeShade="95" w:themeTint="97"/>
-        <w:sz w:val="22"/>
+        <w:color w:val="DA9896" w:themeColor="accent2" w:themeTint="96"/>
+        <w:sz w:val="22"/>
+        <w14:textFill>
+          <w14:solidFill>
+            <w14:schemeClr w14:val="accent2">
+              <w14:lumMod w14:val="59000"/>
+              <w14:lumOff w14:val="41000"/>
+            </w14:schemeClr>
+          </w14:solidFill>
+        </w14:textFill>
       </w:rPr>
       <w:tcPr>
         <w:tcBorders>
@@ -26533,8 +27506,16 @@
       </w:pPr>
       <w:rPr>
         <w:i/>
-        <w:color w:val="D99795" w:themeColor="accent2" w:themeShade="95" w:themeTint="97"/>
-        <w:sz w:val="22"/>
+        <w:color w:val="DA9896" w:themeColor="accent2" w:themeTint="96"/>
+        <w:sz w:val="22"/>
+        <w14:textFill>
+          <w14:solidFill>
+            <w14:schemeClr w14:val="accent2">
+              <w14:lumMod w14:val="59000"/>
+              <w14:lumOff w14:val="41000"/>
+            </w14:schemeClr>
+          </w14:solidFill>
+        </w14:textFill>
       </w:rPr>
       <w:tcPr>
         <w:tcBorders>
@@ -26549,8 +27530,16 @@
     <w:tblStylePr w:type="lastCol">
       <w:rPr>
         <w:i/>
-        <w:color w:val="D99795" w:themeColor="accent2" w:themeShade="95" w:themeTint="97"/>
-        <w:sz w:val="22"/>
+        <w:color w:val="DA9896" w:themeColor="accent2" w:themeTint="96"/>
+        <w:sz w:val="22"/>
+        <w14:textFill>
+          <w14:solidFill>
+            <w14:schemeClr w14:val="accent2">
+              <w14:lumMod w14:val="59000"/>
+              <w14:lumOff w14:val="41000"/>
+            </w14:schemeClr>
+          </w14:solidFill>
+        </w14:textFill>
       </w:rPr>
       <w:tcPr>
         <w:tcBorders>
@@ -26570,8 +27559,16 @@
     <w:tblStylePr w:type="band2Vert"/>
     <w:tblStylePr w:type="band1Horz">
       <w:rPr>
-        <w:color w:val="D99795" w:themeColor="accent2" w:themeShade="95" w:themeTint="97"/>
-        <w:sz w:val="22"/>
+        <w:color w:val="DA9896" w:themeColor="accent2" w:themeTint="96"/>
+        <w:sz w:val="22"/>
+        <w14:textFill>
+          <w14:solidFill>
+            <w14:schemeClr w14:val="accent2">
+              <w14:lumMod w14:val="59000"/>
+              <w14:lumOff w14:val="41000"/>
+            </w14:schemeClr>
+          </w14:solidFill>
+        </w14:textFill>
       </w:rPr>
       <w:tcPr>
         <w:shd w:val="clear" w:color="F2DCDC" w:fill="F2DCDC" w:themeFill="accent2" w:themeFillTint="32"/>
@@ -26579,8 +27576,16 @@
     </w:tblStylePr>
     <w:tblStylePr w:type="band2Horz">
       <w:rPr>
-        <w:color w:val="D99795" w:themeColor="accent2" w:themeShade="95" w:themeTint="97"/>
-        <w:sz w:val="22"/>
+        <w:color w:val="DA9896" w:themeColor="accent2" w:themeTint="96"/>
+        <w:sz w:val="22"/>
+        <w14:textFill>
+          <w14:solidFill>
+            <w14:schemeClr w14:val="accent2">
+              <w14:lumMod w14:val="59000"/>
+              <w14:lumOff w14:val="41000"/>
+            </w14:schemeClr>
+          </w14:solidFill>
+        </w14:textFill>
       </w:rPr>
     </w:tblStylePr>
     <w:tblStylePr w:type="neCell"/>
@@ -26607,8 +27612,16 @@
     <w:tblStylePr w:type="firstRow">
       <w:rPr>
         <w:b/>
-        <w:color w:val="9BBB59" w:themeColor="accent3" w:themeShade="95" w:themeTint="FE"/>
-        <w:sz w:val="22"/>
+        <w:color w:val="9BBB59" w:themeColor="accent3" w:themeTint="FF"/>
+        <w:sz w:val="22"/>
+        <w14:textFill>
+          <w14:solidFill>
+            <w14:schemeClr w14:val="accent3">
+              <w14:lumMod w14:val="100000"/>
+              <w14:lumOff w14:val="0"/>
+            </w14:schemeClr>
+          </w14:solidFill>
+        </w14:textFill>
       </w:rPr>
       <w:tcPr>
         <w:tcBorders>
@@ -26623,8 +27636,16 @@
     <w:tblStylePr w:type="lastRow">
       <w:rPr>
         <w:b/>
-        <w:color w:val="9BBB59" w:themeColor="accent3" w:themeShade="95" w:themeTint="FE"/>
-        <w:sz w:val="22"/>
+        <w:color w:val="9BBB59" w:themeColor="accent3" w:themeTint="FF"/>
+        <w:sz w:val="22"/>
+        <w14:textFill>
+          <w14:solidFill>
+            <w14:schemeClr w14:val="accent3">
+              <w14:lumMod w14:val="100000"/>
+              <w14:lumOff w14:val="0"/>
+            </w14:schemeClr>
+          </w14:solidFill>
+        </w14:textFill>
       </w:rPr>
       <w:tcPr>
         <w:tcBorders>
@@ -26642,8 +27663,16 @@
       </w:pPr>
       <w:rPr>
         <w:i/>
-        <w:color w:val="9BBB59" w:themeColor="accent3" w:themeShade="95" w:themeTint="FE"/>
-        <w:sz w:val="22"/>
+        <w:color w:val="9BBB59" w:themeColor="accent3" w:themeTint="FF"/>
+        <w:sz w:val="22"/>
+        <w14:textFill>
+          <w14:solidFill>
+            <w14:schemeClr w14:val="accent3">
+              <w14:lumMod w14:val="100000"/>
+              <w14:lumOff w14:val="0"/>
+            </w14:schemeClr>
+          </w14:solidFill>
+        </w14:textFill>
       </w:rPr>
       <w:tcPr>
         <w:tcBorders>
@@ -26658,8 +27687,16 @@
     <w:tblStylePr w:type="lastCol">
       <w:rPr>
         <w:i/>
-        <w:color w:val="9BBB59" w:themeColor="accent3" w:themeShade="95" w:themeTint="FE"/>
-        <w:sz w:val="22"/>
+        <w:color w:val="9BBB59" w:themeColor="accent3" w:themeTint="FF"/>
+        <w:sz w:val="22"/>
+        <w14:textFill>
+          <w14:solidFill>
+            <w14:schemeClr w14:val="accent3">
+              <w14:lumMod w14:val="100000"/>
+              <w14:lumOff w14:val="0"/>
+            </w14:schemeClr>
+          </w14:solidFill>
+        </w14:textFill>
       </w:rPr>
       <w:tcPr>
         <w:tcBorders>
@@ -26679,8 +27716,16 @@
     <w:tblStylePr w:type="band2Vert"/>
     <w:tblStylePr w:type="band1Horz">
       <w:rPr>
-        <w:color w:val="9BBB59" w:themeColor="accent3" w:themeShade="95" w:themeTint="FE"/>
-        <w:sz w:val="22"/>
+        <w:color w:val="9BBB59" w:themeColor="accent3" w:themeTint="FF"/>
+        <w:sz w:val="22"/>
+        <w14:textFill>
+          <w14:solidFill>
+            <w14:schemeClr w14:val="accent3">
+              <w14:lumMod w14:val="100000"/>
+              <w14:lumOff w14:val="0"/>
+            </w14:schemeClr>
+          </w14:solidFill>
+        </w14:textFill>
       </w:rPr>
       <w:tcPr>
         <w:shd w:val="clear" w:color="EAF1DD" w:fill="EAF1DD" w:themeFill="accent3" w:themeFillTint="34"/>
@@ -26688,8 +27733,16 @@
     </w:tblStylePr>
     <w:tblStylePr w:type="band2Horz">
       <w:rPr>
-        <w:color w:val="9BBB59" w:themeColor="accent3" w:themeShade="95" w:themeTint="FE"/>
-        <w:sz w:val="22"/>
+        <w:color w:val="9BBB59" w:themeColor="accent3" w:themeTint="FF"/>
+        <w:sz w:val="22"/>
+        <w14:textFill>
+          <w14:solidFill>
+            <w14:schemeClr w14:val="accent3">
+              <w14:lumMod w14:val="100000"/>
+              <w14:lumOff w14:val="0"/>
+            </w14:schemeClr>
+          </w14:solidFill>
+        </w14:textFill>
       </w:rPr>
     </w:tblStylePr>
     <w:tblStylePr w:type="neCell"/>
@@ -26716,8 +27769,16 @@
     <w:tblStylePr w:type="firstRow">
       <w:rPr>
         <w:b/>
-        <w:color w:val="B2A1C6" w:themeColor="accent4" w:themeShade="95" w:themeTint="9A"/>
-        <w:sz w:val="22"/>
+        <w:color w:val="B3A2C7" w:themeColor="accent4" w:themeTint="99"/>
+        <w:sz w:val="22"/>
+        <w14:textFill>
+          <w14:solidFill>
+            <w14:schemeClr w14:val="accent4">
+              <w14:lumMod w14:val="60000"/>
+              <w14:lumOff w14:val="40000"/>
+            </w14:schemeClr>
+          </w14:solidFill>
+        </w14:textFill>
       </w:rPr>
       <w:tcPr>
         <w:tcBorders>
@@ -26732,8 +27793,16 @@
     <w:tblStylePr w:type="lastRow">
       <w:rPr>
         <w:b/>
-        <w:color w:val="B2A1C6" w:themeColor="accent4" w:themeShade="95" w:themeTint="9A"/>
-        <w:sz w:val="22"/>
+        <w:color w:val="B3A2C7" w:themeColor="accent4" w:themeTint="99"/>
+        <w:sz w:val="22"/>
+        <w14:textFill>
+          <w14:solidFill>
+            <w14:schemeClr w14:val="accent4">
+              <w14:lumMod w14:val="60000"/>
+              <w14:lumOff w14:val="40000"/>
+            </w14:schemeClr>
+          </w14:solidFill>
+        </w14:textFill>
       </w:rPr>
       <w:tcPr>
         <w:tcBorders>
@@ -26751,8 +27820,16 @@
       </w:pPr>
       <w:rPr>
         <w:i/>
-        <w:color w:val="B2A1C6" w:themeColor="accent4" w:themeShade="95" w:themeTint="9A"/>
-        <w:sz w:val="22"/>
+        <w:color w:val="B3A2C7" w:themeColor="accent4" w:themeTint="99"/>
+        <w:sz w:val="22"/>
+        <w14:textFill>
+          <w14:solidFill>
+            <w14:schemeClr w14:val="accent4">
+              <w14:lumMod w14:val="60000"/>
+              <w14:lumOff w14:val="40000"/>
+            </w14:schemeClr>
+          </w14:solidFill>
+        </w14:textFill>
       </w:rPr>
       <w:tcPr>
         <w:tcBorders>
@@ -26767,8 +27844,16 @@
     <w:tblStylePr w:type="lastCol">
       <w:rPr>
         <w:i/>
-        <w:color w:val="B2A1C6" w:themeColor="accent4" w:themeShade="95" w:themeTint="9A"/>
-        <w:sz w:val="22"/>
+        <w:color w:val="B3A2C7" w:themeColor="accent4" w:themeTint="99"/>
+        <w:sz w:val="22"/>
+        <w14:textFill>
+          <w14:solidFill>
+            <w14:schemeClr w14:val="accent4">
+              <w14:lumMod w14:val="60000"/>
+              <w14:lumOff w14:val="40000"/>
+            </w14:schemeClr>
+          </w14:solidFill>
+        </w14:textFill>
       </w:rPr>
       <w:tcPr>
         <w:tcBorders>
@@ -26788,8 +27873,16 @@
     <w:tblStylePr w:type="band2Vert"/>
     <w:tblStylePr w:type="band1Horz">
       <w:rPr>
-        <w:color w:val="B2A1C6" w:themeColor="accent4" w:themeShade="95" w:themeTint="9A"/>
-        <w:sz w:val="22"/>
+        <w:color w:val="B3A2C7" w:themeColor="accent4" w:themeTint="99"/>
+        <w:sz w:val="22"/>
+        <w14:textFill>
+          <w14:solidFill>
+            <w14:schemeClr w14:val="accent4">
+              <w14:lumMod w14:val="60000"/>
+              <w14:lumOff w14:val="40000"/>
+            </w14:schemeClr>
+          </w14:solidFill>
+        </w14:textFill>
       </w:rPr>
       <w:tcPr>
         <w:shd w:val="clear" w:color="E5DFEC" w:fill="E5DFEC" w:themeFill="accent4" w:themeFillTint="34"/>
@@ -26797,8 +27890,16 @@
     </w:tblStylePr>
     <w:tblStylePr w:type="band2Horz">
       <w:rPr>
-        <w:color w:val="B2A1C6" w:themeColor="accent4" w:themeShade="95" w:themeTint="9A"/>
-        <w:sz w:val="22"/>
+        <w:color w:val="B3A2C7" w:themeColor="accent4" w:themeTint="99"/>
+        <w:sz w:val="22"/>
+        <w14:textFill>
+          <w14:solidFill>
+            <w14:schemeClr w14:val="accent4">
+              <w14:lumMod w14:val="60000"/>
+              <w14:lumOff w14:val="40000"/>
+            </w14:schemeClr>
+          </w14:solidFill>
+        </w14:textFill>
       </w:rPr>
     </w:tblStylePr>
     <w:tblStylePr w:type="neCell"/>
@@ -26825,7 +27926,7 @@
     <w:tblStylePr w:type="firstRow">
       <w:rPr>
         <w:b/>
-        <w:color w:val="266779" w:themeColor="accent5" w:themeShade="95"/>
+        <w:color w:val="266778" w:themeColor="accent5" w:themeShade="94"/>
         <w:sz w:val="22"/>
       </w:rPr>
       <w:tcPr>
@@ -26841,7 +27942,7 @@
     <w:tblStylePr w:type="lastRow">
       <w:rPr>
         <w:b/>
-        <w:color w:val="266779" w:themeColor="accent5" w:themeShade="95"/>
+        <w:color w:val="266778" w:themeColor="accent5" w:themeShade="94"/>
         <w:sz w:val="22"/>
       </w:rPr>
       <w:tcPr>
@@ -26860,7 +27961,7 @@
       </w:pPr>
       <w:rPr>
         <w:i/>
-        <w:color w:val="266779" w:themeColor="accent5" w:themeShade="95"/>
+        <w:color w:val="266778" w:themeColor="accent5" w:themeShade="94"/>
         <w:sz w:val="22"/>
       </w:rPr>
       <w:tcPr>
@@ -26876,7 +27977,7 @@
     <w:tblStylePr w:type="lastCol">
       <w:rPr>
         <w:i/>
-        <w:color w:val="266779" w:themeColor="accent5" w:themeShade="95"/>
+        <w:color w:val="266778" w:themeColor="accent5" w:themeShade="94"/>
         <w:sz w:val="22"/>
       </w:rPr>
       <w:tcPr>
@@ -26897,7 +27998,7 @@
     <w:tblStylePr w:type="band2Vert"/>
     <w:tblStylePr w:type="band1Horz">
       <w:rPr>
-        <w:color w:val="266779" w:themeColor="accent5" w:themeShade="95"/>
+        <w:color w:val="266778" w:themeColor="accent5" w:themeShade="94"/>
         <w:sz w:val="22"/>
       </w:rPr>
       <w:tcPr>
@@ -26906,7 +28007,7 @@
     </w:tblStylePr>
     <w:tblStylePr w:type="band2Horz">
       <w:rPr>
-        <w:color w:val="266779" w:themeColor="accent5" w:themeShade="95"/>
+        <w:color w:val="266778" w:themeColor="accent5" w:themeShade="94"/>
         <w:sz w:val="22"/>
       </w:rPr>
     </w:tblStylePr>
@@ -26934,7 +28035,7 @@
     <w:tblStylePr w:type="firstRow">
       <w:rPr>
         <w:b/>
-        <w:color w:val="B15407" w:themeColor="accent6" w:themeShade="95"/>
+        <w:color w:val="B05408" w:themeColor="accent6" w:themeShade="94"/>
         <w:sz w:val="22"/>
       </w:rPr>
       <w:tcPr>
@@ -26950,7 +28051,7 @@
     <w:tblStylePr w:type="lastRow">
       <w:rPr>
         <w:b/>
-        <w:color w:val="B15407" w:themeColor="accent6" w:themeShade="95"/>
+        <w:color w:val="B05408" w:themeColor="accent6" w:themeShade="94"/>
         <w:sz w:val="22"/>
       </w:rPr>
       <w:tcPr>
@@ -26969,7 +28070,7 @@
       </w:pPr>
       <w:rPr>
         <w:i/>
-        <w:color w:val="B15407" w:themeColor="accent6" w:themeShade="95"/>
+        <w:color w:val="B05408" w:themeColor="accent6" w:themeShade="94"/>
         <w:sz w:val="22"/>
       </w:rPr>
       <w:tcPr>
@@ -26985,7 +28086,7 @@
     <w:tblStylePr w:type="lastCol">
       <w:rPr>
         <w:i/>
-        <w:color w:val="B15407" w:themeColor="accent6" w:themeShade="95"/>
+        <w:color w:val="B05408" w:themeColor="accent6" w:themeShade="94"/>
         <w:sz w:val="22"/>
       </w:rPr>
       <w:tcPr>
@@ -27006,7 +28107,7 @@
     <w:tblStylePr w:type="band2Vert"/>
     <w:tblStylePr w:type="band1Horz">
       <w:rPr>
-        <w:color w:val="B15407" w:themeColor="accent6" w:themeShade="95"/>
+        <w:color w:val="B05408" w:themeColor="accent6" w:themeShade="94"/>
         <w:sz w:val="22"/>
       </w:rPr>
       <w:tcPr>
@@ -27015,7 +28116,7 @@
     </w:tblStylePr>
     <w:tblStylePr w:type="band2Horz">
       <w:rPr>
-        <w:color w:val="B15407" w:themeColor="accent6" w:themeShade="95"/>
+        <w:color w:val="B05408" w:themeColor="accent6" w:themeShade="94"/>
         <w:sz w:val="22"/>
       </w:rPr>
     </w:tblStylePr>
@@ -28949,6 +30050,11 @@
         <w:b/>
         <w:color w:val="FFFFFF" w:themeColor="light1"/>
         <w:sz w:val="22"/>
+        <w14:textFill>
+          <w14:solidFill>
+            <w14:schemeClr w14:val="lt1"/>
+          </w14:solidFill>
+        </w14:textFill>
       </w:rPr>
       <w:tcPr>
         <w:tcBorders>
@@ -28963,6 +30069,11 @@
         <w:b/>
         <w:color w:val="FFFFFF" w:themeColor="light1"/>
         <w:sz w:val="22"/>
+        <w14:textFill>
+          <w14:solidFill>
+            <w14:schemeClr w14:val="lt1"/>
+          </w14:solidFill>
+        </w14:textFill>
       </w:rPr>
     </w:tblStylePr>
     <w:tblStylePr w:type="firstCol">
@@ -28970,6 +30081,11 @@
         <w:b/>
         <w:color w:val="FFFFFF" w:themeColor="light1"/>
         <w:sz w:val="22"/>
+        <w14:textFill>
+          <w14:solidFill>
+            <w14:schemeClr w14:val="lt1"/>
+          </w14:solidFill>
+        </w14:textFill>
       </w:rPr>
       <w:tcPr>
         <w:tcBorders>
@@ -29047,6 +30163,11 @@
         <w:b/>
         <w:color w:val="FFFFFF" w:themeColor="light1"/>
         <w:sz w:val="22"/>
+        <w14:textFill>
+          <w14:solidFill>
+            <w14:schemeClr w14:val="lt1"/>
+          </w14:solidFill>
+        </w14:textFill>
       </w:rPr>
       <w:tcPr>
         <w:tcBorders>
@@ -29061,6 +30182,11 @@
         <w:b/>
         <w:color w:val="FFFFFF" w:themeColor="light1"/>
         <w:sz w:val="22"/>
+        <w14:textFill>
+          <w14:solidFill>
+            <w14:schemeClr w14:val="lt1"/>
+          </w14:solidFill>
+        </w14:textFill>
       </w:rPr>
     </w:tblStylePr>
     <w:tblStylePr w:type="firstCol">
@@ -29068,6 +30194,11 @@
         <w:b/>
         <w:color w:val="FFFFFF" w:themeColor="light1"/>
         <w:sz w:val="22"/>
+        <w14:textFill>
+          <w14:solidFill>
+            <w14:schemeClr w14:val="lt1"/>
+          </w14:solidFill>
+        </w14:textFill>
       </w:rPr>
       <w:tcPr>
         <w:tcBorders>
@@ -29145,6 +30276,11 @@
         <w:b/>
         <w:color w:val="FFFFFF" w:themeColor="light1"/>
         <w:sz w:val="22"/>
+        <w14:textFill>
+          <w14:solidFill>
+            <w14:schemeClr w14:val="lt1"/>
+          </w14:solidFill>
+        </w14:textFill>
       </w:rPr>
       <w:tcPr>
         <w:tcBorders>
@@ -29159,6 +30295,11 @@
         <w:b/>
         <w:color w:val="FFFFFF" w:themeColor="light1"/>
         <w:sz w:val="22"/>
+        <w14:textFill>
+          <w14:solidFill>
+            <w14:schemeClr w14:val="lt1"/>
+          </w14:solidFill>
+        </w14:textFill>
       </w:rPr>
     </w:tblStylePr>
     <w:tblStylePr w:type="firstCol">
@@ -29166,6 +30307,11 @@
         <w:b/>
         <w:color w:val="FFFFFF" w:themeColor="light1"/>
         <w:sz w:val="22"/>
+        <w14:textFill>
+          <w14:solidFill>
+            <w14:schemeClr w14:val="lt1"/>
+          </w14:solidFill>
+        </w14:textFill>
       </w:rPr>
       <w:tcPr>
         <w:tcBorders>
@@ -29243,6 +30389,11 @@
         <w:b/>
         <w:color w:val="FFFFFF" w:themeColor="light1"/>
         <w:sz w:val="22"/>
+        <w14:textFill>
+          <w14:solidFill>
+            <w14:schemeClr w14:val="lt1"/>
+          </w14:solidFill>
+        </w14:textFill>
       </w:rPr>
       <w:tcPr>
         <w:tcBorders>
@@ -29257,6 +30408,11 @@
         <w:b/>
         <w:color w:val="FFFFFF" w:themeColor="light1"/>
         <w:sz w:val="22"/>
+        <w14:textFill>
+          <w14:solidFill>
+            <w14:schemeClr w14:val="lt1"/>
+          </w14:solidFill>
+        </w14:textFill>
       </w:rPr>
     </w:tblStylePr>
     <w:tblStylePr w:type="firstCol">
@@ -29264,6 +30420,11 @@
         <w:b/>
         <w:color w:val="FFFFFF" w:themeColor="light1"/>
         <w:sz w:val="22"/>
+        <w14:textFill>
+          <w14:solidFill>
+            <w14:schemeClr w14:val="lt1"/>
+          </w14:solidFill>
+        </w14:textFill>
       </w:rPr>
       <w:tcPr>
         <w:tcBorders>
@@ -29341,6 +30502,11 @@
         <w:b/>
         <w:color w:val="FFFFFF" w:themeColor="light1"/>
         <w:sz w:val="22"/>
+        <w14:textFill>
+          <w14:solidFill>
+            <w14:schemeClr w14:val="lt1"/>
+          </w14:solidFill>
+        </w14:textFill>
       </w:rPr>
       <w:tcPr>
         <w:tcBorders>
@@ -29355,6 +30521,11 @@
         <w:b/>
         <w:color w:val="FFFFFF" w:themeColor="light1"/>
         <w:sz w:val="22"/>
+        <w14:textFill>
+          <w14:solidFill>
+            <w14:schemeClr w14:val="lt1"/>
+          </w14:solidFill>
+        </w14:textFill>
       </w:rPr>
     </w:tblStylePr>
     <w:tblStylePr w:type="firstCol">
@@ -29362,6 +30533,11 @@
         <w:b/>
         <w:color w:val="FFFFFF" w:themeColor="light1"/>
         <w:sz w:val="22"/>
+        <w14:textFill>
+          <w14:solidFill>
+            <w14:schemeClr w14:val="lt1"/>
+          </w14:solidFill>
+        </w14:textFill>
       </w:rPr>
       <w:tcPr>
         <w:tcBorders>
@@ -29439,6 +30615,11 @@
         <w:b/>
         <w:color w:val="FFFFFF" w:themeColor="light1"/>
         <w:sz w:val="22"/>
+        <w14:textFill>
+          <w14:solidFill>
+            <w14:schemeClr w14:val="lt1"/>
+          </w14:solidFill>
+        </w14:textFill>
       </w:rPr>
       <w:tcPr>
         <w:tcBorders>
@@ -29453,6 +30634,11 @@
         <w:b/>
         <w:color w:val="FFFFFF" w:themeColor="light1"/>
         <w:sz w:val="22"/>
+        <w14:textFill>
+          <w14:solidFill>
+            <w14:schemeClr w14:val="lt1"/>
+          </w14:solidFill>
+        </w14:textFill>
       </w:rPr>
     </w:tblStylePr>
     <w:tblStylePr w:type="firstCol">
@@ -29460,6 +30646,11 @@
         <w:b/>
         <w:color w:val="FFFFFF" w:themeColor="light1"/>
         <w:sz w:val="22"/>
+        <w14:textFill>
+          <w14:solidFill>
+            <w14:schemeClr w14:val="lt1"/>
+          </w14:solidFill>
+        </w14:textFill>
       </w:rPr>
       <w:tcPr>
         <w:tcBorders>
@@ -29537,6 +30728,11 @@
         <w:b/>
         <w:color w:val="FFFFFF" w:themeColor="light1"/>
         <w:sz w:val="22"/>
+        <w14:textFill>
+          <w14:solidFill>
+            <w14:schemeClr w14:val="lt1"/>
+          </w14:solidFill>
+        </w14:textFill>
       </w:rPr>
       <w:tcPr>
         <w:tcBorders>
@@ -29551,6 +30747,11 @@
         <w:b/>
         <w:color w:val="FFFFFF" w:themeColor="light1"/>
         <w:sz w:val="22"/>
+        <w14:textFill>
+          <w14:solidFill>
+            <w14:schemeClr w14:val="lt1"/>
+          </w14:solidFill>
+        </w14:textFill>
       </w:rPr>
     </w:tblStylePr>
     <w:tblStylePr w:type="firstCol">
@@ -29558,6 +30759,11 @@
         <w:b/>
         <w:color w:val="FFFFFF" w:themeColor="light1"/>
         <w:sz w:val="22"/>
+        <w14:textFill>
+          <w14:solidFill>
+            <w14:schemeClr w14:val="lt1"/>
+          </w14:solidFill>
+        </w14:textFill>
       </w:rPr>
       <w:tcPr>
         <w:tcBorders>
@@ -29632,6 +30838,11 @@
       <w:rPr>
         <w:b/>
         <w:color w:val="000000" w:themeColor="text1"/>
+        <w14:textFill>
+          <w14:solidFill>
+            <w14:schemeClr w14:val="tx1"/>
+          </w14:solidFill>
+        </w14:textFill>
       </w:rPr>
       <w:tcPr>
         <w:tcBorders>
@@ -29643,6 +30854,11 @@
       <w:rPr>
         <w:b/>
         <w:color w:val="000000" w:themeColor="text1"/>
+        <w14:textFill>
+          <w14:solidFill>
+            <w14:schemeClr w14:val="tx1"/>
+          </w14:solidFill>
+        </w14:textFill>
       </w:rPr>
       <w:tcPr>
         <w:tcBorders>
@@ -29654,12 +30870,22 @@
       <w:rPr>
         <w:b/>
         <w:color w:val="000000" w:themeColor="text1"/>
+        <w14:textFill>
+          <w14:solidFill>
+            <w14:schemeClr w14:val="tx1"/>
+          </w14:solidFill>
+        </w14:textFill>
       </w:rPr>
     </w:tblStylePr>
     <w:tblStylePr w:type="lastCol">
       <w:rPr>
         <w:b/>
         <w:color w:val="000000" w:themeColor="text1"/>
+        <w14:textFill>
+          <w14:solidFill>
+            <w14:schemeClr w14:val="tx1"/>
+          </w14:solidFill>
+        </w14:textFill>
       </w:rPr>
     </w:tblStylePr>
     <w:tblStylePr w:type="band1Vert">
@@ -29672,6 +30898,11 @@
       <w:rPr>
         <w:color w:val="000000" w:themeColor="text1"/>
         <w:sz w:val="22"/>
+        <w14:textFill>
+          <w14:solidFill>
+            <w14:schemeClr w14:val="tx1"/>
+          </w14:solidFill>
+        </w14:textFill>
       </w:rPr>
       <w:tcPr>
         <w:shd w:val="clear" w:color="BEBEBE" w:fill="BEBEBE" w:themeFill="text1" w:themeFillTint="40"/>
@@ -29681,6 +30912,11 @@
       <w:rPr>
         <w:color w:val="000000" w:themeColor="text1"/>
         <w:sz w:val="22"/>
+        <w14:textFill>
+          <w14:solidFill>
+            <w14:schemeClr w14:val="tx1"/>
+          </w14:solidFill>
+        </w14:textFill>
       </w:rPr>
     </w:tblStylePr>
     <w:tblStylePr w:type="neCell"/>
@@ -29705,7 +30941,7 @@
     <w:tblStylePr w:type="firstRow">
       <w:rPr>
         <w:b/>
-        <w:color w:val="2A4B71" w:themeColor="accent1" w:themeShade="95"/>
+        <w:color w:val="2A4B71" w:themeColor="accent1" w:themeShade="94"/>
       </w:rPr>
       <w:tcPr>
         <w:tcBorders>
@@ -29716,7 +30952,7 @@
     <w:tblStylePr w:type="lastRow">
       <w:rPr>
         <w:b/>
-        <w:color w:val="2A4B71" w:themeColor="accent1" w:themeShade="95"/>
+        <w:color w:val="2A4B71" w:themeColor="accent1" w:themeShade="94"/>
       </w:rPr>
       <w:tcPr>
         <w:tcBorders>
@@ -29727,13 +30963,13 @@
     <w:tblStylePr w:type="firstCol">
       <w:rPr>
         <w:b/>
-        <w:color w:val="2A4B71" w:themeColor="accent1" w:themeShade="95"/>
+        <w:color w:val="2A4B71" w:themeColor="accent1" w:themeShade="94"/>
       </w:rPr>
     </w:tblStylePr>
     <w:tblStylePr w:type="lastCol">
       <w:rPr>
         <w:b/>
-        <w:color w:val="2A4B71" w:themeColor="accent1" w:themeShade="95"/>
+        <w:color w:val="2A4B71" w:themeColor="accent1" w:themeShade="94"/>
       </w:rPr>
     </w:tblStylePr>
     <w:tblStylePr w:type="band1Vert">
@@ -29744,7 +30980,7 @@
     <w:tblStylePr w:type="band2Vert"/>
     <w:tblStylePr w:type="band1Horz">
       <w:rPr>
-        <w:color w:val="2A4B71" w:themeColor="accent1" w:themeShade="95"/>
+        <w:color w:val="2A4B71" w:themeColor="accent1" w:themeShade="94"/>
         <w:sz w:val="22"/>
       </w:rPr>
       <w:tcPr>
@@ -29753,7 +30989,7 @@
     </w:tblStylePr>
     <w:tblStylePr w:type="band2Horz">
       <w:rPr>
-        <w:color w:val="2A4B71" w:themeColor="accent1" w:themeShade="95"/>
+        <w:color w:val="2A4B71" w:themeColor="accent1" w:themeShade="94"/>
         <w:sz w:val="22"/>
       </w:rPr>
     </w:tblStylePr>
@@ -29779,7 +31015,15 @@
     <w:tblStylePr w:type="firstRow">
       <w:rPr>
         <w:b/>
-        <w:color w:val="D99795" w:themeColor="accent2" w:themeShade="95" w:themeTint="97"/>
+        <w:color w:val="DA9896" w:themeColor="accent2" w:themeTint="96"/>
+        <w14:textFill>
+          <w14:solidFill>
+            <w14:schemeClr w14:val="accent2">
+              <w14:lumMod w14:val="59000"/>
+              <w14:lumOff w14:val="41000"/>
+            </w14:schemeClr>
+          </w14:solidFill>
+        </w14:textFill>
       </w:rPr>
       <w:tcPr>
         <w:tcBorders>
@@ -29790,7 +31034,15 @@
     <w:tblStylePr w:type="lastRow">
       <w:rPr>
         <w:b/>
-        <w:color w:val="D99795" w:themeColor="accent2" w:themeShade="95" w:themeTint="97"/>
+        <w:color w:val="DA9896" w:themeColor="accent2" w:themeTint="96"/>
+        <w14:textFill>
+          <w14:solidFill>
+            <w14:schemeClr w14:val="accent2">
+              <w14:lumMod w14:val="59000"/>
+              <w14:lumOff w14:val="41000"/>
+            </w14:schemeClr>
+          </w14:solidFill>
+        </w14:textFill>
       </w:rPr>
       <w:tcPr>
         <w:tcBorders>
@@ -29801,13 +31053,29 @@
     <w:tblStylePr w:type="firstCol">
       <w:rPr>
         <w:b/>
-        <w:color w:val="D99795" w:themeColor="accent2" w:themeShade="95" w:themeTint="97"/>
+        <w:color w:val="DA9896" w:themeColor="accent2" w:themeTint="96"/>
+        <w14:textFill>
+          <w14:solidFill>
+            <w14:schemeClr w14:val="accent2">
+              <w14:lumMod w14:val="59000"/>
+              <w14:lumOff w14:val="41000"/>
+            </w14:schemeClr>
+          </w14:solidFill>
+        </w14:textFill>
       </w:rPr>
     </w:tblStylePr>
     <w:tblStylePr w:type="lastCol">
       <w:rPr>
         <w:b/>
-        <w:color w:val="D99795" w:themeColor="accent2" w:themeShade="95" w:themeTint="97"/>
+        <w:color w:val="DA9896" w:themeColor="accent2" w:themeTint="96"/>
+        <w14:textFill>
+          <w14:solidFill>
+            <w14:schemeClr w14:val="accent2">
+              <w14:lumMod w14:val="59000"/>
+              <w14:lumOff w14:val="41000"/>
+            </w14:schemeClr>
+          </w14:solidFill>
+        </w14:textFill>
       </w:rPr>
     </w:tblStylePr>
     <w:tblStylePr w:type="band1Vert">
@@ -29818,8 +31086,16 @@
     <w:tblStylePr w:type="band2Vert"/>
     <w:tblStylePr w:type="band1Horz">
       <w:rPr>
-        <w:color w:val="D99795" w:themeColor="accent2" w:themeShade="95" w:themeTint="97"/>
-        <w:sz w:val="22"/>
+        <w:color w:val="DA9896" w:themeColor="accent2" w:themeTint="96"/>
+        <w:sz w:val="22"/>
+        <w14:textFill>
+          <w14:solidFill>
+            <w14:schemeClr w14:val="accent2">
+              <w14:lumMod w14:val="59000"/>
+              <w14:lumOff w14:val="41000"/>
+            </w14:schemeClr>
+          </w14:solidFill>
+        </w14:textFill>
       </w:rPr>
       <w:tcPr>
         <w:shd w:val="clear" w:color="EFD3D2" w:fill="EFD3D2" w:themeFill="accent2" w:themeFillTint="40"/>
@@ -29827,8 +31103,16 @@
     </w:tblStylePr>
     <w:tblStylePr w:type="band2Horz">
       <w:rPr>
-        <w:color w:val="D99795" w:themeColor="accent2" w:themeShade="95" w:themeTint="97"/>
-        <w:sz w:val="22"/>
+        <w:color w:val="DA9896" w:themeColor="accent2" w:themeTint="96"/>
+        <w:sz w:val="22"/>
+        <w14:textFill>
+          <w14:solidFill>
+            <w14:schemeClr w14:val="accent2">
+              <w14:lumMod w14:val="59000"/>
+              <w14:lumOff w14:val="41000"/>
+            </w14:schemeClr>
+          </w14:solidFill>
+        </w14:textFill>
       </w:rPr>
     </w:tblStylePr>
     <w:tblStylePr w:type="neCell"/>
@@ -29853,7 +31137,15 @@
     <w:tblStylePr w:type="firstRow">
       <w:rPr>
         <w:b/>
-        <w:color w:val="C3D69C" w:themeColor="accent3" w:themeShade="95" w:themeTint="98"/>
+        <w:color w:val="C3D69B" w:themeColor="accent3" w:themeTint="99"/>
+        <w14:textFill>
+          <w14:solidFill>
+            <w14:schemeClr w14:val="accent3">
+              <w14:lumMod w14:val="60000"/>
+              <w14:lumOff w14:val="40000"/>
+            </w14:schemeClr>
+          </w14:solidFill>
+        </w14:textFill>
       </w:rPr>
       <w:tcPr>
         <w:tcBorders>
@@ -29864,7 +31156,15 @@
     <w:tblStylePr w:type="lastRow">
       <w:rPr>
         <w:b/>
-        <w:color w:val="C3D69C" w:themeColor="accent3" w:themeShade="95" w:themeTint="98"/>
+        <w:color w:val="C3D69B" w:themeColor="accent3" w:themeTint="99"/>
+        <w14:textFill>
+          <w14:solidFill>
+            <w14:schemeClr w14:val="accent3">
+              <w14:lumMod w14:val="60000"/>
+              <w14:lumOff w14:val="40000"/>
+            </w14:schemeClr>
+          </w14:solidFill>
+        </w14:textFill>
       </w:rPr>
       <w:tcPr>
         <w:tcBorders>
@@ -29875,13 +31175,29 @@
     <w:tblStylePr w:type="firstCol">
       <w:rPr>
         <w:b/>
-        <w:color w:val="C3D69C" w:themeColor="accent3" w:themeShade="95" w:themeTint="98"/>
+        <w:color w:val="C3D69B" w:themeColor="accent3" w:themeTint="99"/>
+        <w14:textFill>
+          <w14:solidFill>
+            <w14:schemeClr w14:val="accent3">
+              <w14:lumMod w14:val="60000"/>
+              <w14:lumOff w14:val="40000"/>
+            </w14:schemeClr>
+          </w14:solidFill>
+        </w14:textFill>
       </w:rPr>
     </w:tblStylePr>
     <w:tblStylePr w:type="lastCol">
       <w:rPr>
         <w:b/>
-        <w:color w:val="C3D69C" w:themeColor="accent3" w:themeShade="95" w:themeTint="98"/>
+        <w:color w:val="C3D69B" w:themeColor="accent3" w:themeTint="99"/>
+        <w14:textFill>
+          <w14:solidFill>
+            <w14:schemeClr w14:val="accent3">
+              <w14:lumMod w14:val="60000"/>
+              <w14:lumOff w14:val="40000"/>
+            </w14:schemeClr>
+          </w14:solidFill>
+        </w14:textFill>
       </w:rPr>
     </w:tblStylePr>
     <w:tblStylePr w:type="band1Vert">
@@ -29892,8 +31208,16 @@
     <w:tblStylePr w:type="band2Vert"/>
     <w:tblStylePr w:type="band1Horz">
       <w:rPr>
-        <w:color w:val="C3D69C" w:themeColor="accent3" w:themeShade="95" w:themeTint="98"/>
-        <w:sz w:val="22"/>
+        <w:color w:val="C3D69B" w:themeColor="accent3" w:themeTint="99"/>
+        <w:sz w:val="22"/>
+        <w14:textFill>
+          <w14:solidFill>
+            <w14:schemeClr w14:val="accent3">
+              <w14:lumMod w14:val="60000"/>
+              <w14:lumOff w14:val="40000"/>
+            </w14:schemeClr>
+          </w14:solidFill>
+        </w14:textFill>
       </w:rPr>
       <w:tcPr>
         <w:shd w:val="clear" w:color="E5EDD5" w:fill="E5EDD5" w:themeFill="accent3" w:themeFillTint="40"/>
@@ -29901,8 +31225,16 @@
     </w:tblStylePr>
     <w:tblStylePr w:type="band2Horz">
       <w:rPr>
-        <w:color w:val="C3D69C" w:themeColor="accent3" w:themeShade="95" w:themeTint="98"/>
-        <w:sz w:val="22"/>
+        <w:color w:val="C3D69B" w:themeColor="accent3" w:themeTint="99"/>
+        <w:sz w:val="22"/>
+        <w14:textFill>
+          <w14:solidFill>
+            <w14:schemeClr w14:val="accent3">
+              <w14:lumMod w14:val="60000"/>
+              <w14:lumOff w14:val="40000"/>
+            </w14:schemeClr>
+          </w14:solidFill>
+        </w14:textFill>
       </w:rPr>
     </w:tblStylePr>
     <w:tblStylePr w:type="neCell"/>
@@ -29927,7 +31259,15 @@
     <w:tblStylePr w:type="firstRow">
       <w:rPr>
         <w:b/>
-        <w:color w:val="B2A1C6" w:themeColor="accent4" w:themeShade="95" w:themeTint="9A"/>
+        <w:color w:val="B3A2C7" w:themeColor="accent4" w:themeTint="99"/>
+        <w14:textFill>
+          <w14:solidFill>
+            <w14:schemeClr w14:val="accent4">
+              <w14:lumMod w14:val="60000"/>
+              <w14:lumOff w14:val="40000"/>
+            </w14:schemeClr>
+          </w14:solidFill>
+        </w14:textFill>
       </w:rPr>
       <w:tcPr>
         <w:tcBorders>
@@ -29938,7 +31278,15 @@
     <w:tblStylePr w:type="lastRow">
       <w:rPr>
         <w:b/>
-        <w:color w:val="B2A1C6" w:themeColor="accent4" w:themeShade="95" w:themeTint="9A"/>
+        <w:color w:val="B3A2C7" w:themeColor="accent4" w:themeTint="99"/>
+        <w14:textFill>
+          <w14:solidFill>
+            <w14:schemeClr w14:val="accent4">
+              <w14:lumMod w14:val="60000"/>
+              <w14:lumOff w14:val="40000"/>
+            </w14:schemeClr>
+          </w14:solidFill>
+        </w14:textFill>
       </w:rPr>
       <w:tcPr>
         <w:tcBorders>
@@ -29949,13 +31297,29 @@
     <w:tblStylePr w:type="firstCol">
       <w:rPr>
         <w:b/>
-        <w:color w:val="B2A1C6" w:themeColor="accent4" w:themeShade="95" w:themeTint="9A"/>
+        <w:color w:val="B3A2C7" w:themeColor="accent4" w:themeTint="99"/>
+        <w14:textFill>
+          <w14:solidFill>
+            <w14:schemeClr w14:val="accent4">
+              <w14:lumMod w14:val="60000"/>
+              <w14:lumOff w14:val="40000"/>
+            </w14:schemeClr>
+          </w14:solidFill>
+        </w14:textFill>
       </w:rPr>
     </w:tblStylePr>
     <w:tblStylePr w:type="lastCol">
       <w:rPr>
         <w:b/>
-        <w:color w:val="B2A1C6" w:themeColor="accent4" w:themeShade="95" w:themeTint="9A"/>
+        <w:color w:val="B3A2C7" w:themeColor="accent4" w:themeTint="99"/>
+        <w14:textFill>
+          <w14:solidFill>
+            <w14:schemeClr w14:val="accent4">
+              <w14:lumMod w14:val="60000"/>
+              <w14:lumOff w14:val="40000"/>
+            </w14:schemeClr>
+          </w14:solidFill>
+        </w14:textFill>
       </w:rPr>
     </w:tblStylePr>
     <w:tblStylePr w:type="band1Vert">
@@ -29966,8 +31330,16 @@
     <w:tblStylePr w:type="band2Vert"/>
     <w:tblStylePr w:type="band1Horz">
       <w:rPr>
-        <w:color w:val="B2A1C6" w:themeColor="accent4" w:themeShade="95" w:themeTint="9A"/>
-        <w:sz w:val="22"/>
+        <w:color w:val="B3A2C7" w:themeColor="accent4" w:themeTint="99"/>
+        <w:sz w:val="22"/>
+        <w14:textFill>
+          <w14:solidFill>
+            <w14:schemeClr w14:val="accent4">
+              <w14:lumMod w14:val="60000"/>
+              <w14:lumOff w14:val="40000"/>
+            </w14:schemeClr>
+          </w14:solidFill>
+        </w14:textFill>
       </w:rPr>
       <w:tcPr>
         <w:shd w:val="clear" w:color="DFD8E7" w:fill="DFD8E7" w:themeFill="accent4" w:themeFillTint="40"/>
@@ -29975,8 +31347,16 @@
     </w:tblStylePr>
     <w:tblStylePr w:type="band2Horz">
       <w:rPr>
-        <w:color w:val="B2A1C6" w:themeColor="accent4" w:themeShade="95" w:themeTint="9A"/>
-        <w:sz w:val="22"/>
+        <w:color w:val="B3A2C7" w:themeColor="accent4" w:themeTint="99"/>
+        <w:sz w:val="22"/>
+        <w14:textFill>
+          <w14:solidFill>
+            <w14:schemeClr w14:val="accent4">
+              <w14:lumMod w14:val="60000"/>
+              <w14:lumOff w14:val="40000"/>
+            </w14:schemeClr>
+          </w14:solidFill>
+        </w14:textFill>
       </w:rPr>
     </w:tblStylePr>
     <w:tblStylePr w:type="neCell"/>
@@ -30001,7 +31381,15 @@
     <w:tblStylePr w:type="firstRow">
       <w:rPr>
         <w:b/>
-        <w:color w:val="92CCDC" w:themeColor="accent5" w:themeShade="95" w:themeTint="9A"/>
+        <w:color w:val="93CDDD" w:themeColor="accent5" w:themeTint="99"/>
+        <w14:textFill>
+          <w14:solidFill>
+            <w14:schemeClr w14:val="accent5">
+              <w14:lumMod w14:val="60000"/>
+              <w14:lumOff w14:val="40000"/>
+            </w14:schemeClr>
+          </w14:solidFill>
+        </w14:textFill>
       </w:rPr>
       <w:tcPr>
         <w:tcBorders>
@@ -30012,7 +31400,15 @@
     <w:tblStylePr w:type="lastRow">
       <w:rPr>
         <w:b/>
-        <w:color w:val="92CCDC" w:themeColor="accent5" w:themeShade="95" w:themeTint="9A"/>
+        <w:color w:val="93CDDD" w:themeColor="accent5" w:themeTint="99"/>
+        <w14:textFill>
+          <w14:solidFill>
+            <w14:schemeClr w14:val="accent5">
+              <w14:lumMod w14:val="60000"/>
+              <w14:lumOff w14:val="40000"/>
+            </w14:schemeClr>
+          </w14:solidFill>
+        </w14:textFill>
       </w:rPr>
       <w:tcPr>
         <w:tcBorders>
@@ -30023,13 +31419,29 @@
     <w:tblStylePr w:type="firstCol">
       <w:rPr>
         <w:b/>
-        <w:color w:val="92CCDC" w:themeColor="accent5" w:themeShade="95" w:themeTint="9A"/>
+        <w:color w:val="93CDDD" w:themeColor="accent5" w:themeTint="99"/>
+        <w14:textFill>
+          <w14:solidFill>
+            <w14:schemeClr w14:val="accent5">
+              <w14:lumMod w14:val="60000"/>
+              <w14:lumOff w14:val="40000"/>
+            </w14:schemeClr>
+          </w14:solidFill>
+        </w14:textFill>
       </w:rPr>
     </w:tblStylePr>
     <w:tblStylePr w:type="lastCol">
       <w:rPr>
         <w:b/>
-        <w:color w:val="92CCDC" w:themeColor="accent5" w:themeShade="95" w:themeTint="9A"/>
+        <w:color w:val="93CDDD" w:themeColor="accent5" w:themeTint="99"/>
+        <w14:textFill>
+          <w14:solidFill>
+            <w14:schemeClr w14:val="accent5">
+              <w14:lumMod w14:val="60000"/>
+              <w14:lumOff w14:val="40000"/>
+            </w14:schemeClr>
+          </w14:solidFill>
+        </w14:textFill>
       </w:rPr>
     </w:tblStylePr>
     <w:tblStylePr w:type="band1Vert">
@@ -30040,8 +31452,16 @@
     <w:tblStylePr w:type="band2Vert"/>
     <w:tblStylePr w:type="band1Horz">
       <w:rPr>
-        <w:color w:val="92CCDC" w:themeColor="accent5" w:themeShade="95" w:themeTint="9A"/>
-        <w:sz w:val="22"/>
+        <w:color w:val="93CDDD" w:themeColor="accent5" w:themeTint="99"/>
+        <w:sz w:val="22"/>
+        <w14:textFill>
+          <w14:solidFill>
+            <w14:schemeClr w14:val="accent5">
+              <w14:lumMod w14:val="60000"/>
+              <w14:lumOff w14:val="40000"/>
+            </w14:schemeClr>
+          </w14:solidFill>
+        </w14:textFill>
       </w:rPr>
       <w:tcPr>
         <w:shd w:val="clear" w:color="D1EAF0" w:fill="D1EAF0" w:themeFill="accent5" w:themeFillTint="40"/>
@@ -30049,8 +31469,16 @@
     </w:tblStylePr>
     <w:tblStylePr w:type="band2Horz">
       <w:rPr>
-        <w:color w:val="92CCDC" w:themeColor="accent5" w:themeShade="95" w:themeTint="9A"/>
-        <w:sz w:val="22"/>
+        <w:color w:val="93CDDD" w:themeColor="accent5" w:themeTint="99"/>
+        <w:sz w:val="22"/>
+        <w14:textFill>
+          <w14:solidFill>
+            <w14:schemeClr w14:val="accent5">
+              <w14:lumMod w14:val="60000"/>
+              <w14:lumOff w14:val="40000"/>
+            </w14:schemeClr>
+          </w14:solidFill>
+        </w14:textFill>
       </w:rPr>
     </w:tblStylePr>
     <w:tblStylePr w:type="neCell"/>
@@ -30075,7 +31503,15 @@
     <w:tblStylePr w:type="firstRow">
       <w:rPr>
         <w:b/>
-        <w:color w:val="FAC090" w:themeColor="accent6" w:themeShade="95" w:themeTint="98"/>
+        <w:color w:val="FAC090" w:themeColor="accent6" w:themeTint="99"/>
+        <w14:textFill>
+          <w14:solidFill>
+            <w14:schemeClr w14:val="accent6">
+              <w14:lumMod w14:val="60000"/>
+              <w14:lumOff w14:val="40000"/>
+            </w14:schemeClr>
+          </w14:solidFill>
+        </w14:textFill>
       </w:rPr>
       <w:tcPr>
         <w:tcBorders>
@@ -30086,7 +31522,15 @@
     <w:tblStylePr w:type="lastRow">
       <w:rPr>
         <w:b/>
-        <w:color w:val="FAC090" w:themeColor="accent6" w:themeShade="95" w:themeTint="98"/>
+        <w:color w:val="FAC090" w:themeColor="accent6" w:themeTint="99"/>
+        <w14:textFill>
+          <w14:solidFill>
+            <w14:schemeClr w14:val="accent6">
+              <w14:lumMod w14:val="60000"/>
+              <w14:lumOff w14:val="40000"/>
+            </w14:schemeClr>
+          </w14:solidFill>
+        </w14:textFill>
       </w:rPr>
       <w:tcPr>
         <w:tcBorders>
@@ -30097,13 +31541,29 @@
     <w:tblStylePr w:type="firstCol">
       <w:rPr>
         <w:b/>
-        <w:color w:val="FAC090" w:themeColor="accent6" w:themeShade="95" w:themeTint="98"/>
+        <w:color w:val="FAC090" w:themeColor="accent6" w:themeTint="99"/>
+        <w14:textFill>
+          <w14:solidFill>
+            <w14:schemeClr w14:val="accent6">
+              <w14:lumMod w14:val="60000"/>
+              <w14:lumOff w14:val="40000"/>
+            </w14:schemeClr>
+          </w14:solidFill>
+        </w14:textFill>
       </w:rPr>
     </w:tblStylePr>
     <w:tblStylePr w:type="lastCol">
       <w:rPr>
         <w:b/>
-        <w:color w:val="FAC090" w:themeColor="accent6" w:themeShade="95" w:themeTint="98"/>
+        <w:color w:val="FAC090" w:themeColor="accent6" w:themeTint="99"/>
+        <w14:textFill>
+          <w14:solidFill>
+            <w14:schemeClr w14:val="accent6">
+              <w14:lumMod w14:val="60000"/>
+              <w14:lumOff w14:val="40000"/>
+            </w14:schemeClr>
+          </w14:solidFill>
+        </w14:textFill>
       </w:rPr>
     </w:tblStylePr>
     <w:tblStylePr w:type="band1Vert">
@@ -30114,8 +31574,16 @@
     <w:tblStylePr w:type="band2Vert"/>
     <w:tblStylePr w:type="band1Horz">
       <w:rPr>
-        <w:color w:val="FAC090" w:themeColor="accent6" w:themeShade="95" w:themeTint="98"/>
-        <w:sz w:val="22"/>
+        <w:color w:val="FAC090" w:themeColor="accent6" w:themeTint="99"/>
+        <w:sz w:val="22"/>
+        <w14:textFill>
+          <w14:solidFill>
+            <w14:schemeClr w14:val="accent6">
+              <w14:lumMod w14:val="60000"/>
+              <w14:lumOff w14:val="40000"/>
+            </w14:schemeClr>
+          </w14:solidFill>
+        </w14:textFill>
       </w:rPr>
       <w:tcPr>
         <w:shd w:val="clear" w:color="FCE4D0" w:fill="FCE4D0" w:themeFill="accent6" w:themeFillTint="40"/>
@@ -30123,8 +31591,16 @@
     </w:tblStylePr>
     <w:tblStylePr w:type="band2Horz">
       <w:rPr>
-        <w:color w:val="FAC090" w:themeColor="accent6" w:themeShade="95" w:themeTint="98"/>
-        <w:sz w:val="22"/>
+        <w:color w:val="FAC090" w:themeColor="accent6" w:themeTint="99"/>
+        <w:sz w:val="22"/>
+        <w14:textFill>
+          <w14:solidFill>
+            <w14:schemeClr w14:val="accent6">
+              <w14:lumMod w14:val="60000"/>
+              <w14:lumOff w14:val="40000"/>
+            </w14:schemeClr>
+          </w14:solidFill>
+        </w14:textFill>
       </w:rPr>
     </w:tblStylePr>
     <w:tblStylePr w:type="neCell"/>
@@ -30148,8 +31624,16 @@
     <w:tblStylePr w:type="firstRow">
       <w:rPr>
         <w:i/>
-        <w:color w:val="7E7E7E" w:themeColor="text1" w:themeShade="95" w:themeTint="80"/>
-        <w:sz w:val="22"/>
+        <w:color w:val="808080" w:themeColor="text1" w:themeTint="80"/>
+        <w:sz w:val="22"/>
+        <w14:textFill>
+          <w14:solidFill>
+            <w14:schemeClr w14:val="tx1">
+              <w14:lumMod w14:val="50000"/>
+              <w14:lumOff w14:val="50000"/>
+            </w14:schemeClr>
+          </w14:solidFill>
+        </w14:textFill>
       </w:rPr>
       <w:tcPr>
         <w:tcBorders>
@@ -30164,8 +31648,16 @@
     <w:tblStylePr w:type="lastRow">
       <w:rPr>
         <w:i/>
-        <w:color w:val="7E7E7E" w:themeColor="text1" w:themeShade="95" w:themeTint="80"/>
-        <w:sz w:val="22"/>
+        <w:color w:val="808080" w:themeColor="text1" w:themeTint="80"/>
+        <w:sz w:val="22"/>
+        <w14:textFill>
+          <w14:solidFill>
+            <w14:schemeClr w14:val="tx1">
+              <w14:lumMod w14:val="50000"/>
+              <w14:lumOff w14:val="50000"/>
+            </w14:schemeClr>
+          </w14:solidFill>
+        </w14:textFill>
       </w:rPr>
       <w:tcPr>
         <w:tcBorders>
@@ -30183,8 +31675,16 @@
       </w:pPr>
       <w:rPr>
         <w:i/>
-        <w:color w:val="7E7E7E" w:themeColor="text1" w:themeShade="95" w:themeTint="80"/>
-        <w:sz w:val="22"/>
+        <w:color w:val="808080" w:themeColor="text1" w:themeTint="80"/>
+        <w:sz w:val="22"/>
+        <w14:textFill>
+          <w14:solidFill>
+            <w14:schemeClr w14:val="tx1">
+              <w14:lumMod w14:val="50000"/>
+              <w14:lumOff w14:val="50000"/>
+            </w14:schemeClr>
+          </w14:solidFill>
+        </w14:textFill>
       </w:rPr>
       <w:tcPr>
         <w:tcBorders>
@@ -30199,8 +31699,16 @@
     <w:tblStylePr w:type="lastCol">
       <w:rPr>
         <w:i/>
-        <w:color w:val="7E7E7E" w:themeColor="text1" w:themeShade="95" w:themeTint="80"/>
-        <w:sz w:val="22"/>
+        <w:color w:val="808080" w:themeColor="text1" w:themeTint="80"/>
+        <w:sz w:val="22"/>
+        <w14:textFill>
+          <w14:solidFill>
+            <w14:schemeClr w14:val="tx1">
+              <w14:lumMod w14:val="50000"/>
+              <w14:lumOff w14:val="50000"/>
+            </w14:schemeClr>
+          </w14:solidFill>
+        </w14:textFill>
       </w:rPr>
       <w:tcPr>
         <w:tcBorders>
@@ -30220,8 +31728,16 @@
     <w:tblStylePr w:type="band2Vert"/>
     <w:tblStylePr w:type="band1Horz">
       <w:rPr>
-        <w:color w:val="7E7E7E" w:themeColor="text1" w:themeShade="95" w:themeTint="80"/>
-        <w:sz w:val="22"/>
+        <w:color w:val="808080" w:themeColor="text1" w:themeTint="80"/>
+        <w:sz w:val="22"/>
+        <w14:textFill>
+          <w14:solidFill>
+            <w14:schemeClr w14:val="tx1">
+              <w14:lumMod w14:val="50000"/>
+              <w14:lumOff w14:val="50000"/>
+            </w14:schemeClr>
+          </w14:solidFill>
+        </w14:textFill>
       </w:rPr>
       <w:tcPr>
         <w:shd w:val="clear" w:color="BEBEBE" w:fill="BEBEBE" w:themeFill="text1" w:themeFillTint="40"/>
@@ -30229,8 +31745,16 @@
     </w:tblStylePr>
     <w:tblStylePr w:type="band2Horz">
       <w:rPr>
-        <w:color w:val="7E7E7E" w:themeColor="text1" w:themeShade="95" w:themeTint="80"/>
-        <w:sz w:val="22"/>
+        <w:color w:val="808080" w:themeColor="text1" w:themeTint="80"/>
+        <w:sz w:val="22"/>
+        <w14:textFill>
+          <w14:solidFill>
+            <w14:schemeClr w14:val="tx1">
+              <w14:lumMod w14:val="50000"/>
+              <w14:lumOff w14:val="50000"/>
+            </w14:schemeClr>
+          </w14:solidFill>
+        </w14:textFill>
       </w:rPr>
     </w:tblStylePr>
     <w:tblStylePr w:type="neCell"/>
@@ -30254,7 +31778,7 @@
     <w:tblStylePr w:type="firstRow">
       <w:rPr>
         <w:i/>
-        <w:color w:val="2A4B71" w:themeColor="accent1" w:themeShade="95"/>
+        <w:color w:val="2A4B71" w:themeColor="accent1" w:themeShade="94"/>
         <w:sz w:val="22"/>
       </w:rPr>
       <w:tcPr>
@@ -30270,7 +31794,7 @@
     <w:tblStylePr w:type="lastRow">
       <w:rPr>
         <w:i/>
-        <w:color w:val="2A4B71" w:themeColor="accent1" w:themeShade="95"/>
+        <w:color w:val="2A4B71" w:themeColor="accent1" w:themeShade="94"/>
         <w:sz w:val="22"/>
       </w:rPr>
       <w:tcPr>
@@ -30289,7 +31813,7 @@
       </w:pPr>
       <w:rPr>
         <w:i/>
-        <w:color w:val="2A4B71" w:themeColor="accent1" w:themeShade="95"/>
+        <w:color w:val="2A4B71" w:themeColor="accent1" w:themeShade="94"/>
         <w:sz w:val="22"/>
       </w:rPr>
       <w:tcPr>
@@ -30305,7 +31829,7 @@
     <w:tblStylePr w:type="lastCol">
       <w:rPr>
         <w:i/>
-        <w:color w:val="2A4B71" w:themeColor="accent1" w:themeShade="95"/>
+        <w:color w:val="2A4B71" w:themeColor="accent1" w:themeShade="94"/>
         <w:sz w:val="22"/>
       </w:rPr>
       <w:tcPr>
@@ -30326,7 +31850,7 @@
     <w:tblStylePr w:type="band2Vert"/>
     <w:tblStylePr w:type="band1Horz">
       <w:rPr>
-        <w:color w:val="2A4B71" w:themeColor="accent1" w:themeShade="95"/>
+        <w:color w:val="2A4B71" w:themeColor="accent1" w:themeShade="94"/>
         <w:sz w:val="22"/>
       </w:rPr>
       <w:tcPr>
@@ -30335,7 +31859,7 @@
     </w:tblStylePr>
     <w:tblStylePr w:type="band2Horz">
       <w:rPr>
-        <w:color w:val="2A4B71" w:themeColor="accent1" w:themeShade="95"/>
+        <w:color w:val="2A4B71" w:themeColor="accent1" w:themeShade="94"/>
         <w:sz w:val="22"/>
       </w:rPr>
     </w:tblStylePr>
@@ -30360,8 +31884,16 @@
     <w:tblStylePr w:type="firstRow">
       <w:rPr>
         <w:i/>
-        <w:color w:val="D99795" w:themeColor="accent2" w:themeShade="95" w:themeTint="97"/>
-        <w:sz w:val="22"/>
+        <w:color w:val="DA9896" w:themeColor="accent2" w:themeTint="96"/>
+        <w:sz w:val="22"/>
+        <w14:textFill>
+          <w14:solidFill>
+            <w14:schemeClr w14:val="accent2">
+              <w14:lumMod w14:val="59000"/>
+              <w14:lumOff w14:val="41000"/>
+            </w14:schemeClr>
+          </w14:solidFill>
+        </w14:textFill>
       </w:rPr>
       <w:tcPr>
         <w:tcBorders>
@@ -30376,8 +31908,16 @@
     <w:tblStylePr w:type="lastRow">
       <w:rPr>
         <w:i/>
-        <w:color w:val="D99795" w:themeColor="accent2" w:themeShade="95" w:themeTint="97"/>
-        <w:sz w:val="22"/>
+        <w:color w:val="DA9896" w:themeColor="accent2" w:themeTint="96"/>
+        <w:sz w:val="22"/>
+        <w14:textFill>
+          <w14:solidFill>
+            <w14:schemeClr w14:val="accent2">
+              <w14:lumMod w14:val="59000"/>
+              <w14:lumOff w14:val="41000"/>
+            </w14:schemeClr>
+          </w14:solidFill>
+        </w14:textFill>
       </w:rPr>
       <w:tcPr>
         <w:tcBorders>
@@ -30395,8 +31935,16 @@
       </w:pPr>
       <w:rPr>
         <w:i/>
-        <w:color w:val="D99795" w:themeColor="accent2" w:themeShade="95" w:themeTint="97"/>
-        <w:sz w:val="22"/>
+        <w:color w:val="DA9896" w:themeColor="accent2" w:themeTint="96"/>
+        <w:sz w:val="22"/>
+        <w14:textFill>
+          <w14:solidFill>
+            <w14:schemeClr w14:val="accent2">
+              <w14:lumMod w14:val="59000"/>
+              <w14:lumOff w14:val="41000"/>
+            </w14:schemeClr>
+          </w14:solidFill>
+        </w14:textFill>
       </w:rPr>
       <w:tcPr>
         <w:tcBorders>
@@ -30411,8 +31959,16 @@
     <w:tblStylePr w:type="lastCol">
       <w:rPr>
         <w:i/>
-        <w:color w:val="D99795" w:themeColor="accent2" w:themeShade="95" w:themeTint="97"/>
-        <w:sz w:val="22"/>
+        <w:color w:val="DA9896" w:themeColor="accent2" w:themeTint="96"/>
+        <w:sz w:val="22"/>
+        <w14:textFill>
+          <w14:solidFill>
+            <w14:schemeClr w14:val="accent2">
+              <w14:lumMod w14:val="59000"/>
+              <w14:lumOff w14:val="41000"/>
+            </w14:schemeClr>
+          </w14:solidFill>
+        </w14:textFill>
       </w:rPr>
       <w:tcPr>
         <w:tcBorders>
@@ -30432,8 +31988,16 @@
     <w:tblStylePr w:type="band2Vert"/>
     <w:tblStylePr w:type="band1Horz">
       <w:rPr>
-        <w:color w:val="D99795" w:themeColor="accent2" w:themeShade="95" w:themeTint="97"/>
-        <w:sz w:val="22"/>
+        <w:color w:val="DA9896" w:themeColor="accent2" w:themeTint="96"/>
+        <w:sz w:val="22"/>
+        <w14:textFill>
+          <w14:solidFill>
+            <w14:schemeClr w14:val="accent2">
+              <w14:lumMod w14:val="59000"/>
+              <w14:lumOff w14:val="41000"/>
+            </w14:schemeClr>
+          </w14:solidFill>
+        </w14:textFill>
       </w:rPr>
       <w:tcPr>
         <w:shd w:val="clear" w:color="EFD3D2" w:fill="EFD3D2" w:themeFill="accent2" w:themeFillTint="40"/>
@@ -30441,8 +32005,16 @@
     </w:tblStylePr>
     <w:tblStylePr w:type="band2Horz">
       <w:rPr>
-        <w:color w:val="D99795" w:themeColor="accent2" w:themeShade="95" w:themeTint="97"/>
-        <w:sz w:val="22"/>
+        <w:color w:val="DA9896" w:themeColor="accent2" w:themeTint="96"/>
+        <w:sz w:val="22"/>
+        <w14:textFill>
+          <w14:solidFill>
+            <w14:schemeClr w14:val="accent2">
+              <w14:lumMod w14:val="59000"/>
+              <w14:lumOff w14:val="41000"/>
+            </w14:schemeClr>
+          </w14:solidFill>
+        </w14:textFill>
       </w:rPr>
     </w:tblStylePr>
     <w:tblStylePr w:type="neCell"/>
@@ -30466,8 +32038,16 @@
     <w:tblStylePr w:type="firstRow">
       <w:rPr>
         <w:i/>
-        <w:color w:val="C3D69C" w:themeColor="accent3" w:themeShade="95" w:themeTint="98"/>
-        <w:sz w:val="22"/>
+        <w:color w:val="C3D69B" w:themeColor="accent3" w:themeTint="99"/>
+        <w:sz w:val="22"/>
+        <w14:textFill>
+          <w14:solidFill>
+            <w14:schemeClr w14:val="accent3">
+              <w14:lumMod w14:val="60000"/>
+              <w14:lumOff w14:val="40000"/>
+            </w14:schemeClr>
+          </w14:solidFill>
+        </w14:textFill>
       </w:rPr>
       <w:tcPr>
         <w:tcBorders>
@@ -30482,8 +32062,16 @@
     <w:tblStylePr w:type="lastRow">
       <w:rPr>
         <w:i/>
-        <w:color w:val="C3D69C" w:themeColor="accent3" w:themeShade="95" w:themeTint="98"/>
-        <w:sz w:val="22"/>
+        <w:color w:val="C3D69B" w:themeColor="accent3" w:themeTint="99"/>
+        <w:sz w:val="22"/>
+        <w14:textFill>
+          <w14:solidFill>
+            <w14:schemeClr w14:val="accent3">
+              <w14:lumMod w14:val="60000"/>
+              <w14:lumOff w14:val="40000"/>
+            </w14:schemeClr>
+          </w14:solidFill>
+        </w14:textFill>
       </w:rPr>
       <w:tcPr>
         <w:tcBorders>
@@ -30501,8 +32089,16 @@
       </w:pPr>
       <w:rPr>
         <w:i/>
-        <w:color w:val="C3D69C" w:themeColor="accent3" w:themeShade="95" w:themeTint="98"/>
-        <w:sz w:val="22"/>
+        <w:color w:val="C3D69B" w:themeColor="accent3" w:themeTint="99"/>
+        <w:sz w:val="22"/>
+        <w14:textFill>
+          <w14:solidFill>
+            <w14:schemeClr w14:val="accent3">
+              <w14:lumMod w14:val="60000"/>
+              <w14:lumOff w14:val="40000"/>
+            </w14:schemeClr>
+          </w14:solidFill>
+        </w14:textFill>
       </w:rPr>
       <w:tcPr>
         <w:tcBorders>
@@ -30517,8 +32113,16 @@
     <w:tblStylePr w:type="lastCol">
       <w:rPr>
         <w:i/>
-        <w:color w:val="C3D69C" w:themeColor="accent3" w:themeShade="95" w:themeTint="98"/>
-        <w:sz w:val="22"/>
+        <w:color w:val="C3D69B" w:themeColor="accent3" w:themeTint="99"/>
+        <w:sz w:val="22"/>
+        <w14:textFill>
+          <w14:solidFill>
+            <w14:schemeClr w14:val="accent3">
+              <w14:lumMod w14:val="60000"/>
+              <w14:lumOff w14:val="40000"/>
+            </w14:schemeClr>
+          </w14:solidFill>
+        </w14:textFill>
       </w:rPr>
       <w:tcPr>
         <w:tcBorders>
@@ -30538,8 +32142,16 @@
     <w:tblStylePr w:type="band2Vert"/>
     <w:tblStylePr w:type="band1Horz">
       <w:rPr>
-        <w:color w:val="C3D69C" w:themeColor="accent3" w:themeShade="95" w:themeTint="98"/>
-        <w:sz w:val="22"/>
+        <w:color w:val="C3D69B" w:themeColor="accent3" w:themeTint="99"/>
+        <w:sz w:val="22"/>
+        <w14:textFill>
+          <w14:solidFill>
+            <w14:schemeClr w14:val="accent3">
+              <w14:lumMod w14:val="60000"/>
+              <w14:lumOff w14:val="40000"/>
+            </w14:schemeClr>
+          </w14:solidFill>
+        </w14:textFill>
       </w:rPr>
       <w:tcPr>
         <w:shd w:val="clear" w:color="E5EDD5" w:fill="E5EDD5" w:themeFill="accent3" w:themeFillTint="40"/>
@@ -30547,8 +32159,16 @@
     </w:tblStylePr>
     <w:tblStylePr w:type="band2Horz">
       <w:rPr>
-        <w:color w:val="C3D69C" w:themeColor="accent3" w:themeShade="95" w:themeTint="98"/>
-        <w:sz w:val="22"/>
+        <w:color w:val="C3D69B" w:themeColor="accent3" w:themeTint="99"/>
+        <w:sz w:val="22"/>
+        <w14:textFill>
+          <w14:solidFill>
+            <w14:schemeClr w14:val="accent3">
+              <w14:lumMod w14:val="60000"/>
+              <w14:lumOff w14:val="40000"/>
+            </w14:schemeClr>
+          </w14:solidFill>
+        </w14:textFill>
       </w:rPr>
     </w:tblStylePr>
     <w:tblStylePr w:type="neCell"/>
@@ -30572,8 +32192,16 @@
     <w:tblStylePr w:type="firstRow">
       <w:rPr>
         <w:i/>
-        <w:color w:val="B2A1C6" w:themeColor="accent4" w:themeShade="95" w:themeTint="9A"/>
-        <w:sz w:val="22"/>
+        <w:color w:val="B3A2C7" w:themeColor="accent4" w:themeTint="99"/>
+        <w:sz w:val="22"/>
+        <w14:textFill>
+          <w14:solidFill>
+            <w14:schemeClr w14:val="accent4">
+              <w14:lumMod w14:val="60000"/>
+              <w14:lumOff w14:val="40000"/>
+            </w14:schemeClr>
+          </w14:solidFill>
+        </w14:textFill>
       </w:rPr>
       <w:tcPr>
         <w:tcBorders>
@@ -30588,8 +32216,16 @@
     <w:tblStylePr w:type="lastRow">
       <w:rPr>
         <w:i/>
-        <w:color w:val="B2A1C6" w:themeColor="accent4" w:themeShade="95" w:themeTint="9A"/>
-        <w:sz w:val="22"/>
+        <w:color w:val="B3A2C7" w:themeColor="accent4" w:themeTint="99"/>
+        <w:sz w:val="22"/>
+        <w14:textFill>
+          <w14:solidFill>
+            <w14:schemeClr w14:val="accent4">
+              <w14:lumMod w14:val="60000"/>
+              <w14:lumOff w14:val="40000"/>
+            </w14:schemeClr>
+          </w14:solidFill>
+        </w14:textFill>
       </w:rPr>
       <w:tcPr>
         <w:tcBorders>
@@ -30607,8 +32243,16 @@
       </w:pPr>
       <w:rPr>
         <w:i/>
-        <w:color w:val="B2A1C6" w:themeColor="accent4" w:themeShade="95" w:themeTint="9A"/>
-        <w:sz w:val="22"/>
+        <w:color w:val="B3A2C7" w:themeColor="accent4" w:themeTint="99"/>
+        <w:sz w:val="22"/>
+        <w14:textFill>
+          <w14:solidFill>
+            <w14:schemeClr w14:val="accent4">
+              <w14:lumMod w14:val="60000"/>
+              <w14:lumOff w14:val="40000"/>
+            </w14:schemeClr>
+          </w14:solidFill>
+        </w14:textFill>
       </w:rPr>
       <w:tcPr>
         <w:tcBorders>
@@ -30623,8 +32267,16 @@
     <w:tblStylePr w:type="lastCol">
       <w:rPr>
         <w:i/>
-        <w:color w:val="B2A1C6" w:themeColor="accent4" w:themeShade="95" w:themeTint="9A"/>
-        <w:sz w:val="22"/>
+        <w:color w:val="B3A2C7" w:themeColor="accent4" w:themeTint="99"/>
+        <w:sz w:val="22"/>
+        <w14:textFill>
+          <w14:solidFill>
+            <w14:schemeClr w14:val="accent4">
+              <w14:lumMod w14:val="60000"/>
+              <w14:lumOff w14:val="40000"/>
+            </w14:schemeClr>
+          </w14:solidFill>
+        </w14:textFill>
       </w:rPr>
       <w:tcPr>
         <w:tcBorders>
@@ -30644,8 +32296,16 @@
     <w:tblStylePr w:type="band2Vert"/>
     <w:tblStylePr w:type="band1Horz">
       <w:rPr>
-        <w:color w:val="B2A1C6" w:themeColor="accent4" w:themeShade="95" w:themeTint="9A"/>
-        <w:sz w:val="22"/>
+        <w:color w:val="B3A2C7" w:themeColor="accent4" w:themeTint="99"/>
+        <w:sz w:val="22"/>
+        <w14:textFill>
+          <w14:solidFill>
+            <w14:schemeClr w14:val="accent4">
+              <w14:lumMod w14:val="60000"/>
+              <w14:lumOff w14:val="40000"/>
+            </w14:schemeClr>
+          </w14:solidFill>
+        </w14:textFill>
       </w:rPr>
       <w:tcPr>
         <w:shd w:val="clear" w:color="DFD8E7" w:fill="DFD8E7" w:themeFill="accent4" w:themeFillTint="40"/>
@@ -30653,8 +32313,16 @@
     </w:tblStylePr>
     <w:tblStylePr w:type="band2Horz">
       <w:rPr>
-        <w:color w:val="B2A1C6" w:themeColor="accent4" w:themeShade="95" w:themeTint="9A"/>
-        <w:sz w:val="22"/>
+        <w:color w:val="B3A2C7" w:themeColor="accent4" w:themeTint="99"/>
+        <w:sz w:val="22"/>
+        <w14:textFill>
+          <w14:solidFill>
+            <w14:schemeClr w14:val="accent4">
+              <w14:lumMod w14:val="60000"/>
+              <w14:lumOff w14:val="40000"/>
+            </w14:schemeClr>
+          </w14:solidFill>
+        </w14:textFill>
       </w:rPr>
     </w:tblStylePr>
     <w:tblStylePr w:type="neCell"/>
@@ -30678,8 +32346,16 @@
     <w:tblStylePr w:type="firstRow">
       <w:rPr>
         <w:i/>
-        <w:color w:val="92CCDC" w:themeColor="accent5" w:themeShade="95" w:themeTint="9A"/>
-        <w:sz w:val="22"/>
+        <w:color w:val="93CDDD" w:themeColor="accent5" w:themeTint="99"/>
+        <w:sz w:val="22"/>
+        <w14:textFill>
+          <w14:solidFill>
+            <w14:schemeClr w14:val="accent5">
+              <w14:lumMod w14:val="60000"/>
+              <w14:lumOff w14:val="40000"/>
+            </w14:schemeClr>
+          </w14:solidFill>
+        </w14:textFill>
       </w:rPr>
       <w:tcPr>
         <w:tcBorders>
@@ -30694,8 +32370,16 @@
     <w:tblStylePr w:type="lastRow">
       <w:rPr>
         <w:i/>
-        <w:color w:val="92CCDC" w:themeColor="accent5" w:themeShade="95" w:themeTint="9A"/>
-        <w:sz w:val="22"/>
+        <w:color w:val="93CDDD" w:themeColor="accent5" w:themeTint="99"/>
+        <w:sz w:val="22"/>
+        <w14:textFill>
+          <w14:solidFill>
+            <w14:schemeClr w14:val="accent5">
+              <w14:lumMod w14:val="60000"/>
+              <w14:lumOff w14:val="40000"/>
+            </w14:schemeClr>
+          </w14:solidFill>
+        </w14:textFill>
       </w:rPr>
       <w:tcPr>
         <w:tcBorders>
@@ -30713,8 +32397,16 @@
       </w:pPr>
       <w:rPr>
         <w:i/>
-        <w:color w:val="92CCDC" w:themeColor="accent5" w:themeShade="95" w:themeTint="9A"/>
-        <w:sz w:val="22"/>
+        <w:color w:val="93CDDD" w:themeColor="accent5" w:themeTint="99"/>
+        <w:sz w:val="22"/>
+        <w14:textFill>
+          <w14:solidFill>
+            <w14:schemeClr w14:val="accent5">
+              <w14:lumMod w14:val="60000"/>
+              <w14:lumOff w14:val="40000"/>
+            </w14:schemeClr>
+          </w14:solidFill>
+        </w14:textFill>
       </w:rPr>
       <w:tcPr>
         <w:tcBorders>
@@ -30729,8 +32421,16 @@
     <w:tblStylePr w:type="lastCol">
       <w:rPr>
         <w:i/>
-        <w:color w:val="92CCDC" w:themeColor="accent5" w:themeShade="95" w:themeTint="9A"/>
-        <w:sz w:val="22"/>
+        <w:color w:val="93CDDD" w:themeColor="accent5" w:themeTint="99"/>
+        <w:sz w:val="22"/>
+        <w14:textFill>
+          <w14:solidFill>
+            <w14:schemeClr w14:val="accent5">
+              <w14:lumMod w14:val="60000"/>
+              <w14:lumOff w14:val="40000"/>
+            </w14:schemeClr>
+          </w14:solidFill>
+        </w14:textFill>
       </w:rPr>
       <w:tcPr>
         <w:tcBorders>
@@ -30750,8 +32450,16 @@
     <w:tblStylePr w:type="band2Vert"/>
     <w:tblStylePr w:type="band1Horz">
       <w:rPr>
-        <w:color w:val="92CCDC" w:themeColor="accent5" w:themeShade="95" w:themeTint="9A"/>
-        <w:sz w:val="22"/>
+        <w:color w:val="93CDDD" w:themeColor="accent5" w:themeTint="99"/>
+        <w:sz w:val="22"/>
+        <w14:textFill>
+          <w14:solidFill>
+            <w14:schemeClr w14:val="accent5">
+              <w14:lumMod w14:val="60000"/>
+              <w14:lumOff w14:val="40000"/>
+            </w14:schemeClr>
+          </w14:solidFill>
+        </w14:textFill>
       </w:rPr>
       <w:tcPr>
         <w:shd w:val="clear" w:color="D1EAF0" w:fill="D1EAF0" w:themeFill="accent5" w:themeFillTint="40"/>
@@ -30759,8 +32467,16 @@
     </w:tblStylePr>
     <w:tblStylePr w:type="band2Horz">
       <w:rPr>
-        <w:color w:val="92CCDC" w:themeColor="accent5" w:themeShade="95" w:themeTint="9A"/>
-        <w:sz w:val="22"/>
+        <w:color w:val="93CDDD" w:themeColor="accent5" w:themeTint="99"/>
+        <w:sz w:val="22"/>
+        <w14:textFill>
+          <w14:solidFill>
+            <w14:schemeClr w14:val="accent5">
+              <w14:lumMod w14:val="60000"/>
+              <w14:lumOff w14:val="40000"/>
+            </w14:schemeClr>
+          </w14:solidFill>
+        </w14:textFill>
       </w:rPr>
     </w:tblStylePr>
     <w:tblStylePr w:type="neCell"/>
@@ -30784,8 +32500,16 @@
     <w:tblStylePr w:type="firstRow">
       <w:rPr>
         <w:i/>
-        <w:color w:val="FAC090" w:themeColor="accent6" w:themeShade="95" w:themeTint="98"/>
-        <w:sz w:val="22"/>
+        <w:color w:val="FAC090" w:themeColor="accent6" w:themeTint="99"/>
+        <w:sz w:val="22"/>
+        <w14:textFill>
+          <w14:solidFill>
+            <w14:schemeClr w14:val="accent6">
+              <w14:lumMod w14:val="60000"/>
+              <w14:lumOff w14:val="40000"/>
+            </w14:schemeClr>
+          </w14:solidFill>
+        </w14:textFill>
       </w:rPr>
       <w:tcPr>
         <w:tcBorders>
@@ -30800,8 +32524,16 @@
     <w:tblStylePr w:type="lastRow">
       <w:rPr>
         <w:i/>
-        <w:color w:val="FAC090" w:themeColor="accent6" w:themeShade="95" w:themeTint="98"/>
-        <w:sz w:val="22"/>
+        <w:color w:val="FAC090" w:themeColor="accent6" w:themeTint="99"/>
+        <w:sz w:val="22"/>
+        <w14:textFill>
+          <w14:solidFill>
+            <w14:schemeClr w14:val="accent6">
+              <w14:lumMod w14:val="60000"/>
+              <w14:lumOff w14:val="40000"/>
+            </w14:schemeClr>
+          </w14:solidFill>
+        </w14:textFill>
       </w:rPr>
       <w:tcPr>
         <w:tcBorders>
@@ -30819,8 +32551,16 @@
       </w:pPr>
       <w:rPr>
         <w:i/>
-        <w:color w:val="FAC090" w:themeColor="accent6" w:themeShade="95" w:themeTint="98"/>
-        <w:sz w:val="22"/>
+        <w:color w:val="FAC090" w:themeColor="accent6" w:themeTint="99"/>
+        <w:sz w:val="22"/>
+        <w14:textFill>
+          <w14:solidFill>
+            <w14:schemeClr w14:val="accent6">
+              <w14:lumMod w14:val="60000"/>
+              <w14:lumOff w14:val="40000"/>
+            </w14:schemeClr>
+          </w14:solidFill>
+        </w14:textFill>
       </w:rPr>
       <w:tcPr>
         <w:tcBorders>
@@ -30835,8 +32575,16 @@
     <w:tblStylePr w:type="lastCol">
       <w:rPr>
         <w:i/>
-        <w:color w:val="FAC090" w:themeColor="accent6" w:themeShade="95" w:themeTint="98"/>
-        <w:sz w:val="22"/>
+        <w:color w:val="FAC090" w:themeColor="accent6" w:themeTint="99"/>
+        <w:sz w:val="22"/>
+        <w14:textFill>
+          <w14:solidFill>
+            <w14:schemeClr w14:val="accent6">
+              <w14:lumMod w14:val="60000"/>
+              <w14:lumOff w14:val="40000"/>
+            </w14:schemeClr>
+          </w14:solidFill>
+        </w14:textFill>
       </w:rPr>
       <w:tcPr>
         <w:tcBorders>
@@ -30856,8 +32604,16 @@
     <w:tblStylePr w:type="band2Vert"/>
     <w:tblStylePr w:type="band1Horz">
       <w:rPr>
-        <w:color w:val="FAC090" w:themeColor="accent6" w:themeShade="95" w:themeTint="98"/>
-        <w:sz w:val="22"/>
+        <w:color w:val="FAC090" w:themeColor="accent6" w:themeTint="99"/>
+        <w:sz w:val="22"/>
+        <w14:textFill>
+          <w14:solidFill>
+            <w14:schemeClr w14:val="accent6">
+              <w14:lumMod w14:val="60000"/>
+              <w14:lumOff w14:val="40000"/>
+            </w14:schemeClr>
+          </w14:solidFill>
+        </w14:textFill>
       </w:rPr>
       <w:tcPr>
         <w:shd w:val="clear" w:color="FCE4D0" w:fill="FCE4D0" w:themeFill="accent6" w:themeFillTint="40"/>
@@ -30865,8 +32621,16 @@
     </w:tblStylePr>
     <w:tblStylePr w:type="band2Horz">
       <w:rPr>
-        <w:color w:val="FAC090" w:themeColor="accent6" w:themeShade="95" w:themeTint="98"/>
-        <w:sz w:val="22"/>
+        <w:color w:val="FAC090" w:themeColor="accent6" w:themeTint="99"/>
+        <w:sz w:val="22"/>
+        <w14:textFill>
+          <w14:solidFill>
+            <w14:schemeClr w14:val="accent6">
+              <w14:lumMod w14:val="60000"/>
+              <w14:lumOff w14:val="40000"/>
+            </w14:schemeClr>
+          </w14:solidFill>
+        </w14:textFill>
       </w:rPr>
     </w:tblStylePr>
     <w:tblStylePr w:type="neCell"/>

--- a/public/cv/Aliaksandr Kuzmiankou - 研发负责人+ 软件工程师+web前端.docx
+++ b/public/cv/Aliaksandr Kuzmiankou - 研发负责人+ 软件工程师+web前端.docx
@@ -42,8 +42,8 @@
         <w:gridCol w:w="777"/>
         <w:gridCol w:w="52"/>
         <w:gridCol w:w="395"/>
-        <w:gridCol w:w="1170"/>
-        <w:gridCol w:w="839"/>
+        <w:gridCol w:w="947"/>
+        <w:gridCol w:w="1062"/>
         <w:gridCol w:w="86"/>
         <w:gridCol w:w="2019"/>
       </w:tblGrid>
@@ -198,7 +198,7 @@
         </w:tc>
         <w:tc>
           <w:tcPr>
-            <w:tcW w:w="1617" w:type="dxa"/>
+            <w:tcW w:w="1394" w:type="dxa"/>
             <w:gridSpan w:val="3"/>
             <w:tcBorders>
               <w:top w:val="single" w:color="00000A" w:sz="12" w:space="0"/>
@@ -229,7 +229,7 @@
         </w:tc>
         <w:tc>
           <w:tcPr>
-            <w:tcW w:w="839" w:type="dxa"/>
+            <w:tcW w:w="1062" w:type="dxa"/>
             <w:tcBorders>
               <w:top w:val="single" w:color="00000A" w:sz="12" w:space="0"/>
             </w:tcBorders>
@@ -251,7 +251,17 @@
                 <w:kern w:val="0"/>
                 <w:sz w:val="22"/>
               </w:rPr>
-              <w:t>白俄 罗斯</w:t>
+              <w:t>白俄</w:t>
+            </w:r>
+            <w:bookmarkStart w:id="1" w:name="_GoBack"/>
+            <w:bookmarkEnd w:id="1"/>
+            <w:r>
+              <w:rPr>
+                <w:rFonts w:ascii="SimSun" w:hAnsi="SimSun" w:cs="SimSun"/>
+                <w:kern w:val="0"/>
+                <w:sz w:val="22"/>
+              </w:rPr>
+              <w:t>罗斯</w:t>
             </w:r>
           </w:p>
         </w:tc>
@@ -465,7 +475,7 @@
         </w:tc>
         <w:tc>
           <w:tcPr>
-            <w:tcW w:w="1617" w:type="dxa"/>
+            <w:tcW w:w="1394" w:type="dxa"/>
             <w:gridSpan w:val="3"/>
             <w:shd w:val="clear" w:color="auto" w:fill="F2F2F2"/>
             <w:vAlign w:val="center"/>
@@ -493,7 +503,7 @@
         </w:tc>
         <w:tc>
           <w:tcPr>
-            <w:tcW w:w="839" w:type="dxa"/>
+            <w:tcW w:w="1062" w:type="dxa"/>
             <w:shd w:val="clear" w:color="auto" w:fill="auto"/>
             <w:vAlign w:val="center"/>
           </w:tcPr>
@@ -660,7 +670,7 @@
         </w:tc>
         <w:tc>
           <w:tcPr>
-            <w:tcW w:w="1617" w:type="dxa"/>
+            <w:tcW w:w="1394" w:type="dxa"/>
             <w:gridSpan w:val="3"/>
             <w:shd w:val="clear" w:color="auto" w:fill="F2F2F2"/>
             <w:vAlign w:val="center"/>
@@ -688,7 +698,7 @@
         </w:tc>
         <w:tc>
           <w:tcPr>
-            <w:tcW w:w="839" w:type="dxa"/>
+            <w:tcW w:w="1062" w:type="dxa"/>
             <w:shd w:val="clear" w:color="auto" w:fill="auto"/>
             <w:vAlign w:val="center"/>
           </w:tcPr>
@@ -864,7 +874,7 @@
         </w:tc>
         <w:tc>
           <w:tcPr>
-            <w:tcW w:w="1617" w:type="dxa"/>
+            <w:tcW w:w="1394" w:type="dxa"/>
             <w:gridSpan w:val="3"/>
             <w:tcBorders>
               <w:bottom w:val="nil"/>
@@ -895,7 +905,7 @@
         </w:tc>
         <w:tc>
           <w:tcPr>
-            <w:tcW w:w="839" w:type="dxa"/>
+            <w:tcW w:w="1062" w:type="dxa"/>
             <w:tcBorders>
               <w:bottom w:val="nil"/>
             </w:tcBorders>
@@ -959,7 +969,6 @@
         <w:tc>
           <w:tcPr>
             <w:tcW w:w="1560" w:type="dxa"/>
-            <w:vMerge w:val="restart"/>
             <w:tcBorders>
               <w:left w:val="single" w:color="00000A" w:sz="12" w:space="0"/>
               <w:right w:val="nil"/>
@@ -1197,7 +1206,7 @@
         </w:tc>
         <w:tc>
           <w:tcPr>
-            <w:tcW w:w="2394" w:type="dxa"/>
+            <w:tcW w:w="2171" w:type="dxa"/>
             <w:gridSpan w:val="4"/>
             <w:tcBorders>
               <w:top w:val="nil"/>
@@ -1228,7 +1237,7 @@
         </w:tc>
         <w:tc>
           <w:tcPr>
-            <w:tcW w:w="2944" w:type="dxa"/>
+            <w:tcW w:w="3167" w:type="dxa"/>
             <w:gridSpan w:val="3"/>
             <w:tcBorders>
               <w:top w:val="nil"/>
@@ -1486,7 +1495,7 @@
         </w:tc>
         <w:tc>
           <w:tcPr>
-            <w:tcW w:w="2394" w:type="dxa"/>
+            <w:tcW w:w="2171" w:type="dxa"/>
             <w:gridSpan w:val="4"/>
             <w:shd w:val="clear" w:color="auto" w:fill="F2F2F2"/>
             <w:vAlign w:val="center"/>
@@ -1514,7 +1523,7 @@
         </w:tc>
         <w:tc>
           <w:tcPr>
-            <w:tcW w:w="839" w:type="dxa"/>
+            <w:tcW w:w="1062" w:type="dxa"/>
             <w:shd w:val="clear" w:color="auto" w:fill="F2F2F2"/>
             <w:vAlign w:val="center"/>
           </w:tcPr>
@@ -1670,7 +1679,7 @@
         </w:tc>
         <w:tc>
           <w:tcPr>
-            <w:tcW w:w="2394" w:type="dxa"/>
+            <w:tcW w:w="2171" w:type="dxa"/>
             <w:gridSpan w:val="4"/>
             <w:shd w:val="clear" w:color="auto" w:fill="auto"/>
             <w:vAlign w:val="center"/>
@@ -1696,7 +1705,7 @@
         </w:tc>
         <w:tc>
           <w:tcPr>
-            <w:tcW w:w="839" w:type="dxa"/>
+            <w:tcW w:w="1062" w:type="dxa"/>
             <w:shd w:val="clear" w:color="auto" w:fill="auto"/>
             <w:vAlign w:val="center"/>
           </w:tcPr>
@@ -1833,7 +1842,7 @@
         </w:tc>
         <w:tc>
           <w:tcPr>
-            <w:tcW w:w="2394" w:type="dxa"/>
+            <w:tcW w:w="2171" w:type="dxa"/>
             <w:gridSpan w:val="4"/>
             <w:shd w:val="clear" w:color="auto" w:fill="auto"/>
             <w:vAlign w:val="center"/>
@@ -1859,7 +1868,7 @@
         </w:tc>
         <w:tc>
           <w:tcPr>
-            <w:tcW w:w="839" w:type="dxa"/>
+            <w:tcW w:w="1062" w:type="dxa"/>
             <w:shd w:val="clear" w:color="auto" w:fill="auto"/>
             <w:vAlign w:val="center"/>
           </w:tcPr>
@@ -2701,7 +2710,7 @@
         </w:tc>
         <w:tc>
           <w:tcPr>
-            <w:tcW w:w="2394" w:type="dxa"/>
+            <w:tcW w:w="2171" w:type="dxa"/>
             <w:gridSpan w:val="4"/>
             <w:shd w:val="clear" w:color="auto" w:fill="F2F2F2"/>
             <w:vAlign w:val="center"/>
@@ -2729,7 +2738,7 @@
         </w:tc>
         <w:tc>
           <w:tcPr>
-            <w:tcW w:w="2944" w:type="dxa"/>
+            <w:tcW w:w="3167" w:type="dxa"/>
             <w:gridSpan w:val="3"/>
             <w:tcBorders>
               <w:right w:val="single" w:color="00000A" w:sz="12" w:space="0"/>
@@ -6773,8 +6782,6 @@
                       <w:lang w:val="en-US" w:eastAsia="zh-CN" w:bidi="ar-SA"/>
                     </w:rPr>
                   </w:pPr>
-                  <w:bookmarkStart w:id="1" w:name="_GoBack"/>
-                  <w:bookmarkEnd w:id="1"/>
                 </w:p>
                 <w:p>
                   <w:pPr>
@@ -8051,14 +8058,6 @@
               </w:tc>
             </w:tr>
             <w:tr>
-              <w:tblPrEx>
-                <w:tblCellMar>
-                  <w:top w:w="0" w:type="dxa"/>
-                  <w:left w:w="15" w:type="dxa"/>
-                  <w:bottom w:w="0" w:type="dxa"/>
-                  <w:right w:w="15" w:type="dxa"/>
-                </w:tblCellMar>
-              </w:tblPrEx>
               <w:trPr>
                 <w:trHeight w:val="678" w:hRule="atLeast"/>
                 <w:jc w:val="center"/>
@@ -8371,7 +8370,7 @@
         </w:tc>
         <w:tc>
           <w:tcPr>
-            <w:tcW w:w="2394" w:type="dxa"/>
+            <w:tcW w:w="2171" w:type="dxa"/>
             <w:gridSpan w:val="4"/>
             <w:shd w:val="clear" w:color="auto" w:fill="F1F1F1" w:themeFill="background1" w:themeFillShade="F2"/>
             <w:vAlign w:val="center"/>
@@ -8404,7 +8403,7 @@
         </w:tc>
         <w:tc>
           <w:tcPr>
-            <w:tcW w:w="925" w:type="dxa"/>
+            <w:tcW w:w="1148" w:type="dxa"/>
             <w:gridSpan w:val="2"/>
             <w:shd w:val="clear" w:color="auto" w:fill="F1F1F1" w:themeFill="background1" w:themeFillShade="F2"/>
             <w:vAlign w:val="center"/>
@@ -8631,7 +8630,7 @@
         </w:tc>
         <w:tc>
           <w:tcPr>
-            <w:tcW w:w="2394" w:type="dxa"/>
+            <w:tcW w:w="2171" w:type="dxa"/>
             <w:gridSpan w:val="4"/>
             <w:shd w:val="clear" w:color="auto" w:fill="FFFFFF" w:themeFill="background1"/>
             <w:vAlign w:val="center"/>
@@ -8771,7 +8770,7 @@
         </w:tc>
         <w:tc>
           <w:tcPr>
-            <w:tcW w:w="925" w:type="dxa"/>
+            <w:tcW w:w="1148" w:type="dxa"/>
             <w:gridSpan w:val="2"/>
             <w:shd w:val="clear" w:color="auto" w:fill="FFFFFF" w:themeFill="background1"/>
             <w:vAlign w:val="center"/>
@@ -9303,7 +9302,7 @@
         </w:tc>
         <w:tc>
           <w:tcPr>
-            <w:tcW w:w="2394" w:type="dxa"/>
+            <w:tcW w:w="2171" w:type="dxa"/>
             <w:gridSpan w:val="4"/>
             <w:shd w:val="clear" w:color="auto" w:fill="FFFFFF" w:themeFill="background1"/>
             <w:vAlign w:val="center"/>
@@ -9333,7 +9332,7 @@
         </w:tc>
         <w:tc>
           <w:tcPr>
-            <w:tcW w:w="925" w:type="dxa"/>
+            <w:tcW w:w="1148" w:type="dxa"/>
             <w:gridSpan w:val="2"/>
             <w:shd w:val="clear" w:color="auto" w:fill="FFFFFF" w:themeFill="background1"/>
             <w:vAlign w:val="center"/>
@@ -9508,7 +9507,7 @@
         </w:tc>
         <w:tc>
           <w:tcPr>
-            <w:tcW w:w="2394" w:type="dxa"/>
+            <w:tcW w:w="2171" w:type="dxa"/>
             <w:gridSpan w:val="4"/>
             <w:shd w:val="clear" w:color="auto" w:fill="FFFFFF" w:themeFill="background1"/>
             <w:vAlign w:val="center"/>
@@ -9553,7 +9552,7 @@
         </w:tc>
         <w:tc>
           <w:tcPr>
-            <w:tcW w:w="925" w:type="dxa"/>
+            <w:tcW w:w="1148" w:type="dxa"/>
             <w:gridSpan w:val="2"/>
             <w:shd w:val="clear" w:color="auto" w:fill="FFFFFF" w:themeFill="background1"/>
             <w:vAlign w:val="center"/>
@@ -9973,7 +9972,7 @@
         </w:tc>
         <w:tc>
           <w:tcPr>
-            <w:tcW w:w="2394" w:type="dxa"/>
+            <w:tcW w:w="2171" w:type="dxa"/>
             <w:gridSpan w:val="4"/>
             <w:shd w:val="clear" w:color="auto" w:fill="FFFFFF"/>
             <w:vAlign w:val="center"/>
@@ -10025,7 +10024,7 @@
         </w:tc>
         <w:tc>
           <w:tcPr>
-            <w:tcW w:w="925" w:type="dxa"/>
+            <w:tcW w:w="1148" w:type="dxa"/>
             <w:gridSpan w:val="2"/>
             <w:shd w:val="clear" w:color="auto" w:fill="FFFFFF"/>
             <w:vAlign w:val="center"/>
@@ -10391,7 +10390,7 @@
         </w:tc>
         <w:tc>
           <w:tcPr>
-            <w:tcW w:w="2394" w:type="dxa"/>
+            <w:tcW w:w="2171" w:type="dxa"/>
             <w:gridSpan w:val="4"/>
             <w:shd w:val="clear" w:color="auto" w:fill="F2F2F2"/>
             <w:vAlign w:val="center"/>
@@ -10421,7 +10420,7 @@
         </w:tc>
         <w:tc>
           <w:tcPr>
-            <w:tcW w:w="925" w:type="dxa"/>
+            <w:tcW w:w="1148" w:type="dxa"/>
             <w:gridSpan w:val="2"/>
             <w:shd w:val="clear" w:color="auto" w:fill="F2F2F2"/>
             <w:vAlign w:val="center"/>
@@ -10651,7 +10650,7 @@
         </w:tc>
         <w:tc>
           <w:tcPr>
-            <w:tcW w:w="2394" w:type="dxa"/>
+            <w:tcW w:w="2171" w:type="dxa"/>
             <w:gridSpan w:val="4"/>
             <w:shd w:val="clear" w:color="auto" w:fill="FFFFFF"/>
             <w:vAlign w:val="center"/>
@@ -10694,7 +10693,7 @@
         </w:tc>
         <w:tc>
           <w:tcPr>
-            <w:tcW w:w="925" w:type="dxa"/>
+            <w:tcW w:w="1148" w:type="dxa"/>
             <w:gridSpan w:val="2"/>
             <w:shd w:val="clear" w:color="auto" w:fill="FFFFFF"/>
             <w:vAlign w:val="center"/>
@@ -11059,7 +11058,7 @@
         </w:tc>
         <w:tc>
           <w:tcPr>
-            <w:tcW w:w="2394" w:type="dxa"/>
+            <w:tcW w:w="2171" w:type="dxa"/>
             <w:gridSpan w:val="4"/>
             <w:shd w:val="clear" w:color="auto" w:fill="F2F2F2"/>
             <w:vAlign w:val="center"/>
@@ -11089,7 +11088,7 @@
         </w:tc>
         <w:tc>
           <w:tcPr>
-            <w:tcW w:w="925" w:type="dxa"/>
+            <w:tcW w:w="1148" w:type="dxa"/>
             <w:gridSpan w:val="2"/>
             <w:shd w:val="clear" w:color="auto" w:fill="F2F2F2"/>
             <w:vAlign w:val="center"/>
@@ -11296,7 +11295,7 @@
         </w:tc>
         <w:tc>
           <w:tcPr>
-            <w:tcW w:w="2394" w:type="dxa"/>
+            <w:tcW w:w="2171" w:type="dxa"/>
             <w:gridSpan w:val="4"/>
             <w:shd w:val="clear" w:color="auto" w:fill="auto"/>
             <w:vAlign w:val="center"/>
@@ -11397,7 +11396,7 @@
         </w:tc>
         <w:tc>
           <w:tcPr>
-            <w:tcW w:w="925" w:type="dxa"/>
+            <w:tcW w:w="1148" w:type="dxa"/>
             <w:gridSpan w:val="2"/>
             <w:shd w:val="clear" w:color="auto" w:fill="auto"/>
             <w:vAlign w:val="center"/>
@@ -11768,7 +11767,7 @@
         </w:tc>
         <w:tc>
           <w:tcPr>
-            <w:tcW w:w="2394" w:type="dxa"/>
+            <w:tcW w:w="2171" w:type="dxa"/>
             <w:gridSpan w:val="4"/>
             <w:shd w:val="clear" w:color="auto" w:fill="F2F2F2"/>
             <w:vAlign w:val="center"/>
@@ -11798,7 +11797,7 @@
         </w:tc>
         <w:tc>
           <w:tcPr>
-            <w:tcW w:w="925" w:type="dxa"/>
+            <w:tcW w:w="1148" w:type="dxa"/>
             <w:gridSpan w:val="2"/>
             <w:shd w:val="clear" w:color="auto" w:fill="F2F2F2"/>
             <w:vAlign w:val="center"/>
@@ -12005,7 +12004,7 @@
         </w:tc>
         <w:tc>
           <w:tcPr>
-            <w:tcW w:w="2394" w:type="dxa"/>
+            <w:tcW w:w="2171" w:type="dxa"/>
             <w:gridSpan w:val="4"/>
             <w:shd w:val="clear" w:color="auto" w:fill="auto"/>
             <w:vAlign w:val="center"/>
@@ -12078,7 +12077,7 @@
         </w:tc>
         <w:tc>
           <w:tcPr>
-            <w:tcW w:w="925" w:type="dxa"/>
+            <w:tcW w:w="1148" w:type="dxa"/>
             <w:gridSpan w:val="2"/>
             <w:shd w:val="clear" w:color="auto" w:fill="auto"/>
             <w:vAlign w:val="center"/>
@@ -12445,7 +12444,7 @@
         </w:tc>
         <w:tc>
           <w:tcPr>
-            <w:tcW w:w="2394" w:type="dxa"/>
+            <w:tcW w:w="2171" w:type="dxa"/>
             <w:gridSpan w:val="4"/>
             <w:shd w:val="clear" w:color="auto" w:fill="F2F2F2"/>
             <w:vAlign w:val="center"/>
@@ -12475,7 +12474,7 @@
         </w:tc>
         <w:tc>
           <w:tcPr>
-            <w:tcW w:w="925" w:type="dxa"/>
+            <w:tcW w:w="1148" w:type="dxa"/>
             <w:gridSpan w:val="2"/>
             <w:shd w:val="clear" w:color="auto" w:fill="F2F2F2"/>
             <w:vAlign w:val="center"/>
@@ -12667,7 +12666,7 @@
         </w:tc>
         <w:tc>
           <w:tcPr>
-            <w:tcW w:w="2394" w:type="dxa"/>
+            <w:tcW w:w="2171" w:type="dxa"/>
             <w:gridSpan w:val="4"/>
             <w:shd w:val="clear" w:color="auto" w:fill="auto"/>
             <w:vAlign w:val="center"/>
@@ -12700,7 +12699,7 @@
         </w:tc>
         <w:tc>
           <w:tcPr>
-            <w:tcW w:w="925" w:type="dxa"/>
+            <w:tcW w:w="1148" w:type="dxa"/>
             <w:gridSpan w:val="2"/>
             <w:shd w:val="clear" w:color="auto" w:fill="auto"/>
             <w:vAlign w:val="center"/>
@@ -13165,7 +13164,7 @@
         </w:tc>
         <w:tc>
           <w:tcPr>
-            <w:tcW w:w="2394" w:type="dxa"/>
+            <w:tcW w:w="2171" w:type="dxa"/>
             <w:gridSpan w:val="4"/>
             <w:shd w:val="clear" w:color="auto" w:fill="F2F2F2"/>
             <w:vAlign w:val="center"/>
@@ -13195,7 +13194,7 @@
         </w:tc>
         <w:tc>
           <w:tcPr>
-            <w:tcW w:w="925" w:type="dxa"/>
+            <w:tcW w:w="1148" w:type="dxa"/>
             <w:gridSpan w:val="2"/>
             <w:shd w:val="clear" w:color="auto" w:fill="F2F2F2"/>
             <w:vAlign w:val="center"/>
@@ -13396,7 +13395,7 @@
         </w:tc>
         <w:tc>
           <w:tcPr>
-            <w:tcW w:w="2394" w:type="dxa"/>
+            <w:tcW w:w="2171" w:type="dxa"/>
             <w:gridSpan w:val="4"/>
             <w:shd w:val="clear" w:color="auto" w:fill="auto"/>
             <w:vAlign w:val="center"/>
@@ -13479,7 +13478,7 @@
         </w:tc>
         <w:tc>
           <w:tcPr>
-            <w:tcW w:w="925" w:type="dxa"/>
+            <w:tcW w:w="1148" w:type="dxa"/>
             <w:gridSpan w:val="2"/>
             <w:shd w:val="clear" w:color="auto" w:fill="auto"/>
             <w:vAlign w:val="center"/>
@@ -13834,7 +13833,7 @@
         </w:tc>
         <w:tc>
           <w:tcPr>
-            <w:tcW w:w="2394" w:type="dxa"/>
+            <w:tcW w:w="2171" w:type="dxa"/>
             <w:gridSpan w:val="4"/>
             <w:shd w:val="clear" w:color="auto" w:fill="F2F2F2"/>
             <w:vAlign w:val="center"/>
@@ -13864,7 +13863,7 @@
         </w:tc>
         <w:tc>
           <w:tcPr>
-            <w:tcW w:w="925" w:type="dxa"/>
+            <w:tcW w:w="1148" w:type="dxa"/>
             <w:gridSpan w:val="2"/>
             <w:shd w:val="clear" w:color="auto" w:fill="F2F2F2"/>
             <w:vAlign w:val="center"/>
@@ -14035,7 +14034,7 @@
         </w:tc>
         <w:tc>
           <w:tcPr>
-            <w:tcW w:w="2394" w:type="dxa"/>
+            <w:tcW w:w="2171" w:type="dxa"/>
             <w:gridSpan w:val="4"/>
             <w:shd w:val="clear" w:color="auto" w:fill="auto"/>
             <w:vAlign w:val="center"/>
@@ -14150,7 +14149,7 @@
         </w:tc>
         <w:tc>
           <w:tcPr>
-            <w:tcW w:w="925" w:type="dxa"/>
+            <w:tcW w:w="1148" w:type="dxa"/>
             <w:gridSpan w:val="2"/>
             <w:shd w:val="clear" w:color="auto" w:fill="auto"/>
             <w:vAlign w:val="center"/>
@@ -14606,7 +14605,7 @@
         </w:tc>
         <w:tc>
           <w:tcPr>
-            <w:tcW w:w="2394" w:type="dxa"/>
+            <w:tcW w:w="2171" w:type="dxa"/>
             <w:gridSpan w:val="4"/>
             <w:shd w:val="clear" w:color="auto" w:fill="F2F2F2"/>
             <w:vAlign w:val="center"/>
@@ -14636,7 +14635,7 @@
         </w:tc>
         <w:tc>
           <w:tcPr>
-            <w:tcW w:w="925" w:type="dxa"/>
+            <w:tcW w:w="1148" w:type="dxa"/>
             <w:gridSpan w:val="2"/>
             <w:shd w:val="clear" w:color="auto" w:fill="F2F2F2"/>
             <w:vAlign w:val="center"/>
@@ -14831,7 +14830,7 @@
         </w:tc>
         <w:tc>
           <w:tcPr>
-            <w:tcW w:w="2394" w:type="dxa"/>
+            <w:tcW w:w="2171" w:type="dxa"/>
             <w:gridSpan w:val="4"/>
             <w:shd w:val="clear" w:color="auto" w:fill="auto"/>
             <w:vAlign w:val="center"/>
@@ -14914,7 +14913,7 @@
         </w:tc>
         <w:tc>
           <w:tcPr>
-            <w:tcW w:w="925" w:type="dxa"/>
+            <w:tcW w:w="1148" w:type="dxa"/>
             <w:gridSpan w:val="2"/>
             <w:shd w:val="clear" w:color="auto" w:fill="auto"/>
             <w:vAlign w:val="center"/>
@@ -15352,7 +15351,7 @@
         </w:tc>
         <w:tc>
           <w:tcPr>
-            <w:tcW w:w="2394" w:type="dxa"/>
+            <w:tcW w:w="2171" w:type="dxa"/>
             <w:gridSpan w:val="4"/>
             <w:shd w:val="clear" w:color="auto" w:fill="F2F2F2"/>
             <w:vAlign w:val="center"/>
@@ -15382,7 +15381,7 @@
         </w:tc>
         <w:tc>
           <w:tcPr>
-            <w:tcW w:w="925" w:type="dxa"/>
+            <w:tcW w:w="1148" w:type="dxa"/>
             <w:gridSpan w:val="2"/>
             <w:shd w:val="clear" w:color="auto" w:fill="F2F2F2"/>
             <w:vAlign w:val="center"/>
@@ -15592,7 +15591,7 @@
         </w:tc>
         <w:tc>
           <w:tcPr>
-            <w:tcW w:w="2394" w:type="dxa"/>
+            <w:tcW w:w="2171" w:type="dxa"/>
             <w:gridSpan w:val="4"/>
             <w:shd w:val="clear" w:color="auto" w:fill="auto"/>
             <w:vAlign w:val="center"/>
@@ -15675,7 +15674,7 @@
         </w:tc>
         <w:tc>
           <w:tcPr>
-            <w:tcW w:w="925" w:type="dxa"/>
+            <w:tcW w:w="1148" w:type="dxa"/>
             <w:gridSpan w:val="2"/>
             <w:shd w:val="clear" w:color="auto" w:fill="auto"/>
             <w:vAlign w:val="center"/>
@@ -16179,7 +16178,7 @@
         </w:tc>
         <w:tc>
           <w:tcPr>
-            <w:tcW w:w="1565" w:type="dxa"/>
+            <w:tcW w:w="1342" w:type="dxa"/>
             <w:gridSpan w:val="2"/>
             <w:shd w:val="clear" w:color="auto" w:fill="F2F2F2"/>
             <w:vAlign w:val="center"/>
@@ -16211,7 +16210,7 @@
         </w:tc>
         <w:tc>
           <w:tcPr>
-            <w:tcW w:w="925" w:type="dxa"/>
+            <w:tcW w:w="1148" w:type="dxa"/>
             <w:gridSpan w:val="2"/>
             <w:shd w:val="clear" w:color="auto" w:fill="F2F2F2"/>
             <w:vAlign w:val="center"/>
@@ -16429,7 +16428,7 @@
         </w:tc>
         <w:tc>
           <w:tcPr>
-            <w:tcW w:w="1565" w:type="dxa"/>
+            <w:tcW w:w="1342" w:type="dxa"/>
             <w:gridSpan w:val="2"/>
             <w:shd w:val="clear" w:color="auto" w:fill="auto"/>
             <w:vAlign w:val="center"/>
@@ -16455,7 +16454,7 @@
         </w:tc>
         <w:tc>
           <w:tcPr>
-            <w:tcW w:w="925" w:type="dxa"/>
+            <w:tcW w:w="1148" w:type="dxa"/>
             <w:gridSpan w:val="2"/>
             <w:shd w:val="clear" w:color="auto" w:fill="auto"/>
             <w:vAlign w:val="center"/>
@@ -16625,7 +16624,7 @@
         </w:tc>
         <w:tc>
           <w:tcPr>
-            <w:tcW w:w="1565" w:type="dxa"/>
+            <w:tcW w:w="1342" w:type="dxa"/>
             <w:gridSpan w:val="2"/>
             <w:shd w:val="clear" w:color="auto" w:fill="auto"/>
             <w:vAlign w:val="center"/>
@@ -16648,7 +16647,7 @@
         </w:tc>
         <w:tc>
           <w:tcPr>
-            <w:tcW w:w="925" w:type="dxa"/>
+            <w:tcW w:w="1148" w:type="dxa"/>
             <w:gridSpan w:val="2"/>
             <w:shd w:val="clear" w:color="auto" w:fill="auto"/>
             <w:vAlign w:val="center"/>
@@ -16813,7 +16812,7 @@
         </w:tc>
         <w:tc>
           <w:tcPr>
-            <w:tcW w:w="1565" w:type="dxa"/>
+            <w:tcW w:w="1342" w:type="dxa"/>
             <w:gridSpan w:val="2"/>
             <w:shd w:val="clear" w:color="auto" w:fill="auto"/>
             <w:vAlign w:val="center"/>
@@ -16831,7 +16830,7 @@
         </w:tc>
         <w:tc>
           <w:tcPr>
-            <w:tcW w:w="925" w:type="dxa"/>
+            <w:tcW w:w="1148" w:type="dxa"/>
             <w:gridSpan w:val="2"/>
             <w:shd w:val="clear" w:color="auto" w:fill="auto"/>
             <w:vAlign w:val="center"/>
@@ -16978,7 +16977,7 @@
         </w:tc>
         <w:tc>
           <w:tcPr>
-            <w:tcW w:w="1565" w:type="dxa"/>
+            <w:tcW w:w="1342" w:type="dxa"/>
             <w:gridSpan w:val="2"/>
             <w:shd w:val="clear" w:color="auto" w:fill="auto"/>
             <w:vAlign w:val="center"/>
@@ -16996,7 +16995,7 @@
         </w:tc>
         <w:tc>
           <w:tcPr>
-            <w:tcW w:w="925" w:type="dxa"/>
+            <w:tcW w:w="1148" w:type="dxa"/>
             <w:gridSpan w:val="2"/>
             <w:shd w:val="clear" w:color="auto" w:fill="auto"/>
             <w:vAlign w:val="center"/>
@@ -17135,7 +17134,7 @@
         </w:tc>
         <w:tc>
           <w:tcPr>
-            <w:tcW w:w="1565" w:type="dxa"/>
+            <w:tcW w:w="1342" w:type="dxa"/>
             <w:gridSpan w:val="2"/>
             <w:shd w:val="clear" w:color="auto" w:fill="auto"/>
             <w:vAlign w:val="center"/>
@@ -17153,7 +17152,7 @@
         </w:tc>
         <w:tc>
           <w:tcPr>
-            <w:tcW w:w="925" w:type="dxa"/>
+            <w:tcW w:w="1148" w:type="dxa"/>
             <w:gridSpan w:val="2"/>
             <w:shd w:val="clear" w:color="auto" w:fill="auto"/>
             <w:vAlign w:val="center"/>
@@ -17322,7 +17321,7 @@
         </w:tc>
         <w:tc>
           <w:tcPr>
-            <w:tcW w:w="1565" w:type="dxa"/>
+            <w:tcW w:w="1342" w:type="dxa"/>
             <w:gridSpan w:val="2"/>
             <w:shd w:val="clear" w:color="auto" w:fill="auto"/>
             <w:vAlign w:val="center"/>
@@ -17340,7 +17339,7 @@
         </w:tc>
         <w:tc>
           <w:tcPr>
-            <w:tcW w:w="925" w:type="dxa"/>
+            <w:tcW w:w="1148" w:type="dxa"/>
             <w:gridSpan w:val="2"/>
             <w:shd w:val="clear" w:color="auto" w:fill="auto"/>
             <w:vAlign w:val="center"/>
@@ -17505,7 +17504,7 @@
         </w:tc>
         <w:tc>
           <w:tcPr>
-            <w:tcW w:w="1565" w:type="dxa"/>
+            <w:tcW w:w="1342" w:type="dxa"/>
             <w:gridSpan w:val="2"/>
             <w:shd w:val="clear" w:color="auto" w:fill="auto"/>
             <w:vAlign w:val="center"/>
@@ -17523,7 +17522,7 @@
         </w:tc>
         <w:tc>
           <w:tcPr>
-            <w:tcW w:w="925" w:type="dxa"/>
+            <w:tcW w:w="1148" w:type="dxa"/>
             <w:gridSpan w:val="2"/>
             <w:shd w:val="clear" w:color="auto" w:fill="auto"/>
             <w:vAlign w:val="center"/>
@@ -17680,7 +17679,7 @@
         </w:tc>
         <w:tc>
           <w:tcPr>
-            <w:tcW w:w="1565" w:type="dxa"/>
+            <w:tcW w:w="1342" w:type="dxa"/>
             <w:gridSpan w:val="2"/>
             <w:shd w:val="clear" w:color="auto" w:fill="auto"/>
             <w:vAlign w:val="center"/>
@@ -17698,7 +17697,7 @@
         </w:tc>
         <w:tc>
           <w:tcPr>
-            <w:tcW w:w="925" w:type="dxa"/>
+            <w:tcW w:w="1148" w:type="dxa"/>
             <w:gridSpan w:val="2"/>
             <w:shd w:val="clear" w:color="auto" w:fill="auto"/>
             <w:vAlign w:val="center"/>
@@ -17856,7 +17855,7 @@
         </w:tc>
         <w:tc>
           <w:tcPr>
-            <w:tcW w:w="1565" w:type="dxa"/>
+            <w:tcW w:w="1342" w:type="dxa"/>
             <w:gridSpan w:val="2"/>
             <w:shd w:val="clear" w:color="auto" w:fill="auto"/>
             <w:vAlign w:val="center"/>
@@ -17874,7 +17873,7 @@
         </w:tc>
         <w:tc>
           <w:tcPr>
-            <w:tcW w:w="925" w:type="dxa"/>
+            <w:tcW w:w="1148" w:type="dxa"/>
             <w:gridSpan w:val="2"/>
             <w:shd w:val="clear" w:color="auto" w:fill="auto"/>
             <w:vAlign w:val="center"/>
@@ -18035,7 +18034,7 @@
         </w:tc>
         <w:tc>
           <w:tcPr>
-            <w:tcW w:w="1565" w:type="dxa"/>
+            <w:tcW w:w="1342" w:type="dxa"/>
             <w:gridSpan w:val="2"/>
             <w:shd w:val="clear" w:color="auto" w:fill="auto"/>
             <w:vAlign w:val="center"/>
@@ -18061,7 +18060,7 @@
         </w:tc>
         <w:tc>
           <w:tcPr>
-            <w:tcW w:w="925" w:type="dxa"/>
+            <w:tcW w:w="1148" w:type="dxa"/>
             <w:gridSpan w:val="2"/>
             <w:shd w:val="clear" w:color="auto" w:fill="auto"/>
             <w:vAlign w:val="center"/>
@@ -18221,7 +18220,7 @@
         </w:tc>
         <w:tc>
           <w:tcPr>
-            <w:tcW w:w="1565" w:type="dxa"/>
+            <w:tcW w:w="1342" w:type="dxa"/>
             <w:gridSpan w:val="2"/>
             <w:shd w:val="clear" w:color="auto" w:fill="auto"/>
             <w:vAlign w:val="center"/>
@@ -18246,7 +18245,7 @@
         </w:tc>
         <w:tc>
           <w:tcPr>
-            <w:tcW w:w="925" w:type="dxa"/>
+            <w:tcW w:w="1148" w:type="dxa"/>
             <w:gridSpan w:val="2"/>
             <w:shd w:val="clear" w:color="auto" w:fill="auto"/>
             <w:vAlign w:val="center"/>
@@ -18432,7 +18431,7 @@
         </w:tc>
         <w:tc>
           <w:tcPr>
-            <w:tcW w:w="1565" w:type="dxa"/>
+            <w:tcW w:w="1342" w:type="dxa"/>
             <w:gridSpan w:val="2"/>
             <w:shd w:val="clear" w:color="auto" w:fill="auto"/>
             <w:vAlign w:val="center"/>
@@ -18450,7 +18449,7 @@
         </w:tc>
         <w:tc>
           <w:tcPr>
-            <w:tcW w:w="925" w:type="dxa"/>
+            <w:tcW w:w="1148" w:type="dxa"/>
             <w:gridSpan w:val="2"/>
             <w:shd w:val="clear" w:color="auto" w:fill="auto"/>
             <w:vAlign w:val="center"/>
@@ -18607,7 +18606,7 @@
         </w:tc>
         <w:tc>
           <w:tcPr>
-            <w:tcW w:w="1565" w:type="dxa"/>
+            <w:tcW w:w="1342" w:type="dxa"/>
             <w:gridSpan w:val="2"/>
             <w:shd w:val="clear" w:color="auto" w:fill="auto"/>
             <w:vAlign w:val="center"/>
@@ -18625,7 +18624,7 @@
         </w:tc>
         <w:tc>
           <w:tcPr>
-            <w:tcW w:w="925" w:type="dxa"/>
+            <w:tcW w:w="1148" w:type="dxa"/>
             <w:gridSpan w:val="2"/>
             <w:shd w:val="clear" w:color="auto" w:fill="auto"/>
             <w:vAlign w:val="center"/>
@@ -18770,7 +18769,7 @@
         </w:tc>
         <w:tc>
           <w:tcPr>
-            <w:tcW w:w="1565" w:type="dxa"/>
+            <w:tcW w:w="1342" w:type="dxa"/>
             <w:gridSpan w:val="2"/>
             <w:shd w:val="clear" w:color="auto" w:fill="auto"/>
             <w:vAlign w:val="center"/>
@@ -18788,7 +18787,7 @@
         </w:tc>
         <w:tc>
           <w:tcPr>
-            <w:tcW w:w="925" w:type="dxa"/>
+            <w:tcW w:w="1148" w:type="dxa"/>
             <w:gridSpan w:val="2"/>
             <w:shd w:val="clear" w:color="auto" w:fill="auto"/>
             <w:vAlign w:val="center"/>
@@ -18912,7 +18911,7 @@
         </w:tc>
         <w:tc>
           <w:tcPr>
-            <w:tcW w:w="1565" w:type="dxa"/>
+            <w:tcW w:w="1342" w:type="dxa"/>
             <w:gridSpan w:val="2"/>
             <w:shd w:val="clear" w:color="auto" w:fill="auto"/>
             <w:vAlign w:val="center"/>
@@ -18930,7 +18929,7 @@
         </w:tc>
         <w:tc>
           <w:tcPr>
-            <w:tcW w:w="925" w:type="dxa"/>
+            <w:tcW w:w="1148" w:type="dxa"/>
             <w:gridSpan w:val="2"/>
             <w:shd w:val="clear" w:color="auto" w:fill="auto"/>
             <w:vAlign w:val="center"/>
@@ -19054,7 +19053,7 @@
         </w:tc>
         <w:tc>
           <w:tcPr>
-            <w:tcW w:w="1565" w:type="dxa"/>
+            <w:tcW w:w="1342" w:type="dxa"/>
             <w:gridSpan w:val="2"/>
             <w:shd w:val="clear" w:color="auto" w:fill="auto"/>
             <w:vAlign w:val="center"/>
@@ -19072,7 +19071,7 @@
         </w:tc>
         <w:tc>
           <w:tcPr>
-            <w:tcW w:w="925" w:type="dxa"/>
+            <w:tcW w:w="1148" w:type="dxa"/>
             <w:gridSpan w:val="2"/>
             <w:shd w:val="clear" w:color="auto" w:fill="auto"/>
             <w:vAlign w:val="center"/>
@@ -19193,7 +19192,7 @@
         </w:tc>
         <w:tc>
           <w:tcPr>
-            <w:tcW w:w="1565" w:type="dxa"/>
+            <w:tcW w:w="1342" w:type="dxa"/>
             <w:gridSpan w:val="2"/>
             <w:shd w:val="clear" w:color="auto" w:fill="auto"/>
             <w:vAlign w:val="center"/>
@@ -19210,7 +19209,7 @@
         </w:tc>
         <w:tc>
           <w:tcPr>
-            <w:tcW w:w="925" w:type="dxa"/>
+            <w:tcW w:w="1148" w:type="dxa"/>
             <w:gridSpan w:val="2"/>
             <w:shd w:val="clear" w:color="auto" w:fill="auto"/>
             <w:vAlign w:val="center"/>
@@ -19372,7 +19371,7 @@
         </w:tc>
         <w:tc>
           <w:tcPr>
-            <w:tcW w:w="1565" w:type="dxa"/>
+            <w:tcW w:w="1342" w:type="dxa"/>
             <w:gridSpan w:val="2"/>
             <w:shd w:val="clear" w:color="auto" w:fill="auto"/>
             <w:vAlign w:val="center"/>
@@ -19390,7 +19389,7 @@
         </w:tc>
         <w:tc>
           <w:tcPr>
-            <w:tcW w:w="925" w:type="dxa"/>
+            <w:tcW w:w="1148" w:type="dxa"/>
             <w:gridSpan w:val="2"/>
             <w:shd w:val="clear" w:color="auto" w:fill="auto"/>
             <w:vAlign w:val="center"/>
@@ -19537,7 +19536,7 @@
         </w:tc>
         <w:tc>
           <w:tcPr>
-            <w:tcW w:w="1565" w:type="dxa"/>
+            <w:tcW w:w="1342" w:type="dxa"/>
             <w:gridSpan w:val="2"/>
             <w:shd w:val="clear" w:color="auto" w:fill="auto"/>
             <w:vAlign w:val="center"/>
@@ -19555,7 +19554,7 @@
         </w:tc>
         <w:tc>
           <w:tcPr>
-            <w:tcW w:w="925" w:type="dxa"/>
+            <w:tcW w:w="1148" w:type="dxa"/>
             <w:gridSpan w:val="2"/>
             <w:shd w:val="clear" w:color="auto" w:fill="auto"/>
             <w:vAlign w:val="center"/>
@@ -19702,7 +19701,7 @@
         </w:tc>
         <w:tc>
           <w:tcPr>
-            <w:tcW w:w="1565" w:type="dxa"/>
+            <w:tcW w:w="1342" w:type="dxa"/>
             <w:gridSpan w:val="2"/>
             <w:shd w:val="clear" w:color="auto" w:fill="auto"/>
             <w:vAlign w:val="center"/>
@@ -19720,7 +19719,7 @@
         </w:tc>
         <w:tc>
           <w:tcPr>
-            <w:tcW w:w="925" w:type="dxa"/>
+            <w:tcW w:w="1148" w:type="dxa"/>
             <w:gridSpan w:val="2"/>
             <w:shd w:val="clear" w:color="auto" w:fill="auto"/>
             <w:vAlign w:val="center"/>
@@ -19866,7 +19865,7 @@
         </w:tc>
         <w:tc>
           <w:tcPr>
-            <w:tcW w:w="1565" w:type="dxa"/>
+            <w:tcW w:w="1342" w:type="dxa"/>
             <w:gridSpan w:val="2"/>
             <w:shd w:val="clear" w:color="auto" w:fill="auto"/>
             <w:vAlign w:val="center"/>
@@ -19884,7 +19883,7 @@
         </w:tc>
         <w:tc>
           <w:tcPr>
-            <w:tcW w:w="925" w:type="dxa"/>
+            <w:tcW w:w="1148" w:type="dxa"/>
             <w:gridSpan w:val="2"/>
             <w:shd w:val="clear" w:color="auto" w:fill="auto"/>
             <w:vAlign w:val="center"/>
@@ -20077,7 +20076,7 @@
         </w:tc>
         <w:tc>
           <w:tcPr>
-            <w:tcW w:w="1565" w:type="dxa"/>
+            <w:tcW w:w="1342" w:type="dxa"/>
             <w:gridSpan w:val="2"/>
             <w:shd w:val="clear" w:color="auto" w:fill="auto"/>
             <w:vAlign w:val="center"/>
@@ -20100,7 +20099,7 @@
         </w:tc>
         <w:tc>
           <w:tcPr>
-            <w:tcW w:w="925" w:type="dxa"/>
+            <w:tcW w:w="1148" w:type="dxa"/>
             <w:gridSpan w:val="2"/>
             <w:shd w:val="clear" w:color="auto" w:fill="auto"/>
             <w:vAlign w:val="center"/>
@@ -20292,7 +20291,7 @@
         </w:tc>
         <w:tc>
           <w:tcPr>
-            <w:tcW w:w="1565" w:type="dxa"/>
+            <w:tcW w:w="1342" w:type="dxa"/>
             <w:gridSpan w:val="2"/>
             <w:shd w:val="clear" w:color="auto" w:fill="auto"/>
             <w:vAlign w:val="center"/>
@@ -20315,7 +20314,7 @@
         </w:tc>
         <w:tc>
           <w:tcPr>
-            <w:tcW w:w="925" w:type="dxa"/>
+            <w:tcW w:w="1148" w:type="dxa"/>
             <w:gridSpan w:val="2"/>
             <w:shd w:val="clear" w:color="auto" w:fill="auto"/>
             <w:vAlign w:val="center"/>
@@ -20483,7 +20482,7 @@
         </w:tc>
         <w:tc>
           <w:tcPr>
-            <w:tcW w:w="1565" w:type="dxa"/>
+            <w:tcW w:w="1342" w:type="dxa"/>
             <w:gridSpan w:val="2"/>
             <w:shd w:val="clear" w:color="auto" w:fill="auto"/>
             <w:vAlign w:val="center"/>
@@ -20500,7 +20499,7 @@
         </w:tc>
         <w:tc>
           <w:tcPr>
-            <w:tcW w:w="925" w:type="dxa"/>
+            <w:tcW w:w="1148" w:type="dxa"/>
             <w:gridSpan w:val="2"/>
             <w:shd w:val="clear" w:color="auto" w:fill="auto"/>
             <w:vAlign w:val="center"/>
@@ -20646,7 +20645,7 @@
         </w:tc>
         <w:tc>
           <w:tcPr>
-            <w:tcW w:w="1565" w:type="dxa"/>
+            <w:tcW w:w="1342" w:type="dxa"/>
             <w:gridSpan w:val="2"/>
             <w:shd w:val="clear" w:color="auto" w:fill="auto"/>
             <w:vAlign w:val="center"/>
@@ -20663,7 +20662,7 @@
         </w:tc>
         <w:tc>
           <w:tcPr>
-            <w:tcW w:w="925" w:type="dxa"/>
+            <w:tcW w:w="1148" w:type="dxa"/>
             <w:gridSpan w:val="2"/>
             <w:shd w:val="clear" w:color="auto" w:fill="auto"/>
             <w:vAlign w:val="center"/>
@@ -20784,7 +20783,7 @@
         </w:tc>
         <w:tc>
           <w:tcPr>
-            <w:tcW w:w="1565" w:type="dxa"/>
+            <w:tcW w:w="1342" w:type="dxa"/>
             <w:gridSpan w:val="2"/>
             <w:shd w:val="clear" w:color="auto" w:fill="auto"/>
             <w:vAlign w:val="center"/>
@@ -20802,7 +20801,7 @@
         </w:tc>
         <w:tc>
           <w:tcPr>
-            <w:tcW w:w="925" w:type="dxa"/>
+            <w:tcW w:w="1148" w:type="dxa"/>
             <w:gridSpan w:val="2"/>
             <w:shd w:val="clear" w:color="auto" w:fill="auto"/>
             <w:vAlign w:val="center"/>
@@ -20924,7 +20923,7 @@
         </w:tc>
         <w:tc>
           <w:tcPr>
-            <w:tcW w:w="1565" w:type="dxa"/>
+            <w:tcW w:w="1342" w:type="dxa"/>
             <w:gridSpan w:val="2"/>
             <w:shd w:val="clear" w:color="auto" w:fill="auto"/>
             <w:vAlign w:val="center"/>
@@ -20942,7 +20941,7 @@
         </w:tc>
         <w:tc>
           <w:tcPr>
-            <w:tcW w:w="925" w:type="dxa"/>
+            <w:tcW w:w="1148" w:type="dxa"/>
             <w:gridSpan w:val="2"/>
             <w:shd w:val="clear" w:color="auto" w:fill="auto"/>
             <w:vAlign w:val="center"/>
@@ -21063,7 +21062,7 @@
         </w:tc>
         <w:tc>
           <w:tcPr>
-            <w:tcW w:w="1565" w:type="dxa"/>
+            <w:tcW w:w="1342" w:type="dxa"/>
             <w:gridSpan w:val="2"/>
             <w:shd w:val="clear" w:color="auto" w:fill="auto"/>
             <w:vAlign w:val="center"/>
@@ -21081,7 +21080,7 @@
         </w:tc>
         <w:tc>
           <w:tcPr>
-            <w:tcW w:w="925" w:type="dxa"/>
+            <w:tcW w:w="1148" w:type="dxa"/>
             <w:gridSpan w:val="2"/>
             <w:shd w:val="clear" w:color="auto" w:fill="auto"/>
             <w:vAlign w:val="center"/>
@@ -21202,7 +21201,7 @@
         </w:tc>
         <w:tc>
           <w:tcPr>
-            <w:tcW w:w="1565" w:type="dxa"/>
+            <w:tcW w:w="1342" w:type="dxa"/>
             <w:gridSpan w:val="2"/>
             <w:shd w:val="clear" w:color="auto" w:fill="auto"/>
             <w:vAlign w:val="center"/>
@@ -21220,7 +21219,7 @@
         </w:tc>
         <w:tc>
           <w:tcPr>
-            <w:tcW w:w="925" w:type="dxa"/>
+            <w:tcW w:w="1148" w:type="dxa"/>
             <w:gridSpan w:val="2"/>
             <w:shd w:val="clear" w:color="auto" w:fill="auto"/>
             <w:vAlign w:val="center"/>
@@ -21351,7 +21350,7 @@
         </w:tc>
         <w:tc>
           <w:tcPr>
-            <w:tcW w:w="1565" w:type="dxa"/>
+            <w:tcW w:w="1342" w:type="dxa"/>
             <w:gridSpan w:val="2"/>
             <w:tcBorders>
               <w:bottom w:val="single" w:color="00000A" w:sz="12" w:space="0"/>
@@ -21372,7 +21371,7 @@
         </w:tc>
         <w:tc>
           <w:tcPr>
-            <w:tcW w:w="925" w:type="dxa"/>
+            <w:tcW w:w="1148" w:type="dxa"/>
             <w:gridSpan w:val="2"/>
             <w:tcBorders>
               <w:bottom w:val="single" w:color="00000A" w:sz="12" w:space="0"/>

--- a/public/cv/Aliaksandr Kuzmiankou - 研发负责人+ 软件工程师+web前端.docx
+++ b/public/cv/Aliaksandr Kuzmiankou - 研发负责人+ 软件工程师+web前端.docx
@@ -66,6 +66,8 @@
             <w:tcBorders>
               <w:top w:val="single" w:color="00000A" w:sz="12" w:space="0"/>
               <w:left w:val="single" w:color="00000A" w:sz="12" w:space="0"/>
+              <w:bottom w:val="dashSmallGap" w:color="00000A" w:sz="4" w:space="0"/>
+              <w:right w:val="dashSmallGap" w:color="00000A" w:sz="4" w:space="0"/>
             </w:tcBorders>
             <w:shd w:val="clear" w:color="auto" w:fill="F2F2F2"/>
             <w:vAlign w:val="center"/>
@@ -96,6 +98,9 @@
             <w:tcW w:w="1526" w:type="dxa"/>
             <w:tcBorders>
               <w:top w:val="single" w:color="00000A" w:sz="12" w:space="0"/>
+              <w:left w:val="dashSmallGap" w:color="00000A" w:sz="4" w:space="0"/>
+              <w:bottom w:val="dashSmallGap" w:color="00000A" w:sz="4" w:space="0"/>
+              <w:right w:val="dashSmallGap" w:color="00000A" w:sz="4" w:space="0"/>
             </w:tcBorders>
             <w:shd w:val="clear" w:color="auto" w:fill="auto"/>
             <w:vAlign w:val="center"/>
@@ -142,6 +147,9 @@
             <w:tcW w:w="1304" w:type="dxa"/>
             <w:tcBorders>
               <w:top w:val="single" w:color="00000A" w:sz="12" w:space="0"/>
+              <w:left w:val="dashSmallGap" w:color="00000A" w:sz="4" w:space="0"/>
+              <w:bottom w:val="dashSmallGap" w:color="00000A" w:sz="4" w:space="0"/>
+              <w:right w:val="dashSmallGap" w:color="00000A" w:sz="4" w:space="0"/>
             </w:tcBorders>
             <w:shd w:val="clear" w:color="auto" w:fill="F2F2F2"/>
             <w:vAlign w:val="center"/>
@@ -173,6 +181,9 @@
             <w:gridSpan w:val="3"/>
             <w:tcBorders>
               <w:top w:val="single" w:color="00000A" w:sz="12" w:space="0"/>
+              <w:left w:val="dashSmallGap" w:color="00000A" w:sz="4" w:space="0"/>
+              <w:bottom w:val="dashSmallGap" w:color="00000A" w:sz="4" w:space="0"/>
+              <w:right w:val="dashSmallGap" w:color="00000A" w:sz="4" w:space="0"/>
             </w:tcBorders>
             <w:shd w:val="clear" w:color="auto" w:fill="auto"/>
             <w:vAlign w:val="center"/>
@@ -202,6 +213,9 @@
             <w:gridSpan w:val="3"/>
             <w:tcBorders>
               <w:top w:val="single" w:color="00000A" w:sz="12" w:space="0"/>
+              <w:left w:val="dashSmallGap" w:color="00000A" w:sz="4" w:space="0"/>
+              <w:bottom w:val="dashSmallGap" w:color="00000A" w:sz="4" w:space="0"/>
+              <w:right w:val="dashSmallGap" w:color="00000A" w:sz="4" w:space="0"/>
             </w:tcBorders>
             <w:shd w:val="clear" w:color="auto" w:fill="F2F2F2"/>
             <w:vAlign w:val="center"/>
@@ -232,6 +246,9 @@
             <w:tcW w:w="1062" w:type="dxa"/>
             <w:tcBorders>
               <w:top w:val="single" w:color="00000A" w:sz="12" w:space="0"/>
+              <w:left w:val="dashSmallGap" w:color="00000A" w:sz="4" w:space="0"/>
+              <w:bottom w:val="dashSmallGap" w:color="00000A" w:sz="4" w:space="0"/>
+              <w:right w:val="dashSmallGap" w:color="00000A" w:sz="4" w:space="0"/>
             </w:tcBorders>
             <w:shd w:val="clear" w:color="auto" w:fill="auto"/>
             <w:vAlign w:val="center"/>
@@ -251,17 +268,7 @@
                 <w:kern w:val="0"/>
                 <w:sz w:val="22"/>
               </w:rPr>
-              <w:t>白俄</w:t>
-            </w:r>
-            <w:bookmarkStart w:id="1" w:name="_GoBack"/>
-            <w:bookmarkEnd w:id="1"/>
-            <w:r>
-              <w:rPr>
-                <w:rFonts w:ascii="SimSun" w:hAnsi="SimSun" w:cs="SimSun"/>
-                <w:kern w:val="0"/>
-                <w:sz w:val="22"/>
-              </w:rPr>
-              <w:t>罗斯</w:t>
+              <w:t>白俄罗斯</w:t>
             </w:r>
           </w:p>
         </w:tc>
@@ -272,6 +279,8 @@
             <w:vMerge w:val="restart"/>
             <w:tcBorders>
               <w:top w:val="single" w:color="00000A" w:sz="12" w:space="0"/>
+              <w:left w:val="dashSmallGap" w:color="00000A" w:sz="4" w:space="0"/>
+              <w:bottom w:val="dashSmallGap" w:color="00000A" w:sz="4" w:space="0"/>
               <w:right w:val="single" w:color="00000A" w:sz="12" w:space="0"/>
             </w:tcBorders>
             <w:shd w:val="clear" w:color="auto" w:fill="auto"/>
@@ -347,7 +356,10 @@
           <w:tcPr>
             <w:tcW w:w="1560" w:type="dxa"/>
             <w:tcBorders>
+              <w:top w:val="dashSmallGap" w:color="00000A" w:sz="4" w:space="0"/>
               <w:left w:val="single" w:color="00000A" w:sz="12" w:space="0"/>
+              <w:bottom w:val="dashSmallGap" w:color="00000A" w:sz="4" w:space="0"/>
+              <w:right w:val="dashSmallGap" w:color="00000A" w:sz="4" w:space="0"/>
             </w:tcBorders>
             <w:shd w:val="clear" w:color="auto" w:fill="F2F2F2"/>
             <w:vAlign w:val="center"/>
@@ -376,6 +388,12 @@
         <w:tc>
           <w:tcPr>
             <w:tcW w:w="1526" w:type="dxa"/>
+            <w:tcBorders>
+              <w:top w:val="dashSmallGap" w:color="00000A" w:sz="4" w:space="0"/>
+              <w:left w:val="dashSmallGap" w:color="00000A" w:sz="4" w:space="0"/>
+              <w:bottom w:val="dashSmallGap" w:color="00000A" w:sz="4" w:space="0"/>
+              <w:right w:val="dashSmallGap" w:color="00000A" w:sz="4" w:space="0"/>
+            </w:tcBorders>
             <w:shd w:val="clear" w:color="auto" w:fill="auto"/>
             <w:vAlign w:val="center"/>
           </w:tcPr>
@@ -403,6 +421,12 @@
         <w:tc>
           <w:tcPr>
             <w:tcW w:w="1304" w:type="dxa"/>
+            <w:tcBorders>
+              <w:top w:val="dashSmallGap" w:color="00000A" w:sz="4" w:space="0"/>
+              <w:left w:val="dashSmallGap" w:color="00000A" w:sz="4" w:space="0"/>
+              <w:bottom w:val="dashSmallGap" w:color="00000A" w:sz="4" w:space="0"/>
+              <w:right w:val="dashSmallGap" w:color="00000A" w:sz="4" w:space="0"/>
+            </w:tcBorders>
             <w:shd w:val="clear" w:color="auto" w:fill="F2F2F2"/>
             <w:vAlign w:val="center"/>
           </w:tcPr>
@@ -451,6 +475,12 @@
           <w:tcPr>
             <w:tcW w:w="1487" w:type="dxa"/>
             <w:gridSpan w:val="3"/>
+            <w:tcBorders>
+              <w:top w:val="dashSmallGap" w:color="00000A" w:sz="4" w:space="0"/>
+              <w:left w:val="dashSmallGap" w:color="00000A" w:sz="4" w:space="0"/>
+              <w:bottom w:val="dashSmallGap" w:color="00000A" w:sz="4" w:space="0"/>
+              <w:right w:val="dashSmallGap" w:color="00000A" w:sz="4" w:space="0"/>
+            </w:tcBorders>
             <w:shd w:val="clear" w:color="auto" w:fill="auto"/>
             <w:vAlign w:val="center"/>
           </w:tcPr>
@@ -477,6 +507,12 @@
           <w:tcPr>
             <w:tcW w:w="1394" w:type="dxa"/>
             <w:gridSpan w:val="3"/>
+            <w:tcBorders>
+              <w:top w:val="dashSmallGap" w:color="00000A" w:sz="4" w:space="0"/>
+              <w:left w:val="dashSmallGap" w:color="00000A" w:sz="4" w:space="0"/>
+              <w:bottom w:val="dashSmallGap" w:color="00000A" w:sz="4" w:space="0"/>
+              <w:right w:val="dashSmallGap" w:color="00000A" w:sz="4" w:space="0"/>
+            </w:tcBorders>
             <w:shd w:val="clear" w:color="auto" w:fill="F2F2F2"/>
             <w:vAlign w:val="center"/>
           </w:tcPr>
@@ -504,6 +540,12 @@
         <w:tc>
           <w:tcPr>
             <w:tcW w:w="1062" w:type="dxa"/>
+            <w:tcBorders>
+              <w:top w:val="dashSmallGap" w:color="00000A" w:sz="4" w:space="0"/>
+              <w:left w:val="dashSmallGap" w:color="00000A" w:sz="4" w:space="0"/>
+              <w:bottom w:val="dashSmallGap" w:color="00000A" w:sz="4" w:space="0"/>
+              <w:right w:val="dashSmallGap" w:color="00000A" w:sz="4" w:space="0"/>
+            </w:tcBorders>
             <w:shd w:val="clear" w:color="auto" w:fill="auto"/>
             <w:vAlign w:val="center"/>
           </w:tcPr>
@@ -532,6 +574,9 @@
             <w:gridSpan w:val="2"/>
             <w:vMerge w:val="continue"/>
             <w:tcBorders>
+              <w:top w:val="dashSmallGap" w:color="00000A" w:sz="4" w:space="0"/>
+              <w:left w:val="dashSmallGap" w:color="00000A" w:sz="4" w:space="0"/>
+              <w:bottom w:val="dashSmallGap" w:color="00000A" w:sz="4" w:space="0"/>
               <w:right w:val="single" w:color="00000A" w:sz="12" w:space="0"/>
             </w:tcBorders>
             <w:shd w:val="clear" w:color="auto" w:fill="auto"/>
@@ -564,7 +609,10 @@
           <w:tcPr>
             <w:tcW w:w="1560" w:type="dxa"/>
             <w:tcBorders>
+              <w:top w:val="dashSmallGap" w:color="00000A" w:sz="4" w:space="0"/>
               <w:left w:val="single" w:color="00000A" w:sz="12" w:space="0"/>
+              <w:bottom w:val="dashSmallGap" w:color="00000A" w:sz="4" w:space="0"/>
+              <w:right w:val="dashSmallGap" w:color="00000A" w:sz="4" w:space="0"/>
             </w:tcBorders>
             <w:shd w:val="clear" w:color="auto" w:fill="F2F2F2"/>
             <w:vAlign w:val="center"/>
@@ -593,6 +641,12 @@
         <w:tc>
           <w:tcPr>
             <w:tcW w:w="1526" w:type="dxa"/>
+            <w:tcBorders>
+              <w:top w:val="dashSmallGap" w:color="00000A" w:sz="4" w:space="0"/>
+              <w:left w:val="dashSmallGap" w:color="00000A" w:sz="4" w:space="0"/>
+              <w:bottom w:val="dashSmallGap" w:color="00000A" w:sz="4" w:space="0"/>
+              <w:right w:val="dashSmallGap" w:color="00000A" w:sz="4" w:space="0"/>
+            </w:tcBorders>
             <w:shd w:val="clear" w:color="auto" w:fill="auto"/>
             <w:vAlign w:val="center"/>
           </w:tcPr>
@@ -618,6 +672,12 @@
         <w:tc>
           <w:tcPr>
             <w:tcW w:w="1304" w:type="dxa"/>
+            <w:tcBorders>
+              <w:top w:val="dashSmallGap" w:color="00000A" w:sz="4" w:space="0"/>
+              <w:left w:val="dashSmallGap" w:color="00000A" w:sz="4" w:space="0"/>
+              <w:bottom w:val="dashSmallGap" w:color="00000A" w:sz="4" w:space="0"/>
+              <w:right w:val="dashSmallGap" w:color="00000A" w:sz="4" w:space="0"/>
+            </w:tcBorders>
             <w:shd w:val="clear" w:color="auto" w:fill="F2F2F2"/>
             <w:vAlign w:val="center"/>
           </w:tcPr>
@@ -646,6 +706,12 @@
           <w:tcPr>
             <w:tcW w:w="1487" w:type="dxa"/>
             <w:gridSpan w:val="3"/>
+            <w:tcBorders>
+              <w:top w:val="dashSmallGap" w:color="00000A" w:sz="4" w:space="0"/>
+              <w:left w:val="dashSmallGap" w:color="00000A" w:sz="4" w:space="0"/>
+              <w:bottom w:val="dashSmallGap" w:color="00000A" w:sz="4" w:space="0"/>
+              <w:right w:val="dashSmallGap" w:color="00000A" w:sz="4" w:space="0"/>
+            </w:tcBorders>
             <w:shd w:val="clear" w:color="auto" w:fill="auto"/>
             <w:vAlign w:val="center"/>
           </w:tcPr>
@@ -672,6 +738,12 @@
           <w:tcPr>
             <w:tcW w:w="1394" w:type="dxa"/>
             <w:gridSpan w:val="3"/>
+            <w:tcBorders>
+              <w:top w:val="dashSmallGap" w:color="00000A" w:sz="4" w:space="0"/>
+              <w:left w:val="dashSmallGap" w:color="00000A" w:sz="4" w:space="0"/>
+              <w:bottom w:val="dashSmallGap" w:color="00000A" w:sz="4" w:space="0"/>
+              <w:right w:val="dashSmallGap" w:color="00000A" w:sz="4" w:space="0"/>
+            </w:tcBorders>
             <w:shd w:val="clear" w:color="auto" w:fill="F2F2F2"/>
             <w:vAlign w:val="center"/>
           </w:tcPr>
@@ -699,6 +771,12 @@
         <w:tc>
           <w:tcPr>
             <w:tcW w:w="1062" w:type="dxa"/>
+            <w:tcBorders>
+              <w:top w:val="dashSmallGap" w:color="00000A" w:sz="4" w:space="0"/>
+              <w:left w:val="dashSmallGap" w:color="00000A" w:sz="4" w:space="0"/>
+              <w:bottom w:val="dashSmallGap" w:color="00000A" w:sz="4" w:space="0"/>
+              <w:right w:val="dashSmallGap" w:color="00000A" w:sz="4" w:space="0"/>
+            </w:tcBorders>
             <w:shd w:val="clear" w:color="auto" w:fill="auto"/>
             <w:vAlign w:val="center"/>
           </w:tcPr>
@@ -727,6 +805,9 @@
             <w:gridSpan w:val="2"/>
             <w:vMerge w:val="continue"/>
             <w:tcBorders>
+              <w:top w:val="dashSmallGap" w:color="00000A" w:sz="4" w:space="0"/>
+              <w:left w:val="dashSmallGap" w:color="00000A" w:sz="4" w:space="0"/>
+              <w:bottom w:val="dashSmallGap" w:color="00000A" w:sz="4" w:space="0"/>
               <w:right w:val="single" w:color="00000A" w:sz="12" w:space="0"/>
             </w:tcBorders>
             <w:shd w:val="clear" w:color="auto" w:fill="auto"/>
@@ -759,7 +840,10 @@
           <w:tcPr>
             <w:tcW w:w="1560" w:type="dxa"/>
             <w:tcBorders>
+              <w:top w:val="dashSmallGap" w:color="00000A" w:sz="4" w:space="0"/>
               <w:left w:val="single" w:color="00000A" w:sz="12" w:space="0"/>
+              <w:bottom w:val="dashSmallGap" w:color="00000A" w:sz="4" w:space="0"/>
+              <w:right w:val="dashSmallGap" w:color="00000A" w:sz="4" w:space="0"/>
             </w:tcBorders>
             <w:shd w:val="clear" w:color="auto" w:fill="F2F2F2"/>
             <w:vAlign w:val="center"/>
@@ -789,7 +873,10 @@
           <w:tcPr>
             <w:tcW w:w="1526" w:type="dxa"/>
             <w:tcBorders>
-              <w:bottom w:val="nil"/>
+              <w:top w:val="dashSmallGap" w:color="00000A" w:sz="4" w:space="0"/>
+              <w:left w:val="dashSmallGap" w:color="00000A" w:sz="4" w:space="0"/>
+              <w:bottom w:val="dashSmallGap" w:color="00000A" w:sz="4" w:space="0"/>
+              <w:right w:val="dashSmallGap" w:color="00000A" w:sz="4" w:space="0"/>
             </w:tcBorders>
             <w:shd w:val="clear" w:color="auto" w:fill="auto"/>
             <w:vAlign w:val="center"/>
@@ -817,7 +904,10 @@
           <w:tcPr>
             <w:tcW w:w="1304" w:type="dxa"/>
             <w:tcBorders>
-              <w:bottom w:val="nil"/>
+              <w:top w:val="dashSmallGap" w:color="00000A" w:sz="4" w:space="0"/>
+              <w:left w:val="dashSmallGap" w:color="00000A" w:sz="4" w:space="0"/>
+              <w:bottom w:val="dashSmallGap" w:color="00000A" w:sz="4" w:space="0"/>
+              <w:right w:val="dashSmallGap" w:color="00000A" w:sz="4" w:space="0"/>
             </w:tcBorders>
             <w:shd w:val="clear" w:color="auto" w:fill="F2F2F2"/>
             <w:vAlign w:val="center"/>
@@ -848,7 +938,10 @@
             <w:tcW w:w="1487" w:type="dxa"/>
             <w:gridSpan w:val="3"/>
             <w:tcBorders>
-              <w:bottom w:val="nil"/>
+              <w:top w:val="dashSmallGap" w:color="00000A" w:sz="4" w:space="0"/>
+              <w:left w:val="dashSmallGap" w:color="00000A" w:sz="4" w:space="0"/>
+              <w:bottom w:val="dashSmallGap" w:color="00000A" w:sz="4" w:space="0"/>
+              <w:right w:val="dashSmallGap" w:color="00000A" w:sz="4" w:space="0"/>
             </w:tcBorders>
             <w:shd w:val="clear" w:color="auto" w:fill="auto"/>
             <w:vAlign w:val="center"/>
@@ -877,7 +970,10 @@
             <w:tcW w:w="1394" w:type="dxa"/>
             <w:gridSpan w:val="3"/>
             <w:tcBorders>
-              <w:bottom w:val="nil"/>
+              <w:top w:val="dashSmallGap" w:color="00000A" w:sz="4" w:space="0"/>
+              <w:left w:val="dashSmallGap" w:color="00000A" w:sz="4" w:space="0"/>
+              <w:bottom w:val="dashSmallGap" w:color="00000A" w:sz="4" w:space="0"/>
+              <w:right w:val="dashSmallGap" w:color="00000A" w:sz="4" w:space="0"/>
             </w:tcBorders>
             <w:shd w:val="clear" w:color="auto" w:fill="F2F2F2"/>
             <w:vAlign w:val="center"/>
@@ -907,7 +1003,10 @@
           <w:tcPr>
             <w:tcW w:w="1062" w:type="dxa"/>
             <w:tcBorders>
-              <w:bottom w:val="nil"/>
+              <w:top w:val="dashSmallGap" w:color="00000A" w:sz="4" w:space="0"/>
+              <w:left w:val="dashSmallGap" w:color="00000A" w:sz="4" w:space="0"/>
+              <w:bottom w:val="dashSmallGap" w:color="00000A" w:sz="4" w:space="0"/>
+              <w:right w:val="dashSmallGap" w:color="00000A" w:sz="4" w:space="0"/>
             </w:tcBorders>
             <w:shd w:val="clear" w:color="auto" w:fill="auto"/>
             <w:vAlign w:val="center"/>
@@ -937,7 +1036,9 @@
             <w:gridSpan w:val="2"/>
             <w:vMerge w:val="continue"/>
             <w:tcBorders>
-              <w:bottom w:val="nil"/>
+              <w:top w:val="dashSmallGap" w:color="00000A" w:sz="4" w:space="0"/>
+              <w:left w:val="dashSmallGap" w:color="00000A" w:sz="4" w:space="0"/>
+              <w:bottom w:val="dashSmallGap" w:color="00000A" w:sz="4" w:space="0"/>
               <w:right w:val="single" w:color="00000A" w:sz="12" w:space="0"/>
             </w:tcBorders>
             <w:shd w:val="clear" w:color="auto" w:fill="auto"/>
@@ -970,8 +1071,10 @@
           <w:tcPr>
             <w:tcW w:w="1560" w:type="dxa"/>
             <w:tcBorders>
+              <w:top w:val="dashSmallGap" w:color="00000A" w:sz="4" w:space="0"/>
               <w:left w:val="single" w:color="00000A" w:sz="12" w:space="0"/>
-              <w:right w:val="nil"/>
+              <w:bottom w:val="dashSmallGap" w:color="00000A" w:sz="4" w:space="0"/>
+              <w:right w:val="dashSmallGap" w:color="00000A" w:sz="4" w:space="0"/>
             </w:tcBorders>
             <w:shd w:val="clear" w:color="FFFFFF" w:fill="F2F2F2"/>
             <w:vAlign w:val="center"/>
@@ -1002,10 +1105,10 @@
             <w:tcW w:w="6773" w:type="dxa"/>
             <w:gridSpan w:val="9"/>
             <w:tcBorders>
-              <w:top w:val="nil"/>
-              <w:left w:val="nil"/>
-              <w:bottom w:val="nil"/>
-              <w:right w:val="nil"/>
+              <w:top w:val="dashSmallGap" w:color="00000A" w:sz="4" w:space="0"/>
+              <w:left w:val="dashSmallGap" w:color="00000A" w:sz="4" w:space="0"/>
+              <w:bottom w:val="dashSmallGap" w:color="00000A" w:sz="4" w:space="0"/>
+              <w:right w:val="dashSmallGap" w:color="00000A" w:sz="4" w:space="0"/>
             </w:tcBorders>
             <w:shd w:val="clear" w:color="FFFFFF" w:themeColor="background1" w:fill="FFFFFF" w:themeFill="background1"/>
             <w:vAlign w:val="center"/>
@@ -1035,8 +1138,9 @@
             <w:tcW w:w="2105" w:type="dxa"/>
             <w:gridSpan w:val="2"/>
             <w:tcBorders>
-              <w:top w:val="nil"/>
-              <w:left w:val="nil"/>
+              <w:top w:val="dashSmallGap" w:color="00000A" w:sz="4" w:space="0"/>
+              <w:left w:val="dashSmallGap" w:color="00000A" w:sz="4" w:space="0"/>
+              <w:bottom w:val="dashSmallGap" w:color="00000A" w:sz="4" w:space="0"/>
               <w:right w:val="single" w:color="00000A" w:sz="12" w:space="0"/>
             </w:tcBorders>
             <w:shd w:val="clear" w:color="FFFFFF" w:themeColor="background1" w:fill="FFFFFF" w:themeFill="background1"/>
@@ -1117,7 +1221,10 @@
             <w:tcW w:w="1560" w:type="dxa"/>
             <w:vMerge w:val="restart"/>
             <w:tcBorders>
+              <w:top w:val="dashSmallGap" w:color="00000A" w:sz="4" w:space="0"/>
               <w:left w:val="single" w:color="00000A" w:sz="12" w:space="0"/>
+              <w:bottom w:val="dashSmallGap" w:color="00000A" w:sz="4" w:space="0"/>
+              <w:right w:val="dashSmallGap" w:color="00000A" w:sz="4" w:space="0"/>
             </w:tcBorders>
             <w:shd w:val="clear" w:color="auto" w:fill="F2F2F2"/>
             <w:vAlign w:val="center"/>
@@ -1147,7 +1254,10 @@
           <w:tcPr>
             <w:tcW w:w="1526" w:type="dxa"/>
             <w:tcBorders>
-              <w:top w:val="nil"/>
+              <w:top w:val="dashSmallGap" w:color="00000A" w:sz="4" w:space="0"/>
+              <w:left w:val="dashSmallGap" w:color="00000A" w:sz="4" w:space="0"/>
+              <w:bottom w:val="dashSmallGap" w:color="00000A" w:sz="4" w:space="0"/>
+              <w:right w:val="dashSmallGap" w:color="00000A" w:sz="4" w:space="0"/>
             </w:tcBorders>
             <w:shd w:val="clear" w:color="auto" w:fill="F2F2F2"/>
             <w:vAlign w:val="center"/>
@@ -1178,7 +1288,10 @@
             <w:tcW w:w="2014" w:type="dxa"/>
             <w:gridSpan w:val="3"/>
             <w:tcBorders>
-              <w:top w:val="nil"/>
+              <w:top w:val="dashSmallGap" w:color="00000A" w:sz="4" w:space="0"/>
+              <w:left w:val="dashSmallGap" w:color="00000A" w:sz="4" w:space="0"/>
+              <w:bottom w:val="dashSmallGap" w:color="00000A" w:sz="4" w:space="0"/>
+              <w:right w:val="dashSmallGap" w:color="00000A" w:sz="4" w:space="0"/>
             </w:tcBorders>
             <w:shd w:val="clear" w:color="auto" w:fill="auto"/>
             <w:vAlign w:val="center"/>
@@ -1209,7 +1322,10 @@
             <w:tcW w:w="2171" w:type="dxa"/>
             <w:gridSpan w:val="4"/>
             <w:tcBorders>
-              <w:top w:val="nil"/>
+              <w:top w:val="dashSmallGap" w:color="00000A" w:sz="4" w:space="0"/>
+              <w:left w:val="dashSmallGap" w:color="00000A" w:sz="4" w:space="0"/>
+              <w:bottom w:val="dashSmallGap" w:color="00000A" w:sz="4" w:space="0"/>
+              <w:right w:val="dashSmallGap" w:color="00000A" w:sz="4" w:space="0"/>
             </w:tcBorders>
             <w:shd w:val="clear" w:color="auto" w:fill="F2F2F2"/>
             <w:vAlign w:val="center"/>
@@ -1240,7 +1356,9 @@
             <w:tcW w:w="3167" w:type="dxa"/>
             <w:gridSpan w:val="3"/>
             <w:tcBorders>
-              <w:top w:val="nil"/>
+              <w:top w:val="dashSmallGap" w:color="00000A" w:sz="4" w:space="0"/>
+              <w:left w:val="dashSmallGap" w:color="00000A" w:sz="4" w:space="0"/>
+              <w:bottom w:val="dashSmallGap" w:color="00000A" w:sz="4" w:space="0"/>
               <w:right w:val="single" w:color="00000A" w:sz="12" w:space="0"/>
             </w:tcBorders>
             <w:shd w:val="clear" w:color="auto" w:fill="auto"/>
@@ -1284,7 +1402,10 @@
             <w:tcW w:w="1560" w:type="dxa"/>
             <w:vMerge w:val="continue"/>
             <w:tcBorders>
+              <w:top w:val="dashSmallGap" w:color="00000A" w:sz="4" w:space="0"/>
               <w:left w:val="single" w:color="00000A" w:sz="12" w:space="0"/>
+              <w:bottom w:val="dashSmallGap" w:color="00000A" w:sz="4" w:space="0"/>
+              <w:right w:val="dashSmallGap" w:color="00000A" w:sz="4" w:space="0"/>
             </w:tcBorders>
             <w:shd w:val="clear" w:color="auto" w:fill="F2F2F2"/>
             <w:vAlign w:val="center"/>
@@ -1301,6 +1422,12 @@
         <w:tc>
           <w:tcPr>
             <w:tcW w:w="1526" w:type="dxa"/>
+            <w:tcBorders>
+              <w:top w:val="dashSmallGap" w:color="00000A" w:sz="4" w:space="0"/>
+              <w:left w:val="dashSmallGap" w:color="00000A" w:sz="4" w:space="0"/>
+              <w:bottom w:val="dashSmallGap" w:color="00000A" w:sz="4" w:space="0"/>
+              <w:right w:val="dashSmallGap" w:color="00000A" w:sz="4" w:space="0"/>
+            </w:tcBorders>
             <w:shd w:val="clear" w:color="auto" w:fill="F2F2F2"/>
             <w:vAlign w:val="center"/>
           </w:tcPr>
@@ -1330,6 +1457,9 @@
             <w:tcW w:w="7352" w:type="dxa"/>
             <w:gridSpan w:val="10"/>
             <w:tcBorders>
+              <w:top w:val="dashSmallGap" w:color="00000A" w:sz="4" w:space="0"/>
+              <w:left w:val="dashSmallGap" w:color="00000A" w:sz="4" w:space="0"/>
+              <w:bottom w:val="dashSmallGap" w:color="00000A" w:sz="4" w:space="0"/>
               <w:right w:val="single" w:color="00000A" w:sz="12" w:space="0"/>
             </w:tcBorders>
             <w:shd w:val="clear" w:color="auto" w:fill="auto"/>
@@ -1372,7 +1502,10 @@
             <w:tcW w:w="1560" w:type="dxa"/>
             <w:vMerge w:val="restart"/>
             <w:tcBorders>
+              <w:top w:val="dashSmallGap" w:color="00000A" w:sz="4" w:space="0"/>
               <w:left w:val="single" w:color="00000A" w:sz="12" w:space="0"/>
+              <w:bottom w:val="dashSmallGap" w:color="00000A" w:sz="4" w:space="0"/>
+              <w:right w:val="dashSmallGap" w:color="00000A" w:sz="4" w:space="0"/>
             </w:tcBorders>
             <w:shd w:val="clear" w:color="auto" w:fill="F2F2F2"/>
             <w:vAlign w:val="center"/>
@@ -1441,6 +1574,12 @@
         <w:tc>
           <w:tcPr>
             <w:tcW w:w="1526" w:type="dxa"/>
+            <w:tcBorders>
+              <w:top w:val="dashSmallGap" w:color="00000A" w:sz="4" w:space="0"/>
+              <w:left w:val="dashSmallGap" w:color="00000A" w:sz="4" w:space="0"/>
+              <w:bottom w:val="dashSmallGap" w:color="00000A" w:sz="4" w:space="0"/>
+              <w:right w:val="dashSmallGap" w:color="00000A" w:sz="4" w:space="0"/>
+            </w:tcBorders>
             <w:shd w:val="clear" w:color="auto" w:fill="F2F2F2"/>
             <w:vAlign w:val="center"/>
           </w:tcPr>
@@ -1469,6 +1608,12 @@
           <w:tcPr>
             <w:tcW w:w="2014" w:type="dxa"/>
             <w:gridSpan w:val="3"/>
+            <w:tcBorders>
+              <w:top w:val="dashSmallGap" w:color="00000A" w:sz="4" w:space="0"/>
+              <w:left w:val="dashSmallGap" w:color="00000A" w:sz="4" w:space="0"/>
+              <w:bottom w:val="dashSmallGap" w:color="00000A" w:sz="4" w:space="0"/>
+              <w:right w:val="dashSmallGap" w:color="00000A" w:sz="4" w:space="0"/>
+            </w:tcBorders>
             <w:shd w:val="clear" w:color="auto" w:fill="F2F2F2"/>
             <w:vAlign w:val="center"/>
           </w:tcPr>
@@ -1497,6 +1642,12 @@
           <w:tcPr>
             <w:tcW w:w="2171" w:type="dxa"/>
             <w:gridSpan w:val="4"/>
+            <w:tcBorders>
+              <w:top w:val="dashSmallGap" w:color="00000A" w:sz="4" w:space="0"/>
+              <w:left w:val="dashSmallGap" w:color="00000A" w:sz="4" w:space="0"/>
+              <w:bottom w:val="dashSmallGap" w:color="00000A" w:sz="4" w:space="0"/>
+              <w:right w:val="dashSmallGap" w:color="00000A" w:sz="4" w:space="0"/>
+            </w:tcBorders>
             <w:shd w:val="clear" w:color="auto" w:fill="F2F2F2"/>
             <w:vAlign w:val="center"/>
           </w:tcPr>
@@ -1524,6 +1675,12 @@
         <w:tc>
           <w:tcPr>
             <w:tcW w:w="1062" w:type="dxa"/>
+            <w:tcBorders>
+              <w:top w:val="dashSmallGap" w:color="00000A" w:sz="4" w:space="0"/>
+              <w:left w:val="dashSmallGap" w:color="00000A" w:sz="4" w:space="0"/>
+              <w:bottom w:val="dashSmallGap" w:color="00000A" w:sz="4" w:space="0"/>
+              <w:right w:val="dashSmallGap" w:color="00000A" w:sz="4" w:space="0"/>
+            </w:tcBorders>
             <w:shd w:val="clear" w:color="auto" w:fill="F2F2F2"/>
             <w:vAlign w:val="center"/>
           </w:tcPr>
@@ -1553,6 +1710,9 @@
             <w:tcW w:w="2105" w:type="dxa"/>
             <w:gridSpan w:val="2"/>
             <w:tcBorders>
+              <w:top w:val="dashSmallGap" w:color="00000A" w:sz="4" w:space="0"/>
+              <w:left w:val="dashSmallGap" w:color="00000A" w:sz="4" w:space="0"/>
+              <w:bottom w:val="dashSmallGap" w:color="00000A" w:sz="4" w:space="0"/>
               <w:right w:val="single" w:color="00000A" w:sz="12" w:space="0"/>
             </w:tcBorders>
             <w:shd w:val="clear" w:color="auto" w:fill="F2F2F2"/>
@@ -1598,7 +1758,10 @@
             <w:tcW w:w="1560" w:type="dxa"/>
             <w:vMerge w:val="continue"/>
             <w:tcBorders>
+              <w:top w:val="dashSmallGap" w:color="00000A" w:sz="4" w:space="0"/>
               <w:left w:val="single" w:color="00000A" w:sz="12" w:space="0"/>
+              <w:bottom w:val="dashSmallGap" w:color="00000A" w:sz="4" w:space="0"/>
+              <w:right w:val="dashSmallGap" w:color="00000A" w:sz="4" w:space="0"/>
             </w:tcBorders>
             <w:shd w:val="clear" w:color="auto" w:fill="F2F2F2"/>
             <w:vAlign w:val="center"/>
@@ -1615,6 +1778,12 @@
         <w:tc>
           <w:tcPr>
             <w:tcW w:w="1526" w:type="dxa"/>
+            <w:tcBorders>
+              <w:top w:val="dashSmallGap" w:color="00000A" w:sz="4" w:space="0"/>
+              <w:left w:val="dashSmallGap" w:color="00000A" w:sz="4" w:space="0"/>
+              <w:bottom w:val="dashSmallGap" w:color="00000A" w:sz="4" w:space="0"/>
+              <w:right w:val="dashSmallGap" w:color="00000A" w:sz="4" w:space="0"/>
+            </w:tcBorders>
             <w:shd w:val="clear" w:color="auto" w:fill="auto"/>
             <w:vAlign w:val="center"/>
           </w:tcPr>
@@ -1655,6 +1824,12 @@
           <w:tcPr>
             <w:tcW w:w="2014" w:type="dxa"/>
             <w:gridSpan w:val="3"/>
+            <w:tcBorders>
+              <w:top w:val="dashSmallGap" w:color="00000A" w:sz="4" w:space="0"/>
+              <w:left w:val="dashSmallGap" w:color="00000A" w:sz="4" w:space="0"/>
+              <w:bottom w:val="dashSmallGap" w:color="00000A" w:sz="4" w:space="0"/>
+              <w:right w:val="dashSmallGap" w:color="00000A" w:sz="4" w:space="0"/>
+            </w:tcBorders>
             <w:shd w:val="clear" w:color="auto" w:fill="auto"/>
             <w:vAlign w:val="center"/>
           </w:tcPr>
@@ -1681,6 +1856,12 @@
           <w:tcPr>
             <w:tcW w:w="2171" w:type="dxa"/>
             <w:gridSpan w:val="4"/>
+            <w:tcBorders>
+              <w:top w:val="dashSmallGap" w:color="00000A" w:sz="4" w:space="0"/>
+              <w:left w:val="dashSmallGap" w:color="00000A" w:sz="4" w:space="0"/>
+              <w:bottom w:val="dashSmallGap" w:color="00000A" w:sz="4" w:space="0"/>
+              <w:right w:val="dashSmallGap" w:color="00000A" w:sz="4" w:space="0"/>
+            </w:tcBorders>
             <w:shd w:val="clear" w:color="auto" w:fill="auto"/>
             <w:vAlign w:val="center"/>
           </w:tcPr>
@@ -1706,6 +1887,12 @@
         <w:tc>
           <w:tcPr>
             <w:tcW w:w="1062" w:type="dxa"/>
+            <w:tcBorders>
+              <w:top w:val="dashSmallGap" w:color="00000A" w:sz="4" w:space="0"/>
+              <w:left w:val="dashSmallGap" w:color="00000A" w:sz="4" w:space="0"/>
+              <w:bottom w:val="dashSmallGap" w:color="00000A" w:sz="4" w:space="0"/>
+              <w:right w:val="dashSmallGap" w:color="00000A" w:sz="4" w:space="0"/>
+            </w:tcBorders>
             <w:shd w:val="clear" w:color="auto" w:fill="auto"/>
             <w:vAlign w:val="center"/>
           </w:tcPr>
@@ -1733,6 +1920,9 @@
             <w:tcW w:w="2105" w:type="dxa"/>
             <w:gridSpan w:val="2"/>
             <w:tcBorders>
+              <w:top w:val="dashSmallGap" w:color="00000A" w:sz="4" w:space="0"/>
+              <w:left w:val="dashSmallGap" w:color="00000A" w:sz="4" w:space="0"/>
+              <w:bottom w:val="dashSmallGap" w:color="00000A" w:sz="4" w:space="0"/>
               <w:right w:val="single" w:color="00000A" w:sz="12" w:space="0"/>
             </w:tcBorders>
             <w:shd w:val="clear" w:color="auto" w:fill="auto"/>
@@ -1776,7 +1966,10 @@
             <w:tcW w:w="1560" w:type="dxa"/>
             <w:vMerge w:val="continue"/>
             <w:tcBorders>
+              <w:top w:val="dashSmallGap" w:color="00000A" w:sz="4" w:space="0"/>
               <w:left w:val="single" w:color="00000A" w:sz="12" w:space="0"/>
+              <w:bottom w:val="dashSmallGap" w:color="00000A" w:sz="4" w:space="0"/>
+              <w:right w:val="dashSmallGap" w:color="00000A" w:sz="4" w:space="0"/>
             </w:tcBorders>
             <w:shd w:val="clear" w:color="auto" w:fill="F2F2F2"/>
             <w:vAlign w:val="center"/>
@@ -1793,6 +1986,12 @@
         <w:tc>
           <w:tcPr>
             <w:tcW w:w="1526" w:type="dxa"/>
+            <w:tcBorders>
+              <w:top w:val="dashSmallGap" w:color="00000A" w:sz="4" w:space="0"/>
+              <w:left w:val="dashSmallGap" w:color="00000A" w:sz="4" w:space="0"/>
+              <w:bottom w:val="dashSmallGap" w:color="00000A" w:sz="4" w:space="0"/>
+              <w:right w:val="dashSmallGap" w:color="00000A" w:sz="4" w:space="0"/>
+            </w:tcBorders>
             <w:shd w:val="clear" w:color="auto" w:fill="auto"/>
             <w:vAlign w:val="center"/>
           </w:tcPr>
@@ -1818,6 +2017,12 @@
           <w:tcPr>
             <w:tcW w:w="2014" w:type="dxa"/>
             <w:gridSpan w:val="3"/>
+            <w:tcBorders>
+              <w:top w:val="dashSmallGap" w:color="00000A" w:sz="4" w:space="0"/>
+              <w:left w:val="dashSmallGap" w:color="00000A" w:sz="4" w:space="0"/>
+              <w:bottom w:val="dashSmallGap" w:color="00000A" w:sz="4" w:space="0"/>
+              <w:right w:val="dashSmallGap" w:color="00000A" w:sz="4" w:space="0"/>
+            </w:tcBorders>
             <w:shd w:val="clear" w:color="auto" w:fill="auto"/>
             <w:vAlign w:val="center"/>
           </w:tcPr>
@@ -1844,6 +2049,12 @@
           <w:tcPr>
             <w:tcW w:w="2171" w:type="dxa"/>
             <w:gridSpan w:val="4"/>
+            <w:tcBorders>
+              <w:top w:val="dashSmallGap" w:color="00000A" w:sz="4" w:space="0"/>
+              <w:left w:val="dashSmallGap" w:color="00000A" w:sz="4" w:space="0"/>
+              <w:bottom w:val="dashSmallGap" w:color="00000A" w:sz="4" w:space="0"/>
+              <w:right w:val="dashSmallGap" w:color="00000A" w:sz="4" w:space="0"/>
+            </w:tcBorders>
             <w:shd w:val="clear" w:color="auto" w:fill="auto"/>
             <w:vAlign w:val="center"/>
           </w:tcPr>
@@ -1869,6 +2080,12 @@
         <w:tc>
           <w:tcPr>
             <w:tcW w:w="1062" w:type="dxa"/>
+            <w:tcBorders>
+              <w:top w:val="dashSmallGap" w:color="00000A" w:sz="4" w:space="0"/>
+              <w:left w:val="dashSmallGap" w:color="00000A" w:sz="4" w:space="0"/>
+              <w:bottom w:val="dashSmallGap" w:color="00000A" w:sz="4" w:space="0"/>
+              <w:right w:val="dashSmallGap" w:color="00000A" w:sz="4" w:space="0"/>
+            </w:tcBorders>
             <w:shd w:val="clear" w:color="auto" w:fill="auto"/>
             <w:vAlign w:val="center"/>
           </w:tcPr>
@@ -1896,6 +2113,9 @@
             <w:tcW w:w="2105" w:type="dxa"/>
             <w:gridSpan w:val="2"/>
             <w:tcBorders>
+              <w:top w:val="dashSmallGap" w:color="00000A" w:sz="4" w:space="0"/>
+              <w:left w:val="dashSmallGap" w:color="00000A" w:sz="4" w:space="0"/>
+              <w:bottom w:val="dashSmallGap" w:color="00000A" w:sz="4" w:space="0"/>
               <w:right w:val="single" w:color="00000A" w:sz="12" w:space="0"/>
             </w:tcBorders>
             <w:shd w:val="clear" w:color="auto" w:fill="auto"/>
@@ -1938,7 +2158,10 @@
           <w:tcPr>
             <w:tcW w:w="1560" w:type="dxa"/>
             <w:tcBorders>
+              <w:top w:val="dashSmallGap" w:color="00000A" w:sz="4" w:space="0"/>
               <w:left w:val="single" w:color="00000A" w:sz="12" w:space="0"/>
+              <w:bottom w:val="dashSmallGap" w:color="00000A" w:sz="4" w:space="0"/>
+              <w:right w:val="dashSmallGap" w:color="00000A" w:sz="4" w:space="0"/>
             </w:tcBorders>
             <w:shd w:val="clear" w:color="auto" w:fill="F2F2F2"/>
             <w:vAlign w:val="center"/>
@@ -1969,6 +2192,9 @@
             <w:tcW w:w="8878" w:type="dxa"/>
             <w:gridSpan w:val="11"/>
             <w:tcBorders>
+              <w:top w:val="dashSmallGap" w:color="00000A" w:sz="4" w:space="0"/>
+              <w:left w:val="dashSmallGap" w:color="00000A" w:sz="4" w:space="0"/>
+              <w:bottom w:val="dashSmallGap" w:color="00000A" w:sz="4" w:space="0"/>
               <w:right w:val="single" w:color="00000A" w:sz="12" w:space="0"/>
             </w:tcBorders>
             <w:shd w:val="clear" w:color="auto" w:fill="auto"/>
@@ -2620,7 +2846,10 @@
           <w:tcPr>
             <w:tcW w:w="1560" w:type="dxa"/>
             <w:tcBorders>
+              <w:top w:val="dashSmallGap" w:color="00000A" w:sz="4" w:space="0"/>
               <w:left w:val="single" w:color="00000A" w:sz="12" w:space="0"/>
+              <w:bottom w:val="dashSmallGap" w:color="00000A" w:sz="4" w:space="0"/>
+              <w:right w:val="dashSmallGap" w:color="00000A" w:sz="4" w:space="0"/>
             </w:tcBorders>
             <w:shd w:val="clear" w:color="auto" w:fill="F2F2F2"/>
             <w:vAlign w:val="center"/>
@@ -2650,6 +2879,12 @@
           <w:tcPr>
             <w:tcW w:w="3540" w:type="dxa"/>
             <w:gridSpan w:val="4"/>
+            <w:tcBorders>
+              <w:top w:val="dashSmallGap" w:color="00000A" w:sz="4" w:space="0"/>
+              <w:left w:val="dashSmallGap" w:color="00000A" w:sz="4" w:space="0"/>
+              <w:bottom w:val="dashSmallGap" w:color="00000A" w:sz="4" w:space="0"/>
+              <w:right w:val="dashSmallGap" w:color="00000A" w:sz="4" w:space="0"/>
+            </w:tcBorders>
             <w:shd w:val="clear" w:color="auto" w:fill="auto"/>
             <w:vAlign w:val="center"/>
           </w:tcPr>
@@ -2712,6 +2947,12 @@
           <w:tcPr>
             <w:tcW w:w="2171" w:type="dxa"/>
             <w:gridSpan w:val="4"/>
+            <w:tcBorders>
+              <w:top w:val="dashSmallGap" w:color="00000A" w:sz="4" w:space="0"/>
+              <w:left w:val="dashSmallGap" w:color="00000A" w:sz="4" w:space="0"/>
+              <w:bottom w:val="dashSmallGap" w:color="00000A" w:sz="4" w:space="0"/>
+              <w:right w:val="dashSmallGap" w:color="00000A" w:sz="4" w:space="0"/>
+            </w:tcBorders>
             <w:shd w:val="clear" w:color="auto" w:fill="F2F2F2"/>
             <w:vAlign w:val="center"/>
           </w:tcPr>
@@ -2741,6 +2982,9 @@
             <w:tcW w:w="3167" w:type="dxa"/>
             <w:gridSpan w:val="3"/>
             <w:tcBorders>
+              <w:top w:val="dashSmallGap" w:color="00000A" w:sz="4" w:space="0"/>
+              <w:left w:val="dashSmallGap" w:color="00000A" w:sz="4" w:space="0"/>
+              <w:bottom w:val="dashSmallGap" w:color="00000A" w:sz="4" w:space="0"/>
               <w:right w:val="single" w:color="00000A" w:sz="12" w:space="0"/>
             </w:tcBorders>
             <w:shd w:val="clear" w:color="auto" w:fill="auto"/>
@@ -2784,7 +3028,10 @@
             <w:tcW w:w="1560" w:type="dxa"/>
             <w:vMerge w:val="restart"/>
             <w:tcBorders>
+              <w:top w:val="dashSmallGap" w:color="00000A" w:sz="4" w:space="0"/>
               <w:left w:val="single" w:color="00000A" w:sz="12" w:space="0"/>
+              <w:bottom w:val="dashSmallGap" w:color="00000A" w:sz="4" w:space="0"/>
+              <w:right w:val="dashSmallGap" w:color="00000A" w:sz="4" w:space="0"/>
             </w:tcBorders>
             <w:shd w:val="clear" w:color="auto" w:fill="F2F2F2"/>
             <w:vAlign w:val="center"/>
@@ -2813,6 +3060,12 @@
         <w:tc>
           <w:tcPr>
             <w:tcW w:w="1526" w:type="dxa"/>
+            <w:tcBorders>
+              <w:top w:val="dashSmallGap" w:color="00000A" w:sz="4" w:space="0"/>
+              <w:left w:val="dashSmallGap" w:color="00000A" w:sz="4" w:space="0"/>
+              <w:bottom w:val="dashSmallGap" w:color="00000A" w:sz="4" w:space="0"/>
+              <w:right w:val="dashSmallGap" w:color="00000A" w:sz="4" w:space="0"/>
+            </w:tcBorders>
             <w:shd w:val="clear" w:color="auto" w:fill="F2F2F2"/>
             <w:vAlign w:val="center"/>
           </w:tcPr>
@@ -2841,6 +3094,12 @@
           <w:tcPr>
             <w:tcW w:w="2014" w:type="dxa"/>
             <w:gridSpan w:val="3"/>
+            <w:tcBorders>
+              <w:top w:val="dashSmallGap" w:color="00000A" w:sz="4" w:space="0"/>
+              <w:left w:val="dashSmallGap" w:color="00000A" w:sz="4" w:space="0"/>
+              <w:bottom w:val="dashSmallGap" w:color="00000A" w:sz="4" w:space="0"/>
+              <w:right w:val="dashSmallGap" w:color="00000A" w:sz="4" w:space="0"/>
+            </w:tcBorders>
             <w:shd w:val="clear" w:color="auto" w:fill="F2F2F2"/>
             <w:vAlign w:val="center"/>
           </w:tcPr>
@@ -2869,6 +3128,12 @@
           <w:tcPr>
             <w:tcW w:w="1224" w:type="dxa"/>
             <w:gridSpan w:val="3"/>
+            <w:tcBorders>
+              <w:top w:val="dashSmallGap" w:color="00000A" w:sz="4" w:space="0"/>
+              <w:left w:val="dashSmallGap" w:color="00000A" w:sz="4" w:space="0"/>
+              <w:bottom w:val="dashSmallGap" w:color="00000A" w:sz="4" w:space="0"/>
+              <w:right w:val="dashSmallGap" w:color="00000A" w:sz="4" w:space="0"/>
+            </w:tcBorders>
             <w:shd w:val="clear" w:color="auto" w:fill="F2F2F2"/>
             <w:vAlign w:val="center"/>
           </w:tcPr>
@@ -2898,6 +3163,9 @@
             <w:tcW w:w="4114" w:type="dxa"/>
             <w:gridSpan w:val="4"/>
             <w:tcBorders>
+              <w:top w:val="dashSmallGap" w:color="00000A" w:sz="4" w:space="0"/>
+              <w:left w:val="dashSmallGap" w:color="00000A" w:sz="4" w:space="0"/>
+              <w:bottom w:val="dashSmallGap" w:color="00000A" w:sz="4" w:space="0"/>
               <w:right w:val="single" w:color="00000A" w:sz="12" w:space="0"/>
             </w:tcBorders>
             <w:shd w:val="clear" w:color="auto" w:fill="F2F2F2"/>
@@ -2943,7 +3211,9 @@
             <w:tcW w:w="1560" w:type="dxa"/>
             <w:vMerge w:val="continue"/>
             <w:tcBorders>
+              <w:top w:val="dashSmallGap" w:color="00000A" w:sz="4" w:space="0"/>
               <w:left w:val="single" w:color="00000A" w:sz="12" w:space="0"/>
+              <w:right w:val="dashSmallGap" w:color="00000A" w:sz="4" w:space="0"/>
             </w:tcBorders>
             <w:shd w:val="clear" w:color="auto" w:fill="F2F2F2"/>
             <w:vAlign w:val="center"/>
@@ -2963,6 +3233,12 @@
         <w:tc>
           <w:tcPr>
             <w:tcW w:w="1526" w:type="dxa"/>
+            <w:tcBorders>
+              <w:top w:val="dashSmallGap" w:color="00000A" w:sz="4" w:space="0"/>
+              <w:left w:val="dashSmallGap" w:color="00000A" w:sz="4" w:space="0"/>
+              <w:bottom w:val="dashSmallGap" w:color="00000A" w:sz="4" w:space="0"/>
+              <w:right w:val="dashSmallGap" w:color="00000A" w:sz="4" w:space="0"/>
+            </w:tcBorders>
             <w:shd w:val="clear" w:color="auto" w:fill="FFFFFF" w:themeFill="background1"/>
             <w:vAlign w:val="center"/>
           </w:tcPr>
@@ -3028,6 +3304,12 @@
           <w:tcPr>
             <w:tcW w:w="2014" w:type="dxa"/>
             <w:gridSpan w:val="3"/>
+            <w:tcBorders>
+              <w:top w:val="dashSmallGap" w:color="00000A" w:sz="4" w:space="0"/>
+              <w:left w:val="dashSmallGap" w:color="00000A" w:sz="4" w:space="0"/>
+              <w:bottom w:val="dashSmallGap" w:color="00000A" w:sz="4" w:space="0"/>
+              <w:right w:val="dashSmallGap" w:color="00000A" w:sz="4" w:space="0"/>
+            </w:tcBorders>
             <w:shd w:val="clear" w:color="auto" w:fill="FFFFFF" w:themeFill="background1"/>
             <w:vAlign w:val="center"/>
           </w:tcPr>
@@ -3060,6 +3342,12 @@
           <w:tcPr>
             <w:tcW w:w="1224" w:type="dxa"/>
             <w:gridSpan w:val="3"/>
+            <w:tcBorders>
+              <w:top w:val="dashSmallGap" w:color="00000A" w:sz="4" w:space="0"/>
+              <w:left w:val="dashSmallGap" w:color="00000A" w:sz="4" w:space="0"/>
+              <w:bottom w:val="dashSmallGap" w:color="00000A" w:sz="4" w:space="0"/>
+              <w:right w:val="dashSmallGap" w:color="00000A" w:sz="4" w:space="0"/>
+            </w:tcBorders>
             <w:shd w:val="clear" w:color="auto" w:fill="FFFFFF" w:themeFill="background1"/>
             <w:vAlign w:val="center"/>
           </w:tcPr>
@@ -3090,6 +3378,9 @@
             <w:tcW w:w="4114" w:type="dxa"/>
             <w:gridSpan w:val="4"/>
             <w:tcBorders>
+              <w:top w:val="dashSmallGap" w:color="00000A" w:sz="4" w:space="0"/>
+              <w:left w:val="dashSmallGap" w:color="00000A" w:sz="4" w:space="0"/>
+              <w:bottom w:val="dashSmallGap" w:color="00000A" w:sz="4" w:space="0"/>
               <w:right w:val="single" w:color="00000A" w:sz="12" w:space="0"/>
             </w:tcBorders>
             <w:shd w:val="clear" w:color="auto" w:fill="FFFFFF" w:themeFill="background1"/>
@@ -3136,6 +3427,7 @@
             <w:vMerge w:val="continue"/>
             <w:tcBorders>
               <w:left w:val="single" w:color="00000A" w:sz="12" w:space="0"/>
+              <w:right w:val="dashSmallGap" w:color="00000A" w:sz="4" w:space="0"/>
             </w:tcBorders>
             <w:shd w:val="clear" w:color="auto" w:fill="F2F2F2"/>
             <w:vAlign w:val="center"/>
@@ -3155,6 +3447,12 @@
         <w:tc>
           <w:tcPr>
             <w:tcW w:w="1526" w:type="dxa"/>
+            <w:tcBorders>
+              <w:top w:val="dashSmallGap" w:color="00000A" w:sz="4" w:space="0"/>
+              <w:left w:val="dashSmallGap" w:color="00000A" w:sz="4" w:space="0"/>
+              <w:bottom w:val="dashSmallGap" w:color="00000A" w:sz="4" w:space="0"/>
+              <w:right w:val="dashSmallGap" w:color="00000A" w:sz="4" w:space="0"/>
+            </w:tcBorders>
             <w:shd w:val="clear" w:color="auto" w:fill="FFFFFF" w:themeFill="background1"/>
             <w:vAlign w:val="center"/>
           </w:tcPr>
@@ -3208,6 +3506,12 @@
           <w:tcPr>
             <w:tcW w:w="2014" w:type="dxa"/>
             <w:gridSpan w:val="3"/>
+            <w:tcBorders>
+              <w:top w:val="dashSmallGap" w:color="00000A" w:sz="4" w:space="0"/>
+              <w:left w:val="dashSmallGap" w:color="00000A" w:sz="4" w:space="0"/>
+              <w:bottom w:val="dashSmallGap" w:color="00000A" w:sz="4" w:space="0"/>
+              <w:right w:val="dashSmallGap" w:color="00000A" w:sz="4" w:space="0"/>
+            </w:tcBorders>
             <w:shd w:val="clear" w:color="auto" w:fill="FFFFFF" w:themeFill="background1"/>
             <w:vAlign w:val="center"/>
           </w:tcPr>
@@ -3233,6 +3537,12 @@
           <w:tcPr>
             <w:tcW w:w="1224" w:type="dxa"/>
             <w:gridSpan w:val="3"/>
+            <w:tcBorders>
+              <w:top w:val="dashSmallGap" w:color="00000A" w:sz="4" w:space="0"/>
+              <w:left w:val="dashSmallGap" w:color="00000A" w:sz="4" w:space="0"/>
+              <w:bottom w:val="dashSmallGap" w:color="00000A" w:sz="4" w:space="0"/>
+              <w:right w:val="dashSmallGap" w:color="00000A" w:sz="4" w:space="0"/>
+            </w:tcBorders>
             <w:shd w:val="clear" w:color="auto" w:fill="FFFFFF" w:themeFill="background1"/>
             <w:vAlign w:val="center"/>
           </w:tcPr>
@@ -3259,6 +3569,9 @@
             <w:tcW w:w="4114" w:type="dxa"/>
             <w:gridSpan w:val="4"/>
             <w:tcBorders>
+              <w:top w:val="dashSmallGap" w:color="00000A" w:sz="4" w:space="0"/>
+              <w:left w:val="dashSmallGap" w:color="00000A" w:sz="4" w:space="0"/>
+              <w:bottom w:val="dashSmallGap" w:color="00000A" w:sz="4" w:space="0"/>
               <w:right w:val="single" w:color="00000A" w:sz="12" w:space="0"/>
             </w:tcBorders>
             <w:shd w:val="clear" w:color="auto" w:fill="FFFFFF" w:themeFill="background1"/>
@@ -3301,6 +3614,7 @@
             <w:vMerge w:val="continue"/>
             <w:tcBorders>
               <w:left w:val="single" w:color="00000A" w:sz="12" w:space="0"/>
+              <w:right w:val="dashSmallGap" w:color="00000A" w:sz="4" w:space="0"/>
             </w:tcBorders>
             <w:shd w:val="clear" w:color="auto" w:fill="F2F2F2"/>
             <w:vAlign w:val="center"/>
@@ -3320,6 +3634,12 @@
         <w:tc>
           <w:tcPr>
             <w:tcW w:w="1526" w:type="dxa"/>
+            <w:tcBorders>
+              <w:top w:val="dashSmallGap" w:color="00000A" w:sz="4" w:space="0"/>
+              <w:left w:val="dashSmallGap" w:color="00000A" w:sz="4" w:space="0"/>
+              <w:bottom w:val="dashSmallGap" w:color="00000A" w:sz="4" w:space="0"/>
+              <w:right w:val="dashSmallGap" w:color="00000A" w:sz="4" w:space="0"/>
+            </w:tcBorders>
             <w:shd w:val="clear" w:color="auto" w:fill="FFFFFF" w:themeFill="background1"/>
             <w:vAlign w:val="center"/>
           </w:tcPr>
@@ -3347,6 +3667,12 @@
           <w:tcPr>
             <w:tcW w:w="2014" w:type="dxa"/>
             <w:gridSpan w:val="3"/>
+            <w:tcBorders>
+              <w:top w:val="dashSmallGap" w:color="00000A" w:sz="4" w:space="0"/>
+              <w:left w:val="dashSmallGap" w:color="00000A" w:sz="4" w:space="0"/>
+              <w:bottom w:val="dashSmallGap" w:color="00000A" w:sz="4" w:space="0"/>
+              <w:right w:val="dashSmallGap" w:color="00000A" w:sz="4" w:space="0"/>
+            </w:tcBorders>
             <w:shd w:val="clear" w:color="auto" w:fill="FFFFFF" w:themeFill="background1"/>
             <w:vAlign w:val="center"/>
           </w:tcPr>
@@ -3372,6 +3698,12 @@
           <w:tcPr>
             <w:tcW w:w="1224" w:type="dxa"/>
             <w:gridSpan w:val="3"/>
+            <w:tcBorders>
+              <w:top w:val="dashSmallGap" w:color="00000A" w:sz="4" w:space="0"/>
+              <w:left w:val="dashSmallGap" w:color="00000A" w:sz="4" w:space="0"/>
+              <w:bottom w:val="dashSmallGap" w:color="00000A" w:sz="4" w:space="0"/>
+              <w:right w:val="dashSmallGap" w:color="00000A" w:sz="4" w:space="0"/>
+            </w:tcBorders>
             <w:shd w:val="clear" w:color="auto" w:fill="FFFFFF" w:themeFill="background1"/>
             <w:vAlign w:val="center"/>
           </w:tcPr>
@@ -3398,6 +3730,9 @@
             <w:tcW w:w="4114" w:type="dxa"/>
             <w:gridSpan w:val="4"/>
             <w:tcBorders>
+              <w:top w:val="dashSmallGap" w:color="00000A" w:sz="4" w:space="0"/>
+              <w:left w:val="dashSmallGap" w:color="00000A" w:sz="4" w:space="0"/>
+              <w:bottom w:val="dashSmallGap" w:color="00000A" w:sz="4" w:space="0"/>
               <w:right w:val="single" w:color="00000A" w:sz="12" w:space="0"/>
             </w:tcBorders>
             <w:shd w:val="clear" w:color="auto" w:fill="FFFFFF" w:themeFill="background1"/>
@@ -3440,6 +3775,7 @@
             <w:vMerge w:val="continue"/>
             <w:tcBorders>
               <w:left w:val="single" w:color="00000A" w:sz="12" w:space="0"/>
+              <w:right w:val="dashSmallGap" w:color="00000A" w:sz="4" w:space="0"/>
             </w:tcBorders>
             <w:shd w:val="clear" w:color="auto" w:fill="F2F2F2"/>
             <w:vAlign w:val="center"/>
@@ -3456,6 +3792,12 @@
         <w:tc>
           <w:tcPr>
             <w:tcW w:w="1526" w:type="dxa"/>
+            <w:tcBorders>
+              <w:top w:val="dashSmallGap" w:color="00000A" w:sz="4" w:space="0"/>
+              <w:left w:val="dashSmallGap" w:color="00000A" w:sz="4" w:space="0"/>
+              <w:bottom w:val="dashSmallGap" w:color="00000A" w:sz="4" w:space="0"/>
+              <w:right w:val="dashSmallGap" w:color="00000A" w:sz="4" w:space="0"/>
+            </w:tcBorders>
             <w:shd w:val="clear" w:color="auto" w:fill="auto"/>
             <w:vAlign w:val="center"/>
           </w:tcPr>
@@ -3482,6 +3824,12 @@
           <w:tcPr>
             <w:tcW w:w="2014" w:type="dxa"/>
             <w:gridSpan w:val="3"/>
+            <w:tcBorders>
+              <w:top w:val="dashSmallGap" w:color="00000A" w:sz="4" w:space="0"/>
+              <w:left w:val="dashSmallGap" w:color="00000A" w:sz="4" w:space="0"/>
+              <w:bottom w:val="dashSmallGap" w:color="00000A" w:sz="4" w:space="0"/>
+              <w:right w:val="dashSmallGap" w:color="00000A" w:sz="4" w:space="0"/>
+            </w:tcBorders>
             <w:shd w:val="clear" w:color="auto" w:fill="auto"/>
             <w:vAlign w:val="center"/>
           </w:tcPr>
@@ -3504,6 +3852,12 @@
           <w:tcPr>
             <w:tcW w:w="1224" w:type="dxa"/>
             <w:gridSpan w:val="3"/>
+            <w:tcBorders>
+              <w:top w:val="dashSmallGap" w:color="00000A" w:sz="4" w:space="0"/>
+              <w:left w:val="dashSmallGap" w:color="00000A" w:sz="4" w:space="0"/>
+              <w:bottom w:val="dashSmallGap" w:color="00000A" w:sz="4" w:space="0"/>
+              <w:right w:val="dashSmallGap" w:color="00000A" w:sz="4" w:space="0"/>
+            </w:tcBorders>
             <w:shd w:val="clear" w:color="auto" w:fill="auto"/>
             <w:vAlign w:val="center"/>
           </w:tcPr>
@@ -3528,6 +3882,9 @@
             <w:tcW w:w="4114" w:type="dxa"/>
             <w:gridSpan w:val="4"/>
             <w:tcBorders>
+              <w:top w:val="dashSmallGap" w:color="00000A" w:sz="4" w:space="0"/>
+              <w:left w:val="dashSmallGap" w:color="00000A" w:sz="4" w:space="0"/>
+              <w:bottom w:val="dashSmallGap" w:color="00000A" w:sz="4" w:space="0"/>
               <w:right w:val="single" w:color="00000A" w:sz="12" w:space="0"/>
             </w:tcBorders>
             <w:shd w:val="clear" w:color="auto" w:fill="auto"/>
@@ -3568,6 +3925,7 @@
             <w:vMerge w:val="continue"/>
             <w:tcBorders>
               <w:left w:val="single" w:color="00000A" w:sz="12" w:space="0"/>
+              <w:right w:val="dashSmallGap" w:color="00000A" w:sz="4" w:space="0"/>
             </w:tcBorders>
             <w:shd w:val="clear" w:color="auto" w:fill="F2F2F2"/>
             <w:vAlign w:val="center"/>
@@ -3584,6 +3942,12 @@
         <w:tc>
           <w:tcPr>
             <w:tcW w:w="1526" w:type="dxa"/>
+            <w:tcBorders>
+              <w:top w:val="dashSmallGap" w:color="00000A" w:sz="4" w:space="0"/>
+              <w:left w:val="dashSmallGap" w:color="00000A" w:sz="4" w:space="0"/>
+              <w:bottom w:val="dashSmallGap" w:color="00000A" w:sz="4" w:space="0"/>
+              <w:right w:val="dashSmallGap" w:color="00000A" w:sz="4" w:space="0"/>
+            </w:tcBorders>
             <w:shd w:val="clear" w:color="auto" w:fill="auto"/>
             <w:vAlign w:val="center"/>
           </w:tcPr>
@@ -3610,6 +3974,12 @@
           <w:tcPr>
             <w:tcW w:w="2014" w:type="dxa"/>
             <w:gridSpan w:val="3"/>
+            <w:tcBorders>
+              <w:top w:val="dashSmallGap" w:color="00000A" w:sz="4" w:space="0"/>
+              <w:left w:val="dashSmallGap" w:color="00000A" w:sz="4" w:space="0"/>
+              <w:bottom w:val="dashSmallGap" w:color="00000A" w:sz="4" w:space="0"/>
+              <w:right w:val="dashSmallGap" w:color="00000A" w:sz="4" w:space="0"/>
+            </w:tcBorders>
             <w:shd w:val="clear" w:color="auto" w:fill="auto"/>
             <w:vAlign w:val="center"/>
           </w:tcPr>
@@ -3632,6 +4002,12 @@
           <w:tcPr>
             <w:tcW w:w="1224" w:type="dxa"/>
             <w:gridSpan w:val="3"/>
+            <w:tcBorders>
+              <w:top w:val="dashSmallGap" w:color="00000A" w:sz="4" w:space="0"/>
+              <w:left w:val="dashSmallGap" w:color="00000A" w:sz="4" w:space="0"/>
+              <w:bottom w:val="dashSmallGap" w:color="00000A" w:sz="4" w:space="0"/>
+              <w:right w:val="dashSmallGap" w:color="00000A" w:sz="4" w:space="0"/>
+            </w:tcBorders>
             <w:shd w:val="clear" w:color="auto" w:fill="auto"/>
             <w:vAlign w:val="center"/>
           </w:tcPr>
@@ -3656,6 +4032,9 @@
             <w:tcW w:w="4114" w:type="dxa"/>
             <w:gridSpan w:val="4"/>
             <w:tcBorders>
+              <w:top w:val="dashSmallGap" w:color="00000A" w:sz="4" w:space="0"/>
+              <w:left w:val="dashSmallGap" w:color="00000A" w:sz="4" w:space="0"/>
+              <w:bottom w:val="dashSmallGap" w:color="00000A" w:sz="4" w:space="0"/>
               <w:right w:val="single" w:color="00000A" w:sz="12" w:space="0"/>
             </w:tcBorders>
             <w:shd w:val="clear" w:color="auto" w:fill="auto"/>
@@ -3696,6 +4075,7 @@
             <w:vMerge w:val="continue"/>
             <w:tcBorders>
               <w:left w:val="single" w:color="00000A" w:sz="12" w:space="0"/>
+              <w:right w:val="dashSmallGap" w:color="00000A" w:sz="4" w:space="0"/>
             </w:tcBorders>
             <w:shd w:val="clear" w:color="auto" w:fill="F2F2F2"/>
             <w:vAlign w:val="center"/>
@@ -3712,6 +4092,12 @@
         <w:tc>
           <w:tcPr>
             <w:tcW w:w="1526" w:type="dxa"/>
+            <w:tcBorders>
+              <w:top w:val="dashSmallGap" w:color="00000A" w:sz="4" w:space="0"/>
+              <w:left w:val="dashSmallGap" w:color="00000A" w:sz="4" w:space="0"/>
+              <w:bottom w:val="dashSmallGap" w:color="00000A" w:sz="4" w:space="0"/>
+              <w:right w:val="dashSmallGap" w:color="00000A" w:sz="4" w:space="0"/>
+            </w:tcBorders>
             <w:shd w:val="clear" w:color="auto" w:fill="auto"/>
             <w:vAlign w:val="center"/>
           </w:tcPr>
@@ -3737,6 +4123,12 @@
           <w:tcPr>
             <w:tcW w:w="2014" w:type="dxa"/>
             <w:gridSpan w:val="3"/>
+            <w:tcBorders>
+              <w:top w:val="dashSmallGap" w:color="00000A" w:sz="4" w:space="0"/>
+              <w:left w:val="dashSmallGap" w:color="00000A" w:sz="4" w:space="0"/>
+              <w:bottom w:val="dashSmallGap" w:color="00000A" w:sz="4" w:space="0"/>
+              <w:right w:val="dashSmallGap" w:color="00000A" w:sz="4" w:space="0"/>
+            </w:tcBorders>
             <w:shd w:val="clear" w:color="auto" w:fill="auto"/>
             <w:vAlign w:val="center"/>
           </w:tcPr>
@@ -3762,6 +4154,12 @@
           <w:tcPr>
             <w:tcW w:w="1224" w:type="dxa"/>
             <w:gridSpan w:val="3"/>
+            <w:tcBorders>
+              <w:top w:val="dashSmallGap" w:color="00000A" w:sz="4" w:space="0"/>
+              <w:left w:val="dashSmallGap" w:color="00000A" w:sz="4" w:space="0"/>
+              <w:bottom w:val="dashSmallGap" w:color="00000A" w:sz="4" w:space="0"/>
+              <w:right w:val="dashSmallGap" w:color="00000A" w:sz="4" w:space="0"/>
+            </w:tcBorders>
             <w:shd w:val="clear" w:color="auto" w:fill="auto"/>
             <w:vAlign w:val="center"/>
           </w:tcPr>
@@ -3789,6 +4187,9 @@
             <w:tcW w:w="4114" w:type="dxa"/>
             <w:gridSpan w:val="4"/>
             <w:tcBorders>
+              <w:top w:val="dashSmallGap" w:color="00000A" w:sz="4" w:space="0"/>
+              <w:left w:val="dashSmallGap" w:color="00000A" w:sz="4" w:space="0"/>
+              <w:bottom w:val="dashSmallGap" w:color="00000A" w:sz="4" w:space="0"/>
               <w:right w:val="single" w:color="00000A" w:sz="12" w:space="0"/>
             </w:tcBorders>
             <w:shd w:val="clear" w:color="auto" w:fill="auto"/>
@@ -3841,6 +4242,7 @@
             <w:vMerge w:val="continue"/>
             <w:tcBorders>
               <w:left w:val="single" w:color="00000A" w:sz="12" w:space="0"/>
+              <w:right w:val="dashSmallGap" w:color="00000A" w:sz="4" w:space="0"/>
             </w:tcBorders>
             <w:shd w:val="clear" w:color="auto" w:fill="F2F2F2"/>
             <w:vAlign w:val="center"/>
@@ -3857,6 +4259,12 @@
         <w:tc>
           <w:tcPr>
             <w:tcW w:w="1526" w:type="dxa"/>
+            <w:tcBorders>
+              <w:top w:val="dashSmallGap" w:color="00000A" w:sz="4" w:space="0"/>
+              <w:left w:val="dashSmallGap" w:color="00000A" w:sz="4" w:space="0"/>
+              <w:bottom w:val="dashSmallGap" w:color="00000A" w:sz="4" w:space="0"/>
+              <w:right w:val="dashSmallGap" w:color="00000A" w:sz="4" w:space="0"/>
+            </w:tcBorders>
             <w:shd w:val="clear" w:color="auto" w:fill="auto"/>
             <w:vAlign w:val="center"/>
           </w:tcPr>
@@ -3882,6 +4290,12 @@
           <w:tcPr>
             <w:tcW w:w="2014" w:type="dxa"/>
             <w:gridSpan w:val="3"/>
+            <w:tcBorders>
+              <w:top w:val="dashSmallGap" w:color="00000A" w:sz="4" w:space="0"/>
+              <w:left w:val="dashSmallGap" w:color="00000A" w:sz="4" w:space="0"/>
+              <w:bottom w:val="dashSmallGap" w:color="00000A" w:sz="4" w:space="0"/>
+              <w:right w:val="dashSmallGap" w:color="00000A" w:sz="4" w:space="0"/>
+            </w:tcBorders>
             <w:shd w:val="clear" w:color="auto" w:fill="auto"/>
             <w:vAlign w:val="center"/>
           </w:tcPr>
@@ -3923,6 +4337,12 @@
           <w:tcPr>
             <w:tcW w:w="1224" w:type="dxa"/>
             <w:gridSpan w:val="3"/>
+            <w:tcBorders>
+              <w:top w:val="dashSmallGap" w:color="00000A" w:sz="4" w:space="0"/>
+              <w:left w:val="dashSmallGap" w:color="00000A" w:sz="4" w:space="0"/>
+              <w:bottom w:val="dashSmallGap" w:color="00000A" w:sz="4" w:space="0"/>
+              <w:right w:val="dashSmallGap" w:color="00000A" w:sz="4" w:space="0"/>
+            </w:tcBorders>
             <w:shd w:val="clear" w:color="auto" w:fill="auto"/>
             <w:vAlign w:val="center"/>
           </w:tcPr>
@@ -3950,6 +4370,9 @@
             <w:tcW w:w="4114" w:type="dxa"/>
             <w:gridSpan w:val="4"/>
             <w:tcBorders>
+              <w:top w:val="dashSmallGap" w:color="00000A" w:sz="4" w:space="0"/>
+              <w:left w:val="dashSmallGap" w:color="00000A" w:sz="4" w:space="0"/>
+              <w:bottom w:val="dashSmallGap" w:color="00000A" w:sz="4" w:space="0"/>
               <w:right w:val="single" w:color="00000A" w:sz="12" w:space="0"/>
             </w:tcBorders>
             <w:shd w:val="clear" w:color="auto" w:fill="auto"/>
@@ -4010,6 +4433,7 @@
             <w:vMerge w:val="continue"/>
             <w:tcBorders>
               <w:left w:val="single" w:color="00000A" w:sz="12" w:space="0"/>
+              <w:right w:val="dashSmallGap" w:color="00000A" w:sz="4" w:space="0"/>
             </w:tcBorders>
             <w:shd w:val="clear" w:color="auto" w:fill="F2F2F2"/>
             <w:vAlign w:val="center"/>
@@ -4026,6 +4450,12 @@
         <w:tc>
           <w:tcPr>
             <w:tcW w:w="1526" w:type="dxa"/>
+            <w:tcBorders>
+              <w:top w:val="dashSmallGap" w:color="00000A" w:sz="4" w:space="0"/>
+              <w:left w:val="dashSmallGap" w:color="00000A" w:sz="4" w:space="0"/>
+              <w:bottom w:val="dashSmallGap" w:color="00000A" w:sz="4" w:space="0"/>
+              <w:right w:val="dashSmallGap" w:color="00000A" w:sz="4" w:space="0"/>
+            </w:tcBorders>
             <w:shd w:val="clear" w:color="auto" w:fill="auto"/>
             <w:vAlign w:val="center"/>
           </w:tcPr>
@@ -4051,6 +4481,12 @@
           <w:tcPr>
             <w:tcW w:w="2014" w:type="dxa"/>
             <w:gridSpan w:val="3"/>
+            <w:tcBorders>
+              <w:top w:val="dashSmallGap" w:color="00000A" w:sz="4" w:space="0"/>
+              <w:left w:val="dashSmallGap" w:color="00000A" w:sz="4" w:space="0"/>
+              <w:bottom w:val="dashSmallGap" w:color="00000A" w:sz="4" w:space="0"/>
+              <w:right w:val="dashSmallGap" w:color="00000A" w:sz="4" w:space="0"/>
+            </w:tcBorders>
             <w:shd w:val="clear" w:color="auto" w:fill="auto"/>
             <w:vAlign w:val="center"/>
           </w:tcPr>
@@ -4077,6 +4513,12 @@
           <w:tcPr>
             <w:tcW w:w="1224" w:type="dxa"/>
             <w:gridSpan w:val="3"/>
+            <w:tcBorders>
+              <w:top w:val="dashSmallGap" w:color="00000A" w:sz="4" w:space="0"/>
+              <w:left w:val="dashSmallGap" w:color="00000A" w:sz="4" w:space="0"/>
+              <w:bottom w:val="dashSmallGap" w:color="00000A" w:sz="4" w:space="0"/>
+              <w:right w:val="dashSmallGap" w:color="00000A" w:sz="4" w:space="0"/>
+            </w:tcBorders>
             <w:shd w:val="clear" w:color="auto" w:fill="auto"/>
             <w:vAlign w:val="center"/>
           </w:tcPr>
@@ -4104,6 +4546,9 @@
             <w:tcW w:w="4114" w:type="dxa"/>
             <w:gridSpan w:val="4"/>
             <w:tcBorders>
+              <w:top w:val="dashSmallGap" w:color="00000A" w:sz="4" w:space="0"/>
+              <w:left w:val="dashSmallGap" w:color="00000A" w:sz="4" w:space="0"/>
+              <w:bottom w:val="dashSmallGap" w:color="00000A" w:sz="4" w:space="0"/>
               <w:right w:val="single" w:color="00000A" w:sz="12" w:space="0"/>
             </w:tcBorders>
             <w:shd w:val="clear" w:color="auto" w:fill="auto"/>
@@ -4148,6 +4593,7 @@
             <w:vMerge w:val="continue"/>
             <w:tcBorders>
               <w:left w:val="single" w:color="00000A" w:sz="12" w:space="0"/>
+              <w:right w:val="dashSmallGap" w:color="00000A" w:sz="4" w:space="0"/>
             </w:tcBorders>
             <w:shd w:val="clear" w:color="auto" w:fill="F2F2F2"/>
             <w:vAlign w:val="center"/>
@@ -4164,6 +4610,12 @@
         <w:tc>
           <w:tcPr>
             <w:tcW w:w="1526" w:type="dxa"/>
+            <w:tcBorders>
+              <w:top w:val="dashSmallGap" w:color="00000A" w:sz="4" w:space="0"/>
+              <w:left w:val="dashSmallGap" w:color="00000A" w:sz="4" w:space="0"/>
+              <w:bottom w:val="dashSmallGap" w:color="00000A" w:sz="4" w:space="0"/>
+              <w:right w:val="dashSmallGap" w:color="00000A" w:sz="4" w:space="0"/>
+            </w:tcBorders>
             <w:shd w:val="clear" w:color="auto" w:fill="auto"/>
             <w:vAlign w:val="center"/>
           </w:tcPr>
@@ -4189,6 +4641,12 @@
           <w:tcPr>
             <w:tcW w:w="2014" w:type="dxa"/>
             <w:gridSpan w:val="3"/>
+            <w:tcBorders>
+              <w:top w:val="dashSmallGap" w:color="00000A" w:sz="4" w:space="0"/>
+              <w:left w:val="dashSmallGap" w:color="00000A" w:sz="4" w:space="0"/>
+              <w:bottom w:val="dashSmallGap" w:color="00000A" w:sz="4" w:space="0"/>
+              <w:right w:val="dashSmallGap" w:color="00000A" w:sz="4" w:space="0"/>
+            </w:tcBorders>
             <w:shd w:val="clear" w:color="auto" w:fill="auto"/>
             <w:vAlign w:val="center"/>
           </w:tcPr>
@@ -4248,6 +4706,12 @@
           <w:tcPr>
             <w:tcW w:w="1224" w:type="dxa"/>
             <w:gridSpan w:val="3"/>
+            <w:tcBorders>
+              <w:top w:val="dashSmallGap" w:color="00000A" w:sz="4" w:space="0"/>
+              <w:left w:val="dashSmallGap" w:color="00000A" w:sz="4" w:space="0"/>
+              <w:bottom w:val="dashSmallGap" w:color="00000A" w:sz="4" w:space="0"/>
+              <w:right w:val="dashSmallGap" w:color="00000A" w:sz="4" w:space="0"/>
+            </w:tcBorders>
             <w:shd w:val="clear" w:color="auto" w:fill="auto"/>
             <w:vAlign w:val="center"/>
           </w:tcPr>
@@ -4275,6 +4739,9 @@
             <w:tcW w:w="4114" w:type="dxa"/>
             <w:gridSpan w:val="4"/>
             <w:tcBorders>
+              <w:top w:val="dashSmallGap" w:color="00000A" w:sz="4" w:space="0"/>
+              <w:left w:val="dashSmallGap" w:color="00000A" w:sz="4" w:space="0"/>
+              <w:bottom w:val="dashSmallGap" w:color="00000A" w:sz="4" w:space="0"/>
               <w:right w:val="single" w:color="00000A" w:sz="12" w:space="0"/>
             </w:tcBorders>
             <w:shd w:val="clear" w:color="auto" w:fill="auto"/>
@@ -4334,6 +4801,7 @@
             <w:vMerge w:val="continue"/>
             <w:tcBorders>
               <w:left w:val="single" w:color="00000A" w:sz="12" w:space="0"/>
+              <w:right w:val="dashSmallGap" w:color="00000A" w:sz="4" w:space="0"/>
             </w:tcBorders>
             <w:shd w:val="clear" w:color="auto" w:fill="F2F2F2"/>
             <w:vAlign w:val="center"/>
@@ -4350,6 +4818,12 @@
         <w:tc>
           <w:tcPr>
             <w:tcW w:w="1526" w:type="dxa"/>
+            <w:tcBorders>
+              <w:top w:val="dashSmallGap" w:color="00000A" w:sz="4" w:space="0"/>
+              <w:left w:val="dashSmallGap" w:color="00000A" w:sz="4" w:space="0"/>
+              <w:bottom w:val="dashSmallGap" w:color="00000A" w:sz="4" w:space="0"/>
+              <w:right w:val="dashSmallGap" w:color="00000A" w:sz="4" w:space="0"/>
+            </w:tcBorders>
             <w:shd w:val="clear" w:color="auto" w:fill="auto"/>
             <w:vAlign w:val="center"/>
           </w:tcPr>
@@ -4375,6 +4849,12 @@
           <w:tcPr>
             <w:tcW w:w="2014" w:type="dxa"/>
             <w:gridSpan w:val="3"/>
+            <w:tcBorders>
+              <w:top w:val="dashSmallGap" w:color="00000A" w:sz="4" w:space="0"/>
+              <w:left w:val="dashSmallGap" w:color="00000A" w:sz="4" w:space="0"/>
+              <w:bottom w:val="dashSmallGap" w:color="00000A" w:sz="4" w:space="0"/>
+              <w:right w:val="dashSmallGap" w:color="00000A" w:sz="4" w:space="0"/>
+            </w:tcBorders>
             <w:shd w:val="clear" w:color="auto" w:fill="auto"/>
             <w:vAlign w:val="center"/>
           </w:tcPr>
@@ -4425,6 +4905,12 @@
           <w:tcPr>
             <w:tcW w:w="1224" w:type="dxa"/>
             <w:gridSpan w:val="3"/>
+            <w:tcBorders>
+              <w:top w:val="dashSmallGap" w:color="00000A" w:sz="4" w:space="0"/>
+              <w:left w:val="dashSmallGap" w:color="00000A" w:sz="4" w:space="0"/>
+              <w:bottom w:val="dashSmallGap" w:color="00000A" w:sz="4" w:space="0"/>
+              <w:right w:val="dashSmallGap" w:color="00000A" w:sz="4" w:space="0"/>
+            </w:tcBorders>
             <w:shd w:val="clear" w:color="auto" w:fill="auto"/>
             <w:vAlign w:val="center"/>
           </w:tcPr>
@@ -4452,6 +4938,9 @@
             <w:tcW w:w="4114" w:type="dxa"/>
             <w:gridSpan w:val="4"/>
             <w:tcBorders>
+              <w:top w:val="dashSmallGap" w:color="00000A" w:sz="4" w:space="0"/>
+              <w:left w:val="dashSmallGap" w:color="00000A" w:sz="4" w:space="0"/>
+              <w:bottom w:val="dashSmallGap" w:color="00000A" w:sz="4" w:space="0"/>
               <w:right w:val="single" w:color="00000A" w:sz="12" w:space="0"/>
             </w:tcBorders>
             <w:shd w:val="clear" w:color="auto" w:fill="auto"/>
@@ -4496,6 +4985,7 @@
             <w:vMerge w:val="continue"/>
             <w:tcBorders>
               <w:left w:val="single" w:color="00000A" w:sz="12" w:space="0"/>
+              <w:right w:val="dashSmallGap" w:color="00000A" w:sz="4" w:space="0"/>
             </w:tcBorders>
             <w:shd w:val="clear" w:color="auto" w:fill="F2F2F2"/>
             <w:vAlign w:val="center"/>
@@ -4512,6 +5002,12 @@
         <w:tc>
           <w:tcPr>
             <w:tcW w:w="1526" w:type="dxa"/>
+            <w:tcBorders>
+              <w:top w:val="dashSmallGap" w:color="00000A" w:sz="4" w:space="0"/>
+              <w:left w:val="dashSmallGap" w:color="00000A" w:sz="4" w:space="0"/>
+              <w:bottom w:val="dashSmallGap" w:color="00000A" w:sz="4" w:space="0"/>
+              <w:right w:val="dashSmallGap" w:color="00000A" w:sz="4" w:space="0"/>
+            </w:tcBorders>
             <w:shd w:val="clear" w:color="auto" w:fill="auto"/>
             <w:vAlign w:val="center"/>
           </w:tcPr>
@@ -4537,6 +5033,12 @@
           <w:tcPr>
             <w:tcW w:w="2014" w:type="dxa"/>
             <w:gridSpan w:val="3"/>
+            <w:tcBorders>
+              <w:top w:val="dashSmallGap" w:color="00000A" w:sz="4" w:space="0"/>
+              <w:left w:val="dashSmallGap" w:color="00000A" w:sz="4" w:space="0"/>
+              <w:bottom w:val="dashSmallGap" w:color="00000A" w:sz="4" w:space="0"/>
+              <w:right w:val="dashSmallGap" w:color="00000A" w:sz="4" w:space="0"/>
+            </w:tcBorders>
             <w:shd w:val="clear" w:color="auto" w:fill="auto"/>
             <w:vAlign w:val="center"/>
           </w:tcPr>
@@ -4604,6 +5106,12 @@
           <w:tcPr>
             <w:tcW w:w="1224" w:type="dxa"/>
             <w:gridSpan w:val="3"/>
+            <w:tcBorders>
+              <w:top w:val="dashSmallGap" w:color="00000A" w:sz="4" w:space="0"/>
+              <w:left w:val="dashSmallGap" w:color="00000A" w:sz="4" w:space="0"/>
+              <w:bottom w:val="dashSmallGap" w:color="00000A" w:sz="4" w:space="0"/>
+              <w:right w:val="dashSmallGap" w:color="00000A" w:sz="4" w:space="0"/>
+            </w:tcBorders>
             <w:shd w:val="clear" w:color="auto" w:fill="auto"/>
             <w:vAlign w:val="center"/>
           </w:tcPr>
@@ -4631,6 +5139,9 @@
             <w:tcW w:w="4114" w:type="dxa"/>
             <w:gridSpan w:val="4"/>
             <w:tcBorders>
+              <w:top w:val="dashSmallGap" w:color="00000A" w:sz="4" w:space="0"/>
+              <w:left w:val="dashSmallGap" w:color="00000A" w:sz="4" w:space="0"/>
+              <w:bottom w:val="dashSmallGap" w:color="00000A" w:sz="4" w:space="0"/>
               <w:right w:val="single" w:color="00000A" w:sz="12" w:space="0"/>
             </w:tcBorders>
             <w:shd w:val="clear" w:color="auto" w:fill="auto"/>
@@ -4675,6 +5186,8 @@
             <w:vMerge w:val="continue"/>
             <w:tcBorders>
               <w:left w:val="single" w:color="00000A" w:sz="12" w:space="0"/>
+              <w:bottom w:val="dashSmallGap" w:color="00000A" w:sz="4" w:space="0"/>
+              <w:right w:val="dashSmallGap" w:color="00000A" w:sz="4" w:space="0"/>
             </w:tcBorders>
             <w:shd w:val="clear" w:color="auto" w:fill="F2F2F2"/>
             <w:vAlign w:val="center"/>
@@ -4691,6 +5204,12 @@
         <w:tc>
           <w:tcPr>
             <w:tcW w:w="1526" w:type="dxa"/>
+            <w:tcBorders>
+              <w:top w:val="dashSmallGap" w:color="00000A" w:sz="4" w:space="0"/>
+              <w:left w:val="dashSmallGap" w:color="00000A" w:sz="4" w:space="0"/>
+              <w:bottom w:val="dashSmallGap" w:color="00000A" w:sz="4" w:space="0"/>
+              <w:right w:val="dashSmallGap" w:color="00000A" w:sz="4" w:space="0"/>
+            </w:tcBorders>
             <w:shd w:val="clear" w:color="auto" w:fill="auto"/>
             <w:vAlign w:val="center"/>
           </w:tcPr>
@@ -4716,6 +5235,12 @@
           <w:tcPr>
             <w:tcW w:w="2014" w:type="dxa"/>
             <w:gridSpan w:val="3"/>
+            <w:tcBorders>
+              <w:top w:val="dashSmallGap" w:color="00000A" w:sz="4" w:space="0"/>
+              <w:left w:val="dashSmallGap" w:color="00000A" w:sz="4" w:space="0"/>
+              <w:bottom w:val="dashSmallGap" w:color="00000A" w:sz="4" w:space="0"/>
+              <w:right w:val="dashSmallGap" w:color="00000A" w:sz="4" w:space="0"/>
+            </w:tcBorders>
             <w:shd w:val="clear" w:color="auto" w:fill="auto"/>
             <w:vAlign w:val="center"/>
           </w:tcPr>
@@ -4765,6 +5290,12 @@
           <w:tcPr>
             <w:tcW w:w="1224" w:type="dxa"/>
             <w:gridSpan w:val="3"/>
+            <w:tcBorders>
+              <w:top w:val="dashSmallGap" w:color="00000A" w:sz="4" w:space="0"/>
+              <w:left w:val="dashSmallGap" w:color="00000A" w:sz="4" w:space="0"/>
+              <w:bottom w:val="dashSmallGap" w:color="00000A" w:sz="4" w:space="0"/>
+              <w:right w:val="dashSmallGap" w:color="00000A" w:sz="4" w:space="0"/>
+            </w:tcBorders>
             <w:shd w:val="clear" w:color="auto" w:fill="auto"/>
             <w:vAlign w:val="center"/>
           </w:tcPr>
@@ -4792,6 +5323,9 @@
             <w:tcW w:w="4114" w:type="dxa"/>
             <w:gridSpan w:val="4"/>
             <w:tcBorders>
+              <w:top w:val="dashSmallGap" w:color="00000A" w:sz="4" w:space="0"/>
+              <w:left w:val="dashSmallGap" w:color="00000A" w:sz="4" w:space="0"/>
+              <w:bottom w:val="dashSmallGap" w:color="00000A" w:sz="4" w:space="0"/>
               <w:right w:val="single" w:color="00000A" w:sz="12" w:space="0"/>
             </w:tcBorders>
             <w:shd w:val="clear" w:color="auto" w:fill="auto"/>
@@ -4834,7 +5368,10 @@
           <w:tcPr>
             <w:tcW w:w="1560" w:type="dxa"/>
             <w:tcBorders>
+              <w:top w:val="dashSmallGap" w:color="00000A" w:sz="4" w:space="0"/>
               <w:left w:val="single" w:color="00000A" w:sz="12" w:space="0"/>
+              <w:bottom w:val="dashSmallGap" w:color="00000A" w:sz="4" w:space="0"/>
+              <w:right w:val="dashSmallGap" w:color="00000A" w:sz="4" w:space="0"/>
             </w:tcBorders>
             <w:shd w:val="clear" w:color="auto" w:fill="F2F2F2"/>
             <w:vAlign w:val="center"/>
@@ -4865,6 +5402,9 @@
             <w:tcW w:w="8878" w:type="dxa"/>
             <w:gridSpan w:val="11"/>
             <w:tcBorders>
+              <w:top w:val="dashSmallGap" w:color="00000A" w:sz="4" w:space="0"/>
+              <w:left w:val="dashSmallGap" w:color="00000A" w:sz="4" w:space="0"/>
+              <w:bottom w:val="dashSmallGap" w:color="00000A" w:sz="4" w:space="0"/>
               <w:right w:val="single" w:color="00000A" w:sz="12" w:space="0"/>
             </w:tcBorders>
             <w:shd w:val="clear" w:color="auto" w:fill="auto"/>
@@ -5152,7 +5692,10 @@
           <w:tcPr>
             <w:tcW w:w="1560" w:type="dxa"/>
             <w:tcBorders>
+              <w:top w:val="dashSmallGap" w:color="00000A" w:sz="4" w:space="0"/>
               <w:left w:val="single" w:color="00000A" w:sz="12" w:space="0"/>
+              <w:bottom w:val="dashSmallGap" w:color="00000A" w:sz="4" w:space="0"/>
+              <w:right w:val="dashSmallGap" w:color="00000A" w:sz="4" w:space="0"/>
             </w:tcBorders>
             <w:shd w:val="clear" w:color="FFFFFF" w:fill="F2F2F2"/>
             <w:vAlign w:val="center"/>
@@ -5193,6 +5736,9 @@
             <w:tcW w:w="8878" w:type="dxa"/>
             <w:gridSpan w:val="11"/>
             <w:tcBorders>
+              <w:top w:val="dashSmallGap" w:color="00000A" w:sz="4" w:space="0"/>
+              <w:left w:val="dashSmallGap" w:color="00000A" w:sz="4" w:space="0"/>
+              <w:bottom w:val="dashSmallGap" w:color="00000A" w:sz="4" w:space="0"/>
               <w:right w:val="single" w:color="00000A" w:sz="12" w:space="0"/>
             </w:tcBorders>
             <w:vAlign w:val="center"/>
@@ -5447,7 +5993,9 @@
             <w:tcW w:w="10438" w:type="dxa"/>
             <w:gridSpan w:val="12"/>
             <w:tcBorders>
+              <w:top w:val="dashSmallGap" w:color="00000A" w:sz="4" w:space="0"/>
               <w:left w:val="single" w:color="00000A" w:sz="12" w:space="0"/>
+              <w:bottom w:val="dashSmallGap" w:color="00000A" w:sz="4" w:space="0"/>
               <w:right w:val="single" w:color="00000A" w:sz="12" w:space="0"/>
             </w:tcBorders>
             <w:shd w:val="clear" w:color="auto" w:fill="F2F2F2"/>
@@ -5456,7 +6004,6 @@
           <w:p>
             <w:pPr>
               <w:widowControl w:val="0"/>
-              <w:spacing w:line="240" w:lineRule="auto"/>
               <w:jc w:val="center"/>
               <w:rPr>
                 <w:rFonts w:ascii="SimSun" w:hAnsi="SimSun" w:cs="SimSun"/>
@@ -5477,1453 +6024,6 @@
               </w:rPr>
               <w:t>自研产品</w:t>
             </w:r>
-          </w:p>
-          <w:tbl>
-            <w:tblPr>
-              <w:tblStyle w:val="12"/>
-              <w:tblW w:w="10438" w:type="dxa"/>
-              <w:jc w:val="center"/>
-              <w:tblLayout w:type="fixed"/>
-              <w:tblCellMar>
-                <w:top w:w="0" w:type="dxa"/>
-                <w:left w:w="15" w:type="dxa"/>
-                <w:bottom w:w="0" w:type="dxa"/>
-                <w:right w:w="15" w:type="dxa"/>
-              </w:tblCellMar>
-            </w:tblPr>
-            <w:tblGrid>
-              <w:gridCol w:w="1526"/>
-              <w:gridCol w:w="34"/>
-              <w:gridCol w:w="1980"/>
-              <w:gridCol w:w="3079"/>
-              <w:gridCol w:w="1416"/>
-              <w:gridCol w:w="2403"/>
-            </w:tblGrid>
-            <w:tr>
-              <w:tblPrEx>
-                <w:tblCellMar>
-                  <w:top w:w="0" w:type="dxa"/>
-                  <w:left w:w="15" w:type="dxa"/>
-                  <w:bottom w:w="0" w:type="dxa"/>
-                  <w:right w:w="15" w:type="dxa"/>
-                </w:tblCellMar>
-              </w:tblPrEx>
-              <w:trPr>
-                <w:trHeight w:val="678" w:hRule="atLeast"/>
-                <w:jc w:val="center"/>
-              </w:trPr>
-              <w:tc>
-                <w:tcPr>
-                  <w:tcW w:w="1526" w:type="dxa"/>
-                  <w:shd w:val="clear" w:color="auto" w:fill="F1F1F1" w:themeFill="background1" w:themeFillShade="F2"/>
-                  <w:vAlign w:val="center"/>
-                </w:tcPr>
-                <w:p>
-                  <w:pPr>
-                    <w:widowControl w:val="0"/>
-                    <w:rPr>
-                      <w:rFonts w:ascii="SimSun" w:hAnsi="SimSun" w:eastAsia="SimSun" w:cs="SimSun"/>
-                      <w:b/>
-                      <w:color w:val="00000A"/>
-                      <w:kern w:val="0"/>
-                      <w:sz w:val="22"/>
-                      <w:szCs w:val="22"/>
-                      <w:lang w:val="en-US" w:eastAsia="zh-CN" w:bidi="ar-SA"/>
-                    </w:rPr>
-                  </w:pPr>
-                  <w:r>
-                    <w:rPr>
-                      <w:rFonts w:ascii="SimSun" w:hAnsi="SimSun" w:cs="SimSun"/>
-                      <w:b/>
-                      <w:kern w:val="0"/>
-                      <w:sz w:val="22"/>
-                    </w:rPr>
-                    <w:t>起止时间</w:t>
-                  </w:r>
-                </w:p>
-              </w:tc>
-              <w:tc>
-                <w:tcPr>
-                  <w:tcW w:w="2014" w:type="dxa"/>
-                  <w:gridSpan w:val="2"/>
-                  <w:shd w:val="clear" w:color="auto" w:fill="F1F1F1" w:themeFill="background1" w:themeFillShade="F2"/>
-                  <w:vAlign w:val="center"/>
-                </w:tcPr>
-                <w:p>
-                  <w:pPr>
-                    <w:widowControl w:val="0"/>
-                    <w:jc w:val="center"/>
-                    <w:rPr>
-                      <w:rFonts w:ascii="SimSun" w:hAnsi="SimSun" w:eastAsia="SimSun" w:cs="SimSun"/>
-                      <w:b/>
-                      <w:color w:val="00000A"/>
-                      <w:kern w:val="0"/>
-                      <w:sz w:val="22"/>
-                      <w:szCs w:val="22"/>
-                      <w:lang w:val="en-US" w:eastAsia="zh-CN" w:bidi="ar-SA"/>
-                    </w:rPr>
-                  </w:pPr>
-                  <w:r>
-                    <w:rPr>
-                      <w:rFonts w:hint="eastAsia" w:ascii="SimSun" w:hAnsi="SimSun" w:cs="SimSun"/>
-                      <w:b/>
-                      <w:color w:val="00000A"/>
-                      <w:kern w:val="0"/>
-                      <w:sz w:val="22"/>
-                      <w:szCs w:val="22"/>
-                      <w:lang w:val="en-US" w:eastAsia="zh-CN" w:bidi="ar-SA"/>
-                    </w:rPr>
-                    <w:t>产品</w:t>
-                  </w:r>
-                </w:p>
-              </w:tc>
-              <w:tc>
-                <w:tcPr>
-                  <w:tcW w:w="3079" w:type="dxa"/>
-                  <w:shd w:val="clear" w:color="auto" w:fill="F1F1F1" w:themeFill="background1" w:themeFillShade="F2"/>
-                  <w:vAlign w:val="center"/>
-                </w:tcPr>
-                <w:p>
-                  <w:pPr>
-                    <w:widowControl w:val="0"/>
-                    <w:jc w:val="center"/>
-                    <w:rPr>
-                      <w:rFonts w:ascii="SimSun" w:hAnsi="SimSun" w:eastAsia="SimSun" w:cs="SimSun"/>
-                      <w:b/>
-                      <w:color w:val="000000"/>
-                      <w:kern w:val="0"/>
-                      <w:sz w:val="22"/>
-                      <w:szCs w:val="22"/>
-                      <w:lang w:val="en-US" w:eastAsia="zh-CN" w:bidi="ar-SA"/>
-                    </w:rPr>
-                  </w:pPr>
-                  <w:r>
-                    <w:rPr>
-                      <w:rFonts w:ascii="SimSun" w:hAnsi="SimSun" w:cs="SimSun"/>
-                      <w:b/>
-                      <w:color w:val="000000"/>
-                      <w:kern w:val="0"/>
-                      <w:sz w:val="22"/>
-                    </w:rPr>
-                    <w:t>开发工具</w:t>
-                  </w:r>
-                </w:p>
-              </w:tc>
-              <w:tc>
-                <w:tcPr>
-                  <w:tcW w:w="1416" w:type="dxa"/>
-                  <w:shd w:val="clear" w:color="auto" w:fill="F1F1F1" w:themeFill="background1" w:themeFillShade="F2"/>
-                  <w:vAlign w:val="center"/>
-                </w:tcPr>
-                <w:p>
-                  <w:pPr>
-                    <w:widowControl w:val="0"/>
-                    <w:jc w:val="center"/>
-                    <w:rPr>
-                      <w:rFonts w:ascii="SimSun" w:hAnsi="SimSun" w:cs="SimSun"/>
-                      <w:b/>
-                      <w:sz w:val="22"/>
-                    </w:rPr>
-                  </w:pPr>
-                  <w:r>
-                    <w:rPr>
-                      <w:rFonts w:ascii="SimSun" w:hAnsi="SimSun" w:cs="SimSun"/>
-                      <w:b/>
-                      <w:kern w:val="0"/>
-                      <w:sz w:val="22"/>
-                    </w:rPr>
-                    <w:t>硬件</w:t>
-                  </w:r>
-                </w:p>
-                <w:p>
-                  <w:pPr>
-                    <w:widowControl w:val="0"/>
-                    <w:jc w:val="center"/>
-                    <w:rPr>
-                      <w:rFonts w:ascii="SimSun" w:hAnsi="SimSun" w:eastAsia="SimSun" w:cs="SimSun"/>
-                      <w:b/>
-                      <w:color w:val="00000A"/>
-                      <w:kern w:val="0"/>
-                      <w:sz w:val="22"/>
-                      <w:szCs w:val="22"/>
-                      <w:lang w:val="en-US" w:eastAsia="zh-CN" w:bidi="ar-SA"/>
-                    </w:rPr>
-                  </w:pPr>
-                  <w:r>
-                    <w:rPr>
-                      <w:rFonts w:ascii="SimSun" w:hAnsi="SimSun" w:cs="SimSun"/>
-                      <w:b/>
-                      <w:kern w:val="0"/>
-                      <w:sz w:val="22"/>
-                    </w:rPr>
-                    <w:t>环境</w:t>
-                  </w:r>
-                </w:p>
-              </w:tc>
-              <w:tc>
-                <w:tcPr>
-                  <w:tcW w:w="2403" w:type="dxa"/>
-                  <w:tcBorders>
-                    <w:right w:val="single" w:color="00000A" w:sz="12" w:space="0"/>
-                  </w:tcBorders>
-                  <w:shd w:val="clear" w:color="auto" w:fill="F1F1F1" w:themeFill="background1" w:themeFillShade="F2"/>
-                  <w:vAlign w:val="center"/>
-                </w:tcPr>
-                <w:p>
-                  <w:pPr>
-                    <w:widowControl w:val="0"/>
-                    <w:jc w:val="center"/>
-                    <w:rPr>
-                      <w:rFonts w:ascii="SimSun" w:hAnsi="SimSun" w:eastAsia="SimSun" w:cs="SimSun"/>
-                      <w:b/>
-                      <w:color w:val="000000"/>
-                      <w:kern w:val="0"/>
-                      <w:sz w:val="22"/>
-                      <w:szCs w:val="22"/>
-                      <w:lang w:val="en-US" w:eastAsia="zh-CN" w:bidi="ar-SA"/>
-                    </w:rPr>
-                  </w:pPr>
-                  <w:r>
-                    <w:rPr>
-                      <w:rFonts w:ascii="SimSun" w:hAnsi="SimSun" w:cs="SimSun"/>
-                      <w:b/>
-                      <w:color w:val="000000"/>
-                      <w:kern w:val="0"/>
-                      <w:sz w:val="22"/>
-                    </w:rPr>
-                    <w:t>软件环境</w:t>
-                  </w:r>
-                </w:p>
-              </w:tc>
-            </w:tr>
-            <w:tr>
-              <w:tblPrEx>
-                <w:tblCellMar>
-                  <w:top w:w="0" w:type="dxa"/>
-                  <w:left w:w="15" w:type="dxa"/>
-                  <w:bottom w:w="0" w:type="dxa"/>
-                  <w:right w:w="15" w:type="dxa"/>
-                </w:tblCellMar>
-              </w:tblPrEx>
-              <w:trPr>
-                <w:trHeight w:val="678" w:hRule="atLeast"/>
-                <w:jc w:val="center"/>
-              </w:trPr>
-              <w:tc>
-                <w:tcPr>
-                  <w:tcW w:w="1526" w:type="dxa"/>
-                  <w:shd w:val="clear" w:color="auto" w:fill="FFFFFF" w:themeFill="background1"/>
-                  <w:vAlign w:val="center"/>
-                </w:tcPr>
-                <w:p>
-                  <w:pPr>
-                    <w:widowControl w:val="0"/>
-                    <w:jc w:val="center"/>
-                    <w:rPr>
-                      <w:rFonts w:hint="default" w:ascii="SimSun" w:hAnsi="SimSun" w:eastAsia="SimSun" w:cs="SimSun"/>
-                      <w:b/>
-                      <w:color w:val="00000A"/>
-                      <w:kern w:val="0"/>
-                      <w:sz w:val="22"/>
-                      <w:szCs w:val="22"/>
-                      <w:lang w:val="en-US" w:eastAsia="zh-CN" w:bidi="ar-SA"/>
-                    </w:rPr>
-                  </w:pPr>
-                  <w:r>
-                    <w:rPr>
-                      <w:rFonts w:hint="default" w:ascii="SimSun" w:hAnsi="SimSun" w:cs="SimSun"/>
-                      <w:kern w:val="0"/>
-                      <w:sz w:val="22"/>
-                    </w:rPr>
-                    <w:t>202</w:t>
-                  </w:r>
-                  <w:r>
-                    <w:rPr>
-                      <w:rFonts w:hint="default" w:ascii="SimSun" w:hAnsi="SimSun" w:cs="SimSun"/>
-                      <w:kern w:val="0"/>
-                      <w:sz w:val="22"/>
-                      <w:lang w:val="en-US"/>
-                    </w:rPr>
-                    <w:t>6</w:t>
-                  </w:r>
-                  <w:r>
-                    <w:rPr>
-                      <w:rFonts w:hint="default" w:ascii="SimSun" w:hAnsi="SimSun" w:cs="SimSun"/>
-                      <w:kern w:val="0"/>
-                      <w:sz w:val="22"/>
-                    </w:rPr>
-                    <w:t>/</w:t>
-                  </w:r>
-                  <w:r>
-                    <w:rPr>
-                      <w:rFonts w:hint="default" w:ascii="SimSun" w:hAnsi="SimSun" w:cs="SimSun"/>
-                      <w:kern w:val="0"/>
-                      <w:sz w:val="22"/>
-                      <w:lang w:val="en-US"/>
-                    </w:rPr>
-                    <w:t>1</w:t>
-                  </w:r>
-                  <w:r>
-                    <w:rPr>
-                      <w:rFonts w:hint="default" w:ascii="SimSun" w:hAnsi="SimSun" w:cs="SimSun"/>
-                      <w:kern w:val="0"/>
-                      <w:sz w:val="22"/>
-                    </w:rPr>
-                    <w:t>—现在</w:t>
-                  </w:r>
-                </w:p>
-              </w:tc>
-              <w:tc>
-                <w:tcPr>
-                  <w:tcW w:w="2014" w:type="dxa"/>
-                  <w:gridSpan w:val="2"/>
-                  <w:shd w:val="clear" w:color="auto" w:fill="FFFFFF" w:themeFill="background1"/>
-                  <w:vAlign w:val="center"/>
-                </w:tcPr>
-                <w:p>
-                  <w:pPr>
-                    <w:widowControl w:val="0"/>
-                    <w:jc w:val="left"/>
-                    <w:rPr>
-                      <w:rFonts w:ascii="SimSun" w:hAnsi="SimSun" w:eastAsia="SimSun" w:cs="SimSun"/>
-                      <w:color w:val="00000A"/>
-                      <w:kern w:val="0"/>
-                      <w:sz w:val="22"/>
-                      <w:szCs w:val="22"/>
-                      <w:lang w:val="en-US" w:eastAsia="zh-CN" w:bidi="ar-SA"/>
-                    </w:rPr>
-                  </w:pPr>
-                  <w:r>
-                    <w:rPr>
-                      <w:rFonts w:hint="default" w:ascii="SimSun" w:hAnsi="SimSun" w:eastAsia="SimSun" w:cs="SimSun"/>
-                      <w:color w:val="00000A"/>
-                      <w:kern w:val="0"/>
-                      <w:sz w:val="22"/>
-                      <w:szCs w:val="22"/>
-                      <w:lang w:val="en-US" w:eastAsia="zh-CN" w:bidi="ar-SA"/>
-                    </w:rPr>
-                    <w:t>智能多模态数据呈现工具 Aethera</w:t>
-                  </w:r>
-                </w:p>
-                <w:p>
-                  <w:pPr>
-                    <w:widowControl w:val="0"/>
-                    <w:jc w:val="left"/>
-                    <w:rPr>
-                      <w:rFonts w:ascii="SimSun" w:hAnsi="SimSun" w:eastAsia="SimSun" w:cs="SimSun"/>
-                      <w:color w:val="00000A"/>
-                      <w:kern w:val="0"/>
-                      <w:sz w:val="22"/>
-                      <w:szCs w:val="22"/>
-                      <w:lang w:val="en-US" w:eastAsia="zh-CN" w:bidi="ar-SA"/>
-                    </w:rPr>
-                  </w:pPr>
-                </w:p>
-              </w:tc>
-              <w:tc>
-                <w:tcPr>
-                  <w:tcW w:w="3079" w:type="dxa"/>
-                  <w:shd w:val="clear" w:color="auto" w:fill="FFFFFF" w:themeFill="background1"/>
-                  <w:vAlign w:val="center"/>
-                </w:tcPr>
-                <w:p>
-                  <w:pPr>
-                    <w:widowControl w:val="0"/>
-                    <w:jc w:val="center"/>
-                    <w:rPr>
-                      <w:rFonts w:ascii="SimSun" w:hAnsi="SimSun" w:cs="SimSun"/>
-                      <w:b/>
-                      <w:color w:val="000000"/>
-                      <w:sz w:val="22"/>
-                    </w:rPr>
-                  </w:pPr>
-                  <w:r>
-                    <w:rPr>
-                      <w:kern w:val="0"/>
-                    </w:rPr>
-                    <w:t>语言：</w:t>
-                  </w:r>
-                  <w:r>
-                    <w:rPr>
-                      <w:rFonts w:hint="default"/>
-                      <w:kern w:val="0"/>
-                      <w:lang w:val="en-US"/>
-                    </w:rPr>
-                    <w:t>TypeScript</w:t>
-                  </w:r>
-                  <w:r>
-                    <w:rPr>
-                      <w:kern w:val="0"/>
-                    </w:rPr>
-                    <w:t>、HTML（HTML5）、CSS（CSS3）</w:t>
-                  </w:r>
-                </w:p>
-                <w:p>
-                  <w:pPr>
-                    <w:widowControl w:val="0"/>
-                    <w:jc w:val="center"/>
-                    <w:rPr>
-                      <w:rFonts w:hint="default"/>
-                      <w:kern w:val="0"/>
-                      <w:lang w:val="en-US" w:eastAsia="zh-CN"/>
-                    </w:rPr>
-                  </w:pPr>
-                  <w:r>
-                    <w:rPr>
-                      <w:kern w:val="0"/>
-                    </w:rPr>
-                    <w:t>JavaScript框架：</w:t>
-                  </w:r>
-                  <w:r>
-                    <w:rPr>
-                      <w:rFonts w:hint="default"/>
-                      <w:kern w:val="0"/>
-                      <w:lang w:val="en-US"/>
-                    </w:rPr>
-                    <w:t>Vue 3</w:t>
-                  </w:r>
-                  <w:r>
-                    <w:rPr>
-                      <w:rFonts w:hint="eastAsia"/>
-                      <w:kern w:val="0"/>
-                      <w:lang w:val="en-US" w:eastAsia="zh-CN"/>
-                    </w:rPr>
-                    <w:t>、</w:t>
-                  </w:r>
-                </w:p>
-                <w:p>
-                  <w:pPr>
-                    <w:widowControl w:val="0"/>
-                    <w:jc w:val="center"/>
-                    <w:rPr>
-                      <w:rFonts w:hint="default"/>
-                      <w:kern w:val="0"/>
-                      <w:lang w:val="en-US"/>
-                    </w:rPr>
-                  </w:pPr>
-                  <w:r>
-                    <w:rPr>
-                      <w:kern w:val="0"/>
-                    </w:rPr>
-                    <w:t>数据可视化图表库：</w:t>
-                  </w:r>
-                  <w:r>
-                    <w:rPr>
-                      <w:rFonts w:hint="default"/>
-                      <w:kern w:val="0"/>
-                      <w:lang w:val="en-US"/>
-                    </w:rPr>
-                    <w:t>Echarts</w:t>
-                  </w:r>
-                </w:p>
-                <w:p>
-                  <w:pPr>
-                    <w:widowControl w:val="0"/>
-                    <w:jc w:val="center"/>
-                    <w:rPr>
-                      <w:kern w:val="0"/>
-                      <w:lang w:val="en-US"/>
-                    </w:rPr>
-                  </w:pPr>
-                  <w:r>
-                    <w:rPr>
-                      <w:kern w:val="0"/>
-                    </w:rPr>
-                    <w:t>GIS框架: Cesium js</w:t>
-                  </w:r>
-                  <w:r>
-                    <w:rPr>
-                      <w:kern w:val="0"/>
-                      <w:lang w:val="en-US"/>
-                    </w:rPr>
-                    <w:t xml:space="preserve">, </w:t>
-                  </w:r>
-                </w:p>
-                <w:p>
-                  <w:pPr>
-                    <w:widowControl w:val="0"/>
-                    <w:jc w:val="center"/>
-                    <w:rPr>
-                      <w:rFonts w:hint="default"/>
-                      <w:kern w:val="0"/>
-                      <w:lang w:val="en-US" w:eastAsia="zh-CN"/>
-                    </w:rPr>
-                  </w:pPr>
-                  <w:r>
-                    <w:rPr>
-                      <w:kern w:val="0"/>
-                      <w:lang w:val="en-US"/>
-                    </w:rPr>
-                    <w:t>IDE</w:t>
-                  </w:r>
-                  <w:r>
-                    <w:rPr>
-                      <w:kern w:val="0"/>
-                    </w:rPr>
-                    <w:t xml:space="preserve">: </w:t>
-                  </w:r>
-                  <w:r>
-                    <w:rPr>
-                      <w:kern w:val="0"/>
-                      <w:lang w:val="en-US"/>
-                    </w:rPr>
-                    <w:t xml:space="preserve">WebStorm, </w:t>
-                  </w:r>
-                  <w:r>
-                    <w:rPr>
-                      <w:kern w:val="0"/>
-                    </w:rPr>
-                    <w:t>VS Code</w:t>
-                  </w:r>
-                  <w:r>
-                    <w:rPr>
-                      <w:kern w:val="0"/>
-                      <w:lang w:val="en-US"/>
-                    </w:rPr>
-                    <w:t>,</w:t>
-                  </w:r>
-                  <w:r>
-                    <w:rPr>
-                      <w:rFonts w:hint="eastAsia"/>
-                      <w:kern w:val="0"/>
-                      <w:lang w:val="en-US" w:eastAsia="zh-CN"/>
-                    </w:rPr>
-                    <w:t xml:space="preserve"> </w:t>
-                  </w:r>
-                  <w:r>
-                    <w:rPr>
-                      <w:rFonts w:hint="default"/>
-                      <w:kern w:val="0"/>
-                      <w:lang w:val="en-US" w:eastAsia="zh-CN"/>
-                    </w:rPr>
-                    <w:t>Cursor, Windsurf</w:t>
-                  </w:r>
-                </w:p>
-                <w:p>
-                  <w:pPr>
-                    <w:widowControl w:val="0"/>
-                    <w:jc w:val="center"/>
-                    <w:rPr>
-                      <w:rFonts w:hint="default"/>
-                      <w:kern w:val="0"/>
-                      <w:lang w:val="en-US" w:eastAsia="zh-CN"/>
-                    </w:rPr>
-                  </w:pPr>
-                  <w:r>
-                    <w:rPr>
-                      <w:rFonts w:hint="default"/>
-                      <w:kern w:val="0"/>
-                      <w:lang w:val="en-US" w:eastAsia="zh-CN"/>
-                    </w:rPr>
-                    <w:t>LLM: DeepSeek</w:t>
-                  </w:r>
-                  <w:r>
-                    <w:rPr>
-                      <w:rFonts w:hint="eastAsia"/>
-                      <w:kern w:val="0"/>
-                      <w:lang w:val="en-US" w:eastAsia="zh-CN"/>
-                    </w:rPr>
-                    <w:t>、</w:t>
-                  </w:r>
-                  <w:r>
-                    <w:rPr>
-                      <w:rFonts w:hint="default"/>
-                      <w:kern w:val="0"/>
-                      <w:lang w:val="en-US" w:eastAsia="zh-CN"/>
-                    </w:rPr>
-                    <w:t>GLM</w:t>
-                  </w:r>
-                  <w:r>
-                    <w:rPr>
-                      <w:rFonts w:hint="eastAsia"/>
-                      <w:kern w:val="0"/>
-                      <w:lang w:val="en-US" w:eastAsia="zh-CN"/>
-                    </w:rPr>
-                    <w:t>、</w:t>
-                  </w:r>
-                  <w:r>
-                    <w:rPr>
-                      <w:rFonts w:hint="default"/>
-                      <w:kern w:val="0"/>
-                      <w:lang w:val="en-US" w:eastAsia="zh-CN"/>
-                    </w:rPr>
-                    <w:t>Kimi</w:t>
-                  </w:r>
-                  <w:r>
-                    <w:rPr>
-                      <w:rFonts w:hint="eastAsia"/>
-                      <w:kern w:val="0"/>
-                      <w:lang w:val="en-US" w:eastAsia="zh-CN"/>
-                    </w:rPr>
-                    <w:t>、</w:t>
-                  </w:r>
-                  <w:r>
-                    <w:rPr>
-                      <w:rFonts w:hint="default"/>
-                      <w:kern w:val="0"/>
-                      <w:lang w:val="en-US" w:eastAsia="zh-CN"/>
-                    </w:rPr>
-                    <w:t xml:space="preserve">Hy </w:t>
-                  </w:r>
-                </w:p>
-              </w:tc>
-              <w:tc>
-                <w:tcPr>
-                  <w:tcW w:w="1416" w:type="dxa"/>
-                  <w:shd w:val="clear" w:color="auto" w:fill="FFFFFF" w:themeFill="background1"/>
-                  <w:vAlign w:val="center"/>
-                </w:tcPr>
-                <w:p>
-                  <w:pPr>
-                    <w:widowControl w:val="0"/>
-                    <w:jc w:val="center"/>
-                    <w:rPr>
-                      <w:rFonts w:ascii="SimSun" w:hAnsi="SimSun" w:eastAsia="SimSun" w:cs="SimSun"/>
-                      <w:b/>
-                      <w:color w:val="00000A"/>
-                      <w:kern w:val="0"/>
-                      <w:sz w:val="22"/>
-                      <w:szCs w:val="22"/>
-                      <w:lang w:val="en-US" w:eastAsia="zh-CN" w:bidi="ar-SA"/>
-                    </w:rPr>
-                  </w:pPr>
-                </w:p>
-              </w:tc>
-              <w:tc>
-                <w:tcPr>
-                  <w:tcW w:w="2403" w:type="dxa"/>
-                  <w:tcBorders>
-                    <w:right w:val="single" w:color="00000A" w:sz="12" w:space="0"/>
-                  </w:tcBorders>
-                  <w:shd w:val="clear" w:color="auto" w:fill="FFFFFF" w:themeFill="background1"/>
-                  <w:vAlign w:val="center"/>
-                </w:tcPr>
-                <w:p>
-                  <w:pPr>
-                    <w:widowControl w:val="0"/>
-                    <w:jc w:val="center"/>
-                    <w:rPr>
-                      <w:kern w:val="0"/>
-                    </w:rPr>
-                  </w:pPr>
-                </w:p>
-                <w:p>
-                  <w:pPr>
-                    <w:widowControl w:val="0"/>
-                    <w:jc w:val="center"/>
-                    <w:rPr>
-                      <w:lang w:val="en-US"/>
-                    </w:rPr>
-                  </w:pPr>
-                  <w:r>
-                    <w:rPr>
-                      <w:kern w:val="0"/>
-                    </w:rPr>
-                    <w:t>Linux</w:t>
-                  </w:r>
-                  <w:r>
-                    <w:rPr>
-                      <w:kern w:val="0"/>
-                      <w:lang w:val="en-US"/>
-                    </w:rPr>
-                    <w:t xml:space="preserve"> Manjaro</w:t>
-                  </w:r>
-                </w:p>
-                <w:p>
-                  <w:pPr>
-                    <w:widowControl w:val="0"/>
-                    <w:jc w:val="center"/>
-                    <w:rPr>
-                      <w:rFonts w:ascii="SimSun" w:hAnsi="SimSun" w:eastAsia="SimSun" w:cs="SimSun"/>
-                      <w:b/>
-                      <w:color w:val="000000"/>
-                      <w:kern w:val="0"/>
-                      <w:sz w:val="22"/>
-                      <w:szCs w:val="22"/>
-                      <w:lang w:val="en-US" w:eastAsia="zh-CN" w:bidi="ar-SA"/>
-                    </w:rPr>
-                  </w:pPr>
-                </w:p>
-              </w:tc>
-            </w:tr>
-            <w:tr>
-              <w:tblPrEx>
-                <w:tblCellMar>
-                  <w:top w:w="0" w:type="dxa"/>
-                  <w:left w:w="15" w:type="dxa"/>
-                  <w:bottom w:w="0" w:type="dxa"/>
-                  <w:right w:w="15" w:type="dxa"/>
-                </w:tblCellMar>
-              </w:tblPrEx>
-              <w:trPr>
-                <w:trHeight w:val="678" w:hRule="atLeast"/>
-                <w:jc w:val="center"/>
-              </w:trPr>
-              <w:tc>
-                <w:tcPr>
-                  <w:tcW w:w="1560" w:type="dxa"/>
-                  <w:gridSpan w:val="2"/>
-                  <w:tcBorders>
-                    <w:left w:val="single" w:color="00000A" w:sz="12" w:space="0"/>
-                  </w:tcBorders>
-                  <w:shd w:val="clear" w:color="auto" w:fill="FFFFFF" w:themeFill="background1"/>
-                  <w:vAlign w:val="center"/>
-                </w:tcPr>
-                <w:p>
-                  <w:pPr>
-                    <w:widowControl w:val="0"/>
-                    <w:shd w:val="clear" w:color="auto" w:fill="F2F2F2"/>
-                    <w:ind w:firstLine="103" w:firstLineChars="0"/>
-                    <w:rPr>
-                      <w:rFonts w:ascii="SimSun" w:hAnsi="SimSun" w:eastAsia="SimSun" w:cs="SimSun"/>
-                      <w:b/>
-                      <w:color w:val="auto"/>
-                      <w:kern w:val="0"/>
-                      <w:sz w:val="22"/>
-                      <w:szCs w:val="22"/>
-                      <w:lang w:val="en-US" w:eastAsia="zh-CN" w:bidi="ar-SA"/>
-                    </w:rPr>
-                  </w:pPr>
-                  <w:r>
-                    <w:rPr>
-                      <w:rFonts w:hint="eastAsia"/>
-                      <w:b/>
-                      <w:bCs/>
-                      <w:kern w:val="0"/>
-                      <w:lang w:eastAsia="zh-CN"/>
-                    </w:rPr>
-                    <w:t>产品</w:t>
-                  </w:r>
-                  <w:r>
-                    <w:rPr>
-                      <w:b/>
-                      <w:bCs/>
-                      <w:kern w:val="0"/>
-                    </w:rPr>
-                    <w:t>描述</w:t>
-                  </w:r>
-                </w:p>
-              </w:tc>
-              <w:tc>
-                <w:tcPr>
-                  <w:tcW w:w="8878" w:type="dxa"/>
-                  <w:gridSpan w:val="4"/>
-                  <w:tcBorders>
-                    <w:right w:val="single" w:color="00000A" w:sz="12" w:space="0"/>
-                  </w:tcBorders>
-                  <w:shd w:val="clear" w:color="auto" w:fill="FFFFFF" w:themeFill="background1"/>
-                  <w:vAlign w:val="center"/>
-                </w:tcPr>
-                <w:p>
-                  <w:pPr>
-                    <w:widowControl w:val="0"/>
-                    <w:rPr>
-                      <w:rFonts w:hint="default" w:ascii="Calibri" w:hAnsi="Calibri" w:eastAsia="SimSun" w:cs="DejaVu Serif"/>
-                      <w:b/>
-                      <w:bCs/>
-                      <w:color w:val="00000A"/>
-                      <w:kern w:val="0"/>
-                      <w:sz w:val="21"/>
-                      <w:szCs w:val="22"/>
-                      <w:lang w:val="en-US" w:eastAsia="zh-CN" w:bidi="ar-SA"/>
-                    </w:rPr>
-                  </w:pPr>
-                  <w:r>
-                    <w:rPr>
-                      <w:rFonts w:hint="default" w:ascii="Calibri" w:hAnsi="Calibri" w:eastAsia="SimSun" w:cs="DejaVu Serif"/>
-                      <w:b/>
-                      <w:bCs/>
-                      <w:color w:val="00000A"/>
-                      <w:kern w:val="0"/>
-                      <w:sz w:val="21"/>
-                      <w:szCs w:val="22"/>
-                      <w:lang w:val="en-US" w:eastAsia="zh-CN" w:bidi="ar-SA"/>
-                    </w:rPr>
-                    <w:t>Aethera — 智能多模态数据呈现工具（R&amp;D 项目）</w:t>
-                  </w:r>
-                </w:p>
-                <w:p>
-                  <w:pPr>
-                    <w:widowControl w:val="0"/>
-                    <w:rPr>
-                      <w:rFonts w:hint="default" w:ascii="Calibri" w:hAnsi="Calibri" w:eastAsia="SimSun" w:cs="DejaVu Serif"/>
-                      <w:color w:val="00000A"/>
-                      <w:kern w:val="0"/>
-                      <w:sz w:val="21"/>
-                      <w:szCs w:val="22"/>
-                      <w:lang w:val="en-US" w:eastAsia="zh-CN" w:bidi="ar-SA"/>
-                    </w:rPr>
-                  </w:pPr>
-                </w:p>
-                <w:p>
-                  <w:pPr>
-                    <w:widowControl w:val="0"/>
-                    <w:rPr>
-                      <w:rFonts w:hint="default" w:ascii="Calibri" w:hAnsi="Calibri" w:eastAsia="SimSun" w:cs="DejaVu Serif"/>
-                      <w:color w:val="00000A"/>
-                      <w:kern w:val="0"/>
-                      <w:sz w:val="21"/>
-                      <w:szCs w:val="22"/>
-                      <w:lang w:val="en-US" w:eastAsia="zh-CN" w:bidi="ar-SA"/>
-                    </w:rPr>
-                  </w:pPr>
-                  <w:r>
-                    <w:rPr>
-                      <w:rFonts w:hint="default" w:ascii="Calibri" w:hAnsi="Calibri" w:eastAsia="SimSun" w:cs="DejaVu Serif"/>
-                      <w:b/>
-                      <w:bCs/>
-                      <w:color w:val="00000A"/>
-                      <w:kern w:val="0"/>
-                      <w:sz w:val="21"/>
-                      <w:szCs w:val="22"/>
-                      <w:lang w:val="en-US" w:eastAsia="zh-CN" w:bidi="ar-SA"/>
-                    </w:rPr>
-                    <w:t>产品定位</w:t>
-                  </w:r>
-                  <w:r>
-                    <w:rPr>
-                      <w:rFonts w:hint="default" w:ascii="Calibri" w:hAnsi="Calibri" w:eastAsia="SimSun" w:cs="DejaVu Serif"/>
-                      <w:color w:val="00000A"/>
-                      <w:kern w:val="0"/>
-                      <w:sz w:val="21"/>
-                      <w:szCs w:val="22"/>
-                      <w:lang w:val="en-US" w:eastAsia="zh-CN" w:bidi="ar-SA"/>
-                    </w:rPr>
-                    <w:t xml:space="preserve">  </w:t>
-                  </w:r>
-                </w:p>
-                <w:p>
-                  <w:pPr>
-                    <w:widowControl w:val="0"/>
-                    <w:rPr>
-                      <w:rFonts w:hint="default" w:ascii="Calibri" w:hAnsi="Calibri" w:eastAsia="SimSun" w:cs="DejaVu Serif"/>
-                      <w:color w:val="00000A"/>
-                      <w:kern w:val="0"/>
-                      <w:sz w:val="21"/>
-                      <w:szCs w:val="22"/>
-                      <w:lang w:val="en-US" w:eastAsia="zh-CN" w:bidi="ar-SA"/>
-                    </w:rPr>
-                  </w:pPr>
-                  <w:r>
-                    <w:rPr>
-                      <w:rFonts w:hint="default" w:ascii="Calibri" w:hAnsi="Calibri" w:eastAsia="SimSun" w:cs="DejaVu Serif"/>
-                      <w:color w:val="00000A"/>
-                      <w:kern w:val="0"/>
-                      <w:sz w:val="21"/>
-                      <w:szCs w:val="22"/>
-                      <w:lang w:val="en-US" w:eastAsia="zh-CN" w:bidi="ar-SA"/>
-                    </w:rPr>
-                    <w:t>面向当代与未来的智能数据呈现工具，当前以可靠仪表盘为落地形态，同时为多模态、分布式、环境化的数据交互预留架构空间。</w:t>
-                  </w:r>
-                </w:p>
-                <w:p>
-                  <w:pPr>
-                    <w:widowControl w:val="0"/>
-                    <w:rPr>
-                      <w:rFonts w:hint="default" w:ascii="Calibri" w:hAnsi="Calibri" w:eastAsia="SimSun" w:cs="DejaVu Serif"/>
-                      <w:color w:val="00000A"/>
-                      <w:kern w:val="0"/>
-                      <w:sz w:val="21"/>
-                      <w:szCs w:val="22"/>
-                      <w:lang w:val="en-US" w:eastAsia="zh-CN" w:bidi="ar-SA"/>
-                    </w:rPr>
-                  </w:pPr>
-                </w:p>
-                <w:p>
-                  <w:pPr>
-                    <w:widowControl w:val="0"/>
-                    <w:rPr>
-                      <w:rFonts w:hint="default" w:ascii="Calibri" w:hAnsi="Calibri" w:eastAsia="SimSun" w:cs="DejaVu Serif"/>
-                      <w:color w:val="00000A"/>
-                      <w:kern w:val="0"/>
-                      <w:sz w:val="21"/>
-                      <w:szCs w:val="22"/>
-                      <w:lang w:val="en-US" w:eastAsia="zh-CN" w:bidi="ar-SA"/>
-                    </w:rPr>
-                  </w:pPr>
-                  <w:r>
-                    <w:rPr>
-                      <w:rFonts w:hint="default" w:ascii="Calibri" w:hAnsi="Calibri" w:eastAsia="SimSun" w:cs="DejaVu Serif"/>
-                      <w:b/>
-                      <w:bCs/>
-                      <w:color w:val="00000A"/>
-                      <w:kern w:val="0"/>
-                      <w:sz w:val="21"/>
-                      <w:szCs w:val="22"/>
-                      <w:lang w:val="en-US" w:eastAsia="zh-CN" w:bidi="ar-SA"/>
-                    </w:rPr>
-                    <w:t>战略判断</w:t>
-                  </w:r>
-                  <w:r>
-                    <w:rPr>
-                      <w:rFonts w:hint="default" w:ascii="Calibri" w:hAnsi="Calibri" w:eastAsia="SimSun" w:cs="DejaVu Serif"/>
-                      <w:color w:val="00000A"/>
-                      <w:kern w:val="0"/>
-                      <w:sz w:val="21"/>
-                      <w:szCs w:val="22"/>
-                      <w:lang w:val="en-US" w:eastAsia="zh-CN" w:bidi="ar-SA"/>
-                    </w:rPr>
-                    <w:t xml:space="preserve">  </w:t>
-                  </w:r>
-                </w:p>
-                <w:p>
-                  <w:pPr>
-                    <w:widowControl w:val="0"/>
-                    <w:rPr>
-                      <w:rFonts w:hint="default" w:ascii="Calibri" w:hAnsi="Calibri" w:eastAsia="SimSun" w:cs="DejaVu Serif"/>
-                      <w:color w:val="00000A"/>
-                      <w:kern w:val="0"/>
-                      <w:sz w:val="21"/>
-                      <w:szCs w:val="22"/>
-                      <w:lang w:val="en-US" w:eastAsia="zh-CN" w:bidi="ar-SA"/>
-                    </w:rPr>
-                  </w:pPr>
-                  <w:r>
-                    <w:rPr>
-                      <w:rFonts w:hint="default" w:ascii="Calibri" w:hAnsi="Calibri" w:eastAsia="SimSun" w:cs="DejaVu Serif"/>
-                      <w:color w:val="00000A"/>
-                      <w:kern w:val="0"/>
-                      <w:sz w:val="21"/>
-                      <w:szCs w:val="22"/>
-                      <w:lang w:val="en-US" w:eastAsia="zh-CN" w:bidi="ar-SA"/>
-                    </w:rPr>
-                    <w:t>数据呈现正从单一仪表盘向分布式、多模态方式演变。未来数据呈现可能成为环境的一部分，并根据用户意图与上下文动态调整，而不再局限于屏幕。</w:t>
-                  </w:r>
-                </w:p>
-                <w:p>
-                  <w:pPr>
-                    <w:widowControl w:val="0"/>
-                    <w:rPr>
-                      <w:rFonts w:hint="default" w:ascii="Calibri" w:hAnsi="Calibri" w:eastAsia="SimSun" w:cs="DejaVu Serif"/>
-                      <w:color w:val="00000A"/>
-                      <w:kern w:val="0"/>
-                      <w:sz w:val="21"/>
-                      <w:szCs w:val="22"/>
-                      <w:lang w:val="en-US" w:eastAsia="zh-CN" w:bidi="ar-SA"/>
-                    </w:rPr>
-                  </w:pPr>
-                </w:p>
-                <w:p>
-                  <w:pPr>
-                    <w:widowControl w:val="0"/>
-                    <w:rPr>
-                      <w:rFonts w:hint="default" w:ascii="Calibri" w:hAnsi="Calibri" w:eastAsia="SimSun" w:cs="DejaVu Serif"/>
-                      <w:b/>
-                      <w:bCs/>
-                      <w:color w:val="00000A"/>
-                      <w:kern w:val="0"/>
-                      <w:sz w:val="21"/>
-                      <w:szCs w:val="22"/>
-                      <w:lang w:val="en-US" w:eastAsia="zh-CN" w:bidi="ar-SA"/>
-                    </w:rPr>
-                  </w:pPr>
-                  <w:r>
-                    <w:rPr>
-                      <w:rFonts w:hint="default" w:ascii="Calibri" w:hAnsi="Calibri" w:eastAsia="SimSun" w:cs="DejaVu Serif"/>
-                      <w:b/>
-                      <w:bCs/>
-                      <w:color w:val="00000A"/>
-                      <w:kern w:val="0"/>
-                      <w:sz w:val="21"/>
-                      <w:szCs w:val="22"/>
-                      <w:lang w:val="en-US" w:eastAsia="zh-CN" w:bidi="ar-SA"/>
-                    </w:rPr>
-                    <w:t xml:space="preserve">架构核心 </w:t>
-                  </w:r>
-                </w:p>
-                <w:p>
-                  <w:pPr>
-                    <w:widowControl w:val="0"/>
-                    <w:rPr>
-                      <w:rFonts w:hint="default" w:ascii="Calibri" w:hAnsi="Calibri" w:eastAsia="SimSun" w:cs="DejaVu Serif"/>
-                      <w:color w:val="00000A"/>
-                      <w:kern w:val="0"/>
-                      <w:sz w:val="21"/>
-                      <w:szCs w:val="22"/>
-                      <w:lang w:val="en-US" w:eastAsia="zh-CN" w:bidi="ar-SA"/>
-                    </w:rPr>
-                  </w:pPr>
-                  <w:r>
-                    <w:rPr>
-                      <w:rFonts w:hint="default" w:ascii="Calibri" w:hAnsi="Calibri" w:eastAsia="SimSun" w:cs="DejaVu Serif"/>
-                      <w:color w:val="00000A"/>
-                      <w:kern w:val="0"/>
-                      <w:sz w:val="21"/>
-                      <w:szCs w:val="22"/>
-                      <w:lang w:val="en-US" w:eastAsia="zh-CN" w:bidi="ar-SA"/>
-                    </w:rPr>
-                    <w:t xml:space="preserve">采用 </w:t>
-                  </w:r>
-                  <w:r>
-                    <w:rPr>
-                      <w:rFonts w:hint="default" w:ascii="Calibri" w:hAnsi="Calibri" w:eastAsia="SimSun" w:cs="DejaVu Serif"/>
-                      <w:b/>
-                      <w:bCs/>
-                      <w:color w:val="00000A"/>
-                      <w:kern w:val="0"/>
-                      <w:sz w:val="21"/>
-                      <w:szCs w:val="22"/>
-                      <w:lang w:val="en-US" w:eastAsia="zh-CN" w:bidi="ar-SA"/>
-                    </w:rPr>
-                    <w:t>plugin-first + 微内核 + AI 智能体 + JSON Schema</w:t>
-                  </w:r>
-                  <w:r>
-                    <w:rPr>
-                      <w:rFonts w:hint="default" w:ascii="Calibri" w:hAnsi="Calibri" w:eastAsia="SimSun" w:cs="DejaVu Serif"/>
-                      <w:color w:val="00000A"/>
-                      <w:kern w:val="0"/>
-                      <w:sz w:val="21"/>
-                      <w:szCs w:val="22"/>
-                      <w:lang w:val="en-US" w:eastAsia="zh-CN" w:bidi="ar-SA"/>
-                    </w:rPr>
-                    <w:t xml:space="preserve"> 架构。内核保持媒体无关；呈现是插件，而非内核功能；组合是策略，而非结构。新模态（音频、空间、未来形态）可通过注册添加，无需重写内核。</w:t>
-                  </w:r>
-                </w:p>
-                <w:p>
-                  <w:pPr>
-                    <w:widowControl w:val="0"/>
-                    <w:rPr>
-                      <w:rFonts w:hint="default" w:ascii="Calibri" w:hAnsi="Calibri" w:eastAsia="SimSun" w:cs="DejaVu Serif"/>
-                      <w:color w:val="00000A"/>
-                      <w:kern w:val="0"/>
-                      <w:sz w:val="21"/>
-                      <w:szCs w:val="22"/>
-                      <w:lang w:val="en-US" w:eastAsia="zh-CN" w:bidi="ar-SA"/>
-                    </w:rPr>
-                  </w:pPr>
-                </w:p>
-                <w:p>
-                  <w:pPr>
-                    <w:widowControl w:val="0"/>
-                    <w:rPr>
-                      <w:rFonts w:hint="default" w:ascii="Calibri" w:hAnsi="Calibri" w:eastAsia="SimSun" w:cs="DejaVu Serif"/>
-                      <w:b/>
-                      <w:bCs/>
-                      <w:color w:val="00000A"/>
-                      <w:kern w:val="0"/>
-                      <w:sz w:val="21"/>
-                      <w:szCs w:val="22"/>
-                      <w:lang w:val="en-US" w:eastAsia="zh-CN" w:bidi="ar-SA"/>
-                    </w:rPr>
-                  </w:pPr>
-                  <w:r>
-                    <w:rPr>
-                      <w:rFonts w:hint="default" w:ascii="Calibri" w:hAnsi="Calibri" w:eastAsia="SimSun" w:cs="DejaVu Serif"/>
-                      <w:b/>
-                      <w:bCs/>
-                      <w:color w:val="00000A"/>
-                      <w:kern w:val="0"/>
-                      <w:sz w:val="21"/>
-                      <w:szCs w:val="22"/>
-                      <w:lang w:val="en-US" w:eastAsia="zh-CN" w:bidi="ar-SA"/>
-                    </w:rPr>
-                    <w:t>三条硬性要求</w:t>
-                  </w:r>
-                </w:p>
-                <w:p>
-                  <w:pPr>
-                    <w:widowControl w:val="0"/>
-                    <w:rPr>
-                      <w:rFonts w:hint="default" w:ascii="Calibri" w:hAnsi="Calibri" w:eastAsia="SimSun" w:cs="DejaVu Serif"/>
-                      <w:color w:val="00000A"/>
-                      <w:kern w:val="0"/>
-                      <w:sz w:val="21"/>
-                      <w:szCs w:val="22"/>
-                      <w:lang w:val="en-US" w:eastAsia="zh-CN" w:bidi="ar-SA"/>
-                    </w:rPr>
-                  </w:pPr>
-                  <w:r>
-                    <w:rPr>
-                      <w:rFonts w:hint="default" w:ascii="Calibri" w:hAnsi="Calibri" w:eastAsia="SimSun" w:cs="DejaVu Serif"/>
-                      <w:color w:val="00000A"/>
-                      <w:kern w:val="0"/>
-                      <w:sz w:val="21"/>
-                      <w:szCs w:val="22"/>
-                      <w:lang w:val="en-US" w:eastAsia="zh-CN" w:bidi="ar-SA"/>
-                    </w:rPr>
-                    <w:t xml:space="preserve">1. 第一版必须是可靠的仪表盘产品。  </w:t>
-                  </w:r>
-                </w:p>
-                <w:p>
-                  <w:pPr>
-                    <w:widowControl w:val="0"/>
-                    <w:rPr>
-                      <w:rFonts w:hint="default" w:ascii="Calibri" w:hAnsi="Calibri" w:eastAsia="SimSun" w:cs="DejaVu Serif"/>
-                      <w:color w:val="00000A"/>
-                      <w:kern w:val="0"/>
-                      <w:sz w:val="21"/>
-                      <w:szCs w:val="22"/>
-                      <w:lang w:val="en-US" w:eastAsia="zh-CN" w:bidi="ar-SA"/>
-                    </w:rPr>
-                  </w:pPr>
-                  <w:r>
-                    <w:rPr>
-                      <w:rFonts w:hint="default" w:ascii="Calibri" w:hAnsi="Calibri" w:eastAsia="SimSun" w:cs="DejaVu Serif"/>
-                      <w:color w:val="00000A"/>
-                      <w:kern w:val="0"/>
-                      <w:sz w:val="21"/>
-                      <w:szCs w:val="22"/>
-                      <w:lang w:val="en-US" w:eastAsia="zh-CN" w:bidi="ar-SA"/>
-                    </w:rPr>
-                    <w:t xml:space="preserve">2. 必须为未来多模态预留架构。  </w:t>
-                  </w:r>
-                </w:p>
-                <w:p>
-                  <w:pPr>
-                    <w:widowControl w:val="0"/>
-                    <w:rPr>
-                      <w:rFonts w:hint="default" w:ascii="Calibri" w:hAnsi="Calibri" w:eastAsia="SimSun" w:cs="DejaVu Serif"/>
-                      <w:color w:val="00000A"/>
-                      <w:kern w:val="0"/>
-                      <w:sz w:val="21"/>
-                      <w:szCs w:val="22"/>
-                      <w:lang w:val="en-US" w:eastAsia="zh-CN" w:bidi="ar-SA"/>
-                    </w:rPr>
-                  </w:pPr>
-                  <w:r>
-                    <w:rPr>
-                      <w:rFonts w:hint="default" w:ascii="Calibri" w:hAnsi="Calibri" w:eastAsia="SimSun" w:cs="DejaVu Serif"/>
-                      <w:color w:val="00000A"/>
-                      <w:kern w:val="0"/>
-                      <w:sz w:val="21"/>
-                      <w:szCs w:val="22"/>
-                      <w:lang w:val="en-US" w:eastAsia="zh-CN" w:bidi="ar-SA"/>
-                    </w:rPr>
-                    <w:t xml:space="preserve">3. 必须适应未预测到的转型路径。  </w:t>
-                  </w:r>
-                </w:p>
-                <w:p>
-                  <w:pPr>
-                    <w:widowControl w:val="0"/>
-                    <w:rPr>
-                      <w:rFonts w:hint="default" w:ascii="Calibri" w:hAnsi="Calibri" w:eastAsia="SimSun" w:cs="DejaVu Serif"/>
-                      <w:color w:val="00000A"/>
-                      <w:kern w:val="0"/>
-                      <w:sz w:val="21"/>
-                      <w:szCs w:val="22"/>
-                      <w:lang w:val="en-US" w:eastAsia="zh-CN" w:bidi="ar-SA"/>
-                    </w:rPr>
-                  </w:pPr>
-                  <w:r>
-                    <w:rPr>
-                      <w:rFonts w:hint="default" w:ascii="Calibri" w:hAnsi="Calibri" w:eastAsia="SimSun" w:cs="DejaVu Serif"/>
-                      <w:color w:val="00000A"/>
-                      <w:kern w:val="0"/>
-                      <w:sz w:val="21"/>
-                      <w:szCs w:val="22"/>
-                      <w:lang w:val="en-US" w:eastAsia="zh-CN" w:bidi="ar-SA"/>
-                    </w:rPr>
-                    <w:t>以上由开放性测试、规范一致性测试和变异测试保证。</w:t>
-                  </w:r>
-                </w:p>
-                <w:p>
-                  <w:pPr>
-                    <w:widowControl w:val="0"/>
-                    <w:rPr>
-                      <w:rFonts w:hint="default" w:ascii="Calibri" w:hAnsi="Calibri" w:eastAsia="SimSun" w:cs="DejaVu Serif"/>
-                      <w:color w:val="00000A"/>
-                      <w:kern w:val="0"/>
-                      <w:sz w:val="21"/>
-                      <w:szCs w:val="22"/>
-                      <w:lang w:val="en-US" w:eastAsia="zh-CN" w:bidi="ar-SA"/>
-                    </w:rPr>
-                  </w:pPr>
-                </w:p>
-                <w:p>
-                  <w:pPr>
-                    <w:widowControl w:val="0"/>
-                    <w:rPr>
-                      <w:rFonts w:hint="default" w:ascii="Calibri" w:hAnsi="Calibri" w:eastAsia="SimSun" w:cs="DejaVu Serif"/>
-                      <w:b/>
-                      <w:bCs/>
-                      <w:color w:val="00000A"/>
-                      <w:kern w:val="0"/>
-                      <w:sz w:val="21"/>
-                      <w:szCs w:val="22"/>
-                      <w:lang w:val="en-US" w:eastAsia="zh-CN" w:bidi="ar-SA"/>
-                    </w:rPr>
-                  </w:pPr>
-                  <w:r>
-                    <w:rPr>
-                      <w:rFonts w:hint="default" w:ascii="Calibri" w:hAnsi="Calibri" w:eastAsia="SimSun" w:cs="DejaVu Serif"/>
-                      <w:b/>
-                      <w:bCs/>
-                      <w:color w:val="00000A"/>
-                      <w:kern w:val="0"/>
-                      <w:sz w:val="21"/>
-                      <w:szCs w:val="22"/>
-                      <w:lang w:val="en-US" w:eastAsia="zh-CN" w:bidi="ar-SA"/>
-                    </w:rPr>
-                    <w:t>实施成熟度</w:t>
-                  </w:r>
-                </w:p>
-                <w:p>
-                  <w:pPr>
-                    <w:widowControl w:val="0"/>
-                    <w:rPr>
-                      <w:rFonts w:hint="default" w:ascii="Calibri" w:hAnsi="Calibri" w:eastAsia="SimSun" w:cs="DejaVu Serif"/>
-                      <w:color w:val="00000A"/>
-                      <w:kern w:val="0"/>
-                      <w:sz w:val="21"/>
-                      <w:szCs w:val="22"/>
-                      <w:lang w:val="en-US" w:eastAsia="zh-CN" w:bidi="ar-SA"/>
-                    </w:rPr>
-                  </w:pPr>
-                  <w:r>
-                    <w:rPr>
-                      <w:rFonts w:hint="default" w:ascii="Calibri" w:hAnsi="Calibri" w:eastAsia="SimSun" w:cs="DejaVu Serif"/>
-                      <w:color w:val="00000A"/>
-                      <w:kern w:val="0"/>
-                      <w:sz w:val="21"/>
-                      <w:szCs w:val="22"/>
-                      <w:lang w:val="en-US" w:eastAsia="zh-CN" w:bidi="ar-SA"/>
-                    </w:rPr>
-                    <w:t>不是概念，而是有完整实施方案的 R&amp;D 项目：可追踪需求、阶段性检查点、自动化验收标准，以及基于 AI 辅助开发的协作流程。</w:t>
-                  </w:r>
-                </w:p>
-                <w:p>
-                  <w:pPr>
-                    <w:widowControl w:val="0"/>
-                    <w:rPr>
-                      <w:rFonts w:hint="default" w:ascii="Calibri" w:hAnsi="Calibri" w:eastAsia="SimSun" w:cs="DejaVu Serif"/>
-                      <w:color w:val="00000A"/>
-                      <w:kern w:val="0"/>
-                      <w:sz w:val="21"/>
-                      <w:szCs w:val="22"/>
-                      <w:lang w:val="en-US" w:eastAsia="zh-CN" w:bidi="ar-SA"/>
-                    </w:rPr>
-                  </w:pPr>
-                </w:p>
-                <w:p>
-                  <w:pPr>
-                    <w:widowControl w:val="0"/>
-                    <w:rPr>
-                      <w:rFonts w:hint="default" w:ascii="Calibri" w:hAnsi="Calibri" w:eastAsia="SimSun" w:cs="DejaVu Serif"/>
-                      <w:b/>
-                      <w:bCs/>
-                      <w:color w:val="00000A"/>
-                      <w:kern w:val="0"/>
-                      <w:sz w:val="21"/>
-                      <w:szCs w:val="22"/>
-                      <w:lang w:val="en-US" w:eastAsia="zh-CN" w:bidi="ar-SA"/>
-                    </w:rPr>
-                  </w:pPr>
-                  <w:r>
-                    <w:rPr>
-                      <w:rFonts w:hint="default" w:ascii="Calibri" w:hAnsi="Calibri" w:eastAsia="SimSun" w:cs="DejaVu Serif"/>
-                      <w:b/>
-                      <w:bCs/>
-                      <w:color w:val="00000A"/>
-                      <w:kern w:val="0"/>
-                      <w:sz w:val="21"/>
-                      <w:szCs w:val="22"/>
-                      <w:lang w:val="en-US" w:eastAsia="zh-CN" w:bidi="ar-SA"/>
-                    </w:rPr>
-                    <w:t xml:space="preserve">产品形态 </w:t>
-                  </w:r>
-                </w:p>
-                <w:p>
-                  <w:pPr>
-                    <w:widowControl w:val="0"/>
-                    <w:rPr>
-                      <w:rFonts w:hint="default" w:ascii="Calibri" w:hAnsi="Calibri" w:eastAsia="SimSun" w:cs="DejaVu Serif"/>
-                      <w:color w:val="00000A"/>
-                      <w:kern w:val="0"/>
-                      <w:sz w:val="21"/>
-                      <w:szCs w:val="22"/>
-                      <w:lang w:val="en-US" w:eastAsia="zh-CN" w:bidi="ar-SA"/>
-                    </w:rPr>
-                  </w:pPr>
-                  <w:r>
-                    <w:rPr>
-                      <w:rFonts w:hint="default" w:ascii="Calibri" w:hAnsi="Calibri" w:eastAsia="SimSun" w:cs="DejaVu Serif"/>
-                      <w:color w:val="00000A"/>
-                      <w:kern w:val="0"/>
-                      <w:sz w:val="21"/>
-                      <w:szCs w:val="22"/>
-                      <w:lang w:val="en-US" w:eastAsia="zh-CN" w:bidi="ar-SA"/>
-                    </w:rPr>
-                    <w:t xml:space="preserve">1. 轻量离线方案：用于快速开发普通仪表盘。  </w:t>
-                  </w:r>
-                </w:p>
-                <w:p>
-                  <w:pPr>
-                    <w:widowControl w:val="0"/>
-                    <w:rPr>
-                      <w:rFonts w:hint="default" w:ascii="Calibri" w:hAnsi="Calibri" w:eastAsia="SimSun" w:cs="DejaVu Serif"/>
-                      <w:color w:val="00000A"/>
-                      <w:kern w:val="0"/>
-                      <w:sz w:val="21"/>
-                      <w:szCs w:val="22"/>
-                      <w:lang w:val="en-US" w:eastAsia="zh-CN" w:bidi="ar-SA"/>
-                    </w:rPr>
-                  </w:pPr>
-                  <w:r>
-                    <w:rPr>
-                      <w:rFonts w:hint="default" w:ascii="Calibri" w:hAnsi="Calibri" w:eastAsia="SimSun" w:cs="DejaVu Serif"/>
-                      <w:color w:val="00000A"/>
-                      <w:kern w:val="0"/>
-                      <w:sz w:val="21"/>
-                      <w:szCs w:val="22"/>
-                      <w:lang w:val="en-US" w:eastAsia="zh-CN" w:bidi="ar-SA"/>
-                    </w:rPr>
-                    <w:t>2. 智能方案：AI 作为呈现的智能基础，支持 JSON 模式配置与 AI 智能体创建/修改。</w:t>
-                  </w:r>
-                </w:p>
-                <w:p>
-                  <w:pPr>
-                    <w:widowControl w:val="0"/>
-                    <w:rPr>
-                      <w:rFonts w:hint="default" w:ascii="Calibri" w:hAnsi="Calibri" w:eastAsia="SimSun" w:cs="DejaVu Serif"/>
-                      <w:color w:val="00000A"/>
-                      <w:kern w:val="0"/>
-                      <w:sz w:val="21"/>
-                      <w:szCs w:val="22"/>
-                      <w:lang w:val="en-US" w:eastAsia="zh-CN" w:bidi="ar-SA"/>
-                    </w:rPr>
-                  </w:pPr>
-                </w:p>
-                <w:p>
-                  <w:pPr>
-                    <w:widowControl w:val="0"/>
-                    <w:rPr>
-                      <w:rFonts w:hint="default" w:ascii="Calibri" w:hAnsi="Calibri" w:eastAsia="SimSun" w:cs="DejaVu Serif"/>
-                      <w:color w:val="00000A"/>
-                      <w:kern w:val="0"/>
-                      <w:sz w:val="21"/>
-                      <w:szCs w:val="22"/>
-                      <w:lang w:val="en-US" w:eastAsia="zh-CN" w:bidi="ar-SA"/>
-                    </w:rPr>
-                  </w:pPr>
-                  <w:r>
-                    <w:rPr>
-                      <w:rFonts w:hint="default" w:ascii="Calibri" w:hAnsi="Calibri" w:eastAsia="SimSun" w:cs="DejaVu Serif"/>
-                      <w:b/>
-                      <w:bCs/>
-                      <w:color w:val="00000A"/>
-                      <w:kern w:val="0"/>
-                      <w:sz w:val="21"/>
-                      <w:szCs w:val="22"/>
-                      <w:lang w:val="en-US" w:eastAsia="zh-CN" w:bidi="ar-SA"/>
-                    </w:rPr>
-                    <w:t>关键特性</w:t>
-                  </w:r>
-                  <w:r>
-                    <w:rPr>
-                      <w:rFonts w:hint="default" w:ascii="Calibri" w:hAnsi="Calibri" w:eastAsia="SimSun" w:cs="DejaVu Serif"/>
-                      <w:color w:val="00000A"/>
-                      <w:kern w:val="0"/>
-                      <w:sz w:val="21"/>
-                      <w:szCs w:val="22"/>
-                      <w:lang w:val="en-US" w:eastAsia="zh-CN" w:bidi="ar-SA"/>
-                    </w:rPr>
-                    <w:t xml:space="preserve"> </w:t>
-                  </w:r>
-                </w:p>
-                <w:p>
-                  <w:pPr>
-                    <w:widowControl w:val="0"/>
-                    <w:rPr>
-                      <w:rFonts w:hint="default" w:ascii="Calibri" w:hAnsi="Calibri" w:eastAsia="SimSun" w:cs="DejaVu Serif"/>
-                      <w:color w:val="00000A"/>
-                      <w:kern w:val="0"/>
-                      <w:sz w:val="21"/>
-                      <w:szCs w:val="22"/>
-                      <w:lang w:val="en-US" w:eastAsia="zh-CN" w:bidi="ar-SA"/>
-                    </w:rPr>
-                  </w:pPr>
-                  <w:r>
-                    <w:rPr>
-                      <w:rFonts w:hint="default" w:ascii="Calibri" w:hAnsi="Calibri" w:eastAsia="SimSun" w:cs="DejaVu Serif"/>
-                      <w:color w:val="00000A"/>
-                      <w:kern w:val="0"/>
-                      <w:sz w:val="21"/>
-                      <w:szCs w:val="22"/>
-                      <w:lang w:val="en-US" w:eastAsia="zh-CN" w:bidi="ar-SA"/>
-                    </w:rPr>
-                    <w:t>多模态（可视化、可听化及其他感知通道）；带微内核的 plugin-first 架构；AI 为智能基础；第三方插件可扩展；适应未来呈现方式变化；JSON 模式描述呈现意图。</w:t>
-                  </w:r>
-                </w:p>
-                <w:p>
-                  <w:pPr>
-                    <w:widowControl w:val="0"/>
-                    <w:rPr>
-                      <w:rFonts w:hint="default" w:ascii="Calibri" w:hAnsi="Calibri" w:eastAsia="SimSun" w:cs="DejaVu Serif"/>
-                      <w:color w:val="00000A"/>
-                      <w:kern w:val="0"/>
-                      <w:sz w:val="21"/>
-                      <w:szCs w:val="22"/>
-                      <w:lang w:val="en-US" w:eastAsia="zh-CN" w:bidi="ar-SA"/>
-                    </w:rPr>
-                  </w:pPr>
-                </w:p>
-                <w:p>
-                  <w:pPr>
-                    <w:widowControl w:val="0"/>
-                    <w:rPr>
-                      <w:rFonts w:hint="default" w:ascii="Calibri" w:hAnsi="Calibri" w:eastAsia="SimSun" w:cs="DejaVu Serif"/>
-                      <w:b/>
-                      <w:bCs/>
-                      <w:color w:val="00000A"/>
-                      <w:kern w:val="0"/>
-                      <w:sz w:val="21"/>
-                      <w:szCs w:val="22"/>
-                      <w:lang w:val="en-US" w:eastAsia="zh-CN" w:bidi="ar-SA"/>
-                    </w:rPr>
-                  </w:pPr>
-                  <w:r>
-                    <w:rPr>
-                      <w:rFonts w:hint="default" w:ascii="Calibri" w:hAnsi="Calibri" w:eastAsia="SimSun" w:cs="DejaVu Serif"/>
-                      <w:b/>
-                      <w:bCs/>
-                      <w:color w:val="00000A"/>
-                      <w:kern w:val="0"/>
-                      <w:sz w:val="21"/>
-                      <w:szCs w:val="22"/>
-                      <w:lang w:val="en-US" w:eastAsia="zh-CN" w:bidi="ar-SA"/>
-                    </w:rPr>
-                    <w:t xml:space="preserve">进展与职责 </w:t>
-                  </w:r>
-                </w:p>
-                <w:p>
-                  <w:pPr>
-                    <w:widowControl w:val="0"/>
-                    <w:rPr>
-                      <w:rFonts w:ascii="Calibri" w:hAnsi="Calibri" w:eastAsia="SimSun" w:cs="DejaVu Serif"/>
-                      <w:color w:val="00000A"/>
-                      <w:kern w:val="0"/>
-                      <w:sz w:val="21"/>
-                      <w:szCs w:val="22"/>
-                      <w:lang w:val="en-US" w:eastAsia="zh-CN" w:bidi="ar-SA"/>
-                    </w:rPr>
-                  </w:pPr>
-                  <w:r>
-                    <w:rPr>
-                      <w:rFonts w:hint="default" w:ascii="Calibri" w:hAnsi="Calibri" w:eastAsia="SimSun" w:cs="DejaVu Serif"/>
-                      <w:color w:val="00000A"/>
-                      <w:kern w:val="0"/>
-                      <w:sz w:val="21"/>
-                      <w:szCs w:val="22"/>
-                      <w:lang w:val="en-US" w:eastAsia="zh-CN" w:bidi="ar-SA"/>
-                    </w:rPr>
-                    <w:t>已完成第一版原型，验证基本思路；确定 plugin-first + 微内核 + AI 智能体架构方向；正在制定新实施方案。担任产品负责人 / 研发负责人。</w:t>
-                  </w:r>
-                </w:p>
-              </w:tc>
-            </w:tr>
-          </w:tbl>
-          <w:p>
-            <w:pPr>
-              <w:widowControl w:val="0"/>
-              <w:jc w:val="center"/>
-              <w:rPr>
-                <w:rFonts w:ascii="SimSun" w:hAnsi="SimSun" w:cs="SimSun"/>
-                <w:b/>
-                <w:color w:val="000000"/>
-                <w:kern w:val="0"/>
-                <w:sz w:val="22"/>
-              </w:rPr>
-            </w:pPr>
           </w:p>
         </w:tc>
       </w:tr>
@@ -6945,7 +6045,9 @@
             <w:tcW w:w="10438" w:type="dxa"/>
             <w:gridSpan w:val="12"/>
             <w:tcBorders>
+              <w:top w:val="dashSmallGap" w:color="00000A" w:sz="4" w:space="0"/>
               <w:left w:val="single" w:color="00000A" w:sz="12" w:space="0"/>
+              <w:bottom w:val="dashSmallGap" w:color="00000A" w:sz="4" w:space="0"/>
               <w:right w:val="single" w:color="00000A" w:sz="12" w:space="0"/>
             </w:tcBorders>
             <w:shd w:val="clear" w:color="auto" w:fill="F2F2F2"/>
@@ -6993,7 +6095,9 @@
             <w:tcW w:w="10438" w:type="dxa"/>
             <w:gridSpan w:val="12"/>
             <w:tcBorders>
+              <w:top w:val="dashSmallGap" w:color="00000A" w:sz="4" w:space="0"/>
               <w:left w:val="single" w:color="00000A" w:sz="12" w:space="0"/>
+              <w:bottom w:val="dashSmallGap" w:color="00000A" w:sz="4" w:space="0"/>
               <w:right w:val="single" w:color="00000A" w:sz="12" w:space="0"/>
             </w:tcBorders>
             <w:shd w:val="clear" w:color="auto" w:fill="F2F2F2"/>
@@ -7037,7 +6141,10 @@
                 <w:tcPr>
                   <w:tcW w:w="1560" w:type="dxa"/>
                   <w:tcBorders>
+                    <w:top w:val="dashSmallGap" w:color="00000A" w:sz="4" w:space="0"/>
                     <w:left w:val="single" w:color="00000A" w:sz="12" w:space="0"/>
+                    <w:bottom w:val="dashSmallGap" w:color="00000A" w:sz="4" w:space="0"/>
+                    <w:right w:val="dashSmallGap" w:color="00000A" w:sz="4" w:space="0"/>
                   </w:tcBorders>
                   <w:shd w:val="clear" w:color="auto" w:fill="F1F1F1" w:themeFill="background1" w:themeFillShade="F2"/>
                   <w:vAlign w:val="center"/>
@@ -7071,6 +6178,12 @@
               <w:tc>
                 <w:tcPr>
                   <w:tcW w:w="1526" w:type="dxa"/>
+                  <w:tcBorders>
+                    <w:top w:val="dashSmallGap" w:color="00000A" w:sz="4" w:space="0"/>
+                    <w:left w:val="dashSmallGap" w:color="00000A" w:sz="4" w:space="0"/>
+                    <w:bottom w:val="dashSmallGap" w:color="00000A" w:sz="4" w:space="0"/>
+                    <w:right w:val="dashSmallGap" w:color="00000A" w:sz="4" w:space="0"/>
+                  </w:tcBorders>
                   <w:shd w:val="clear" w:color="auto" w:fill="F1F1F1" w:themeFill="background1" w:themeFillShade="F2"/>
                   <w:vAlign w:val="center"/>
                 </w:tcPr>
@@ -7101,6 +6214,12 @@
               <w:tc>
                 <w:tcPr>
                   <w:tcW w:w="2014" w:type="dxa"/>
+                  <w:tcBorders>
+                    <w:top w:val="dashSmallGap" w:color="00000A" w:sz="4" w:space="0"/>
+                    <w:left w:val="dashSmallGap" w:color="00000A" w:sz="4" w:space="0"/>
+                    <w:bottom w:val="dashSmallGap" w:color="00000A" w:sz="4" w:space="0"/>
+                    <w:right w:val="dashSmallGap" w:color="00000A" w:sz="4" w:space="0"/>
+                  </w:tcBorders>
                   <w:shd w:val="clear" w:color="auto" w:fill="F1F1F1" w:themeFill="background1" w:themeFillShade="F2"/>
                   <w:vAlign w:val="center"/>
                 </w:tcPr>
@@ -7132,6 +6251,12 @@
               <w:tc>
                 <w:tcPr>
                   <w:tcW w:w="2394" w:type="dxa"/>
+                  <w:tcBorders>
+                    <w:top w:val="dashSmallGap" w:color="00000A" w:sz="4" w:space="0"/>
+                    <w:left w:val="dashSmallGap" w:color="00000A" w:sz="4" w:space="0"/>
+                    <w:bottom w:val="dashSmallGap" w:color="00000A" w:sz="4" w:space="0"/>
+                    <w:right w:val="dashSmallGap" w:color="00000A" w:sz="4" w:space="0"/>
+                  </w:tcBorders>
                   <w:shd w:val="clear" w:color="auto" w:fill="F1F1F1" w:themeFill="background1" w:themeFillShade="F2"/>
                   <w:vAlign w:val="center"/>
                 </w:tcPr>
@@ -7164,6 +6289,12 @@
               <w:tc>
                 <w:tcPr>
                   <w:tcW w:w="925" w:type="dxa"/>
+                  <w:tcBorders>
+                    <w:top w:val="dashSmallGap" w:color="00000A" w:sz="4" w:space="0"/>
+                    <w:left w:val="dashSmallGap" w:color="00000A" w:sz="4" w:space="0"/>
+                    <w:bottom w:val="dashSmallGap" w:color="00000A" w:sz="4" w:space="0"/>
+                    <w:right w:val="dashSmallGap" w:color="00000A" w:sz="4" w:space="0"/>
+                  </w:tcBorders>
                   <w:shd w:val="clear" w:color="auto" w:fill="F1F1F1" w:themeFill="background1" w:themeFillShade="F2"/>
                   <w:vAlign w:val="center"/>
                 </w:tcPr>
@@ -7216,6 +6347,9 @@
                 <w:tcPr>
                   <w:tcW w:w="2019" w:type="dxa"/>
                   <w:tcBorders>
+                    <w:top w:val="dashSmallGap" w:color="00000A" w:sz="4" w:space="0"/>
+                    <w:left w:val="dashSmallGap" w:color="00000A" w:sz="4" w:space="0"/>
+                    <w:bottom w:val="dashSmallGap" w:color="00000A" w:sz="4" w:space="0"/>
                     <w:right w:val="single" w:color="00000A" w:sz="12" w:space="0"/>
                   </w:tcBorders>
                   <w:shd w:val="clear" w:color="auto" w:fill="F1F1F1" w:themeFill="background1" w:themeFillShade="F2"/>
@@ -7265,7 +6399,10 @@
                 <w:tcPr>
                   <w:tcW w:w="1560" w:type="dxa"/>
                   <w:tcBorders>
+                    <w:top w:val="dashSmallGap" w:color="00000A" w:sz="4" w:space="0"/>
                     <w:left w:val="single" w:color="00000A" w:sz="12" w:space="0"/>
+                    <w:bottom w:val="dashSmallGap" w:color="00000A" w:sz="4" w:space="0"/>
+                    <w:right w:val="dashSmallGap" w:color="00000A" w:sz="4" w:space="0"/>
                   </w:tcBorders>
                   <w:shd w:val="clear" w:color="auto" w:fill="FFFFFF" w:themeFill="background1"/>
                   <w:vAlign w:val="center"/>
@@ -7302,6 +6439,12 @@
               <w:tc>
                 <w:tcPr>
                   <w:tcW w:w="1526" w:type="dxa"/>
+                  <w:tcBorders>
+                    <w:top w:val="dashSmallGap" w:color="00000A" w:sz="4" w:space="0"/>
+                    <w:left w:val="dashSmallGap" w:color="00000A" w:sz="4" w:space="0"/>
+                    <w:bottom w:val="dashSmallGap" w:color="00000A" w:sz="4" w:space="0"/>
+                    <w:right w:val="dashSmallGap" w:color="00000A" w:sz="4" w:space="0"/>
+                  </w:tcBorders>
                   <w:shd w:val="clear" w:color="auto" w:fill="FFFFFF" w:themeFill="background1"/>
                   <w:vAlign w:val="center"/>
                 </w:tcPr>
@@ -7332,6 +6475,12 @@
               <w:tc>
                 <w:tcPr>
                   <w:tcW w:w="2014" w:type="dxa"/>
+                  <w:tcBorders>
+                    <w:top w:val="dashSmallGap" w:color="00000A" w:sz="4" w:space="0"/>
+                    <w:left w:val="dashSmallGap" w:color="00000A" w:sz="4" w:space="0"/>
+                    <w:bottom w:val="dashSmallGap" w:color="00000A" w:sz="4" w:space="0"/>
+                    <w:right w:val="dashSmallGap" w:color="00000A" w:sz="4" w:space="0"/>
+                  </w:tcBorders>
                   <w:shd w:val="clear" w:color="auto" w:fill="FFFFFF" w:themeFill="background1"/>
                   <w:vAlign w:val="center"/>
                 </w:tcPr>
@@ -7425,6 +6574,12 @@
               <w:tc>
                 <w:tcPr>
                   <w:tcW w:w="2394" w:type="dxa"/>
+                  <w:tcBorders>
+                    <w:top w:val="dashSmallGap" w:color="00000A" w:sz="4" w:space="0"/>
+                    <w:left w:val="dashSmallGap" w:color="00000A" w:sz="4" w:space="0"/>
+                    <w:bottom w:val="dashSmallGap" w:color="00000A" w:sz="4" w:space="0"/>
+                    <w:right w:val="dashSmallGap" w:color="00000A" w:sz="4" w:space="0"/>
+                  </w:tcBorders>
                   <w:shd w:val="clear" w:color="auto" w:fill="FFFFFF" w:themeFill="background1"/>
                   <w:vAlign w:val="center"/>
                 </w:tcPr>
@@ -7664,6 +6819,12 @@
               <w:tc>
                 <w:tcPr>
                   <w:tcW w:w="925" w:type="dxa"/>
+                  <w:tcBorders>
+                    <w:top w:val="dashSmallGap" w:color="00000A" w:sz="4" w:space="0"/>
+                    <w:left w:val="dashSmallGap" w:color="00000A" w:sz="4" w:space="0"/>
+                    <w:bottom w:val="dashSmallGap" w:color="00000A" w:sz="4" w:space="0"/>
+                    <w:right w:val="dashSmallGap" w:color="00000A" w:sz="4" w:space="0"/>
+                  </w:tcBorders>
                   <w:shd w:val="clear" w:color="auto" w:fill="FFFFFF" w:themeFill="background1"/>
                   <w:vAlign w:val="center"/>
                 </w:tcPr>
@@ -7687,6 +6848,9 @@
                 <w:tcPr>
                   <w:tcW w:w="2019" w:type="dxa"/>
                   <w:tcBorders>
+                    <w:top w:val="dashSmallGap" w:color="00000A" w:sz="4" w:space="0"/>
+                    <w:left w:val="dashSmallGap" w:color="00000A" w:sz="4" w:space="0"/>
+                    <w:bottom w:val="dashSmallGap" w:color="00000A" w:sz="4" w:space="0"/>
                     <w:right w:val="single" w:color="00000A" w:sz="12" w:space="0"/>
                   </w:tcBorders>
                   <w:shd w:val="clear" w:color="auto" w:fill="FFFFFF" w:themeFill="background1"/>
@@ -7757,7 +6921,10 @@
                 <w:tcPr>
                   <w:tcW w:w="1560" w:type="dxa"/>
                   <w:tcBorders>
+                    <w:top w:val="dashSmallGap" w:color="00000A" w:sz="4" w:space="0"/>
                     <w:left w:val="single" w:color="00000A" w:sz="12" w:space="0"/>
+                    <w:bottom w:val="dashSmallGap" w:color="00000A" w:sz="4" w:space="0"/>
+                    <w:right w:val="dashSmallGap" w:color="00000A" w:sz="4" w:space="0"/>
                   </w:tcBorders>
                   <w:shd w:val="clear" w:color="auto" w:fill="FFFFFF" w:themeFill="background1"/>
                   <w:vAlign w:val="center"/>
@@ -7792,6 +6959,9 @@
                   <w:tcW w:w="8878" w:type="dxa"/>
                   <w:gridSpan w:val="5"/>
                   <w:tcBorders>
+                    <w:top w:val="dashSmallGap" w:color="00000A" w:sz="4" w:space="0"/>
+                    <w:left w:val="dashSmallGap" w:color="00000A" w:sz="4" w:space="0"/>
+                    <w:bottom w:val="dashSmallGap" w:color="00000A" w:sz="4" w:space="0"/>
                     <w:right w:val="single" w:color="00000A" w:sz="12" w:space="0"/>
                   </w:tcBorders>
                   <w:shd w:val="clear" w:color="auto" w:fill="FFFFFF" w:themeFill="background1"/>
@@ -8058,6 +7228,14 @@
               </w:tc>
             </w:tr>
             <w:tr>
+              <w:tblPrEx>
+                <w:tblCellMar>
+                  <w:top w:w="0" w:type="dxa"/>
+                  <w:left w:w="15" w:type="dxa"/>
+                  <w:bottom w:w="0" w:type="dxa"/>
+                  <w:right w:w="15" w:type="dxa"/>
+                </w:tblCellMar>
+              </w:tblPrEx>
               <w:trPr>
                 <w:trHeight w:val="678" w:hRule="atLeast"/>
                 <w:jc w:val="center"/>
@@ -8066,7 +7244,10 @@
                 <w:tcPr>
                   <w:tcW w:w="1560" w:type="dxa"/>
                   <w:tcBorders>
+                    <w:top w:val="dashSmallGap" w:color="00000A" w:sz="4" w:space="0"/>
                     <w:left w:val="single" w:color="00000A" w:sz="12" w:space="0"/>
+                    <w:bottom w:val="dashSmallGap" w:color="00000A" w:sz="4" w:space="0"/>
+                    <w:right w:val="dashSmallGap" w:color="00000A" w:sz="4" w:space="0"/>
                   </w:tcBorders>
                   <w:shd w:val="clear" w:color="auto" w:fill="FFFFFF" w:themeFill="background1"/>
                   <w:vAlign w:val="center"/>
@@ -8101,6 +7282,9 @@
                   <w:tcW w:w="8878" w:type="dxa"/>
                   <w:gridSpan w:val="5"/>
                   <w:tcBorders>
+                    <w:top w:val="dashSmallGap" w:color="00000A" w:sz="4" w:space="0"/>
+                    <w:left w:val="dashSmallGap" w:color="00000A" w:sz="4" w:space="0"/>
+                    <w:bottom w:val="dashSmallGap" w:color="00000A" w:sz="4" w:space="0"/>
                     <w:right w:val="single" w:color="00000A" w:sz="12" w:space="0"/>
                   </w:tcBorders>
                   <w:shd w:val="clear" w:color="auto" w:fill="FFFFFF" w:themeFill="background1"/>
@@ -8162,7 +7346,10 @@
                 <w:tcPr>
                   <w:tcW w:w="1560" w:type="dxa"/>
                   <w:tcBorders>
+                    <w:top w:val="dashSmallGap" w:color="00000A" w:sz="4" w:space="0"/>
                     <w:left w:val="single" w:color="00000A" w:sz="12" w:space="0"/>
+                    <w:bottom w:val="dashSmallGap" w:color="00000A" w:sz="4" w:space="0"/>
+                    <w:right w:val="dashSmallGap" w:color="00000A" w:sz="4" w:space="0"/>
                   </w:tcBorders>
                   <w:shd w:val="clear" w:color="auto" w:fill="FFFFFF" w:themeFill="background1"/>
                   <w:vAlign w:val="center"/>
@@ -8196,6 +7383,9 @@
                   <w:tcW w:w="8878" w:type="dxa"/>
                   <w:gridSpan w:val="5"/>
                   <w:tcBorders>
+                    <w:top w:val="dashSmallGap" w:color="00000A" w:sz="4" w:space="0"/>
+                    <w:left w:val="dashSmallGap" w:color="00000A" w:sz="4" w:space="0"/>
+                    <w:bottom w:val="dashSmallGap" w:color="00000A" w:sz="4" w:space="0"/>
                     <w:right w:val="single" w:color="00000A" w:sz="12" w:space="0"/>
                   </w:tcBorders>
                   <w:shd w:val="clear" w:color="auto" w:fill="FFFFFF" w:themeFill="background1"/>
@@ -8275,7 +7465,10 @@
           <w:tcPr>
             <w:tcW w:w="1560" w:type="dxa"/>
             <w:tcBorders>
+              <w:top w:val="dashSmallGap" w:color="00000A" w:sz="4" w:space="0"/>
               <w:left w:val="single" w:color="00000A" w:sz="12" w:space="0"/>
+              <w:bottom w:val="dashSmallGap" w:color="00000A" w:sz="4" w:space="0"/>
+              <w:right w:val="dashSmallGap" w:color="00000A" w:sz="4" w:space="0"/>
             </w:tcBorders>
             <w:shd w:val="clear" w:color="auto" w:fill="F1F1F1" w:themeFill="background1" w:themeFillShade="F2"/>
             <w:vAlign w:val="center"/>
@@ -8309,6 +7502,12 @@
         <w:tc>
           <w:tcPr>
             <w:tcW w:w="1526" w:type="dxa"/>
+            <w:tcBorders>
+              <w:top w:val="dashSmallGap" w:color="00000A" w:sz="4" w:space="0"/>
+              <w:left w:val="dashSmallGap" w:color="00000A" w:sz="4" w:space="0"/>
+              <w:bottom w:val="dashSmallGap" w:color="00000A" w:sz="4" w:space="0"/>
+              <w:right w:val="dashSmallGap" w:color="00000A" w:sz="4" w:space="0"/>
+            </w:tcBorders>
             <w:shd w:val="clear" w:color="auto" w:fill="F1F1F1" w:themeFill="background1" w:themeFillShade="F2"/>
             <w:vAlign w:val="center"/>
           </w:tcPr>
@@ -8340,6 +7539,12 @@
           <w:tcPr>
             <w:tcW w:w="2014" w:type="dxa"/>
             <w:gridSpan w:val="3"/>
+            <w:tcBorders>
+              <w:top w:val="dashSmallGap" w:color="00000A" w:sz="4" w:space="0"/>
+              <w:left w:val="dashSmallGap" w:color="00000A" w:sz="4" w:space="0"/>
+              <w:bottom w:val="dashSmallGap" w:color="00000A" w:sz="4" w:space="0"/>
+              <w:right w:val="dashSmallGap" w:color="00000A" w:sz="4" w:space="0"/>
+            </w:tcBorders>
             <w:shd w:val="clear" w:color="auto" w:fill="F1F1F1" w:themeFill="background1" w:themeFillShade="F2"/>
             <w:vAlign w:val="center"/>
           </w:tcPr>
@@ -8372,6 +7577,12 @@
           <w:tcPr>
             <w:tcW w:w="2171" w:type="dxa"/>
             <w:gridSpan w:val="4"/>
+            <w:tcBorders>
+              <w:top w:val="dashSmallGap" w:color="00000A" w:sz="4" w:space="0"/>
+              <w:left w:val="dashSmallGap" w:color="00000A" w:sz="4" w:space="0"/>
+              <w:bottom w:val="dashSmallGap" w:color="00000A" w:sz="4" w:space="0"/>
+              <w:right w:val="dashSmallGap" w:color="00000A" w:sz="4" w:space="0"/>
+            </w:tcBorders>
             <w:shd w:val="clear" w:color="auto" w:fill="F1F1F1" w:themeFill="background1" w:themeFillShade="F2"/>
             <w:vAlign w:val="center"/>
           </w:tcPr>
@@ -8405,6 +7616,12 @@
           <w:tcPr>
             <w:tcW w:w="1148" w:type="dxa"/>
             <w:gridSpan w:val="2"/>
+            <w:tcBorders>
+              <w:top w:val="dashSmallGap" w:color="00000A" w:sz="4" w:space="0"/>
+              <w:left w:val="dashSmallGap" w:color="00000A" w:sz="4" w:space="0"/>
+              <w:bottom w:val="dashSmallGap" w:color="00000A" w:sz="4" w:space="0"/>
+              <w:right w:val="dashSmallGap" w:color="00000A" w:sz="4" w:space="0"/>
+            </w:tcBorders>
             <w:shd w:val="clear" w:color="auto" w:fill="F1F1F1" w:themeFill="background1" w:themeFillShade="F2"/>
             <w:vAlign w:val="center"/>
           </w:tcPr>
@@ -8457,6 +7674,9 @@
           <w:tcPr>
             <w:tcW w:w="2019" w:type="dxa"/>
             <w:tcBorders>
+              <w:top w:val="dashSmallGap" w:color="00000A" w:sz="4" w:space="0"/>
+              <w:left w:val="dashSmallGap" w:color="00000A" w:sz="4" w:space="0"/>
+              <w:bottom w:val="dashSmallGap" w:color="00000A" w:sz="4" w:space="0"/>
               <w:right w:val="single" w:color="00000A" w:sz="12" w:space="0"/>
             </w:tcBorders>
             <w:shd w:val="clear" w:color="auto" w:fill="F1F1F1" w:themeFill="background1" w:themeFillShade="F2"/>
@@ -8506,7 +7726,10 @@
           <w:tcPr>
             <w:tcW w:w="1560" w:type="dxa"/>
             <w:tcBorders>
+              <w:top w:val="dashSmallGap" w:color="00000A" w:sz="4" w:space="0"/>
               <w:left w:val="single" w:color="00000A" w:sz="12" w:space="0"/>
+              <w:bottom w:val="dashSmallGap" w:color="00000A" w:sz="4" w:space="0"/>
+              <w:right w:val="dashSmallGap" w:color="00000A" w:sz="4" w:space="0"/>
             </w:tcBorders>
             <w:shd w:val="clear" w:color="auto" w:fill="FFFFFF" w:themeFill="background1"/>
             <w:vAlign w:val="center"/>
@@ -8542,6 +7765,12 @@
         <w:tc>
           <w:tcPr>
             <w:tcW w:w="1526" w:type="dxa"/>
+            <w:tcBorders>
+              <w:top w:val="dashSmallGap" w:color="00000A" w:sz="4" w:space="0"/>
+              <w:left w:val="dashSmallGap" w:color="00000A" w:sz="4" w:space="0"/>
+              <w:bottom w:val="dashSmallGap" w:color="00000A" w:sz="4" w:space="0"/>
+              <w:right w:val="dashSmallGap" w:color="00000A" w:sz="4" w:space="0"/>
+            </w:tcBorders>
             <w:shd w:val="clear" w:color="auto" w:fill="FFFFFF" w:themeFill="background1"/>
             <w:vAlign w:val="center"/>
           </w:tcPr>
@@ -8582,6 +7811,12 @@
           <w:tcPr>
             <w:tcW w:w="2014" w:type="dxa"/>
             <w:gridSpan w:val="3"/>
+            <w:tcBorders>
+              <w:top w:val="dashSmallGap" w:color="00000A" w:sz="4" w:space="0"/>
+              <w:left w:val="dashSmallGap" w:color="00000A" w:sz="4" w:space="0"/>
+              <w:bottom w:val="dashSmallGap" w:color="00000A" w:sz="4" w:space="0"/>
+              <w:right w:val="dashSmallGap" w:color="00000A" w:sz="4" w:space="0"/>
+            </w:tcBorders>
             <w:shd w:val="clear" w:color="auto" w:fill="FFFFFF" w:themeFill="background1"/>
             <w:vAlign w:val="center"/>
           </w:tcPr>
@@ -8632,6 +7867,12 @@
           <w:tcPr>
             <w:tcW w:w="2171" w:type="dxa"/>
             <w:gridSpan w:val="4"/>
+            <w:tcBorders>
+              <w:top w:val="dashSmallGap" w:color="00000A" w:sz="4" w:space="0"/>
+              <w:left w:val="dashSmallGap" w:color="00000A" w:sz="4" w:space="0"/>
+              <w:bottom w:val="dashSmallGap" w:color="00000A" w:sz="4" w:space="0"/>
+              <w:right w:val="dashSmallGap" w:color="00000A" w:sz="4" w:space="0"/>
+            </w:tcBorders>
             <w:shd w:val="clear" w:color="auto" w:fill="FFFFFF" w:themeFill="background1"/>
             <w:vAlign w:val="center"/>
           </w:tcPr>
@@ -8772,6 +8013,12 @@
           <w:tcPr>
             <w:tcW w:w="1148" w:type="dxa"/>
             <w:gridSpan w:val="2"/>
+            <w:tcBorders>
+              <w:top w:val="dashSmallGap" w:color="00000A" w:sz="4" w:space="0"/>
+              <w:left w:val="dashSmallGap" w:color="00000A" w:sz="4" w:space="0"/>
+              <w:bottom w:val="dashSmallGap" w:color="00000A" w:sz="4" w:space="0"/>
+              <w:right w:val="dashSmallGap" w:color="00000A" w:sz="4" w:space="0"/>
+            </w:tcBorders>
             <w:shd w:val="clear" w:color="auto" w:fill="FFFFFF" w:themeFill="background1"/>
             <w:vAlign w:val="center"/>
           </w:tcPr>
@@ -8795,6 +8042,9 @@
           <w:tcPr>
             <w:tcW w:w="2019" w:type="dxa"/>
             <w:tcBorders>
+              <w:top w:val="dashSmallGap" w:color="00000A" w:sz="4" w:space="0"/>
+              <w:left w:val="dashSmallGap" w:color="00000A" w:sz="4" w:space="0"/>
+              <w:bottom w:val="dashSmallGap" w:color="00000A" w:sz="4" w:space="0"/>
               <w:right w:val="single" w:color="00000A" w:sz="12" w:space="0"/>
             </w:tcBorders>
             <w:shd w:val="clear" w:color="auto" w:fill="FFFFFF" w:themeFill="background1"/>
@@ -8874,7 +8124,10 @@
           <w:tcPr>
             <w:tcW w:w="1560" w:type="dxa"/>
             <w:tcBorders>
+              <w:top w:val="dashSmallGap" w:color="00000A" w:sz="4" w:space="0"/>
               <w:left w:val="single" w:color="00000A" w:sz="12" w:space="0"/>
+              <w:bottom w:val="dashSmallGap" w:color="00000A" w:sz="4" w:space="0"/>
+              <w:right w:val="dashSmallGap" w:color="00000A" w:sz="4" w:space="0"/>
             </w:tcBorders>
             <w:shd w:val="clear" w:color="auto" w:fill="FFFFFF" w:themeFill="background1"/>
             <w:vAlign w:val="center"/>
@@ -8909,6 +8162,9 @@
             <w:tcW w:w="8878" w:type="dxa"/>
             <w:gridSpan w:val="11"/>
             <w:tcBorders>
+              <w:top w:val="dashSmallGap" w:color="00000A" w:sz="4" w:space="0"/>
+              <w:left w:val="dashSmallGap" w:color="00000A" w:sz="4" w:space="0"/>
+              <w:bottom w:val="dashSmallGap" w:color="00000A" w:sz="4" w:space="0"/>
               <w:right w:val="single" w:color="00000A" w:sz="12" w:space="0"/>
             </w:tcBorders>
             <w:shd w:val="clear" w:color="auto" w:fill="FFFFFF" w:themeFill="background1"/>
@@ -9052,7 +8308,10 @@
           <w:tcPr>
             <w:tcW w:w="1560" w:type="dxa"/>
             <w:tcBorders>
+              <w:top w:val="dashSmallGap" w:color="00000A" w:sz="4" w:space="0"/>
               <w:left w:val="single" w:color="00000A" w:sz="12" w:space="0"/>
+              <w:bottom w:val="dashSmallGap" w:color="00000A" w:sz="4" w:space="0"/>
+              <w:right w:val="dashSmallGap" w:color="00000A" w:sz="4" w:space="0"/>
             </w:tcBorders>
             <w:shd w:val="clear" w:color="auto" w:fill="FFFFFF" w:themeFill="background1"/>
             <w:vAlign w:val="center"/>
@@ -9087,6 +8346,9 @@
             <w:tcW w:w="8878" w:type="dxa"/>
             <w:gridSpan w:val="11"/>
             <w:tcBorders>
+              <w:top w:val="dashSmallGap" w:color="00000A" w:sz="4" w:space="0"/>
+              <w:left w:val="dashSmallGap" w:color="00000A" w:sz="4" w:space="0"/>
+              <w:bottom w:val="dashSmallGap" w:color="00000A" w:sz="4" w:space="0"/>
               <w:right w:val="single" w:color="00000A" w:sz="12" w:space="0"/>
             </w:tcBorders>
             <w:shd w:val="clear" w:color="auto" w:fill="FFFFFF" w:themeFill="background1"/>
@@ -9141,7 +8403,10 @@
           <w:tcPr>
             <w:tcW w:w="1560" w:type="dxa"/>
             <w:tcBorders>
+              <w:top w:val="dashSmallGap" w:color="00000A" w:sz="4" w:space="0"/>
               <w:left w:val="single" w:color="00000A" w:sz="12" w:space="0"/>
+              <w:bottom w:val="dashSmallGap" w:color="00000A" w:sz="4" w:space="0"/>
+              <w:right w:val="dashSmallGap" w:color="00000A" w:sz="4" w:space="0"/>
             </w:tcBorders>
             <w:shd w:val="clear" w:color="auto" w:fill="FFFFFF" w:themeFill="background1"/>
             <w:vAlign w:val="center"/>
@@ -9175,6 +8440,9 @@
             <w:tcW w:w="8878" w:type="dxa"/>
             <w:gridSpan w:val="11"/>
             <w:tcBorders>
+              <w:top w:val="dashSmallGap" w:color="00000A" w:sz="4" w:space="0"/>
+              <w:left w:val="dashSmallGap" w:color="00000A" w:sz="4" w:space="0"/>
+              <w:bottom w:val="dashSmallGap" w:color="00000A" w:sz="4" w:space="0"/>
               <w:right w:val="single" w:color="00000A" w:sz="12" w:space="0"/>
             </w:tcBorders>
             <w:shd w:val="clear" w:color="auto" w:fill="FFFFFF" w:themeFill="background1"/>
@@ -9220,7 +8488,10 @@
           <w:tcPr>
             <w:tcW w:w="1560" w:type="dxa"/>
             <w:tcBorders>
+              <w:top w:val="dashSmallGap" w:color="00000A" w:sz="4" w:space="0"/>
               <w:left w:val="single" w:color="00000A" w:sz="12" w:space="0"/>
+              <w:bottom w:val="dashSmallGap" w:color="00000A" w:sz="4" w:space="0"/>
+              <w:right w:val="dashSmallGap" w:color="00000A" w:sz="4" w:space="0"/>
             </w:tcBorders>
             <w:shd w:val="clear" w:color="auto" w:fill="FFFFFF" w:themeFill="background1"/>
             <w:vAlign w:val="center"/>
@@ -9250,6 +8521,12 @@
         <w:tc>
           <w:tcPr>
             <w:tcW w:w="1526" w:type="dxa"/>
+            <w:tcBorders>
+              <w:top w:val="dashSmallGap" w:color="00000A" w:sz="4" w:space="0"/>
+              <w:left w:val="dashSmallGap" w:color="00000A" w:sz="4" w:space="0"/>
+              <w:bottom w:val="dashSmallGap" w:color="00000A" w:sz="4" w:space="0"/>
+              <w:right w:val="dashSmallGap" w:color="00000A" w:sz="4" w:space="0"/>
+            </w:tcBorders>
             <w:shd w:val="clear" w:color="auto" w:fill="FFFFFF" w:themeFill="background1"/>
             <w:vAlign w:val="center"/>
           </w:tcPr>
@@ -9276,6 +8553,12 @@
           <w:tcPr>
             <w:tcW w:w="2014" w:type="dxa"/>
             <w:gridSpan w:val="3"/>
+            <w:tcBorders>
+              <w:top w:val="dashSmallGap" w:color="00000A" w:sz="4" w:space="0"/>
+              <w:left w:val="dashSmallGap" w:color="00000A" w:sz="4" w:space="0"/>
+              <w:bottom w:val="dashSmallGap" w:color="00000A" w:sz="4" w:space="0"/>
+              <w:right w:val="dashSmallGap" w:color="00000A" w:sz="4" w:space="0"/>
+            </w:tcBorders>
             <w:shd w:val="clear" w:color="auto" w:fill="FFFFFF" w:themeFill="background1"/>
             <w:vAlign w:val="center"/>
           </w:tcPr>
@@ -9304,6 +8587,12 @@
           <w:tcPr>
             <w:tcW w:w="2171" w:type="dxa"/>
             <w:gridSpan w:val="4"/>
+            <w:tcBorders>
+              <w:top w:val="dashSmallGap" w:color="00000A" w:sz="4" w:space="0"/>
+              <w:left w:val="dashSmallGap" w:color="00000A" w:sz="4" w:space="0"/>
+              <w:bottom w:val="dashSmallGap" w:color="00000A" w:sz="4" w:space="0"/>
+              <w:right w:val="dashSmallGap" w:color="00000A" w:sz="4" w:space="0"/>
+            </w:tcBorders>
             <w:shd w:val="clear" w:color="auto" w:fill="FFFFFF" w:themeFill="background1"/>
             <w:vAlign w:val="center"/>
           </w:tcPr>
@@ -9334,6 +8623,12 @@
           <w:tcPr>
             <w:tcW w:w="1148" w:type="dxa"/>
             <w:gridSpan w:val="2"/>
+            <w:tcBorders>
+              <w:top w:val="dashSmallGap" w:color="00000A" w:sz="4" w:space="0"/>
+              <w:left w:val="dashSmallGap" w:color="00000A" w:sz="4" w:space="0"/>
+              <w:bottom w:val="dashSmallGap" w:color="00000A" w:sz="4" w:space="0"/>
+              <w:right w:val="dashSmallGap" w:color="00000A" w:sz="4" w:space="0"/>
+            </w:tcBorders>
             <w:shd w:val="clear" w:color="auto" w:fill="FFFFFF" w:themeFill="background1"/>
             <w:vAlign w:val="center"/>
           </w:tcPr>
@@ -9382,6 +8677,9 @@
           <w:tcPr>
             <w:tcW w:w="2019" w:type="dxa"/>
             <w:tcBorders>
+              <w:top w:val="dashSmallGap" w:color="00000A" w:sz="4" w:space="0"/>
+              <w:left w:val="dashSmallGap" w:color="00000A" w:sz="4" w:space="0"/>
+              <w:bottom w:val="dashSmallGap" w:color="00000A" w:sz="4" w:space="0"/>
               <w:right w:val="single" w:color="00000A" w:sz="12" w:space="0"/>
             </w:tcBorders>
             <w:shd w:val="clear" w:color="auto" w:fill="FFFFFF" w:themeFill="background1"/>
@@ -9428,7 +8726,10 @@
           <w:tcPr>
             <w:tcW w:w="1560" w:type="dxa"/>
             <w:tcBorders>
+              <w:top w:val="dashSmallGap" w:color="00000A" w:sz="4" w:space="0"/>
               <w:left w:val="single" w:color="00000A" w:sz="12" w:space="0"/>
+              <w:bottom w:val="dashSmallGap" w:color="00000A" w:sz="4" w:space="0"/>
+              <w:right w:val="dashSmallGap" w:color="00000A" w:sz="4" w:space="0"/>
             </w:tcBorders>
             <w:shd w:val="clear" w:color="auto" w:fill="FFFFFF" w:themeFill="background1"/>
             <w:vAlign w:val="center"/>
@@ -9458,6 +8759,12 @@
         <w:tc>
           <w:tcPr>
             <w:tcW w:w="1526" w:type="dxa"/>
+            <w:tcBorders>
+              <w:top w:val="dashSmallGap" w:color="00000A" w:sz="4" w:space="0"/>
+              <w:left w:val="dashSmallGap" w:color="00000A" w:sz="4" w:space="0"/>
+              <w:bottom w:val="dashSmallGap" w:color="00000A" w:sz="4" w:space="0"/>
+              <w:right w:val="dashSmallGap" w:color="00000A" w:sz="4" w:space="0"/>
+            </w:tcBorders>
             <w:shd w:val="clear" w:color="auto" w:fill="FFFFFF" w:themeFill="background1"/>
             <w:vAlign w:val="center"/>
           </w:tcPr>
@@ -9483,6 +8790,12 @@
           <w:tcPr>
             <w:tcW w:w="2014" w:type="dxa"/>
             <w:gridSpan w:val="3"/>
+            <w:tcBorders>
+              <w:top w:val="dashSmallGap" w:color="00000A" w:sz="4" w:space="0"/>
+              <w:left w:val="dashSmallGap" w:color="00000A" w:sz="4" w:space="0"/>
+              <w:bottom w:val="dashSmallGap" w:color="00000A" w:sz="4" w:space="0"/>
+              <w:right w:val="dashSmallGap" w:color="00000A" w:sz="4" w:space="0"/>
+            </w:tcBorders>
             <w:shd w:val="clear" w:color="auto" w:fill="FFFFFF" w:themeFill="background1"/>
             <w:vAlign w:val="center"/>
           </w:tcPr>
@@ -9509,6 +8822,12 @@
           <w:tcPr>
             <w:tcW w:w="2171" w:type="dxa"/>
             <w:gridSpan w:val="4"/>
+            <w:tcBorders>
+              <w:top w:val="dashSmallGap" w:color="00000A" w:sz="4" w:space="0"/>
+              <w:left w:val="dashSmallGap" w:color="00000A" w:sz="4" w:space="0"/>
+              <w:bottom w:val="dashSmallGap" w:color="00000A" w:sz="4" w:space="0"/>
+              <w:right w:val="dashSmallGap" w:color="00000A" w:sz="4" w:space="0"/>
+            </w:tcBorders>
             <w:shd w:val="clear" w:color="auto" w:fill="FFFFFF" w:themeFill="background1"/>
             <w:vAlign w:val="center"/>
           </w:tcPr>
@@ -9554,6 +8873,12 @@
           <w:tcPr>
             <w:tcW w:w="1148" w:type="dxa"/>
             <w:gridSpan w:val="2"/>
+            <w:tcBorders>
+              <w:top w:val="dashSmallGap" w:color="00000A" w:sz="4" w:space="0"/>
+              <w:left w:val="dashSmallGap" w:color="00000A" w:sz="4" w:space="0"/>
+              <w:bottom w:val="dashSmallGap" w:color="00000A" w:sz="4" w:space="0"/>
+              <w:right w:val="dashSmallGap" w:color="00000A" w:sz="4" w:space="0"/>
+            </w:tcBorders>
             <w:shd w:val="clear" w:color="auto" w:fill="FFFFFF" w:themeFill="background1"/>
             <w:vAlign w:val="center"/>
           </w:tcPr>
@@ -9573,6 +8898,9 @@
           <w:tcPr>
             <w:tcW w:w="2019" w:type="dxa"/>
             <w:tcBorders>
+              <w:top w:val="dashSmallGap" w:color="00000A" w:sz="4" w:space="0"/>
+              <w:left w:val="dashSmallGap" w:color="00000A" w:sz="4" w:space="0"/>
+              <w:bottom w:val="dashSmallGap" w:color="00000A" w:sz="4" w:space="0"/>
               <w:right w:val="single" w:color="00000A" w:sz="12" w:space="0"/>
             </w:tcBorders>
             <w:shd w:val="clear" w:color="auto" w:fill="FFFFFF" w:themeFill="background1"/>
@@ -9627,7 +8955,10 @@
           <w:tcPr>
             <w:tcW w:w="1560" w:type="dxa"/>
             <w:tcBorders>
+              <w:top w:val="dashSmallGap" w:color="00000A" w:sz="4" w:space="0"/>
               <w:left w:val="single" w:color="00000A" w:sz="12" w:space="0"/>
+              <w:bottom w:val="dashSmallGap" w:color="00000A" w:sz="4" w:space="0"/>
+              <w:right w:val="dashSmallGap" w:color="00000A" w:sz="4" w:space="0"/>
             </w:tcBorders>
             <w:shd w:val="clear" w:color="auto" w:fill="FFFFFF" w:themeFill="background1"/>
             <w:vAlign w:val="center"/>
@@ -9683,6 +9014,9 @@
             <w:tcW w:w="8878" w:type="dxa"/>
             <w:gridSpan w:val="11"/>
             <w:tcBorders>
+              <w:top w:val="dashSmallGap" w:color="00000A" w:sz="4" w:space="0"/>
+              <w:left w:val="dashSmallGap" w:color="00000A" w:sz="4" w:space="0"/>
+              <w:bottom w:val="dashSmallGap" w:color="00000A" w:sz="4" w:space="0"/>
               <w:right w:val="single" w:color="00000A" w:sz="12" w:space="0"/>
             </w:tcBorders>
             <w:shd w:val="clear" w:color="auto" w:fill="FFFFFF" w:themeFill="background1"/>
@@ -9726,7 +9060,10 @@
           <w:tcPr>
             <w:tcW w:w="1560" w:type="dxa"/>
             <w:tcBorders>
+              <w:top w:val="dashSmallGap" w:color="00000A" w:sz="4" w:space="0"/>
               <w:left w:val="single" w:color="00000A" w:sz="12" w:space="0"/>
+              <w:bottom w:val="dashSmallGap" w:color="00000A" w:sz="4" w:space="0"/>
+              <w:right w:val="dashSmallGap" w:color="00000A" w:sz="4" w:space="0"/>
             </w:tcBorders>
             <w:shd w:val="clear" w:color="auto" w:fill="FFFFFF" w:themeFill="background1"/>
             <w:vAlign w:val="center"/>
@@ -9758,6 +9095,9 @@
             <w:tcW w:w="8878" w:type="dxa"/>
             <w:gridSpan w:val="11"/>
             <w:tcBorders>
+              <w:top w:val="dashSmallGap" w:color="00000A" w:sz="4" w:space="0"/>
+              <w:left w:val="dashSmallGap" w:color="00000A" w:sz="4" w:space="0"/>
+              <w:bottom w:val="dashSmallGap" w:color="00000A" w:sz="4" w:space="0"/>
               <w:right w:val="single" w:color="00000A" w:sz="12" w:space="0"/>
             </w:tcBorders>
             <w:shd w:val="clear" w:color="auto" w:fill="FFFFFF" w:themeFill="background1"/>
@@ -9801,7 +9141,10 @@
           <w:tcPr>
             <w:tcW w:w="1560" w:type="dxa"/>
             <w:tcBorders>
+              <w:top w:val="dashSmallGap" w:color="00000A" w:sz="4" w:space="0"/>
               <w:left w:val="single" w:color="00000A" w:sz="12" w:space="0"/>
+              <w:bottom w:val="dashSmallGap" w:color="00000A" w:sz="4" w:space="0"/>
+              <w:right w:val="dashSmallGap" w:color="00000A" w:sz="4" w:space="0"/>
             </w:tcBorders>
             <w:shd w:val="clear" w:color="auto" w:fill="FFFFFF" w:themeFill="background1"/>
             <w:vAlign w:val="center"/>
@@ -9833,6 +9176,9 @@
             <w:tcW w:w="8878" w:type="dxa"/>
             <w:gridSpan w:val="11"/>
             <w:tcBorders>
+              <w:top w:val="dashSmallGap" w:color="00000A" w:sz="4" w:space="0"/>
+              <w:left w:val="dashSmallGap" w:color="00000A" w:sz="4" w:space="0"/>
+              <w:bottom w:val="dashSmallGap" w:color="00000A" w:sz="4" w:space="0"/>
               <w:right w:val="single" w:color="00000A" w:sz="12" w:space="0"/>
             </w:tcBorders>
             <w:shd w:val="clear" w:color="auto" w:fill="FFFFFF" w:themeFill="background1"/>
@@ -9876,7 +9222,10 @@
           <w:tcPr>
             <w:tcW w:w="1560" w:type="dxa"/>
             <w:tcBorders>
+              <w:top w:val="dashSmallGap" w:color="00000A" w:sz="4" w:space="0"/>
               <w:left w:val="single" w:color="00000A" w:sz="12" w:space="0"/>
+              <w:bottom w:val="dashSmallGap" w:color="00000A" w:sz="4" w:space="0"/>
+              <w:right w:val="dashSmallGap" w:color="00000A" w:sz="4" w:space="0"/>
             </w:tcBorders>
             <w:shd w:val="clear" w:color="auto" w:fill="FFFFFF"/>
             <w:vAlign w:val="center"/>
@@ -9908,6 +9257,12 @@
         <w:tc>
           <w:tcPr>
             <w:tcW w:w="1526" w:type="dxa"/>
+            <w:tcBorders>
+              <w:top w:val="dashSmallGap" w:color="00000A" w:sz="4" w:space="0"/>
+              <w:left w:val="dashSmallGap" w:color="00000A" w:sz="4" w:space="0"/>
+              <w:bottom w:val="dashSmallGap" w:color="00000A" w:sz="4" w:space="0"/>
+              <w:right w:val="dashSmallGap" w:color="00000A" w:sz="4" w:space="0"/>
+            </w:tcBorders>
             <w:shd w:val="clear" w:color="auto" w:fill="FFFFFF"/>
             <w:vAlign w:val="center"/>
           </w:tcPr>
@@ -9932,6 +9287,12 @@
           <w:tcPr>
             <w:tcW w:w="2014" w:type="dxa"/>
             <w:gridSpan w:val="3"/>
+            <w:tcBorders>
+              <w:top w:val="dashSmallGap" w:color="00000A" w:sz="4" w:space="0"/>
+              <w:left w:val="dashSmallGap" w:color="00000A" w:sz="4" w:space="0"/>
+              <w:bottom w:val="dashSmallGap" w:color="00000A" w:sz="4" w:space="0"/>
+              <w:right w:val="dashSmallGap" w:color="00000A" w:sz="4" w:space="0"/>
+            </w:tcBorders>
             <w:shd w:val="clear" w:color="auto" w:fill="FFFFFF"/>
             <w:vAlign w:val="center"/>
           </w:tcPr>
@@ -9974,6 +9335,12 @@
           <w:tcPr>
             <w:tcW w:w="2171" w:type="dxa"/>
             <w:gridSpan w:val="4"/>
+            <w:tcBorders>
+              <w:top w:val="dashSmallGap" w:color="00000A" w:sz="4" w:space="0"/>
+              <w:left w:val="dashSmallGap" w:color="00000A" w:sz="4" w:space="0"/>
+              <w:bottom w:val="dashSmallGap" w:color="00000A" w:sz="4" w:space="0"/>
+              <w:right w:val="dashSmallGap" w:color="00000A" w:sz="4" w:space="0"/>
+            </w:tcBorders>
             <w:shd w:val="clear" w:color="auto" w:fill="FFFFFF"/>
             <w:vAlign w:val="center"/>
           </w:tcPr>
@@ -10026,6 +9393,12 @@
           <w:tcPr>
             <w:tcW w:w="1148" w:type="dxa"/>
             <w:gridSpan w:val="2"/>
+            <w:tcBorders>
+              <w:top w:val="dashSmallGap" w:color="00000A" w:sz="4" w:space="0"/>
+              <w:left w:val="dashSmallGap" w:color="00000A" w:sz="4" w:space="0"/>
+              <w:bottom w:val="dashSmallGap" w:color="00000A" w:sz="4" w:space="0"/>
+              <w:right w:val="dashSmallGap" w:color="00000A" w:sz="4" w:space="0"/>
+            </w:tcBorders>
             <w:shd w:val="clear" w:color="auto" w:fill="FFFFFF"/>
             <w:vAlign w:val="center"/>
           </w:tcPr>
@@ -10042,6 +9415,9 @@
           <w:tcPr>
             <w:tcW w:w="2019" w:type="dxa"/>
             <w:tcBorders>
+              <w:top w:val="dashSmallGap" w:color="00000A" w:sz="4" w:space="0"/>
+              <w:left w:val="dashSmallGap" w:color="00000A" w:sz="4" w:space="0"/>
+              <w:bottom w:val="dashSmallGap" w:color="00000A" w:sz="4" w:space="0"/>
               <w:right w:val="single" w:color="00000A" w:sz="12" w:space="0"/>
             </w:tcBorders>
             <w:shd w:val="clear" w:color="auto" w:fill="FFFFFF"/>
@@ -10096,7 +9472,10 @@
           <w:tcPr>
             <w:tcW w:w="1560" w:type="dxa"/>
             <w:tcBorders>
+              <w:top w:val="dashSmallGap" w:color="00000A" w:sz="4" w:space="0"/>
               <w:left w:val="single" w:color="00000A" w:sz="12" w:space="0"/>
+              <w:bottom w:val="dashSmallGap" w:color="00000A" w:sz="4" w:space="0"/>
+              <w:right w:val="dashSmallGap" w:color="00000A" w:sz="4" w:space="0"/>
             </w:tcBorders>
             <w:shd w:val="clear" w:color="auto" w:fill="F2F2F2"/>
             <w:vAlign w:val="center"/>
@@ -10127,6 +9506,9 @@
             <w:tcW w:w="8878" w:type="dxa"/>
             <w:gridSpan w:val="11"/>
             <w:tcBorders>
+              <w:top w:val="dashSmallGap" w:color="00000A" w:sz="4" w:space="0"/>
+              <w:left w:val="dashSmallGap" w:color="00000A" w:sz="4" w:space="0"/>
+              <w:bottom w:val="dashSmallGap" w:color="00000A" w:sz="4" w:space="0"/>
               <w:right w:val="single" w:color="00000A" w:sz="12" w:space="0"/>
             </w:tcBorders>
             <w:shd w:val="clear" w:color="auto" w:fill="FFFFFF"/>
@@ -10168,7 +9550,10 @@
           <w:tcPr>
             <w:tcW w:w="1560" w:type="dxa"/>
             <w:tcBorders>
+              <w:top w:val="dashSmallGap" w:color="00000A" w:sz="4" w:space="0"/>
               <w:left w:val="single" w:color="00000A" w:sz="12" w:space="0"/>
+              <w:bottom w:val="dashSmallGap" w:color="00000A" w:sz="4" w:space="0"/>
+              <w:right w:val="dashSmallGap" w:color="00000A" w:sz="4" w:space="0"/>
             </w:tcBorders>
             <w:shd w:val="clear" w:color="auto" w:fill="F2F2F2"/>
             <w:vAlign w:val="center"/>
@@ -10199,6 +9584,9 @@
             <w:tcW w:w="8878" w:type="dxa"/>
             <w:gridSpan w:val="11"/>
             <w:tcBorders>
+              <w:top w:val="dashSmallGap" w:color="00000A" w:sz="4" w:space="0"/>
+              <w:left w:val="dashSmallGap" w:color="00000A" w:sz="4" w:space="0"/>
+              <w:bottom w:val="dashSmallGap" w:color="00000A" w:sz="4" w:space="0"/>
               <w:right w:val="single" w:color="00000A" w:sz="12" w:space="0"/>
             </w:tcBorders>
             <w:shd w:val="clear" w:color="auto" w:fill="FFFFFF"/>
@@ -10240,7 +9628,10 @@
           <w:tcPr>
             <w:tcW w:w="1560" w:type="dxa"/>
             <w:tcBorders>
+              <w:top w:val="dashSmallGap" w:color="00000A" w:sz="4" w:space="0"/>
               <w:left w:val="single" w:color="00000A" w:sz="12" w:space="0"/>
+              <w:bottom w:val="dashSmallGap" w:color="00000A" w:sz="4" w:space="0"/>
+              <w:right w:val="dashSmallGap" w:color="00000A" w:sz="4" w:space="0"/>
             </w:tcBorders>
             <w:shd w:val="clear" w:color="auto" w:fill="F2F2F2"/>
             <w:vAlign w:val="center"/>
@@ -10269,6 +9660,9 @@
             <w:tcW w:w="8878" w:type="dxa"/>
             <w:gridSpan w:val="11"/>
             <w:tcBorders>
+              <w:top w:val="dashSmallGap" w:color="00000A" w:sz="4" w:space="0"/>
+              <w:left w:val="dashSmallGap" w:color="00000A" w:sz="4" w:space="0"/>
+              <w:bottom w:val="dashSmallGap" w:color="00000A" w:sz="4" w:space="0"/>
               <w:right w:val="single" w:color="00000A" w:sz="12" w:space="0"/>
             </w:tcBorders>
             <w:shd w:val="clear" w:color="auto" w:fill="FFFFFF"/>
@@ -10307,7 +9701,10 @@
           <w:tcPr>
             <w:tcW w:w="1560" w:type="dxa"/>
             <w:tcBorders>
+              <w:top w:val="dashSmallGap" w:color="00000A" w:sz="4" w:space="0"/>
               <w:left w:val="single" w:color="00000A" w:sz="12" w:space="0"/>
+              <w:bottom w:val="dashSmallGap" w:color="00000A" w:sz="4" w:space="0"/>
+              <w:right w:val="dashSmallGap" w:color="00000A" w:sz="4" w:space="0"/>
             </w:tcBorders>
             <w:shd w:val="clear" w:color="auto" w:fill="F2F2F2"/>
             <w:vAlign w:val="center"/>
@@ -10337,6 +9734,12 @@
         <w:tc>
           <w:tcPr>
             <w:tcW w:w="1526" w:type="dxa"/>
+            <w:tcBorders>
+              <w:top w:val="dashSmallGap" w:color="00000A" w:sz="4" w:space="0"/>
+              <w:left w:val="dashSmallGap" w:color="00000A" w:sz="4" w:space="0"/>
+              <w:bottom w:val="dashSmallGap" w:color="00000A" w:sz="4" w:space="0"/>
+              <w:right w:val="dashSmallGap" w:color="00000A" w:sz="4" w:space="0"/>
+            </w:tcBorders>
             <w:shd w:val="clear" w:color="auto" w:fill="F2F2F2"/>
             <w:vAlign w:val="center"/>
           </w:tcPr>
@@ -10364,6 +9767,12 @@
           <w:tcPr>
             <w:tcW w:w="2014" w:type="dxa"/>
             <w:gridSpan w:val="3"/>
+            <w:tcBorders>
+              <w:top w:val="dashSmallGap" w:color="00000A" w:sz="4" w:space="0"/>
+              <w:left w:val="dashSmallGap" w:color="00000A" w:sz="4" w:space="0"/>
+              <w:bottom w:val="dashSmallGap" w:color="00000A" w:sz="4" w:space="0"/>
+              <w:right w:val="dashSmallGap" w:color="00000A" w:sz="4" w:space="0"/>
+            </w:tcBorders>
             <w:shd w:val="clear" w:color="auto" w:fill="F2F2F2"/>
             <w:vAlign w:val="center"/>
           </w:tcPr>
@@ -10392,6 +9801,12 @@
           <w:tcPr>
             <w:tcW w:w="2171" w:type="dxa"/>
             <w:gridSpan w:val="4"/>
+            <w:tcBorders>
+              <w:top w:val="dashSmallGap" w:color="00000A" w:sz="4" w:space="0"/>
+              <w:left w:val="dashSmallGap" w:color="00000A" w:sz="4" w:space="0"/>
+              <w:bottom w:val="dashSmallGap" w:color="00000A" w:sz="4" w:space="0"/>
+              <w:right w:val="dashSmallGap" w:color="00000A" w:sz="4" w:space="0"/>
+            </w:tcBorders>
             <w:shd w:val="clear" w:color="auto" w:fill="F2F2F2"/>
             <w:vAlign w:val="center"/>
           </w:tcPr>
@@ -10422,6 +9837,12 @@
           <w:tcPr>
             <w:tcW w:w="1148" w:type="dxa"/>
             <w:gridSpan w:val="2"/>
+            <w:tcBorders>
+              <w:top w:val="dashSmallGap" w:color="00000A" w:sz="4" w:space="0"/>
+              <w:left w:val="dashSmallGap" w:color="00000A" w:sz="4" w:space="0"/>
+              <w:bottom w:val="dashSmallGap" w:color="00000A" w:sz="4" w:space="0"/>
+              <w:right w:val="dashSmallGap" w:color="00000A" w:sz="4" w:space="0"/>
+            </w:tcBorders>
             <w:shd w:val="clear" w:color="auto" w:fill="F2F2F2"/>
             <w:vAlign w:val="center"/>
           </w:tcPr>
@@ -10470,6 +9891,9 @@
           <w:tcPr>
             <w:tcW w:w="2019" w:type="dxa"/>
             <w:tcBorders>
+              <w:top w:val="dashSmallGap" w:color="00000A" w:sz="4" w:space="0"/>
+              <w:left w:val="dashSmallGap" w:color="00000A" w:sz="4" w:space="0"/>
+              <w:bottom w:val="dashSmallGap" w:color="00000A" w:sz="4" w:space="0"/>
               <w:right w:val="single" w:color="00000A" w:sz="12" w:space="0"/>
             </w:tcBorders>
             <w:shd w:val="clear" w:color="auto" w:fill="F2F2F2"/>
@@ -10516,7 +9940,10 @@
           <w:tcPr>
             <w:tcW w:w="1560" w:type="dxa"/>
             <w:tcBorders>
+              <w:top w:val="dashSmallGap" w:color="00000A" w:sz="4" w:space="0"/>
               <w:left w:val="single" w:color="00000A" w:sz="12" w:space="0"/>
+              <w:bottom w:val="dashSmallGap" w:color="00000A" w:sz="4" w:space="0"/>
+              <w:right w:val="dashSmallGap" w:color="00000A" w:sz="4" w:space="0"/>
             </w:tcBorders>
             <w:shd w:val="clear" w:color="auto" w:fill="FFFFFF"/>
             <w:vAlign w:val="center"/>
@@ -10548,6 +9975,12 @@
         <w:tc>
           <w:tcPr>
             <w:tcW w:w="1526" w:type="dxa"/>
+            <w:tcBorders>
+              <w:top w:val="dashSmallGap" w:color="00000A" w:sz="4" w:space="0"/>
+              <w:left w:val="dashSmallGap" w:color="00000A" w:sz="4" w:space="0"/>
+              <w:bottom w:val="dashSmallGap" w:color="00000A" w:sz="4" w:space="0"/>
+              <w:right w:val="dashSmallGap" w:color="00000A" w:sz="4" w:space="0"/>
+            </w:tcBorders>
             <w:shd w:val="clear" w:color="auto" w:fill="FFFFFF"/>
             <w:vAlign w:val="center"/>
           </w:tcPr>
@@ -10588,6 +10021,12 @@
           <w:tcPr>
             <w:tcW w:w="2014" w:type="dxa"/>
             <w:gridSpan w:val="3"/>
+            <w:tcBorders>
+              <w:top w:val="dashSmallGap" w:color="00000A" w:sz="4" w:space="0"/>
+              <w:left w:val="dashSmallGap" w:color="00000A" w:sz="4" w:space="0"/>
+              <w:bottom w:val="dashSmallGap" w:color="00000A" w:sz="4" w:space="0"/>
+              <w:right w:val="dashSmallGap" w:color="00000A" w:sz="4" w:space="0"/>
+            </w:tcBorders>
             <w:shd w:val="clear" w:color="auto" w:fill="FFFFFF"/>
             <w:vAlign w:val="center"/>
           </w:tcPr>
@@ -10652,6 +10091,12 @@
           <w:tcPr>
             <w:tcW w:w="2171" w:type="dxa"/>
             <w:gridSpan w:val="4"/>
+            <w:tcBorders>
+              <w:top w:val="dashSmallGap" w:color="00000A" w:sz="4" w:space="0"/>
+              <w:left w:val="dashSmallGap" w:color="00000A" w:sz="4" w:space="0"/>
+              <w:bottom w:val="dashSmallGap" w:color="00000A" w:sz="4" w:space="0"/>
+              <w:right w:val="dashSmallGap" w:color="00000A" w:sz="4" w:space="0"/>
+            </w:tcBorders>
             <w:shd w:val="clear" w:color="auto" w:fill="FFFFFF"/>
             <w:vAlign w:val="center"/>
           </w:tcPr>
@@ -10695,6 +10140,12 @@
           <w:tcPr>
             <w:tcW w:w="1148" w:type="dxa"/>
             <w:gridSpan w:val="2"/>
+            <w:tcBorders>
+              <w:top w:val="dashSmallGap" w:color="00000A" w:sz="4" w:space="0"/>
+              <w:left w:val="dashSmallGap" w:color="00000A" w:sz="4" w:space="0"/>
+              <w:bottom w:val="dashSmallGap" w:color="00000A" w:sz="4" w:space="0"/>
+              <w:right w:val="dashSmallGap" w:color="00000A" w:sz="4" w:space="0"/>
+            </w:tcBorders>
             <w:shd w:val="clear" w:color="auto" w:fill="FFFFFF"/>
             <w:vAlign w:val="center"/>
           </w:tcPr>
@@ -10711,6 +10162,9 @@
           <w:tcPr>
             <w:tcW w:w="2019" w:type="dxa"/>
             <w:tcBorders>
+              <w:top w:val="dashSmallGap" w:color="00000A" w:sz="4" w:space="0"/>
+              <w:left w:val="dashSmallGap" w:color="00000A" w:sz="4" w:space="0"/>
+              <w:bottom w:val="dashSmallGap" w:color="00000A" w:sz="4" w:space="0"/>
               <w:right w:val="single" w:color="00000A" w:sz="12" w:space="0"/>
             </w:tcBorders>
             <w:shd w:val="clear" w:color="auto" w:fill="FFFFFF"/>
@@ -10765,7 +10219,10 @@
           <w:tcPr>
             <w:tcW w:w="1560" w:type="dxa"/>
             <w:tcBorders>
+              <w:top w:val="dashSmallGap" w:color="00000A" w:sz="4" w:space="0"/>
               <w:left w:val="single" w:color="00000A" w:sz="12" w:space="0"/>
+              <w:bottom w:val="dashSmallGap" w:color="00000A" w:sz="4" w:space="0"/>
+              <w:right w:val="dashSmallGap" w:color="00000A" w:sz="4" w:space="0"/>
             </w:tcBorders>
             <w:shd w:val="clear" w:color="auto" w:fill="F2F2F2"/>
             <w:vAlign w:val="center"/>
@@ -10796,6 +10253,9 @@
             <w:tcW w:w="8878" w:type="dxa"/>
             <w:gridSpan w:val="11"/>
             <w:tcBorders>
+              <w:top w:val="dashSmallGap" w:color="00000A" w:sz="4" w:space="0"/>
+              <w:left w:val="dashSmallGap" w:color="00000A" w:sz="4" w:space="0"/>
+              <w:bottom w:val="dashSmallGap" w:color="00000A" w:sz="4" w:space="0"/>
               <w:right w:val="single" w:color="00000A" w:sz="12" w:space="0"/>
             </w:tcBorders>
             <w:shd w:val="clear" w:color="auto" w:fill="FFFFFF"/>
@@ -10837,7 +10297,10 @@
           <w:tcPr>
             <w:tcW w:w="1560" w:type="dxa"/>
             <w:tcBorders>
+              <w:top w:val="dashSmallGap" w:color="00000A" w:sz="4" w:space="0"/>
               <w:left w:val="single" w:color="00000A" w:sz="12" w:space="0"/>
+              <w:bottom w:val="dashSmallGap" w:color="00000A" w:sz="4" w:space="0"/>
+              <w:right w:val="dashSmallGap" w:color="00000A" w:sz="4" w:space="0"/>
             </w:tcBorders>
             <w:shd w:val="clear" w:color="auto" w:fill="F2F2F2"/>
             <w:vAlign w:val="center"/>
@@ -10868,6 +10331,9 @@
             <w:tcW w:w="8878" w:type="dxa"/>
             <w:gridSpan w:val="11"/>
             <w:tcBorders>
+              <w:top w:val="dashSmallGap" w:color="00000A" w:sz="4" w:space="0"/>
+              <w:left w:val="dashSmallGap" w:color="00000A" w:sz="4" w:space="0"/>
+              <w:bottom w:val="dashSmallGap" w:color="00000A" w:sz="4" w:space="0"/>
               <w:right w:val="single" w:color="00000A" w:sz="12" w:space="0"/>
             </w:tcBorders>
             <w:shd w:val="clear" w:color="auto" w:fill="FFFFFF"/>
@@ -10909,7 +10375,10 @@
           <w:tcPr>
             <w:tcW w:w="1560" w:type="dxa"/>
             <w:tcBorders>
+              <w:top w:val="dashSmallGap" w:color="00000A" w:sz="4" w:space="0"/>
               <w:left w:val="single" w:color="00000A" w:sz="12" w:space="0"/>
+              <w:bottom w:val="dashSmallGap" w:color="00000A" w:sz="4" w:space="0"/>
+              <w:right w:val="dashSmallGap" w:color="00000A" w:sz="4" w:space="0"/>
             </w:tcBorders>
             <w:shd w:val="clear" w:color="auto" w:fill="F2F2F2"/>
             <w:vAlign w:val="center"/>
@@ -10938,6 +10407,9 @@
             <w:tcW w:w="8878" w:type="dxa"/>
             <w:gridSpan w:val="11"/>
             <w:tcBorders>
+              <w:top w:val="dashSmallGap" w:color="00000A" w:sz="4" w:space="0"/>
+              <w:left w:val="dashSmallGap" w:color="00000A" w:sz="4" w:space="0"/>
+              <w:bottom w:val="dashSmallGap" w:color="00000A" w:sz="4" w:space="0"/>
               <w:right w:val="single" w:color="00000A" w:sz="12" w:space="0"/>
             </w:tcBorders>
             <w:shd w:val="clear" w:color="auto" w:fill="FFFFFF"/>
@@ -10976,7 +10448,10 @@
           <w:tcPr>
             <w:tcW w:w="1560" w:type="dxa"/>
             <w:tcBorders>
+              <w:top w:val="dashSmallGap" w:color="00000A" w:sz="4" w:space="0"/>
               <w:left w:val="single" w:color="00000A" w:sz="12" w:space="0"/>
+              <w:bottom w:val="dashSmallGap" w:color="00000A" w:sz="4" w:space="0"/>
+              <w:right w:val="dashSmallGap" w:color="00000A" w:sz="4" w:space="0"/>
             </w:tcBorders>
             <w:shd w:val="clear" w:color="auto" w:fill="F2F2F2"/>
             <w:vAlign w:val="center"/>
@@ -11005,6 +10480,12 @@
         <w:tc>
           <w:tcPr>
             <w:tcW w:w="1526" w:type="dxa"/>
+            <w:tcBorders>
+              <w:top w:val="dashSmallGap" w:color="00000A" w:sz="4" w:space="0"/>
+              <w:left w:val="dashSmallGap" w:color="00000A" w:sz="4" w:space="0"/>
+              <w:bottom w:val="dashSmallGap" w:color="00000A" w:sz="4" w:space="0"/>
+              <w:right w:val="dashSmallGap" w:color="00000A" w:sz="4" w:space="0"/>
+            </w:tcBorders>
             <w:shd w:val="clear" w:color="auto" w:fill="F2F2F2"/>
             <w:vAlign w:val="center"/>
           </w:tcPr>
@@ -11032,6 +10513,12 @@
           <w:tcPr>
             <w:tcW w:w="2014" w:type="dxa"/>
             <w:gridSpan w:val="3"/>
+            <w:tcBorders>
+              <w:top w:val="dashSmallGap" w:color="00000A" w:sz="4" w:space="0"/>
+              <w:left w:val="dashSmallGap" w:color="00000A" w:sz="4" w:space="0"/>
+              <w:bottom w:val="dashSmallGap" w:color="00000A" w:sz="4" w:space="0"/>
+              <w:right w:val="dashSmallGap" w:color="00000A" w:sz="4" w:space="0"/>
+            </w:tcBorders>
             <w:shd w:val="clear" w:color="auto" w:fill="F2F2F2"/>
             <w:vAlign w:val="center"/>
           </w:tcPr>
@@ -11060,6 +10547,12 @@
           <w:tcPr>
             <w:tcW w:w="2171" w:type="dxa"/>
             <w:gridSpan w:val="4"/>
+            <w:tcBorders>
+              <w:top w:val="dashSmallGap" w:color="00000A" w:sz="4" w:space="0"/>
+              <w:left w:val="dashSmallGap" w:color="00000A" w:sz="4" w:space="0"/>
+              <w:bottom w:val="dashSmallGap" w:color="00000A" w:sz="4" w:space="0"/>
+              <w:right w:val="dashSmallGap" w:color="00000A" w:sz="4" w:space="0"/>
+            </w:tcBorders>
             <w:shd w:val="clear" w:color="auto" w:fill="F2F2F2"/>
             <w:vAlign w:val="center"/>
           </w:tcPr>
@@ -11090,6 +10583,12 @@
           <w:tcPr>
             <w:tcW w:w="1148" w:type="dxa"/>
             <w:gridSpan w:val="2"/>
+            <w:tcBorders>
+              <w:top w:val="dashSmallGap" w:color="00000A" w:sz="4" w:space="0"/>
+              <w:left w:val="dashSmallGap" w:color="00000A" w:sz="4" w:space="0"/>
+              <w:bottom w:val="dashSmallGap" w:color="00000A" w:sz="4" w:space="0"/>
+              <w:right w:val="dashSmallGap" w:color="00000A" w:sz="4" w:space="0"/>
+            </w:tcBorders>
             <w:shd w:val="clear" w:color="auto" w:fill="F2F2F2"/>
             <w:vAlign w:val="center"/>
           </w:tcPr>
@@ -11138,6 +10637,9 @@
           <w:tcPr>
             <w:tcW w:w="2019" w:type="dxa"/>
             <w:tcBorders>
+              <w:top w:val="dashSmallGap" w:color="00000A" w:sz="4" w:space="0"/>
+              <w:left w:val="dashSmallGap" w:color="00000A" w:sz="4" w:space="0"/>
+              <w:bottom w:val="dashSmallGap" w:color="00000A" w:sz="4" w:space="0"/>
               <w:right w:val="single" w:color="00000A" w:sz="12" w:space="0"/>
             </w:tcBorders>
             <w:shd w:val="clear" w:color="auto" w:fill="F2F2F2"/>
@@ -11184,7 +10686,10 @@
           <w:tcPr>
             <w:tcW w:w="1560" w:type="dxa"/>
             <w:tcBorders>
+              <w:top w:val="dashSmallGap" w:color="00000A" w:sz="4" w:space="0"/>
               <w:left w:val="single" w:color="00000A" w:sz="12" w:space="0"/>
+              <w:bottom w:val="dashSmallGap" w:color="00000A" w:sz="4" w:space="0"/>
+              <w:right w:val="dashSmallGap" w:color="00000A" w:sz="4" w:space="0"/>
             </w:tcBorders>
             <w:shd w:val="clear" w:color="auto" w:fill="auto"/>
             <w:vAlign w:val="center"/>
@@ -11232,6 +10737,12 @@
         <w:tc>
           <w:tcPr>
             <w:tcW w:w="1526" w:type="dxa"/>
+            <w:tcBorders>
+              <w:top w:val="dashSmallGap" w:color="00000A" w:sz="4" w:space="0"/>
+              <w:left w:val="dashSmallGap" w:color="00000A" w:sz="4" w:space="0"/>
+              <w:bottom w:val="dashSmallGap" w:color="00000A" w:sz="4" w:space="0"/>
+              <w:right w:val="dashSmallGap" w:color="00000A" w:sz="4" w:space="0"/>
+            </w:tcBorders>
             <w:shd w:val="clear" w:color="auto" w:fill="auto"/>
             <w:vAlign w:val="center"/>
           </w:tcPr>
@@ -11256,6 +10767,12 @@
           <w:tcPr>
             <w:tcW w:w="2014" w:type="dxa"/>
             <w:gridSpan w:val="3"/>
+            <w:tcBorders>
+              <w:top w:val="dashSmallGap" w:color="00000A" w:sz="4" w:space="0"/>
+              <w:left w:val="dashSmallGap" w:color="00000A" w:sz="4" w:space="0"/>
+              <w:bottom w:val="dashSmallGap" w:color="00000A" w:sz="4" w:space="0"/>
+              <w:right w:val="dashSmallGap" w:color="00000A" w:sz="4" w:space="0"/>
+            </w:tcBorders>
             <w:shd w:val="clear" w:color="auto" w:fill="auto"/>
             <w:vAlign w:val="center"/>
           </w:tcPr>
@@ -11297,6 +10814,12 @@
           <w:tcPr>
             <w:tcW w:w="2171" w:type="dxa"/>
             <w:gridSpan w:val="4"/>
+            <w:tcBorders>
+              <w:top w:val="dashSmallGap" w:color="00000A" w:sz="4" w:space="0"/>
+              <w:left w:val="dashSmallGap" w:color="00000A" w:sz="4" w:space="0"/>
+              <w:bottom w:val="dashSmallGap" w:color="00000A" w:sz="4" w:space="0"/>
+              <w:right w:val="dashSmallGap" w:color="00000A" w:sz="4" w:space="0"/>
+            </w:tcBorders>
             <w:shd w:val="clear" w:color="auto" w:fill="auto"/>
             <w:vAlign w:val="center"/>
           </w:tcPr>
@@ -11398,6 +10921,12 @@
           <w:tcPr>
             <w:tcW w:w="1148" w:type="dxa"/>
             <w:gridSpan w:val="2"/>
+            <w:tcBorders>
+              <w:top w:val="dashSmallGap" w:color="00000A" w:sz="4" w:space="0"/>
+              <w:left w:val="dashSmallGap" w:color="00000A" w:sz="4" w:space="0"/>
+              <w:bottom w:val="dashSmallGap" w:color="00000A" w:sz="4" w:space="0"/>
+              <w:right w:val="dashSmallGap" w:color="00000A" w:sz="4" w:space="0"/>
+            </w:tcBorders>
             <w:shd w:val="clear" w:color="auto" w:fill="auto"/>
             <w:vAlign w:val="center"/>
           </w:tcPr>
@@ -11416,6 +10945,9 @@
           <w:tcPr>
             <w:tcW w:w="2019" w:type="dxa"/>
             <w:tcBorders>
+              <w:top w:val="dashSmallGap" w:color="00000A" w:sz="4" w:space="0"/>
+              <w:left w:val="dashSmallGap" w:color="00000A" w:sz="4" w:space="0"/>
+              <w:bottom w:val="dashSmallGap" w:color="00000A" w:sz="4" w:space="0"/>
               <w:right w:val="single" w:color="00000A" w:sz="12" w:space="0"/>
             </w:tcBorders>
             <w:shd w:val="clear" w:color="auto" w:fill="auto"/>
@@ -11458,7 +10990,10 @@
           <w:tcPr>
             <w:tcW w:w="1560" w:type="dxa"/>
             <w:tcBorders>
+              <w:top w:val="dashSmallGap" w:color="00000A" w:sz="4" w:space="0"/>
               <w:left w:val="single" w:color="00000A" w:sz="12" w:space="0"/>
+              <w:bottom w:val="dashSmallGap" w:color="00000A" w:sz="4" w:space="0"/>
+              <w:right w:val="dashSmallGap" w:color="00000A" w:sz="4" w:space="0"/>
             </w:tcBorders>
             <w:shd w:val="clear" w:color="auto" w:fill="F2F2F2"/>
             <w:vAlign w:val="center"/>
@@ -11489,6 +11024,9 @@
             <w:tcW w:w="8878" w:type="dxa"/>
             <w:gridSpan w:val="11"/>
             <w:tcBorders>
+              <w:top w:val="dashSmallGap" w:color="00000A" w:sz="4" w:space="0"/>
+              <w:left w:val="dashSmallGap" w:color="00000A" w:sz="4" w:space="0"/>
+              <w:bottom w:val="dashSmallGap" w:color="00000A" w:sz="4" w:space="0"/>
               <w:right w:val="single" w:color="00000A" w:sz="12" w:space="0"/>
             </w:tcBorders>
             <w:shd w:val="clear" w:color="auto" w:fill="auto"/>
@@ -11545,7 +11083,10 @@
           <w:tcPr>
             <w:tcW w:w="1560" w:type="dxa"/>
             <w:tcBorders>
+              <w:top w:val="dashSmallGap" w:color="00000A" w:sz="4" w:space="0"/>
               <w:left w:val="single" w:color="00000A" w:sz="12" w:space="0"/>
+              <w:bottom w:val="dashSmallGap" w:color="00000A" w:sz="4" w:space="0"/>
+              <w:right w:val="dashSmallGap" w:color="00000A" w:sz="4" w:space="0"/>
             </w:tcBorders>
             <w:shd w:val="clear" w:color="auto" w:fill="F2F2F2"/>
             <w:vAlign w:val="center"/>
@@ -11576,6 +11117,9 @@
             <w:tcW w:w="8878" w:type="dxa"/>
             <w:gridSpan w:val="11"/>
             <w:tcBorders>
+              <w:top w:val="dashSmallGap" w:color="00000A" w:sz="4" w:space="0"/>
+              <w:left w:val="dashSmallGap" w:color="00000A" w:sz="4" w:space="0"/>
+              <w:bottom w:val="dashSmallGap" w:color="00000A" w:sz="4" w:space="0"/>
               <w:right w:val="single" w:color="00000A" w:sz="12" w:space="0"/>
             </w:tcBorders>
             <w:shd w:val="clear" w:color="auto" w:fill="auto"/>
@@ -11618,7 +11162,10 @@
           <w:tcPr>
             <w:tcW w:w="1560" w:type="dxa"/>
             <w:tcBorders>
+              <w:top w:val="dashSmallGap" w:color="00000A" w:sz="4" w:space="0"/>
               <w:left w:val="single" w:color="00000A" w:sz="12" w:space="0"/>
+              <w:bottom w:val="dashSmallGap" w:color="00000A" w:sz="4" w:space="0"/>
+              <w:right w:val="dashSmallGap" w:color="00000A" w:sz="4" w:space="0"/>
             </w:tcBorders>
             <w:shd w:val="clear" w:color="auto" w:fill="F2F2F2"/>
             <w:vAlign w:val="center"/>
@@ -11645,6 +11192,9 @@
             <w:tcW w:w="8878" w:type="dxa"/>
             <w:gridSpan w:val="11"/>
             <w:tcBorders>
+              <w:top w:val="dashSmallGap" w:color="00000A" w:sz="4" w:space="0"/>
+              <w:left w:val="dashSmallGap" w:color="00000A" w:sz="4" w:space="0"/>
+              <w:bottom w:val="dashSmallGap" w:color="00000A" w:sz="4" w:space="0"/>
               <w:right w:val="single" w:color="00000A" w:sz="12" w:space="0"/>
             </w:tcBorders>
             <w:shd w:val="clear" w:color="auto" w:fill="auto"/>
@@ -11684,7 +11234,10 @@
           <w:tcPr>
             <w:tcW w:w="1560" w:type="dxa"/>
             <w:tcBorders>
+              <w:top w:val="dashSmallGap" w:color="00000A" w:sz="4" w:space="0"/>
               <w:left w:val="single" w:color="00000A" w:sz="12" w:space="0"/>
+              <w:bottom w:val="dashSmallGap" w:color="00000A" w:sz="4" w:space="0"/>
+              <w:right w:val="dashSmallGap" w:color="00000A" w:sz="4" w:space="0"/>
             </w:tcBorders>
             <w:shd w:val="clear" w:color="auto" w:fill="F2F2F2"/>
             <w:vAlign w:val="center"/>
@@ -11714,6 +11267,12 @@
         <w:tc>
           <w:tcPr>
             <w:tcW w:w="1526" w:type="dxa"/>
+            <w:tcBorders>
+              <w:top w:val="dashSmallGap" w:color="00000A" w:sz="4" w:space="0"/>
+              <w:left w:val="dashSmallGap" w:color="00000A" w:sz="4" w:space="0"/>
+              <w:bottom w:val="dashSmallGap" w:color="00000A" w:sz="4" w:space="0"/>
+              <w:right w:val="dashSmallGap" w:color="00000A" w:sz="4" w:space="0"/>
+            </w:tcBorders>
             <w:shd w:val="clear" w:color="auto" w:fill="F2F2F2"/>
             <w:vAlign w:val="center"/>
           </w:tcPr>
@@ -11741,6 +11300,12 @@
           <w:tcPr>
             <w:tcW w:w="2014" w:type="dxa"/>
             <w:gridSpan w:val="3"/>
+            <w:tcBorders>
+              <w:top w:val="dashSmallGap" w:color="00000A" w:sz="4" w:space="0"/>
+              <w:left w:val="dashSmallGap" w:color="00000A" w:sz="4" w:space="0"/>
+              <w:bottom w:val="dashSmallGap" w:color="00000A" w:sz="4" w:space="0"/>
+              <w:right w:val="dashSmallGap" w:color="00000A" w:sz="4" w:space="0"/>
+            </w:tcBorders>
             <w:shd w:val="clear" w:color="auto" w:fill="F2F2F2"/>
             <w:vAlign w:val="center"/>
           </w:tcPr>
@@ -11769,6 +11334,12 @@
           <w:tcPr>
             <w:tcW w:w="2171" w:type="dxa"/>
             <w:gridSpan w:val="4"/>
+            <w:tcBorders>
+              <w:top w:val="dashSmallGap" w:color="00000A" w:sz="4" w:space="0"/>
+              <w:left w:val="dashSmallGap" w:color="00000A" w:sz="4" w:space="0"/>
+              <w:bottom w:val="dashSmallGap" w:color="00000A" w:sz="4" w:space="0"/>
+              <w:right w:val="dashSmallGap" w:color="00000A" w:sz="4" w:space="0"/>
+            </w:tcBorders>
             <w:shd w:val="clear" w:color="auto" w:fill="F2F2F2"/>
             <w:vAlign w:val="center"/>
           </w:tcPr>
@@ -11799,6 +11370,12 @@
           <w:tcPr>
             <w:tcW w:w="1148" w:type="dxa"/>
             <w:gridSpan w:val="2"/>
+            <w:tcBorders>
+              <w:top w:val="dashSmallGap" w:color="00000A" w:sz="4" w:space="0"/>
+              <w:left w:val="dashSmallGap" w:color="00000A" w:sz="4" w:space="0"/>
+              <w:bottom w:val="dashSmallGap" w:color="00000A" w:sz="4" w:space="0"/>
+              <w:right w:val="dashSmallGap" w:color="00000A" w:sz="4" w:space="0"/>
+            </w:tcBorders>
             <w:shd w:val="clear" w:color="auto" w:fill="F2F2F2"/>
             <w:vAlign w:val="center"/>
           </w:tcPr>
@@ -11847,6 +11424,9 @@
           <w:tcPr>
             <w:tcW w:w="2019" w:type="dxa"/>
             <w:tcBorders>
+              <w:top w:val="dashSmallGap" w:color="00000A" w:sz="4" w:space="0"/>
+              <w:left w:val="dashSmallGap" w:color="00000A" w:sz="4" w:space="0"/>
+              <w:bottom w:val="dashSmallGap" w:color="00000A" w:sz="4" w:space="0"/>
               <w:right w:val="single" w:color="00000A" w:sz="12" w:space="0"/>
             </w:tcBorders>
             <w:shd w:val="clear" w:color="auto" w:fill="F2F2F2"/>
@@ -11893,7 +11473,10 @@
           <w:tcPr>
             <w:tcW w:w="1560" w:type="dxa"/>
             <w:tcBorders>
+              <w:top w:val="dashSmallGap" w:color="00000A" w:sz="4" w:space="0"/>
               <w:left w:val="single" w:color="00000A" w:sz="12" w:space="0"/>
+              <w:bottom w:val="dashSmallGap" w:color="00000A" w:sz="4" w:space="0"/>
+              <w:right w:val="dashSmallGap" w:color="00000A" w:sz="4" w:space="0"/>
             </w:tcBorders>
             <w:shd w:val="clear" w:color="auto" w:fill="auto"/>
             <w:vAlign w:val="center"/>
@@ -11941,6 +11524,12 @@
         <w:tc>
           <w:tcPr>
             <w:tcW w:w="1526" w:type="dxa"/>
+            <w:tcBorders>
+              <w:top w:val="dashSmallGap" w:color="00000A" w:sz="4" w:space="0"/>
+              <w:left w:val="dashSmallGap" w:color="00000A" w:sz="4" w:space="0"/>
+              <w:bottom w:val="dashSmallGap" w:color="00000A" w:sz="4" w:space="0"/>
+              <w:right w:val="dashSmallGap" w:color="00000A" w:sz="4" w:space="0"/>
+            </w:tcBorders>
             <w:shd w:val="clear" w:color="auto" w:fill="auto"/>
             <w:vAlign w:val="center"/>
           </w:tcPr>
@@ -11965,6 +11554,12 @@
           <w:tcPr>
             <w:tcW w:w="2014" w:type="dxa"/>
             <w:gridSpan w:val="3"/>
+            <w:tcBorders>
+              <w:top w:val="dashSmallGap" w:color="00000A" w:sz="4" w:space="0"/>
+              <w:left w:val="dashSmallGap" w:color="00000A" w:sz="4" w:space="0"/>
+              <w:bottom w:val="dashSmallGap" w:color="00000A" w:sz="4" w:space="0"/>
+              <w:right w:val="dashSmallGap" w:color="00000A" w:sz="4" w:space="0"/>
+            </w:tcBorders>
             <w:shd w:val="clear" w:color="auto" w:fill="auto"/>
             <w:vAlign w:val="center"/>
           </w:tcPr>
@@ -12006,6 +11601,12 @@
           <w:tcPr>
             <w:tcW w:w="2171" w:type="dxa"/>
             <w:gridSpan w:val="4"/>
+            <w:tcBorders>
+              <w:top w:val="dashSmallGap" w:color="00000A" w:sz="4" w:space="0"/>
+              <w:left w:val="dashSmallGap" w:color="00000A" w:sz="4" w:space="0"/>
+              <w:bottom w:val="dashSmallGap" w:color="00000A" w:sz="4" w:space="0"/>
+              <w:right w:val="dashSmallGap" w:color="00000A" w:sz="4" w:space="0"/>
+            </w:tcBorders>
             <w:shd w:val="clear" w:color="auto" w:fill="auto"/>
             <w:vAlign w:val="center"/>
           </w:tcPr>
@@ -12079,6 +11680,12 @@
           <w:tcPr>
             <w:tcW w:w="1148" w:type="dxa"/>
             <w:gridSpan w:val="2"/>
+            <w:tcBorders>
+              <w:top w:val="dashSmallGap" w:color="00000A" w:sz="4" w:space="0"/>
+              <w:left w:val="dashSmallGap" w:color="00000A" w:sz="4" w:space="0"/>
+              <w:bottom w:val="dashSmallGap" w:color="00000A" w:sz="4" w:space="0"/>
+              <w:right w:val="dashSmallGap" w:color="00000A" w:sz="4" w:space="0"/>
+            </w:tcBorders>
             <w:shd w:val="clear" w:color="auto" w:fill="auto"/>
             <w:vAlign w:val="center"/>
           </w:tcPr>
@@ -12096,6 +11703,9 @@
           <w:tcPr>
             <w:tcW w:w="2019" w:type="dxa"/>
             <w:tcBorders>
+              <w:top w:val="dashSmallGap" w:color="00000A" w:sz="4" w:space="0"/>
+              <w:left w:val="dashSmallGap" w:color="00000A" w:sz="4" w:space="0"/>
+              <w:bottom w:val="dashSmallGap" w:color="00000A" w:sz="4" w:space="0"/>
               <w:right w:val="single" w:color="00000A" w:sz="12" w:space="0"/>
             </w:tcBorders>
             <w:shd w:val="clear" w:color="auto" w:fill="auto"/>
@@ -12138,7 +11748,10 @@
           <w:tcPr>
             <w:tcW w:w="1560" w:type="dxa"/>
             <w:tcBorders>
+              <w:top w:val="dashSmallGap" w:color="00000A" w:sz="4" w:space="0"/>
               <w:left w:val="single" w:color="00000A" w:sz="12" w:space="0"/>
+              <w:bottom w:val="dashSmallGap" w:color="00000A" w:sz="4" w:space="0"/>
+              <w:right w:val="dashSmallGap" w:color="00000A" w:sz="4" w:space="0"/>
             </w:tcBorders>
             <w:shd w:val="clear" w:color="auto" w:fill="F2F2F2"/>
             <w:vAlign w:val="center"/>
@@ -12169,6 +11782,9 @@
             <w:tcW w:w="8878" w:type="dxa"/>
             <w:gridSpan w:val="11"/>
             <w:tcBorders>
+              <w:top w:val="dashSmallGap" w:color="00000A" w:sz="4" w:space="0"/>
+              <w:left w:val="dashSmallGap" w:color="00000A" w:sz="4" w:space="0"/>
+              <w:bottom w:val="dashSmallGap" w:color="00000A" w:sz="4" w:space="0"/>
               <w:right w:val="single" w:color="00000A" w:sz="12" w:space="0"/>
             </w:tcBorders>
             <w:shd w:val="clear" w:color="auto" w:fill="auto"/>
@@ -12225,7 +11841,10 @@
           <w:tcPr>
             <w:tcW w:w="1560" w:type="dxa"/>
             <w:tcBorders>
+              <w:top w:val="dashSmallGap" w:color="00000A" w:sz="4" w:space="0"/>
               <w:left w:val="single" w:color="00000A" w:sz="12" w:space="0"/>
+              <w:bottom w:val="dashSmallGap" w:color="00000A" w:sz="4" w:space="0"/>
+              <w:right w:val="dashSmallGap" w:color="00000A" w:sz="4" w:space="0"/>
             </w:tcBorders>
             <w:shd w:val="clear" w:color="auto" w:fill="F2F2F2"/>
             <w:vAlign w:val="center"/>
@@ -12256,6 +11875,9 @@
             <w:tcW w:w="8878" w:type="dxa"/>
             <w:gridSpan w:val="11"/>
             <w:tcBorders>
+              <w:top w:val="dashSmallGap" w:color="00000A" w:sz="4" w:space="0"/>
+              <w:left w:val="dashSmallGap" w:color="00000A" w:sz="4" w:space="0"/>
+              <w:bottom w:val="dashSmallGap" w:color="00000A" w:sz="4" w:space="0"/>
               <w:right w:val="single" w:color="00000A" w:sz="12" w:space="0"/>
             </w:tcBorders>
             <w:shd w:val="clear" w:color="auto" w:fill="auto"/>
@@ -12297,7 +11919,10 @@
           <w:tcPr>
             <w:tcW w:w="1560" w:type="dxa"/>
             <w:tcBorders>
+              <w:top w:val="dashSmallGap" w:color="00000A" w:sz="4" w:space="0"/>
               <w:left w:val="single" w:color="00000A" w:sz="12" w:space="0"/>
+              <w:bottom w:val="dashSmallGap" w:color="00000A" w:sz="4" w:space="0"/>
+              <w:right w:val="dashSmallGap" w:color="00000A" w:sz="4" w:space="0"/>
             </w:tcBorders>
             <w:shd w:val="clear" w:color="auto" w:fill="F2F2F2"/>
             <w:vAlign w:val="center"/>
@@ -12324,6 +11949,9 @@
             <w:tcW w:w="8878" w:type="dxa"/>
             <w:gridSpan w:val="11"/>
             <w:tcBorders>
+              <w:top w:val="dashSmallGap" w:color="00000A" w:sz="4" w:space="0"/>
+              <w:left w:val="dashSmallGap" w:color="00000A" w:sz="4" w:space="0"/>
+              <w:bottom w:val="dashSmallGap" w:color="00000A" w:sz="4" w:space="0"/>
               <w:right w:val="single" w:color="00000A" w:sz="12" w:space="0"/>
             </w:tcBorders>
             <w:shd w:val="clear" w:color="auto" w:fill="auto"/>
@@ -12362,7 +11990,10 @@
           <w:tcPr>
             <w:tcW w:w="1560" w:type="dxa"/>
             <w:tcBorders>
+              <w:top w:val="dashSmallGap" w:color="00000A" w:sz="4" w:space="0"/>
               <w:left w:val="single" w:color="00000A" w:sz="12" w:space="0"/>
+              <w:bottom w:val="dashSmallGap" w:color="00000A" w:sz="4" w:space="0"/>
+              <w:right w:val="dashSmallGap" w:color="00000A" w:sz="4" w:space="0"/>
             </w:tcBorders>
             <w:shd w:val="clear" w:color="auto" w:fill="F2F2F2"/>
             <w:vAlign w:val="center"/>
@@ -12391,6 +12022,12 @@
         <w:tc>
           <w:tcPr>
             <w:tcW w:w="1526" w:type="dxa"/>
+            <w:tcBorders>
+              <w:top w:val="dashSmallGap" w:color="00000A" w:sz="4" w:space="0"/>
+              <w:left w:val="dashSmallGap" w:color="00000A" w:sz="4" w:space="0"/>
+              <w:bottom w:val="dashSmallGap" w:color="00000A" w:sz="4" w:space="0"/>
+              <w:right w:val="dashSmallGap" w:color="00000A" w:sz="4" w:space="0"/>
+            </w:tcBorders>
             <w:shd w:val="clear" w:color="auto" w:fill="F2F2F2"/>
             <w:vAlign w:val="center"/>
           </w:tcPr>
@@ -12418,6 +12055,12 @@
           <w:tcPr>
             <w:tcW w:w="2014" w:type="dxa"/>
             <w:gridSpan w:val="3"/>
+            <w:tcBorders>
+              <w:top w:val="dashSmallGap" w:color="00000A" w:sz="4" w:space="0"/>
+              <w:left w:val="dashSmallGap" w:color="00000A" w:sz="4" w:space="0"/>
+              <w:bottom w:val="dashSmallGap" w:color="00000A" w:sz="4" w:space="0"/>
+              <w:right w:val="dashSmallGap" w:color="00000A" w:sz="4" w:space="0"/>
+            </w:tcBorders>
             <w:shd w:val="clear" w:color="auto" w:fill="F2F2F2"/>
             <w:vAlign w:val="center"/>
           </w:tcPr>
@@ -12446,6 +12089,12 @@
           <w:tcPr>
             <w:tcW w:w="2171" w:type="dxa"/>
             <w:gridSpan w:val="4"/>
+            <w:tcBorders>
+              <w:top w:val="dashSmallGap" w:color="00000A" w:sz="4" w:space="0"/>
+              <w:left w:val="dashSmallGap" w:color="00000A" w:sz="4" w:space="0"/>
+              <w:bottom w:val="dashSmallGap" w:color="00000A" w:sz="4" w:space="0"/>
+              <w:right w:val="dashSmallGap" w:color="00000A" w:sz="4" w:space="0"/>
+            </w:tcBorders>
             <w:shd w:val="clear" w:color="auto" w:fill="F2F2F2"/>
             <w:vAlign w:val="center"/>
           </w:tcPr>
@@ -12476,6 +12125,12 @@
           <w:tcPr>
             <w:tcW w:w="1148" w:type="dxa"/>
             <w:gridSpan w:val="2"/>
+            <w:tcBorders>
+              <w:top w:val="dashSmallGap" w:color="00000A" w:sz="4" w:space="0"/>
+              <w:left w:val="dashSmallGap" w:color="00000A" w:sz="4" w:space="0"/>
+              <w:bottom w:val="dashSmallGap" w:color="00000A" w:sz="4" w:space="0"/>
+              <w:right w:val="dashSmallGap" w:color="00000A" w:sz="4" w:space="0"/>
+            </w:tcBorders>
             <w:shd w:val="clear" w:color="auto" w:fill="F2F2F2"/>
             <w:vAlign w:val="center"/>
           </w:tcPr>
@@ -12524,6 +12179,9 @@
           <w:tcPr>
             <w:tcW w:w="2019" w:type="dxa"/>
             <w:tcBorders>
+              <w:top w:val="dashSmallGap" w:color="00000A" w:sz="4" w:space="0"/>
+              <w:left w:val="dashSmallGap" w:color="00000A" w:sz="4" w:space="0"/>
+              <w:bottom w:val="dashSmallGap" w:color="00000A" w:sz="4" w:space="0"/>
               <w:right w:val="single" w:color="00000A" w:sz="12" w:space="0"/>
             </w:tcBorders>
             <w:shd w:val="clear" w:color="auto" w:fill="F2F2F2"/>
@@ -12570,7 +12228,10 @@
           <w:tcPr>
             <w:tcW w:w="1560" w:type="dxa"/>
             <w:tcBorders>
+              <w:top w:val="dashSmallGap" w:color="00000A" w:sz="4" w:space="0"/>
               <w:left w:val="single" w:color="00000A" w:sz="12" w:space="0"/>
+              <w:bottom w:val="dashSmallGap" w:color="00000A" w:sz="4" w:space="0"/>
+              <w:right w:val="dashSmallGap" w:color="00000A" w:sz="4" w:space="0"/>
             </w:tcBorders>
             <w:shd w:val="clear" w:color="auto" w:fill="auto"/>
             <w:vAlign w:val="center"/>
@@ -12596,6 +12257,12 @@
         <w:tc>
           <w:tcPr>
             <w:tcW w:w="1526" w:type="dxa"/>
+            <w:tcBorders>
+              <w:top w:val="dashSmallGap" w:color="00000A" w:sz="4" w:space="0"/>
+              <w:left w:val="dashSmallGap" w:color="00000A" w:sz="4" w:space="0"/>
+              <w:bottom w:val="dashSmallGap" w:color="00000A" w:sz="4" w:space="0"/>
+              <w:right w:val="dashSmallGap" w:color="00000A" w:sz="4" w:space="0"/>
+            </w:tcBorders>
             <w:shd w:val="clear" w:color="auto" w:fill="auto"/>
             <w:vAlign w:val="center"/>
           </w:tcPr>
@@ -12620,6 +12287,12 @@
           <w:tcPr>
             <w:tcW w:w="2014" w:type="dxa"/>
             <w:gridSpan w:val="3"/>
+            <w:tcBorders>
+              <w:top w:val="dashSmallGap" w:color="00000A" w:sz="4" w:space="0"/>
+              <w:left w:val="dashSmallGap" w:color="00000A" w:sz="4" w:space="0"/>
+              <w:bottom w:val="dashSmallGap" w:color="00000A" w:sz="4" w:space="0"/>
+              <w:right w:val="dashSmallGap" w:color="00000A" w:sz="4" w:space="0"/>
+            </w:tcBorders>
             <w:shd w:val="clear" w:color="auto" w:fill="auto"/>
             <w:vAlign w:val="center"/>
           </w:tcPr>
@@ -12668,6 +12341,12 @@
           <w:tcPr>
             <w:tcW w:w="2171" w:type="dxa"/>
             <w:gridSpan w:val="4"/>
+            <w:tcBorders>
+              <w:top w:val="dashSmallGap" w:color="00000A" w:sz="4" w:space="0"/>
+              <w:left w:val="dashSmallGap" w:color="00000A" w:sz="4" w:space="0"/>
+              <w:bottom w:val="dashSmallGap" w:color="00000A" w:sz="4" w:space="0"/>
+              <w:right w:val="dashSmallGap" w:color="00000A" w:sz="4" w:space="0"/>
+            </w:tcBorders>
             <w:shd w:val="clear" w:color="auto" w:fill="auto"/>
             <w:vAlign w:val="center"/>
           </w:tcPr>
@@ -12701,6 +12380,12 @@
           <w:tcPr>
             <w:tcW w:w="1148" w:type="dxa"/>
             <w:gridSpan w:val="2"/>
+            <w:tcBorders>
+              <w:top w:val="dashSmallGap" w:color="00000A" w:sz="4" w:space="0"/>
+              <w:left w:val="dashSmallGap" w:color="00000A" w:sz="4" w:space="0"/>
+              <w:bottom w:val="dashSmallGap" w:color="00000A" w:sz="4" w:space="0"/>
+              <w:right w:val="dashSmallGap" w:color="00000A" w:sz="4" w:space="0"/>
+            </w:tcBorders>
             <w:shd w:val="clear" w:color="auto" w:fill="auto"/>
             <w:vAlign w:val="center"/>
           </w:tcPr>
@@ -12718,6 +12403,9 @@
           <w:tcPr>
             <w:tcW w:w="2019" w:type="dxa"/>
             <w:tcBorders>
+              <w:top w:val="dashSmallGap" w:color="00000A" w:sz="4" w:space="0"/>
+              <w:left w:val="dashSmallGap" w:color="00000A" w:sz="4" w:space="0"/>
+              <w:bottom w:val="dashSmallGap" w:color="00000A" w:sz="4" w:space="0"/>
               <w:right w:val="single" w:color="00000A" w:sz="12" w:space="0"/>
             </w:tcBorders>
             <w:shd w:val="clear" w:color="auto" w:fill="auto"/>
@@ -12796,7 +12484,10 @@
           <w:tcPr>
             <w:tcW w:w="1560" w:type="dxa"/>
             <w:tcBorders>
+              <w:top w:val="dashSmallGap" w:color="00000A" w:sz="4" w:space="0"/>
               <w:left w:val="single" w:color="00000A" w:sz="12" w:space="0"/>
+              <w:bottom w:val="dashSmallGap" w:color="00000A" w:sz="4" w:space="0"/>
+              <w:right w:val="dashSmallGap" w:color="00000A" w:sz="4" w:space="0"/>
             </w:tcBorders>
             <w:shd w:val="clear" w:color="auto" w:fill="F2F2F2"/>
             <w:vAlign w:val="center"/>
@@ -12827,6 +12518,9 @@
             <w:tcW w:w="8878" w:type="dxa"/>
             <w:gridSpan w:val="11"/>
             <w:tcBorders>
+              <w:top w:val="dashSmallGap" w:color="00000A" w:sz="4" w:space="0"/>
+              <w:left w:val="dashSmallGap" w:color="00000A" w:sz="4" w:space="0"/>
+              <w:bottom w:val="dashSmallGap" w:color="00000A" w:sz="4" w:space="0"/>
               <w:right w:val="single" w:color="00000A" w:sz="12" w:space="0"/>
             </w:tcBorders>
             <w:shd w:val="clear" w:color="auto" w:fill="auto"/>
@@ -12931,7 +12625,10 @@
           <w:tcPr>
             <w:tcW w:w="1560" w:type="dxa"/>
             <w:tcBorders>
+              <w:top w:val="dashSmallGap" w:color="00000A" w:sz="4" w:space="0"/>
               <w:left w:val="single" w:color="00000A" w:sz="12" w:space="0"/>
+              <w:bottom w:val="dashSmallGap" w:color="00000A" w:sz="4" w:space="0"/>
+              <w:right w:val="dashSmallGap" w:color="00000A" w:sz="4" w:space="0"/>
             </w:tcBorders>
             <w:shd w:val="clear" w:color="auto" w:fill="F2F2F2"/>
             <w:vAlign w:val="center"/>
@@ -12962,6 +12659,9 @@
             <w:tcW w:w="8878" w:type="dxa"/>
             <w:gridSpan w:val="11"/>
             <w:tcBorders>
+              <w:top w:val="dashSmallGap" w:color="00000A" w:sz="4" w:space="0"/>
+              <w:left w:val="dashSmallGap" w:color="00000A" w:sz="4" w:space="0"/>
+              <w:bottom w:val="dashSmallGap" w:color="00000A" w:sz="4" w:space="0"/>
               <w:right w:val="single" w:color="00000A" w:sz="12" w:space="0"/>
             </w:tcBorders>
             <w:shd w:val="clear" w:color="auto" w:fill="auto"/>
@@ -13003,7 +12703,10 @@
           <w:tcPr>
             <w:tcW w:w="1560" w:type="dxa"/>
             <w:tcBorders>
+              <w:top w:val="dashSmallGap" w:color="00000A" w:sz="4" w:space="0"/>
               <w:left w:val="single" w:color="00000A" w:sz="12" w:space="0"/>
+              <w:bottom w:val="dashSmallGap" w:color="00000A" w:sz="4" w:space="0"/>
+              <w:right w:val="dashSmallGap" w:color="00000A" w:sz="4" w:space="0"/>
             </w:tcBorders>
             <w:shd w:val="clear" w:color="auto" w:fill="F2F2F2"/>
             <w:vAlign w:val="center"/>
@@ -13030,6 +12733,9 @@
             <w:tcW w:w="8878" w:type="dxa"/>
             <w:gridSpan w:val="11"/>
             <w:tcBorders>
+              <w:top w:val="dashSmallGap" w:color="00000A" w:sz="4" w:space="0"/>
+              <w:left w:val="dashSmallGap" w:color="00000A" w:sz="4" w:space="0"/>
+              <w:bottom w:val="dashSmallGap" w:color="00000A" w:sz="4" w:space="0"/>
               <w:right w:val="single" w:color="00000A" w:sz="12" w:space="0"/>
             </w:tcBorders>
             <w:shd w:val="clear" w:color="auto" w:fill="auto"/>
@@ -13082,7 +12788,10 @@
           <w:tcPr>
             <w:tcW w:w="1560" w:type="dxa"/>
             <w:tcBorders>
+              <w:top w:val="dashSmallGap" w:color="00000A" w:sz="4" w:space="0"/>
               <w:left w:val="single" w:color="00000A" w:sz="12" w:space="0"/>
+              <w:bottom w:val="dashSmallGap" w:color="00000A" w:sz="4" w:space="0"/>
+              <w:right w:val="dashSmallGap" w:color="00000A" w:sz="4" w:space="0"/>
             </w:tcBorders>
             <w:shd w:val="clear" w:color="auto" w:fill="F2F2F2"/>
             <w:vAlign w:val="center"/>
@@ -13111,6 +12820,12 @@
         <w:tc>
           <w:tcPr>
             <w:tcW w:w="1526" w:type="dxa"/>
+            <w:tcBorders>
+              <w:top w:val="dashSmallGap" w:color="00000A" w:sz="4" w:space="0"/>
+              <w:left w:val="dashSmallGap" w:color="00000A" w:sz="4" w:space="0"/>
+              <w:bottom w:val="dashSmallGap" w:color="00000A" w:sz="4" w:space="0"/>
+              <w:right w:val="dashSmallGap" w:color="00000A" w:sz="4" w:space="0"/>
+            </w:tcBorders>
             <w:shd w:val="clear" w:color="auto" w:fill="F2F2F2"/>
             <w:vAlign w:val="center"/>
           </w:tcPr>
@@ -13138,6 +12853,12 @@
           <w:tcPr>
             <w:tcW w:w="2014" w:type="dxa"/>
             <w:gridSpan w:val="3"/>
+            <w:tcBorders>
+              <w:top w:val="dashSmallGap" w:color="00000A" w:sz="4" w:space="0"/>
+              <w:left w:val="dashSmallGap" w:color="00000A" w:sz="4" w:space="0"/>
+              <w:bottom w:val="dashSmallGap" w:color="00000A" w:sz="4" w:space="0"/>
+              <w:right w:val="dashSmallGap" w:color="00000A" w:sz="4" w:space="0"/>
+            </w:tcBorders>
             <w:shd w:val="clear" w:color="auto" w:fill="F2F2F2"/>
             <w:vAlign w:val="center"/>
           </w:tcPr>
@@ -13166,6 +12887,12 @@
           <w:tcPr>
             <w:tcW w:w="2171" w:type="dxa"/>
             <w:gridSpan w:val="4"/>
+            <w:tcBorders>
+              <w:top w:val="dashSmallGap" w:color="00000A" w:sz="4" w:space="0"/>
+              <w:left w:val="dashSmallGap" w:color="00000A" w:sz="4" w:space="0"/>
+              <w:bottom w:val="dashSmallGap" w:color="00000A" w:sz="4" w:space="0"/>
+              <w:right w:val="dashSmallGap" w:color="00000A" w:sz="4" w:space="0"/>
+            </w:tcBorders>
             <w:shd w:val="clear" w:color="auto" w:fill="F2F2F2"/>
             <w:vAlign w:val="center"/>
           </w:tcPr>
@@ -13196,6 +12923,12 @@
           <w:tcPr>
             <w:tcW w:w="1148" w:type="dxa"/>
             <w:gridSpan w:val="2"/>
+            <w:tcBorders>
+              <w:top w:val="dashSmallGap" w:color="00000A" w:sz="4" w:space="0"/>
+              <w:left w:val="dashSmallGap" w:color="00000A" w:sz="4" w:space="0"/>
+              <w:bottom w:val="dashSmallGap" w:color="00000A" w:sz="4" w:space="0"/>
+              <w:right w:val="dashSmallGap" w:color="00000A" w:sz="4" w:space="0"/>
+            </w:tcBorders>
             <w:shd w:val="clear" w:color="auto" w:fill="F2F2F2"/>
             <w:vAlign w:val="center"/>
           </w:tcPr>
@@ -13244,6 +12977,9 @@
           <w:tcPr>
             <w:tcW w:w="2019" w:type="dxa"/>
             <w:tcBorders>
+              <w:top w:val="dashSmallGap" w:color="00000A" w:sz="4" w:space="0"/>
+              <w:left w:val="dashSmallGap" w:color="00000A" w:sz="4" w:space="0"/>
+              <w:bottom w:val="dashSmallGap" w:color="00000A" w:sz="4" w:space="0"/>
               <w:right w:val="single" w:color="00000A" w:sz="12" w:space="0"/>
             </w:tcBorders>
             <w:shd w:val="clear" w:color="auto" w:fill="F2F2F2"/>
@@ -13290,7 +13026,10 @@
           <w:tcPr>
             <w:tcW w:w="1560" w:type="dxa"/>
             <w:tcBorders>
+              <w:top w:val="dashSmallGap" w:color="00000A" w:sz="4" w:space="0"/>
               <w:left w:val="single" w:color="00000A" w:sz="12" w:space="0"/>
+              <w:bottom w:val="dashSmallGap" w:color="00000A" w:sz="4" w:space="0"/>
+              <w:right w:val="dashSmallGap" w:color="00000A" w:sz="4" w:space="0"/>
             </w:tcBorders>
             <w:shd w:val="clear" w:color="auto" w:fill="auto"/>
             <w:vAlign w:val="center"/>
@@ -13316,6 +13055,12 @@
         <w:tc>
           <w:tcPr>
             <w:tcW w:w="1526" w:type="dxa"/>
+            <w:tcBorders>
+              <w:top w:val="dashSmallGap" w:color="00000A" w:sz="4" w:space="0"/>
+              <w:left w:val="dashSmallGap" w:color="00000A" w:sz="4" w:space="0"/>
+              <w:bottom w:val="dashSmallGap" w:color="00000A" w:sz="4" w:space="0"/>
+              <w:right w:val="dashSmallGap" w:color="00000A" w:sz="4" w:space="0"/>
+            </w:tcBorders>
             <w:shd w:val="clear" w:color="auto" w:fill="auto"/>
             <w:vAlign w:val="center"/>
           </w:tcPr>
@@ -13340,6 +13085,12 @@
           <w:tcPr>
             <w:tcW w:w="2014" w:type="dxa"/>
             <w:gridSpan w:val="3"/>
+            <w:tcBorders>
+              <w:top w:val="dashSmallGap" w:color="00000A" w:sz="4" w:space="0"/>
+              <w:left w:val="dashSmallGap" w:color="00000A" w:sz="4" w:space="0"/>
+              <w:bottom w:val="dashSmallGap" w:color="00000A" w:sz="4" w:space="0"/>
+              <w:right w:val="dashSmallGap" w:color="00000A" w:sz="4" w:space="0"/>
+            </w:tcBorders>
             <w:shd w:val="clear" w:color="auto" w:fill="auto"/>
             <w:vAlign w:val="center"/>
           </w:tcPr>
@@ -13397,6 +13148,12 @@
           <w:tcPr>
             <w:tcW w:w="2171" w:type="dxa"/>
             <w:gridSpan w:val="4"/>
+            <w:tcBorders>
+              <w:top w:val="dashSmallGap" w:color="00000A" w:sz="4" w:space="0"/>
+              <w:left w:val="dashSmallGap" w:color="00000A" w:sz="4" w:space="0"/>
+              <w:bottom w:val="dashSmallGap" w:color="00000A" w:sz="4" w:space="0"/>
+              <w:right w:val="dashSmallGap" w:color="00000A" w:sz="4" w:space="0"/>
+            </w:tcBorders>
             <w:shd w:val="clear" w:color="auto" w:fill="auto"/>
             <w:vAlign w:val="center"/>
           </w:tcPr>
@@ -13480,6 +13237,12 @@
           <w:tcPr>
             <w:tcW w:w="1148" w:type="dxa"/>
             <w:gridSpan w:val="2"/>
+            <w:tcBorders>
+              <w:top w:val="dashSmallGap" w:color="00000A" w:sz="4" w:space="0"/>
+              <w:left w:val="dashSmallGap" w:color="00000A" w:sz="4" w:space="0"/>
+              <w:bottom w:val="dashSmallGap" w:color="00000A" w:sz="4" w:space="0"/>
+              <w:right w:val="dashSmallGap" w:color="00000A" w:sz="4" w:space="0"/>
+            </w:tcBorders>
             <w:shd w:val="clear" w:color="auto" w:fill="auto"/>
             <w:vAlign w:val="center"/>
           </w:tcPr>
@@ -13497,6 +13260,9 @@
           <w:tcPr>
             <w:tcW w:w="2019" w:type="dxa"/>
             <w:tcBorders>
+              <w:top w:val="dashSmallGap" w:color="00000A" w:sz="4" w:space="0"/>
+              <w:left w:val="dashSmallGap" w:color="00000A" w:sz="4" w:space="0"/>
+              <w:bottom w:val="dashSmallGap" w:color="00000A" w:sz="4" w:space="0"/>
               <w:right w:val="single" w:color="00000A" w:sz="12" w:space="0"/>
             </w:tcBorders>
             <w:shd w:val="clear" w:color="auto" w:fill="auto"/>
@@ -13539,7 +13305,10 @@
           <w:tcPr>
             <w:tcW w:w="1560" w:type="dxa"/>
             <w:tcBorders>
+              <w:top w:val="dashSmallGap" w:color="00000A" w:sz="4" w:space="0"/>
               <w:left w:val="single" w:color="00000A" w:sz="12" w:space="0"/>
+              <w:bottom w:val="dashSmallGap" w:color="00000A" w:sz="4" w:space="0"/>
+              <w:right w:val="dashSmallGap" w:color="00000A" w:sz="4" w:space="0"/>
             </w:tcBorders>
             <w:shd w:val="clear" w:color="auto" w:fill="F2F2F2"/>
             <w:vAlign w:val="center"/>
@@ -13570,6 +13339,9 @@
             <w:tcW w:w="8878" w:type="dxa"/>
             <w:gridSpan w:val="11"/>
             <w:tcBorders>
+              <w:top w:val="dashSmallGap" w:color="00000A" w:sz="4" w:space="0"/>
+              <w:left w:val="dashSmallGap" w:color="00000A" w:sz="4" w:space="0"/>
+              <w:bottom w:val="dashSmallGap" w:color="00000A" w:sz="4" w:space="0"/>
               <w:right w:val="single" w:color="00000A" w:sz="12" w:space="0"/>
             </w:tcBorders>
             <w:shd w:val="clear" w:color="auto" w:fill="auto"/>
@@ -13612,7 +13384,10 @@
           <w:tcPr>
             <w:tcW w:w="1560" w:type="dxa"/>
             <w:tcBorders>
+              <w:top w:val="dashSmallGap" w:color="00000A" w:sz="4" w:space="0"/>
               <w:left w:val="single" w:color="00000A" w:sz="12" w:space="0"/>
+              <w:bottom w:val="dashSmallGap" w:color="00000A" w:sz="4" w:space="0"/>
+              <w:right w:val="dashSmallGap" w:color="00000A" w:sz="4" w:space="0"/>
             </w:tcBorders>
             <w:shd w:val="clear" w:color="auto" w:fill="F2F2F2"/>
             <w:vAlign w:val="center"/>
@@ -13643,6 +13418,9 @@
             <w:tcW w:w="8878" w:type="dxa"/>
             <w:gridSpan w:val="11"/>
             <w:tcBorders>
+              <w:top w:val="dashSmallGap" w:color="00000A" w:sz="4" w:space="0"/>
+              <w:left w:val="dashSmallGap" w:color="00000A" w:sz="4" w:space="0"/>
+              <w:bottom w:val="dashSmallGap" w:color="00000A" w:sz="4" w:space="0"/>
               <w:right w:val="single" w:color="00000A" w:sz="12" w:space="0"/>
             </w:tcBorders>
             <w:shd w:val="clear" w:color="auto" w:fill="auto"/>
@@ -13685,7 +13463,10 @@
           <w:tcPr>
             <w:tcW w:w="1560" w:type="dxa"/>
             <w:tcBorders>
+              <w:top w:val="dashSmallGap" w:color="00000A" w:sz="4" w:space="0"/>
               <w:left w:val="single" w:color="00000A" w:sz="12" w:space="0"/>
+              <w:bottom w:val="dashSmallGap" w:color="00000A" w:sz="4" w:space="0"/>
+              <w:right w:val="dashSmallGap" w:color="00000A" w:sz="4" w:space="0"/>
             </w:tcBorders>
             <w:shd w:val="clear" w:color="auto" w:fill="F2F2F2"/>
             <w:vAlign w:val="center"/>
@@ -13712,6 +13493,9 @@
             <w:tcW w:w="8878" w:type="dxa"/>
             <w:gridSpan w:val="11"/>
             <w:tcBorders>
+              <w:top w:val="dashSmallGap" w:color="00000A" w:sz="4" w:space="0"/>
+              <w:left w:val="dashSmallGap" w:color="00000A" w:sz="4" w:space="0"/>
+              <w:bottom w:val="dashSmallGap" w:color="00000A" w:sz="4" w:space="0"/>
               <w:right w:val="single" w:color="00000A" w:sz="12" w:space="0"/>
             </w:tcBorders>
             <w:shd w:val="clear" w:color="auto" w:fill="auto"/>
@@ -13751,7 +13535,10 @@
           <w:tcPr>
             <w:tcW w:w="1560" w:type="dxa"/>
             <w:tcBorders>
+              <w:top w:val="dashSmallGap" w:color="00000A" w:sz="4" w:space="0"/>
               <w:left w:val="single" w:color="00000A" w:sz="12" w:space="0"/>
+              <w:bottom w:val="dashSmallGap" w:color="00000A" w:sz="4" w:space="0"/>
+              <w:right w:val="dashSmallGap" w:color="00000A" w:sz="4" w:space="0"/>
             </w:tcBorders>
             <w:shd w:val="clear" w:color="auto" w:fill="F2F2F2"/>
             <w:vAlign w:val="center"/>
@@ -13780,6 +13567,12 @@
         <w:tc>
           <w:tcPr>
             <w:tcW w:w="1526" w:type="dxa"/>
+            <w:tcBorders>
+              <w:top w:val="dashSmallGap" w:color="00000A" w:sz="4" w:space="0"/>
+              <w:left w:val="dashSmallGap" w:color="00000A" w:sz="4" w:space="0"/>
+              <w:bottom w:val="dashSmallGap" w:color="00000A" w:sz="4" w:space="0"/>
+              <w:right w:val="dashSmallGap" w:color="00000A" w:sz="4" w:space="0"/>
+            </w:tcBorders>
             <w:shd w:val="clear" w:color="auto" w:fill="F2F2F2"/>
             <w:vAlign w:val="center"/>
           </w:tcPr>
@@ -13807,6 +13600,12 @@
           <w:tcPr>
             <w:tcW w:w="2014" w:type="dxa"/>
             <w:gridSpan w:val="3"/>
+            <w:tcBorders>
+              <w:top w:val="dashSmallGap" w:color="00000A" w:sz="4" w:space="0"/>
+              <w:left w:val="dashSmallGap" w:color="00000A" w:sz="4" w:space="0"/>
+              <w:bottom w:val="dashSmallGap" w:color="00000A" w:sz="4" w:space="0"/>
+              <w:right w:val="dashSmallGap" w:color="00000A" w:sz="4" w:space="0"/>
+            </w:tcBorders>
             <w:shd w:val="clear" w:color="auto" w:fill="F2F2F2"/>
             <w:vAlign w:val="center"/>
           </w:tcPr>
@@ -13835,6 +13634,12 @@
           <w:tcPr>
             <w:tcW w:w="2171" w:type="dxa"/>
             <w:gridSpan w:val="4"/>
+            <w:tcBorders>
+              <w:top w:val="dashSmallGap" w:color="00000A" w:sz="4" w:space="0"/>
+              <w:left w:val="dashSmallGap" w:color="00000A" w:sz="4" w:space="0"/>
+              <w:bottom w:val="dashSmallGap" w:color="00000A" w:sz="4" w:space="0"/>
+              <w:right w:val="dashSmallGap" w:color="00000A" w:sz="4" w:space="0"/>
+            </w:tcBorders>
             <w:shd w:val="clear" w:color="auto" w:fill="F2F2F2"/>
             <w:vAlign w:val="center"/>
           </w:tcPr>
@@ -13865,6 +13670,12 @@
           <w:tcPr>
             <w:tcW w:w="1148" w:type="dxa"/>
             <w:gridSpan w:val="2"/>
+            <w:tcBorders>
+              <w:top w:val="dashSmallGap" w:color="00000A" w:sz="4" w:space="0"/>
+              <w:left w:val="dashSmallGap" w:color="00000A" w:sz="4" w:space="0"/>
+              <w:bottom w:val="dashSmallGap" w:color="00000A" w:sz="4" w:space="0"/>
+              <w:right w:val="dashSmallGap" w:color="00000A" w:sz="4" w:space="0"/>
+            </w:tcBorders>
             <w:shd w:val="clear" w:color="auto" w:fill="F2F2F2"/>
             <w:vAlign w:val="center"/>
           </w:tcPr>
@@ -13913,6 +13724,9 @@
           <w:tcPr>
             <w:tcW w:w="2019" w:type="dxa"/>
             <w:tcBorders>
+              <w:top w:val="dashSmallGap" w:color="00000A" w:sz="4" w:space="0"/>
+              <w:left w:val="dashSmallGap" w:color="00000A" w:sz="4" w:space="0"/>
+              <w:bottom w:val="dashSmallGap" w:color="00000A" w:sz="4" w:space="0"/>
               <w:right w:val="single" w:color="00000A" w:sz="12" w:space="0"/>
             </w:tcBorders>
             <w:shd w:val="clear" w:color="auto" w:fill="F2F2F2"/>
@@ -13959,7 +13773,10 @@
           <w:tcPr>
             <w:tcW w:w="1560" w:type="dxa"/>
             <w:tcBorders>
+              <w:top w:val="dashSmallGap" w:color="00000A" w:sz="4" w:space="0"/>
               <w:left w:val="single" w:color="00000A" w:sz="12" w:space="0"/>
+              <w:bottom w:val="dashSmallGap" w:color="00000A" w:sz="4" w:space="0"/>
+              <w:right w:val="dashSmallGap" w:color="00000A" w:sz="4" w:space="0"/>
             </w:tcBorders>
             <w:shd w:val="clear" w:color="auto" w:fill="auto"/>
             <w:vAlign w:val="center"/>
@@ -13986,6 +13803,12 @@
         <w:tc>
           <w:tcPr>
             <w:tcW w:w="1526" w:type="dxa"/>
+            <w:tcBorders>
+              <w:top w:val="dashSmallGap" w:color="00000A" w:sz="4" w:space="0"/>
+              <w:left w:val="dashSmallGap" w:color="00000A" w:sz="4" w:space="0"/>
+              <w:bottom w:val="dashSmallGap" w:color="00000A" w:sz="4" w:space="0"/>
+              <w:right w:val="dashSmallGap" w:color="00000A" w:sz="4" w:space="0"/>
+            </w:tcBorders>
             <w:shd w:val="clear" w:color="auto" w:fill="auto"/>
             <w:vAlign w:val="center"/>
           </w:tcPr>
@@ -14010,6 +13833,12 @@
           <w:tcPr>
             <w:tcW w:w="2014" w:type="dxa"/>
             <w:gridSpan w:val="3"/>
+            <w:tcBorders>
+              <w:top w:val="dashSmallGap" w:color="00000A" w:sz="4" w:space="0"/>
+              <w:left w:val="dashSmallGap" w:color="00000A" w:sz="4" w:space="0"/>
+              <w:bottom w:val="dashSmallGap" w:color="00000A" w:sz="4" w:space="0"/>
+              <w:right w:val="dashSmallGap" w:color="00000A" w:sz="4" w:space="0"/>
+            </w:tcBorders>
             <w:shd w:val="clear" w:color="auto" w:fill="auto"/>
             <w:vAlign w:val="center"/>
           </w:tcPr>
@@ -14036,6 +13865,12 @@
           <w:tcPr>
             <w:tcW w:w="2171" w:type="dxa"/>
             <w:gridSpan w:val="4"/>
+            <w:tcBorders>
+              <w:top w:val="dashSmallGap" w:color="00000A" w:sz="4" w:space="0"/>
+              <w:left w:val="dashSmallGap" w:color="00000A" w:sz="4" w:space="0"/>
+              <w:bottom w:val="dashSmallGap" w:color="00000A" w:sz="4" w:space="0"/>
+              <w:right w:val="dashSmallGap" w:color="00000A" w:sz="4" w:space="0"/>
+            </w:tcBorders>
             <w:shd w:val="clear" w:color="auto" w:fill="auto"/>
             <w:vAlign w:val="center"/>
           </w:tcPr>
@@ -14151,6 +13986,12 @@
           <w:tcPr>
             <w:tcW w:w="1148" w:type="dxa"/>
             <w:gridSpan w:val="2"/>
+            <w:tcBorders>
+              <w:top w:val="dashSmallGap" w:color="00000A" w:sz="4" w:space="0"/>
+              <w:left w:val="dashSmallGap" w:color="00000A" w:sz="4" w:space="0"/>
+              <w:bottom w:val="dashSmallGap" w:color="00000A" w:sz="4" w:space="0"/>
+              <w:right w:val="dashSmallGap" w:color="00000A" w:sz="4" w:space="0"/>
+            </w:tcBorders>
             <w:shd w:val="clear" w:color="auto" w:fill="auto"/>
             <w:vAlign w:val="center"/>
           </w:tcPr>
@@ -14184,6 +14025,9 @@
           <w:tcPr>
             <w:tcW w:w="2019" w:type="dxa"/>
             <w:tcBorders>
+              <w:top w:val="dashSmallGap" w:color="00000A" w:sz="4" w:space="0"/>
+              <w:left w:val="dashSmallGap" w:color="00000A" w:sz="4" w:space="0"/>
+              <w:bottom w:val="dashSmallGap" w:color="00000A" w:sz="4" w:space="0"/>
               <w:right w:val="single" w:color="00000A" w:sz="12" w:space="0"/>
             </w:tcBorders>
             <w:shd w:val="clear" w:color="auto" w:fill="auto"/>
@@ -14226,7 +14070,10 @@
           <w:tcPr>
             <w:tcW w:w="1560" w:type="dxa"/>
             <w:tcBorders>
+              <w:top w:val="dashSmallGap" w:color="00000A" w:sz="4" w:space="0"/>
               <w:left w:val="single" w:color="00000A" w:sz="12" w:space="0"/>
+              <w:bottom w:val="dashSmallGap" w:color="00000A" w:sz="4" w:space="0"/>
+              <w:right w:val="dashSmallGap" w:color="00000A" w:sz="4" w:space="0"/>
             </w:tcBorders>
             <w:shd w:val="clear" w:color="auto" w:fill="F2F2F2"/>
             <w:vAlign w:val="center"/>
@@ -14257,6 +14104,9 @@
             <w:tcW w:w="8878" w:type="dxa"/>
             <w:gridSpan w:val="11"/>
             <w:tcBorders>
+              <w:top w:val="dashSmallGap" w:color="00000A" w:sz="4" w:space="0"/>
+              <w:left w:val="dashSmallGap" w:color="00000A" w:sz="4" w:space="0"/>
+              <w:bottom w:val="dashSmallGap" w:color="00000A" w:sz="4" w:space="0"/>
               <w:right w:val="single" w:color="00000A" w:sz="12" w:space="0"/>
             </w:tcBorders>
             <w:shd w:val="clear" w:color="auto" w:fill="auto"/>
@@ -14350,7 +14200,10 @@
           <w:tcPr>
             <w:tcW w:w="1560" w:type="dxa"/>
             <w:tcBorders>
+              <w:top w:val="dashSmallGap" w:color="00000A" w:sz="4" w:space="0"/>
               <w:left w:val="single" w:color="00000A" w:sz="12" w:space="0"/>
+              <w:bottom w:val="dashSmallGap" w:color="00000A" w:sz="4" w:space="0"/>
+              <w:right w:val="dashSmallGap" w:color="00000A" w:sz="4" w:space="0"/>
             </w:tcBorders>
             <w:shd w:val="clear" w:color="auto" w:fill="F2F2F2"/>
             <w:vAlign w:val="center"/>
@@ -14381,6 +14234,9 @@
             <w:tcW w:w="8878" w:type="dxa"/>
             <w:gridSpan w:val="11"/>
             <w:tcBorders>
+              <w:top w:val="dashSmallGap" w:color="00000A" w:sz="4" w:space="0"/>
+              <w:left w:val="dashSmallGap" w:color="00000A" w:sz="4" w:space="0"/>
+              <w:bottom w:val="dashSmallGap" w:color="00000A" w:sz="4" w:space="0"/>
               <w:right w:val="single" w:color="00000A" w:sz="12" w:space="0"/>
             </w:tcBorders>
             <w:shd w:val="clear" w:color="auto" w:fill="auto"/>
@@ -14458,7 +14314,10 @@
           <w:tcPr>
             <w:tcW w:w="1560" w:type="dxa"/>
             <w:tcBorders>
+              <w:top w:val="dashSmallGap" w:color="00000A" w:sz="4" w:space="0"/>
               <w:left w:val="single" w:color="00000A" w:sz="12" w:space="0"/>
+              <w:bottom w:val="dashSmallGap" w:color="00000A" w:sz="4" w:space="0"/>
+              <w:right w:val="dashSmallGap" w:color="00000A" w:sz="4" w:space="0"/>
             </w:tcBorders>
             <w:shd w:val="clear" w:color="auto" w:fill="F2F2F2"/>
             <w:vAlign w:val="center"/>
@@ -14485,6 +14344,9 @@
             <w:tcW w:w="8878" w:type="dxa"/>
             <w:gridSpan w:val="11"/>
             <w:tcBorders>
+              <w:top w:val="dashSmallGap" w:color="00000A" w:sz="4" w:space="0"/>
+              <w:left w:val="dashSmallGap" w:color="00000A" w:sz="4" w:space="0"/>
+              <w:bottom w:val="dashSmallGap" w:color="00000A" w:sz="4" w:space="0"/>
               <w:right w:val="single" w:color="00000A" w:sz="12" w:space="0"/>
             </w:tcBorders>
             <w:shd w:val="clear" w:color="auto" w:fill="auto"/>
@@ -14523,7 +14385,10 @@
           <w:tcPr>
             <w:tcW w:w="1560" w:type="dxa"/>
             <w:tcBorders>
+              <w:top w:val="dashSmallGap" w:color="00000A" w:sz="4" w:space="0"/>
               <w:left w:val="single" w:color="00000A" w:sz="12" w:space="0"/>
+              <w:bottom w:val="dashSmallGap" w:color="00000A" w:sz="4" w:space="0"/>
+              <w:right w:val="dashSmallGap" w:color="00000A" w:sz="4" w:space="0"/>
             </w:tcBorders>
             <w:shd w:val="clear" w:color="auto" w:fill="F2F2F2"/>
             <w:vAlign w:val="center"/>
@@ -14552,6 +14417,12 @@
         <w:tc>
           <w:tcPr>
             <w:tcW w:w="1526" w:type="dxa"/>
+            <w:tcBorders>
+              <w:top w:val="dashSmallGap" w:color="00000A" w:sz="4" w:space="0"/>
+              <w:left w:val="dashSmallGap" w:color="00000A" w:sz="4" w:space="0"/>
+              <w:bottom w:val="dashSmallGap" w:color="00000A" w:sz="4" w:space="0"/>
+              <w:right w:val="dashSmallGap" w:color="00000A" w:sz="4" w:space="0"/>
+            </w:tcBorders>
             <w:shd w:val="clear" w:color="auto" w:fill="F2F2F2"/>
             <w:vAlign w:val="center"/>
           </w:tcPr>
@@ -14579,6 +14450,12 @@
           <w:tcPr>
             <w:tcW w:w="2014" w:type="dxa"/>
             <w:gridSpan w:val="3"/>
+            <w:tcBorders>
+              <w:top w:val="dashSmallGap" w:color="00000A" w:sz="4" w:space="0"/>
+              <w:left w:val="dashSmallGap" w:color="00000A" w:sz="4" w:space="0"/>
+              <w:bottom w:val="dashSmallGap" w:color="00000A" w:sz="4" w:space="0"/>
+              <w:right w:val="dashSmallGap" w:color="00000A" w:sz="4" w:space="0"/>
+            </w:tcBorders>
             <w:shd w:val="clear" w:color="auto" w:fill="F2F2F2"/>
             <w:vAlign w:val="center"/>
           </w:tcPr>
@@ -14607,6 +14484,12 @@
           <w:tcPr>
             <w:tcW w:w="2171" w:type="dxa"/>
             <w:gridSpan w:val="4"/>
+            <w:tcBorders>
+              <w:top w:val="dashSmallGap" w:color="00000A" w:sz="4" w:space="0"/>
+              <w:left w:val="dashSmallGap" w:color="00000A" w:sz="4" w:space="0"/>
+              <w:bottom w:val="dashSmallGap" w:color="00000A" w:sz="4" w:space="0"/>
+              <w:right w:val="dashSmallGap" w:color="00000A" w:sz="4" w:space="0"/>
+            </w:tcBorders>
             <w:shd w:val="clear" w:color="auto" w:fill="F2F2F2"/>
             <w:vAlign w:val="center"/>
           </w:tcPr>
@@ -14637,6 +14520,12 @@
           <w:tcPr>
             <w:tcW w:w="1148" w:type="dxa"/>
             <w:gridSpan w:val="2"/>
+            <w:tcBorders>
+              <w:top w:val="dashSmallGap" w:color="00000A" w:sz="4" w:space="0"/>
+              <w:left w:val="dashSmallGap" w:color="00000A" w:sz="4" w:space="0"/>
+              <w:bottom w:val="dashSmallGap" w:color="00000A" w:sz="4" w:space="0"/>
+              <w:right w:val="dashSmallGap" w:color="00000A" w:sz="4" w:space="0"/>
+            </w:tcBorders>
             <w:shd w:val="clear" w:color="auto" w:fill="F2F2F2"/>
             <w:vAlign w:val="center"/>
           </w:tcPr>
@@ -14685,6 +14574,9 @@
           <w:tcPr>
             <w:tcW w:w="2019" w:type="dxa"/>
             <w:tcBorders>
+              <w:top w:val="dashSmallGap" w:color="00000A" w:sz="4" w:space="0"/>
+              <w:left w:val="dashSmallGap" w:color="00000A" w:sz="4" w:space="0"/>
+              <w:bottom w:val="dashSmallGap" w:color="00000A" w:sz="4" w:space="0"/>
               <w:right w:val="single" w:color="00000A" w:sz="12" w:space="0"/>
             </w:tcBorders>
             <w:shd w:val="clear" w:color="auto" w:fill="F2F2F2"/>
@@ -14731,7 +14623,10 @@
           <w:tcPr>
             <w:tcW w:w="1560" w:type="dxa"/>
             <w:tcBorders>
+              <w:top w:val="dashSmallGap" w:color="00000A" w:sz="4" w:space="0"/>
               <w:left w:val="single" w:color="00000A" w:sz="12" w:space="0"/>
+              <w:bottom w:val="dashSmallGap" w:color="00000A" w:sz="4" w:space="0"/>
+              <w:right w:val="dashSmallGap" w:color="00000A" w:sz="4" w:space="0"/>
             </w:tcBorders>
             <w:shd w:val="clear" w:color="auto" w:fill="auto"/>
             <w:vAlign w:val="center"/>
@@ -14758,6 +14653,12 @@
         <w:tc>
           <w:tcPr>
             <w:tcW w:w="1526" w:type="dxa"/>
+            <w:tcBorders>
+              <w:top w:val="dashSmallGap" w:color="00000A" w:sz="4" w:space="0"/>
+              <w:left w:val="dashSmallGap" w:color="00000A" w:sz="4" w:space="0"/>
+              <w:bottom w:val="dashSmallGap" w:color="00000A" w:sz="4" w:space="0"/>
+              <w:right w:val="dashSmallGap" w:color="00000A" w:sz="4" w:space="0"/>
+            </w:tcBorders>
             <w:shd w:val="clear" w:color="auto" w:fill="auto"/>
             <w:vAlign w:val="center"/>
           </w:tcPr>
@@ -14783,6 +14684,12 @@
           <w:tcPr>
             <w:tcW w:w="2014" w:type="dxa"/>
             <w:gridSpan w:val="3"/>
+            <w:tcBorders>
+              <w:top w:val="dashSmallGap" w:color="00000A" w:sz="4" w:space="0"/>
+              <w:left w:val="dashSmallGap" w:color="00000A" w:sz="4" w:space="0"/>
+              <w:bottom w:val="dashSmallGap" w:color="00000A" w:sz="4" w:space="0"/>
+              <w:right w:val="dashSmallGap" w:color="00000A" w:sz="4" w:space="0"/>
+            </w:tcBorders>
             <w:shd w:val="clear" w:color="auto" w:fill="auto"/>
             <w:vAlign w:val="center"/>
           </w:tcPr>
@@ -14832,6 +14739,12 @@
           <w:tcPr>
             <w:tcW w:w="2171" w:type="dxa"/>
             <w:gridSpan w:val="4"/>
+            <w:tcBorders>
+              <w:top w:val="dashSmallGap" w:color="00000A" w:sz="4" w:space="0"/>
+              <w:left w:val="dashSmallGap" w:color="00000A" w:sz="4" w:space="0"/>
+              <w:bottom w:val="dashSmallGap" w:color="00000A" w:sz="4" w:space="0"/>
+              <w:right w:val="dashSmallGap" w:color="00000A" w:sz="4" w:space="0"/>
+            </w:tcBorders>
             <w:shd w:val="clear" w:color="auto" w:fill="auto"/>
             <w:vAlign w:val="center"/>
           </w:tcPr>
@@ -14915,6 +14828,12 @@
           <w:tcPr>
             <w:tcW w:w="1148" w:type="dxa"/>
             <w:gridSpan w:val="2"/>
+            <w:tcBorders>
+              <w:top w:val="dashSmallGap" w:color="00000A" w:sz="4" w:space="0"/>
+              <w:left w:val="dashSmallGap" w:color="00000A" w:sz="4" w:space="0"/>
+              <w:bottom w:val="dashSmallGap" w:color="00000A" w:sz="4" w:space="0"/>
+              <w:right w:val="dashSmallGap" w:color="00000A" w:sz="4" w:space="0"/>
+            </w:tcBorders>
             <w:shd w:val="clear" w:color="auto" w:fill="auto"/>
             <w:vAlign w:val="center"/>
           </w:tcPr>
@@ -14948,6 +14867,9 @@
           <w:tcPr>
             <w:tcW w:w="2019" w:type="dxa"/>
             <w:tcBorders>
+              <w:top w:val="dashSmallGap" w:color="00000A" w:sz="4" w:space="0"/>
+              <w:left w:val="dashSmallGap" w:color="00000A" w:sz="4" w:space="0"/>
+              <w:bottom w:val="dashSmallGap" w:color="00000A" w:sz="4" w:space="0"/>
               <w:right w:val="single" w:color="00000A" w:sz="12" w:space="0"/>
             </w:tcBorders>
             <w:shd w:val="clear" w:color="auto" w:fill="auto"/>
@@ -14990,7 +14912,10 @@
           <w:tcPr>
             <w:tcW w:w="1560" w:type="dxa"/>
             <w:tcBorders>
+              <w:top w:val="dashSmallGap" w:color="00000A" w:sz="4" w:space="0"/>
               <w:left w:val="single" w:color="00000A" w:sz="12" w:space="0"/>
+              <w:bottom w:val="dashSmallGap" w:color="00000A" w:sz="4" w:space="0"/>
+              <w:right w:val="dashSmallGap" w:color="00000A" w:sz="4" w:space="0"/>
             </w:tcBorders>
             <w:shd w:val="clear" w:color="auto" w:fill="F2F2F2"/>
             <w:vAlign w:val="center"/>
@@ -15021,6 +14946,9 @@
             <w:tcW w:w="8878" w:type="dxa"/>
             <w:gridSpan w:val="11"/>
             <w:tcBorders>
+              <w:top w:val="dashSmallGap" w:color="00000A" w:sz="4" w:space="0"/>
+              <w:left w:val="dashSmallGap" w:color="00000A" w:sz="4" w:space="0"/>
+              <w:bottom w:val="dashSmallGap" w:color="00000A" w:sz="4" w:space="0"/>
               <w:right w:val="single" w:color="00000A" w:sz="12" w:space="0"/>
             </w:tcBorders>
             <w:shd w:val="clear" w:color="auto" w:fill="auto"/>
@@ -15094,7 +15022,10 @@
           <w:tcPr>
             <w:tcW w:w="1560" w:type="dxa"/>
             <w:tcBorders>
+              <w:top w:val="dashSmallGap" w:color="00000A" w:sz="4" w:space="0"/>
               <w:left w:val="single" w:color="00000A" w:sz="12" w:space="0"/>
+              <w:bottom w:val="dashSmallGap" w:color="00000A" w:sz="4" w:space="0"/>
+              <w:right w:val="dashSmallGap" w:color="00000A" w:sz="4" w:space="0"/>
             </w:tcBorders>
             <w:shd w:val="clear" w:color="auto" w:fill="F2F2F2"/>
             <w:vAlign w:val="center"/>
@@ -15125,6 +15056,9 @@
             <w:tcW w:w="8878" w:type="dxa"/>
             <w:gridSpan w:val="11"/>
             <w:tcBorders>
+              <w:top w:val="dashSmallGap" w:color="00000A" w:sz="4" w:space="0"/>
+              <w:left w:val="dashSmallGap" w:color="00000A" w:sz="4" w:space="0"/>
+              <w:bottom w:val="dashSmallGap" w:color="00000A" w:sz="4" w:space="0"/>
               <w:right w:val="single" w:color="00000A" w:sz="12" w:space="0"/>
             </w:tcBorders>
             <w:shd w:val="clear" w:color="auto" w:fill="auto"/>
@@ -15203,7 +15137,10 @@
           <w:tcPr>
             <w:tcW w:w="1560" w:type="dxa"/>
             <w:tcBorders>
+              <w:top w:val="dashSmallGap" w:color="00000A" w:sz="4" w:space="0"/>
               <w:left w:val="single" w:color="00000A" w:sz="12" w:space="0"/>
+              <w:bottom w:val="dashSmallGap" w:color="00000A" w:sz="4" w:space="0"/>
+              <w:right w:val="dashSmallGap" w:color="00000A" w:sz="4" w:space="0"/>
             </w:tcBorders>
             <w:shd w:val="clear" w:color="auto" w:fill="F2F2F2"/>
             <w:vAlign w:val="center"/>
@@ -15230,6 +15167,9 @@
             <w:tcW w:w="8878" w:type="dxa"/>
             <w:gridSpan w:val="11"/>
             <w:tcBorders>
+              <w:top w:val="dashSmallGap" w:color="00000A" w:sz="4" w:space="0"/>
+              <w:left w:val="dashSmallGap" w:color="00000A" w:sz="4" w:space="0"/>
+              <w:bottom w:val="dashSmallGap" w:color="00000A" w:sz="4" w:space="0"/>
               <w:right w:val="single" w:color="00000A" w:sz="12" w:space="0"/>
             </w:tcBorders>
             <w:shd w:val="clear" w:color="auto" w:fill="auto"/>
@@ -15269,7 +15209,10 @@
           <w:tcPr>
             <w:tcW w:w="1560" w:type="dxa"/>
             <w:tcBorders>
+              <w:top w:val="dashSmallGap" w:color="00000A" w:sz="4" w:space="0"/>
               <w:left w:val="single" w:color="00000A" w:sz="12" w:space="0"/>
+              <w:bottom w:val="dashSmallGap" w:color="00000A" w:sz="4" w:space="0"/>
+              <w:right w:val="dashSmallGap" w:color="00000A" w:sz="4" w:space="0"/>
             </w:tcBorders>
             <w:shd w:val="clear" w:color="auto" w:fill="F2F2F2"/>
             <w:vAlign w:val="center"/>
@@ -15298,6 +15241,12 @@
         <w:tc>
           <w:tcPr>
             <w:tcW w:w="1526" w:type="dxa"/>
+            <w:tcBorders>
+              <w:top w:val="dashSmallGap" w:color="00000A" w:sz="4" w:space="0"/>
+              <w:left w:val="dashSmallGap" w:color="00000A" w:sz="4" w:space="0"/>
+              <w:bottom w:val="dashSmallGap" w:color="00000A" w:sz="4" w:space="0"/>
+              <w:right w:val="dashSmallGap" w:color="00000A" w:sz="4" w:space="0"/>
+            </w:tcBorders>
             <w:shd w:val="clear" w:color="auto" w:fill="F2F2F2"/>
             <w:vAlign w:val="center"/>
           </w:tcPr>
@@ -15325,6 +15274,12 @@
           <w:tcPr>
             <w:tcW w:w="2014" w:type="dxa"/>
             <w:gridSpan w:val="3"/>
+            <w:tcBorders>
+              <w:top w:val="dashSmallGap" w:color="00000A" w:sz="4" w:space="0"/>
+              <w:left w:val="dashSmallGap" w:color="00000A" w:sz="4" w:space="0"/>
+              <w:bottom w:val="dashSmallGap" w:color="00000A" w:sz="4" w:space="0"/>
+              <w:right w:val="dashSmallGap" w:color="00000A" w:sz="4" w:space="0"/>
+            </w:tcBorders>
             <w:shd w:val="clear" w:color="auto" w:fill="F2F2F2"/>
             <w:vAlign w:val="center"/>
           </w:tcPr>
@@ -15353,6 +15308,12 @@
           <w:tcPr>
             <w:tcW w:w="2171" w:type="dxa"/>
             <w:gridSpan w:val="4"/>
+            <w:tcBorders>
+              <w:top w:val="dashSmallGap" w:color="00000A" w:sz="4" w:space="0"/>
+              <w:left w:val="dashSmallGap" w:color="00000A" w:sz="4" w:space="0"/>
+              <w:bottom w:val="dashSmallGap" w:color="00000A" w:sz="4" w:space="0"/>
+              <w:right w:val="dashSmallGap" w:color="00000A" w:sz="4" w:space="0"/>
+            </w:tcBorders>
             <w:shd w:val="clear" w:color="auto" w:fill="F2F2F2"/>
             <w:vAlign w:val="center"/>
           </w:tcPr>
@@ -15383,6 +15344,12 @@
           <w:tcPr>
             <w:tcW w:w="1148" w:type="dxa"/>
             <w:gridSpan w:val="2"/>
+            <w:tcBorders>
+              <w:top w:val="dashSmallGap" w:color="00000A" w:sz="4" w:space="0"/>
+              <w:left w:val="dashSmallGap" w:color="00000A" w:sz="4" w:space="0"/>
+              <w:bottom w:val="dashSmallGap" w:color="00000A" w:sz="4" w:space="0"/>
+              <w:right w:val="dashSmallGap" w:color="00000A" w:sz="4" w:space="0"/>
+            </w:tcBorders>
             <w:shd w:val="clear" w:color="auto" w:fill="F2F2F2"/>
             <w:vAlign w:val="center"/>
           </w:tcPr>
@@ -15431,6 +15398,9 @@
           <w:tcPr>
             <w:tcW w:w="2019" w:type="dxa"/>
             <w:tcBorders>
+              <w:top w:val="dashSmallGap" w:color="00000A" w:sz="4" w:space="0"/>
+              <w:left w:val="dashSmallGap" w:color="00000A" w:sz="4" w:space="0"/>
+              <w:bottom w:val="dashSmallGap" w:color="00000A" w:sz="4" w:space="0"/>
               <w:right w:val="single" w:color="00000A" w:sz="12" w:space="0"/>
             </w:tcBorders>
             <w:shd w:val="clear" w:color="auto" w:fill="F2F2F2"/>
@@ -15477,7 +15447,10 @@
           <w:tcPr>
             <w:tcW w:w="1560" w:type="dxa"/>
             <w:tcBorders>
+              <w:top w:val="dashSmallGap" w:color="00000A" w:sz="4" w:space="0"/>
               <w:left w:val="single" w:color="00000A" w:sz="12" w:space="0"/>
+              <w:bottom w:val="dashSmallGap" w:color="00000A" w:sz="4" w:space="0"/>
+              <w:right w:val="dashSmallGap" w:color="00000A" w:sz="4" w:space="0"/>
             </w:tcBorders>
             <w:shd w:val="clear" w:color="auto" w:fill="auto"/>
             <w:vAlign w:val="center"/>
@@ -15504,6 +15477,12 @@
         <w:tc>
           <w:tcPr>
             <w:tcW w:w="1526" w:type="dxa"/>
+            <w:tcBorders>
+              <w:top w:val="dashSmallGap" w:color="00000A" w:sz="4" w:space="0"/>
+              <w:left w:val="dashSmallGap" w:color="00000A" w:sz="4" w:space="0"/>
+              <w:bottom w:val="dashSmallGap" w:color="00000A" w:sz="4" w:space="0"/>
+              <w:right w:val="dashSmallGap" w:color="00000A" w:sz="4" w:space="0"/>
+            </w:tcBorders>
             <w:shd w:val="clear" w:color="auto" w:fill="auto"/>
             <w:vAlign w:val="center"/>
           </w:tcPr>
@@ -15528,6 +15507,12 @@
           <w:tcPr>
             <w:tcW w:w="2014" w:type="dxa"/>
             <w:gridSpan w:val="3"/>
+            <w:tcBorders>
+              <w:top w:val="dashSmallGap" w:color="00000A" w:sz="4" w:space="0"/>
+              <w:left w:val="dashSmallGap" w:color="00000A" w:sz="4" w:space="0"/>
+              <w:bottom w:val="dashSmallGap" w:color="00000A" w:sz="4" w:space="0"/>
+              <w:right w:val="dashSmallGap" w:color="00000A" w:sz="4" w:space="0"/>
+            </w:tcBorders>
             <w:shd w:val="clear" w:color="auto" w:fill="auto"/>
             <w:vAlign w:val="center"/>
           </w:tcPr>
@@ -15593,6 +15578,12 @@
           <w:tcPr>
             <w:tcW w:w="2171" w:type="dxa"/>
             <w:gridSpan w:val="4"/>
+            <w:tcBorders>
+              <w:top w:val="dashSmallGap" w:color="00000A" w:sz="4" w:space="0"/>
+              <w:left w:val="dashSmallGap" w:color="00000A" w:sz="4" w:space="0"/>
+              <w:bottom w:val="dashSmallGap" w:color="00000A" w:sz="4" w:space="0"/>
+              <w:right w:val="dashSmallGap" w:color="00000A" w:sz="4" w:space="0"/>
+            </w:tcBorders>
             <w:shd w:val="clear" w:color="auto" w:fill="auto"/>
             <w:vAlign w:val="center"/>
           </w:tcPr>
@@ -15676,6 +15667,12 @@
           <w:tcPr>
             <w:tcW w:w="1148" w:type="dxa"/>
             <w:gridSpan w:val="2"/>
+            <w:tcBorders>
+              <w:top w:val="dashSmallGap" w:color="00000A" w:sz="4" w:space="0"/>
+              <w:left w:val="dashSmallGap" w:color="00000A" w:sz="4" w:space="0"/>
+              <w:bottom w:val="dashSmallGap" w:color="00000A" w:sz="4" w:space="0"/>
+              <w:right w:val="dashSmallGap" w:color="00000A" w:sz="4" w:space="0"/>
+            </w:tcBorders>
             <w:shd w:val="clear" w:color="auto" w:fill="auto"/>
             <w:vAlign w:val="center"/>
           </w:tcPr>
@@ -15709,6 +15706,9 @@
           <w:tcPr>
             <w:tcW w:w="2019" w:type="dxa"/>
             <w:tcBorders>
+              <w:top w:val="dashSmallGap" w:color="00000A" w:sz="4" w:space="0"/>
+              <w:left w:val="dashSmallGap" w:color="00000A" w:sz="4" w:space="0"/>
+              <w:bottom w:val="dashSmallGap" w:color="00000A" w:sz="4" w:space="0"/>
               <w:right w:val="single" w:color="00000A" w:sz="12" w:space="0"/>
             </w:tcBorders>
             <w:shd w:val="clear" w:color="auto" w:fill="auto"/>
@@ -15751,7 +15751,10 @@
           <w:tcPr>
             <w:tcW w:w="1560" w:type="dxa"/>
             <w:tcBorders>
+              <w:top w:val="dashSmallGap" w:color="00000A" w:sz="4" w:space="0"/>
               <w:left w:val="single" w:color="00000A" w:sz="12" w:space="0"/>
+              <w:bottom w:val="dashSmallGap" w:color="00000A" w:sz="4" w:space="0"/>
+              <w:right w:val="dashSmallGap" w:color="00000A" w:sz="4" w:space="0"/>
             </w:tcBorders>
             <w:shd w:val="clear" w:color="auto" w:fill="F2F2F2"/>
             <w:vAlign w:val="center"/>
@@ -15782,6 +15785,9 @@
             <w:tcW w:w="8878" w:type="dxa"/>
             <w:gridSpan w:val="11"/>
             <w:tcBorders>
+              <w:top w:val="dashSmallGap" w:color="00000A" w:sz="4" w:space="0"/>
+              <w:left w:val="dashSmallGap" w:color="00000A" w:sz="4" w:space="0"/>
+              <w:bottom w:val="dashSmallGap" w:color="00000A" w:sz="4" w:space="0"/>
               <w:right w:val="single" w:color="00000A" w:sz="12" w:space="0"/>
             </w:tcBorders>
             <w:shd w:val="clear" w:color="auto" w:fill="auto"/>
@@ -15838,7 +15844,10 @@
           <w:tcPr>
             <w:tcW w:w="1560" w:type="dxa"/>
             <w:tcBorders>
+              <w:top w:val="dashSmallGap" w:color="00000A" w:sz="4" w:space="0"/>
               <w:left w:val="single" w:color="00000A" w:sz="12" w:space="0"/>
+              <w:bottom w:val="dashSmallGap" w:color="00000A" w:sz="4" w:space="0"/>
+              <w:right w:val="dashSmallGap" w:color="00000A" w:sz="4" w:space="0"/>
             </w:tcBorders>
             <w:shd w:val="clear" w:color="auto" w:fill="F2F2F2"/>
             <w:vAlign w:val="center"/>
@@ -15869,6 +15878,9 @@
             <w:tcW w:w="8878" w:type="dxa"/>
             <w:gridSpan w:val="11"/>
             <w:tcBorders>
+              <w:top w:val="dashSmallGap" w:color="00000A" w:sz="4" w:space="0"/>
+              <w:left w:val="dashSmallGap" w:color="00000A" w:sz="4" w:space="0"/>
+              <w:bottom w:val="dashSmallGap" w:color="00000A" w:sz="4" w:space="0"/>
               <w:right w:val="single" w:color="00000A" w:sz="12" w:space="0"/>
             </w:tcBorders>
             <w:shd w:val="clear" w:color="auto" w:fill="auto"/>
@@ -15946,7 +15958,10 @@
           <w:tcPr>
             <w:tcW w:w="1560" w:type="dxa"/>
             <w:tcBorders>
+              <w:top w:val="dashSmallGap" w:color="00000A" w:sz="4" w:space="0"/>
               <w:left w:val="single" w:color="00000A" w:sz="12" w:space="0"/>
+              <w:bottom w:val="dashSmallGap" w:color="00000A" w:sz="4" w:space="0"/>
+              <w:right w:val="dashSmallGap" w:color="00000A" w:sz="4" w:space="0"/>
             </w:tcBorders>
             <w:shd w:val="clear" w:color="auto" w:fill="F2F2F2"/>
             <w:vAlign w:val="center"/>
@@ -15975,6 +15990,9 @@
             <w:tcW w:w="8878" w:type="dxa"/>
             <w:gridSpan w:val="11"/>
             <w:tcBorders>
+              <w:top w:val="dashSmallGap" w:color="00000A" w:sz="4" w:space="0"/>
+              <w:left w:val="dashSmallGap" w:color="00000A" w:sz="4" w:space="0"/>
+              <w:bottom w:val="dashSmallGap" w:color="00000A" w:sz="4" w:space="0"/>
               <w:right w:val="single" w:color="00000A" w:sz="12" w:space="0"/>
             </w:tcBorders>
             <w:shd w:val="clear" w:color="auto" w:fill="auto"/>
@@ -16014,7 +16032,9 @@
             <w:tcW w:w="10438" w:type="dxa"/>
             <w:gridSpan w:val="12"/>
             <w:tcBorders>
+              <w:top w:val="dashSmallGap" w:color="00000A" w:sz="4" w:space="0"/>
               <w:left w:val="single" w:color="00000A" w:sz="12" w:space="0"/>
+              <w:bottom w:val="dashSmallGap" w:color="00000A" w:sz="4" w:space="0"/>
               <w:right w:val="single" w:color="00000A" w:sz="12" w:space="0"/>
             </w:tcBorders>
             <w:shd w:val="clear" w:color="auto" w:fill="F2F2F2"/>
@@ -16063,7 +16083,10 @@
           <w:tcPr>
             <w:tcW w:w="1560" w:type="dxa"/>
             <w:tcBorders>
+              <w:top w:val="dashSmallGap" w:color="00000A" w:sz="4" w:space="0"/>
               <w:left w:val="single" w:color="00000A" w:sz="12" w:space="0"/>
+              <w:bottom w:val="dashSmallGap" w:color="00000A" w:sz="4" w:space="0"/>
+              <w:right w:val="dashSmallGap" w:color="00000A" w:sz="4" w:space="0"/>
             </w:tcBorders>
             <w:shd w:val="clear" w:color="auto" w:fill="F2F2F2"/>
             <w:vAlign w:val="center"/>
@@ -16084,6 +16107,12 @@
         <w:tc>
           <w:tcPr>
             <w:tcW w:w="1526" w:type="dxa"/>
+            <w:tcBorders>
+              <w:top w:val="dashSmallGap" w:color="00000A" w:sz="4" w:space="0"/>
+              <w:left w:val="dashSmallGap" w:color="00000A" w:sz="4" w:space="0"/>
+              <w:bottom w:val="dashSmallGap" w:color="00000A" w:sz="4" w:space="0"/>
+              <w:right w:val="dashSmallGap" w:color="00000A" w:sz="4" w:space="0"/>
+            </w:tcBorders>
             <w:shd w:val="clear" w:color="auto" w:fill="F2F2F2"/>
             <w:vAlign w:val="center"/>
           </w:tcPr>
@@ -16116,6 +16145,12 @@
           <w:tcPr>
             <w:tcW w:w="1348" w:type="dxa"/>
             <w:gridSpan w:val="2"/>
+            <w:tcBorders>
+              <w:top w:val="dashSmallGap" w:color="00000A" w:sz="4" w:space="0"/>
+              <w:left w:val="dashSmallGap" w:color="00000A" w:sz="4" w:space="0"/>
+              <w:bottom w:val="dashSmallGap" w:color="00000A" w:sz="4" w:space="0"/>
+              <w:right w:val="dashSmallGap" w:color="00000A" w:sz="4" w:space="0"/>
+            </w:tcBorders>
             <w:shd w:val="clear" w:color="auto" w:fill="F2F2F2"/>
             <w:vAlign w:val="center"/>
           </w:tcPr>
@@ -16148,6 +16183,12 @@
           <w:tcPr>
             <w:tcW w:w="1495" w:type="dxa"/>
             <w:gridSpan w:val="3"/>
+            <w:tcBorders>
+              <w:top w:val="dashSmallGap" w:color="00000A" w:sz="4" w:space="0"/>
+              <w:left w:val="dashSmallGap" w:color="00000A" w:sz="4" w:space="0"/>
+              <w:bottom w:val="dashSmallGap" w:color="00000A" w:sz="4" w:space="0"/>
+              <w:right w:val="dashSmallGap" w:color="00000A" w:sz="4" w:space="0"/>
+            </w:tcBorders>
             <w:shd w:val="clear" w:color="auto" w:fill="F2F2F2"/>
             <w:vAlign w:val="center"/>
           </w:tcPr>
@@ -16180,6 +16221,12 @@
           <w:tcPr>
             <w:tcW w:w="1342" w:type="dxa"/>
             <w:gridSpan w:val="2"/>
+            <w:tcBorders>
+              <w:top w:val="dashSmallGap" w:color="00000A" w:sz="4" w:space="0"/>
+              <w:left w:val="dashSmallGap" w:color="00000A" w:sz="4" w:space="0"/>
+              <w:bottom w:val="dashSmallGap" w:color="00000A" w:sz="4" w:space="0"/>
+              <w:right w:val="dashSmallGap" w:color="00000A" w:sz="4" w:space="0"/>
+            </w:tcBorders>
             <w:shd w:val="clear" w:color="auto" w:fill="F2F2F2"/>
             <w:vAlign w:val="center"/>
           </w:tcPr>
@@ -16212,6 +16259,12 @@
           <w:tcPr>
             <w:tcW w:w="1148" w:type="dxa"/>
             <w:gridSpan w:val="2"/>
+            <w:tcBorders>
+              <w:top w:val="dashSmallGap" w:color="00000A" w:sz="4" w:space="0"/>
+              <w:left w:val="dashSmallGap" w:color="00000A" w:sz="4" w:space="0"/>
+              <w:bottom w:val="dashSmallGap" w:color="00000A" w:sz="4" w:space="0"/>
+              <w:right w:val="dashSmallGap" w:color="00000A" w:sz="4" w:space="0"/>
+            </w:tcBorders>
             <w:shd w:val="clear" w:color="auto" w:fill="F2F2F2"/>
             <w:vAlign w:val="center"/>
           </w:tcPr>
@@ -16244,6 +16297,9 @@
           <w:tcPr>
             <w:tcW w:w="2019" w:type="dxa"/>
             <w:tcBorders>
+              <w:top w:val="dashSmallGap" w:color="00000A" w:sz="4" w:space="0"/>
+              <w:left w:val="dashSmallGap" w:color="00000A" w:sz="4" w:space="0"/>
+              <w:bottom w:val="dashSmallGap" w:color="00000A" w:sz="4" w:space="0"/>
               <w:right w:val="single" w:color="00000A" w:sz="12" w:space="0"/>
             </w:tcBorders>
             <w:shd w:val="clear" w:color="auto" w:fill="F2F2F2"/>
@@ -16293,7 +16349,10 @@
             <w:tcW w:w="1560" w:type="dxa"/>
             <w:vMerge w:val="restart"/>
             <w:tcBorders>
+              <w:top w:val="dashSmallGap" w:color="00000A" w:sz="4" w:space="0"/>
               <w:left w:val="single" w:color="00000A" w:sz="12" w:space="0"/>
+              <w:bottom w:val="dashSmallGap" w:color="00000A" w:sz="4" w:space="0"/>
+              <w:right w:val="dashSmallGap" w:color="00000A" w:sz="4" w:space="0"/>
             </w:tcBorders>
             <w:shd w:val="clear" w:color="auto" w:fill="F2F2F2"/>
             <w:vAlign w:val="center"/>
@@ -16322,6 +16381,12 @@
         <w:tc>
           <w:tcPr>
             <w:tcW w:w="1526" w:type="dxa"/>
+            <w:tcBorders>
+              <w:top w:val="dashSmallGap" w:color="00000A" w:sz="4" w:space="0"/>
+              <w:left w:val="dashSmallGap" w:color="00000A" w:sz="4" w:space="0"/>
+              <w:bottom w:val="dashSmallGap" w:color="00000A" w:sz="4" w:space="0"/>
+              <w:right w:val="dashSmallGap" w:color="00000A" w:sz="4" w:space="0"/>
+            </w:tcBorders>
             <w:shd w:val="clear" w:color="auto" w:fill="92D050"/>
             <w:vAlign w:val="center"/>
           </w:tcPr>
@@ -16374,6 +16439,12 @@
           <w:tcPr>
             <w:tcW w:w="1348" w:type="dxa"/>
             <w:gridSpan w:val="2"/>
+            <w:tcBorders>
+              <w:top w:val="dashSmallGap" w:color="00000A" w:sz="4" w:space="0"/>
+              <w:left w:val="dashSmallGap" w:color="00000A" w:sz="4" w:space="0"/>
+              <w:bottom w:val="dashSmallGap" w:color="00000A" w:sz="4" w:space="0"/>
+              <w:right w:val="dashSmallGap" w:color="00000A" w:sz="4" w:space="0"/>
+            </w:tcBorders>
             <w:shd w:val="clear" w:color="auto" w:fill="92D050"/>
             <w:vAlign w:val="center"/>
           </w:tcPr>
@@ -16398,6 +16469,12 @@
           <w:tcPr>
             <w:tcW w:w="1495" w:type="dxa"/>
             <w:gridSpan w:val="3"/>
+            <w:tcBorders>
+              <w:top w:val="dashSmallGap" w:color="00000A" w:sz="4" w:space="0"/>
+              <w:left w:val="dashSmallGap" w:color="00000A" w:sz="4" w:space="0"/>
+              <w:bottom w:val="dashSmallGap" w:color="00000A" w:sz="4" w:space="0"/>
+              <w:right w:val="dashSmallGap" w:color="00000A" w:sz="4" w:space="0"/>
+            </w:tcBorders>
             <w:shd w:val="clear" w:color="auto" w:fill="92D050"/>
             <w:vAlign w:val="center"/>
           </w:tcPr>
@@ -16413,16 +16490,24 @@
             <w:r>
               <w:rPr>
                 <w:kern w:val="0"/>
-                <w:lang w:val="en-US"/>
-              </w:rPr>
-              <w:t>9</w:t>
-            </w:r>
-            <w:r>
-              <w:rPr>
-                <w:kern w:val="0"/>
                 <w:lang w:val="en-US" w:eastAsia="zh-CN"/>
               </w:rPr>
-              <w:t>.5年</w:t>
+              <w:t>1</w:t>
+            </w:r>
+            <w:r>
+              <w:rPr>
+                <w:rFonts w:hint="eastAsia"/>
+                <w:kern w:val="0"/>
+                <w:lang w:val="en-US" w:eastAsia="zh-CN"/>
+              </w:rPr>
+              <w:t>4</w:t>
+            </w:r>
+            <w:r>
+              <w:rPr>
+                <w:kern w:val="0"/>
+                <w:lang w:val="en-US" w:eastAsia="zh-CN"/>
+              </w:rPr>
+              <w:t>年</w:t>
             </w:r>
           </w:p>
         </w:tc>
@@ -16430,6 +16515,12 @@
           <w:tcPr>
             <w:tcW w:w="1342" w:type="dxa"/>
             <w:gridSpan w:val="2"/>
+            <w:tcBorders>
+              <w:top w:val="dashSmallGap" w:color="00000A" w:sz="4" w:space="0"/>
+              <w:left w:val="dashSmallGap" w:color="00000A" w:sz="4" w:space="0"/>
+              <w:bottom w:val="dashSmallGap" w:color="00000A" w:sz="4" w:space="0"/>
+              <w:right w:val="dashSmallGap" w:color="00000A" w:sz="4" w:space="0"/>
+            </w:tcBorders>
             <w:shd w:val="clear" w:color="auto" w:fill="auto"/>
             <w:vAlign w:val="center"/>
           </w:tcPr>
@@ -16456,6 +16547,12 @@
           <w:tcPr>
             <w:tcW w:w="1148" w:type="dxa"/>
             <w:gridSpan w:val="2"/>
+            <w:tcBorders>
+              <w:top w:val="dashSmallGap" w:color="00000A" w:sz="4" w:space="0"/>
+              <w:left w:val="dashSmallGap" w:color="00000A" w:sz="4" w:space="0"/>
+              <w:bottom w:val="dashSmallGap" w:color="00000A" w:sz="4" w:space="0"/>
+              <w:right w:val="dashSmallGap" w:color="00000A" w:sz="4" w:space="0"/>
+            </w:tcBorders>
             <w:shd w:val="clear" w:color="auto" w:fill="auto"/>
             <w:vAlign w:val="center"/>
           </w:tcPr>
@@ -16480,6 +16577,9 @@
           <w:tcPr>
             <w:tcW w:w="2019" w:type="dxa"/>
             <w:tcBorders>
+              <w:top w:val="dashSmallGap" w:color="00000A" w:sz="4" w:space="0"/>
+              <w:left w:val="dashSmallGap" w:color="00000A" w:sz="4" w:space="0"/>
+              <w:bottom w:val="dashSmallGap" w:color="00000A" w:sz="4" w:space="0"/>
               <w:right w:val="single" w:color="00000A" w:sz="12" w:space="0"/>
             </w:tcBorders>
             <w:shd w:val="clear" w:color="auto" w:fill="auto"/>
@@ -16527,7 +16627,10 @@
             <w:tcW w:w="1560" w:type="dxa"/>
             <w:vMerge w:val="continue"/>
             <w:tcBorders>
+              <w:top w:val="dashSmallGap" w:color="00000A" w:sz="4" w:space="0"/>
               <w:left w:val="single" w:color="00000A" w:sz="12" w:space="0"/>
+              <w:bottom w:val="dashSmallGap" w:color="00000A" w:sz="4" w:space="0"/>
+              <w:right w:val="dashSmallGap" w:color="00000A" w:sz="4" w:space="0"/>
             </w:tcBorders>
             <w:shd w:val="clear" w:color="auto" w:fill="F2F2F2"/>
             <w:vAlign w:val="center"/>
@@ -16544,6 +16647,12 @@
         <w:tc>
           <w:tcPr>
             <w:tcW w:w="1526" w:type="dxa"/>
+            <w:tcBorders>
+              <w:top w:val="dashSmallGap" w:color="00000A" w:sz="4" w:space="0"/>
+              <w:left w:val="dashSmallGap" w:color="00000A" w:sz="4" w:space="0"/>
+              <w:bottom w:val="dashSmallGap" w:color="00000A" w:sz="4" w:space="0"/>
+              <w:right w:val="dashSmallGap" w:color="00000A" w:sz="4" w:space="0"/>
+            </w:tcBorders>
             <w:shd w:val="clear" w:color="auto" w:fill="auto"/>
             <w:vAlign w:val="center"/>
           </w:tcPr>
@@ -16552,17 +16661,20 @@
               <w:widowControl w:val="0"/>
               <w:jc w:val="center"/>
               <w:rPr>
-                <w:rFonts w:cs="SimSun"/>
-                <w:sz w:val="22"/>
-              </w:rPr>
-            </w:pPr>
-            <w:r>
-              <w:rPr>
-                <w:rFonts w:cs="SimSun"/>
-                <w:kern w:val="0"/>
-                <w:sz w:val="22"/>
-              </w:rPr>
-              <w:t>C/C++</w:t>
+                <w:rFonts w:hint="default" w:cs="SimSun"/>
+                <w:kern w:val="0"/>
+                <w:sz w:val="22"/>
+                <w:lang w:val="en-US"/>
+              </w:rPr>
+            </w:pPr>
+            <w:r>
+              <w:rPr>
+                <w:rFonts w:hint="default" w:cs="SimSun"/>
+                <w:kern w:val="0"/>
+                <w:sz w:val="22"/>
+                <w:lang w:val="en-US"/>
+              </w:rPr>
+              <w:t>TypeScript</w:t>
             </w:r>
           </w:p>
         </w:tc>
@@ -16570,6 +16682,12 @@
           <w:tcPr>
             <w:tcW w:w="1348" w:type="dxa"/>
             <w:gridSpan w:val="2"/>
+            <w:tcBorders>
+              <w:top w:val="dashSmallGap" w:color="00000A" w:sz="4" w:space="0"/>
+              <w:left w:val="dashSmallGap" w:color="00000A" w:sz="4" w:space="0"/>
+              <w:bottom w:val="dashSmallGap" w:color="00000A" w:sz="4" w:space="0"/>
+              <w:right w:val="dashSmallGap" w:color="00000A" w:sz="4" w:space="0"/>
+            </w:tcBorders>
             <w:shd w:val="clear" w:color="auto" w:fill="auto"/>
             <w:vAlign w:val="center"/>
           </w:tcPr>
@@ -16579,16 +16697,16 @@
               <w:jc w:val="center"/>
               <w:rPr>
                 <w:rFonts w:ascii="SimSun" w:hAnsi="SimSun" w:cs="SimSun"/>
-                <w:sz w:val="22"/>
-              </w:rPr>
-            </w:pPr>
-            <w:r>
-              <w:rPr>
-                <w:rFonts w:ascii="SimSun" w:hAnsi="SimSun" w:cs="SimSun"/>
-                <w:kern w:val="0"/>
-                <w:sz w:val="22"/>
-              </w:rPr>
-              <w:t>熟练</w:t>
+                <w:kern w:val="0"/>
+                <w:sz w:val="22"/>
+              </w:rPr>
+            </w:pPr>
+            <w:r>
+              <w:rPr>
+                <w:rFonts w:ascii="SimSun" w:hAnsi="SimSun" w:cs="SimSun"/>
+                <w:kern w:val="0"/>
+              </w:rPr>
+              <w:t>良好</w:t>
             </w:r>
           </w:p>
         </w:tc>
@@ -16596,6 +16714,12 @@
           <w:tcPr>
             <w:tcW w:w="1495" w:type="dxa"/>
             <w:gridSpan w:val="3"/>
+            <w:tcBorders>
+              <w:top w:val="dashSmallGap" w:color="00000A" w:sz="4" w:space="0"/>
+              <w:left w:val="dashSmallGap" w:color="00000A" w:sz="4" w:space="0"/>
+              <w:bottom w:val="dashSmallGap" w:color="00000A" w:sz="4" w:space="0"/>
+              <w:right w:val="dashSmallGap" w:color="00000A" w:sz="4" w:space="0"/>
+            </w:tcBorders>
             <w:shd w:val="clear" w:color="auto" w:fill="auto"/>
             <w:vAlign w:val="center"/>
           </w:tcPr>
@@ -16604,21 +16728,18 @@
               <w:widowControl w:val="0"/>
               <w:jc w:val="center"/>
               <w:rPr>
-                <w:kern w:val="0"/>
-              </w:rPr>
-            </w:pPr>
-            <w:r>
-              <w:rPr>
-                <w:kern w:val="0"/>
-              </w:rPr>
-              <w:t>67</w:t>
-            </w:r>
-            <w:r>
-              <w:rPr>
-                <w:rFonts w:ascii="SimSun" w:hAnsi="SimSun" w:cs="SimSun"/>
-                <w:kern w:val="0"/>
-              </w:rPr>
-              <w:t>个月</w:t>
+                <w:rFonts w:hint="eastAsia" w:eastAsia="SimSun"/>
+                <w:kern w:val="0"/>
+                <w:lang w:val="en-US" w:eastAsia="zh-CN"/>
+              </w:rPr>
+            </w:pPr>
+            <w:r>
+              <w:rPr>
+                <w:rFonts w:hint="eastAsia"/>
+                <w:kern w:val="0"/>
+                <w:lang w:val="en-US" w:eastAsia="zh-CN"/>
+              </w:rPr>
+              <w:t>7个月</w:t>
             </w:r>
           </w:p>
         </w:tc>
@@ -16626,6 +16747,12 @@
           <w:tcPr>
             <w:tcW w:w="1342" w:type="dxa"/>
             <w:gridSpan w:val="2"/>
+            <w:tcBorders>
+              <w:top w:val="dashSmallGap" w:color="00000A" w:sz="4" w:space="0"/>
+              <w:left w:val="dashSmallGap" w:color="00000A" w:sz="4" w:space="0"/>
+              <w:bottom w:val="dashSmallGap" w:color="00000A" w:sz="4" w:space="0"/>
+              <w:right w:val="dashSmallGap" w:color="00000A" w:sz="4" w:space="0"/>
+            </w:tcBorders>
             <w:shd w:val="clear" w:color="auto" w:fill="auto"/>
             <w:vAlign w:val="center"/>
           </w:tcPr>
@@ -16634,14 +16761,19 @@
               <w:widowControl w:val="0"/>
               <w:jc w:val="center"/>
               <w:rPr>
-                <w:kern w:val="0"/>
-              </w:rPr>
-            </w:pPr>
-            <w:r>
-              <w:rPr>
-                <w:kern w:val="0"/>
-              </w:rPr>
-              <w:t>JCL</w:t>
+                <w:rFonts w:ascii="Calibri" w:hAnsi="Calibri" w:eastAsia="SimSun" w:cs="DejaVu Serif"/>
+                <w:color w:val="00000A"/>
+                <w:kern w:val="0"/>
+                <w:sz w:val="21"/>
+                <w:szCs w:val="22"/>
+                <w:lang w:val="en-US" w:eastAsia="zh-CN" w:bidi="ar-SA"/>
+              </w:rPr>
+            </w:pPr>
+            <w:r>
+              <w:rPr>
+                <w:kern w:val="0"/>
+              </w:rPr>
+              <w:t>LISP</w:t>
             </w:r>
           </w:p>
         </w:tc>
@@ -16649,6 +16781,12 @@
           <w:tcPr>
             <w:tcW w:w="1148" w:type="dxa"/>
             <w:gridSpan w:val="2"/>
+            <w:tcBorders>
+              <w:top w:val="dashSmallGap" w:color="00000A" w:sz="4" w:space="0"/>
+              <w:left w:val="dashSmallGap" w:color="00000A" w:sz="4" w:space="0"/>
+              <w:bottom w:val="dashSmallGap" w:color="00000A" w:sz="4" w:space="0"/>
+              <w:right w:val="dashSmallGap" w:color="00000A" w:sz="4" w:space="0"/>
+            </w:tcBorders>
             <w:shd w:val="clear" w:color="auto" w:fill="auto"/>
             <w:vAlign w:val="center"/>
           </w:tcPr>
@@ -16657,15 +16795,19 @@
               <w:widowControl w:val="0"/>
               <w:jc w:val="center"/>
               <w:rPr>
-                <w:rFonts w:ascii="SimSun" w:hAnsi="SimSun" w:cs="SimSun"/>
-              </w:rPr>
-            </w:pPr>
-            <w:r>
-              <w:rPr>
-                <w:rFonts w:ascii="SimSun" w:hAnsi="SimSun" w:cs="SimSun"/>
-                <w:kern w:val="0"/>
-              </w:rPr>
-              <w:t>精通</w:t>
+                <w:rFonts w:ascii="Calibri" w:hAnsi="Calibri" w:eastAsia="SimSun" w:cs="DejaVu Serif"/>
+                <w:color w:val="00000A"/>
+                <w:kern w:val="0"/>
+                <w:sz w:val="21"/>
+                <w:szCs w:val="22"/>
+                <w:lang w:val="en-US" w:eastAsia="zh-CN" w:bidi="ar-SA"/>
+              </w:rPr>
+            </w:pPr>
+            <w:r>
+              <w:rPr>
+                <w:kern w:val="0"/>
+              </w:rPr>
+              <w:t>一般</w:t>
             </w:r>
           </w:p>
         </w:tc>
@@ -16673,6 +16815,9 @@
           <w:tcPr>
             <w:tcW w:w="2019" w:type="dxa"/>
             <w:tcBorders>
+              <w:top w:val="dashSmallGap" w:color="00000A" w:sz="4" w:space="0"/>
+              <w:left w:val="dashSmallGap" w:color="00000A" w:sz="4" w:space="0"/>
+              <w:bottom w:val="dashSmallGap" w:color="00000A" w:sz="4" w:space="0"/>
               <w:right w:val="single" w:color="00000A" w:sz="12" w:space="0"/>
             </w:tcBorders>
             <w:shd w:val="clear" w:color="auto" w:fill="auto"/>
@@ -16683,21 +16828,19 @@
               <w:widowControl w:val="0"/>
               <w:jc w:val="center"/>
               <w:rPr>
-                <w:kern w:val="0"/>
-              </w:rPr>
-            </w:pPr>
-            <w:r>
-              <w:rPr>
-                <w:kern w:val="0"/>
-              </w:rPr>
-              <w:t>91</w:t>
-            </w:r>
-            <w:r>
-              <w:rPr>
-                <w:rFonts w:ascii="SimSun" w:hAnsi="SimSun" w:cs="SimSun"/>
-                <w:kern w:val="0"/>
-              </w:rPr>
-              <w:t>个月</w:t>
+                <w:rFonts w:ascii="Calibri" w:hAnsi="Calibri" w:eastAsia="SimSun" w:cs="DejaVu Serif"/>
+                <w:color w:val="00000A"/>
+                <w:kern w:val="0"/>
+                <w:sz w:val="21"/>
+                <w:szCs w:val="22"/>
+                <w:lang w:val="en-US" w:eastAsia="zh-CN" w:bidi="ar-SA"/>
+              </w:rPr>
+            </w:pPr>
+            <w:r>
+              <w:rPr>
+                <w:kern w:val="0"/>
+              </w:rPr>
+              <w:t>20个月</w:t>
             </w:r>
           </w:p>
         </w:tc>
@@ -16720,7 +16863,10 @@
             <w:tcW w:w="1560" w:type="dxa"/>
             <w:vMerge w:val="continue"/>
             <w:tcBorders>
+              <w:top w:val="dashSmallGap" w:color="00000A" w:sz="4" w:space="0"/>
               <w:left w:val="single" w:color="00000A" w:sz="12" w:space="0"/>
+              <w:bottom w:val="dashSmallGap" w:color="00000A" w:sz="4" w:space="0"/>
+              <w:right w:val="dashSmallGap" w:color="00000A" w:sz="4" w:space="0"/>
             </w:tcBorders>
             <w:shd w:val="clear" w:color="auto" w:fill="F2F2F2"/>
             <w:vAlign w:val="center"/>
@@ -16737,6 +16883,12 @@
         <w:tc>
           <w:tcPr>
             <w:tcW w:w="1526" w:type="dxa"/>
+            <w:tcBorders>
+              <w:top w:val="dashSmallGap" w:color="00000A" w:sz="4" w:space="0"/>
+              <w:left w:val="dashSmallGap" w:color="00000A" w:sz="4" w:space="0"/>
+              <w:bottom w:val="dashSmallGap" w:color="00000A" w:sz="4" w:space="0"/>
+              <w:right w:val="dashSmallGap" w:color="00000A" w:sz="4" w:space="0"/>
+            </w:tcBorders>
             <w:shd w:val="clear" w:color="auto" w:fill="auto"/>
             <w:vAlign w:val="center"/>
           </w:tcPr>
@@ -16745,14 +16897,17 @@
               <w:widowControl w:val="0"/>
               <w:jc w:val="center"/>
               <w:rPr>
-                <w:kern w:val="0"/>
-              </w:rPr>
-            </w:pPr>
-            <w:r>
-              <w:rPr>
-                <w:kern w:val="0"/>
-              </w:rPr>
-              <w:t>PL/I</w:t>
+                <w:rFonts w:cs="SimSun"/>
+                <w:sz w:val="22"/>
+              </w:rPr>
+            </w:pPr>
+            <w:r>
+              <w:rPr>
+                <w:rFonts w:cs="SimSun"/>
+                <w:kern w:val="0"/>
+                <w:sz w:val="22"/>
+              </w:rPr>
+              <w:t>C/C++</w:t>
             </w:r>
           </w:p>
         </w:tc>
@@ -16760,6 +16915,12 @@
           <w:tcPr>
             <w:tcW w:w="1348" w:type="dxa"/>
             <w:gridSpan w:val="2"/>
+            <w:tcBorders>
+              <w:top w:val="dashSmallGap" w:color="00000A" w:sz="4" w:space="0"/>
+              <w:left w:val="dashSmallGap" w:color="00000A" w:sz="4" w:space="0"/>
+              <w:bottom w:val="dashSmallGap" w:color="00000A" w:sz="4" w:space="0"/>
+              <w:right w:val="dashSmallGap" w:color="00000A" w:sz="4" w:space="0"/>
+            </w:tcBorders>
             <w:shd w:val="clear" w:color="auto" w:fill="auto"/>
             <w:vAlign w:val="center"/>
           </w:tcPr>
@@ -16769,12 +16930,14 @@
               <w:jc w:val="center"/>
               <w:rPr>
                 <w:rFonts w:ascii="SimSun" w:hAnsi="SimSun" w:cs="SimSun"/>
-              </w:rPr>
-            </w:pPr>
-            <w:r>
-              <w:rPr>
-                <w:rFonts w:ascii="SimSun" w:hAnsi="SimSun" w:cs="SimSun"/>
-                <w:kern w:val="0"/>
+                <w:sz w:val="22"/>
+              </w:rPr>
+            </w:pPr>
+            <w:r>
+              <w:rPr>
+                <w:rFonts w:ascii="SimSun" w:hAnsi="SimSun" w:cs="SimSun"/>
+                <w:kern w:val="0"/>
+                <w:sz w:val="22"/>
               </w:rPr>
               <w:t>熟练</w:t>
             </w:r>
@@ -16784,6 +16947,12 @@
           <w:tcPr>
             <w:tcW w:w="1495" w:type="dxa"/>
             <w:gridSpan w:val="3"/>
+            <w:tcBorders>
+              <w:top w:val="dashSmallGap" w:color="00000A" w:sz="4" w:space="0"/>
+              <w:left w:val="dashSmallGap" w:color="00000A" w:sz="4" w:space="0"/>
+              <w:bottom w:val="dashSmallGap" w:color="00000A" w:sz="4" w:space="0"/>
+              <w:right w:val="dashSmallGap" w:color="00000A" w:sz="4" w:space="0"/>
+            </w:tcBorders>
             <w:shd w:val="clear" w:color="auto" w:fill="auto"/>
             <w:vAlign w:val="center"/>
           </w:tcPr>
@@ -16799,7 +16968,7 @@
               <w:rPr>
                 <w:kern w:val="0"/>
               </w:rPr>
-              <w:t>40</w:t>
+              <w:t>67</w:t>
             </w:r>
             <w:r>
               <w:rPr>
@@ -16814,6 +16983,12 @@
           <w:tcPr>
             <w:tcW w:w="1342" w:type="dxa"/>
             <w:gridSpan w:val="2"/>
+            <w:tcBorders>
+              <w:top w:val="dashSmallGap" w:color="00000A" w:sz="4" w:space="0"/>
+              <w:left w:val="dashSmallGap" w:color="00000A" w:sz="4" w:space="0"/>
+              <w:bottom w:val="dashSmallGap" w:color="00000A" w:sz="4" w:space="0"/>
+              <w:right w:val="dashSmallGap" w:color="00000A" w:sz="4" w:space="0"/>
+            </w:tcBorders>
             <w:shd w:val="clear" w:color="auto" w:fill="auto"/>
             <w:vAlign w:val="center"/>
           </w:tcPr>
@@ -16822,16 +16997,27 @@
               <w:widowControl w:val="0"/>
               <w:jc w:val="center"/>
               <w:rPr>
-                <w:rFonts w:ascii="SimSun" w:hAnsi="SimSun" w:cs="SimSun"/>
-                <w:sz w:val="22"/>
-              </w:rPr>
-            </w:pPr>
+                <w:kern w:val="0"/>
+              </w:rPr>
+            </w:pPr>
+            <w:r>
+              <w:rPr>
+                <w:kern w:val="0"/>
+              </w:rPr>
+              <w:t>JCL</w:t>
+            </w:r>
           </w:p>
         </w:tc>
         <w:tc>
           <w:tcPr>
             <w:tcW w:w="1148" w:type="dxa"/>
             <w:gridSpan w:val="2"/>
+            <w:tcBorders>
+              <w:top w:val="dashSmallGap" w:color="00000A" w:sz="4" w:space="0"/>
+              <w:left w:val="dashSmallGap" w:color="00000A" w:sz="4" w:space="0"/>
+              <w:bottom w:val="dashSmallGap" w:color="00000A" w:sz="4" w:space="0"/>
+              <w:right w:val="dashSmallGap" w:color="00000A" w:sz="4" w:space="0"/>
+            </w:tcBorders>
             <w:shd w:val="clear" w:color="auto" w:fill="auto"/>
             <w:vAlign w:val="center"/>
           </w:tcPr>
@@ -16841,15 +17027,24 @@
               <w:jc w:val="center"/>
               <w:rPr>
                 <w:rFonts w:ascii="SimSun" w:hAnsi="SimSun" w:cs="SimSun"/>
-                <w:sz w:val="22"/>
-              </w:rPr>
-            </w:pPr>
+              </w:rPr>
+            </w:pPr>
+            <w:r>
+              <w:rPr>
+                <w:rFonts w:ascii="SimSun" w:hAnsi="SimSun" w:cs="SimSun"/>
+                <w:kern w:val="0"/>
+              </w:rPr>
+              <w:t>精通</w:t>
+            </w:r>
           </w:p>
         </w:tc>
         <w:tc>
           <w:tcPr>
             <w:tcW w:w="2019" w:type="dxa"/>
             <w:tcBorders>
+              <w:top w:val="dashSmallGap" w:color="00000A" w:sz="4" w:space="0"/>
+              <w:left w:val="dashSmallGap" w:color="00000A" w:sz="4" w:space="0"/>
+              <w:bottom w:val="dashSmallGap" w:color="00000A" w:sz="4" w:space="0"/>
               <w:right w:val="single" w:color="00000A" w:sz="12" w:space="0"/>
             </w:tcBorders>
             <w:shd w:val="clear" w:color="auto" w:fill="auto"/>
@@ -16860,10 +17055,22 @@
               <w:widowControl w:val="0"/>
               <w:jc w:val="center"/>
               <w:rPr>
-                <w:rFonts w:ascii="SimSun" w:hAnsi="SimSun" w:cs="SimSun"/>
-                <w:sz w:val="22"/>
-              </w:rPr>
-            </w:pPr>
+                <w:kern w:val="0"/>
+              </w:rPr>
+            </w:pPr>
+            <w:r>
+              <w:rPr>
+                <w:kern w:val="0"/>
+              </w:rPr>
+              <w:t>91</w:t>
+            </w:r>
+            <w:r>
+              <w:rPr>
+                <w:rFonts w:ascii="SimSun" w:hAnsi="SimSun" w:cs="SimSun"/>
+                <w:kern w:val="0"/>
+              </w:rPr>
+              <w:t>个月</w:t>
+            </w:r>
           </w:p>
         </w:tc>
       </w:tr>
@@ -16885,7 +17092,10 @@
             <w:tcW w:w="1560" w:type="dxa"/>
             <w:vMerge w:val="continue"/>
             <w:tcBorders>
+              <w:top w:val="dashSmallGap" w:color="00000A" w:sz="4" w:space="0"/>
               <w:left w:val="single" w:color="00000A" w:sz="12" w:space="0"/>
+              <w:bottom w:val="dashSmallGap" w:color="00000A" w:sz="4" w:space="0"/>
+              <w:right w:val="dashSmallGap" w:color="00000A" w:sz="4" w:space="0"/>
             </w:tcBorders>
             <w:shd w:val="clear" w:color="auto" w:fill="F2F2F2"/>
             <w:vAlign w:val="center"/>
@@ -16902,6 +17112,12 @@
         <w:tc>
           <w:tcPr>
             <w:tcW w:w="1526" w:type="dxa"/>
+            <w:tcBorders>
+              <w:top w:val="dashSmallGap" w:color="00000A" w:sz="4" w:space="0"/>
+              <w:left w:val="dashSmallGap" w:color="00000A" w:sz="4" w:space="0"/>
+              <w:bottom w:val="dashSmallGap" w:color="00000A" w:sz="4" w:space="0"/>
+              <w:right w:val="dashSmallGap" w:color="00000A" w:sz="4" w:space="0"/>
+            </w:tcBorders>
             <w:shd w:val="clear" w:color="auto" w:fill="auto"/>
             <w:vAlign w:val="center"/>
           </w:tcPr>
@@ -16917,7 +17133,7 @@
               <w:rPr>
                 <w:kern w:val="0"/>
               </w:rPr>
-              <w:t>Perl</w:t>
+              <w:t>PL/I</w:t>
             </w:r>
           </w:p>
         </w:tc>
@@ -16925,6 +17141,12 @@
           <w:tcPr>
             <w:tcW w:w="1348" w:type="dxa"/>
             <w:gridSpan w:val="2"/>
+            <w:tcBorders>
+              <w:top w:val="dashSmallGap" w:color="00000A" w:sz="4" w:space="0"/>
+              <w:left w:val="dashSmallGap" w:color="00000A" w:sz="4" w:space="0"/>
+              <w:bottom w:val="dashSmallGap" w:color="00000A" w:sz="4" w:space="0"/>
+              <w:right w:val="dashSmallGap" w:color="00000A" w:sz="4" w:space="0"/>
+            </w:tcBorders>
             <w:shd w:val="clear" w:color="auto" w:fill="auto"/>
             <w:vAlign w:val="center"/>
           </w:tcPr>
@@ -16941,7 +17163,7 @@
                 <w:rFonts w:ascii="SimSun" w:hAnsi="SimSun" w:cs="SimSun"/>
                 <w:kern w:val="0"/>
               </w:rPr>
-              <w:t>良好</w:t>
+              <w:t>熟练</w:t>
             </w:r>
           </w:p>
         </w:tc>
@@ -16949,6 +17171,12 @@
           <w:tcPr>
             <w:tcW w:w="1495" w:type="dxa"/>
             <w:gridSpan w:val="3"/>
+            <w:tcBorders>
+              <w:top w:val="dashSmallGap" w:color="00000A" w:sz="4" w:space="0"/>
+              <w:left w:val="dashSmallGap" w:color="00000A" w:sz="4" w:space="0"/>
+              <w:bottom w:val="dashSmallGap" w:color="00000A" w:sz="4" w:space="0"/>
+              <w:right w:val="dashSmallGap" w:color="00000A" w:sz="4" w:space="0"/>
+            </w:tcBorders>
             <w:shd w:val="clear" w:color="auto" w:fill="auto"/>
             <w:vAlign w:val="center"/>
           </w:tcPr>
@@ -16964,7 +17192,7 @@
               <w:rPr>
                 <w:kern w:val="0"/>
               </w:rPr>
-              <w:t>19</w:t>
+              <w:t>40</w:t>
             </w:r>
             <w:r>
               <w:rPr>
@@ -16979,6 +17207,12 @@
           <w:tcPr>
             <w:tcW w:w="1342" w:type="dxa"/>
             <w:gridSpan w:val="2"/>
+            <w:tcBorders>
+              <w:top w:val="dashSmallGap" w:color="00000A" w:sz="4" w:space="0"/>
+              <w:left w:val="dashSmallGap" w:color="00000A" w:sz="4" w:space="0"/>
+              <w:bottom w:val="dashSmallGap" w:color="00000A" w:sz="4" w:space="0"/>
+              <w:right w:val="dashSmallGap" w:color="00000A" w:sz="4" w:space="0"/>
+            </w:tcBorders>
             <w:shd w:val="clear" w:color="auto" w:fill="auto"/>
             <w:vAlign w:val="center"/>
           </w:tcPr>
@@ -16987,8 +17221,12 @@
               <w:widowControl w:val="0"/>
               <w:jc w:val="center"/>
               <w:rPr>
-                <w:rFonts w:ascii="SimSun" w:hAnsi="SimSun" w:cs="SimSun"/>
-                <w:sz w:val="22"/>
+                <w:rFonts w:ascii="Calibri" w:hAnsi="Calibri" w:eastAsia="SimSun" w:cs="DejaVu Serif"/>
+                <w:color w:val="00000A"/>
+                <w:kern w:val="0"/>
+                <w:sz w:val="21"/>
+                <w:szCs w:val="22"/>
+                <w:lang w:val="en-US" w:eastAsia="zh-CN" w:bidi="ar-SA"/>
               </w:rPr>
             </w:pPr>
           </w:p>
@@ -16997,6 +17235,12 @@
           <w:tcPr>
             <w:tcW w:w="1148" w:type="dxa"/>
             <w:gridSpan w:val="2"/>
+            <w:tcBorders>
+              <w:top w:val="dashSmallGap" w:color="00000A" w:sz="4" w:space="0"/>
+              <w:left w:val="dashSmallGap" w:color="00000A" w:sz="4" w:space="0"/>
+              <w:bottom w:val="dashSmallGap" w:color="00000A" w:sz="4" w:space="0"/>
+              <w:right w:val="dashSmallGap" w:color="00000A" w:sz="4" w:space="0"/>
+            </w:tcBorders>
             <w:shd w:val="clear" w:color="auto" w:fill="auto"/>
             <w:vAlign w:val="center"/>
           </w:tcPr>
@@ -17005,8 +17249,12 @@
               <w:widowControl w:val="0"/>
               <w:jc w:val="center"/>
               <w:rPr>
-                <w:rFonts w:ascii="SimSun" w:hAnsi="SimSun" w:cs="SimSun"/>
-                <w:sz w:val="22"/>
+                <w:rFonts w:ascii="Calibri" w:hAnsi="Calibri" w:eastAsia="SimSun" w:cs="DejaVu Serif"/>
+                <w:color w:val="00000A"/>
+                <w:kern w:val="0"/>
+                <w:sz w:val="21"/>
+                <w:szCs w:val="22"/>
+                <w:lang w:val="en-US" w:eastAsia="zh-CN" w:bidi="ar-SA"/>
               </w:rPr>
             </w:pPr>
           </w:p>
@@ -17015,6 +17263,9 @@
           <w:tcPr>
             <w:tcW w:w="2019" w:type="dxa"/>
             <w:tcBorders>
+              <w:top w:val="dashSmallGap" w:color="00000A" w:sz="4" w:space="0"/>
+              <w:left w:val="dashSmallGap" w:color="00000A" w:sz="4" w:space="0"/>
+              <w:bottom w:val="dashSmallGap" w:color="00000A" w:sz="4" w:space="0"/>
               <w:right w:val="single" w:color="00000A" w:sz="12" w:space="0"/>
             </w:tcBorders>
             <w:shd w:val="clear" w:color="auto" w:fill="auto"/>
@@ -17025,8 +17276,12 @@
               <w:widowControl w:val="0"/>
               <w:jc w:val="center"/>
               <w:rPr>
-                <w:rFonts w:ascii="SimSun" w:hAnsi="SimSun" w:cs="SimSun"/>
-                <w:sz w:val="22"/>
+                <w:rFonts w:ascii="Calibri" w:hAnsi="Calibri" w:eastAsia="SimSun" w:cs="DejaVu Serif"/>
+                <w:color w:val="00000A"/>
+                <w:kern w:val="0"/>
+                <w:sz w:val="21"/>
+                <w:szCs w:val="22"/>
+                <w:lang w:val="en-US" w:eastAsia="zh-CN" w:bidi="ar-SA"/>
               </w:rPr>
             </w:pPr>
           </w:p>
@@ -17050,7 +17305,10 @@
             <w:tcW w:w="1560" w:type="dxa"/>
             <w:vMerge w:val="continue"/>
             <w:tcBorders>
+              <w:top w:val="dashSmallGap" w:color="00000A" w:sz="4" w:space="0"/>
               <w:left w:val="single" w:color="00000A" w:sz="12" w:space="0"/>
+              <w:bottom w:val="dashSmallGap" w:color="00000A" w:sz="4" w:space="0"/>
+              <w:right w:val="dashSmallGap" w:color="00000A" w:sz="4" w:space="0"/>
             </w:tcBorders>
             <w:shd w:val="clear" w:color="auto" w:fill="F2F2F2"/>
             <w:vAlign w:val="center"/>
@@ -17067,6 +17325,12 @@
         <w:tc>
           <w:tcPr>
             <w:tcW w:w="1526" w:type="dxa"/>
+            <w:tcBorders>
+              <w:top w:val="dashSmallGap" w:color="00000A" w:sz="4" w:space="0"/>
+              <w:left w:val="dashSmallGap" w:color="00000A" w:sz="4" w:space="0"/>
+              <w:bottom w:val="dashSmallGap" w:color="00000A" w:sz="4" w:space="0"/>
+              <w:right w:val="dashSmallGap" w:color="00000A" w:sz="4" w:space="0"/>
+            </w:tcBorders>
             <w:shd w:val="clear" w:color="auto" w:fill="auto"/>
             <w:vAlign w:val="center"/>
           </w:tcPr>
@@ -17082,7 +17346,7 @@
               <w:rPr>
                 <w:kern w:val="0"/>
               </w:rPr>
-              <w:t>LISP</w:t>
+              <w:t>Perl</w:t>
             </w:r>
           </w:p>
         </w:tc>
@@ -17090,6 +17354,12 @@
           <w:tcPr>
             <w:tcW w:w="1348" w:type="dxa"/>
             <w:gridSpan w:val="2"/>
+            <w:tcBorders>
+              <w:top w:val="dashSmallGap" w:color="00000A" w:sz="4" w:space="0"/>
+              <w:left w:val="dashSmallGap" w:color="00000A" w:sz="4" w:space="0"/>
+              <w:bottom w:val="dashSmallGap" w:color="00000A" w:sz="4" w:space="0"/>
+              <w:right w:val="dashSmallGap" w:color="00000A" w:sz="4" w:space="0"/>
+            </w:tcBorders>
             <w:shd w:val="clear" w:color="auto" w:fill="auto"/>
             <w:vAlign w:val="center"/>
           </w:tcPr>
@@ -17098,14 +17368,15 @@
               <w:widowControl w:val="0"/>
               <w:jc w:val="center"/>
               <w:rPr>
-                <w:kern w:val="0"/>
-              </w:rPr>
-            </w:pPr>
-            <w:r>
-              <w:rPr>
-                <w:kern w:val="0"/>
-              </w:rPr>
-              <w:t>一般</w:t>
+                <w:rFonts w:ascii="SimSun" w:hAnsi="SimSun" w:cs="SimSun"/>
+              </w:rPr>
+            </w:pPr>
+            <w:r>
+              <w:rPr>
+                <w:rFonts w:ascii="SimSun" w:hAnsi="SimSun" w:cs="SimSun"/>
+                <w:kern w:val="0"/>
+              </w:rPr>
+              <w:t>良好</w:t>
             </w:r>
           </w:p>
         </w:tc>
@@ -17113,6 +17384,12 @@
           <w:tcPr>
             <w:tcW w:w="1495" w:type="dxa"/>
             <w:gridSpan w:val="3"/>
+            <w:tcBorders>
+              <w:top w:val="dashSmallGap" w:color="00000A" w:sz="4" w:space="0"/>
+              <w:left w:val="dashSmallGap" w:color="00000A" w:sz="4" w:space="0"/>
+              <w:bottom w:val="dashSmallGap" w:color="00000A" w:sz="4" w:space="0"/>
+              <w:right w:val="dashSmallGap" w:color="00000A" w:sz="4" w:space="0"/>
+            </w:tcBorders>
             <w:shd w:val="clear" w:color="auto" w:fill="auto"/>
             <w:vAlign w:val="center"/>
           </w:tcPr>
@@ -17128,7 +17405,14 @@
               <w:rPr>
                 <w:kern w:val="0"/>
               </w:rPr>
-              <w:t>20个月</w:t>
+              <w:t>19</w:t>
+            </w:r>
+            <w:r>
+              <w:rPr>
+                <w:rFonts w:ascii="SimSun" w:hAnsi="SimSun" w:cs="SimSun"/>
+                <w:kern w:val="0"/>
+              </w:rPr>
+              <w:t>个月</w:t>
             </w:r>
           </w:p>
         </w:tc>
@@ -17136,6 +17420,12 @@
           <w:tcPr>
             <w:tcW w:w="1342" w:type="dxa"/>
             <w:gridSpan w:val="2"/>
+            <w:tcBorders>
+              <w:top w:val="dashSmallGap" w:color="00000A" w:sz="4" w:space="0"/>
+              <w:left w:val="dashSmallGap" w:color="00000A" w:sz="4" w:space="0"/>
+              <w:bottom w:val="dashSmallGap" w:color="00000A" w:sz="4" w:space="0"/>
+              <w:right w:val="dashSmallGap" w:color="00000A" w:sz="4" w:space="0"/>
+            </w:tcBorders>
             <w:shd w:val="clear" w:color="auto" w:fill="auto"/>
             <w:vAlign w:val="center"/>
           </w:tcPr>
@@ -17154,6 +17444,12 @@
           <w:tcPr>
             <w:tcW w:w="1148" w:type="dxa"/>
             <w:gridSpan w:val="2"/>
+            <w:tcBorders>
+              <w:top w:val="dashSmallGap" w:color="00000A" w:sz="4" w:space="0"/>
+              <w:left w:val="dashSmallGap" w:color="00000A" w:sz="4" w:space="0"/>
+              <w:bottom w:val="dashSmallGap" w:color="00000A" w:sz="4" w:space="0"/>
+              <w:right w:val="dashSmallGap" w:color="00000A" w:sz="4" w:space="0"/>
+            </w:tcBorders>
             <w:shd w:val="clear" w:color="auto" w:fill="auto"/>
             <w:vAlign w:val="center"/>
           </w:tcPr>
@@ -17172,6 +17468,9 @@
           <w:tcPr>
             <w:tcW w:w="2019" w:type="dxa"/>
             <w:tcBorders>
+              <w:top w:val="dashSmallGap" w:color="00000A" w:sz="4" w:space="0"/>
+              <w:left w:val="dashSmallGap" w:color="00000A" w:sz="4" w:space="0"/>
+              <w:bottom w:val="dashSmallGap" w:color="00000A" w:sz="4" w:space="0"/>
               <w:right w:val="single" w:color="00000A" w:sz="12" w:space="0"/>
             </w:tcBorders>
             <w:shd w:val="clear" w:color="auto" w:fill="auto"/>
@@ -17205,8 +17504,12 @@
         <w:tc>
           <w:tcPr>
             <w:tcW w:w="1560" w:type="dxa"/>
-            <w:tcBorders>
+            <w:vMerge w:val="continue"/>
+            <w:tcBorders>
+              <w:top w:val="dashSmallGap" w:color="00000A" w:sz="4" w:space="0"/>
               <w:left w:val="single" w:color="00000A" w:sz="12" w:space="0"/>
+              <w:bottom w:val="dashSmallGap" w:color="00000A" w:sz="4" w:space="0"/>
+              <w:right w:val="dashSmallGap" w:color="00000A" w:sz="4" w:space="0"/>
             </w:tcBorders>
             <w:shd w:val="clear" w:color="auto" w:fill="F2F2F2"/>
             <w:vAlign w:val="center"/>
@@ -17214,46 +17517,37 @@
           <w:p>
             <w:pPr>
               <w:widowControl w:val="0"/>
-              <w:jc w:val="center"/>
-              <w:rPr>
-                <w:rFonts w:eastAsia="SimSun"/>
-                <w:lang w:eastAsia="zh-CN"/>
-              </w:rPr>
-            </w:pPr>
-            <w:r>
-              <w:rPr>
-                <w:b/>
-                <w:bCs/>
-                <w:kern w:val="0"/>
-                <w:lang w:eastAsia="zh-CN"/>
-              </w:rPr>
-              <w:t>框架</w:t>
-            </w:r>
+              <w:rPr>
+                <w:kern w:val="0"/>
+              </w:rPr>
+            </w:pPr>
           </w:p>
         </w:tc>
         <w:tc>
           <w:tcPr>
             <w:tcW w:w="1526" w:type="dxa"/>
-            <w:shd w:val="clear" w:color="auto" w:fill="92D050"/>
-            <w:vAlign w:val="center"/>
-          </w:tcPr>
-          <w:p>
-            <w:pPr>
-              <w:widowControl w:val="0"/>
-              <w:jc w:val="center"/>
-              <w:rPr>
-                <w:color w:val="auto"/>
-                <w:highlight w:val="none"/>
-                <w:lang w:val="en-US"/>
-              </w:rPr>
-            </w:pPr>
-            <w:r>
-              <w:rPr>
-                <w:color w:val="auto"/>
-                <w:kern w:val="0"/>
-                <w:lang w:val="en-US"/>
-              </w:rPr>
-              <w:t>Vue 2/3</w:t>
+            <w:tcBorders>
+              <w:top w:val="dashSmallGap" w:color="00000A" w:sz="4" w:space="0"/>
+              <w:left w:val="dashSmallGap" w:color="00000A" w:sz="4" w:space="0"/>
+              <w:bottom w:val="dashSmallGap" w:color="00000A" w:sz="4" w:space="0"/>
+              <w:right w:val="dashSmallGap" w:color="00000A" w:sz="4" w:space="0"/>
+            </w:tcBorders>
+            <w:shd w:val="clear" w:color="auto" w:fill="auto"/>
+            <w:vAlign w:val="center"/>
+          </w:tcPr>
+          <w:p>
+            <w:pPr>
+              <w:widowControl w:val="0"/>
+              <w:jc w:val="center"/>
+              <w:rPr>
+                <w:kern w:val="0"/>
+              </w:rPr>
+            </w:pPr>
+            <w:r>
+              <w:rPr>
+                <w:kern w:val="0"/>
+              </w:rPr>
+              <w:t>LISP</w:t>
             </w:r>
           </w:p>
         </w:tc>
@@ -17261,25 +17555,28 @@
           <w:tcPr>
             <w:tcW w:w="1348" w:type="dxa"/>
             <w:gridSpan w:val="2"/>
-            <w:shd w:val="clear" w:color="auto" w:fill="92D050"/>
-            <w:vAlign w:val="center"/>
-          </w:tcPr>
-          <w:p>
-            <w:pPr>
-              <w:widowControl w:val="0"/>
-              <w:jc w:val="center"/>
-              <w:rPr>
-                <w:color w:val="auto"/>
-                <w:highlight w:val="none"/>
-              </w:rPr>
-            </w:pPr>
-            <w:r>
-              <w:rPr>
-                <w:rFonts w:ascii="SimSun" w:hAnsi="SimSun" w:cs="SimSun"/>
-                <w:color w:val="auto"/>
-                <w:kern w:val="0"/>
-              </w:rPr>
-              <w:t>精通</w:t>
+            <w:tcBorders>
+              <w:top w:val="dashSmallGap" w:color="00000A" w:sz="4" w:space="0"/>
+              <w:left w:val="dashSmallGap" w:color="00000A" w:sz="4" w:space="0"/>
+              <w:bottom w:val="dashSmallGap" w:color="00000A" w:sz="4" w:space="0"/>
+              <w:right w:val="dashSmallGap" w:color="00000A" w:sz="4" w:space="0"/>
+            </w:tcBorders>
+            <w:shd w:val="clear" w:color="auto" w:fill="auto"/>
+            <w:vAlign w:val="center"/>
+          </w:tcPr>
+          <w:p>
+            <w:pPr>
+              <w:widowControl w:val="0"/>
+              <w:jc w:val="center"/>
+              <w:rPr>
+                <w:kern w:val="0"/>
+              </w:rPr>
+            </w:pPr>
+            <w:r>
+              <w:rPr>
+                <w:kern w:val="0"/>
+              </w:rPr>
+              <w:t>一般</w:t>
             </w:r>
           </w:p>
         </w:tc>
@@ -17287,35 +17584,28 @@
           <w:tcPr>
             <w:tcW w:w="1495" w:type="dxa"/>
             <w:gridSpan w:val="3"/>
-            <w:shd w:val="clear" w:color="auto" w:fill="92D050"/>
-            <w:vAlign w:val="center"/>
-          </w:tcPr>
-          <w:p>
-            <w:pPr>
-              <w:widowControl w:val="0"/>
-              <w:jc w:val="center"/>
-              <w:rPr>
-                <w:rFonts w:eastAsia="SimSun"/>
-                <w:color w:val="auto"/>
-                <w:highlight w:val="none"/>
-                <w:lang w:val="en-US" w:eastAsia="zh-CN"/>
-              </w:rPr>
-            </w:pPr>
-            <w:r>
-              <w:rPr>
-                <w:color w:val="auto"/>
-                <w:kern w:val="0"/>
-                <w:lang w:val="en-US"/>
-              </w:rPr>
-              <w:t>4</w:t>
-            </w:r>
-            <w:r>
-              <w:rPr>
-                <w:color w:val="auto"/>
-                <w:kern w:val="0"/>
-                <w:lang w:val="en-US" w:eastAsia="zh-CN"/>
-              </w:rPr>
-              <w:t>年</w:t>
+            <w:tcBorders>
+              <w:top w:val="dashSmallGap" w:color="00000A" w:sz="4" w:space="0"/>
+              <w:left w:val="dashSmallGap" w:color="00000A" w:sz="4" w:space="0"/>
+              <w:bottom w:val="dashSmallGap" w:color="00000A" w:sz="4" w:space="0"/>
+              <w:right w:val="dashSmallGap" w:color="00000A" w:sz="4" w:space="0"/>
+            </w:tcBorders>
+            <w:shd w:val="clear" w:color="auto" w:fill="auto"/>
+            <w:vAlign w:val="center"/>
+          </w:tcPr>
+          <w:p>
+            <w:pPr>
+              <w:widowControl w:val="0"/>
+              <w:jc w:val="center"/>
+              <w:rPr>
+                <w:kern w:val="0"/>
+              </w:rPr>
+            </w:pPr>
+            <w:r>
+              <w:rPr>
+                <w:kern w:val="0"/>
+              </w:rPr>
+              <w:t>20个月</w:t>
             </w:r>
           </w:p>
         </w:tc>
@@ -17323,6 +17613,12 @@
           <w:tcPr>
             <w:tcW w:w="1342" w:type="dxa"/>
             <w:gridSpan w:val="2"/>
+            <w:tcBorders>
+              <w:top w:val="dashSmallGap" w:color="00000A" w:sz="4" w:space="0"/>
+              <w:left w:val="dashSmallGap" w:color="00000A" w:sz="4" w:space="0"/>
+              <w:bottom w:val="dashSmallGap" w:color="00000A" w:sz="4" w:space="0"/>
+              <w:right w:val="dashSmallGap" w:color="00000A" w:sz="4" w:space="0"/>
+            </w:tcBorders>
             <w:shd w:val="clear" w:color="auto" w:fill="auto"/>
             <w:vAlign w:val="center"/>
           </w:tcPr>
@@ -17341,6 +17637,12 @@
           <w:tcPr>
             <w:tcW w:w="1148" w:type="dxa"/>
             <w:gridSpan w:val="2"/>
+            <w:tcBorders>
+              <w:top w:val="dashSmallGap" w:color="00000A" w:sz="4" w:space="0"/>
+              <w:left w:val="dashSmallGap" w:color="00000A" w:sz="4" w:space="0"/>
+              <w:bottom w:val="dashSmallGap" w:color="00000A" w:sz="4" w:space="0"/>
+              <w:right w:val="dashSmallGap" w:color="00000A" w:sz="4" w:space="0"/>
+            </w:tcBorders>
             <w:shd w:val="clear" w:color="auto" w:fill="auto"/>
             <w:vAlign w:val="center"/>
           </w:tcPr>
@@ -17359,6 +17661,9 @@
           <w:tcPr>
             <w:tcW w:w="2019" w:type="dxa"/>
             <w:tcBorders>
+              <w:top w:val="dashSmallGap" w:color="00000A" w:sz="4" w:space="0"/>
+              <w:left w:val="dashSmallGap" w:color="00000A" w:sz="4" w:space="0"/>
+              <w:bottom w:val="dashSmallGap" w:color="00000A" w:sz="4" w:space="0"/>
               <w:right w:val="single" w:color="00000A" w:sz="12" w:space="0"/>
             </w:tcBorders>
             <w:shd w:val="clear" w:color="auto" w:fill="auto"/>
@@ -17392,9 +17697,11 @@
         <w:tc>
           <w:tcPr>
             <w:tcW w:w="1560" w:type="dxa"/>
-            <w:vMerge w:val="restart"/>
-            <w:tcBorders>
+            <w:tcBorders>
+              <w:top w:val="dashSmallGap" w:color="00000A" w:sz="4" w:space="0"/>
               <w:left w:val="single" w:color="00000A" w:sz="12" w:space="0"/>
+              <w:bottom w:val="dashSmallGap" w:color="00000A" w:sz="4" w:space="0"/>
+              <w:right w:val="dashSmallGap" w:color="00000A" w:sz="4" w:space="0"/>
             </w:tcBorders>
             <w:shd w:val="clear" w:color="auto" w:fill="F2F2F2"/>
             <w:vAlign w:val="center"/>
@@ -17404,25 +17711,30 @@
               <w:widowControl w:val="0"/>
               <w:jc w:val="center"/>
               <w:rPr>
+                <w:rFonts w:eastAsia="SimSun"/>
+                <w:lang w:eastAsia="zh-CN"/>
+              </w:rPr>
+            </w:pPr>
+            <w:r>
+              <w:rPr>
                 <w:b/>
                 <w:bCs/>
-                <w:lang w:val="en-US" w:eastAsia="zh-CN"/>
-              </w:rPr>
-            </w:pPr>
-            <w:r>
-              <w:rPr>
-                <w:b/>
-                <w:bCs/>
-                <w:kern w:val="0"/>
-                <w:lang w:val="en-US" w:eastAsia="zh-CN"/>
-              </w:rPr>
-              <w:t>GIS工具</w:t>
+                <w:kern w:val="0"/>
+                <w:lang w:eastAsia="zh-CN"/>
+              </w:rPr>
+              <w:t>框架</w:t>
             </w:r>
           </w:p>
         </w:tc>
         <w:tc>
           <w:tcPr>
             <w:tcW w:w="1526" w:type="dxa"/>
+            <w:tcBorders>
+              <w:top w:val="dashSmallGap" w:color="00000A" w:sz="4" w:space="0"/>
+              <w:left w:val="dashSmallGap" w:color="00000A" w:sz="4" w:space="0"/>
+              <w:bottom w:val="dashSmallGap" w:color="00000A" w:sz="4" w:space="0"/>
+              <w:right w:val="dashSmallGap" w:color="00000A" w:sz="4" w:space="0"/>
+            </w:tcBorders>
             <w:shd w:val="clear" w:color="auto" w:fill="92D050"/>
             <w:vAlign w:val="center"/>
           </w:tcPr>
@@ -17431,18 +17743,18 @@
               <w:widowControl w:val="0"/>
               <w:jc w:val="center"/>
               <w:rPr>
-                <w:rFonts w:ascii="Calibri" w:hAnsi="Calibri" w:eastAsia="SimSun" w:cs="DejaVu Serif"/>
-                <w:color w:val="00000A"/>
-                <w:sz w:val="21"/>
-                <w:szCs w:val="22"/>
-                <w:lang w:val="en-US" w:eastAsia="zh-CN" w:bidi="ar-SA"/>
-              </w:rPr>
-            </w:pPr>
-            <w:r>
-              <w:rPr>
-                <w:kern w:val="0"/>
-              </w:rPr>
-              <w:t>Cesium js</w:t>
+                <w:color w:val="auto"/>
+                <w:highlight w:val="none"/>
+                <w:lang w:val="en-US"/>
+              </w:rPr>
+            </w:pPr>
+            <w:r>
+              <w:rPr>
+                <w:color w:val="auto"/>
+                <w:kern w:val="0"/>
+                <w:lang w:val="en-US"/>
+              </w:rPr>
+              <w:t>Vue 2/3</w:t>
             </w:r>
           </w:p>
         </w:tc>
@@ -17450,6 +17762,12 @@
           <w:tcPr>
             <w:tcW w:w="1348" w:type="dxa"/>
             <w:gridSpan w:val="2"/>
+            <w:tcBorders>
+              <w:top w:val="dashSmallGap" w:color="00000A" w:sz="4" w:space="0"/>
+              <w:left w:val="dashSmallGap" w:color="00000A" w:sz="4" w:space="0"/>
+              <w:bottom w:val="dashSmallGap" w:color="00000A" w:sz="4" w:space="0"/>
+              <w:right w:val="dashSmallGap" w:color="00000A" w:sz="4" w:space="0"/>
+            </w:tcBorders>
             <w:shd w:val="clear" w:color="auto" w:fill="92D050"/>
             <w:vAlign w:val="center"/>
           </w:tcPr>
@@ -17458,20 +17776,17 @@
               <w:widowControl w:val="0"/>
               <w:jc w:val="center"/>
               <w:rPr>
-                <w:rFonts w:ascii="SimSun" w:hAnsi="SimSun" w:eastAsia="SimSun" w:cs="SimSun"/>
-                <w:color w:val="00000A"/>
-                <w:sz w:val="21"/>
-                <w:szCs w:val="22"/>
-                <w:lang w:val="en-US" w:eastAsia="zh-CN" w:bidi="ar-SA"/>
-              </w:rPr>
-            </w:pPr>
-            <w:r>
-              <w:rPr>
-                <w:rFonts w:ascii="SimSun" w:hAnsi="SimSun" w:cs="SimSun"/>
-                <w:kern w:val="0"/>
-                <w:sz w:val="22"/>
-              </w:rPr>
-              <w:t>良好</w:t>
+                <w:color w:val="auto"/>
+                <w:highlight w:val="none"/>
+              </w:rPr>
+            </w:pPr>
+            <w:r>
+              <w:rPr>
+                <w:rFonts w:ascii="SimSun" w:hAnsi="SimSun" w:cs="SimSun"/>
+                <w:color w:val="auto"/>
+                <w:kern w:val="0"/>
+              </w:rPr>
+              <w:t>精通</w:t>
             </w:r>
           </w:p>
         </w:tc>
@@ -17479,6 +17794,12 @@
           <w:tcPr>
             <w:tcW w:w="1495" w:type="dxa"/>
             <w:gridSpan w:val="3"/>
+            <w:tcBorders>
+              <w:top w:val="dashSmallGap" w:color="00000A" w:sz="4" w:space="0"/>
+              <w:left w:val="dashSmallGap" w:color="00000A" w:sz="4" w:space="0"/>
+              <w:bottom w:val="dashSmallGap" w:color="00000A" w:sz="4" w:space="0"/>
+              <w:right w:val="dashSmallGap" w:color="00000A" w:sz="4" w:space="0"/>
+            </w:tcBorders>
             <w:shd w:val="clear" w:color="auto" w:fill="92D050"/>
             <w:vAlign w:val="center"/>
           </w:tcPr>
@@ -17487,18 +17808,28 @@
               <w:widowControl w:val="0"/>
               <w:jc w:val="center"/>
               <w:rPr>
-                <w:rFonts w:ascii="Calibri" w:hAnsi="Calibri" w:eastAsia="SimSun" w:cs="DejaVu Serif"/>
-                <w:color w:val="00000A"/>
-                <w:sz w:val="21"/>
-                <w:szCs w:val="22"/>
-                <w:lang w:val="en-US" w:eastAsia="zh-CN" w:bidi="ar-SA"/>
-              </w:rPr>
-            </w:pPr>
-            <w:r>
-              <w:rPr>
-                <w:kern w:val="0"/>
-              </w:rPr>
-              <w:t>10个月</w:t>
+                <w:rFonts w:eastAsia="SimSun"/>
+                <w:color w:val="auto"/>
+                <w:highlight w:val="none"/>
+                <w:lang w:val="en-US" w:eastAsia="zh-CN"/>
+              </w:rPr>
+            </w:pPr>
+            <w:r>
+              <w:rPr>
+                <w:rFonts w:hint="eastAsia"/>
+                <w:color w:val="auto"/>
+                <w:kern w:val="0"/>
+                <w:lang w:val="en-US" w:eastAsia="zh-CN"/>
+              </w:rPr>
+              <w:t>6</w:t>
+            </w:r>
+            <w:r>
+              <w:rPr>
+                <w:color w:val="auto"/>
+                <w:kern w:val="0"/>
+                <w:lang w:val="en-US" w:eastAsia="zh-CN"/>
+              </w:rPr>
+              <w:t>年</w:t>
             </w:r>
           </w:p>
         </w:tc>
@@ -17506,6 +17837,12 @@
           <w:tcPr>
             <w:tcW w:w="1342" w:type="dxa"/>
             <w:gridSpan w:val="2"/>
+            <w:tcBorders>
+              <w:top w:val="dashSmallGap" w:color="00000A" w:sz="4" w:space="0"/>
+              <w:left w:val="dashSmallGap" w:color="00000A" w:sz="4" w:space="0"/>
+              <w:bottom w:val="dashSmallGap" w:color="00000A" w:sz="4" w:space="0"/>
+              <w:right w:val="dashSmallGap" w:color="00000A" w:sz="4" w:space="0"/>
+            </w:tcBorders>
             <w:shd w:val="clear" w:color="auto" w:fill="auto"/>
             <w:vAlign w:val="center"/>
           </w:tcPr>
@@ -17524,6 +17861,12 @@
           <w:tcPr>
             <w:tcW w:w="1148" w:type="dxa"/>
             <w:gridSpan w:val="2"/>
+            <w:tcBorders>
+              <w:top w:val="dashSmallGap" w:color="00000A" w:sz="4" w:space="0"/>
+              <w:left w:val="dashSmallGap" w:color="00000A" w:sz="4" w:space="0"/>
+              <w:bottom w:val="dashSmallGap" w:color="00000A" w:sz="4" w:space="0"/>
+              <w:right w:val="dashSmallGap" w:color="00000A" w:sz="4" w:space="0"/>
+            </w:tcBorders>
             <w:shd w:val="clear" w:color="auto" w:fill="auto"/>
             <w:vAlign w:val="center"/>
           </w:tcPr>
@@ -17542,6 +17885,9 @@
           <w:tcPr>
             <w:tcW w:w="2019" w:type="dxa"/>
             <w:tcBorders>
+              <w:top w:val="dashSmallGap" w:color="00000A" w:sz="4" w:space="0"/>
+              <w:left w:val="dashSmallGap" w:color="00000A" w:sz="4" w:space="0"/>
+              <w:bottom w:val="dashSmallGap" w:color="00000A" w:sz="4" w:space="0"/>
               <w:right w:val="single" w:color="00000A" w:sz="12" w:space="0"/>
             </w:tcBorders>
             <w:shd w:val="clear" w:color="auto" w:fill="auto"/>
@@ -17575,9 +17921,12 @@
         <w:tc>
           <w:tcPr>
             <w:tcW w:w="1560" w:type="dxa"/>
-            <w:vMerge w:val="continue"/>
-            <w:tcBorders>
+            <w:vMerge w:val="restart"/>
+            <w:tcBorders>
+              <w:top w:val="dashSmallGap" w:color="00000A" w:sz="4" w:space="0"/>
               <w:left w:val="single" w:color="00000A" w:sz="12" w:space="0"/>
+              <w:bottom w:val="dashSmallGap" w:color="00000A" w:sz="4" w:space="0"/>
+              <w:right w:val="dashSmallGap" w:color="00000A" w:sz="4" w:space="0"/>
             </w:tcBorders>
             <w:shd w:val="clear" w:color="auto" w:fill="F2F2F2"/>
             <w:vAlign w:val="center"/>
@@ -17589,14 +17938,29 @@
               <w:rPr>
                 <w:b/>
                 <w:bCs/>
-                <w:lang w:eastAsia="zh-CN"/>
-              </w:rPr>
-            </w:pPr>
+                <w:lang w:val="en-US" w:eastAsia="zh-CN"/>
+              </w:rPr>
+            </w:pPr>
+            <w:r>
+              <w:rPr>
+                <w:b/>
+                <w:bCs/>
+                <w:kern w:val="0"/>
+                <w:lang w:val="en-US" w:eastAsia="zh-CN"/>
+              </w:rPr>
+              <w:t>GIS工具</w:t>
+            </w:r>
           </w:p>
         </w:tc>
         <w:tc>
           <w:tcPr>
             <w:tcW w:w="1526" w:type="dxa"/>
+            <w:tcBorders>
+              <w:top w:val="dashSmallGap" w:color="00000A" w:sz="4" w:space="0"/>
+              <w:left w:val="dashSmallGap" w:color="00000A" w:sz="4" w:space="0"/>
+              <w:bottom w:val="dashSmallGap" w:color="00000A" w:sz="4" w:space="0"/>
+              <w:right w:val="dashSmallGap" w:color="00000A" w:sz="4" w:space="0"/>
+            </w:tcBorders>
             <w:shd w:val="clear" w:color="auto" w:fill="92D050"/>
             <w:vAlign w:val="center"/>
           </w:tcPr>
@@ -17616,7 +17980,7 @@
               <w:rPr>
                 <w:kern w:val="0"/>
               </w:rPr>
-              <w:t>高德地图API</w:t>
+              <w:t>Cesium js</w:t>
             </w:r>
           </w:p>
         </w:tc>
@@ -17624,6 +17988,12 @@
           <w:tcPr>
             <w:tcW w:w="1348" w:type="dxa"/>
             <w:gridSpan w:val="2"/>
+            <w:tcBorders>
+              <w:top w:val="dashSmallGap" w:color="00000A" w:sz="4" w:space="0"/>
+              <w:left w:val="dashSmallGap" w:color="00000A" w:sz="4" w:space="0"/>
+              <w:bottom w:val="dashSmallGap" w:color="00000A" w:sz="4" w:space="0"/>
+              <w:right w:val="dashSmallGap" w:color="00000A" w:sz="4" w:space="0"/>
+            </w:tcBorders>
             <w:shd w:val="clear" w:color="auto" w:fill="92D050"/>
             <w:vAlign w:val="center"/>
           </w:tcPr>
@@ -17634,7 +18004,7 @@
               <w:rPr>
                 <w:rFonts w:ascii="SimSun" w:hAnsi="SimSun" w:eastAsia="SimSun" w:cs="SimSun"/>
                 <w:color w:val="00000A"/>
-                <w:sz w:val="22"/>
+                <w:sz w:val="21"/>
                 <w:szCs w:val="22"/>
                 <w:lang w:val="en-US" w:eastAsia="zh-CN" w:bidi="ar-SA"/>
               </w:rPr>
@@ -17653,6 +18023,12 @@
           <w:tcPr>
             <w:tcW w:w="1495" w:type="dxa"/>
             <w:gridSpan w:val="3"/>
+            <w:tcBorders>
+              <w:top w:val="dashSmallGap" w:color="00000A" w:sz="4" w:space="0"/>
+              <w:left w:val="dashSmallGap" w:color="00000A" w:sz="4" w:space="0"/>
+              <w:bottom w:val="dashSmallGap" w:color="00000A" w:sz="4" w:space="0"/>
+              <w:right w:val="dashSmallGap" w:color="00000A" w:sz="4" w:space="0"/>
+            </w:tcBorders>
             <w:shd w:val="clear" w:color="auto" w:fill="92D050"/>
             <w:vAlign w:val="center"/>
           </w:tcPr>
@@ -17670,10 +18046,19 @@
             </w:pPr>
             <w:r>
               <w:rPr>
-                <w:rFonts w:ascii="SimSun" w:hAnsi="SimSun" w:cs="SimSun"/>
-                <w:kern w:val="0"/>
-              </w:rPr>
-              <w:t>12个月</w:t>
+                <w:rFonts w:hint="eastAsia"/>
+                <w:kern w:val="0"/>
+                <w:lang w:val="en-US" w:eastAsia="zh-CN"/>
+              </w:rPr>
+              <w:t>16</w:t>
+            </w:r>
+            <w:bookmarkStart w:id="1" w:name="_GoBack"/>
+            <w:bookmarkEnd w:id="1"/>
+            <w:r>
+              <w:rPr>
+                <w:kern w:val="0"/>
+              </w:rPr>
+              <w:t>个月</w:t>
             </w:r>
           </w:p>
         </w:tc>
@@ -17681,6 +18066,12 @@
           <w:tcPr>
             <w:tcW w:w="1342" w:type="dxa"/>
             <w:gridSpan w:val="2"/>
+            <w:tcBorders>
+              <w:top w:val="dashSmallGap" w:color="00000A" w:sz="4" w:space="0"/>
+              <w:left w:val="dashSmallGap" w:color="00000A" w:sz="4" w:space="0"/>
+              <w:bottom w:val="dashSmallGap" w:color="00000A" w:sz="4" w:space="0"/>
+              <w:right w:val="dashSmallGap" w:color="00000A" w:sz="4" w:space="0"/>
+            </w:tcBorders>
             <w:shd w:val="clear" w:color="auto" w:fill="auto"/>
             <w:vAlign w:val="center"/>
           </w:tcPr>
@@ -17699,6 +18090,12 @@
           <w:tcPr>
             <w:tcW w:w="1148" w:type="dxa"/>
             <w:gridSpan w:val="2"/>
+            <w:tcBorders>
+              <w:top w:val="dashSmallGap" w:color="00000A" w:sz="4" w:space="0"/>
+              <w:left w:val="dashSmallGap" w:color="00000A" w:sz="4" w:space="0"/>
+              <w:bottom w:val="dashSmallGap" w:color="00000A" w:sz="4" w:space="0"/>
+              <w:right w:val="dashSmallGap" w:color="00000A" w:sz="4" w:space="0"/>
+            </w:tcBorders>
             <w:shd w:val="clear" w:color="auto" w:fill="auto"/>
             <w:vAlign w:val="center"/>
           </w:tcPr>
@@ -17717,6 +18114,9 @@
           <w:tcPr>
             <w:tcW w:w="2019" w:type="dxa"/>
             <w:tcBorders>
+              <w:top w:val="dashSmallGap" w:color="00000A" w:sz="4" w:space="0"/>
+              <w:left w:val="dashSmallGap" w:color="00000A" w:sz="4" w:space="0"/>
+              <w:bottom w:val="dashSmallGap" w:color="00000A" w:sz="4" w:space="0"/>
               <w:right w:val="single" w:color="00000A" w:sz="12" w:space="0"/>
             </w:tcBorders>
             <w:shd w:val="clear" w:color="auto" w:fill="auto"/>
@@ -17752,7 +18152,10 @@
             <w:tcW w:w="1560" w:type="dxa"/>
             <w:vMerge w:val="continue"/>
             <w:tcBorders>
+              <w:top w:val="dashSmallGap" w:color="00000A" w:sz="4" w:space="0"/>
               <w:left w:val="single" w:color="00000A" w:sz="12" w:space="0"/>
+              <w:bottom w:val="dashSmallGap" w:color="00000A" w:sz="4" w:space="0"/>
+              <w:right w:val="dashSmallGap" w:color="00000A" w:sz="4" w:space="0"/>
             </w:tcBorders>
             <w:shd w:val="clear" w:color="auto" w:fill="F2F2F2"/>
             <w:vAlign w:val="center"/>
@@ -17772,6 +18175,45 @@
         <w:tc>
           <w:tcPr>
             <w:tcW w:w="1526" w:type="dxa"/>
+            <w:tcBorders>
+              <w:top w:val="dashSmallGap" w:color="00000A" w:sz="4" w:space="0"/>
+              <w:left w:val="dashSmallGap" w:color="00000A" w:sz="4" w:space="0"/>
+              <w:bottom w:val="dashSmallGap" w:color="00000A" w:sz="4" w:space="0"/>
+              <w:right w:val="dashSmallGap" w:color="00000A" w:sz="4" w:space="0"/>
+            </w:tcBorders>
+            <w:shd w:val="clear" w:color="auto" w:fill="92D050"/>
+            <w:vAlign w:val="center"/>
+          </w:tcPr>
+          <w:p>
+            <w:pPr>
+              <w:widowControl w:val="0"/>
+              <w:jc w:val="center"/>
+              <w:rPr>
+                <w:rFonts w:ascii="Calibri" w:hAnsi="Calibri" w:eastAsia="SimSun" w:cs="DejaVu Serif"/>
+                <w:color w:val="00000A"/>
+                <w:sz w:val="21"/>
+                <w:szCs w:val="22"/>
+                <w:lang w:val="en-US" w:eastAsia="zh-CN" w:bidi="ar-SA"/>
+              </w:rPr>
+            </w:pPr>
+            <w:r>
+              <w:rPr>
+                <w:kern w:val="0"/>
+              </w:rPr>
+              <w:t>高德地图API</w:t>
+            </w:r>
+          </w:p>
+        </w:tc>
+        <w:tc>
+          <w:tcPr>
+            <w:tcW w:w="1348" w:type="dxa"/>
+            <w:gridSpan w:val="2"/>
+            <w:tcBorders>
+              <w:top w:val="dashSmallGap" w:color="00000A" w:sz="4" w:space="0"/>
+              <w:left w:val="dashSmallGap" w:color="00000A" w:sz="4" w:space="0"/>
+              <w:bottom w:val="dashSmallGap" w:color="00000A" w:sz="4" w:space="0"/>
+              <w:right w:val="dashSmallGap" w:color="00000A" w:sz="4" w:space="0"/>
+            </w:tcBorders>
             <w:shd w:val="clear" w:color="auto" w:fill="92D050"/>
             <w:vAlign w:val="center"/>
           </w:tcPr>
@@ -17793,14 +18235,20 @@
                 <w:kern w:val="0"/>
                 <w:sz w:val="22"/>
               </w:rPr>
-              <w:t>AntV L7</w:t>
-            </w:r>
-          </w:p>
-        </w:tc>
-        <w:tc>
-          <w:tcPr>
-            <w:tcW w:w="1348" w:type="dxa"/>
-            <w:gridSpan w:val="2"/>
+              <w:t>良好</w:t>
+            </w:r>
+          </w:p>
+        </w:tc>
+        <w:tc>
+          <w:tcPr>
+            <w:tcW w:w="1495" w:type="dxa"/>
+            <w:gridSpan w:val="3"/>
+            <w:tcBorders>
+              <w:top w:val="dashSmallGap" w:color="00000A" w:sz="4" w:space="0"/>
+              <w:left w:val="dashSmallGap" w:color="00000A" w:sz="4" w:space="0"/>
+              <w:bottom w:val="dashSmallGap" w:color="00000A" w:sz="4" w:space="0"/>
+              <w:right w:val="dashSmallGap" w:color="00000A" w:sz="4" w:space="0"/>
+            </w:tcBorders>
             <w:shd w:val="clear" w:color="auto" w:fill="92D050"/>
             <w:vAlign w:val="center"/>
           </w:tcPr>
@@ -17809,47 +18257,19 @@
               <w:widowControl w:val="0"/>
               <w:jc w:val="center"/>
               <w:rPr>
-                <w:rFonts w:ascii="SimSun" w:hAnsi="SimSun" w:eastAsia="SimSun" w:cs="SimSun"/>
+                <w:rFonts w:ascii="Calibri" w:hAnsi="Calibri" w:eastAsia="SimSun" w:cs="DejaVu Serif"/>
                 <w:color w:val="00000A"/>
-                <w:sz w:val="22"/>
+                <w:sz w:val="21"/>
                 <w:szCs w:val="22"/>
                 <w:lang w:val="en-US" w:eastAsia="zh-CN" w:bidi="ar-SA"/>
               </w:rPr>
             </w:pPr>
             <w:r>
               <w:rPr>
-                <w:kern w:val="0"/>
-              </w:rPr>
-              <w:t>一般</w:t>
-            </w:r>
-          </w:p>
-        </w:tc>
-        <w:tc>
-          <w:tcPr>
-            <w:tcW w:w="1495" w:type="dxa"/>
-            <w:gridSpan w:val="3"/>
-            <w:shd w:val="clear" w:color="auto" w:fill="92D050"/>
-            <w:vAlign w:val="center"/>
-          </w:tcPr>
-          <w:p>
-            <w:pPr>
-              <w:widowControl w:val="0"/>
-              <w:jc w:val="center"/>
-              <w:rPr>
-                <w:rFonts w:ascii="SimSun" w:hAnsi="SimSun" w:eastAsia="SimSun" w:cs="SimSun"/>
-                <w:color w:val="00000A"/>
-                <w:sz w:val="22"/>
-                <w:szCs w:val="22"/>
-                <w:lang w:val="en-US" w:eastAsia="zh-CN" w:bidi="ar-SA"/>
-              </w:rPr>
-            </w:pPr>
-            <w:r>
-              <w:rPr>
-                <w:rFonts w:ascii="SimSun" w:hAnsi="SimSun" w:cs="SimSun"/>
-                <w:kern w:val="0"/>
-                <w:sz w:val="22"/>
-              </w:rPr>
-              <w:t>2个月</w:t>
+                <w:rFonts w:ascii="SimSun" w:hAnsi="SimSun" w:cs="SimSun"/>
+                <w:kern w:val="0"/>
+              </w:rPr>
+              <w:t>12个月</w:t>
             </w:r>
           </w:p>
         </w:tc>
@@ -17857,6 +18277,12 @@
           <w:tcPr>
             <w:tcW w:w="1342" w:type="dxa"/>
             <w:gridSpan w:val="2"/>
+            <w:tcBorders>
+              <w:top w:val="dashSmallGap" w:color="00000A" w:sz="4" w:space="0"/>
+              <w:left w:val="dashSmallGap" w:color="00000A" w:sz="4" w:space="0"/>
+              <w:bottom w:val="dashSmallGap" w:color="00000A" w:sz="4" w:space="0"/>
+              <w:right w:val="dashSmallGap" w:color="00000A" w:sz="4" w:space="0"/>
+            </w:tcBorders>
             <w:shd w:val="clear" w:color="auto" w:fill="auto"/>
             <w:vAlign w:val="center"/>
           </w:tcPr>
@@ -17875,6 +18301,12 @@
           <w:tcPr>
             <w:tcW w:w="1148" w:type="dxa"/>
             <w:gridSpan w:val="2"/>
+            <w:tcBorders>
+              <w:top w:val="dashSmallGap" w:color="00000A" w:sz="4" w:space="0"/>
+              <w:left w:val="dashSmallGap" w:color="00000A" w:sz="4" w:space="0"/>
+              <w:bottom w:val="dashSmallGap" w:color="00000A" w:sz="4" w:space="0"/>
+              <w:right w:val="dashSmallGap" w:color="00000A" w:sz="4" w:space="0"/>
+            </w:tcBorders>
             <w:shd w:val="clear" w:color="auto" w:fill="auto"/>
             <w:vAlign w:val="center"/>
           </w:tcPr>
@@ -17893,6 +18325,9 @@
           <w:tcPr>
             <w:tcW w:w="2019" w:type="dxa"/>
             <w:tcBorders>
+              <w:top w:val="dashSmallGap" w:color="00000A" w:sz="4" w:space="0"/>
+              <w:left w:val="dashSmallGap" w:color="00000A" w:sz="4" w:space="0"/>
+              <w:bottom w:val="dashSmallGap" w:color="00000A" w:sz="4" w:space="0"/>
               <w:right w:val="single" w:color="00000A" w:sz="12" w:space="0"/>
             </w:tcBorders>
             <w:shd w:val="clear" w:color="auto" w:fill="auto"/>
@@ -17926,9 +18361,12 @@
         <w:tc>
           <w:tcPr>
             <w:tcW w:w="1560" w:type="dxa"/>
-            <w:vMerge w:val="restart"/>
-            <w:tcBorders>
+            <w:vMerge w:val="continue"/>
+            <w:tcBorders>
+              <w:top w:val="dashSmallGap" w:color="00000A" w:sz="4" w:space="0"/>
               <w:left w:val="single" w:color="00000A" w:sz="12" w:space="0"/>
+              <w:bottom w:val="dashSmallGap" w:color="00000A" w:sz="4" w:space="0"/>
+              <w:right w:val="dashSmallGap" w:color="00000A" w:sz="4" w:space="0"/>
             </w:tcBorders>
             <w:shd w:val="clear" w:color="auto" w:fill="F2F2F2"/>
             <w:vAlign w:val="center"/>
@@ -17938,41 +18376,44 @@
               <w:widowControl w:val="0"/>
               <w:jc w:val="center"/>
               <w:rPr>
-                <w:rFonts w:ascii="SimSun" w:hAnsi="SimSun" w:cs="SimSun"/>
-                <w:b/>
-                <w:sz w:val="22"/>
-              </w:rPr>
-            </w:pPr>
-            <w:r>
-              <w:rPr>
-                <w:rFonts w:ascii="SimSun" w:hAnsi="SimSun" w:cs="SimSun"/>
-                <w:b/>
-                <w:kern w:val="0"/>
-                <w:sz w:val="22"/>
-              </w:rPr>
-              <w:t>数据库</w:t>
-            </w:r>
+                <w:b/>
+                <w:bCs/>
+                <w:lang w:eastAsia="zh-CN"/>
+              </w:rPr>
+            </w:pPr>
           </w:p>
         </w:tc>
         <w:tc>
           <w:tcPr>
             <w:tcW w:w="1526" w:type="dxa"/>
-            <w:shd w:val="clear" w:color="auto" w:fill="auto"/>
-            <w:vAlign w:val="center"/>
-          </w:tcPr>
-          <w:p>
-            <w:pPr>
-              <w:widowControl w:val="0"/>
-              <w:jc w:val="center"/>
-              <w:rPr>
-                <w:kern w:val="0"/>
-              </w:rPr>
-            </w:pPr>
-            <w:r>
-              <w:rPr>
-                <w:kern w:val="0"/>
-              </w:rPr>
-              <w:t>SQL</w:t>
+            <w:tcBorders>
+              <w:top w:val="dashSmallGap" w:color="00000A" w:sz="4" w:space="0"/>
+              <w:left w:val="dashSmallGap" w:color="00000A" w:sz="4" w:space="0"/>
+              <w:bottom w:val="dashSmallGap" w:color="00000A" w:sz="4" w:space="0"/>
+              <w:right w:val="dashSmallGap" w:color="00000A" w:sz="4" w:space="0"/>
+            </w:tcBorders>
+            <w:shd w:val="clear" w:color="auto" w:fill="92D050"/>
+            <w:vAlign w:val="center"/>
+          </w:tcPr>
+          <w:p>
+            <w:pPr>
+              <w:widowControl w:val="0"/>
+              <w:jc w:val="center"/>
+              <w:rPr>
+                <w:rFonts w:ascii="SimSun" w:hAnsi="SimSun" w:eastAsia="SimSun" w:cs="SimSun"/>
+                <w:color w:val="00000A"/>
+                <w:sz w:val="22"/>
+                <w:szCs w:val="22"/>
+                <w:lang w:val="en-US" w:eastAsia="zh-CN" w:bidi="ar-SA"/>
+              </w:rPr>
+            </w:pPr>
+            <w:r>
+              <w:rPr>
+                <w:rFonts w:ascii="SimSun" w:hAnsi="SimSun" w:cs="SimSun"/>
+                <w:kern w:val="0"/>
+                <w:sz w:val="22"/>
+              </w:rPr>
+              <w:t>AntV L7</w:t>
             </w:r>
           </w:p>
         </w:tc>
@@ -17980,25 +18421,32 @@
           <w:tcPr>
             <w:tcW w:w="1348" w:type="dxa"/>
             <w:gridSpan w:val="2"/>
-            <w:shd w:val="clear" w:color="auto" w:fill="auto"/>
-            <w:vAlign w:val="center"/>
-          </w:tcPr>
-          <w:p>
-            <w:pPr>
-              <w:widowControl w:val="0"/>
-              <w:jc w:val="center"/>
-              <w:rPr>
-                <w:rFonts w:ascii="SimSun" w:hAnsi="SimSun" w:cs="SimSun"/>
-                <w:sz w:val="22"/>
-              </w:rPr>
-            </w:pPr>
-            <w:r>
-              <w:rPr>
-                <w:rFonts w:ascii="SimSun" w:hAnsi="SimSun" w:cs="SimSun"/>
-                <w:kern w:val="0"/>
-                <w:sz w:val="22"/>
-              </w:rPr>
-              <w:t>精通</w:t>
+            <w:tcBorders>
+              <w:top w:val="dashSmallGap" w:color="00000A" w:sz="4" w:space="0"/>
+              <w:left w:val="dashSmallGap" w:color="00000A" w:sz="4" w:space="0"/>
+              <w:bottom w:val="dashSmallGap" w:color="00000A" w:sz="4" w:space="0"/>
+              <w:right w:val="dashSmallGap" w:color="00000A" w:sz="4" w:space="0"/>
+            </w:tcBorders>
+            <w:shd w:val="clear" w:color="auto" w:fill="92D050"/>
+            <w:vAlign w:val="center"/>
+          </w:tcPr>
+          <w:p>
+            <w:pPr>
+              <w:widowControl w:val="0"/>
+              <w:jc w:val="center"/>
+              <w:rPr>
+                <w:rFonts w:ascii="SimSun" w:hAnsi="SimSun" w:eastAsia="SimSun" w:cs="SimSun"/>
+                <w:color w:val="00000A"/>
+                <w:sz w:val="22"/>
+                <w:szCs w:val="22"/>
+                <w:lang w:val="en-US" w:eastAsia="zh-CN" w:bidi="ar-SA"/>
+              </w:rPr>
+            </w:pPr>
+            <w:r>
+              <w:rPr>
+                <w:kern w:val="0"/>
+              </w:rPr>
+              <w:t>一般</w:t>
             </w:r>
           </w:p>
         </w:tc>
@@ -18006,29 +18454,34 @@
           <w:tcPr>
             <w:tcW w:w="1495" w:type="dxa"/>
             <w:gridSpan w:val="3"/>
-            <w:shd w:val="clear" w:color="auto" w:fill="auto"/>
-            <w:vAlign w:val="center"/>
-          </w:tcPr>
-          <w:p>
-            <w:pPr>
-              <w:widowControl w:val="0"/>
-              <w:jc w:val="center"/>
-              <w:rPr>
-                <w:kern w:val="0"/>
-              </w:rPr>
-            </w:pPr>
-            <w:r>
-              <w:rPr>
-                <w:kern w:val="0"/>
-              </w:rPr>
-              <w:t>106</w:t>
-            </w:r>
-            <w:r>
-              <w:rPr>
-                <w:rFonts w:ascii="SimSun" w:hAnsi="SimSun" w:cs="SimSun"/>
-                <w:kern w:val="0"/>
-              </w:rPr>
-              <w:t>个月</w:t>
+            <w:tcBorders>
+              <w:top w:val="dashSmallGap" w:color="00000A" w:sz="4" w:space="0"/>
+              <w:left w:val="dashSmallGap" w:color="00000A" w:sz="4" w:space="0"/>
+              <w:bottom w:val="dashSmallGap" w:color="00000A" w:sz="4" w:space="0"/>
+              <w:right w:val="dashSmallGap" w:color="00000A" w:sz="4" w:space="0"/>
+            </w:tcBorders>
+            <w:shd w:val="clear" w:color="auto" w:fill="92D050"/>
+            <w:vAlign w:val="center"/>
+          </w:tcPr>
+          <w:p>
+            <w:pPr>
+              <w:widowControl w:val="0"/>
+              <w:jc w:val="center"/>
+              <w:rPr>
+                <w:rFonts w:ascii="SimSun" w:hAnsi="SimSun" w:eastAsia="SimSun" w:cs="SimSun"/>
+                <w:color w:val="00000A"/>
+                <w:sz w:val="22"/>
+                <w:szCs w:val="22"/>
+                <w:lang w:val="en-US" w:eastAsia="zh-CN" w:bidi="ar-SA"/>
+              </w:rPr>
+            </w:pPr>
+            <w:r>
+              <w:rPr>
+                <w:rFonts w:ascii="SimSun" w:hAnsi="SimSun" w:cs="SimSun"/>
+                <w:kern w:val="0"/>
+                <w:sz w:val="22"/>
+              </w:rPr>
+              <w:t>2个月</w:t>
             </w:r>
           </w:p>
         </w:tc>
@@ -18036,6 +18489,12 @@
           <w:tcPr>
             <w:tcW w:w="1342" w:type="dxa"/>
             <w:gridSpan w:val="2"/>
+            <w:tcBorders>
+              <w:top w:val="dashSmallGap" w:color="00000A" w:sz="4" w:space="0"/>
+              <w:left w:val="dashSmallGap" w:color="00000A" w:sz="4" w:space="0"/>
+              <w:bottom w:val="dashSmallGap" w:color="00000A" w:sz="4" w:space="0"/>
+              <w:right w:val="dashSmallGap" w:color="00000A" w:sz="4" w:space="0"/>
+            </w:tcBorders>
             <w:shd w:val="clear" w:color="auto" w:fill="auto"/>
             <w:vAlign w:val="center"/>
           </w:tcPr>
@@ -18044,24 +18503,22 @@
               <w:widowControl w:val="0"/>
               <w:jc w:val="center"/>
               <w:rPr>
-                <w:rFonts w:cs="SimSun"/>
-                <w:sz w:val="22"/>
-              </w:rPr>
-            </w:pPr>
-            <w:r>
-              <w:rPr>
-                <w:rFonts w:cs="SimSun"/>
-                <w:kern w:val="0"/>
-                <w:sz w:val="22"/>
-              </w:rPr>
-              <w:t>MySQL</w:t>
-            </w:r>
+                <w:rFonts w:ascii="SimSun" w:hAnsi="SimSun" w:cs="SimSun"/>
+                <w:sz w:val="22"/>
+              </w:rPr>
+            </w:pPr>
           </w:p>
         </w:tc>
         <w:tc>
           <w:tcPr>
             <w:tcW w:w="1148" w:type="dxa"/>
             <w:gridSpan w:val="2"/>
+            <w:tcBorders>
+              <w:top w:val="dashSmallGap" w:color="00000A" w:sz="4" w:space="0"/>
+              <w:left w:val="dashSmallGap" w:color="00000A" w:sz="4" w:space="0"/>
+              <w:bottom w:val="dashSmallGap" w:color="00000A" w:sz="4" w:space="0"/>
+              <w:right w:val="dashSmallGap" w:color="00000A" w:sz="4" w:space="0"/>
+            </w:tcBorders>
             <w:shd w:val="clear" w:color="auto" w:fill="auto"/>
             <w:vAlign w:val="center"/>
           </w:tcPr>
@@ -18071,21 +18528,18 @@
               <w:jc w:val="center"/>
               <w:rPr>
                 <w:rFonts w:ascii="SimSun" w:hAnsi="SimSun" w:cs="SimSun"/>
-              </w:rPr>
-            </w:pPr>
-            <w:r>
-              <w:rPr>
-                <w:rFonts w:ascii="SimSun" w:hAnsi="SimSun" w:cs="SimSun"/>
-                <w:kern w:val="0"/>
-              </w:rPr>
-              <w:t>良好</w:t>
-            </w:r>
+                <w:sz w:val="22"/>
+              </w:rPr>
+            </w:pPr>
           </w:p>
         </w:tc>
         <w:tc>
           <w:tcPr>
             <w:tcW w:w="2019" w:type="dxa"/>
             <w:tcBorders>
+              <w:top w:val="dashSmallGap" w:color="00000A" w:sz="4" w:space="0"/>
+              <w:left w:val="dashSmallGap" w:color="00000A" w:sz="4" w:space="0"/>
+              <w:bottom w:val="dashSmallGap" w:color="00000A" w:sz="4" w:space="0"/>
               <w:right w:val="single" w:color="00000A" w:sz="12" w:space="0"/>
             </w:tcBorders>
             <w:shd w:val="clear" w:color="auto" w:fill="auto"/>
@@ -18096,17 +18550,10 @@
               <w:widowControl w:val="0"/>
               <w:jc w:val="center"/>
               <w:rPr>
-                <w:kern w:val="0"/>
-              </w:rPr>
-            </w:pPr>
-            <w:r>
-              <w:rPr>
-                <w:rFonts w:ascii="SimSun" w:hAnsi="SimSun" w:cs="SimSun"/>
-                <w:kern w:val="0"/>
-                <w:sz w:val="22"/>
-              </w:rPr>
-              <w:t>16个月</w:t>
-            </w:r>
+                <w:rFonts w:ascii="SimSun" w:hAnsi="SimSun" w:cs="SimSun"/>
+                <w:sz w:val="22"/>
+              </w:rPr>
+            </w:pPr>
           </w:p>
         </w:tc>
       </w:tr>
@@ -18126,9 +18573,12 @@
         <w:tc>
           <w:tcPr>
             <w:tcW w:w="1560" w:type="dxa"/>
-            <w:vMerge w:val="continue"/>
-            <w:tcBorders>
+            <w:vMerge w:val="restart"/>
+            <w:tcBorders>
+              <w:top w:val="dashSmallGap" w:color="00000A" w:sz="4" w:space="0"/>
               <w:left w:val="single" w:color="00000A" w:sz="12" w:space="0"/>
+              <w:bottom w:val="dashSmallGap" w:color="00000A" w:sz="4" w:space="0"/>
+              <w:right w:val="dashSmallGap" w:color="00000A" w:sz="4" w:space="0"/>
             </w:tcBorders>
             <w:shd w:val="clear" w:color="auto" w:fill="F2F2F2"/>
             <w:vAlign w:val="center"/>
@@ -18136,15 +18586,33 @@
           <w:p>
             <w:pPr>
               <w:widowControl w:val="0"/>
-              <w:rPr>
-                <w:kern w:val="0"/>
-              </w:rPr>
-            </w:pPr>
+              <w:jc w:val="center"/>
+              <w:rPr>
+                <w:rFonts w:ascii="SimSun" w:hAnsi="SimSun" w:cs="SimSun"/>
+                <w:b/>
+                <w:sz w:val="22"/>
+              </w:rPr>
+            </w:pPr>
+            <w:r>
+              <w:rPr>
+                <w:rFonts w:ascii="SimSun" w:hAnsi="SimSun" w:cs="SimSun"/>
+                <w:b/>
+                <w:kern w:val="0"/>
+                <w:sz w:val="22"/>
+              </w:rPr>
+              <w:t>数据库</w:t>
+            </w:r>
           </w:p>
         </w:tc>
         <w:tc>
           <w:tcPr>
             <w:tcW w:w="1526" w:type="dxa"/>
+            <w:tcBorders>
+              <w:top w:val="dashSmallGap" w:color="00000A" w:sz="4" w:space="0"/>
+              <w:left w:val="dashSmallGap" w:color="00000A" w:sz="4" w:space="0"/>
+              <w:bottom w:val="dashSmallGap" w:color="00000A" w:sz="4" w:space="0"/>
+              <w:right w:val="dashSmallGap" w:color="00000A" w:sz="4" w:space="0"/>
+            </w:tcBorders>
             <w:shd w:val="clear" w:color="auto" w:fill="auto"/>
             <w:vAlign w:val="center"/>
           </w:tcPr>
@@ -18160,7 +18628,7 @@
               <w:rPr>
                 <w:kern w:val="0"/>
               </w:rPr>
-              <w:t>DB2</w:t>
+              <w:t>SQL</w:t>
             </w:r>
           </w:p>
         </w:tc>
@@ -18168,6 +18636,12 @@
           <w:tcPr>
             <w:tcW w:w="1348" w:type="dxa"/>
             <w:gridSpan w:val="2"/>
+            <w:tcBorders>
+              <w:top w:val="dashSmallGap" w:color="00000A" w:sz="4" w:space="0"/>
+              <w:left w:val="dashSmallGap" w:color="00000A" w:sz="4" w:space="0"/>
+              <w:bottom w:val="dashSmallGap" w:color="00000A" w:sz="4" w:space="0"/>
+              <w:right w:val="dashSmallGap" w:color="00000A" w:sz="4" w:space="0"/>
+            </w:tcBorders>
             <w:shd w:val="clear" w:color="auto" w:fill="auto"/>
             <w:vAlign w:val="center"/>
           </w:tcPr>
@@ -18177,14 +18651,16 @@
               <w:jc w:val="center"/>
               <w:rPr>
                 <w:rFonts w:ascii="SimSun" w:hAnsi="SimSun" w:cs="SimSun"/>
-              </w:rPr>
-            </w:pPr>
-            <w:r>
-              <w:rPr>
-                <w:rFonts w:ascii="SimSun" w:hAnsi="SimSun" w:cs="SimSun"/>
-                <w:kern w:val="0"/>
-              </w:rPr>
-              <w:t>熟练</w:t>
+                <w:sz w:val="22"/>
+              </w:rPr>
+            </w:pPr>
+            <w:r>
+              <w:rPr>
+                <w:rFonts w:ascii="SimSun" w:hAnsi="SimSun" w:cs="SimSun"/>
+                <w:kern w:val="0"/>
+                <w:sz w:val="22"/>
+              </w:rPr>
+              <w:t>精通</w:t>
             </w:r>
           </w:p>
         </w:tc>
@@ -18192,6 +18668,12 @@
           <w:tcPr>
             <w:tcW w:w="1495" w:type="dxa"/>
             <w:gridSpan w:val="3"/>
+            <w:tcBorders>
+              <w:top w:val="dashSmallGap" w:color="00000A" w:sz="4" w:space="0"/>
+              <w:left w:val="dashSmallGap" w:color="00000A" w:sz="4" w:space="0"/>
+              <w:bottom w:val="dashSmallGap" w:color="00000A" w:sz="4" w:space="0"/>
+              <w:right w:val="dashSmallGap" w:color="00000A" w:sz="4" w:space="0"/>
+            </w:tcBorders>
             <w:shd w:val="clear" w:color="auto" w:fill="auto"/>
             <w:vAlign w:val="center"/>
           </w:tcPr>
@@ -18207,7 +18689,7 @@
               <w:rPr>
                 <w:kern w:val="0"/>
               </w:rPr>
-              <w:t>98</w:t>
+              <w:t>106</w:t>
             </w:r>
             <w:r>
               <w:rPr>
@@ -18222,6 +18704,12 @@
           <w:tcPr>
             <w:tcW w:w="1342" w:type="dxa"/>
             <w:gridSpan w:val="2"/>
+            <w:tcBorders>
+              <w:top w:val="dashSmallGap" w:color="00000A" w:sz="4" w:space="0"/>
+              <w:left w:val="dashSmallGap" w:color="00000A" w:sz="4" w:space="0"/>
+              <w:bottom w:val="dashSmallGap" w:color="00000A" w:sz="4" w:space="0"/>
+              <w:right w:val="dashSmallGap" w:color="00000A" w:sz="4" w:space="0"/>
+            </w:tcBorders>
             <w:shd w:val="clear" w:color="auto" w:fill="auto"/>
             <w:vAlign w:val="center"/>
           </w:tcPr>
@@ -18230,16 +18718,17 @@
               <w:widowControl w:val="0"/>
               <w:jc w:val="center"/>
               <w:rPr>
-                <w:kern w:val="0"/>
-              </w:rPr>
-            </w:pPr>
-            <w:r>
-              <w:rPr>
                 <w:rFonts w:cs="SimSun"/>
-                <w:kern w:val="0"/>
-                <w:sz w:val="22"/>
-              </w:rPr>
-              <w:t>DL/I(IMS的查询语言)</w:t>
+                <w:sz w:val="22"/>
+              </w:rPr>
+            </w:pPr>
+            <w:r>
+              <w:rPr>
+                <w:rFonts w:cs="SimSun"/>
+                <w:kern w:val="0"/>
+                <w:sz w:val="22"/>
+              </w:rPr>
+              <w:t>MySQL</w:t>
             </w:r>
           </w:p>
         </w:tc>
@@ -18247,6 +18736,12 @@
           <w:tcPr>
             <w:tcW w:w="1148" w:type="dxa"/>
             <w:gridSpan w:val="2"/>
+            <w:tcBorders>
+              <w:top w:val="dashSmallGap" w:color="00000A" w:sz="4" w:space="0"/>
+              <w:left w:val="dashSmallGap" w:color="00000A" w:sz="4" w:space="0"/>
+              <w:bottom w:val="dashSmallGap" w:color="00000A" w:sz="4" w:space="0"/>
+              <w:right w:val="dashSmallGap" w:color="00000A" w:sz="4" w:space="0"/>
+            </w:tcBorders>
             <w:shd w:val="clear" w:color="auto" w:fill="auto"/>
             <w:vAlign w:val="center"/>
           </w:tcPr>
@@ -18271,6 +18766,9 @@
           <w:tcPr>
             <w:tcW w:w="2019" w:type="dxa"/>
             <w:tcBorders>
+              <w:top w:val="dashSmallGap" w:color="00000A" w:sz="4" w:space="0"/>
+              <w:left w:val="dashSmallGap" w:color="00000A" w:sz="4" w:space="0"/>
+              <w:bottom w:val="dashSmallGap" w:color="00000A" w:sz="4" w:space="0"/>
               <w:right w:val="single" w:color="00000A" w:sz="12" w:space="0"/>
             </w:tcBorders>
             <w:shd w:val="clear" w:color="auto" w:fill="auto"/>
@@ -18286,16 +18784,11 @@
             </w:pPr>
             <w:r>
               <w:rPr>
-                <w:kern w:val="0"/>
-              </w:rPr>
-              <w:t>34</w:t>
-            </w:r>
-            <w:r>
-              <w:rPr>
-                <w:rFonts w:ascii="SimSun" w:hAnsi="SimSun" w:cs="SimSun"/>
-                <w:kern w:val="0"/>
-              </w:rPr>
-              <w:t>个月</w:t>
+                <w:rFonts w:ascii="SimSun" w:hAnsi="SimSun" w:cs="SimSun"/>
+                <w:kern w:val="0"/>
+                <w:sz w:val="22"/>
+              </w:rPr>
+              <w:t>16个月</w:t>
             </w:r>
           </w:p>
         </w:tc>
@@ -18318,7 +18811,10 @@
             <w:tcW w:w="1560" w:type="dxa"/>
             <w:vMerge w:val="continue"/>
             <w:tcBorders>
+              <w:top w:val="dashSmallGap" w:color="00000A" w:sz="4" w:space="0"/>
               <w:left w:val="single" w:color="00000A" w:sz="12" w:space="0"/>
+              <w:bottom w:val="dashSmallGap" w:color="00000A" w:sz="4" w:space="0"/>
+              <w:right w:val="dashSmallGap" w:color="00000A" w:sz="4" w:space="0"/>
             </w:tcBorders>
             <w:shd w:val="clear" w:color="auto" w:fill="F2F2F2"/>
             <w:vAlign w:val="center"/>
@@ -18335,6 +18831,12 @@
         <w:tc>
           <w:tcPr>
             <w:tcW w:w="1526" w:type="dxa"/>
+            <w:tcBorders>
+              <w:top w:val="dashSmallGap" w:color="00000A" w:sz="4" w:space="0"/>
+              <w:left w:val="dashSmallGap" w:color="00000A" w:sz="4" w:space="0"/>
+              <w:bottom w:val="dashSmallGap" w:color="00000A" w:sz="4" w:space="0"/>
+              <w:right w:val="dashSmallGap" w:color="00000A" w:sz="4" w:space="0"/>
+            </w:tcBorders>
             <w:shd w:val="clear" w:color="auto" w:fill="auto"/>
             <w:vAlign w:val="center"/>
           </w:tcPr>
@@ -18350,28 +18852,7 @@
               <w:rPr>
                 <w:kern w:val="0"/>
               </w:rPr>
-              <w:t>IMS DB (</w:t>
-            </w:r>
-            <w:r>
-              <w:rPr>
-                <w:rStyle w:val="74"/>
-                <w:kern w:val="0"/>
-              </w:rPr>
-              <w:t>层次数据</w:t>
-            </w:r>
-            <w:r>
-              <w:rPr>
-                <w:rStyle w:val="74"/>
-                <w:rFonts w:ascii="SimSun" w:hAnsi="SimSun" w:cs="SimSun"/>
-                <w:kern w:val="0"/>
-              </w:rPr>
-              <w:t>库系统</w:t>
-            </w:r>
-            <w:r>
-              <w:rPr>
-                <w:kern w:val="0"/>
-              </w:rPr>
-              <w:t>)</w:t>
+              <w:t>DB2</w:t>
             </w:r>
           </w:p>
         </w:tc>
@@ -18379,6 +18860,12 @@
           <w:tcPr>
             <w:tcW w:w="1348" w:type="dxa"/>
             <w:gridSpan w:val="2"/>
+            <w:tcBorders>
+              <w:top w:val="dashSmallGap" w:color="00000A" w:sz="4" w:space="0"/>
+              <w:left w:val="dashSmallGap" w:color="00000A" w:sz="4" w:space="0"/>
+              <w:bottom w:val="dashSmallGap" w:color="00000A" w:sz="4" w:space="0"/>
+              <w:right w:val="dashSmallGap" w:color="00000A" w:sz="4" w:space="0"/>
+            </w:tcBorders>
             <w:shd w:val="clear" w:color="auto" w:fill="auto"/>
             <w:vAlign w:val="center"/>
           </w:tcPr>
@@ -18395,7 +18882,7 @@
                 <w:rFonts w:ascii="SimSun" w:hAnsi="SimSun" w:cs="SimSun"/>
                 <w:kern w:val="0"/>
               </w:rPr>
-              <w:t>良好</w:t>
+              <w:t>熟练</w:t>
             </w:r>
           </w:p>
         </w:tc>
@@ -18403,6 +18890,12 @@
           <w:tcPr>
             <w:tcW w:w="1495" w:type="dxa"/>
             <w:gridSpan w:val="3"/>
+            <w:tcBorders>
+              <w:top w:val="dashSmallGap" w:color="00000A" w:sz="4" w:space="0"/>
+              <w:left w:val="dashSmallGap" w:color="00000A" w:sz="4" w:space="0"/>
+              <w:bottom w:val="dashSmallGap" w:color="00000A" w:sz="4" w:space="0"/>
+              <w:right w:val="dashSmallGap" w:color="00000A" w:sz="4" w:space="0"/>
+            </w:tcBorders>
             <w:shd w:val="clear" w:color="auto" w:fill="auto"/>
             <w:vAlign w:val="center"/>
           </w:tcPr>
@@ -18418,7 +18911,7 @@
               <w:rPr>
                 <w:kern w:val="0"/>
               </w:rPr>
-              <w:t>34</w:t>
+              <w:t>98</w:t>
             </w:r>
             <w:r>
               <w:rPr>
@@ -18433,6 +18926,12 @@
           <w:tcPr>
             <w:tcW w:w="1342" w:type="dxa"/>
             <w:gridSpan w:val="2"/>
+            <w:tcBorders>
+              <w:top w:val="dashSmallGap" w:color="00000A" w:sz="4" w:space="0"/>
+              <w:left w:val="dashSmallGap" w:color="00000A" w:sz="4" w:space="0"/>
+              <w:bottom w:val="dashSmallGap" w:color="00000A" w:sz="4" w:space="0"/>
+              <w:right w:val="dashSmallGap" w:color="00000A" w:sz="4" w:space="0"/>
+            </w:tcBorders>
             <w:shd w:val="clear" w:color="auto" w:fill="auto"/>
             <w:vAlign w:val="center"/>
           </w:tcPr>
@@ -18441,16 +18940,29 @@
               <w:widowControl w:val="0"/>
               <w:jc w:val="center"/>
               <w:rPr>
-                <w:rFonts w:ascii="SimSun" w:hAnsi="SimSun" w:cs="SimSun"/>
-                <w:sz w:val="22"/>
-              </w:rPr>
-            </w:pPr>
+                <w:kern w:val="0"/>
+              </w:rPr>
+            </w:pPr>
+            <w:r>
+              <w:rPr>
+                <w:rFonts w:cs="SimSun"/>
+                <w:kern w:val="0"/>
+                <w:sz w:val="22"/>
+              </w:rPr>
+              <w:t>DL/I(IMS的查询语言)</w:t>
+            </w:r>
           </w:p>
         </w:tc>
         <w:tc>
           <w:tcPr>
             <w:tcW w:w="1148" w:type="dxa"/>
             <w:gridSpan w:val="2"/>
+            <w:tcBorders>
+              <w:top w:val="dashSmallGap" w:color="00000A" w:sz="4" w:space="0"/>
+              <w:left w:val="dashSmallGap" w:color="00000A" w:sz="4" w:space="0"/>
+              <w:bottom w:val="dashSmallGap" w:color="00000A" w:sz="4" w:space="0"/>
+              <w:right w:val="dashSmallGap" w:color="00000A" w:sz="4" w:space="0"/>
+            </w:tcBorders>
             <w:shd w:val="clear" w:color="auto" w:fill="auto"/>
             <w:vAlign w:val="center"/>
           </w:tcPr>
@@ -18460,15 +18972,258 @@
               <w:jc w:val="center"/>
               <w:rPr>
                 <w:rFonts w:ascii="SimSun" w:hAnsi="SimSun" w:cs="SimSun"/>
-                <w:sz w:val="22"/>
-              </w:rPr>
-            </w:pPr>
+              </w:rPr>
+            </w:pPr>
+            <w:r>
+              <w:rPr>
+                <w:rFonts w:ascii="SimSun" w:hAnsi="SimSun" w:cs="SimSun"/>
+                <w:kern w:val="0"/>
+              </w:rPr>
+              <w:t>良好</w:t>
+            </w:r>
           </w:p>
         </w:tc>
         <w:tc>
           <w:tcPr>
             <w:tcW w:w="2019" w:type="dxa"/>
             <w:tcBorders>
+              <w:top w:val="dashSmallGap" w:color="00000A" w:sz="4" w:space="0"/>
+              <w:left w:val="dashSmallGap" w:color="00000A" w:sz="4" w:space="0"/>
+              <w:bottom w:val="dashSmallGap" w:color="00000A" w:sz="4" w:space="0"/>
+              <w:right w:val="single" w:color="00000A" w:sz="12" w:space="0"/>
+            </w:tcBorders>
+            <w:shd w:val="clear" w:color="auto" w:fill="auto"/>
+            <w:vAlign w:val="center"/>
+          </w:tcPr>
+          <w:p>
+            <w:pPr>
+              <w:widowControl w:val="0"/>
+              <w:jc w:val="center"/>
+              <w:rPr>
+                <w:kern w:val="0"/>
+              </w:rPr>
+            </w:pPr>
+            <w:r>
+              <w:rPr>
+                <w:kern w:val="0"/>
+              </w:rPr>
+              <w:t>34</w:t>
+            </w:r>
+            <w:r>
+              <w:rPr>
+                <w:rFonts w:ascii="SimSun" w:hAnsi="SimSun" w:cs="SimSun"/>
+                <w:kern w:val="0"/>
+              </w:rPr>
+              <w:t>个月</w:t>
+            </w:r>
+          </w:p>
+        </w:tc>
+      </w:tr>
+      <w:tr>
+        <w:tblPrEx>
+          <w:tblCellMar>
+            <w:top w:w="0" w:type="dxa"/>
+            <w:left w:w="15" w:type="dxa"/>
+            <w:bottom w:w="0" w:type="dxa"/>
+            <w:right w:w="15" w:type="dxa"/>
+          </w:tblCellMar>
+        </w:tblPrEx>
+        <w:trPr>
+          <w:trHeight w:val="42" w:hRule="atLeast"/>
+          <w:jc w:val="center"/>
+        </w:trPr>
+        <w:tc>
+          <w:tcPr>
+            <w:tcW w:w="1560" w:type="dxa"/>
+            <w:vMerge w:val="continue"/>
+            <w:tcBorders>
+              <w:top w:val="dashSmallGap" w:color="00000A" w:sz="4" w:space="0"/>
+              <w:left w:val="single" w:color="00000A" w:sz="12" w:space="0"/>
+              <w:bottom w:val="dashSmallGap" w:color="00000A" w:sz="4" w:space="0"/>
+              <w:right w:val="dashSmallGap" w:color="00000A" w:sz="4" w:space="0"/>
+            </w:tcBorders>
+            <w:shd w:val="clear" w:color="auto" w:fill="F2F2F2"/>
+            <w:vAlign w:val="center"/>
+          </w:tcPr>
+          <w:p>
+            <w:pPr>
+              <w:widowControl w:val="0"/>
+              <w:rPr>
+                <w:kern w:val="0"/>
+              </w:rPr>
+            </w:pPr>
+          </w:p>
+        </w:tc>
+        <w:tc>
+          <w:tcPr>
+            <w:tcW w:w="1526" w:type="dxa"/>
+            <w:tcBorders>
+              <w:top w:val="dashSmallGap" w:color="00000A" w:sz="4" w:space="0"/>
+              <w:left w:val="dashSmallGap" w:color="00000A" w:sz="4" w:space="0"/>
+              <w:bottom w:val="dashSmallGap" w:color="00000A" w:sz="4" w:space="0"/>
+              <w:right w:val="dashSmallGap" w:color="00000A" w:sz="4" w:space="0"/>
+            </w:tcBorders>
+            <w:shd w:val="clear" w:color="auto" w:fill="auto"/>
+            <w:vAlign w:val="center"/>
+          </w:tcPr>
+          <w:p>
+            <w:pPr>
+              <w:widowControl w:val="0"/>
+              <w:jc w:val="center"/>
+              <w:rPr>
+                <w:kern w:val="0"/>
+              </w:rPr>
+            </w:pPr>
+            <w:r>
+              <w:rPr>
+                <w:kern w:val="0"/>
+              </w:rPr>
+              <w:t>IMS DB (</w:t>
+            </w:r>
+            <w:r>
+              <w:rPr>
+                <w:rStyle w:val="74"/>
+                <w:kern w:val="0"/>
+              </w:rPr>
+              <w:t>层次数据</w:t>
+            </w:r>
+            <w:r>
+              <w:rPr>
+                <w:rStyle w:val="74"/>
+                <w:rFonts w:ascii="SimSun" w:hAnsi="SimSun" w:cs="SimSun"/>
+                <w:kern w:val="0"/>
+              </w:rPr>
+              <w:t>库系统</w:t>
+            </w:r>
+            <w:r>
+              <w:rPr>
+                <w:kern w:val="0"/>
+              </w:rPr>
+              <w:t>)</w:t>
+            </w:r>
+          </w:p>
+        </w:tc>
+        <w:tc>
+          <w:tcPr>
+            <w:tcW w:w="1348" w:type="dxa"/>
+            <w:gridSpan w:val="2"/>
+            <w:tcBorders>
+              <w:top w:val="dashSmallGap" w:color="00000A" w:sz="4" w:space="0"/>
+              <w:left w:val="dashSmallGap" w:color="00000A" w:sz="4" w:space="0"/>
+              <w:bottom w:val="dashSmallGap" w:color="00000A" w:sz="4" w:space="0"/>
+              <w:right w:val="dashSmallGap" w:color="00000A" w:sz="4" w:space="0"/>
+            </w:tcBorders>
+            <w:shd w:val="clear" w:color="auto" w:fill="auto"/>
+            <w:vAlign w:val="center"/>
+          </w:tcPr>
+          <w:p>
+            <w:pPr>
+              <w:widowControl w:val="0"/>
+              <w:jc w:val="center"/>
+              <w:rPr>
+                <w:rFonts w:ascii="SimSun" w:hAnsi="SimSun" w:cs="SimSun"/>
+              </w:rPr>
+            </w:pPr>
+            <w:r>
+              <w:rPr>
+                <w:rFonts w:ascii="SimSun" w:hAnsi="SimSun" w:cs="SimSun"/>
+                <w:kern w:val="0"/>
+              </w:rPr>
+              <w:t>良好</w:t>
+            </w:r>
+          </w:p>
+        </w:tc>
+        <w:tc>
+          <w:tcPr>
+            <w:tcW w:w="1495" w:type="dxa"/>
+            <w:gridSpan w:val="3"/>
+            <w:tcBorders>
+              <w:top w:val="dashSmallGap" w:color="00000A" w:sz="4" w:space="0"/>
+              <w:left w:val="dashSmallGap" w:color="00000A" w:sz="4" w:space="0"/>
+              <w:bottom w:val="dashSmallGap" w:color="00000A" w:sz="4" w:space="0"/>
+              <w:right w:val="dashSmallGap" w:color="00000A" w:sz="4" w:space="0"/>
+            </w:tcBorders>
+            <w:shd w:val="clear" w:color="auto" w:fill="auto"/>
+            <w:vAlign w:val="center"/>
+          </w:tcPr>
+          <w:p>
+            <w:pPr>
+              <w:widowControl w:val="0"/>
+              <w:jc w:val="center"/>
+              <w:rPr>
+                <w:kern w:val="0"/>
+              </w:rPr>
+            </w:pPr>
+            <w:r>
+              <w:rPr>
+                <w:kern w:val="0"/>
+              </w:rPr>
+              <w:t>34</w:t>
+            </w:r>
+            <w:r>
+              <w:rPr>
+                <w:rFonts w:ascii="SimSun" w:hAnsi="SimSun" w:cs="SimSun"/>
+                <w:kern w:val="0"/>
+              </w:rPr>
+              <w:t>个月</w:t>
+            </w:r>
+          </w:p>
+        </w:tc>
+        <w:tc>
+          <w:tcPr>
+            <w:tcW w:w="1342" w:type="dxa"/>
+            <w:gridSpan w:val="2"/>
+            <w:tcBorders>
+              <w:top w:val="dashSmallGap" w:color="00000A" w:sz="4" w:space="0"/>
+              <w:left w:val="dashSmallGap" w:color="00000A" w:sz="4" w:space="0"/>
+              <w:bottom w:val="dashSmallGap" w:color="00000A" w:sz="4" w:space="0"/>
+              <w:right w:val="dashSmallGap" w:color="00000A" w:sz="4" w:space="0"/>
+            </w:tcBorders>
+            <w:shd w:val="clear" w:color="auto" w:fill="auto"/>
+            <w:vAlign w:val="center"/>
+          </w:tcPr>
+          <w:p>
+            <w:pPr>
+              <w:widowControl w:val="0"/>
+              <w:jc w:val="center"/>
+              <w:rPr>
+                <w:rFonts w:ascii="SimSun" w:hAnsi="SimSun" w:cs="SimSun"/>
+                <w:sz w:val="22"/>
+              </w:rPr>
+            </w:pPr>
+          </w:p>
+        </w:tc>
+        <w:tc>
+          <w:tcPr>
+            <w:tcW w:w="1148" w:type="dxa"/>
+            <w:gridSpan w:val="2"/>
+            <w:tcBorders>
+              <w:top w:val="dashSmallGap" w:color="00000A" w:sz="4" w:space="0"/>
+              <w:left w:val="dashSmallGap" w:color="00000A" w:sz="4" w:space="0"/>
+              <w:bottom w:val="dashSmallGap" w:color="00000A" w:sz="4" w:space="0"/>
+              <w:right w:val="dashSmallGap" w:color="00000A" w:sz="4" w:space="0"/>
+            </w:tcBorders>
+            <w:shd w:val="clear" w:color="auto" w:fill="auto"/>
+            <w:vAlign w:val="center"/>
+          </w:tcPr>
+          <w:p>
+            <w:pPr>
+              <w:widowControl w:val="0"/>
+              <w:jc w:val="center"/>
+              <w:rPr>
+                <w:rFonts w:ascii="SimSun" w:hAnsi="SimSun" w:cs="SimSun"/>
+                <w:sz w:val="22"/>
+              </w:rPr>
+            </w:pPr>
+          </w:p>
+        </w:tc>
+        <w:tc>
+          <w:tcPr>
+            <w:tcW w:w="2019" w:type="dxa"/>
+            <w:tcBorders>
+              <w:top w:val="dashSmallGap" w:color="00000A" w:sz="4" w:space="0"/>
+              <w:left w:val="dashSmallGap" w:color="00000A" w:sz="4" w:space="0"/>
+              <w:bottom w:val="dashSmallGap" w:color="00000A" w:sz="4" w:space="0"/>
               <w:right w:val="single" w:color="00000A" w:sz="12" w:space="0"/>
             </w:tcBorders>
             <w:shd w:val="clear" w:color="auto" w:fill="auto"/>
@@ -18504,7 +19259,10 @@
             <w:tcW w:w="1560" w:type="dxa"/>
             <w:vMerge w:val="restart"/>
             <w:tcBorders>
+              <w:top w:val="dashSmallGap" w:color="00000A" w:sz="4" w:space="0"/>
               <w:left w:val="single" w:color="00000A" w:sz="12" w:space="0"/>
+              <w:bottom w:val="dashSmallGap" w:color="00000A" w:sz="4" w:space="0"/>
+              <w:right w:val="dashSmallGap" w:color="00000A" w:sz="4" w:space="0"/>
             </w:tcBorders>
             <w:shd w:val="clear" w:color="auto" w:fill="F2F2F2"/>
             <w:vAlign w:val="center"/>
@@ -18533,6 +19291,12 @@
         <w:tc>
           <w:tcPr>
             <w:tcW w:w="1526" w:type="dxa"/>
+            <w:tcBorders>
+              <w:top w:val="dashSmallGap" w:color="00000A" w:sz="4" w:space="0"/>
+              <w:left w:val="dashSmallGap" w:color="00000A" w:sz="4" w:space="0"/>
+              <w:bottom w:val="dashSmallGap" w:color="00000A" w:sz="4" w:space="0"/>
+              <w:right w:val="dashSmallGap" w:color="00000A" w:sz="4" w:space="0"/>
+            </w:tcBorders>
             <w:shd w:val="clear" w:color="auto" w:fill="92D050"/>
             <w:vAlign w:val="center"/>
           </w:tcPr>
@@ -18559,6 +19323,12 @@
           <w:tcPr>
             <w:tcW w:w="1348" w:type="dxa"/>
             <w:gridSpan w:val="2"/>
+            <w:tcBorders>
+              <w:top w:val="dashSmallGap" w:color="00000A" w:sz="4" w:space="0"/>
+              <w:left w:val="dashSmallGap" w:color="00000A" w:sz="4" w:space="0"/>
+              <w:bottom w:val="dashSmallGap" w:color="00000A" w:sz="4" w:space="0"/>
+              <w:right w:val="dashSmallGap" w:color="00000A" w:sz="4" w:space="0"/>
+            </w:tcBorders>
             <w:shd w:val="clear" w:color="auto" w:fill="92D050"/>
             <w:vAlign w:val="center"/>
           </w:tcPr>
@@ -18583,6 +19353,12 @@
           <w:tcPr>
             <w:tcW w:w="1495" w:type="dxa"/>
             <w:gridSpan w:val="3"/>
+            <w:tcBorders>
+              <w:top w:val="dashSmallGap" w:color="00000A" w:sz="4" w:space="0"/>
+              <w:left w:val="dashSmallGap" w:color="00000A" w:sz="4" w:space="0"/>
+              <w:bottom w:val="dashSmallGap" w:color="00000A" w:sz="4" w:space="0"/>
+              <w:right w:val="dashSmallGap" w:color="00000A" w:sz="4" w:space="0"/>
+            </w:tcBorders>
             <w:shd w:val="clear" w:color="auto" w:fill="92D050"/>
             <w:vAlign w:val="center"/>
           </w:tcPr>
@@ -18597,10 +19373,18 @@
             </w:pPr>
             <w:r>
               <w:rPr>
+                <w:rFonts w:hint="eastAsia"/>
                 <w:kern w:val="0"/>
                 <w:lang w:val="en-US" w:eastAsia="zh-CN"/>
               </w:rPr>
-              <w:t>9年</w:t>
+              <w:t>12</w:t>
+            </w:r>
+            <w:r>
+              <w:rPr>
+                <w:kern w:val="0"/>
+                <w:lang w:val="en-US" w:eastAsia="zh-CN"/>
+              </w:rPr>
+              <w:t>年</w:t>
             </w:r>
           </w:p>
         </w:tc>
@@ -18608,6 +19392,12 @@
           <w:tcPr>
             <w:tcW w:w="1342" w:type="dxa"/>
             <w:gridSpan w:val="2"/>
+            <w:tcBorders>
+              <w:top w:val="dashSmallGap" w:color="00000A" w:sz="4" w:space="0"/>
+              <w:left w:val="dashSmallGap" w:color="00000A" w:sz="4" w:space="0"/>
+              <w:bottom w:val="dashSmallGap" w:color="00000A" w:sz="4" w:space="0"/>
+              <w:right w:val="dashSmallGap" w:color="00000A" w:sz="4" w:space="0"/>
+            </w:tcBorders>
             <w:shd w:val="clear" w:color="auto" w:fill="auto"/>
             <w:vAlign w:val="center"/>
           </w:tcPr>
@@ -18626,6 +19416,12 @@
           <w:tcPr>
             <w:tcW w:w="1148" w:type="dxa"/>
             <w:gridSpan w:val="2"/>
+            <w:tcBorders>
+              <w:top w:val="dashSmallGap" w:color="00000A" w:sz="4" w:space="0"/>
+              <w:left w:val="dashSmallGap" w:color="00000A" w:sz="4" w:space="0"/>
+              <w:bottom w:val="dashSmallGap" w:color="00000A" w:sz="4" w:space="0"/>
+              <w:right w:val="dashSmallGap" w:color="00000A" w:sz="4" w:space="0"/>
+            </w:tcBorders>
             <w:shd w:val="clear" w:color="auto" w:fill="auto"/>
             <w:vAlign w:val="center"/>
           </w:tcPr>
@@ -18644,6 +19440,9 @@
           <w:tcPr>
             <w:tcW w:w="2019" w:type="dxa"/>
             <w:tcBorders>
+              <w:top w:val="dashSmallGap" w:color="00000A" w:sz="4" w:space="0"/>
+              <w:left w:val="dashSmallGap" w:color="00000A" w:sz="4" w:space="0"/>
+              <w:bottom w:val="dashSmallGap" w:color="00000A" w:sz="4" w:space="0"/>
               <w:right w:val="single" w:color="00000A" w:sz="12" w:space="0"/>
             </w:tcBorders>
             <w:shd w:val="clear" w:color="auto" w:fill="auto"/>
@@ -18679,7 +19478,10 @@
             <w:tcW w:w="1560" w:type="dxa"/>
             <w:vMerge w:val="continue"/>
             <w:tcBorders>
+              <w:top w:val="dashSmallGap" w:color="00000A" w:sz="4" w:space="0"/>
               <w:left w:val="single" w:color="00000A" w:sz="12" w:space="0"/>
+              <w:bottom w:val="dashSmallGap" w:color="00000A" w:sz="4" w:space="0"/>
+              <w:right w:val="dashSmallGap" w:color="00000A" w:sz="4" w:space="0"/>
             </w:tcBorders>
             <w:shd w:val="clear" w:color="auto" w:fill="F2F2F2"/>
             <w:vAlign w:val="center"/>
@@ -18696,6 +19498,12 @@
         <w:tc>
           <w:tcPr>
             <w:tcW w:w="1526" w:type="dxa"/>
+            <w:tcBorders>
+              <w:top w:val="dashSmallGap" w:color="00000A" w:sz="4" w:space="0"/>
+              <w:left w:val="dashSmallGap" w:color="00000A" w:sz="4" w:space="0"/>
+              <w:bottom w:val="dashSmallGap" w:color="00000A" w:sz="4" w:space="0"/>
+              <w:right w:val="dashSmallGap" w:color="00000A" w:sz="4" w:space="0"/>
+            </w:tcBorders>
             <w:shd w:val="clear" w:color="auto" w:fill="92D050"/>
             <w:vAlign w:val="center"/>
           </w:tcPr>
@@ -18722,6 +19530,12 @@
           <w:tcPr>
             <w:tcW w:w="1348" w:type="dxa"/>
             <w:gridSpan w:val="2"/>
+            <w:tcBorders>
+              <w:top w:val="dashSmallGap" w:color="00000A" w:sz="4" w:space="0"/>
+              <w:left w:val="dashSmallGap" w:color="00000A" w:sz="4" w:space="0"/>
+              <w:bottom w:val="dashSmallGap" w:color="00000A" w:sz="4" w:space="0"/>
+              <w:right w:val="dashSmallGap" w:color="00000A" w:sz="4" w:space="0"/>
+            </w:tcBorders>
             <w:shd w:val="clear" w:color="auto" w:fill="92D050"/>
             <w:vAlign w:val="center"/>
           </w:tcPr>
@@ -18746,6 +19560,12 @@
           <w:tcPr>
             <w:tcW w:w="1495" w:type="dxa"/>
             <w:gridSpan w:val="3"/>
+            <w:tcBorders>
+              <w:top w:val="dashSmallGap" w:color="00000A" w:sz="4" w:space="0"/>
+              <w:left w:val="dashSmallGap" w:color="00000A" w:sz="4" w:space="0"/>
+              <w:bottom w:val="dashSmallGap" w:color="00000A" w:sz="4" w:space="0"/>
+              <w:right w:val="dashSmallGap" w:color="00000A" w:sz="4" w:space="0"/>
+            </w:tcBorders>
             <w:shd w:val="clear" w:color="auto" w:fill="92D050"/>
             <w:vAlign w:val="center"/>
           </w:tcPr>
@@ -18760,10 +19580,18 @@
             </w:pPr>
             <w:r>
               <w:rPr>
+                <w:rFonts w:hint="eastAsia"/>
                 <w:kern w:val="0"/>
                 <w:lang w:val="en-US" w:eastAsia="zh-CN"/>
               </w:rPr>
-              <w:t>9年</w:t>
+              <w:t>12</w:t>
+            </w:r>
+            <w:r>
+              <w:rPr>
+                <w:kern w:val="0"/>
+                <w:lang w:val="en-US" w:eastAsia="zh-CN"/>
+              </w:rPr>
+              <w:t>年</w:t>
             </w:r>
           </w:p>
         </w:tc>
@@ -18771,6 +19599,12 @@
           <w:tcPr>
             <w:tcW w:w="1342" w:type="dxa"/>
             <w:gridSpan w:val="2"/>
+            <w:tcBorders>
+              <w:top w:val="dashSmallGap" w:color="00000A" w:sz="4" w:space="0"/>
+              <w:left w:val="dashSmallGap" w:color="00000A" w:sz="4" w:space="0"/>
+              <w:bottom w:val="dashSmallGap" w:color="00000A" w:sz="4" w:space="0"/>
+              <w:right w:val="dashSmallGap" w:color="00000A" w:sz="4" w:space="0"/>
+            </w:tcBorders>
             <w:shd w:val="clear" w:color="auto" w:fill="auto"/>
             <w:vAlign w:val="center"/>
           </w:tcPr>
@@ -18789,6 +19623,12 @@
           <w:tcPr>
             <w:tcW w:w="1148" w:type="dxa"/>
             <w:gridSpan w:val="2"/>
+            <w:tcBorders>
+              <w:top w:val="dashSmallGap" w:color="00000A" w:sz="4" w:space="0"/>
+              <w:left w:val="dashSmallGap" w:color="00000A" w:sz="4" w:space="0"/>
+              <w:bottom w:val="dashSmallGap" w:color="00000A" w:sz="4" w:space="0"/>
+              <w:right w:val="dashSmallGap" w:color="00000A" w:sz="4" w:space="0"/>
+            </w:tcBorders>
             <w:shd w:val="clear" w:color="auto" w:fill="auto"/>
             <w:vAlign w:val="center"/>
           </w:tcPr>
@@ -18807,6 +19647,9 @@
           <w:tcPr>
             <w:tcW w:w="2019" w:type="dxa"/>
             <w:tcBorders>
+              <w:top w:val="dashSmallGap" w:color="00000A" w:sz="4" w:space="0"/>
+              <w:left w:val="dashSmallGap" w:color="00000A" w:sz="4" w:space="0"/>
+              <w:bottom w:val="dashSmallGap" w:color="00000A" w:sz="4" w:space="0"/>
               <w:right w:val="single" w:color="00000A" w:sz="12" w:space="0"/>
             </w:tcBorders>
             <w:shd w:val="clear" w:color="auto" w:fill="auto"/>
@@ -18842,7 +19685,10 @@
             <w:tcW w:w="1560" w:type="dxa"/>
             <w:vMerge w:val="continue"/>
             <w:tcBorders>
+              <w:top w:val="dashSmallGap" w:color="00000A" w:sz="4" w:space="0"/>
               <w:left w:val="single" w:color="00000A" w:sz="12" w:space="0"/>
+              <w:bottom w:val="dashSmallGap" w:color="00000A" w:sz="4" w:space="0"/>
+              <w:right w:val="dashSmallGap" w:color="00000A" w:sz="4" w:space="0"/>
             </w:tcBorders>
             <w:shd w:val="clear" w:color="auto" w:fill="F2F2F2"/>
             <w:vAlign w:val="center"/>
@@ -18859,6 +19705,12 @@
         <w:tc>
           <w:tcPr>
             <w:tcW w:w="1526" w:type="dxa"/>
+            <w:tcBorders>
+              <w:top w:val="dashSmallGap" w:color="00000A" w:sz="4" w:space="0"/>
+              <w:left w:val="dashSmallGap" w:color="00000A" w:sz="4" w:space="0"/>
+              <w:bottom w:val="dashSmallGap" w:color="00000A" w:sz="4" w:space="0"/>
+              <w:right w:val="dashSmallGap" w:color="00000A" w:sz="4" w:space="0"/>
+            </w:tcBorders>
             <w:shd w:val="clear" w:color="auto" w:fill="auto"/>
             <w:vAlign w:val="center"/>
           </w:tcPr>
@@ -18877,6 +19729,12 @@
           <w:tcPr>
             <w:tcW w:w="1348" w:type="dxa"/>
             <w:gridSpan w:val="2"/>
+            <w:tcBorders>
+              <w:top w:val="dashSmallGap" w:color="00000A" w:sz="4" w:space="0"/>
+              <w:left w:val="dashSmallGap" w:color="00000A" w:sz="4" w:space="0"/>
+              <w:bottom w:val="dashSmallGap" w:color="00000A" w:sz="4" w:space="0"/>
+              <w:right w:val="dashSmallGap" w:color="00000A" w:sz="4" w:space="0"/>
+            </w:tcBorders>
             <w:shd w:val="clear" w:color="auto" w:fill="auto"/>
             <w:vAlign w:val="center"/>
           </w:tcPr>
@@ -18895,6 +19753,12 @@
           <w:tcPr>
             <w:tcW w:w="1495" w:type="dxa"/>
             <w:gridSpan w:val="3"/>
+            <w:tcBorders>
+              <w:top w:val="dashSmallGap" w:color="00000A" w:sz="4" w:space="0"/>
+              <w:left w:val="dashSmallGap" w:color="00000A" w:sz="4" w:space="0"/>
+              <w:bottom w:val="dashSmallGap" w:color="00000A" w:sz="4" w:space="0"/>
+              <w:right w:val="dashSmallGap" w:color="00000A" w:sz="4" w:space="0"/>
+            </w:tcBorders>
             <w:shd w:val="clear" w:color="auto" w:fill="auto"/>
             <w:vAlign w:val="center"/>
           </w:tcPr>
@@ -18913,6 +19777,12 @@
           <w:tcPr>
             <w:tcW w:w="1342" w:type="dxa"/>
             <w:gridSpan w:val="2"/>
+            <w:tcBorders>
+              <w:top w:val="dashSmallGap" w:color="00000A" w:sz="4" w:space="0"/>
+              <w:left w:val="dashSmallGap" w:color="00000A" w:sz="4" w:space="0"/>
+              <w:bottom w:val="dashSmallGap" w:color="00000A" w:sz="4" w:space="0"/>
+              <w:right w:val="dashSmallGap" w:color="00000A" w:sz="4" w:space="0"/>
+            </w:tcBorders>
             <w:shd w:val="clear" w:color="auto" w:fill="auto"/>
             <w:vAlign w:val="center"/>
           </w:tcPr>
@@ -18931,6 +19801,12 @@
           <w:tcPr>
             <w:tcW w:w="1148" w:type="dxa"/>
             <w:gridSpan w:val="2"/>
+            <w:tcBorders>
+              <w:top w:val="dashSmallGap" w:color="00000A" w:sz="4" w:space="0"/>
+              <w:left w:val="dashSmallGap" w:color="00000A" w:sz="4" w:space="0"/>
+              <w:bottom w:val="dashSmallGap" w:color="00000A" w:sz="4" w:space="0"/>
+              <w:right w:val="dashSmallGap" w:color="00000A" w:sz="4" w:space="0"/>
+            </w:tcBorders>
             <w:shd w:val="clear" w:color="auto" w:fill="auto"/>
             <w:vAlign w:val="center"/>
           </w:tcPr>
@@ -18949,6 +19825,9 @@
           <w:tcPr>
             <w:tcW w:w="2019" w:type="dxa"/>
             <w:tcBorders>
+              <w:top w:val="dashSmallGap" w:color="00000A" w:sz="4" w:space="0"/>
+              <w:left w:val="dashSmallGap" w:color="00000A" w:sz="4" w:space="0"/>
+              <w:bottom w:val="dashSmallGap" w:color="00000A" w:sz="4" w:space="0"/>
               <w:right w:val="single" w:color="00000A" w:sz="12" w:space="0"/>
             </w:tcBorders>
             <w:shd w:val="clear" w:color="auto" w:fill="auto"/>
@@ -18984,7 +19863,10 @@
             <w:tcW w:w="1560" w:type="dxa"/>
             <w:vMerge w:val="continue"/>
             <w:tcBorders>
+              <w:top w:val="dashSmallGap" w:color="00000A" w:sz="4" w:space="0"/>
               <w:left w:val="single" w:color="00000A" w:sz="12" w:space="0"/>
+              <w:bottom w:val="dashSmallGap" w:color="00000A" w:sz="4" w:space="0"/>
+              <w:right w:val="dashSmallGap" w:color="00000A" w:sz="4" w:space="0"/>
             </w:tcBorders>
             <w:shd w:val="clear" w:color="auto" w:fill="F2F2F2"/>
             <w:vAlign w:val="center"/>
@@ -19001,6 +19883,12 @@
         <w:tc>
           <w:tcPr>
             <w:tcW w:w="1526" w:type="dxa"/>
+            <w:tcBorders>
+              <w:top w:val="dashSmallGap" w:color="00000A" w:sz="4" w:space="0"/>
+              <w:left w:val="dashSmallGap" w:color="00000A" w:sz="4" w:space="0"/>
+              <w:bottom w:val="dashSmallGap" w:color="00000A" w:sz="4" w:space="0"/>
+              <w:right w:val="dashSmallGap" w:color="00000A" w:sz="4" w:space="0"/>
+            </w:tcBorders>
             <w:shd w:val="clear" w:color="auto" w:fill="auto"/>
             <w:vAlign w:val="center"/>
           </w:tcPr>
@@ -19019,6 +19907,12 @@
           <w:tcPr>
             <w:tcW w:w="1348" w:type="dxa"/>
             <w:gridSpan w:val="2"/>
+            <w:tcBorders>
+              <w:top w:val="dashSmallGap" w:color="00000A" w:sz="4" w:space="0"/>
+              <w:left w:val="dashSmallGap" w:color="00000A" w:sz="4" w:space="0"/>
+              <w:bottom w:val="dashSmallGap" w:color="00000A" w:sz="4" w:space="0"/>
+              <w:right w:val="dashSmallGap" w:color="00000A" w:sz="4" w:space="0"/>
+            </w:tcBorders>
             <w:shd w:val="clear" w:color="auto" w:fill="auto"/>
             <w:vAlign w:val="center"/>
           </w:tcPr>
@@ -19037,6 +19931,12 @@
           <w:tcPr>
             <w:tcW w:w="1495" w:type="dxa"/>
             <w:gridSpan w:val="3"/>
+            <w:tcBorders>
+              <w:top w:val="dashSmallGap" w:color="00000A" w:sz="4" w:space="0"/>
+              <w:left w:val="dashSmallGap" w:color="00000A" w:sz="4" w:space="0"/>
+              <w:bottom w:val="dashSmallGap" w:color="00000A" w:sz="4" w:space="0"/>
+              <w:right w:val="dashSmallGap" w:color="00000A" w:sz="4" w:space="0"/>
+            </w:tcBorders>
             <w:shd w:val="clear" w:color="auto" w:fill="auto"/>
             <w:vAlign w:val="center"/>
           </w:tcPr>
@@ -19055,6 +19955,12 @@
           <w:tcPr>
             <w:tcW w:w="1342" w:type="dxa"/>
             <w:gridSpan w:val="2"/>
+            <w:tcBorders>
+              <w:top w:val="dashSmallGap" w:color="00000A" w:sz="4" w:space="0"/>
+              <w:left w:val="dashSmallGap" w:color="00000A" w:sz="4" w:space="0"/>
+              <w:bottom w:val="dashSmallGap" w:color="00000A" w:sz="4" w:space="0"/>
+              <w:right w:val="dashSmallGap" w:color="00000A" w:sz="4" w:space="0"/>
+            </w:tcBorders>
             <w:shd w:val="clear" w:color="auto" w:fill="auto"/>
             <w:vAlign w:val="center"/>
           </w:tcPr>
@@ -19073,6 +19979,12 @@
           <w:tcPr>
             <w:tcW w:w="1148" w:type="dxa"/>
             <w:gridSpan w:val="2"/>
+            <w:tcBorders>
+              <w:top w:val="dashSmallGap" w:color="00000A" w:sz="4" w:space="0"/>
+              <w:left w:val="dashSmallGap" w:color="00000A" w:sz="4" w:space="0"/>
+              <w:bottom w:val="dashSmallGap" w:color="00000A" w:sz="4" w:space="0"/>
+              <w:right w:val="dashSmallGap" w:color="00000A" w:sz="4" w:space="0"/>
+            </w:tcBorders>
             <w:shd w:val="clear" w:color="auto" w:fill="auto"/>
             <w:vAlign w:val="center"/>
           </w:tcPr>
@@ -19091,6 +20003,9 @@
           <w:tcPr>
             <w:tcW w:w="2019" w:type="dxa"/>
             <w:tcBorders>
+              <w:top w:val="dashSmallGap" w:color="00000A" w:sz="4" w:space="0"/>
+              <w:left w:val="dashSmallGap" w:color="00000A" w:sz="4" w:space="0"/>
+              <w:bottom w:val="dashSmallGap" w:color="00000A" w:sz="4" w:space="0"/>
               <w:right w:val="single" w:color="00000A" w:sz="12" w:space="0"/>
             </w:tcBorders>
             <w:shd w:val="clear" w:color="auto" w:fill="auto"/>
@@ -19126,7 +20041,10 @@
             <w:tcW w:w="1560" w:type="dxa"/>
             <w:vMerge w:val="continue"/>
             <w:tcBorders>
+              <w:top w:val="dashSmallGap" w:color="00000A" w:sz="4" w:space="0"/>
               <w:left w:val="single" w:color="00000A" w:sz="12" w:space="0"/>
+              <w:bottom w:val="dashSmallGap" w:color="00000A" w:sz="4" w:space="0"/>
+              <w:right w:val="dashSmallGap" w:color="00000A" w:sz="4" w:space="0"/>
             </w:tcBorders>
             <w:shd w:val="clear" w:color="auto" w:fill="F2F2F2"/>
             <w:vAlign w:val="center"/>
@@ -19143,6 +20061,12 @@
         <w:tc>
           <w:tcPr>
             <w:tcW w:w="1526" w:type="dxa"/>
+            <w:tcBorders>
+              <w:top w:val="dashSmallGap" w:color="00000A" w:sz="4" w:space="0"/>
+              <w:left w:val="dashSmallGap" w:color="00000A" w:sz="4" w:space="0"/>
+              <w:bottom w:val="dashSmallGap" w:color="00000A" w:sz="4" w:space="0"/>
+              <w:right w:val="dashSmallGap" w:color="00000A" w:sz="4" w:space="0"/>
+            </w:tcBorders>
             <w:shd w:val="clear" w:color="auto" w:fill="auto"/>
             <w:vAlign w:val="center"/>
           </w:tcPr>
@@ -19160,6 +20084,12 @@
           <w:tcPr>
             <w:tcW w:w="1348" w:type="dxa"/>
             <w:gridSpan w:val="2"/>
+            <w:tcBorders>
+              <w:top w:val="dashSmallGap" w:color="00000A" w:sz="4" w:space="0"/>
+              <w:left w:val="dashSmallGap" w:color="00000A" w:sz="4" w:space="0"/>
+              <w:bottom w:val="dashSmallGap" w:color="00000A" w:sz="4" w:space="0"/>
+              <w:right w:val="dashSmallGap" w:color="00000A" w:sz="4" w:space="0"/>
+            </w:tcBorders>
             <w:shd w:val="clear" w:color="auto" w:fill="auto"/>
             <w:vAlign w:val="center"/>
           </w:tcPr>
@@ -19177,6 +20107,12 @@
           <w:tcPr>
             <w:tcW w:w="1495" w:type="dxa"/>
             <w:gridSpan w:val="3"/>
+            <w:tcBorders>
+              <w:top w:val="dashSmallGap" w:color="00000A" w:sz="4" w:space="0"/>
+              <w:left w:val="dashSmallGap" w:color="00000A" w:sz="4" w:space="0"/>
+              <w:bottom w:val="dashSmallGap" w:color="00000A" w:sz="4" w:space="0"/>
+              <w:right w:val="dashSmallGap" w:color="00000A" w:sz="4" w:space="0"/>
+            </w:tcBorders>
             <w:shd w:val="clear" w:color="auto" w:fill="auto"/>
             <w:vAlign w:val="center"/>
           </w:tcPr>
@@ -19194,6 +20130,12 @@
           <w:tcPr>
             <w:tcW w:w="1342" w:type="dxa"/>
             <w:gridSpan w:val="2"/>
+            <w:tcBorders>
+              <w:top w:val="dashSmallGap" w:color="00000A" w:sz="4" w:space="0"/>
+              <w:left w:val="dashSmallGap" w:color="00000A" w:sz="4" w:space="0"/>
+              <w:bottom w:val="dashSmallGap" w:color="00000A" w:sz="4" w:space="0"/>
+              <w:right w:val="dashSmallGap" w:color="00000A" w:sz="4" w:space="0"/>
+            </w:tcBorders>
             <w:shd w:val="clear" w:color="auto" w:fill="auto"/>
             <w:vAlign w:val="center"/>
           </w:tcPr>
@@ -19211,6 +20153,12 @@
           <w:tcPr>
             <w:tcW w:w="1148" w:type="dxa"/>
             <w:gridSpan w:val="2"/>
+            <w:tcBorders>
+              <w:top w:val="dashSmallGap" w:color="00000A" w:sz="4" w:space="0"/>
+              <w:left w:val="dashSmallGap" w:color="00000A" w:sz="4" w:space="0"/>
+              <w:bottom w:val="dashSmallGap" w:color="00000A" w:sz="4" w:space="0"/>
+              <w:right w:val="dashSmallGap" w:color="00000A" w:sz="4" w:space="0"/>
+            </w:tcBorders>
             <w:shd w:val="clear" w:color="auto" w:fill="auto"/>
             <w:vAlign w:val="center"/>
           </w:tcPr>
@@ -19228,6 +20176,9 @@
           <w:tcPr>
             <w:tcW w:w="2019" w:type="dxa"/>
             <w:tcBorders>
+              <w:top w:val="dashSmallGap" w:color="00000A" w:sz="4" w:space="0"/>
+              <w:left w:val="dashSmallGap" w:color="00000A" w:sz="4" w:space="0"/>
+              <w:bottom w:val="dashSmallGap" w:color="00000A" w:sz="4" w:space="0"/>
               <w:right w:val="single" w:color="00000A" w:sz="12" w:space="0"/>
             </w:tcBorders>
             <w:shd w:val="clear" w:color="auto" w:fill="auto"/>
@@ -19262,7 +20213,10 @@
             <w:tcW w:w="1560" w:type="dxa"/>
             <w:vMerge w:val="restart"/>
             <w:tcBorders>
+              <w:top w:val="dashSmallGap" w:color="00000A" w:sz="4" w:space="0"/>
               <w:left w:val="single" w:color="00000A" w:sz="12" w:space="0"/>
+              <w:bottom w:val="dashSmallGap" w:color="00000A" w:sz="4" w:space="0"/>
+              <w:right w:val="dashSmallGap" w:color="00000A" w:sz="4" w:space="0"/>
             </w:tcBorders>
             <w:shd w:val="clear" w:color="auto" w:fill="F2F2F2"/>
             <w:vAlign w:val="center"/>
@@ -19300,6 +20254,12 @@
         <w:tc>
           <w:tcPr>
             <w:tcW w:w="1526" w:type="dxa"/>
+            <w:tcBorders>
+              <w:top w:val="dashSmallGap" w:color="00000A" w:sz="4" w:space="0"/>
+              <w:left w:val="dashSmallGap" w:color="00000A" w:sz="4" w:space="0"/>
+              <w:bottom w:val="dashSmallGap" w:color="00000A" w:sz="4" w:space="0"/>
+              <w:right w:val="dashSmallGap" w:color="00000A" w:sz="4" w:space="0"/>
+            </w:tcBorders>
             <w:shd w:val="clear" w:color="auto" w:fill="auto"/>
             <w:vAlign w:val="center"/>
           </w:tcPr>
@@ -19323,6 +20283,12 @@
           <w:tcPr>
             <w:tcW w:w="1348" w:type="dxa"/>
             <w:gridSpan w:val="2"/>
+            <w:tcBorders>
+              <w:top w:val="dashSmallGap" w:color="00000A" w:sz="4" w:space="0"/>
+              <w:left w:val="dashSmallGap" w:color="00000A" w:sz="4" w:space="0"/>
+              <w:bottom w:val="dashSmallGap" w:color="00000A" w:sz="4" w:space="0"/>
+              <w:right w:val="dashSmallGap" w:color="00000A" w:sz="4" w:space="0"/>
+            </w:tcBorders>
             <w:shd w:val="clear" w:color="auto" w:fill="auto"/>
             <w:vAlign w:val="center"/>
           </w:tcPr>
@@ -19348,6 +20314,12 @@
           <w:tcPr>
             <w:tcW w:w="1495" w:type="dxa"/>
             <w:gridSpan w:val="3"/>
+            <w:tcBorders>
+              <w:top w:val="dashSmallGap" w:color="00000A" w:sz="4" w:space="0"/>
+              <w:left w:val="dashSmallGap" w:color="00000A" w:sz="4" w:space="0"/>
+              <w:bottom w:val="dashSmallGap" w:color="00000A" w:sz="4" w:space="0"/>
+              <w:right w:val="dashSmallGap" w:color="00000A" w:sz="4" w:space="0"/>
+            </w:tcBorders>
             <w:shd w:val="clear" w:color="auto" w:fill="auto"/>
             <w:vAlign w:val="center"/>
           </w:tcPr>
@@ -19362,10 +20334,18 @@
             </w:pPr>
             <w:r>
               <w:rPr>
+                <w:rFonts w:hint="eastAsia"/>
                 <w:kern w:val="0"/>
                 <w:lang w:val="en-US" w:eastAsia="zh-CN"/>
               </w:rPr>
-              <w:t>5年</w:t>
+              <w:t>9</w:t>
+            </w:r>
+            <w:r>
+              <w:rPr>
+                <w:kern w:val="0"/>
+                <w:lang w:val="en-US" w:eastAsia="zh-CN"/>
+              </w:rPr>
+              <w:t>年</w:t>
             </w:r>
           </w:p>
         </w:tc>
@@ -19373,6 +20353,12 @@
           <w:tcPr>
             <w:tcW w:w="1342" w:type="dxa"/>
             <w:gridSpan w:val="2"/>
+            <w:tcBorders>
+              <w:top w:val="dashSmallGap" w:color="00000A" w:sz="4" w:space="0"/>
+              <w:left w:val="dashSmallGap" w:color="00000A" w:sz="4" w:space="0"/>
+              <w:bottom w:val="dashSmallGap" w:color="00000A" w:sz="4" w:space="0"/>
+              <w:right w:val="dashSmallGap" w:color="00000A" w:sz="4" w:space="0"/>
+            </w:tcBorders>
             <w:shd w:val="clear" w:color="auto" w:fill="auto"/>
             <w:vAlign w:val="center"/>
           </w:tcPr>
@@ -19391,6 +20377,12 @@
           <w:tcPr>
             <w:tcW w:w="1148" w:type="dxa"/>
             <w:gridSpan w:val="2"/>
+            <w:tcBorders>
+              <w:top w:val="dashSmallGap" w:color="00000A" w:sz="4" w:space="0"/>
+              <w:left w:val="dashSmallGap" w:color="00000A" w:sz="4" w:space="0"/>
+              <w:bottom w:val="dashSmallGap" w:color="00000A" w:sz="4" w:space="0"/>
+              <w:right w:val="dashSmallGap" w:color="00000A" w:sz="4" w:space="0"/>
+            </w:tcBorders>
             <w:shd w:val="clear" w:color="auto" w:fill="auto"/>
             <w:vAlign w:val="center"/>
           </w:tcPr>
@@ -19409,6 +20401,9 @@
           <w:tcPr>
             <w:tcW w:w="2019" w:type="dxa"/>
             <w:tcBorders>
+              <w:top w:val="dashSmallGap" w:color="00000A" w:sz="4" w:space="0"/>
+              <w:left w:val="dashSmallGap" w:color="00000A" w:sz="4" w:space="0"/>
+              <w:bottom w:val="dashSmallGap" w:color="00000A" w:sz="4" w:space="0"/>
               <w:right w:val="single" w:color="00000A" w:sz="12" w:space="0"/>
             </w:tcBorders>
             <w:shd w:val="clear" w:color="auto" w:fill="auto"/>
@@ -19444,7 +20439,10 @@
             <w:tcW w:w="1560" w:type="dxa"/>
             <w:vMerge w:val="continue"/>
             <w:tcBorders>
+              <w:top w:val="dashSmallGap" w:color="00000A" w:sz="4" w:space="0"/>
               <w:left w:val="single" w:color="00000A" w:sz="12" w:space="0"/>
+              <w:bottom w:val="dashSmallGap" w:color="00000A" w:sz="4" w:space="0"/>
+              <w:right w:val="dashSmallGap" w:color="00000A" w:sz="4" w:space="0"/>
             </w:tcBorders>
             <w:shd w:val="clear" w:color="auto" w:fill="F2F2F2"/>
             <w:vAlign w:val="center"/>
@@ -19461,6 +20459,12 @@
         <w:tc>
           <w:tcPr>
             <w:tcW w:w="1526" w:type="dxa"/>
+            <w:tcBorders>
+              <w:top w:val="dashSmallGap" w:color="00000A" w:sz="4" w:space="0"/>
+              <w:left w:val="dashSmallGap" w:color="00000A" w:sz="4" w:space="0"/>
+              <w:bottom w:val="dashSmallGap" w:color="00000A" w:sz="4" w:space="0"/>
+              <w:right w:val="dashSmallGap" w:color="00000A" w:sz="4" w:space="0"/>
+            </w:tcBorders>
             <w:shd w:val="clear" w:color="auto" w:fill="auto"/>
             <w:vAlign w:val="center"/>
           </w:tcPr>
@@ -19484,6 +20488,12 @@
           <w:tcPr>
             <w:tcW w:w="1348" w:type="dxa"/>
             <w:gridSpan w:val="2"/>
+            <w:tcBorders>
+              <w:top w:val="dashSmallGap" w:color="00000A" w:sz="4" w:space="0"/>
+              <w:left w:val="dashSmallGap" w:color="00000A" w:sz="4" w:space="0"/>
+              <w:bottom w:val="dashSmallGap" w:color="00000A" w:sz="4" w:space="0"/>
+              <w:right w:val="dashSmallGap" w:color="00000A" w:sz="4" w:space="0"/>
+            </w:tcBorders>
             <w:shd w:val="clear" w:color="auto" w:fill="auto"/>
             <w:vAlign w:val="center"/>
           </w:tcPr>
@@ -19508,6 +20518,12 @@
           <w:tcPr>
             <w:tcW w:w="1495" w:type="dxa"/>
             <w:gridSpan w:val="3"/>
+            <w:tcBorders>
+              <w:top w:val="dashSmallGap" w:color="00000A" w:sz="4" w:space="0"/>
+              <w:left w:val="dashSmallGap" w:color="00000A" w:sz="4" w:space="0"/>
+              <w:bottom w:val="dashSmallGap" w:color="00000A" w:sz="4" w:space="0"/>
+              <w:right w:val="dashSmallGap" w:color="00000A" w:sz="4" w:space="0"/>
+            </w:tcBorders>
             <w:shd w:val="clear" w:color="auto" w:fill="auto"/>
             <w:vAlign w:val="center"/>
           </w:tcPr>
@@ -19538,6 +20554,12 @@
           <w:tcPr>
             <w:tcW w:w="1342" w:type="dxa"/>
             <w:gridSpan w:val="2"/>
+            <w:tcBorders>
+              <w:top w:val="dashSmallGap" w:color="00000A" w:sz="4" w:space="0"/>
+              <w:left w:val="dashSmallGap" w:color="00000A" w:sz="4" w:space="0"/>
+              <w:bottom w:val="dashSmallGap" w:color="00000A" w:sz="4" w:space="0"/>
+              <w:right w:val="dashSmallGap" w:color="00000A" w:sz="4" w:space="0"/>
+            </w:tcBorders>
             <w:shd w:val="clear" w:color="auto" w:fill="auto"/>
             <w:vAlign w:val="center"/>
           </w:tcPr>
@@ -19556,6 +20578,12 @@
           <w:tcPr>
             <w:tcW w:w="1148" w:type="dxa"/>
             <w:gridSpan w:val="2"/>
+            <w:tcBorders>
+              <w:top w:val="dashSmallGap" w:color="00000A" w:sz="4" w:space="0"/>
+              <w:left w:val="dashSmallGap" w:color="00000A" w:sz="4" w:space="0"/>
+              <w:bottom w:val="dashSmallGap" w:color="00000A" w:sz="4" w:space="0"/>
+              <w:right w:val="dashSmallGap" w:color="00000A" w:sz="4" w:space="0"/>
+            </w:tcBorders>
             <w:shd w:val="clear" w:color="auto" w:fill="auto"/>
             <w:vAlign w:val="center"/>
           </w:tcPr>
@@ -19574,6 +20602,9 @@
           <w:tcPr>
             <w:tcW w:w="2019" w:type="dxa"/>
             <w:tcBorders>
+              <w:top w:val="dashSmallGap" w:color="00000A" w:sz="4" w:space="0"/>
+              <w:left w:val="dashSmallGap" w:color="00000A" w:sz="4" w:space="0"/>
+              <w:bottom w:val="dashSmallGap" w:color="00000A" w:sz="4" w:space="0"/>
               <w:right w:val="single" w:color="00000A" w:sz="12" w:space="0"/>
             </w:tcBorders>
             <w:shd w:val="clear" w:color="auto" w:fill="auto"/>
@@ -19609,7 +20640,10 @@
             <w:tcW w:w="1560" w:type="dxa"/>
             <w:vMerge w:val="continue"/>
             <w:tcBorders>
+              <w:top w:val="dashSmallGap" w:color="00000A" w:sz="4" w:space="0"/>
               <w:left w:val="single" w:color="00000A" w:sz="12" w:space="0"/>
+              <w:bottom w:val="dashSmallGap" w:color="00000A" w:sz="4" w:space="0"/>
+              <w:right w:val="dashSmallGap" w:color="00000A" w:sz="4" w:space="0"/>
             </w:tcBorders>
             <w:shd w:val="clear" w:color="auto" w:fill="F2F2F2"/>
             <w:vAlign w:val="center"/>
@@ -19626,6 +20660,12 @@
         <w:tc>
           <w:tcPr>
             <w:tcW w:w="1526" w:type="dxa"/>
+            <w:tcBorders>
+              <w:top w:val="dashSmallGap" w:color="00000A" w:sz="4" w:space="0"/>
+              <w:left w:val="dashSmallGap" w:color="00000A" w:sz="4" w:space="0"/>
+              <w:bottom w:val="dashSmallGap" w:color="00000A" w:sz="4" w:space="0"/>
+              <w:right w:val="dashSmallGap" w:color="00000A" w:sz="4" w:space="0"/>
+            </w:tcBorders>
             <w:shd w:val="clear" w:color="auto" w:fill="auto"/>
             <w:vAlign w:val="center"/>
           </w:tcPr>
@@ -19652,6 +20692,12 @@
           <w:tcPr>
             <w:tcW w:w="1348" w:type="dxa"/>
             <w:gridSpan w:val="2"/>
+            <w:tcBorders>
+              <w:top w:val="dashSmallGap" w:color="00000A" w:sz="4" w:space="0"/>
+              <w:left w:val="dashSmallGap" w:color="00000A" w:sz="4" w:space="0"/>
+              <w:bottom w:val="dashSmallGap" w:color="00000A" w:sz="4" w:space="0"/>
+              <w:right w:val="dashSmallGap" w:color="00000A" w:sz="4" w:space="0"/>
+            </w:tcBorders>
             <w:shd w:val="clear" w:color="auto" w:fill="auto"/>
             <w:vAlign w:val="center"/>
           </w:tcPr>
@@ -19678,6 +20724,12 @@
           <w:tcPr>
             <w:tcW w:w="1495" w:type="dxa"/>
             <w:gridSpan w:val="3"/>
+            <w:tcBorders>
+              <w:top w:val="dashSmallGap" w:color="00000A" w:sz="4" w:space="0"/>
+              <w:left w:val="dashSmallGap" w:color="00000A" w:sz="4" w:space="0"/>
+              <w:bottom w:val="dashSmallGap" w:color="00000A" w:sz="4" w:space="0"/>
+              <w:right w:val="dashSmallGap" w:color="00000A" w:sz="4" w:space="0"/>
+            </w:tcBorders>
             <w:shd w:val="clear" w:color="auto" w:fill="auto"/>
             <w:vAlign w:val="center"/>
           </w:tcPr>
@@ -19703,6 +20755,12 @@
           <w:tcPr>
             <w:tcW w:w="1342" w:type="dxa"/>
             <w:gridSpan w:val="2"/>
+            <w:tcBorders>
+              <w:top w:val="dashSmallGap" w:color="00000A" w:sz="4" w:space="0"/>
+              <w:left w:val="dashSmallGap" w:color="00000A" w:sz="4" w:space="0"/>
+              <w:bottom w:val="dashSmallGap" w:color="00000A" w:sz="4" w:space="0"/>
+              <w:right w:val="dashSmallGap" w:color="00000A" w:sz="4" w:space="0"/>
+            </w:tcBorders>
             <w:shd w:val="clear" w:color="auto" w:fill="auto"/>
             <w:vAlign w:val="center"/>
           </w:tcPr>
@@ -19721,6 +20779,12 @@
           <w:tcPr>
             <w:tcW w:w="1148" w:type="dxa"/>
             <w:gridSpan w:val="2"/>
+            <w:tcBorders>
+              <w:top w:val="dashSmallGap" w:color="00000A" w:sz="4" w:space="0"/>
+              <w:left w:val="dashSmallGap" w:color="00000A" w:sz="4" w:space="0"/>
+              <w:bottom w:val="dashSmallGap" w:color="00000A" w:sz="4" w:space="0"/>
+              <w:right w:val="dashSmallGap" w:color="00000A" w:sz="4" w:space="0"/>
+            </w:tcBorders>
             <w:shd w:val="clear" w:color="auto" w:fill="auto"/>
             <w:vAlign w:val="center"/>
           </w:tcPr>
@@ -19739,6 +20803,9 @@
           <w:tcPr>
             <w:tcW w:w="2019" w:type="dxa"/>
             <w:tcBorders>
+              <w:top w:val="dashSmallGap" w:color="00000A" w:sz="4" w:space="0"/>
+              <w:left w:val="dashSmallGap" w:color="00000A" w:sz="4" w:space="0"/>
+              <w:bottom w:val="dashSmallGap" w:color="00000A" w:sz="4" w:space="0"/>
               <w:right w:val="single" w:color="00000A" w:sz="12" w:space="0"/>
             </w:tcBorders>
             <w:shd w:val="clear" w:color="auto" w:fill="auto"/>
@@ -19774,7 +20841,10 @@
             <w:tcW w:w="1560" w:type="dxa"/>
             <w:vMerge w:val="continue"/>
             <w:tcBorders>
+              <w:top w:val="dashSmallGap" w:color="00000A" w:sz="4" w:space="0"/>
               <w:left w:val="single" w:color="00000A" w:sz="12" w:space="0"/>
+              <w:bottom w:val="dashSmallGap" w:color="00000A" w:sz="4" w:space="0"/>
+              <w:right w:val="dashSmallGap" w:color="00000A" w:sz="4" w:space="0"/>
             </w:tcBorders>
             <w:shd w:val="clear" w:color="auto" w:fill="F2F2F2"/>
             <w:vAlign w:val="center"/>
@@ -19791,6 +20861,12 @@
         <w:tc>
           <w:tcPr>
             <w:tcW w:w="1526" w:type="dxa"/>
+            <w:tcBorders>
+              <w:top w:val="dashSmallGap" w:color="00000A" w:sz="4" w:space="0"/>
+              <w:left w:val="dashSmallGap" w:color="00000A" w:sz="4" w:space="0"/>
+              <w:bottom w:val="dashSmallGap" w:color="00000A" w:sz="4" w:space="0"/>
+              <w:right w:val="dashSmallGap" w:color="00000A" w:sz="4" w:space="0"/>
+            </w:tcBorders>
             <w:shd w:val="clear" w:color="auto" w:fill="auto"/>
             <w:vAlign w:val="center"/>
           </w:tcPr>
@@ -19816,6 +20892,12 @@
           <w:tcPr>
             <w:tcW w:w="1348" w:type="dxa"/>
             <w:gridSpan w:val="2"/>
+            <w:tcBorders>
+              <w:top w:val="dashSmallGap" w:color="00000A" w:sz="4" w:space="0"/>
+              <w:left w:val="dashSmallGap" w:color="00000A" w:sz="4" w:space="0"/>
+              <w:bottom w:val="dashSmallGap" w:color="00000A" w:sz="4" w:space="0"/>
+              <w:right w:val="dashSmallGap" w:color="00000A" w:sz="4" w:space="0"/>
+            </w:tcBorders>
             <w:shd w:val="clear" w:color="auto" w:fill="auto"/>
             <w:vAlign w:val="center"/>
           </w:tcPr>
@@ -19842,6 +20924,12 @@
           <w:tcPr>
             <w:tcW w:w="1495" w:type="dxa"/>
             <w:gridSpan w:val="3"/>
+            <w:tcBorders>
+              <w:top w:val="dashSmallGap" w:color="00000A" w:sz="4" w:space="0"/>
+              <w:left w:val="dashSmallGap" w:color="00000A" w:sz="4" w:space="0"/>
+              <w:bottom w:val="dashSmallGap" w:color="00000A" w:sz="4" w:space="0"/>
+              <w:right w:val="dashSmallGap" w:color="00000A" w:sz="4" w:space="0"/>
+            </w:tcBorders>
             <w:shd w:val="clear" w:color="auto" w:fill="auto"/>
             <w:vAlign w:val="center"/>
           </w:tcPr>
@@ -19867,6 +20955,12 @@
           <w:tcPr>
             <w:tcW w:w="1342" w:type="dxa"/>
             <w:gridSpan w:val="2"/>
+            <w:tcBorders>
+              <w:top w:val="dashSmallGap" w:color="00000A" w:sz="4" w:space="0"/>
+              <w:left w:val="dashSmallGap" w:color="00000A" w:sz="4" w:space="0"/>
+              <w:bottom w:val="dashSmallGap" w:color="00000A" w:sz="4" w:space="0"/>
+              <w:right w:val="dashSmallGap" w:color="00000A" w:sz="4" w:space="0"/>
+            </w:tcBorders>
             <w:shd w:val="clear" w:color="auto" w:fill="auto"/>
             <w:vAlign w:val="center"/>
           </w:tcPr>
@@ -19885,6 +20979,12 @@
           <w:tcPr>
             <w:tcW w:w="1148" w:type="dxa"/>
             <w:gridSpan w:val="2"/>
+            <w:tcBorders>
+              <w:top w:val="dashSmallGap" w:color="00000A" w:sz="4" w:space="0"/>
+              <w:left w:val="dashSmallGap" w:color="00000A" w:sz="4" w:space="0"/>
+              <w:bottom w:val="dashSmallGap" w:color="00000A" w:sz="4" w:space="0"/>
+              <w:right w:val="dashSmallGap" w:color="00000A" w:sz="4" w:space="0"/>
+            </w:tcBorders>
             <w:shd w:val="clear" w:color="auto" w:fill="auto"/>
             <w:vAlign w:val="center"/>
           </w:tcPr>
@@ -19903,6 +21003,9 @@
           <w:tcPr>
             <w:tcW w:w="2019" w:type="dxa"/>
             <w:tcBorders>
+              <w:top w:val="dashSmallGap" w:color="00000A" w:sz="4" w:space="0"/>
+              <w:left w:val="dashSmallGap" w:color="00000A" w:sz="4" w:space="0"/>
+              <w:bottom w:val="dashSmallGap" w:color="00000A" w:sz="4" w:space="0"/>
               <w:right w:val="single" w:color="00000A" w:sz="12" w:space="0"/>
             </w:tcBorders>
             <w:shd w:val="clear" w:color="auto" w:fill="auto"/>
@@ -19938,8 +21041,10 @@
             <w:tcW w:w="1560" w:type="dxa"/>
             <w:vMerge w:val="restart"/>
             <w:tcBorders>
+              <w:top w:val="dashSmallGap" w:color="00000A" w:sz="4" w:space="0"/>
               <w:left w:val="single" w:color="00000A" w:sz="12" w:space="0"/>
-              <w:bottom w:val="single" w:color="00000A" w:sz="12" w:space="0"/>
+              <w:bottom w:val="dashSmallGap" w:color="00000A" w:sz="4" w:space="0"/>
+              <w:right w:val="dashSmallGap" w:color="00000A" w:sz="4" w:space="0"/>
             </w:tcBorders>
             <w:shd w:val="clear" w:color="auto" w:fill="F2F2F2"/>
             <w:vAlign w:val="center"/>
@@ -19979,6 +21084,12 @@
         <w:tc>
           <w:tcPr>
             <w:tcW w:w="1526" w:type="dxa"/>
+            <w:tcBorders>
+              <w:top w:val="dashSmallGap" w:color="00000A" w:sz="4" w:space="0"/>
+              <w:left w:val="dashSmallGap" w:color="00000A" w:sz="4" w:space="0"/>
+              <w:bottom w:val="dashSmallGap" w:color="00000A" w:sz="4" w:space="0"/>
+              <w:right w:val="dashSmallGap" w:color="00000A" w:sz="4" w:space="0"/>
+            </w:tcBorders>
             <w:shd w:val="clear" w:color="auto" w:fill="auto"/>
             <w:vAlign w:val="center"/>
           </w:tcPr>
@@ -20022,8 +21133,13 @@
         </w:tc>
         <w:tc>
           <w:tcPr>
-            <w:tcW w:w="1348" w:type="dxa"/>
-            <w:gridSpan w:val="2"/>
+            <w:tcW w:w="1304" w:type="dxa"/>
+            <w:tcBorders>
+              <w:top w:val="dashSmallGap" w:color="00000A" w:sz="4" w:space="0"/>
+              <w:left w:val="dashSmallGap" w:color="00000A" w:sz="4" w:space="0"/>
+              <w:bottom w:val="dashSmallGap" w:color="00000A" w:sz="4" w:space="0"/>
+              <w:right w:val="dashSmallGap" w:color="00000A" w:sz="4" w:space="0"/>
+            </w:tcBorders>
             <w:shd w:val="clear" w:color="auto" w:fill="auto"/>
             <w:vAlign w:val="center"/>
           </w:tcPr>
@@ -20046,8 +21162,14 @@
         </w:tc>
         <w:tc>
           <w:tcPr>
-            <w:tcW w:w="1495" w:type="dxa"/>
-            <w:gridSpan w:val="3"/>
+            <w:tcW w:w="1539" w:type="dxa"/>
+            <w:gridSpan w:val="4"/>
+            <w:tcBorders>
+              <w:top w:val="dashSmallGap" w:color="00000A" w:sz="4" w:space="0"/>
+              <w:left w:val="dashSmallGap" w:color="00000A" w:sz="4" w:space="0"/>
+              <w:bottom w:val="dashSmallGap" w:color="00000A" w:sz="4" w:space="0"/>
+              <w:right w:val="dashSmallGap" w:color="00000A" w:sz="4" w:space="0"/>
+            </w:tcBorders>
             <w:shd w:val="clear" w:color="auto" w:fill="auto"/>
             <w:vAlign w:val="center"/>
           </w:tcPr>
@@ -20078,6 +21200,12 @@
           <w:tcPr>
             <w:tcW w:w="1342" w:type="dxa"/>
             <w:gridSpan w:val="2"/>
+            <w:tcBorders>
+              <w:top w:val="dashSmallGap" w:color="00000A" w:sz="4" w:space="0"/>
+              <w:left w:val="dashSmallGap" w:color="00000A" w:sz="4" w:space="0"/>
+              <w:bottom w:val="dashSmallGap" w:color="00000A" w:sz="4" w:space="0"/>
+              <w:right w:val="dashSmallGap" w:color="00000A" w:sz="4" w:space="0"/>
+            </w:tcBorders>
             <w:shd w:val="clear" w:color="auto" w:fill="auto"/>
             <w:vAlign w:val="center"/>
           </w:tcPr>
@@ -20101,6 +21229,12 @@
           <w:tcPr>
             <w:tcW w:w="1148" w:type="dxa"/>
             <w:gridSpan w:val="2"/>
+            <w:tcBorders>
+              <w:top w:val="dashSmallGap" w:color="00000A" w:sz="4" w:space="0"/>
+              <w:left w:val="dashSmallGap" w:color="00000A" w:sz="4" w:space="0"/>
+              <w:bottom w:val="dashSmallGap" w:color="00000A" w:sz="4" w:space="0"/>
+              <w:right w:val="dashSmallGap" w:color="00000A" w:sz="4" w:space="0"/>
+            </w:tcBorders>
             <w:shd w:val="clear" w:color="auto" w:fill="auto"/>
             <w:vAlign w:val="center"/>
           </w:tcPr>
@@ -20127,6 +21261,9 @@
           <w:tcPr>
             <w:tcW w:w="2019" w:type="dxa"/>
             <w:tcBorders>
+              <w:top w:val="dashSmallGap" w:color="00000A" w:sz="4" w:space="0"/>
+              <w:left w:val="dashSmallGap" w:color="00000A" w:sz="4" w:space="0"/>
+              <w:bottom w:val="dashSmallGap" w:color="00000A" w:sz="4" w:space="0"/>
               <w:right w:val="single" w:color="00000A" w:sz="12" w:space="0"/>
             </w:tcBorders>
             <w:shd w:val="clear" w:color="auto" w:fill="auto"/>
@@ -20174,7 +21311,10 @@
             <w:tcW w:w="1560" w:type="dxa"/>
             <w:vMerge w:val="continue"/>
             <w:tcBorders>
+              <w:top w:val="dashSmallGap" w:color="00000A" w:sz="4" w:space="0"/>
               <w:left w:val="single" w:color="00000A" w:sz="12" w:space="0"/>
+              <w:bottom w:val="dashSmallGap" w:color="00000A" w:sz="4" w:space="0"/>
+              <w:right w:val="dashSmallGap" w:color="00000A" w:sz="4" w:space="0"/>
             </w:tcBorders>
             <w:shd w:val="clear" w:color="auto" w:fill="F2F2F2"/>
             <w:vAlign w:val="center"/>
@@ -20194,6 +21334,12 @@
         <w:tc>
           <w:tcPr>
             <w:tcW w:w="1526" w:type="dxa"/>
+            <w:tcBorders>
+              <w:top w:val="dashSmallGap" w:color="00000A" w:sz="4" w:space="0"/>
+              <w:left w:val="dashSmallGap" w:color="00000A" w:sz="4" w:space="0"/>
+              <w:bottom w:val="dashSmallGap" w:color="00000A" w:sz="4" w:space="0"/>
+              <w:right w:val="dashSmallGap" w:color="00000A" w:sz="4" w:space="0"/>
+            </w:tcBorders>
             <w:shd w:val="clear" w:color="auto" w:fill="auto"/>
             <w:vAlign w:val="center"/>
           </w:tcPr>
@@ -20237,8 +21383,13 @@
         </w:tc>
         <w:tc>
           <w:tcPr>
-            <w:tcW w:w="1348" w:type="dxa"/>
-            <w:gridSpan w:val="2"/>
+            <w:tcW w:w="1304" w:type="dxa"/>
+            <w:tcBorders>
+              <w:top w:val="dashSmallGap" w:color="00000A" w:sz="4" w:space="0"/>
+              <w:left w:val="dashSmallGap" w:color="00000A" w:sz="4" w:space="0"/>
+              <w:bottom w:val="dashSmallGap" w:color="00000A" w:sz="4" w:space="0"/>
+              <w:right w:val="dashSmallGap" w:color="00000A" w:sz="4" w:space="0"/>
+            </w:tcBorders>
             <w:shd w:val="clear" w:color="auto" w:fill="auto"/>
             <w:vAlign w:val="center"/>
           </w:tcPr>
@@ -20261,8 +21412,14 @@
         </w:tc>
         <w:tc>
           <w:tcPr>
-            <w:tcW w:w="1495" w:type="dxa"/>
-            <w:gridSpan w:val="3"/>
+            <w:tcW w:w="1539" w:type="dxa"/>
+            <w:gridSpan w:val="4"/>
+            <w:tcBorders>
+              <w:top w:val="dashSmallGap" w:color="00000A" w:sz="4" w:space="0"/>
+              <w:left w:val="dashSmallGap" w:color="00000A" w:sz="4" w:space="0"/>
+              <w:bottom w:val="dashSmallGap" w:color="00000A" w:sz="4" w:space="0"/>
+              <w:right w:val="dashSmallGap" w:color="00000A" w:sz="4" w:space="0"/>
+            </w:tcBorders>
             <w:shd w:val="clear" w:color="auto" w:fill="auto"/>
             <w:vAlign w:val="center"/>
           </w:tcPr>
@@ -20293,6 +21450,12 @@
           <w:tcPr>
             <w:tcW w:w="1342" w:type="dxa"/>
             <w:gridSpan w:val="2"/>
+            <w:tcBorders>
+              <w:top w:val="dashSmallGap" w:color="00000A" w:sz="4" w:space="0"/>
+              <w:left w:val="dashSmallGap" w:color="00000A" w:sz="4" w:space="0"/>
+              <w:bottom w:val="dashSmallGap" w:color="00000A" w:sz="4" w:space="0"/>
+              <w:right w:val="dashSmallGap" w:color="00000A" w:sz="4" w:space="0"/>
+            </w:tcBorders>
             <w:shd w:val="clear" w:color="auto" w:fill="auto"/>
             <w:vAlign w:val="center"/>
           </w:tcPr>
@@ -20316,6 +21479,12 @@
           <w:tcPr>
             <w:tcW w:w="1148" w:type="dxa"/>
             <w:gridSpan w:val="2"/>
+            <w:tcBorders>
+              <w:top w:val="dashSmallGap" w:color="00000A" w:sz="4" w:space="0"/>
+              <w:left w:val="dashSmallGap" w:color="00000A" w:sz="4" w:space="0"/>
+              <w:bottom w:val="dashSmallGap" w:color="00000A" w:sz="4" w:space="0"/>
+              <w:right w:val="dashSmallGap" w:color="00000A" w:sz="4" w:space="0"/>
+            </w:tcBorders>
             <w:shd w:val="clear" w:color="auto" w:fill="auto"/>
             <w:vAlign w:val="center"/>
           </w:tcPr>
@@ -20342,6 +21511,9 @@
           <w:tcPr>
             <w:tcW w:w="2019" w:type="dxa"/>
             <w:tcBorders>
+              <w:top w:val="dashSmallGap" w:color="00000A" w:sz="4" w:space="0"/>
+              <w:left w:val="dashSmallGap" w:color="00000A" w:sz="4" w:space="0"/>
+              <w:bottom w:val="dashSmallGap" w:color="00000A" w:sz="4" w:space="0"/>
               <w:right w:val="single" w:color="00000A" w:sz="12" w:space="0"/>
             </w:tcBorders>
             <w:shd w:val="clear" w:color="auto" w:fill="auto"/>
@@ -20389,7 +21561,10 @@
             <w:tcW w:w="1560" w:type="dxa"/>
             <w:vMerge w:val="continue"/>
             <w:tcBorders>
+              <w:top w:val="dashSmallGap" w:color="00000A" w:sz="4" w:space="0"/>
               <w:left w:val="single" w:color="00000A" w:sz="12" w:space="0"/>
+              <w:bottom w:val="dashSmallGap" w:color="00000A" w:sz="4" w:space="0"/>
+              <w:right w:val="dashSmallGap" w:color="00000A" w:sz="4" w:space="0"/>
             </w:tcBorders>
             <w:shd w:val="clear" w:color="auto" w:fill="F2F2F2"/>
             <w:vAlign w:val="center"/>
@@ -20406,6 +21581,12 @@
         <w:tc>
           <w:tcPr>
             <w:tcW w:w="1526" w:type="dxa"/>
+            <w:tcBorders>
+              <w:top w:val="dashSmallGap" w:color="00000A" w:sz="4" w:space="0"/>
+              <w:left w:val="dashSmallGap" w:color="00000A" w:sz="4" w:space="0"/>
+              <w:bottom w:val="dashSmallGap" w:color="00000A" w:sz="4" w:space="0"/>
+              <w:right w:val="dashSmallGap" w:color="00000A" w:sz="4" w:space="0"/>
+            </w:tcBorders>
             <w:shd w:val="clear" w:color="auto" w:fill="auto"/>
             <w:vAlign w:val="center"/>
           </w:tcPr>
@@ -20427,8 +21608,13 @@
         </w:tc>
         <w:tc>
           <w:tcPr>
-            <w:tcW w:w="1348" w:type="dxa"/>
-            <w:gridSpan w:val="2"/>
+            <w:tcW w:w="1304" w:type="dxa"/>
+            <w:tcBorders>
+              <w:top w:val="dashSmallGap" w:color="00000A" w:sz="4" w:space="0"/>
+              <w:left w:val="dashSmallGap" w:color="00000A" w:sz="4" w:space="0"/>
+              <w:bottom w:val="dashSmallGap" w:color="00000A" w:sz="4" w:space="0"/>
+              <w:right w:val="dashSmallGap" w:color="00000A" w:sz="4" w:space="0"/>
+            </w:tcBorders>
             <w:shd w:val="clear" w:color="auto" w:fill="auto"/>
             <w:vAlign w:val="center"/>
           </w:tcPr>
@@ -20452,8 +21638,14 @@
         </w:tc>
         <w:tc>
           <w:tcPr>
-            <w:tcW w:w="1495" w:type="dxa"/>
-            <w:gridSpan w:val="3"/>
+            <w:tcW w:w="1539" w:type="dxa"/>
+            <w:gridSpan w:val="4"/>
+            <w:tcBorders>
+              <w:top w:val="dashSmallGap" w:color="00000A" w:sz="4" w:space="0"/>
+              <w:left w:val="dashSmallGap" w:color="00000A" w:sz="4" w:space="0"/>
+              <w:bottom w:val="dashSmallGap" w:color="00000A" w:sz="4" w:space="0"/>
+              <w:right w:val="dashSmallGap" w:color="00000A" w:sz="4" w:space="0"/>
+            </w:tcBorders>
             <w:shd w:val="clear" w:color="auto" w:fill="auto"/>
             <w:vAlign w:val="center"/>
           </w:tcPr>
@@ -20484,6 +21676,12 @@
           <w:tcPr>
             <w:tcW w:w="1342" w:type="dxa"/>
             <w:gridSpan w:val="2"/>
+            <w:tcBorders>
+              <w:top w:val="dashSmallGap" w:color="00000A" w:sz="4" w:space="0"/>
+              <w:left w:val="dashSmallGap" w:color="00000A" w:sz="4" w:space="0"/>
+              <w:bottom w:val="dashSmallGap" w:color="00000A" w:sz="4" w:space="0"/>
+              <w:right w:val="dashSmallGap" w:color="00000A" w:sz="4" w:space="0"/>
+            </w:tcBorders>
             <w:shd w:val="clear" w:color="auto" w:fill="auto"/>
             <w:vAlign w:val="center"/>
           </w:tcPr>
@@ -20501,6 +21699,12 @@
           <w:tcPr>
             <w:tcW w:w="1148" w:type="dxa"/>
             <w:gridSpan w:val="2"/>
+            <w:tcBorders>
+              <w:top w:val="dashSmallGap" w:color="00000A" w:sz="4" w:space="0"/>
+              <w:left w:val="dashSmallGap" w:color="00000A" w:sz="4" w:space="0"/>
+              <w:bottom w:val="dashSmallGap" w:color="00000A" w:sz="4" w:space="0"/>
+              <w:right w:val="dashSmallGap" w:color="00000A" w:sz="4" w:space="0"/>
+            </w:tcBorders>
             <w:shd w:val="clear" w:color="auto" w:fill="auto"/>
             <w:vAlign w:val="center"/>
           </w:tcPr>
@@ -20518,6 +21722,9 @@
           <w:tcPr>
             <w:tcW w:w="2019" w:type="dxa"/>
             <w:tcBorders>
+              <w:top w:val="dashSmallGap" w:color="00000A" w:sz="4" w:space="0"/>
+              <w:left w:val="dashSmallGap" w:color="00000A" w:sz="4" w:space="0"/>
+              <w:bottom w:val="dashSmallGap" w:color="00000A" w:sz="4" w:space="0"/>
               <w:right w:val="single" w:color="00000A" w:sz="12" w:space="0"/>
             </w:tcBorders>
             <w:shd w:val="clear" w:color="auto" w:fill="auto"/>
@@ -20552,7 +21759,10 @@
             <w:tcW w:w="1560" w:type="dxa"/>
             <w:vMerge w:val="continue"/>
             <w:tcBorders>
+              <w:top w:val="dashSmallGap" w:color="00000A" w:sz="4" w:space="0"/>
               <w:left w:val="single" w:color="00000A" w:sz="12" w:space="0"/>
+              <w:bottom w:val="dashSmallGap" w:color="00000A" w:sz="4" w:space="0"/>
+              <w:right w:val="dashSmallGap" w:color="00000A" w:sz="4" w:space="0"/>
             </w:tcBorders>
             <w:shd w:val="clear" w:color="auto" w:fill="F2F2F2"/>
             <w:vAlign w:val="center"/>
@@ -20569,6 +21779,12 @@
         <w:tc>
           <w:tcPr>
             <w:tcW w:w="1526" w:type="dxa"/>
+            <w:tcBorders>
+              <w:top w:val="dashSmallGap" w:color="00000A" w:sz="4" w:space="0"/>
+              <w:left w:val="dashSmallGap" w:color="00000A" w:sz="4" w:space="0"/>
+              <w:bottom w:val="dashSmallGap" w:color="00000A" w:sz="4" w:space="0"/>
+              <w:right w:val="dashSmallGap" w:color="00000A" w:sz="4" w:space="0"/>
+            </w:tcBorders>
             <w:shd w:val="clear" w:color="auto" w:fill="auto"/>
             <w:vAlign w:val="center"/>
           </w:tcPr>
@@ -20590,8 +21806,13 @@
         </w:tc>
         <w:tc>
           <w:tcPr>
-            <w:tcW w:w="1348" w:type="dxa"/>
-            <w:gridSpan w:val="2"/>
+            <w:tcW w:w="1304" w:type="dxa"/>
+            <w:tcBorders>
+              <w:top w:val="dashSmallGap" w:color="00000A" w:sz="4" w:space="0"/>
+              <w:left w:val="dashSmallGap" w:color="00000A" w:sz="4" w:space="0"/>
+              <w:bottom w:val="dashSmallGap" w:color="00000A" w:sz="4" w:space="0"/>
+              <w:right w:val="dashSmallGap" w:color="00000A" w:sz="4" w:space="0"/>
+            </w:tcBorders>
             <w:shd w:val="clear" w:color="auto" w:fill="auto"/>
             <w:vAlign w:val="center"/>
           </w:tcPr>
@@ -20615,8 +21836,14 @@
         </w:tc>
         <w:tc>
           <w:tcPr>
-            <w:tcW w:w="1495" w:type="dxa"/>
-            <w:gridSpan w:val="3"/>
+            <w:tcW w:w="1539" w:type="dxa"/>
+            <w:gridSpan w:val="4"/>
+            <w:tcBorders>
+              <w:top w:val="dashSmallGap" w:color="00000A" w:sz="4" w:space="0"/>
+              <w:left w:val="dashSmallGap" w:color="00000A" w:sz="4" w:space="0"/>
+              <w:bottom w:val="dashSmallGap" w:color="00000A" w:sz="4" w:space="0"/>
+              <w:right w:val="dashSmallGap" w:color="00000A" w:sz="4" w:space="0"/>
+            </w:tcBorders>
             <w:shd w:val="clear" w:color="auto" w:fill="auto"/>
             <w:vAlign w:val="center"/>
           </w:tcPr>
@@ -20647,6 +21874,12 @@
           <w:tcPr>
             <w:tcW w:w="1342" w:type="dxa"/>
             <w:gridSpan w:val="2"/>
+            <w:tcBorders>
+              <w:top w:val="dashSmallGap" w:color="00000A" w:sz="4" w:space="0"/>
+              <w:left w:val="dashSmallGap" w:color="00000A" w:sz="4" w:space="0"/>
+              <w:bottom w:val="dashSmallGap" w:color="00000A" w:sz="4" w:space="0"/>
+              <w:right w:val="dashSmallGap" w:color="00000A" w:sz="4" w:space="0"/>
+            </w:tcBorders>
             <w:shd w:val="clear" w:color="auto" w:fill="auto"/>
             <w:vAlign w:val="center"/>
           </w:tcPr>
@@ -20664,6 +21897,12 @@
           <w:tcPr>
             <w:tcW w:w="1148" w:type="dxa"/>
             <w:gridSpan w:val="2"/>
+            <w:tcBorders>
+              <w:top w:val="dashSmallGap" w:color="00000A" w:sz="4" w:space="0"/>
+              <w:left w:val="dashSmallGap" w:color="00000A" w:sz="4" w:space="0"/>
+              <w:bottom w:val="dashSmallGap" w:color="00000A" w:sz="4" w:space="0"/>
+              <w:right w:val="dashSmallGap" w:color="00000A" w:sz="4" w:space="0"/>
+            </w:tcBorders>
             <w:shd w:val="clear" w:color="auto" w:fill="auto"/>
             <w:vAlign w:val="center"/>
           </w:tcPr>
@@ -20682,6 +21921,9 @@
           <w:tcPr>
             <w:tcW w:w="2019" w:type="dxa"/>
             <w:tcBorders>
+              <w:top w:val="dashSmallGap" w:color="00000A" w:sz="4" w:space="0"/>
+              <w:left w:val="dashSmallGap" w:color="00000A" w:sz="4" w:space="0"/>
+              <w:bottom w:val="dashSmallGap" w:color="00000A" w:sz="4" w:space="0"/>
               <w:right w:val="single" w:color="00000A" w:sz="12" w:space="0"/>
             </w:tcBorders>
             <w:shd w:val="clear" w:color="auto" w:fill="auto"/>
@@ -20716,7 +21958,10 @@
             <w:tcW w:w="1560" w:type="dxa"/>
             <w:vMerge w:val="continue"/>
             <w:tcBorders>
+              <w:top w:val="dashSmallGap" w:color="00000A" w:sz="4" w:space="0"/>
               <w:left w:val="single" w:color="00000A" w:sz="12" w:space="0"/>
+              <w:bottom w:val="dashSmallGap" w:color="00000A" w:sz="4" w:space="0"/>
+              <w:right w:val="dashSmallGap" w:color="00000A" w:sz="4" w:space="0"/>
             </w:tcBorders>
             <w:shd w:val="clear" w:color="auto" w:fill="F2F2F2"/>
             <w:vAlign w:val="center"/>
@@ -20733,6 +21978,12 @@
         <w:tc>
           <w:tcPr>
             <w:tcW w:w="1526" w:type="dxa"/>
+            <w:tcBorders>
+              <w:top w:val="dashSmallGap" w:color="00000A" w:sz="4" w:space="0"/>
+              <w:left w:val="dashSmallGap" w:color="00000A" w:sz="4" w:space="0"/>
+              <w:bottom w:val="dashSmallGap" w:color="00000A" w:sz="4" w:space="0"/>
+              <w:right w:val="dashSmallGap" w:color="00000A" w:sz="4" w:space="0"/>
+            </w:tcBorders>
             <w:shd w:val="clear" w:color="auto" w:fill="auto"/>
             <w:vAlign w:val="center"/>
           </w:tcPr>
@@ -20748,8 +21999,13 @@
         </w:tc>
         <w:tc>
           <w:tcPr>
-            <w:tcW w:w="1348" w:type="dxa"/>
-            <w:gridSpan w:val="2"/>
+            <w:tcW w:w="1304" w:type="dxa"/>
+            <w:tcBorders>
+              <w:top w:val="dashSmallGap" w:color="00000A" w:sz="4" w:space="0"/>
+              <w:left w:val="dashSmallGap" w:color="00000A" w:sz="4" w:space="0"/>
+              <w:bottom w:val="dashSmallGap" w:color="00000A" w:sz="4" w:space="0"/>
+              <w:right w:val="dashSmallGap" w:color="00000A" w:sz="4" w:space="0"/>
+            </w:tcBorders>
             <w:shd w:val="clear" w:color="auto" w:fill="auto"/>
             <w:vAlign w:val="center"/>
           </w:tcPr>
@@ -20766,8 +22022,14 @@
         </w:tc>
         <w:tc>
           <w:tcPr>
-            <w:tcW w:w="1495" w:type="dxa"/>
-            <w:gridSpan w:val="3"/>
+            <w:tcW w:w="1539" w:type="dxa"/>
+            <w:gridSpan w:val="4"/>
+            <w:tcBorders>
+              <w:top w:val="dashSmallGap" w:color="00000A" w:sz="4" w:space="0"/>
+              <w:left w:val="dashSmallGap" w:color="00000A" w:sz="4" w:space="0"/>
+              <w:bottom w:val="dashSmallGap" w:color="00000A" w:sz="4" w:space="0"/>
+              <w:right w:val="dashSmallGap" w:color="00000A" w:sz="4" w:space="0"/>
+            </w:tcBorders>
             <w:shd w:val="clear" w:color="auto" w:fill="auto"/>
             <w:vAlign w:val="center"/>
           </w:tcPr>
@@ -20785,6 +22047,12 @@
           <w:tcPr>
             <w:tcW w:w="1342" w:type="dxa"/>
             <w:gridSpan w:val="2"/>
+            <w:tcBorders>
+              <w:top w:val="dashSmallGap" w:color="00000A" w:sz="4" w:space="0"/>
+              <w:left w:val="dashSmallGap" w:color="00000A" w:sz="4" w:space="0"/>
+              <w:bottom w:val="dashSmallGap" w:color="00000A" w:sz="4" w:space="0"/>
+              <w:right w:val="dashSmallGap" w:color="00000A" w:sz="4" w:space="0"/>
+            </w:tcBorders>
             <w:shd w:val="clear" w:color="auto" w:fill="auto"/>
             <w:vAlign w:val="center"/>
           </w:tcPr>
@@ -20803,6 +22071,12 @@
           <w:tcPr>
             <w:tcW w:w="1148" w:type="dxa"/>
             <w:gridSpan w:val="2"/>
+            <w:tcBorders>
+              <w:top w:val="dashSmallGap" w:color="00000A" w:sz="4" w:space="0"/>
+              <w:left w:val="dashSmallGap" w:color="00000A" w:sz="4" w:space="0"/>
+              <w:bottom w:val="dashSmallGap" w:color="00000A" w:sz="4" w:space="0"/>
+              <w:right w:val="dashSmallGap" w:color="00000A" w:sz="4" w:space="0"/>
+            </w:tcBorders>
             <w:shd w:val="clear" w:color="auto" w:fill="auto"/>
             <w:vAlign w:val="center"/>
           </w:tcPr>
@@ -20821,6 +22095,9 @@
           <w:tcPr>
             <w:tcW w:w="2019" w:type="dxa"/>
             <w:tcBorders>
+              <w:top w:val="dashSmallGap" w:color="00000A" w:sz="4" w:space="0"/>
+              <w:left w:val="dashSmallGap" w:color="00000A" w:sz="4" w:space="0"/>
+              <w:bottom w:val="dashSmallGap" w:color="00000A" w:sz="4" w:space="0"/>
               <w:right w:val="single" w:color="00000A" w:sz="12" w:space="0"/>
             </w:tcBorders>
             <w:shd w:val="clear" w:color="auto" w:fill="auto"/>
@@ -20856,7 +22133,10 @@
             <w:tcW w:w="1560" w:type="dxa"/>
             <w:vMerge w:val="continue"/>
             <w:tcBorders>
+              <w:top w:val="dashSmallGap" w:color="00000A" w:sz="4" w:space="0"/>
               <w:left w:val="single" w:color="00000A" w:sz="12" w:space="0"/>
+              <w:bottom w:val="dashSmallGap" w:color="00000A" w:sz="4" w:space="0"/>
+              <w:right w:val="dashSmallGap" w:color="00000A" w:sz="4" w:space="0"/>
             </w:tcBorders>
             <w:shd w:val="clear" w:color="auto" w:fill="F2F2F2"/>
             <w:vAlign w:val="center"/>
@@ -20873,6 +22153,12 @@
         <w:tc>
           <w:tcPr>
             <w:tcW w:w="1526" w:type="dxa"/>
+            <w:tcBorders>
+              <w:top w:val="dashSmallGap" w:color="00000A" w:sz="4" w:space="0"/>
+              <w:left w:val="dashSmallGap" w:color="00000A" w:sz="4" w:space="0"/>
+              <w:bottom w:val="dashSmallGap" w:color="00000A" w:sz="4" w:space="0"/>
+              <w:right w:val="dashSmallGap" w:color="00000A" w:sz="4" w:space="0"/>
+            </w:tcBorders>
             <w:shd w:val="clear" w:color="auto" w:fill="auto"/>
             <w:vAlign w:val="center"/>
           </w:tcPr>
@@ -20888,8 +22174,13 @@
         </w:tc>
         <w:tc>
           <w:tcPr>
-            <w:tcW w:w="1348" w:type="dxa"/>
-            <w:gridSpan w:val="2"/>
+            <w:tcW w:w="1304" w:type="dxa"/>
+            <w:tcBorders>
+              <w:top w:val="dashSmallGap" w:color="00000A" w:sz="4" w:space="0"/>
+              <w:left w:val="dashSmallGap" w:color="00000A" w:sz="4" w:space="0"/>
+              <w:bottom w:val="dashSmallGap" w:color="00000A" w:sz="4" w:space="0"/>
+              <w:right w:val="dashSmallGap" w:color="00000A" w:sz="4" w:space="0"/>
+            </w:tcBorders>
             <w:shd w:val="clear" w:color="auto" w:fill="auto"/>
             <w:vAlign w:val="center"/>
           </w:tcPr>
@@ -20906,8 +22197,14 @@
         </w:tc>
         <w:tc>
           <w:tcPr>
-            <w:tcW w:w="1495" w:type="dxa"/>
-            <w:gridSpan w:val="3"/>
+            <w:tcW w:w="1539" w:type="dxa"/>
+            <w:gridSpan w:val="4"/>
+            <w:tcBorders>
+              <w:top w:val="dashSmallGap" w:color="00000A" w:sz="4" w:space="0"/>
+              <w:left w:val="dashSmallGap" w:color="00000A" w:sz="4" w:space="0"/>
+              <w:bottom w:val="dashSmallGap" w:color="00000A" w:sz="4" w:space="0"/>
+              <w:right w:val="dashSmallGap" w:color="00000A" w:sz="4" w:space="0"/>
+            </w:tcBorders>
             <w:shd w:val="clear" w:color="auto" w:fill="auto"/>
             <w:vAlign w:val="center"/>
           </w:tcPr>
@@ -20925,6 +22222,12 @@
           <w:tcPr>
             <w:tcW w:w="1342" w:type="dxa"/>
             <w:gridSpan w:val="2"/>
+            <w:tcBorders>
+              <w:top w:val="dashSmallGap" w:color="00000A" w:sz="4" w:space="0"/>
+              <w:left w:val="dashSmallGap" w:color="00000A" w:sz="4" w:space="0"/>
+              <w:bottom w:val="dashSmallGap" w:color="00000A" w:sz="4" w:space="0"/>
+              <w:right w:val="dashSmallGap" w:color="00000A" w:sz="4" w:space="0"/>
+            </w:tcBorders>
             <w:shd w:val="clear" w:color="auto" w:fill="auto"/>
             <w:vAlign w:val="center"/>
           </w:tcPr>
@@ -20943,6 +22246,12 @@
           <w:tcPr>
             <w:tcW w:w="1148" w:type="dxa"/>
             <w:gridSpan w:val="2"/>
+            <w:tcBorders>
+              <w:top w:val="dashSmallGap" w:color="00000A" w:sz="4" w:space="0"/>
+              <w:left w:val="dashSmallGap" w:color="00000A" w:sz="4" w:space="0"/>
+              <w:bottom w:val="dashSmallGap" w:color="00000A" w:sz="4" w:space="0"/>
+              <w:right w:val="dashSmallGap" w:color="00000A" w:sz="4" w:space="0"/>
+            </w:tcBorders>
             <w:shd w:val="clear" w:color="auto" w:fill="auto"/>
             <w:vAlign w:val="center"/>
           </w:tcPr>
@@ -20961,6 +22270,9 @@
           <w:tcPr>
             <w:tcW w:w="2019" w:type="dxa"/>
             <w:tcBorders>
+              <w:top w:val="dashSmallGap" w:color="00000A" w:sz="4" w:space="0"/>
+              <w:left w:val="dashSmallGap" w:color="00000A" w:sz="4" w:space="0"/>
+              <w:bottom w:val="dashSmallGap" w:color="00000A" w:sz="4" w:space="0"/>
               <w:right w:val="single" w:color="00000A" w:sz="12" w:space="0"/>
             </w:tcBorders>
             <w:shd w:val="clear" w:color="auto" w:fill="auto"/>
@@ -20996,7 +22308,10 @@
             <w:tcW w:w="1560" w:type="dxa"/>
             <w:vMerge w:val="continue"/>
             <w:tcBorders>
+              <w:top w:val="dashSmallGap" w:color="00000A" w:sz="4" w:space="0"/>
               <w:left w:val="single" w:color="00000A" w:sz="12" w:space="0"/>
+              <w:bottom w:val="dashSmallGap" w:color="00000A" w:sz="4" w:space="0"/>
+              <w:right w:val="dashSmallGap" w:color="00000A" w:sz="4" w:space="0"/>
             </w:tcBorders>
             <w:shd w:val="clear" w:color="auto" w:fill="F2F2F2"/>
             <w:vAlign w:val="center"/>
@@ -21013,6 +22328,12 @@
         <w:tc>
           <w:tcPr>
             <w:tcW w:w="1526" w:type="dxa"/>
+            <w:tcBorders>
+              <w:top w:val="dashSmallGap" w:color="00000A" w:sz="4" w:space="0"/>
+              <w:left w:val="dashSmallGap" w:color="00000A" w:sz="4" w:space="0"/>
+              <w:bottom w:val="dashSmallGap" w:color="00000A" w:sz="4" w:space="0"/>
+              <w:right w:val="dashSmallGap" w:color="00000A" w:sz="4" w:space="0"/>
+            </w:tcBorders>
             <w:shd w:val="clear" w:color="auto" w:fill="auto"/>
             <w:vAlign w:val="center"/>
           </w:tcPr>
@@ -21028,8 +22349,13 @@
         </w:tc>
         <w:tc>
           <w:tcPr>
-            <w:tcW w:w="1348" w:type="dxa"/>
-            <w:gridSpan w:val="2"/>
+            <w:tcW w:w="1304" w:type="dxa"/>
+            <w:tcBorders>
+              <w:top w:val="dashSmallGap" w:color="00000A" w:sz="4" w:space="0"/>
+              <w:left w:val="dashSmallGap" w:color="00000A" w:sz="4" w:space="0"/>
+              <w:bottom w:val="dashSmallGap" w:color="00000A" w:sz="4" w:space="0"/>
+              <w:right w:val="dashSmallGap" w:color="00000A" w:sz="4" w:space="0"/>
+            </w:tcBorders>
             <w:shd w:val="clear" w:color="auto" w:fill="auto"/>
             <w:vAlign w:val="center"/>
           </w:tcPr>
@@ -21045,8 +22371,14 @@
         </w:tc>
         <w:tc>
           <w:tcPr>
-            <w:tcW w:w="1495" w:type="dxa"/>
-            <w:gridSpan w:val="3"/>
+            <w:tcW w:w="1539" w:type="dxa"/>
+            <w:gridSpan w:val="4"/>
+            <w:tcBorders>
+              <w:top w:val="dashSmallGap" w:color="00000A" w:sz="4" w:space="0"/>
+              <w:left w:val="dashSmallGap" w:color="00000A" w:sz="4" w:space="0"/>
+              <w:bottom w:val="dashSmallGap" w:color="00000A" w:sz="4" w:space="0"/>
+              <w:right w:val="dashSmallGap" w:color="00000A" w:sz="4" w:space="0"/>
+            </w:tcBorders>
             <w:shd w:val="clear" w:color="auto" w:fill="auto"/>
             <w:vAlign w:val="center"/>
           </w:tcPr>
@@ -21064,6 +22396,12 @@
           <w:tcPr>
             <w:tcW w:w="1342" w:type="dxa"/>
             <w:gridSpan w:val="2"/>
+            <w:tcBorders>
+              <w:top w:val="dashSmallGap" w:color="00000A" w:sz="4" w:space="0"/>
+              <w:left w:val="dashSmallGap" w:color="00000A" w:sz="4" w:space="0"/>
+              <w:bottom w:val="dashSmallGap" w:color="00000A" w:sz="4" w:space="0"/>
+              <w:right w:val="dashSmallGap" w:color="00000A" w:sz="4" w:space="0"/>
+            </w:tcBorders>
             <w:shd w:val="clear" w:color="auto" w:fill="auto"/>
             <w:vAlign w:val="center"/>
           </w:tcPr>
@@ -21082,6 +22420,12 @@
           <w:tcPr>
             <w:tcW w:w="1148" w:type="dxa"/>
             <w:gridSpan w:val="2"/>
+            <w:tcBorders>
+              <w:top w:val="dashSmallGap" w:color="00000A" w:sz="4" w:space="0"/>
+              <w:left w:val="dashSmallGap" w:color="00000A" w:sz="4" w:space="0"/>
+              <w:bottom w:val="dashSmallGap" w:color="00000A" w:sz="4" w:space="0"/>
+              <w:right w:val="dashSmallGap" w:color="00000A" w:sz="4" w:space="0"/>
+            </w:tcBorders>
             <w:shd w:val="clear" w:color="auto" w:fill="auto"/>
             <w:vAlign w:val="center"/>
           </w:tcPr>
@@ -21100,6 +22444,9 @@
           <w:tcPr>
             <w:tcW w:w="2019" w:type="dxa"/>
             <w:tcBorders>
+              <w:top w:val="dashSmallGap" w:color="00000A" w:sz="4" w:space="0"/>
+              <w:left w:val="dashSmallGap" w:color="00000A" w:sz="4" w:space="0"/>
+              <w:bottom w:val="dashSmallGap" w:color="00000A" w:sz="4" w:space="0"/>
               <w:right w:val="single" w:color="00000A" w:sz="12" w:space="0"/>
             </w:tcBorders>
             <w:shd w:val="clear" w:color="auto" w:fill="auto"/>
@@ -21135,7 +22482,10 @@
             <w:tcW w:w="1560" w:type="dxa"/>
             <w:vMerge w:val="continue"/>
             <w:tcBorders>
+              <w:top w:val="dashSmallGap" w:color="00000A" w:sz="4" w:space="0"/>
               <w:left w:val="single" w:color="00000A" w:sz="12" w:space="0"/>
+              <w:bottom w:val="dashSmallGap" w:color="00000A" w:sz="4" w:space="0"/>
+              <w:right w:val="dashSmallGap" w:color="00000A" w:sz="4" w:space="0"/>
             </w:tcBorders>
             <w:shd w:val="clear" w:color="auto" w:fill="F2F2F2"/>
             <w:vAlign w:val="center"/>
@@ -21152,6 +22502,12 @@
         <w:tc>
           <w:tcPr>
             <w:tcW w:w="1526" w:type="dxa"/>
+            <w:tcBorders>
+              <w:top w:val="dashSmallGap" w:color="00000A" w:sz="4" w:space="0"/>
+              <w:left w:val="dashSmallGap" w:color="00000A" w:sz="4" w:space="0"/>
+              <w:bottom w:val="dashSmallGap" w:color="00000A" w:sz="4" w:space="0"/>
+              <w:right w:val="dashSmallGap" w:color="00000A" w:sz="4" w:space="0"/>
+            </w:tcBorders>
             <w:shd w:val="clear" w:color="auto" w:fill="auto"/>
             <w:vAlign w:val="center"/>
           </w:tcPr>
@@ -21167,8 +22523,13 @@
         </w:tc>
         <w:tc>
           <w:tcPr>
-            <w:tcW w:w="1348" w:type="dxa"/>
-            <w:gridSpan w:val="2"/>
+            <w:tcW w:w="1304" w:type="dxa"/>
+            <w:tcBorders>
+              <w:top w:val="dashSmallGap" w:color="00000A" w:sz="4" w:space="0"/>
+              <w:left w:val="dashSmallGap" w:color="00000A" w:sz="4" w:space="0"/>
+              <w:bottom w:val="dashSmallGap" w:color="00000A" w:sz="4" w:space="0"/>
+              <w:right w:val="dashSmallGap" w:color="00000A" w:sz="4" w:space="0"/>
+            </w:tcBorders>
             <w:shd w:val="clear" w:color="auto" w:fill="auto"/>
             <w:vAlign w:val="center"/>
           </w:tcPr>
@@ -21184,8 +22545,14 @@
         </w:tc>
         <w:tc>
           <w:tcPr>
-            <w:tcW w:w="1495" w:type="dxa"/>
-            <w:gridSpan w:val="3"/>
+            <w:tcW w:w="1539" w:type="dxa"/>
+            <w:gridSpan w:val="4"/>
+            <w:tcBorders>
+              <w:top w:val="dashSmallGap" w:color="00000A" w:sz="4" w:space="0"/>
+              <w:left w:val="dashSmallGap" w:color="00000A" w:sz="4" w:space="0"/>
+              <w:bottom w:val="dashSmallGap" w:color="00000A" w:sz="4" w:space="0"/>
+              <w:right w:val="dashSmallGap" w:color="00000A" w:sz="4" w:space="0"/>
+            </w:tcBorders>
             <w:shd w:val="clear" w:color="auto" w:fill="auto"/>
             <w:vAlign w:val="center"/>
           </w:tcPr>
@@ -21203,6 +22570,12 @@
           <w:tcPr>
             <w:tcW w:w="1342" w:type="dxa"/>
             <w:gridSpan w:val="2"/>
+            <w:tcBorders>
+              <w:top w:val="dashSmallGap" w:color="00000A" w:sz="4" w:space="0"/>
+              <w:left w:val="dashSmallGap" w:color="00000A" w:sz="4" w:space="0"/>
+              <w:bottom w:val="dashSmallGap" w:color="00000A" w:sz="4" w:space="0"/>
+              <w:right w:val="dashSmallGap" w:color="00000A" w:sz="4" w:space="0"/>
+            </w:tcBorders>
             <w:shd w:val="clear" w:color="auto" w:fill="auto"/>
             <w:vAlign w:val="center"/>
           </w:tcPr>
@@ -21221,6 +22594,12 @@
           <w:tcPr>
             <w:tcW w:w="1148" w:type="dxa"/>
             <w:gridSpan w:val="2"/>
+            <w:tcBorders>
+              <w:top w:val="dashSmallGap" w:color="00000A" w:sz="4" w:space="0"/>
+              <w:left w:val="dashSmallGap" w:color="00000A" w:sz="4" w:space="0"/>
+              <w:bottom w:val="dashSmallGap" w:color="00000A" w:sz="4" w:space="0"/>
+              <w:right w:val="dashSmallGap" w:color="00000A" w:sz="4" w:space="0"/>
+            </w:tcBorders>
             <w:shd w:val="clear" w:color="auto" w:fill="auto"/>
             <w:vAlign w:val="center"/>
           </w:tcPr>
@@ -21239,6 +22618,9 @@
           <w:tcPr>
             <w:tcW w:w="2019" w:type="dxa"/>
             <w:tcBorders>
+              <w:top w:val="dashSmallGap" w:color="00000A" w:sz="4" w:space="0"/>
+              <w:left w:val="dashSmallGap" w:color="00000A" w:sz="4" w:space="0"/>
+              <w:bottom w:val="dashSmallGap" w:color="00000A" w:sz="4" w:space="0"/>
               <w:right w:val="single" w:color="00000A" w:sz="12" w:space="0"/>
             </w:tcBorders>
             <w:shd w:val="clear" w:color="auto" w:fill="auto"/>
@@ -21274,8 +22656,10 @@
             <w:tcW w:w="1560" w:type="dxa"/>
             <w:vMerge w:val="continue"/>
             <w:tcBorders>
+              <w:top w:val="dashSmallGap" w:color="00000A" w:sz="4" w:space="0"/>
               <w:left w:val="single" w:color="00000A" w:sz="12" w:space="0"/>
               <w:bottom w:val="single" w:color="00000A" w:sz="12" w:space="0"/>
+              <w:right w:val="dashSmallGap" w:color="00000A" w:sz="4" w:space="0"/>
             </w:tcBorders>
             <w:shd w:val="clear" w:color="auto" w:fill="F2F2F2"/>
             <w:vAlign w:val="center"/>
@@ -21293,7 +22677,10 @@
           <w:tcPr>
             <w:tcW w:w="1526" w:type="dxa"/>
             <w:tcBorders>
+              <w:top w:val="dashSmallGap" w:color="00000A" w:sz="4" w:space="0"/>
+              <w:left w:val="dashSmallGap" w:color="00000A" w:sz="4" w:space="0"/>
               <w:bottom w:val="single" w:color="00000A" w:sz="12" w:space="0"/>
+              <w:right w:val="dashSmallGap" w:color="00000A" w:sz="4" w:space="0"/>
             </w:tcBorders>
             <w:shd w:val="clear" w:color="auto" w:fill="auto"/>
             <w:vAlign w:val="center"/>
@@ -21310,10 +22697,12 @@
         </w:tc>
         <w:tc>
           <w:tcPr>
-            <w:tcW w:w="1348" w:type="dxa"/>
-            <w:gridSpan w:val="2"/>
-            <w:tcBorders>
+            <w:tcW w:w="1304" w:type="dxa"/>
+            <w:tcBorders>
+              <w:top w:val="dashSmallGap" w:color="00000A" w:sz="4" w:space="0"/>
+              <w:left w:val="dashSmallGap" w:color="00000A" w:sz="4" w:space="0"/>
               <w:bottom w:val="single" w:color="00000A" w:sz="12" w:space="0"/>
+              <w:right w:val="dashSmallGap" w:color="00000A" w:sz="4" w:space="0"/>
             </w:tcBorders>
             <w:shd w:val="clear" w:color="auto" w:fill="auto"/>
             <w:vAlign w:val="center"/>
@@ -21330,10 +22719,13 @@
         </w:tc>
         <w:tc>
           <w:tcPr>
-            <w:tcW w:w="1495" w:type="dxa"/>
-            <w:gridSpan w:val="3"/>
-            <w:tcBorders>
+            <w:tcW w:w="1539" w:type="dxa"/>
+            <w:gridSpan w:val="4"/>
+            <w:tcBorders>
+              <w:top w:val="dashSmallGap" w:color="00000A" w:sz="4" w:space="0"/>
+              <w:left w:val="dashSmallGap" w:color="00000A" w:sz="4" w:space="0"/>
               <w:bottom w:val="single" w:color="00000A" w:sz="12" w:space="0"/>
+              <w:right w:val="dashSmallGap" w:color="00000A" w:sz="4" w:space="0"/>
             </w:tcBorders>
             <w:shd w:val="clear" w:color="auto" w:fill="auto"/>
             <w:vAlign w:val="center"/>
@@ -21353,7 +22745,10 @@
             <w:tcW w:w="1342" w:type="dxa"/>
             <w:gridSpan w:val="2"/>
             <w:tcBorders>
+              <w:top w:val="dashSmallGap" w:color="00000A" w:sz="4" w:space="0"/>
+              <w:left w:val="dashSmallGap" w:color="00000A" w:sz="4" w:space="0"/>
               <w:bottom w:val="single" w:color="00000A" w:sz="12" w:space="0"/>
+              <w:right w:val="dashSmallGap" w:color="00000A" w:sz="4" w:space="0"/>
             </w:tcBorders>
             <w:shd w:val="clear" w:color="auto" w:fill="auto"/>
             <w:vAlign w:val="center"/>
@@ -21374,7 +22769,10 @@
             <w:tcW w:w="1148" w:type="dxa"/>
             <w:gridSpan w:val="2"/>
             <w:tcBorders>
+              <w:top w:val="dashSmallGap" w:color="00000A" w:sz="4" w:space="0"/>
+              <w:left w:val="dashSmallGap" w:color="00000A" w:sz="4" w:space="0"/>
               <w:bottom w:val="single" w:color="00000A" w:sz="12" w:space="0"/>
+              <w:right w:val="dashSmallGap" w:color="00000A" w:sz="4" w:space="0"/>
             </w:tcBorders>
             <w:shd w:val="clear" w:color="auto" w:fill="auto"/>
             <w:vAlign w:val="center"/>
@@ -21394,6 +22792,8 @@
           <w:tcPr>
             <w:tcW w:w="2019" w:type="dxa"/>
             <w:tcBorders>
+              <w:top w:val="dashSmallGap" w:color="00000A" w:sz="4" w:space="0"/>
+              <w:left w:val="dashSmallGap" w:color="00000A" w:sz="4" w:space="0"/>
               <w:bottom w:val="single" w:color="00000A" w:sz="12" w:space="0"/>
               <w:right w:val="single" w:color="00000A" w:sz="12" w:space="0"/>
             </w:tcBorders>

--- a/public/cv/Aliaksandr Kuzmiankou - 研发负责人+ 软件工程师+web前端.docx
+++ b/public/cv/Aliaksandr Kuzmiankou - 研发负责人+ 软件工程师+web前端.docx
@@ -2,6 +2,56 @@
 <file path=word/document.xml><?xml version="1.0" encoding="utf-8"?>
 <w:document xmlns:wpc="http://schemas.microsoft.com/office/word/2010/wordprocessingCanvas" xmlns:mc="http://schemas.openxmlformats.org/markup-compatibility/2006" xmlns:o="urn:schemas-microsoft-com:office:office" xmlns:r="http://schemas.openxmlformats.org/officeDocument/2006/relationships" xmlns:m="http://schemas.openxmlformats.org/officeDocument/2006/math" xmlns:v="urn:schemas-microsoft-com:vml" xmlns:wp14="http://schemas.microsoft.com/office/word/2010/wordprocessingDrawing" xmlns:wp="http://schemas.openxmlformats.org/drawingml/2006/wordprocessingDrawing" xmlns:w="http://schemas.openxmlformats.org/wordprocessingml/2006/main" xmlns:w14="http://schemas.microsoft.com/office/word/2010/wordml" xmlns:w10="urn:schemas-microsoft-com:office:word" xmlns:w15="http://schemas.microsoft.com/office/word/2012/wordml" xmlns:wpg="http://schemas.microsoft.com/office/word/2010/wordprocessingGroup" xmlns:wpi="http://schemas.microsoft.com/office/word/2010/wordprocessingInk" xmlns:wne="http://schemas.microsoft.com/office/word/2006/wordml" xmlns:wps="http://schemas.microsoft.com/office/word/2010/wordprocessingShape" xmlns:wpsCustomData="http://www.wps.cn/officeDocument/2013/wpsCustomData" mc:Ignorable="w14 w15 wp14">
   <w:body>
+    <w:p>
+      <w:pPr>
+        <w:pStyle w:val="29"/>
+        <w:keepNext w:val="0"/>
+        <w:keepLines w:val="0"/>
+        <w:widowControl/>
+        <w:suppressLineNumbers w:val="0"/>
+        <w:jc w:val="center"/>
+        <w:rPr>
+          <w:rFonts w:hint="eastAsia" w:asciiTheme="minorEastAsia" w:hAnsiTheme="minorEastAsia" w:eastAsiaTheme="minorEastAsia" w:cstheme="minorEastAsia"/>
+          <w:b/>
+          <w:bCs/>
+          <w:sz w:val="40"/>
+          <w:szCs w:val="40"/>
+        </w:rPr>
+      </w:pPr>
+      <w:r>
+        <w:rPr>
+          <w:rFonts w:hint="eastAsia" w:asciiTheme="minorEastAsia" w:hAnsiTheme="minorEastAsia" w:eastAsiaTheme="minorEastAsia" w:cstheme="minorEastAsia"/>
+          <w:b/>
+          <w:bCs/>
+          <w:sz w:val="40"/>
+          <w:szCs w:val="40"/>
+        </w:rPr>
+        <w:t>Aliaksandr Kuzmiankou 元实</w:t>
+      </w:r>
+    </w:p>
+    <w:p>
+      <w:pPr>
+        <w:pStyle w:val="29"/>
+        <w:keepNext w:val="0"/>
+        <w:keepLines w:val="0"/>
+        <w:widowControl/>
+        <w:suppressLineNumbers w:val="0"/>
+        <w:jc w:val="center"/>
+        <w:rPr>
+          <w:rFonts w:hint="eastAsia" w:asciiTheme="minorEastAsia" w:hAnsiTheme="minorEastAsia" w:eastAsiaTheme="minorEastAsia" w:cstheme="minorEastAsia"/>
+          <w:sz w:val="24"/>
+          <w:szCs w:val="24"/>
+        </w:rPr>
+      </w:pPr>
+      <w:r>
+        <w:rPr>
+          <w:rFonts w:hint="eastAsia" w:asciiTheme="minorEastAsia" w:hAnsiTheme="minorEastAsia" w:eastAsiaTheme="minorEastAsia" w:cstheme="minorEastAsia"/>
+          <w:sz w:val="24"/>
+          <w:szCs w:val="24"/>
+        </w:rPr>
+        <w:t>研发负责人（数据呈现与AI方向） / 软件工程师 / Web前端</w:t>
+      </w:r>
+    </w:p>
     <w:p>
       <w:pPr>
         <w:ind w:firstLine="3507"/>
@@ -11,14 +61,6 @@
           <w:szCs w:val="44"/>
         </w:rPr>
       </w:pPr>
-      <w:r>
-        <w:rPr>
-          <w:b/>
-          <w:sz w:val="44"/>
-          <w:szCs w:val="44"/>
-        </w:rPr>
-        <w:t>个人简历</w:t>
-      </w:r>
     </w:p>
     <w:tbl>
       <w:tblPr>
@@ -35,16 +77,20 @@
       </w:tblPr>
       <w:tblGrid>
         <w:gridCol w:w="1560"/>
-        <w:gridCol w:w="1526"/>
-        <w:gridCol w:w="1304"/>
+        <w:gridCol w:w="527"/>
+        <w:gridCol w:w="999"/>
+        <w:gridCol w:w="1088"/>
+        <w:gridCol w:w="216"/>
         <w:gridCol w:w="44"/>
         <w:gridCol w:w="666"/>
         <w:gridCol w:w="777"/>
         <w:gridCol w:w="52"/>
-        <w:gridCol w:w="395"/>
+        <w:gridCol w:w="332"/>
+        <w:gridCol w:w="63"/>
         <w:gridCol w:w="947"/>
         <w:gridCol w:w="1062"/>
-        <w:gridCol w:w="86"/>
+        <w:gridCol w:w="15"/>
+        <w:gridCol w:w="71"/>
         <w:gridCol w:w="2019"/>
       </w:tblGrid>
       <w:tr>
@@ -96,6 +142,7 @@
         <w:tc>
           <w:tcPr>
             <w:tcW w:w="1526" w:type="dxa"/>
+            <w:gridSpan w:val="2"/>
             <w:tcBorders>
               <w:top w:val="single" w:color="00000A" w:sz="12" w:space="0"/>
               <w:left w:val="dashSmallGap" w:color="00000A" w:sz="4" w:space="0"/>
@@ -145,6 +192,7 @@
         <w:tc>
           <w:tcPr>
             <w:tcW w:w="1304" w:type="dxa"/>
+            <w:gridSpan w:val="2"/>
             <w:tcBorders>
               <w:top w:val="single" w:color="00000A" w:sz="12" w:space="0"/>
               <w:left w:val="dashSmallGap" w:color="00000A" w:sz="4" w:space="0"/>
@@ -210,72 +258,72 @@
         <w:tc>
           <w:tcPr>
             <w:tcW w:w="1394" w:type="dxa"/>
+            <w:gridSpan w:val="4"/>
+            <w:tcBorders>
+              <w:top w:val="single" w:color="00000A" w:sz="12" w:space="0"/>
+              <w:left w:val="dashSmallGap" w:color="00000A" w:sz="4" w:space="0"/>
+              <w:bottom w:val="dashSmallGap" w:color="00000A" w:sz="4" w:space="0"/>
+              <w:right w:val="dashSmallGap" w:color="00000A" w:sz="4" w:space="0"/>
+            </w:tcBorders>
+            <w:shd w:val="clear" w:color="auto" w:fill="F2F2F2"/>
+            <w:vAlign w:val="center"/>
+          </w:tcPr>
+          <w:p>
+            <w:pPr>
+              <w:widowControl w:val="0"/>
+              <w:jc w:val="center"/>
+              <w:rPr>
+                <w:rFonts w:ascii="SimSun" w:hAnsi="SimSun" w:cs="SimSun"/>
+                <w:b/>
+                <w:sz w:val="22"/>
+              </w:rPr>
+            </w:pPr>
+            <w:r>
+              <w:rPr>
+                <w:rFonts w:ascii="SimSun" w:hAnsi="SimSun" w:cs="SimSun"/>
+                <w:b/>
+                <w:kern w:val="0"/>
+                <w:sz w:val="22"/>
+              </w:rPr>
+              <w:t>民族</w:t>
+            </w:r>
+          </w:p>
+        </w:tc>
+        <w:tc>
+          <w:tcPr>
+            <w:tcW w:w="1062" w:type="dxa"/>
+            <w:tcBorders>
+              <w:top w:val="single" w:color="00000A" w:sz="12" w:space="0"/>
+              <w:left w:val="dashSmallGap" w:color="00000A" w:sz="4" w:space="0"/>
+              <w:bottom w:val="dashSmallGap" w:color="00000A" w:sz="4" w:space="0"/>
+              <w:right w:val="dashSmallGap" w:color="00000A" w:sz="4" w:space="0"/>
+            </w:tcBorders>
+            <w:shd w:val="clear" w:color="auto" w:fill="auto"/>
+            <w:vAlign w:val="center"/>
+          </w:tcPr>
+          <w:p>
+            <w:pPr>
+              <w:widowControl w:val="0"/>
+              <w:jc w:val="center"/>
+              <w:rPr>
+                <w:rFonts w:ascii="SimSun" w:hAnsi="SimSun" w:cs="SimSun"/>
+                <w:sz w:val="22"/>
+              </w:rPr>
+            </w:pPr>
+            <w:r>
+              <w:rPr>
+                <w:rFonts w:ascii="SimSun" w:hAnsi="SimSun" w:cs="SimSun"/>
+                <w:kern w:val="0"/>
+                <w:sz w:val="22"/>
+              </w:rPr>
+              <w:t>白俄罗斯</w:t>
+            </w:r>
+          </w:p>
+        </w:tc>
+        <w:tc>
+          <w:tcPr>
+            <w:tcW w:w="2105" w:type="dxa"/>
             <w:gridSpan w:val="3"/>
-            <w:tcBorders>
-              <w:top w:val="single" w:color="00000A" w:sz="12" w:space="0"/>
-              <w:left w:val="dashSmallGap" w:color="00000A" w:sz="4" w:space="0"/>
-              <w:bottom w:val="dashSmallGap" w:color="00000A" w:sz="4" w:space="0"/>
-              <w:right w:val="dashSmallGap" w:color="00000A" w:sz="4" w:space="0"/>
-            </w:tcBorders>
-            <w:shd w:val="clear" w:color="auto" w:fill="F2F2F2"/>
-            <w:vAlign w:val="center"/>
-          </w:tcPr>
-          <w:p>
-            <w:pPr>
-              <w:widowControl w:val="0"/>
-              <w:jc w:val="center"/>
-              <w:rPr>
-                <w:rFonts w:ascii="SimSun" w:hAnsi="SimSun" w:cs="SimSun"/>
-                <w:b/>
-                <w:sz w:val="22"/>
-              </w:rPr>
-            </w:pPr>
-            <w:r>
-              <w:rPr>
-                <w:rFonts w:ascii="SimSun" w:hAnsi="SimSun" w:cs="SimSun"/>
-                <w:b/>
-                <w:kern w:val="0"/>
-                <w:sz w:val="22"/>
-              </w:rPr>
-              <w:t>民族</w:t>
-            </w:r>
-          </w:p>
-        </w:tc>
-        <w:tc>
-          <w:tcPr>
-            <w:tcW w:w="1062" w:type="dxa"/>
-            <w:tcBorders>
-              <w:top w:val="single" w:color="00000A" w:sz="12" w:space="0"/>
-              <w:left w:val="dashSmallGap" w:color="00000A" w:sz="4" w:space="0"/>
-              <w:bottom w:val="dashSmallGap" w:color="00000A" w:sz="4" w:space="0"/>
-              <w:right w:val="dashSmallGap" w:color="00000A" w:sz="4" w:space="0"/>
-            </w:tcBorders>
-            <w:shd w:val="clear" w:color="auto" w:fill="auto"/>
-            <w:vAlign w:val="center"/>
-          </w:tcPr>
-          <w:p>
-            <w:pPr>
-              <w:widowControl w:val="0"/>
-              <w:jc w:val="center"/>
-              <w:rPr>
-                <w:rFonts w:ascii="SimSun" w:hAnsi="SimSun" w:cs="SimSun"/>
-                <w:sz w:val="22"/>
-              </w:rPr>
-            </w:pPr>
-            <w:r>
-              <w:rPr>
-                <w:rFonts w:ascii="SimSun" w:hAnsi="SimSun" w:cs="SimSun"/>
-                <w:kern w:val="0"/>
-                <w:sz w:val="22"/>
-              </w:rPr>
-              <w:t>白俄罗斯</w:t>
-            </w:r>
-          </w:p>
-        </w:tc>
-        <w:tc>
-          <w:tcPr>
-            <w:tcW w:w="2105" w:type="dxa"/>
-            <w:gridSpan w:val="2"/>
             <w:vMerge w:val="restart"/>
             <w:tcBorders>
               <w:top w:val="single" w:color="00000A" w:sz="12" w:space="0"/>
@@ -388,6 +436,7 @@
         <w:tc>
           <w:tcPr>
             <w:tcW w:w="1526" w:type="dxa"/>
+            <w:gridSpan w:val="2"/>
             <w:tcBorders>
               <w:top w:val="dashSmallGap" w:color="00000A" w:sz="4" w:space="0"/>
               <w:left w:val="dashSmallGap" w:color="00000A" w:sz="4" w:space="0"/>
@@ -421,6 +470,7 @@
         <w:tc>
           <w:tcPr>
             <w:tcW w:w="1304" w:type="dxa"/>
+            <w:gridSpan w:val="2"/>
             <w:tcBorders>
               <w:top w:val="dashSmallGap" w:color="00000A" w:sz="4" w:space="0"/>
               <w:left w:val="dashSmallGap" w:color="00000A" w:sz="4" w:space="0"/>
@@ -506,72 +556,72 @@
         <w:tc>
           <w:tcPr>
             <w:tcW w:w="1394" w:type="dxa"/>
+            <w:gridSpan w:val="4"/>
+            <w:tcBorders>
+              <w:top w:val="dashSmallGap" w:color="00000A" w:sz="4" w:space="0"/>
+              <w:left w:val="dashSmallGap" w:color="00000A" w:sz="4" w:space="0"/>
+              <w:bottom w:val="dashSmallGap" w:color="00000A" w:sz="4" w:space="0"/>
+              <w:right w:val="dashSmallGap" w:color="00000A" w:sz="4" w:space="0"/>
+            </w:tcBorders>
+            <w:shd w:val="clear" w:color="auto" w:fill="F2F2F2"/>
+            <w:vAlign w:val="center"/>
+          </w:tcPr>
+          <w:p>
+            <w:pPr>
+              <w:widowControl w:val="0"/>
+              <w:jc w:val="center"/>
+              <w:rPr>
+                <w:rFonts w:ascii="SimSun" w:hAnsi="SimSun" w:cs="SimSun"/>
+                <w:b/>
+                <w:sz w:val="22"/>
+              </w:rPr>
+            </w:pPr>
+            <w:r>
+              <w:rPr>
+                <w:rFonts w:ascii="SimSun" w:hAnsi="SimSun" w:cs="SimSun"/>
+                <w:b/>
+                <w:kern w:val="0"/>
+                <w:sz w:val="22"/>
+              </w:rPr>
+              <w:t>出生年月</w:t>
+            </w:r>
+          </w:p>
+        </w:tc>
+        <w:tc>
+          <w:tcPr>
+            <w:tcW w:w="1062" w:type="dxa"/>
+            <w:tcBorders>
+              <w:top w:val="dashSmallGap" w:color="00000A" w:sz="4" w:space="0"/>
+              <w:left w:val="dashSmallGap" w:color="00000A" w:sz="4" w:space="0"/>
+              <w:bottom w:val="dashSmallGap" w:color="00000A" w:sz="4" w:space="0"/>
+              <w:right w:val="dashSmallGap" w:color="00000A" w:sz="4" w:space="0"/>
+            </w:tcBorders>
+            <w:shd w:val="clear" w:color="auto" w:fill="auto"/>
+            <w:vAlign w:val="center"/>
+          </w:tcPr>
+          <w:p>
+            <w:pPr>
+              <w:widowControl w:val="0"/>
+              <w:jc w:val="center"/>
+              <w:rPr>
+                <w:rFonts w:ascii="SimSun" w:hAnsi="SimSun" w:cs="SimSun"/>
+                <w:sz w:val="22"/>
+              </w:rPr>
+            </w:pPr>
+            <w:r>
+              <w:rPr>
+                <w:rFonts w:ascii="SimSun" w:hAnsi="SimSun" w:cs="SimSun"/>
+                <w:kern w:val="0"/>
+                <w:sz w:val="22"/>
+              </w:rPr>
+              <w:t>1978年3月</w:t>
+            </w:r>
+          </w:p>
+        </w:tc>
+        <w:tc>
+          <w:tcPr>
+            <w:tcW w:w="2105" w:type="dxa"/>
             <w:gridSpan w:val="3"/>
-            <w:tcBorders>
-              <w:top w:val="dashSmallGap" w:color="00000A" w:sz="4" w:space="0"/>
-              <w:left w:val="dashSmallGap" w:color="00000A" w:sz="4" w:space="0"/>
-              <w:bottom w:val="dashSmallGap" w:color="00000A" w:sz="4" w:space="0"/>
-              <w:right w:val="dashSmallGap" w:color="00000A" w:sz="4" w:space="0"/>
-            </w:tcBorders>
-            <w:shd w:val="clear" w:color="auto" w:fill="F2F2F2"/>
-            <w:vAlign w:val="center"/>
-          </w:tcPr>
-          <w:p>
-            <w:pPr>
-              <w:widowControl w:val="0"/>
-              <w:jc w:val="center"/>
-              <w:rPr>
-                <w:rFonts w:ascii="SimSun" w:hAnsi="SimSun" w:cs="SimSun"/>
-                <w:b/>
-                <w:sz w:val="22"/>
-              </w:rPr>
-            </w:pPr>
-            <w:r>
-              <w:rPr>
-                <w:rFonts w:ascii="SimSun" w:hAnsi="SimSun" w:cs="SimSun"/>
-                <w:b/>
-                <w:kern w:val="0"/>
-                <w:sz w:val="22"/>
-              </w:rPr>
-              <w:t>出生年月</w:t>
-            </w:r>
-          </w:p>
-        </w:tc>
-        <w:tc>
-          <w:tcPr>
-            <w:tcW w:w="1062" w:type="dxa"/>
-            <w:tcBorders>
-              <w:top w:val="dashSmallGap" w:color="00000A" w:sz="4" w:space="0"/>
-              <w:left w:val="dashSmallGap" w:color="00000A" w:sz="4" w:space="0"/>
-              <w:bottom w:val="dashSmallGap" w:color="00000A" w:sz="4" w:space="0"/>
-              <w:right w:val="dashSmallGap" w:color="00000A" w:sz="4" w:space="0"/>
-            </w:tcBorders>
-            <w:shd w:val="clear" w:color="auto" w:fill="auto"/>
-            <w:vAlign w:val="center"/>
-          </w:tcPr>
-          <w:p>
-            <w:pPr>
-              <w:widowControl w:val="0"/>
-              <w:jc w:val="center"/>
-              <w:rPr>
-                <w:rFonts w:ascii="SimSun" w:hAnsi="SimSun" w:cs="SimSun"/>
-                <w:sz w:val="22"/>
-              </w:rPr>
-            </w:pPr>
-            <w:r>
-              <w:rPr>
-                <w:rFonts w:ascii="SimSun" w:hAnsi="SimSun" w:cs="SimSun"/>
-                <w:kern w:val="0"/>
-                <w:sz w:val="22"/>
-              </w:rPr>
-              <w:t>1978年3月</w:t>
-            </w:r>
-          </w:p>
-        </w:tc>
-        <w:tc>
-          <w:tcPr>
-            <w:tcW w:w="2105" w:type="dxa"/>
-            <w:gridSpan w:val="2"/>
             <w:vMerge w:val="continue"/>
             <w:tcBorders>
               <w:top w:val="dashSmallGap" w:color="00000A" w:sz="4" w:space="0"/>
@@ -641,6 +691,7 @@
         <w:tc>
           <w:tcPr>
             <w:tcW w:w="1526" w:type="dxa"/>
+            <w:gridSpan w:val="2"/>
             <w:tcBorders>
               <w:top w:val="dashSmallGap" w:color="00000A" w:sz="4" w:space="0"/>
               <w:left w:val="dashSmallGap" w:color="00000A" w:sz="4" w:space="0"/>
@@ -672,6 +723,7 @@
         <w:tc>
           <w:tcPr>
             <w:tcW w:w="1304" w:type="dxa"/>
+            <w:gridSpan w:val="2"/>
             <w:tcBorders>
               <w:top w:val="dashSmallGap" w:color="00000A" w:sz="4" w:space="0"/>
               <w:left w:val="dashSmallGap" w:color="00000A" w:sz="4" w:space="0"/>
@@ -737,72 +789,72 @@
         <w:tc>
           <w:tcPr>
             <w:tcW w:w="1394" w:type="dxa"/>
+            <w:gridSpan w:val="4"/>
+            <w:tcBorders>
+              <w:top w:val="dashSmallGap" w:color="00000A" w:sz="4" w:space="0"/>
+              <w:left w:val="dashSmallGap" w:color="00000A" w:sz="4" w:space="0"/>
+              <w:bottom w:val="dashSmallGap" w:color="00000A" w:sz="4" w:space="0"/>
+              <w:right w:val="dashSmallGap" w:color="00000A" w:sz="4" w:space="0"/>
+            </w:tcBorders>
+            <w:shd w:val="clear" w:color="auto" w:fill="F2F2F2"/>
+            <w:vAlign w:val="center"/>
+          </w:tcPr>
+          <w:p>
+            <w:pPr>
+              <w:widowControl w:val="0"/>
+              <w:jc w:val="center"/>
+              <w:rPr>
+                <w:rFonts w:ascii="SimSun" w:hAnsi="SimSun" w:cs="SimSun"/>
+                <w:b/>
+                <w:sz w:val="22"/>
+              </w:rPr>
+            </w:pPr>
+            <w:r>
+              <w:rPr>
+                <w:rFonts w:ascii="SimSun" w:hAnsi="SimSun" w:cs="SimSun"/>
+                <w:b/>
+                <w:kern w:val="0"/>
+                <w:sz w:val="22"/>
+              </w:rPr>
+              <w:t>籍贯</w:t>
+            </w:r>
+          </w:p>
+        </w:tc>
+        <w:tc>
+          <w:tcPr>
+            <w:tcW w:w="1062" w:type="dxa"/>
+            <w:tcBorders>
+              <w:top w:val="dashSmallGap" w:color="00000A" w:sz="4" w:space="0"/>
+              <w:left w:val="dashSmallGap" w:color="00000A" w:sz="4" w:space="0"/>
+              <w:bottom w:val="dashSmallGap" w:color="00000A" w:sz="4" w:space="0"/>
+              <w:right w:val="dashSmallGap" w:color="00000A" w:sz="4" w:space="0"/>
+            </w:tcBorders>
+            <w:shd w:val="clear" w:color="auto" w:fill="auto"/>
+            <w:vAlign w:val="center"/>
+          </w:tcPr>
+          <w:p>
+            <w:pPr>
+              <w:widowControl w:val="0"/>
+              <w:jc w:val="center"/>
+              <w:rPr>
+                <w:rFonts w:ascii="SimSun" w:hAnsi="SimSun" w:cs="SimSun"/>
+                <w:sz w:val="22"/>
+              </w:rPr>
+            </w:pPr>
+            <w:r>
+              <w:rPr>
+                <w:rFonts w:ascii="SimSun" w:hAnsi="SimSun" w:cs="SimSun"/>
+                <w:kern w:val="0"/>
+                <w:sz w:val="22"/>
+              </w:rPr>
+              <w:t>白俄罗斯</w:t>
+            </w:r>
+          </w:p>
+        </w:tc>
+        <w:tc>
+          <w:tcPr>
+            <w:tcW w:w="2105" w:type="dxa"/>
             <w:gridSpan w:val="3"/>
-            <w:tcBorders>
-              <w:top w:val="dashSmallGap" w:color="00000A" w:sz="4" w:space="0"/>
-              <w:left w:val="dashSmallGap" w:color="00000A" w:sz="4" w:space="0"/>
-              <w:bottom w:val="dashSmallGap" w:color="00000A" w:sz="4" w:space="0"/>
-              <w:right w:val="dashSmallGap" w:color="00000A" w:sz="4" w:space="0"/>
-            </w:tcBorders>
-            <w:shd w:val="clear" w:color="auto" w:fill="F2F2F2"/>
-            <w:vAlign w:val="center"/>
-          </w:tcPr>
-          <w:p>
-            <w:pPr>
-              <w:widowControl w:val="0"/>
-              <w:jc w:val="center"/>
-              <w:rPr>
-                <w:rFonts w:ascii="SimSun" w:hAnsi="SimSun" w:cs="SimSun"/>
-                <w:b/>
-                <w:sz w:val="22"/>
-              </w:rPr>
-            </w:pPr>
-            <w:r>
-              <w:rPr>
-                <w:rFonts w:ascii="SimSun" w:hAnsi="SimSun" w:cs="SimSun"/>
-                <w:b/>
-                <w:kern w:val="0"/>
-                <w:sz w:val="22"/>
-              </w:rPr>
-              <w:t>籍贯</w:t>
-            </w:r>
-          </w:p>
-        </w:tc>
-        <w:tc>
-          <w:tcPr>
-            <w:tcW w:w="1062" w:type="dxa"/>
-            <w:tcBorders>
-              <w:top w:val="dashSmallGap" w:color="00000A" w:sz="4" w:space="0"/>
-              <w:left w:val="dashSmallGap" w:color="00000A" w:sz="4" w:space="0"/>
-              <w:bottom w:val="dashSmallGap" w:color="00000A" w:sz="4" w:space="0"/>
-              <w:right w:val="dashSmallGap" w:color="00000A" w:sz="4" w:space="0"/>
-            </w:tcBorders>
-            <w:shd w:val="clear" w:color="auto" w:fill="auto"/>
-            <w:vAlign w:val="center"/>
-          </w:tcPr>
-          <w:p>
-            <w:pPr>
-              <w:widowControl w:val="0"/>
-              <w:jc w:val="center"/>
-              <w:rPr>
-                <w:rFonts w:ascii="SimSun" w:hAnsi="SimSun" w:cs="SimSun"/>
-                <w:sz w:val="22"/>
-              </w:rPr>
-            </w:pPr>
-            <w:r>
-              <w:rPr>
-                <w:rFonts w:ascii="SimSun" w:hAnsi="SimSun" w:cs="SimSun"/>
-                <w:kern w:val="0"/>
-                <w:sz w:val="22"/>
-              </w:rPr>
-              <w:t>白俄罗斯</w:t>
-            </w:r>
-          </w:p>
-        </w:tc>
-        <w:tc>
-          <w:tcPr>
-            <w:tcW w:w="2105" w:type="dxa"/>
-            <w:gridSpan w:val="2"/>
             <w:vMerge w:val="continue"/>
             <w:tcBorders>
               <w:top w:val="dashSmallGap" w:color="00000A" w:sz="4" w:space="0"/>
@@ -872,6 +924,7 @@
         <w:tc>
           <w:tcPr>
             <w:tcW w:w="1526" w:type="dxa"/>
+            <w:gridSpan w:val="2"/>
             <w:tcBorders>
               <w:top w:val="dashSmallGap" w:color="00000A" w:sz="4" w:space="0"/>
               <w:left w:val="dashSmallGap" w:color="00000A" w:sz="4" w:space="0"/>
@@ -903,6 +956,7 @@
         <w:tc>
           <w:tcPr>
             <w:tcW w:w="1304" w:type="dxa"/>
+            <w:gridSpan w:val="2"/>
             <w:tcBorders>
               <w:top w:val="dashSmallGap" w:color="00000A" w:sz="4" w:space="0"/>
               <w:left w:val="dashSmallGap" w:color="00000A" w:sz="4" w:space="0"/>
@@ -968,72 +1022,72 @@
         <w:tc>
           <w:tcPr>
             <w:tcW w:w="1394" w:type="dxa"/>
+            <w:gridSpan w:val="4"/>
+            <w:tcBorders>
+              <w:top w:val="dashSmallGap" w:color="00000A" w:sz="4" w:space="0"/>
+              <w:left w:val="dashSmallGap" w:color="00000A" w:sz="4" w:space="0"/>
+              <w:bottom w:val="dashSmallGap" w:color="00000A" w:sz="4" w:space="0"/>
+              <w:right w:val="dashSmallGap" w:color="00000A" w:sz="4" w:space="0"/>
+            </w:tcBorders>
+            <w:shd w:val="clear" w:color="auto" w:fill="F2F2F2"/>
+            <w:vAlign w:val="center"/>
+          </w:tcPr>
+          <w:p>
+            <w:pPr>
+              <w:widowControl w:val="0"/>
+              <w:jc w:val="center"/>
+              <w:rPr>
+                <w:rFonts w:ascii="SimSun" w:hAnsi="SimSun" w:cs="SimSun"/>
+                <w:b/>
+                <w:sz w:val="22"/>
+              </w:rPr>
+            </w:pPr>
+            <w:r>
+              <w:rPr>
+                <w:rFonts w:ascii="SimSun" w:hAnsi="SimSun" w:cs="SimSun"/>
+                <w:b/>
+                <w:kern w:val="0"/>
+                <w:sz w:val="22"/>
+              </w:rPr>
+              <w:t>毕业时间</w:t>
+            </w:r>
+          </w:p>
+        </w:tc>
+        <w:tc>
+          <w:tcPr>
+            <w:tcW w:w="1062" w:type="dxa"/>
+            <w:tcBorders>
+              <w:top w:val="dashSmallGap" w:color="00000A" w:sz="4" w:space="0"/>
+              <w:left w:val="dashSmallGap" w:color="00000A" w:sz="4" w:space="0"/>
+              <w:bottom w:val="dashSmallGap" w:color="00000A" w:sz="4" w:space="0"/>
+              <w:right w:val="dashSmallGap" w:color="00000A" w:sz="4" w:space="0"/>
+            </w:tcBorders>
+            <w:shd w:val="clear" w:color="auto" w:fill="auto"/>
+            <w:vAlign w:val="center"/>
+          </w:tcPr>
+          <w:p>
+            <w:pPr>
+              <w:widowControl w:val="0"/>
+              <w:jc w:val="center"/>
+              <w:rPr>
+                <w:rFonts w:ascii="SimSun" w:hAnsi="SimSun" w:cs="SimSun"/>
+                <w:sz w:val="22"/>
+              </w:rPr>
+            </w:pPr>
+            <w:r>
+              <w:rPr>
+                <w:rFonts w:ascii="SimSun" w:hAnsi="SimSun" w:cs="SimSun"/>
+                <w:kern w:val="0"/>
+                <w:sz w:val="22"/>
+              </w:rPr>
+              <w:t>2002年6月</w:t>
+            </w:r>
+          </w:p>
+        </w:tc>
+        <w:tc>
+          <w:tcPr>
+            <w:tcW w:w="2105" w:type="dxa"/>
             <w:gridSpan w:val="3"/>
-            <w:tcBorders>
-              <w:top w:val="dashSmallGap" w:color="00000A" w:sz="4" w:space="0"/>
-              <w:left w:val="dashSmallGap" w:color="00000A" w:sz="4" w:space="0"/>
-              <w:bottom w:val="dashSmallGap" w:color="00000A" w:sz="4" w:space="0"/>
-              <w:right w:val="dashSmallGap" w:color="00000A" w:sz="4" w:space="0"/>
-            </w:tcBorders>
-            <w:shd w:val="clear" w:color="auto" w:fill="F2F2F2"/>
-            <w:vAlign w:val="center"/>
-          </w:tcPr>
-          <w:p>
-            <w:pPr>
-              <w:widowControl w:val="0"/>
-              <w:jc w:val="center"/>
-              <w:rPr>
-                <w:rFonts w:ascii="SimSun" w:hAnsi="SimSun" w:cs="SimSun"/>
-                <w:b/>
-                <w:sz w:val="22"/>
-              </w:rPr>
-            </w:pPr>
-            <w:r>
-              <w:rPr>
-                <w:rFonts w:ascii="SimSun" w:hAnsi="SimSun" w:cs="SimSun"/>
-                <w:b/>
-                <w:kern w:val="0"/>
-                <w:sz w:val="22"/>
-              </w:rPr>
-              <w:t>毕业时间</w:t>
-            </w:r>
-          </w:p>
-        </w:tc>
-        <w:tc>
-          <w:tcPr>
-            <w:tcW w:w="1062" w:type="dxa"/>
-            <w:tcBorders>
-              <w:top w:val="dashSmallGap" w:color="00000A" w:sz="4" w:space="0"/>
-              <w:left w:val="dashSmallGap" w:color="00000A" w:sz="4" w:space="0"/>
-              <w:bottom w:val="dashSmallGap" w:color="00000A" w:sz="4" w:space="0"/>
-              <w:right w:val="dashSmallGap" w:color="00000A" w:sz="4" w:space="0"/>
-            </w:tcBorders>
-            <w:shd w:val="clear" w:color="auto" w:fill="auto"/>
-            <w:vAlign w:val="center"/>
-          </w:tcPr>
-          <w:p>
-            <w:pPr>
-              <w:widowControl w:val="0"/>
-              <w:jc w:val="center"/>
-              <w:rPr>
-                <w:rFonts w:ascii="SimSun" w:hAnsi="SimSun" w:cs="SimSun"/>
-                <w:sz w:val="22"/>
-              </w:rPr>
-            </w:pPr>
-            <w:r>
-              <w:rPr>
-                <w:rFonts w:ascii="SimSun" w:hAnsi="SimSun" w:cs="SimSun"/>
-                <w:kern w:val="0"/>
-                <w:sz w:val="22"/>
-              </w:rPr>
-              <w:t>2002年6月</w:t>
-            </w:r>
-          </w:p>
-        </w:tc>
-        <w:tc>
-          <w:tcPr>
-            <w:tcW w:w="2105" w:type="dxa"/>
-            <w:gridSpan w:val="2"/>
             <w:vMerge w:val="continue"/>
             <w:tcBorders>
               <w:top w:val="dashSmallGap" w:color="00000A" w:sz="4" w:space="0"/>
@@ -1103,7 +1157,7 @@
         <w:tc>
           <w:tcPr>
             <w:tcW w:w="6773" w:type="dxa"/>
-            <w:gridSpan w:val="9"/>
+            <w:gridSpan w:val="12"/>
             <w:tcBorders>
               <w:top w:val="dashSmallGap" w:color="00000A" w:sz="4" w:space="0"/>
               <w:left w:val="dashSmallGap" w:color="00000A" w:sz="4" w:space="0"/>
@@ -1136,7 +1190,7 @@
         <w:tc>
           <w:tcPr>
             <w:tcW w:w="2105" w:type="dxa"/>
-            <w:gridSpan w:val="2"/>
+            <w:gridSpan w:val="3"/>
             <w:tcBorders>
               <w:top w:val="dashSmallGap" w:color="00000A" w:sz="4" w:space="0"/>
               <w:left w:val="dashSmallGap" w:color="00000A" w:sz="4" w:space="0"/>
@@ -1253,6 +1307,7 @@
         <w:tc>
           <w:tcPr>
             <w:tcW w:w="1526" w:type="dxa"/>
+            <w:gridSpan w:val="2"/>
             <w:tcBorders>
               <w:top w:val="dashSmallGap" w:color="00000A" w:sz="4" w:space="0"/>
               <w:left w:val="dashSmallGap" w:color="00000A" w:sz="4" w:space="0"/>
@@ -1286,7 +1341,7 @@
         <w:tc>
           <w:tcPr>
             <w:tcW w:w="2014" w:type="dxa"/>
-            <w:gridSpan w:val="3"/>
+            <w:gridSpan w:val="4"/>
             <w:tcBorders>
               <w:top w:val="dashSmallGap" w:color="00000A" w:sz="4" w:space="0"/>
               <w:left w:val="dashSmallGap" w:color="00000A" w:sz="4" w:space="0"/>
@@ -1320,41 +1375,41 @@
         <w:tc>
           <w:tcPr>
             <w:tcW w:w="2171" w:type="dxa"/>
+            <w:gridSpan w:val="5"/>
+            <w:tcBorders>
+              <w:top w:val="dashSmallGap" w:color="00000A" w:sz="4" w:space="0"/>
+              <w:left w:val="dashSmallGap" w:color="00000A" w:sz="4" w:space="0"/>
+              <w:bottom w:val="dashSmallGap" w:color="00000A" w:sz="4" w:space="0"/>
+              <w:right w:val="dashSmallGap" w:color="00000A" w:sz="4" w:space="0"/>
+            </w:tcBorders>
+            <w:shd w:val="clear" w:color="auto" w:fill="F2F2F2"/>
+            <w:vAlign w:val="center"/>
+          </w:tcPr>
+          <w:p>
+            <w:pPr>
+              <w:widowControl w:val="0"/>
+              <w:jc w:val="center"/>
+              <w:rPr>
+                <w:rFonts w:ascii="SimSun" w:hAnsi="SimSun" w:cs="SimSun"/>
+                <w:b/>
+                <w:sz w:val="22"/>
+              </w:rPr>
+            </w:pPr>
+            <w:r>
+              <w:rPr>
+                <w:rFonts w:ascii="SimSun" w:hAnsi="SimSun" w:cs="SimSun"/>
+                <w:b/>
+                <w:kern w:val="0"/>
+                <w:sz w:val="22"/>
+              </w:rPr>
+              <w:t>微信号</w:t>
+            </w:r>
+          </w:p>
+        </w:tc>
+        <w:tc>
+          <w:tcPr>
+            <w:tcW w:w="3167" w:type="dxa"/>
             <w:gridSpan w:val="4"/>
-            <w:tcBorders>
-              <w:top w:val="dashSmallGap" w:color="00000A" w:sz="4" w:space="0"/>
-              <w:left w:val="dashSmallGap" w:color="00000A" w:sz="4" w:space="0"/>
-              <w:bottom w:val="dashSmallGap" w:color="00000A" w:sz="4" w:space="0"/>
-              <w:right w:val="dashSmallGap" w:color="00000A" w:sz="4" w:space="0"/>
-            </w:tcBorders>
-            <w:shd w:val="clear" w:color="auto" w:fill="F2F2F2"/>
-            <w:vAlign w:val="center"/>
-          </w:tcPr>
-          <w:p>
-            <w:pPr>
-              <w:widowControl w:val="0"/>
-              <w:jc w:val="center"/>
-              <w:rPr>
-                <w:rFonts w:ascii="SimSun" w:hAnsi="SimSun" w:cs="SimSun"/>
-                <w:b/>
-                <w:sz w:val="22"/>
-              </w:rPr>
-            </w:pPr>
-            <w:r>
-              <w:rPr>
-                <w:rFonts w:ascii="SimSun" w:hAnsi="SimSun" w:cs="SimSun"/>
-                <w:b/>
-                <w:kern w:val="0"/>
-                <w:sz w:val="22"/>
-              </w:rPr>
-              <w:t>微信号</w:t>
-            </w:r>
-          </w:p>
-        </w:tc>
-        <w:tc>
-          <w:tcPr>
-            <w:tcW w:w="3167" w:type="dxa"/>
-            <w:gridSpan w:val="3"/>
             <w:tcBorders>
               <w:top w:val="dashSmallGap" w:color="00000A" w:sz="4" w:space="0"/>
               <w:left w:val="dashSmallGap" w:color="00000A" w:sz="4" w:space="0"/>
@@ -1422,6 +1477,7 @@
         <w:tc>
           <w:tcPr>
             <w:tcW w:w="1526" w:type="dxa"/>
+            <w:gridSpan w:val="2"/>
             <w:tcBorders>
               <w:top w:val="dashSmallGap" w:color="00000A" w:sz="4" w:space="0"/>
               <w:left w:val="dashSmallGap" w:color="00000A" w:sz="4" w:space="0"/>
@@ -1455,7 +1511,7 @@
         <w:tc>
           <w:tcPr>
             <w:tcW w:w="7352" w:type="dxa"/>
-            <w:gridSpan w:val="10"/>
+            <w:gridSpan w:val="13"/>
             <w:tcBorders>
               <w:top w:val="dashSmallGap" w:color="00000A" w:sz="4" w:space="0"/>
               <w:left w:val="dashSmallGap" w:color="00000A" w:sz="4" w:space="0"/>
@@ -1574,6 +1630,7 @@
         <w:tc>
           <w:tcPr>
             <w:tcW w:w="1526" w:type="dxa"/>
+            <w:gridSpan w:val="2"/>
             <w:tcBorders>
               <w:top w:val="dashSmallGap" w:color="00000A" w:sz="4" w:space="0"/>
               <w:left w:val="dashSmallGap" w:color="00000A" w:sz="4" w:space="0"/>
@@ -1607,108 +1664,108 @@
         <w:tc>
           <w:tcPr>
             <w:tcW w:w="2014" w:type="dxa"/>
+            <w:gridSpan w:val="4"/>
+            <w:tcBorders>
+              <w:top w:val="dashSmallGap" w:color="00000A" w:sz="4" w:space="0"/>
+              <w:left w:val="dashSmallGap" w:color="00000A" w:sz="4" w:space="0"/>
+              <w:bottom w:val="dashSmallGap" w:color="00000A" w:sz="4" w:space="0"/>
+              <w:right w:val="dashSmallGap" w:color="00000A" w:sz="4" w:space="0"/>
+            </w:tcBorders>
+            <w:shd w:val="clear" w:color="auto" w:fill="F2F2F2"/>
+            <w:vAlign w:val="center"/>
+          </w:tcPr>
+          <w:p>
+            <w:pPr>
+              <w:widowControl w:val="0"/>
+              <w:jc w:val="center"/>
+              <w:rPr>
+                <w:rFonts w:ascii="SimSun" w:hAnsi="SimSun" w:cs="SimSun"/>
+                <w:b/>
+                <w:sz w:val="22"/>
+              </w:rPr>
+            </w:pPr>
+            <w:r>
+              <w:rPr>
+                <w:rFonts w:ascii="SimSun" w:hAnsi="SimSun" w:cs="SimSun"/>
+                <w:b/>
+                <w:kern w:val="0"/>
+                <w:sz w:val="22"/>
+              </w:rPr>
+              <w:t>学校/培训机构</w:t>
+            </w:r>
+          </w:p>
+        </w:tc>
+        <w:tc>
+          <w:tcPr>
+            <w:tcW w:w="2171" w:type="dxa"/>
+            <w:gridSpan w:val="5"/>
+            <w:tcBorders>
+              <w:top w:val="dashSmallGap" w:color="00000A" w:sz="4" w:space="0"/>
+              <w:left w:val="dashSmallGap" w:color="00000A" w:sz="4" w:space="0"/>
+              <w:bottom w:val="dashSmallGap" w:color="00000A" w:sz="4" w:space="0"/>
+              <w:right w:val="dashSmallGap" w:color="00000A" w:sz="4" w:space="0"/>
+            </w:tcBorders>
+            <w:shd w:val="clear" w:color="auto" w:fill="F2F2F2"/>
+            <w:vAlign w:val="center"/>
+          </w:tcPr>
+          <w:p>
+            <w:pPr>
+              <w:widowControl w:val="0"/>
+              <w:jc w:val="center"/>
+              <w:rPr>
+                <w:rFonts w:ascii="SimSun" w:hAnsi="SimSun" w:cs="SimSun"/>
+                <w:b/>
+                <w:sz w:val="22"/>
+              </w:rPr>
+            </w:pPr>
+            <w:r>
+              <w:rPr>
+                <w:rFonts w:ascii="SimSun" w:hAnsi="SimSun" w:cs="SimSun"/>
+                <w:b/>
+                <w:kern w:val="0"/>
+                <w:sz w:val="22"/>
+              </w:rPr>
+              <w:t>专业/培训内容</w:t>
+            </w:r>
+          </w:p>
+        </w:tc>
+        <w:tc>
+          <w:tcPr>
+            <w:tcW w:w="1062" w:type="dxa"/>
+            <w:tcBorders>
+              <w:top w:val="dashSmallGap" w:color="00000A" w:sz="4" w:space="0"/>
+              <w:left w:val="dashSmallGap" w:color="00000A" w:sz="4" w:space="0"/>
+              <w:bottom w:val="dashSmallGap" w:color="00000A" w:sz="4" w:space="0"/>
+              <w:right w:val="dashSmallGap" w:color="00000A" w:sz="4" w:space="0"/>
+            </w:tcBorders>
+            <w:shd w:val="clear" w:color="auto" w:fill="F2F2F2"/>
+            <w:vAlign w:val="center"/>
+          </w:tcPr>
+          <w:p>
+            <w:pPr>
+              <w:widowControl w:val="0"/>
+              <w:jc w:val="center"/>
+              <w:rPr>
+                <w:rFonts w:ascii="SimSun" w:hAnsi="SimSun" w:cs="SimSun"/>
+                <w:b/>
+                <w:sz w:val="22"/>
+              </w:rPr>
+            </w:pPr>
+            <w:r>
+              <w:rPr>
+                <w:rFonts w:ascii="SimSun" w:hAnsi="SimSun" w:cs="SimSun"/>
+                <w:b/>
+                <w:kern w:val="0"/>
+                <w:sz w:val="22"/>
+              </w:rPr>
+              <w:t>学历</w:t>
+            </w:r>
+          </w:p>
+        </w:tc>
+        <w:tc>
+          <w:tcPr>
+            <w:tcW w:w="2105" w:type="dxa"/>
             <w:gridSpan w:val="3"/>
-            <w:tcBorders>
-              <w:top w:val="dashSmallGap" w:color="00000A" w:sz="4" w:space="0"/>
-              <w:left w:val="dashSmallGap" w:color="00000A" w:sz="4" w:space="0"/>
-              <w:bottom w:val="dashSmallGap" w:color="00000A" w:sz="4" w:space="0"/>
-              <w:right w:val="dashSmallGap" w:color="00000A" w:sz="4" w:space="0"/>
-            </w:tcBorders>
-            <w:shd w:val="clear" w:color="auto" w:fill="F2F2F2"/>
-            <w:vAlign w:val="center"/>
-          </w:tcPr>
-          <w:p>
-            <w:pPr>
-              <w:widowControl w:val="0"/>
-              <w:jc w:val="center"/>
-              <w:rPr>
-                <w:rFonts w:ascii="SimSun" w:hAnsi="SimSun" w:cs="SimSun"/>
-                <w:b/>
-                <w:sz w:val="22"/>
-              </w:rPr>
-            </w:pPr>
-            <w:r>
-              <w:rPr>
-                <w:rFonts w:ascii="SimSun" w:hAnsi="SimSun" w:cs="SimSun"/>
-                <w:b/>
-                <w:kern w:val="0"/>
-                <w:sz w:val="22"/>
-              </w:rPr>
-              <w:t>学校/培训机构</w:t>
-            </w:r>
-          </w:p>
-        </w:tc>
-        <w:tc>
-          <w:tcPr>
-            <w:tcW w:w="2171" w:type="dxa"/>
-            <w:gridSpan w:val="4"/>
-            <w:tcBorders>
-              <w:top w:val="dashSmallGap" w:color="00000A" w:sz="4" w:space="0"/>
-              <w:left w:val="dashSmallGap" w:color="00000A" w:sz="4" w:space="0"/>
-              <w:bottom w:val="dashSmallGap" w:color="00000A" w:sz="4" w:space="0"/>
-              <w:right w:val="dashSmallGap" w:color="00000A" w:sz="4" w:space="0"/>
-            </w:tcBorders>
-            <w:shd w:val="clear" w:color="auto" w:fill="F2F2F2"/>
-            <w:vAlign w:val="center"/>
-          </w:tcPr>
-          <w:p>
-            <w:pPr>
-              <w:widowControl w:val="0"/>
-              <w:jc w:val="center"/>
-              <w:rPr>
-                <w:rFonts w:ascii="SimSun" w:hAnsi="SimSun" w:cs="SimSun"/>
-                <w:b/>
-                <w:sz w:val="22"/>
-              </w:rPr>
-            </w:pPr>
-            <w:r>
-              <w:rPr>
-                <w:rFonts w:ascii="SimSun" w:hAnsi="SimSun" w:cs="SimSun"/>
-                <w:b/>
-                <w:kern w:val="0"/>
-                <w:sz w:val="22"/>
-              </w:rPr>
-              <w:t>专业/培训内容</w:t>
-            </w:r>
-          </w:p>
-        </w:tc>
-        <w:tc>
-          <w:tcPr>
-            <w:tcW w:w="1062" w:type="dxa"/>
-            <w:tcBorders>
-              <w:top w:val="dashSmallGap" w:color="00000A" w:sz="4" w:space="0"/>
-              <w:left w:val="dashSmallGap" w:color="00000A" w:sz="4" w:space="0"/>
-              <w:bottom w:val="dashSmallGap" w:color="00000A" w:sz="4" w:space="0"/>
-              <w:right w:val="dashSmallGap" w:color="00000A" w:sz="4" w:space="0"/>
-            </w:tcBorders>
-            <w:shd w:val="clear" w:color="auto" w:fill="F2F2F2"/>
-            <w:vAlign w:val="center"/>
-          </w:tcPr>
-          <w:p>
-            <w:pPr>
-              <w:widowControl w:val="0"/>
-              <w:jc w:val="center"/>
-              <w:rPr>
-                <w:rFonts w:ascii="SimSun" w:hAnsi="SimSun" w:cs="SimSun"/>
-                <w:b/>
-                <w:sz w:val="22"/>
-              </w:rPr>
-            </w:pPr>
-            <w:r>
-              <w:rPr>
-                <w:rFonts w:ascii="SimSun" w:hAnsi="SimSun" w:cs="SimSun"/>
-                <w:b/>
-                <w:kern w:val="0"/>
-                <w:sz w:val="22"/>
-              </w:rPr>
-              <w:t>学历</w:t>
-            </w:r>
-          </w:p>
-        </w:tc>
-        <w:tc>
-          <w:tcPr>
-            <w:tcW w:w="2105" w:type="dxa"/>
-            <w:gridSpan w:val="2"/>
             <w:tcBorders>
               <w:top w:val="dashSmallGap" w:color="00000A" w:sz="4" w:space="0"/>
               <w:left w:val="dashSmallGap" w:color="00000A" w:sz="4" w:space="0"/>
@@ -1778,6 +1835,7 @@
         <w:tc>
           <w:tcPr>
             <w:tcW w:w="1526" w:type="dxa"/>
+            <w:gridSpan w:val="2"/>
             <w:tcBorders>
               <w:top w:val="dashSmallGap" w:color="00000A" w:sz="4" w:space="0"/>
               <w:left w:val="dashSmallGap" w:color="00000A" w:sz="4" w:space="0"/>
@@ -1823,102 +1881,102 @@
         <w:tc>
           <w:tcPr>
             <w:tcW w:w="2014" w:type="dxa"/>
+            <w:gridSpan w:val="4"/>
+            <w:tcBorders>
+              <w:top w:val="dashSmallGap" w:color="00000A" w:sz="4" w:space="0"/>
+              <w:left w:val="dashSmallGap" w:color="00000A" w:sz="4" w:space="0"/>
+              <w:bottom w:val="dashSmallGap" w:color="00000A" w:sz="4" w:space="0"/>
+              <w:right w:val="dashSmallGap" w:color="00000A" w:sz="4" w:space="0"/>
+            </w:tcBorders>
+            <w:shd w:val="clear" w:color="auto" w:fill="auto"/>
+            <w:vAlign w:val="center"/>
+          </w:tcPr>
+          <w:p>
+            <w:pPr>
+              <w:widowControl w:val="0"/>
+              <w:jc w:val="left"/>
+              <w:rPr>
+                <w:rFonts w:ascii="SimSun" w:hAnsi="SimSun" w:cs="SimSun"/>
+                <w:sz w:val="22"/>
+              </w:rPr>
+            </w:pPr>
+            <w:r>
+              <w:rPr>
+                <w:rFonts w:ascii="SimSun" w:hAnsi="SimSun" w:cs="SimSun"/>
+                <w:kern w:val="0"/>
+                <w:sz w:val="22"/>
+              </w:rPr>
+              <w:t>白俄罗斯国立信息和无线电电子大学</w:t>
+            </w:r>
+          </w:p>
+        </w:tc>
+        <w:tc>
+          <w:tcPr>
+            <w:tcW w:w="2171" w:type="dxa"/>
+            <w:gridSpan w:val="5"/>
+            <w:tcBorders>
+              <w:top w:val="dashSmallGap" w:color="00000A" w:sz="4" w:space="0"/>
+              <w:left w:val="dashSmallGap" w:color="00000A" w:sz="4" w:space="0"/>
+              <w:bottom w:val="dashSmallGap" w:color="00000A" w:sz="4" w:space="0"/>
+              <w:right w:val="dashSmallGap" w:color="00000A" w:sz="4" w:space="0"/>
+            </w:tcBorders>
+            <w:shd w:val="clear" w:color="auto" w:fill="auto"/>
+            <w:vAlign w:val="center"/>
+          </w:tcPr>
+          <w:p>
+            <w:pPr>
+              <w:widowControl w:val="0"/>
+              <w:jc w:val="center"/>
+              <w:rPr>
+                <w:rFonts w:ascii="SimSun" w:hAnsi="SimSun" w:cs="SimSun"/>
+                <w:sz w:val="22"/>
+              </w:rPr>
+            </w:pPr>
+            <w:r>
+              <w:rPr>
+                <w:rFonts w:ascii="SimSun" w:hAnsi="SimSun" w:cs="SimSun"/>
+                <w:kern w:val="0"/>
+                <w:sz w:val="22"/>
+              </w:rPr>
+              <w:t>软件工程</w:t>
+            </w:r>
+          </w:p>
+        </w:tc>
+        <w:tc>
+          <w:tcPr>
+            <w:tcW w:w="1062" w:type="dxa"/>
+            <w:tcBorders>
+              <w:top w:val="dashSmallGap" w:color="00000A" w:sz="4" w:space="0"/>
+              <w:left w:val="dashSmallGap" w:color="00000A" w:sz="4" w:space="0"/>
+              <w:bottom w:val="dashSmallGap" w:color="00000A" w:sz="4" w:space="0"/>
+              <w:right w:val="dashSmallGap" w:color="00000A" w:sz="4" w:space="0"/>
+            </w:tcBorders>
+            <w:shd w:val="clear" w:color="auto" w:fill="auto"/>
+            <w:vAlign w:val="center"/>
+          </w:tcPr>
+          <w:p>
+            <w:pPr>
+              <w:widowControl w:val="0"/>
+              <w:jc w:val="center"/>
+              <w:rPr>
+                <w:rFonts w:ascii="SimSun" w:hAnsi="SimSun" w:cs="SimSun"/>
+                <w:sz w:val="22"/>
+              </w:rPr>
+            </w:pPr>
+            <w:r>
+              <w:rPr>
+                <w:rFonts w:ascii="SimSun" w:hAnsi="SimSun" w:cs="SimSun"/>
+                <w:kern w:val="0"/>
+                <w:sz w:val="22"/>
+              </w:rPr>
+              <w:t>本科</w:t>
+            </w:r>
+          </w:p>
+        </w:tc>
+        <w:tc>
+          <w:tcPr>
+            <w:tcW w:w="2105" w:type="dxa"/>
             <w:gridSpan w:val="3"/>
-            <w:tcBorders>
-              <w:top w:val="dashSmallGap" w:color="00000A" w:sz="4" w:space="0"/>
-              <w:left w:val="dashSmallGap" w:color="00000A" w:sz="4" w:space="0"/>
-              <w:bottom w:val="dashSmallGap" w:color="00000A" w:sz="4" w:space="0"/>
-              <w:right w:val="dashSmallGap" w:color="00000A" w:sz="4" w:space="0"/>
-            </w:tcBorders>
-            <w:shd w:val="clear" w:color="auto" w:fill="auto"/>
-            <w:vAlign w:val="center"/>
-          </w:tcPr>
-          <w:p>
-            <w:pPr>
-              <w:widowControl w:val="0"/>
-              <w:jc w:val="left"/>
-              <w:rPr>
-                <w:rFonts w:ascii="SimSun" w:hAnsi="SimSun" w:cs="SimSun"/>
-                <w:sz w:val="22"/>
-              </w:rPr>
-            </w:pPr>
-            <w:r>
-              <w:rPr>
-                <w:rFonts w:ascii="SimSun" w:hAnsi="SimSun" w:cs="SimSun"/>
-                <w:kern w:val="0"/>
-                <w:sz w:val="22"/>
-              </w:rPr>
-              <w:t>白俄罗斯国立信息和无线电电子大学</w:t>
-            </w:r>
-          </w:p>
-        </w:tc>
-        <w:tc>
-          <w:tcPr>
-            <w:tcW w:w="2171" w:type="dxa"/>
-            <w:gridSpan w:val="4"/>
-            <w:tcBorders>
-              <w:top w:val="dashSmallGap" w:color="00000A" w:sz="4" w:space="0"/>
-              <w:left w:val="dashSmallGap" w:color="00000A" w:sz="4" w:space="0"/>
-              <w:bottom w:val="dashSmallGap" w:color="00000A" w:sz="4" w:space="0"/>
-              <w:right w:val="dashSmallGap" w:color="00000A" w:sz="4" w:space="0"/>
-            </w:tcBorders>
-            <w:shd w:val="clear" w:color="auto" w:fill="auto"/>
-            <w:vAlign w:val="center"/>
-          </w:tcPr>
-          <w:p>
-            <w:pPr>
-              <w:widowControl w:val="0"/>
-              <w:jc w:val="center"/>
-              <w:rPr>
-                <w:rFonts w:ascii="SimSun" w:hAnsi="SimSun" w:cs="SimSun"/>
-                <w:sz w:val="22"/>
-              </w:rPr>
-            </w:pPr>
-            <w:r>
-              <w:rPr>
-                <w:rFonts w:ascii="SimSun" w:hAnsi="SimSun" w:cs="SimSun"/>
-                <w:kern w:val="0"/>
-                <w:sz w:val="22"/>
-              </w:rPr>
-              <w:t>软件工程</w:t>
-            </w:r>
-          </w:p>
-        </w:tc>
-        <w:tc>
-          <w:tcPr>
-            <w:tcW w:w="1062" w:type="dxa"/>
-            <w:tcBorders>
-              <w:top w:val="dashSmallGap" w:color="00000A" w:sz="4" w:space="0"/>
-              <w:left w:val="dashSmallGap" w:color="00000A" w:sz="4" w:space="0"/>
-              <w:bottom w:val="dashSmallGap" w:color="00000A" w:sz="4" w:space="0"/>
-              <w:right w:val="dashSmallGap" w:color="00000A" w:sz="4" w:space="0"/>
-            </w:tcBorders>
-            <w:shd w:val="clear" w:color="auto" w:fill="auto"/>
-            <w:vAlign w:val="center"/>
-          </w:tcPr>
-          <w:p>
-            <w:pPr>
-              <w:widowControl w:val="0"/>
-              <w:jc w:val="center"/>
-              <w:rPr>
-                <w:rFonts w:ascii="SimSun" w:hAnsi="SimSun" w:cs="SimSun"/>
-                <w:sz w:val="22"/>
-              </w:rPr>
-            </w:pPr>
-            <w:r>
-              <w:rPr>
-                <w:rFonts w:ascii="SimSun" w:hAnsi="SimSun" w:cs="SimSun"/>
-                <w:kern w:val="0"/>
-                <w:sz w:val="22"/>
-              </w:rPr>
-              <w:t>本科</w:t>
-            </w:r>
-          </w:p>
-        </w:tc>
-        <w:tc>
-          <w:tcPr>
-            <w:tcW w:w="2105" w:type="dxa"/>
-            <w:gridSpan w:val="2"/>
             <w:tcBorders>
               <w:top w:val="dashSmallGap" w:color="00000A" w:sz="4" w:space="0"/>
               <w:left w:val="dashSmallGap" w:color="00000A" w:sz="4" w:space="0"/>
@@ -1986,6 +2044,7 @@
         <w:tc>
           <w:tcPr>
             <w:tcW w:w="1526" w:type="dxa"/>
+            <w:gridSpan w:val="2"/>
             <w:tcBorders>
               <w:top w:val="dashSmallGap" w:color="00000A" w:sz="4" w:space="0"/>
               <w:left w:val="dashSmallGap" w:color="00000A" w:sz="4" w:space="0"/>
@@ -2016,102 +2075,102 @@
         <w:tc>
           <w:tcPr>
             <w:tcW w:w="2014" w:type="dxa"/>
+            <w:gridSpan w:val="4"/>
+            <w:tcBorders>
+              <w:top w:val="dashSmallGap" w:color="00000A" w:sz="4" w:space="0"/>
+              <w:left w:val="dashSmallGap" w:color="00000A" w:sz="4" w:space="0"/>
+              <w:bottom w:val="dashSmallGap" w:color="00000A" w:sz="4" w:space="0"/>
+              <w:right w:val="dashSmallGap" w:color="00000A" w:sz="4" w:space="0"/>
+            </w:tcBorders>
+            <w:shd w:val="clear" w:color="auto" w:fill="auto"/>
+            <w:vAlign w:val="center"/>
+          </w:tcPr>
+          <w:p>
+            <w:pPr>
+              <w:widowControl w:val="0"/>
+              <w:jc w:val="center"/>
+              <w:rPr>
+                <w:rFonts w:ascii="Liberation Sans" w:hAnsi="Liberation Sans" w:cs="Liberation Sans"/>
+                <w:sz w:val="22"/>
+              </w:rPr>
+            </w:pPr>
+            <w:r>
+              <w:rPr>
+                <w:rFonts w:ascii="Liberation Sans" w:hAnsi="Liberation Sans" w:cs="Liberation Sans"/>
+                <w:kern w:val="0"/>
+                <w:sz w:val="22"/>
+              </w:rPr>
+              <w:t>International House</w:t>
+            </w:r>
+          </w:p>
+        </w:tc>
+        <w:tc>
+          <w:tcPr>
+            <w:tcW w:w="2171" w:type="dxa"/>
+            <w:gridSpan w:val="5"/>
+            <w:tcBorders>
+              <w:top w:val="dashSmallGap" w:color="00000A" w:sz="4" w:space="0"/>
+              <w:left w:val="dashSmallGap" w:color="00000A" w:sz="4" w:space="0"/>
+              <w:bottom w:val="dashSmallGap" w:color="00000A" w:sz="4" w:space="0"/>
+              <w:right w:val="dashSmallGap" w:color="00000A" w:sz="4" w:space="0"/>
+            </w:tcBorders>
+            <w:shd w:val="clear" w:color="auto" w:fill="auto"/>
+            <w:vAlign w:val="center"/>
+          </w:tcPr>
+          <w:p>
+            <w:pPr>
+              <w:widowControl w:val="0"/>
+              <w:jc w:val="left"/>
+              <w:rPr>
+                <w:rFonts w:ascii="SimSun" w:hAnsi="SimSun" w:cs="SimSun"/>
+                <w:sz w:val="22"/>
+              </w:rPr>
+            </w:pPr>
+            <w:r>
+              <w:rPr>
+                <w:rFonts w:ascii="SimSun" w:hAnsi="SimSun" w:cs="SimSun"/>
+                <w:kern w:val="0"/>
+                <w:sz w:val="22"/>
+              </w:rPr>
+              <w:t>英语课程(中级，中高级，高级)</w:t>
+            </w:r>
+          </w:p>
+        </w:tc>
+        <w:tc>
+          <w:tcPr>
+            <w:tcW w:w="1062" w:type="dxa"/>
+            <w:tcBorders>
+              <w:top w:val="dashSmallGap" w:color="00000A" w:sz="4" w:space="0"/>
+              <w:left w:val="dashSmallGap" w:color="00000A" w:sz="4" w:space="0"/>
+              <w:bottom w:val="dashSmallGap" w:color="00000A" w:sz="4" w:space="0"/>
+              <w:right w:val="dashSmallGap" w:color="00000A" w:sz="4" w:space="0"/>
+            </w:tcBorders>
+            <w:shd w:val="clear" w:color="auto" w:fill="auto"/>
+            <w:vAlign w:val="center"/>
+          </w:tcPr>
+          <w:p>
+            <w:pPr>
+              <w:widowControl w:val="0"/>
+              <w:jc w:val="center"/>
+              <w:rPr>
+                <w:rFonts w:ascii="SimSun" w:hAnsi="SimSun" w:cs="SimSun"/>
+                <w:sz w:val="22"/>
+              </w:rPr>
+            </w:pPr>
+            <w:r>
+              <w:rPr>
+                <w:rFonts w:ascii="SimSun" w:hAnsi="SimSun" w:cs="SimSun"/>
+                <w:kern w:val="0"/>
+                <w:sz w:val="22"/>
+              </w:rPr>
+              <w:t>///</w:t>
+            </w:r>
+          </w:p>
+        </w:tc>
+        <w:tc>
+          <w:tcPr>
+            <w:tcW w:w="2105" w:type="dxa"/>
             <w:gridSpan w:val="3"/>
-            <w:tcBorders>
-              <w:top w:val="dashSmallGap" w:color="00000A" w:sz="4" w:space="0"/>
-              <w:left w:val="dashSmallGap" w:color="00000A" w:sz="4" w:space="0"/>
-              <w:bottom w:val="dashSmallGap" w:color="00000A" w:sz="4" w:space="0"/>
-              <w:right w:val="dashSmallGap" w:color="00000A" w:sz="4" w:space="0"/>
-            </w:tcBorders>
-            <w:shd w:val="clear" w:color="auto" w:fill="auto"/>
-            <w:vAlign w:val="center"/>
-          </w:tcPr>
-          <w:p>
-            <w:pPr>
-              <w:widowControl w:val="0"/>
-              <w:jc w:val="center"/>
-              <w:rPr>
-                <w:rFonts w:ascii="Liberation Sans" w:hAnsi="Liberation Sans" w:cs="Liberation Sans"/>
-                <w:sz w:val="22"/>
-              </w:rPr>
-            </w:pPr>
-            <w:r>
-              <w:rPr>
-                <w:rFonts w:ascii="Liberation Sans" w:hAnsi="Liberation Sans" w:cs="Liberation Sans"/>
-                <w:kern w:val="0"/>
-                <w:sz w:val="22"/>
-              </w:rPr>
-              <w:t>International House</w:t>
-            </w:r>
-          </w:p>
-        </w:tc>
-        <w:tc>
-          <w:tcPr>
-            <w:tcW w:w="2171" w:type="dxa"/>
-            <w:gridSpan w:val="4"/>
-            <w:tcBorders>
-              <w:top w:val="dashSmallGap" w:color="00000A" w:sz="4" w:space="0"/>
-              <w:left w:val="dashSmallGap" w:color="00000A" w:sz="4" w:space="0"/>
-              <w:bottom w:val="dashSmallGap" w:color="00000A" w:sz="4" w:space="0"/>
-              <w:right w:val="dashSmallGap" w:color="00000A" w:sz="4" w:space="0"/>
-            </w:tcBorders>
-            <w:shd w:val="clear" w:color="auto" w:fill="auto"/>
-            <w:vAlign w:val="center"/>
-          </w:tcPr>
-          <w:p>
-            <w:pPr>
-              <w:widowControl w:val="0"/>
-              <w:jc w:val="left"/>
-              <w:rPr>
-                <w:rFonts w:ascii="SimSun" w:hAnsi="SimSun" w:cs="SimSun"/>
-                <w:sz w:val="22"/>
-              </w:rPr>
-            </w:pPr>
-            <w:r>
-              <w:rPr>
-                <w:rFonts w:ascii="SimSun" w:hAnsi="SimSun" w:cs="SimSun"/>
-                <w:kern w:val="0"/>
-                <w:sz w:val="22"/>
-              </w:rPr>
-              <w:t>英语课程(中级，中高级，高级)</w:t>
-            </w:r>
-          </w:p>
-        </w:tc>
-        <w:tc>
-          <w:tcPr>
-            <w:tcW w:w="1062" w:type="dxa"/>
-            <w:tcBorders>
-              <w:top w:val="dashSmallGap" w:color="00000A" w:sz="4" w:space="0"/>
-              <w:left w:val="dashSmallGap" w:color="00000A" w:sz="4" w:space="0"/>
-              <w:bottom w:val="dashSmallGap" w:color="00000A" w:sz="4" w:space="0"/>
-              <w:right w:val="dashSmallGap" w:color="00000A" w:sz="4" w:space="0"/>
-            </w:tcBorders>
-            <w:shd w:val="clear" w:color="auto" w:fill="auto"/>
-            <w:vAlign w:val="center"/>
-          </w:tcPr>
-          <w:p>
-            <w:pPr>
-              <w:widowControl w:val="0"/>
-              <w:jc w:val="center"/>
-              <w:rPr>
-                <w:rFonts w:ascii="SimSun" w:hAnsi="SimSun" w:cs="SimSun"/>
-                <w:sz w:val="22"/>
-              </w:rPr>
-            </w:pPr>
-            <w:r>
-              <w:rPr>
-                <w:rFonts w:ascii="SimSun" w:hAnsi="SimSun" w:cs="SimSun"/>
-                <w:kern w:val="0"/>
-                <w:sz w:val="22"/>
-              </w:rPr>
-              <w:t>///</w:t>
-            </w:r>
-          </w:p>
-        </w:tc>
-        <w:tc>
-          <w:tcPr>
-            <w:tcW w:w="2105" w:type="dxa"/>
-            <w:gridSpan w:val="2"/>
             <w:tcBorders>
               <w:top w:val="dashSmallGap" w:color="00000A" w:sz="4" w:space="0"/>
               <w:left w:val="dashSmallGap" w:color="00000A" w:sz="4" w:space="0"/>
@@ -2190,7 +2249,7 @@
         <w:tc>
           <w:tcPr>
             <w:tcW w:w="8878" w:type="dxa"/>
-            <w:gridSpan w:val="11"/>
+            <w:gridSpan w:val="15"/>
             <w:tcBorders>
               <w:top w:val="dashSmallGap" w:color="00000A" w:sz="4" w:space="0"/>
               <w:left w:val="dashSmallGap" w:color="00000A" w:sz="4" w:space="0"/>
@@ -2878,109 +2937,109 @@
         <w:tc>
           <w:tcPr>
             <w:tcW w:w="3540" w:type="dxa"/>
+            <w:gridSpan w:val="6"/>
+            <w:tcBorders>
+              <w:top w:val="dashSmallGap" w:color="00000A" w:sz="4" w:space="0"/>
+              <w:left w:val="dashSmallGap" w:color="00000A" w:sz="4" w:space="0"/>
+              <w:bottom w:val="dashSmallGap" w:color="00000A" w:sz="4" w:space="0"/>
+              <w:right w:val="dashSmallGap" w:color="00000A" w:sz="4" w:space="0"/>
+            </w:tcBorders>
+            <w:shd w:val="clear" w:color="auto" w:fill="auto"/>
+            <w:vAlign w:val="center"/>
+          </w:tcPr>
+          <w:p>
+            <w:pPr>
+              <w:widowControl w:val="0"/>
+              <w:jc w:val="left"/>
+              <w:rPr>
+                <w:rFonts w:ascii="SimSun" w:hAnsi="SimSun" w:cs="SimSun"/>
+                <w:sz w:val="22"/>
+              </w:rPr>
+            </w:pPr>
+            <w:r>
+              <w:rPr>
+                <w:rFonts w:ascii="SimSun" w:hAnsi="SimSun" w:cs="SimSun"/>
+                <w:kern w:val="0"/>
+                <w:sz w:val="22"/>
+              </w:rPr>
+              <w:t>俄语、白俄语：母语</w:t>
+            </w:r>
+          </w:p>
+          <w:p>
+            <w:pPr>
+              <w:widowControl w:val="0"/>
+              <w:jc w:val="left"/>
+              <w:rPr>
+                <w:rFonts w:ascii="SimSun" w:hAnsi="SimSun" w:cs="SimSun"/>
+                <w:sz w:val="22"/>
+              </w:rPr>
+            </w:pPr>
+            <w:r>
+              <w:rPr>
+                <w:rFonts w:ascii="SimSun" w:hAnsi="SimSun" w:cs="SimSun"/>
+                <w:kern w:val="0"/>
+                <w:sz w:val="22"/>
+              </w:rPr>
+              <w:t>汉语：听说（熟练），读写（熟练）</w:t>
+            </w:r>
+          </w:p>
+          <w:p>
+            <w:pPr>
+              <w:widowControl w:val="0"/>
+              <w:jc w:val="left"/>
+              <w:rPr>
+                <w:rFonts w:ascii="SimSun" w:hAnsi="SimSun" w:cs="SimSun"/>
+                <w:sz w:val="22"/>
+              </w:rPr>
+            </w:pPr>
+            <w:r>
+              <w:rPr>
+                <w:rFonts w:ascii="SimSun" w:hAnsi="SimSun" w:cs="SimSun"/>
+                <w:kern w:val="0"/>
+                <w:sz w:val="22"/>
+              </w:rPr>
+              <w:t>英语：听说（熟练），读写（熟练）</w:t>
+            </w:r>
+          </w:p>
+        </w:tc>
+        <w:tc>
+          <w:tcPr>
+            <w:tcW w:w="2171" w:type="dxa"/>
+            <w:gridSpan w:val="5"/>
+            <w:tcBorders>
+              <w:top w:val="dashSmallGap" w:color="00000A" w:sz="4" w:space="0"/>
+              <w:left w:val="dashSmallGap" w:color="00000A" w:sz="4" w:space="0"/>
+              <w:bottom w:val="dashSmallGap" w:color="00000A" w:sz="4" w:space="0"/>
+              <w:right w:val="dashSmallGap" w:color="00000A" w:sz="4" w:space="0"/>
+            </w:tcBorders>
+            <w:shd w:val="clear" w:color="auto" w:fill="F2F2F2"/>
+            <w:vAlign w:val="center"/>
+          </w:tcPr>
+          <w:p>
+            <w:pPr>
+              <w:widowControl w:val="0"/>
+              <w:jc w:val="center"/>
+              <w:rPr>
+                <w:rFonts w:ascii="SimSun" w:hAnsi="SimSun" w:cs="SimSun"/>
+                <w:b/>
+                <w:sz w:val="22"/>
+              </w:rPr>
+            </w:pPr>
+            <w:r>
+              <w:rPr>
+                <w:rFonts w:ascii="SimSun" w:hAnsi="SimSun" w:cs="SimSun"/>
+                <w:b/>
+                <w:kern w:val="0"/>
+                <w:sz w:val="22"/>
+              </w:rPr>
+              <w:t>计算机程度</w:t>
+            </w:r>
+          </w:p>
+        </w:tc>
+        <w:tc>
+          <w:tcPr>
+            <w:tcW w:w="3167" w:type="dxa"/>
             <w:gridSpan w:val="4"/>
-            <w:tcBorders>
-              <w:top w:val="dashSmallGap" w:color="00000A" w:sz="4" w:space="0"/>
-              <w:left w:val="dashSmallGap" w:color="00000A" w:sz="4" w:space="0"/>
-              <w:bottom w:val="dashSmallGap" w:color="00000A" w:sz="4" w:space="0"/>
-              <w:right w:val="dashSmallGap" w:color="00000A" w:sz="4" w:space="0"/>
-            </w:tcBorders>
-            <w:shd w:val="clear" w:color="auto" w:fill="auto"/>
-            <w:vAlign w:val="center"/>
-          </w:tcPr>
-          <w:p>
-            <w:pPr>
-              <w:widowControl w:val="0"/>
-              <w:jc w:val="left"/>
-              <w:rPr>
-                <w:rFonts w:ascii="SimSun" w:hAnsi="SimSun" w:cs="SimSun"/>
-                <w:sz w:val="22"/>
-              </w:rPr>
-            </w:pPr>
-            <w:r>
-              <w:rPr>
-                <w:rFonts w:ascii="SimSun" w:hAnsi="SimSun" w:cs="SimSun"/>
-                <w:kern w:val="0"/>
-                <w:sz w:val="22"/>
-              </w:rPr>
-              <w:t>俄语、白俄语：母语</w:t>
-            </w:r>
-          </w:p>
-          <w:p>
-            <w:pPr>
-              <w:widowControl w:val="0"/>
-              <w:jc w:val="left"/>
-              <w:rPr>
-                <w:rFonts w:ascii="SimSun" w:hAnsi="SimSun" w:cs="SimSun"/>
-                <w:sz w:val="22"/>
-              </w:rPr>
-            </w:pPr>
-            <w:r>
-              <w:rPr>
-                <w:rFonts w:ascii="SimSun" w:hAnsi="SimSun" w:cs="SimSun"/>
-                <w:kern w:val="0"/>
-                <w:sz w:val="22"/>
-              </w:rPr>
-              <w:t>汉语：听说（熟练），读写（熟练）</w:t>
-            </w:r>
-          </w:p>
-          <w:p>
-            <w:pPr>
-              <w:widowControl w:val="0"/>
-              <w:jc w:val="left"/>
-              <w:rPr>
-                <w:rFonts w:ascii="SimSun" w:hAnsi="SimSun" w:cs="SimSun"/>
-                <w:sz w:val="22"/>
-              </w:rPr>
-            </w:pPr>
-            <w:r>
-              <w:rPr>
-                <w:rFonts w:ascii="SimSun" w:hAnsi="SimSun" w:cs="SimSun"/>
-                <w:kern w:val="0"/>
-                <w:sz w:val="22"/>
-              </w:rPr>
-              <w:t>英语：听说（熟练），读写（熟练）</w:t>
-            </w:r>
-          </w:p>
-        </w:tc>
-        <w:tc>
-          <w:tcPr>
-            <w:tcW w:w="2171" w:type="dxa"/>
-            <w:gridSpan w:val="4"/>
-            <w:tcBorders>
-              <w:top w:val="dashSmallGap" w:color="00000A" w:sz="4" w:space="0"/>
-              <w:left w:val="dashSmallGap" w:color="00000A" w:sz="4" w:space="0"/>
-              <w:bottom w:val="dashSmallGap" w:color="00000A" w:sz="4" w:space="0"/>
-              <w:right w:val="dashSmallGap" w:color="00000A" w:sz="4" w:space="0"/>
-            </w:tcBorders>
-            <w:shd w:val="clear" w:color="auto" w:fill="F2F2F2"/>
-            <w:vAlign w:val="center"/>
-          </w:tcPr>
-          <w:p>
-            <w:pPr>
-              <w:widowControl w:val="0"/>
-              <w:jc w:val="center"/>
-              <w:rPr>
-                <w:rFonts w:ascii="SimSun" w:hAnsi="SimSun" w:cs="SimSun"/>
-                <w:b/>
-                <w:sz w:val="22"/>
-              </w:rPr>
-            </w:pPr>
-            <w:r>
-              <w:rPr>
-                <w:rFonts w:ascii="SimSun" w:hAnsi="SimSun" w:cs="SimSun"/>
-                <w:b/>
-                <w:kern w:val="0"/>
-                <w:sz w:val="22"/>
-              </w:rPr>
-              <w:t>计算机程度</w:t>
-            </w:r>
-          </w:p>
-        </w:tc>
-        <w:tc>
-          <w:tcPr>
-            <w:tcW w:w="3167" w:type="dxa"/>
-            <w:gridSpan w:val="3"/>
             <w:tcBorders>
               <w:top w:val="dashSmallGap" w:color="00000A" w:sz="4" w:space="0"/>
               <w:left w:val="dashSmallGap" w:color="00000A" w:sz="4" w:space="0"/>
@@ -3060,6 +3119,7 @@
         <w:tc>
           <w:tcPr>
             <w:tcW w:w="1526" w:type="dxa"/>
+            <w:gridSpan w:val="2"/>
             <w:tcBorders>
               <w:top w:val="dashSmallGap" w:color="00000A" w:sz="4" w:space="0"/>
               <w:left w:val="dashSmallGap" w:color="00000A" w:sz="4" w:space="0"/>
@@ -3093,7 +3153,7 @@
         <w:tc>
           <w:tcPr>
             <w:tcW w:w="2014" w:type="dxa"/>
-            <w:gridSpan w:val="3"/>
+            <w:gridSpan w:val="4"/>
             <w:tcBorders>
               <w:top w:val="dashSmallGap" w:color="00000A" w:sz="4" w:space="0"/>
               <w:left w:val="dashSmallGap" w:color="00000A" w:sz="4" w:space="0"/>
@@ -3127,7 +3187,7 @@
         <w:tc>
           <w:tcPr>
             <w:tcW w:w="1224" w:type="dxa"/>
-            <w:gridSpan w:val="3"/>
+            <w:gridSpan w:val="4"/>
             <w:tcBorders>
               <w:top w:val="dashSmallGap" w:color="00000A" w:sz="4" w:space="0"/>
               <w:left w:val="dashSmallGap" w:color="00000A" w:sz="4" w:space="0"/>
@@ -3161,7 +3221,7 @@
         <w:tc>
           <w:tcPr>
             <w:tcW w:w="4114" w:type="dxa"/>
-            <w:gridSpan w:val="4"/>
+            <w:gridSpan w:val="5"/>
             <w:tcBorders>
               <w:top w:val="dashSmallGap" w:color="00000A" w:sz="4" w:space="0"/>
               <w:left w:val="dashSmallGap" w:color="00000A" w:sz="4" w:space="0"/>
@@ -3233,6 +3293,7 @@
         <w:tc>
           <w:tcPr>
             <w:tcW w:w="1526" w:type="dxa"/>
+            <w:gridSpan w:val="2"/>
             <w:tcBorders>
               <w:top w:val="dashSmallGap" w:color="00000A" w:sz="4" w:space="0"/>
               <w:left w:val="dashSmallGap" w:color="00000A" w:sz="4" w:space="0"/>
@@ -3303,7 +3364,7 @@
         <w:tc>
           <w:tcPr>
             <w:tcW w:w="2014" w:type="dxa"/>
-            <w:gridSpan w:val="3"/>
+            <w:gridSpan w:val="4"/>
             <w:tcBorders>
               <w:top w:val="dashSmallGap" w:color="00000A" w:sz="4" w:space="0"/>
               <w:left w:val="dashSmallGap" w:color="00000A" w:sz="4" w:space="0"/>
@@ -3341,7 +3402,7 @@
         <w:tc>
           <w:tcPr>
             <w:tcW w:w="1224" w:type="dxa"/>
-            <w:gridSpan w:val="3"/>
+            <w:gridSpan w:val="4"/>
             <w:tcBorders>
               <w:top w:val="dashSmallGap" w:color="00000A" w:sz="4" w:space="0"/>
               <w:left w:val="dashSmallGap" w:color="00000A" w:sz="4" w:space="0"/>
@@ -3376,7 +3437,7 @@
         <w:tc>
           <w:tcPr>
             <w:tcW w:w="4114" w:type="dxa"/>
-            <w:gridSpan w:val="4"/>
+            <w:gridSpan w:val="5"/>
             <w:tcBorders>
               <w:top w:val="dashSmallGap" w:color="00000A" w:sz="4" w:space="0"/>
               <w:left w:val="dashSmallGap" w:color="00000A" w:sz="4" w:space="0"/>
@@ -3447,6 +3508,7 @@
         <w:tc>
           <w:tcPr>
             <w:tcW w:w="1526" w:type="dxa"/>
+            <w:gridSpan w:val="2"/>
             <w:tcBorders>
               <w:top w:val="dashSmallGap" w:color="00000A" w:sz="4" w:space="0"/>
               <w:left w:val="dashSmallGap" w:color="00000A" w:sz="4" w:space="0"/>
@@ -3505,7 +3567,7 @@
         <w:tc>
           <w:tcPr>
             <w:tcW w:w="2014" w:type="dxa"/>
-            <w:gridSpan w:val="3"/>
+            <w:gridSpan w:val="4"/>
             <w:tcBorders>
               <w:top w:val="dashSmallGap" w:color="00000A" w:sz="4" w:space="0"/>
               <w:left w:val="dashSmallGap" w:color="00000A" w:sz="4" w:space="0"/>
@@ -3536,7 +3598,7 @@
         <w:tc>
           <w:tcPr>
             <w:tcW w:w="1224" w:type="dxa"/>
-            <w:gridSpan w:val="3"/>
+            <w:gridSpan w:val="4"/>
             <w:tcBorders>
               <w:top w:val="dashSmallGap" w:color="00000A" w:sz="4" w:space="0"/>
               <w:left w:val="dashSmallGap" w:color="00000A" w:sz="4" w:space="0"/>
@@ -3567,7 +3629,7 @@
         <w:tc>
           <w:tcPr>
             <w:tcW w:w="4114" w:type="dxa"/>
-            <w:gridSpan w:val="4"/>
+            <w:gridSpan w:val="5"/>
             <w:tcBorders>
               <w:top w:val="dashSmallGap" w:color="00000A" w:sz="4" w:space="0"/>
               <w:left w:val="dashSmallGap" w:color="00000A" w:sz="4" w:space="0"/>
@@ -3634,6 +3696,7 @@
         <w:tc>
           <w:tcPr>
             <w:tcW w:w="1526" w:type="dxa"/>
+            <w:gridSpan w:val="2"/>
             <w:tcBorders>
               <w:top w:val="dashSmallGap" w:color="00000A" w:sz="4" w:space="0"/>
               <w:left w:val="dashSmallGap" w:color="00000A" w:sz="4" w:space="0"/>
@@ -3666,7 +3729,7 @@
         <w:tc>
           <w:tcPr>
             <w:tcW w:w="2014" w:type="dxa"/>
-            <w:gridSpan w:val="3"/>
+            <w:gridSpan w:val="4"/>
             <w:tcBorders>
               <w:top w:val="dashSmallGap" w:color="00000A" w:sz="4" w:space="0"/>
               <w:left w:val="dashSmallGap" w:color="00000A" w:sz="4" w:space="0"/>
@@ -3697,7 +3760,7 @@
         <w:tc>
           <w:tcPr>
             <w:tcW w:w="1224" w:type="dxa"/>
-            <w:gridSpan w:val="3"/>
+            <w:gridSpan w:val="4"/>
             <w:tcBorders>
               <w:top w:val="dashSmallGap" w:color="00000A" w:sz="4" w:space="0"/>
               <w:left w:val="dashSmallGap" w:color="00000A" w:sz="4" w:space="0"/>
@@ -3728,7 +3791,7 @@
         <w:tc>
           <w:tcPr>
             <w:tcW w:w="4114" w:type="dxa"/>
-            <w:gridSpan w:val="4"/>
+            <w:gridSpan w:val="5"/>
             <w:tcBorders>
               <w:top w:val="dashSmallGap" w:color="00000A" w:sz="4" w:space="0"/>
               <w:left w:val="dashSmallGap" w:color="00000A" w:sz="4" w:space="0"/>
@@ -3792,6 +3855,7 @@
         <w:tc>
           <w:tcPr>
             <w:tcW w:w="1526" w:type="dxa"/>
+            <w:gridSpan w:val="2"/>
             <w:tcBorders>
               <w:top w:val="dashSmallGap" w:color="00000A" w:sz="4" w:space="0"/>
               <w:left w:val="dashSmallGap" w:color="00000A" w:sz="4" w:space="0"/>
@@ -3823,7 +3887,7 @@
         <w:tc>
           <w:tcPr>
             <w:tcW w:w="2014" w:type="dxa"/>
-            <w:gridSpan w:val="3"/>
+            <w:gridSpan w:val="4"/>
             <w:tcBorders>
               <w:top w:val="dashSmallGap" w:color="00000A" w:sz="4" w:space="0"/>
               <w:left w:val="dashSmallGap" w:color="00000A" w:sz="4" w:space="0"/>
@@ -3851,7 +3915,7 @@
         <w:tc>
           <w:tcPr>
             <w:tcW w:w="1224" w:type="dxa"/>
-            <w:gridSpan w:val="3"/>
+            <w:gridSpan w:val="4"/>
             <w:tcBorders>
               <w:top w:val="dashSmallGap" w:color="00000A" w:sz="4" w:space="0"/>
               <w:left w:val="dashSmallGap" w:color="00000A" w:sz="4" w:space="0"/>
@@ -3880,7 +3944,7 @@
         <w:tc>
           <w:tcPr>
             <w:tcW w:w="4114" w:type="dxa"/>
-            <w:gridSpan w:val="4"/>
+            <w:gridSpan w:val="5"/>
             <w:tcBorders>
               <w:top w:val="dashSmallGap" w:color="00000A" w:sz="4" w:space="0"/>
               <w:left w:val="dashSmallGap" w:color="00000A" w:sz="4" w:space="0"/>
@@ -3942,6 +4006,7 @@
         <w:tc>
           <w:tcPr>
             <w:tcW w:w="1526" w:type="dxa"/>
+            <w:gridSpan w:val="2"/>
             <w:tcBorders>
               <w:top w:val="dashSmallGap" w:color="00000A" w:sz="4" w:space="0"/>
               <w:left w:val="dashSmallGap" w:color="00000A" w:sz="4" w:space="0"/>
@@ -3973,7 +4038,7 @@
         <w:tc>
           <w:tcPr>
             <w:tcW w:w="2014" w:type="dxa"/>
-            <w:gridSpan w:val="3"/>
+            <w:gridSpan w:val="4"/>
             <w:tcBorders>
               <w:top w:val="dashSmallGap" w:color="00000A" w:sz="4" w:space="0"/>
               <w:left w:val="dashSmallGap" w:color="00000A" w:sz="4" w:space="0"/>
@@ -4001,7 +4066,7 @@
         <w:tc>
           <w:tcPr>
             <w:tcW w:w="1224" w:type="dxa"/>
-            <w:gridSpan w:val="3"/>
+            <w:gridSpan w:val="4"/>
             <w:tcBorders>
               <w:top w:val="dashSmallGap" w:color="00000A" w:sz="4" w:space="0"/>
               <w:left w:val="dashSmallGap" w:color="00000A" w:sz="4" w:space="0"/>
@@ -4030,7 +4095,7 @@
         <w:tc>
           <w:tcPr>
             <w:tcW w:w="4114" w:type="dxa"/>
-            <w:gridSpan w:val="4"/>
+            <w:gridSpan w:val="5"/>
             <w:tcBorders>
               <w:top w:val="dashSmallGap" w:color="00000A" w:sz="4" w:space="0"/>
               <w:left w:val="dashSmallGap" w:color="00000A" w:sz="4" w:space="0"/>
@@ -4092,6 +4157,7 @@
         <w:tc>
           <w:tcPr>
             <w:tcW w:w="1526" w:type="dxa"/>
+            <w:gridSpan w:val="2"/>
             <w:tcBorders>
               <w:top w:val="dashSmallGap" w:color="00000A" w:sz="4" w:space="0"/>
               <w:left w:val="dashSmallGap" w:color="00000A" w:sz="4" w:space="0"/>
@@ -4122,7 +4188,7 @@
         <w:tc>
           <w:tcPr>
             <w:tcW w:w="2014" w:type="dxa"/>
-            <w:gridSpan w:val="3"/>
+            <w:gridSpan w:val="4"/>
             <w:tcBorders>
               <w:top w:val="dashSmallGap" w:color="00000A" w:sz="4" w:space="0"/>
               <w:left w:val="dashSmallGap" w:color="00000A" w:sz="4" w:space="0"/>
@@ -4153,7 +4219,7 @@
         <w:tc>
           <w:tcPr>
             <w:tcW w:w="1224" w:type="dxa"/>
-            <w:gridSpan w:val="3"/>
+            <w:gridSpan w:val="4"/>
             <w:tcBorders>
               <w:top w:val="dashSmallGap" w:color="00000A" w:sz="4" w:space="0"/>
               <w:left w:val="dashSmallGap" w:color="00000A" w:sz="4" w:space="0"/>
@@ -4185,7 +4251,7 @@
         <w:tc>
           <w:tcPr>
             <w:tcW w:w="4114" w:type="dxa"/>
-            <w:gridSpan w:val="4"/>
+            <w:gridSpan w:val="5"/>
             <w:tcBorders>
               <w:top w:val="dashSmallGap" w:color="00000A" w:sz="4" w:space="0"/>
               <w:left w:val="dashSmallGap" w:color="00000A" w:sz="4" w:space="0"/>
@@ -4259,6 +4325,7 @@
         <w:tc>
           <w:tcPr>
             <w:tcW w:w="1526" w:type="dxa"/>
+            <w:gridSpan w:val="2"/>
             <w:tcBorders>
               <w:top w:val="dashSmallGap" w:color="00000A" w:sz="4" w:space="0"/>
               <w:left w:val="dashSmallGap" w:color="00000A" w:sz="4" w:space="0"/>
@@ -4289,7 +4356,7 @@
         <w:tc>
           <w:tcPr>
             <w:tcW w:w="2014" w:type="dxa"/>
-            <w:gridSpan w:val="3"/>
+            <w:gridSpan w:val="4"/>
             <w:tcBorders>
               <w:top w:val="dashSmallGap" w:color="00000A" w:sz="4" w:space="0"/>
               <w:left w:val="dashSmallGap" w:color="00000A" w:sz="4" w:space="0"/>
@@ -4336,7 +4403,7 @@
         <w:tc>
           <w:tcPr>
             <w:tcW w:w="1224" w:type="dxa"/>
-            <w:gridSpan w:val="3"/>
+            <w:gridSpan w:val="4"/>
             <w:tcBorders>
               <w:top w:val="dashSmallGap" w:color="00000A" w:sz="4" w:space="0"/>
               <w:left w:val="dashSmallGap" w:color="00000A" w:sz="4" w:space="0"/>
@@ -4368,7 +4435,7 @@
         <w:tc>
           <w:tcPr>
             <w:tcW w:w="4114" w:type="dxa"/>
-            <w:gridSpan w:val="4"/>
+            <w:gridSpan w:val="5"/>
             <w:tcBorders>
               <w:top w:val="dashSmallGap" w:color="00000A" w:sz="4" w:space="0"/>
               <w:left w:val="dashSmallGap" w:color="00000A" w:sz="4" w:space="0"/>
@@ -4450,6 +4517,7 @@
         <w:tc>
           <w:tcPr>
             <w:tcW w:w="1526" w:type="dxa"/>
+            <w:gridSpan w:val="2"/>
             <w:tcBorders>
               <w:top w:val="dashSmallGap" w:color="00000A" w:sz="4" w:space="0"/>
               <w:left w:val="dashSmallGap" w:color="00000A" w:sz="4" w:space="0"/>
@@ -4480,7 +4548,7 @@
         <w:tc>
           <w:tcPr>
             <w:tcW w:w="2014" w:type="dxa"/>
-            <w:gridSpan w:val="3"/>
+            <w:gridSpan w:val="4"/>
             <w:tcBorders>
               <w:top w:val="dashSmallGap" w:color="00000A" w:sz="4" w:space="0"/>
               <w:left w:val="dashSmallGap" w:color="00000A" w:sz="4" w:space="0"/>
@@ -4512,7 +4580,7 @@
         <w:tc>
           <w:tcPr>
             <w:tcW w:w="1224" w:type="dxa"/>
-            <w:gridSpan w:val="3"/>
+            <w:gridSpan w:val="4"/>
             <w:tcBorders>
               <w:top w:val="dashSmallGap" w:color="00000A" w:sz="4" w:space="0"/>
               <w:left w:val="dashSmallGap" w:color="00000A" w:sz="4" w:space="0"/>
@@ -4544,7 +4612,7 @@
         <w:tc>
           <w:tcPr>
             <w:tcW w:w="4114" w:type="dxa"/>
-            <w:gridSpan w:val="4"/>
+            <w:gridSpan w:val="5"/>
             <w:tcBorders>
               <w:top w:val="dashSmallGap" w:color="00000A" w:sz="4" w:space="0"/>
               <w:left w:val="dashSmallGap" w:color="00000A" w:sz="4" w:space="0"/>
@@ -4610,6 +4678,7 @@
         <w:tc>
           <w:tcPr>
             <w:tcW w:w="1526" w:type="dxa"/>
+            <w:gridSpan w:val="2"/>
             <w:tcBorders>
               <w:top w:val="dashSmallGap" w:color="00000A" w:sz="4" w:space="0"/>
               <w:left w:val="dashSmallGap" w:color="00000A" w:sz="4" w:space="0"/>
@@ -4640,7 +4709,7 @@
         <w:tc>
           <w:tcPr>
             <w:tcW w:w="2014" w:type="dxa"/>
-            <w:gridSpan w:val="3"/>
+            <w:gridSpan w:val="4"/>
             <w:tcBorders>
               <w:top w:val="dashSmallGap" w:color="00000A" w:sz="4" w:space="0"/>
               <w:left w:val="dashSmallGap" w:color="00000A" w:sz="4" w:space="0"/>
@@ -4705,7 +4774,7 @@
         <w:tc>
           <w:tcPr>
             <w:tcW w:w="1224" w:type="dxa"/>
-            <w:gridSpan w:val="3"/>
+            <w:gridSpan w:val="4"/>
             <w:tcBorders>
               <w:top w:val="dashSmallGap" w:color="00000A" w:sz="4" w:space="0"/>
               <w:left w:val="dashSmallGap" w:color="00000A" w:sz="4" w:space="0"/>
@@ -4737,7 +4806,7 @@
         <w:tc>
           <w:tcPr>
             <w:tcW w:w="4114" w:type="dxa"/>
-            <w:gridSpan w:val="4"/>
+            <w:gridSpan w:val="5"/>
             <w:tcBorders>
               <w:top w:val="dashSmallGap" w:color="00000A" w:sz="4" w:space="0"/>
               <w:left w:val="dashSmallGap" w:color="00000A" w:sz="4" w:space="0"/>
@@ -4818,6 +4887,7 @@
         <w:tc>
           <w:tcPr>
             <w:tcW w:w="1526" w:type="dxa"/>
+            <w:gridSpan w:val="2"/>
             <w:tcBorders>
               <w:top w:val="dashSmallGap" w:color="00000A" w:sz="4" w:space="0"/>
               <w:left w:val="dashSmallGap" w:color="00000A" w:sz="4" w:space="0"/>
@@ -4848,7 +4918,7 @@
         <w:tc>
           <w:tcPr>
             <w:tcW w:w="2014" w:type="dxa"/>
-            <w:gridSpan w:val="3"/>
+            <w:gridSpan w:val="4"/>
             <w:tcBorders>
               <w:top w:val="dashSmallGap" w:color="00000A" w:sz="4" w:space="0"/>
               <w:left w:val="dashSmallGap" w:color="00000A" w:sz="4" w:space="0"/>
@@ -4904,7 +4974,7 @@
         <w:tc>
           <w:tcPr>
             <w:tcW w:w="1224" w:type="dxa"/>
-            <w:gridSpan w:val="3"/>
+            <w:gridSpan w:val="4"/>
             <w:tcBorders>
               <w:top w:val="dashSmallGap" w:color="00000A" w:sz="4" w:space="0"/>
               <w:left w:val="dashSmallGap" w:color="00000A" w:sz="4" w:space="0"/>
@@ -4936,7 +5006,7 @@
         <w:tc>
           <w:tcPr>
             <w:tcW w:w="4114" w:type="dxa"/>
-            <w:gridSpan w:val="4"/>
+            <w:gridSpan w:val="5"/>
             <w:tcBorders>
               <w:top w:val="dashSmallGap" w:color="00000A" w:sz="4" w:space="0"/>
               <w:left w:val="dashSmallGap" w:color="00000A" w:sz="4" w:space="0"/>
@@ -5002,6 +5072,7 @@
         <w:tc>
           <w:tcPr>
             <w:tcW w:w="1526" w:type="dxa"/>
+            <w:gridSpan w:val="2"/>
             <w:tcBorders>
               <w:top w:val="dashSmallGap" w:color="00000A" w:sz="4" w:space="0"/>
               <w:left w:val="dashSmallGap" w:color="00000A" w:sz="4" w:space="0"/>
@@ -5032,7 +5103,7 @@
         <w:tc>
           <w:tcPr>
             <w:tcW w:w="2014" w:type="dxa"/>
-            <w:gridSpan w:val="3"/>
+            <w:gridSpan w:val="4"/>
             <w:tcBorders>
               <w:top w:val="dashSmallGap" w:color="00000A" w:sz="4" w:space="0"/>
               <w:left w:val="dashSmallGap" w:color="00000A" w:sz="4" w:space="0"/>
@@ -5105,7 +5176,7 @@
         <w:tc>
           <w:tcPr>
             <w:tcW w:w="1224" w:type="dxa"/>
-            <w:gridSpan w:val="3"/>
+            <w:gridSpan w:val="4"/>
             <w:tcBorders>
               <w:top w:val="dashSmallGap" w:color="00000A" w:sz="4" w:space="0"/>
               <w:left w:val="dashSmallGap" w:color="00000A" w:sz="4" w:space="0"/>
@@ -5137,7 +5208,7 @@
         <w:tc>
           <w:tcPr>
             <w:tcW w:w="4114" w:type="dxa"/>
-            <w:gridSpan w:val="4"/>
+            <w:gridSpan w:val="5"/>
             <w:tcBorders>
               <w:top w:val="dashSmallGap" w:color="00000A" w:sz="4" w:space="0"/>
               <w:left w:val="dashSmallGap" w:color="00000A" w:sz="4" w:space="0"/>
@@ -5204,6 +5275,7 @@
         <w:tc>
           <w:tcPr>
             <w:tcW w:w="1526" w:type="dxa"/>
+            <w:gridSpan w:val="2"/>
             <w:tcBorders>
               <w:top w:val="dashSmallGap" w:color="00000A" w:sz="4" w:space="0"/>
               <w:left w:val="dashSmallGap" w:color="00000A" w:sz="4" w:space="0"/>
@@ -5234,7 +5306,7 @@
         <w:tc>
           <w:tcPr>
             <w:tcW w:w="2014" w:type="dxa"/>
-            <w:gridSpan w:val="3"/>
+            <w:gridSpan w:val="4"/>
             <w:tcBorders>
               <w:top w:val="dashSmallGap" w:color="00000A" w:sz="4" w:space="0"/>
               <w:left w:val="dashSmallGap" w:color="00000A" w:sz="4" w:space="0"/>
@@ -5289,7 +5361,7 @@
         <w:tc>
           <w:tcPr>
             <w:tcW w:w="1224" w:type="dxa"/>
-            <w:gridSpan w:val="3"/>
+            <w:gridSpan w:val="4"/>
             <w:tcBorders>
               <w:top w:val="dashSmallGap" w:color="00000A" w:sz="4" w:space="0"/>
               <w:left w:val="dashSmallGap" w:color="00000A" w:sz="4" w:space="0"/>
@@ -5321,7 +5393,7 @@
         <w:tc>
           <w:tcPr>
             <w:tcW w:w="4114" w:type="dxa"/>
-            <w:gridSpan w:val="4"/>
+            <w:gridSpan w:val="5"/>
             <w:tcBorders>
               <w:top w:val="dashSmallGap" w:color="00000A" w:sz="4" w:space="0"/>
               <w:left w:val="dashSmallGap" w:color="00000A" w:sz="4" w:space="0"/>
@@ -5400,7 +5472,7 @@
         <w:tc>
           <w:tcPr>
             <w:tcW w:w="8878" w:type="dxa"/>
-            <w:gridSpan w:val="11"/>
+            <w:gridSpan w:val="15"/>
             <w:tcBorders>
               <w:top w:val="dashSmallGap" w:color="00000A" w:sz="4" w:space="0"/>
               <w:left w:val="dashSmallGap" w:color="00000A" w:sz="4" w:space="0"/>
@@ -5420,16 +5492,14 @@
               </w:numPr>
               <w:ind w:left="990" w:leftChars="0" w:firstLineChars="0"/>
               <w:rPr>
-                <w:rFonts w:hint="default"/>
-                <w:kern w:val="0"/>
-              </w:rPr>
-            </w:pPr>
-            <w:r>
-              <w:rPr>
-                <w:rFonts w:hint="default"/>
-                <w:kern w:val="0"/>
-              </w:rPr>
-              <w:t>语言能力为：俄语（母语）、白俄罗斯语、汉语（流利）、英语，有一定的中文基础，在听、说、读、写方面都有长处，可以用中文与人顺利交流。</w:t>
+                <w:kern w:val="0"/>
+              </w:rPr>
+            </w:pPr>
+            <w:r>
+              <w:rPr>
+                <w:kern w:val="0"/>
+              </w:rPr>
+              <w:t>语言能力：俄语（母语）、白俄罗斯语、汉语（流利）、英语；可用中文顺利交流。</w:t>
             </w:r>
           </w:p>
           <w:p>
@@ -5442,16 +5512,14 @@
               </w:numPr>
               <w:ind w:left="990" w:leftChars="0" w:firstLineChars="0"/>
               <w:rPr>
-                <w:rFonts w:hint="default"/>
-                <w:kern w:val="0"/>
-              </w:rPr>
-            </w:pPr>
-            <w:r>
-              <w:rPr>
-                <w:rFonts w:hint="default"/>
-                <w:kern w:val="0"/>
-              </w:rPr>
-              <w:t>拥有二十二年的软件工程、软件创作和应用经验。</w:t>
+                <w:kern w:val="0"/>
+              </w:rPr>
+            </w:pPr>
+            <w:r>
+              <w:rPr>
+                <w:kern w:val="0"/>
+              </w:rPr>
+              <w:t>拥有二十二年软件工程、软件创作和应用经验。</w:t>
             </w:r>
           </w:p>
           <w:p>
@@ -5464,13 +5532,11 @@
               </w:numPr>
               <w:ind w:left="990" w:leftChars="0" w:firstLineChars="0"/>
               <w:rPr>
-                <w:rFonts w:hint="default"/>
-                <w:kern w:val="0"/>
-              </w:rPr>
-            </w:pPr>
-            <w:r>
-              <w:rPr>
-                <w:rFonts w:hint="default"/>
+                <w:kern w:val="0"/>
+              </w:rPr>
+            </w:pPr>
+            <w:r>
+              <w:rPr>
                 <w:kern w:val="0"/>
               </w:rPr>
               <w:t>中国与俄语市场之间的技术桥梁：12年在中国 + 中文流利 + 俄语母语。</w:t>
@@ -5486,16 +5552,14 @@
               </w:numPr>
               <w:ind w:left="990" w:leftChars="0" w:firstLineChars="0"/>
               <w:rPr>
-                <w:rFonts w:hint="default"/>
-                <w:kern w:val="0"/>
-              </w:rPr>
-            </w:pPr>
-            <w:r>
-              <w:rPr>
-                <w:rFonts w:hint="default"/>
-                <w:kern w:val="0"/>
-              </w:rPr>
-              <w:t>产生新想法的能力较强。</w:t>
+                <w:kern w:val="0"/>
+              </w:rPr>
+            </w:pPr>
+            <w:r>
+              <w:rPr>
+                <w:kern w:val="0"/>
+              </w:rPr>
+              <w:t>研发（研究+开发）能力较强，具备系统化思维，并将其应用于复杂软件架构与产品设计。</w:t>
             </w:r>
           </w:p>
           <w:p>
@@ -5508,16 +5572,14 @@
               </w:numPr>
               <w:ind w:left="990" w:leftChars="0" w:firstLineChars="0"/>
               <w:rPr>
-                <w:rFonts w:hint="default"/>
-                <w:kern w:val="0"/>
-              </w:rPr>
-            </w:pPr>
-            <w:r>
-              <w:rPr>
-                <w:rFonts w:hint="default"/>
-                <w:kern w:val="0"/>
-              </w:rPr>
-              <w:t>研发（研究+开发）能力较强。</w:t>
+                <w:kern w:val="0"/>
+              </w:rPr>
+            </w:pPr>
+            <w:r>
+              <w:rPr>
+                <w:kern w:val="0"/>
+              </w:rPr>
+              <w:t>研发数据可视化与智能呈现系统能力较强；研究数据智能呈现的发展与未来趋势，并应用于产品架构设计。</w:t>
             </w:r>
           </w:p>
           <w:p>
@@ -5530,16 +5592,14 @@
               </w:numPr>
               <w:ind w:left="990" w:leftChars="0" w:firstLineChars="0"/>
               <w:rPr>
-                <w:rFonts w:hint="default"/>
-                <w:kern w:val="0"/>
-              </w:rPr>
-            </w:pPr>
-            <w:r>
-              <w:rPr>
-                <w:rFonts w:hint="default"/>
-                <w:kern w:val="0"/>
-              </w:rPr>
-              <w:t>复合软件研制和了解项目业务流程能力较强。</w:t>
+                <w:kern w:val="0"/>
+              </w:rPr>
+            </w:pPr>
+            <w:r>
+              <w:rPr>
+                <w:kern w:val="0"/>
+              </w:rPr>
+              <w:t>有研发插件化架构与低代码平台扩展的经验。</w:t>
             </w:r>
           </w:p>
           <w:p>
@@ -5552,16 +5612,14 @@
               </w:numPr>
               <w:ind w:left="990" w:leftChars="0" w:firstLineChars="0"/>
               <w:rPr>
-                <w:rFonts w:hint="default"/>
-                <w:kern w:val="0"/>
-              </w:rPr>
-            </w:pPr>
-            <w:r>
-              <w:rPr>
-                <w:rFonts w:hint="default"/>
-                <w:kern w:val="0"/>
-              </w:rPr>
-              <w:t>研发数据可视化与智能呈现系统能力较强。</w:t>
+                <w:kern w:val="0"/>
+              </w:rPr>
+            </w:pPr>
+            <w:r>
+              <w:rPr>
+                <w:kern w:val="0"/>
+              </w:rPr>
+              <w:t>熟练使用AI辅助开发（vibe coding），能快速构建原型与验证产品思路；作为软件工程师，对LLM生成的方案与代码负责。</w:t>
             </w:r>
           </w:p>
           <w:p>
@@ -5574,103 +5632,14 @@
               </w:numPr>
               <w:ind w:left="990" w:leftChars="0" w:firstLineChars="0"/>
               <w:rPr>
-                <w:rFonts w:hint="default"/>
-                <w:kern w:val="0"/>
-              </w:rPr>
-            </w:pPr>
-            <w:r>
-              <w:rPr>
-                <w:rFonts w:hint="default"/>
-                <w:kern w:val="0"/>
-              </w:rPr>
-              <w:t>有研发插件化架构与低代码平台扩展的经验。</w:t>
-            </w:r>
-          </w:p>
-          <w:p>
-            <w:pPr>
-              <w:pStyle w:val="90"/>
-              <w:widowControl w:val="0"/>
-              <w:numPr>
-                <w:ilvl w:val="0"/>
-                <w:numId w:val="1"/>
-              </w:numPr>
-              <w:ind w:left="990" w:leftChars="0" w:firstLineChars="0"/>
-              <w:rPr>
-                <w:rFonts w:hint="default"/>
-                <w:kern w:val="0"/>
-              </w:rPr>
-            </w:pPr>
-            <w:r>
-              <w:rPr>
-                <w:rFonts w:hint="default"/>
-                <w:kern w:val="0"/>
-              </w:rPr>
-              <w:t>熟练使用AI辅助开发，能快速构建原型与验证产品思路。</w:t>
-            </w:r>
-          </w:p>
-          <w:p>
-            <w:pPr>
-              <w:pStyle w:val="90"/>
-              <w:widowControl w:val="0"/>
-              <w:numPr>
-                <w:ilvl w:val="0"/>
-                <w:numId w:val="1"/>
-              </w:numPr>
-              <w:ind w:left="990" w:leftChars="0" w:firstLineChars="0"/>
-              <w:rPr>
-                <w:rFonts w:hint="default"/>
-                <w:kern w:val="0"/>
-              </w:rPr>
-            </w:pPr>
-            <w:r>
-              <w:rPr>
-                <w:rFonts w:hint="default"/>
-                <w:kern w:val="0"/>
-              </w:rPr>
-              <w:t>了解敏捷开发 Scrum 的基础。</w:t>
-            </w:r>
-          </w:p>
-          <w:p>
-            <w:pPr>
-              <w:pStyle w:val="90"/>
-              <w:widowControl w:val="0"/>
-              <w:numPr>
-                <w:ilvl w:val="0"/>
-                <w:numId w:val="1"/>
-              </w:numPr>
-              <w:ind w:left="990" w:leftChars="0" w:firstLineChars="0"/>
-              <w:rPr>
-                <w:rFonts w:hint="default"/>
-                <w:kern w:val="0"/>
-              </w:rPr>
-            </w:pPr>
-            <w:r>
-              <w:rPr>
-                <w:rFonts w:hint="default"/>
-                <w:kern w:val="0"/>
-              </w:rPr>
-              <w:t>有团队合作精神。</w:t>
-            </w:r>
-          </w:p>
-          <w:p>
-            <w:pPr>
-              <w:pStyle w:val="90"/>
-              <w:widowControl w:val="0"/>
-              <w:numPr>
-                <w:ilvl w:val="0"/>
-                <w:numId w:val="1"/>
-              </w:numPr>
-              <w:ind w:left="990" w:leftChars="0" w:firstLineChars="0"/>
-              <w:rPr>
-                <w:kern w:val="0"/>
-              </w:rPr>
-            </w:pPr>
-            <w:r>
-              <w:rPr>
-                <w:rFonts w:hint="default"/>
-                <w:kern w:val="0"/>
-              </w:rPr>
-              <w:t>本人适应性强，责任心强，有优秀的中文口头表达能力。</w:t>
+                <w:kern w:val="0"/>
+              </w:rPr>
+            </w:pPr>
+            <w:r>
+              <w:rPr>
+                <w:kern w:val="0"/>
+              </w:rPr>
+              <w:t>了解敏捷开发Scrum基础；有团队合作精神，适应性强，责任心强，有优秀的中文口头表达能力。</w:t>
             </w:r>
           </w:p>
         </w:tc>
@@ -5734,7 +5703,7 @@
         <w:tc>
           <w:tcPr>
             <w:tcW w:w="8878" w:type="dxa"/>
-            <w:gridSpan w:val="11"/>
+            <w:gridSpan w:val="15"/>
             <w:tcBorders>
               <w:top w:val="dashSmallGap" w:color="00000A" w:sz="4" w:space="0"/>
               <w:left w:val="dashSmallGap" w:color="00000A" w:sz="4" w:space="0"/>
@@ -5752,16 +5721,14 @@
                 <w:numId w:val="2"/>
               </w:numPr>
               <w:rPr>
-                <w:rFonts w:hint="default"/>
-                <w:kern w:val="0"/>
-              </w:rPr>
-            </w:pPr>
-            <w:r>
-              <w:rPr>
-                <w:rFonts w:hint="default"/>
-                <w:kern w:val="0"/>
-              </w:rPr>
-              <w:t>我相信数据是未来竞争的核心。谁更好地理解和呈现数据，谁就赢得先机。我研发智能多模态数据呈现工具，正是为了帮助公司把数据转化为决策优势。</w:t>
+                <w:kern w:val="0"/>
+              </w:rPr>
+            </w:pPr>
+            <w:r>
+              <w:rPr>
+                <w:kern w:val="0"/>
+              </w:rPr>
+              <w:t>我相信数据是未来竞争的核心。谁更好地理解和呈现数据，谁就赢得先机。我研发智能多模态数据呈现工具，目标不是跟随数据呈现趋势，而是推动数据智能呈现的未来。</w:t>
             </w:r>
           </w:p>
           <w:p>
@@ -5773,16 +5740,14 @@
                 <w:numId w:val="2"/>
               </w:numPr>
               <w:rPr>
-                <w:rFonts w:hint="default"/>
-                <w:kern w:val="0"/>
-              </w:rPr>
-            </w:pPr>
-            <w:r>
-              <w:rPr>
-                <w:rFonts w:hint="default"/>
-                <w:kern w:val="0"/>
-              </w:rPr>
-              <w:t>以思想为主。技术是实现思想的工具。</w:t>
+                <w:kern w:val="0"/>
+              </w:rPr>
+            </w:pPr>
+            <w:r>
+              <w:rPr>
+                <w:kern w:val="0"/>
+              </w:rPr>
+              <w:t>以思想为主，技术是实现思想的工具。</w:t>
             </w:r>
           </w:p>
           <w:p>
@@ -5794,16 +5759,14 @@
                 <w:numId w:val="2"/>
               </w:numPr>
               <w:rPr>
-                <w:rFonts w:hint="default"/>
-                <w:kern w:val="0"/>
-              </w:rPr>
-            </w:pPr>
-            <w:r>
-              <w:rPr>
-                <w:rFonts w:hint="default"/>
-                <w:kern w:val="0"/>
-              </w:rPr>
-              <w:t>充分利用抽象的力量。</w:t>
+                <w:kern w:val="0"/>
+              </w:rPr>
+            </w:pPr>
+            <w:r>
+              <w:rPr>
+                <w:kern w:val="0"/>
+              </w:rPr>
+              <w:t>充分利用抽象的力量，尽量利用模块化架构，尽量减少重复代码。</w:t>
             </w:r>
           </w:p>
           <w:p>
@@ -5815,16 +5778,14 @@
                 <w:numId w:val="2"/>
               </w:numPr>
               <w:rPr>
-                <w:rFonts w:hint="default"/>
-                <w:kern w:val="0"/>
-              </w:rPr>
-            </w:pPr>
-            <w:r>
-              <w:rPr>
-                <w:rFonts w:hint="default"/>
-                <w:kern w:val="0"/>
-              </w:rPr>
-              <w:t>尽量利用模块化架构。</w:t>
+                <w:kern w:val="0"/>
+              </w:rPr>
+            </w:pPr>
+            <w:r>
+              <w:rPr>
+                <w:kern w:val="0"/>
+              </w:rPr>
+              <w:t>尽量利用提高工作效率的工具，包括AI、低代码/无代码工具；采用vibe coding，但由软件工程师对LLM生成的方案与代码负责。</w:t>
             </w:r>
           </w:p>
           <w:p>
@@ -5836,16 +5797,14 @@
                 <w:numId w:val="2"/>
               </w:numPr>
               <w:rPr>
-                <w:rFonts w:hint="default"/>
-                <w:kern w:val="0"/>
-              </w:rPr>
-            </w:pPr>
-            <w:r>
-              <w:rPr>
-                <w:rFonts w:hint="default"/>
-                <w:kern w:val="0"/>
-              </w:rPr>
-              <w:t>尽量减少重复代码。</w:t>
+                <w:kern w:val="0"/>
+              </w:rPr>
+            </w:pPr>
+            <w:r>
+              <w:rPr>
+                <w:kern w:val="0"/>
+              </w:rPr>
+              <w:t>团队合作很重要。</w:t>
             </w:r>
           </w:p>
           <w:p>
@@ -5857,16 +5816,14 @@
                 <w:numId w:val="2"/>
               </w:numPr>
               <w:rPr>
-                <w:rFonts w:hint="default"/>
-                <w:kern w:val="0"/>
-              </w:rPr>
-            </w:pPr>
-            <w:r>
-              <w:rPr>
-                <w:rFonts w:hint="default"/>
-                <w:kern w:val="0"/>
-              </w:rPr>
-              <w:t>尽量利用提高工作效率的工具，包括AI、低代码/无代码工具。</w:t>
+                <w:kern w:val="0"/>
+              </w:rPr>
+            </w:pPr>
+            <w:r>
+              <w:rPr>
+                <w:kern w:val="0"/>
+              </w:rPr>
+              <w:t>我不是coder monkey，而是软件工程师，喜欢挑战新思路、新想法，喜欢研发（研究+开发）。</w:t>
             </w:r>
           </w:p>
           <w:p>
@@ -5878,16 +5835,14 @@
                 <w:numId w:val="2"/>
               </w:numPr>
               <w:rPr>
-                <w:rFonts w:hint="default"/>
-                <w:kern w:val="0"/>
-              </w:rPr>
-            </w:pPr>
-            <w:r>
-              <w:rPr>
-                <w:rFonts w:hint="default"/>
-                <w:kern w:val="0"/>
-              </w:rPr>
-              <w:t>团队合作很重要。</w:t>
+                <w:kern w:val="0"/>
+              </w:rPr>
+            </w:pPr>
+            <w:r>
+              <w:rPr>
+                <w:kern w:val="0"/>
+              </w:rPr>
+              <w:t>研究系统化思维，以整体视角看待软件架构、数据呈现与产品演进。</w:t>
             </w:r>
           </w:p>
           <w:p>
@@ -5899,16 +5854,14 @@
                 <w:numId w:val="2"/>
               </w:numPr>
               <w:rPr>
-                <w:rFonts w:hint="default"/>
-                <w:kern w:val="0"/>
-              </w:rPr>
-            </w:pPr>
-            <w:r>
-              <w:rPr>
-                <w:rFonts w:hint="default"/>
-                <w:kern w:val="0"/>
-              </w:rPr>
-              <w:t>我不是coder monkey，而是软件工程师，喜欢挑战新思路，喜欢挑战新想法，喜欢研发（研究+开发）。</w:t>
+                <w:kern w:val="0"/>
+              </w:rPr>
+            </w:pPr>
+            <w:r>
+              <w:rPr>
+                <w:kern w:val="0"/>
+              </w:rPr>
+              <w:t>研究数据智能呈现的发展与未来趋势，并将其应用于智能多模态数据呈现工具的架构设计。</w:t>
             </w:r>
           </w:p>
           <w:p>
@@ -5920,58 +5873,1415 @@
                 <w:numId w:val="2"/>
               </w:numPr>
               <w:rPr>
+                <w:kern w:val="0"/>
+              </w:rPr>
+            </w:pPr>
+            <w:r>
+              <w:rPr>
+                <w:kern w:val="0"/>
+              </w:rPr>
+              <w:t>我的梦想是对人工神经网络和数据呈现技术的发展有贡献。</w:t>
+            </w:r>
+            <w:bookmarkStart w:id="1" w:name="_GoBack"/>
+            <w:bookmarkEnd w:id="1"/>
+          </w:p>
+        </w:tc>
+      </w:tr>
+      <w:tr>
+        <w:tblPrEx>
+          <w:tblCellMar>
+            <w:top w:w="0" w:type="dxa"/>
+            <w:left w:w="15" w:type="dxa"/>
+            <w:bottom w:w="0" w:type="dxa"/>
+            <w:right w:w="15" w:type="dxa"/>
+          </w:tblCellMar>
+        </w:tblPrEx>
+        <w:trPr>
+          <w:trHeight w:val="656" w:hRule="atLeast"/>
+          <w:jc w:val="center"/>
+        </w:trPr>
+        <w:tc>
+          <w:tcPr>
+            <w:tcW w:w="10438" w:type="dxa"/>
+            <w:gridSpan w:val="16"/>
+            <w:tcBorders>
+              <w:top w:val="dashSmallGap" w:color="00000A" w:sz="4" w:space="0"/>
+              <w:left w:val="single" w:color="00000A" w:sz="12" w:space="0"/>
+              <w:bottom w:val="dashSmallGap" w:color="00000A" w:sz="4" w:space="0"/>
+              <w:right w:val="single" w:color="00000A" w:sz="12" w:space="0"/>
+            </w:tcBorders>
+            <w:shd w:val="clear" w:color="auto" w:fill="F2F2F2"/>
+            <w:vAlign w:val="center"/>
+          </w:tcPr>
+          <w:p>
+            <w:pPr>
+              <w:widowControl w:val="0"/>
+              <w:jc w:val="center"/>
+              <w:rPr>
+                <w:rFonts w:ascii="SimSun" w:hAnsi="SimSun" w:cs="SimSun"/>
+                <w:b/>
+                <w:color w:val="000000"/>
+                <w:kern w:val="0"/>
+                <w:sz w:val="22"/>
+              </w:rPr>
+            </w:pPr>
+            <w:r>
+              <w:rPr>
+                <w:rFonts w:ascii="SimSun" w:hAnsi="SimSun" w:cs="SimSun"/>
+                <w:b/>
+                <w:color w:val="000000"/>
+                <w:kern w:val="0"/>
+                <w:sz w:val="22"/>
+                <w:lang w:val="en-US" w:eastAsia="zh-CN"/>
+              </w:rPr>
+              <w:t>自研产品</w:t>
+            </w:r>
+          </w:p>
+        </w:tc>
+      </w:tr>
+      <w:tr>
+        <w:tblPrEx>
+          <w:tblCellMar>
+            <w:top w:w="0" w:type="dxa"/>
+            <w:left w:w="15" w:type="dxa"/>
+            <w:bottom w:w="0" w:type="dxa"/>
+            <w:right w:w="15" w:type="dxa"/>
+          </w:tblCellMar>
+        </w:tblPrEx>
+        <w:trPr>
+          <w:trHeight w:val="656" w:hRule="atLeast"/>
+          <w:jc w:val="center"/>
+        </w:trPr>
+        <w:tc>
+          <w:tcPr>
+            <w:tcW w:w="2087" w:type="dxa"/>
+            <w:gridSpan w:val="2"/>
+            <w:tcBorders>
+              <w:top w:val="dashSmallGap" w:color="00000A" w:sz="4" w:space="0"/>
+              <w:left w:val="single" w:color="00000A" w:sz="12" w:space="0"/>
+              <w:bottom w:val="dashSmallGap" w:color="00000A" w:sz="4" w:space="0"/>
+              <w:right w:val="single" w:color="00000A" w:sz="12" w:space="0"/>
+            </w:tcBorders>
+            <w:shd w:val="clear" w:color="auto" w:fill="F2F2F2"/>
+            <w:vAlign w:val="center"/>
+          </w:tcPr>
+          <w:p>
+            <w:pPr>
+              <w:widowControl w:val="0"/>
+              <w:jc w:val="center"/>
+              <w:rPr>
+                <w:rFonts w:ascii="SimSun" w:hAnsi="SimSun" w:eastAsia="SimSun" w:cs="SimSun"/>
+                <w:b/>
+                <w:color w:val="00000A"/>
+                <w:kern w:val="0"/>
+                <w:sz w:val="22"/>
+                <w:szCs w:val="22"/>
+                <w:lang w:val="en-US" w:eastAsia="zh-CN" w:bidi="ar-SA"/>
+              </w:rPr>
+            </w:pPr>
+            <w:r>
+              <w:rPr>
+                <w:rFonts w:ascii="SimSun" w:hAnsi="SimSun" w:cs="SimSun"/>
+                <w:b/>
+                <w:kern w:val="0"/>
+                <w:sz w:val="22"/>
+              </w:rPr>
+              <w:t>起止时间</w:t>
+            </w:r>
+          </w:p>
+        </w:tc>
+        <w:tc>
+          <w:tcPr>
+            <w:tcW w:w="2087" w:type="dxa"/>
+            <w:gridSpan w:val="2"/>
+            <w:tcBorders>
+              <w:top w:val="dashSmallGap" w:color="00000A" w:sz="4" w:space="0"/>
+              <w:left w:val="single" w:color="00000A" w:sz="12" w:space="0"/>
+              <w:bottom w:val="dashSmallGap" w:color="00000A" w:sz="4" w:space="0"/>
+              <w:right w:val="single" w:color="00000A" w:sz="12" w:space="0"/>
+            </w:tcBorders>
+            <w:shd w:val="clear" w:color="auto" w:fill="F2F2F2"/>
+            <w:vAlign w:val="center"/>
+          </w:tcPr>
+          <w:p>
+            <w:pPr>
+              <w:widowControl w:val="0"/>
+              <w:jc w:val="center"/>
+              <w:rPr>
+                <w:rFonts w:ascii="SimSun" w:hAnsi="SimSun" w:eastAsia="SimSun" w:cs="SimSun"/>
+                <w:b/>
+                <w:color w:val="00000A"/>
+                <w:kern w:val="0"/>
+                <w:sz w:val="22"/>
+                <w:szCs w:val="22"/>
+                <w:lang w:val="en-US" w:eastAsia="zh-CN" w:bidi="ar-SA"/>
+              </w:rPr>
+            </w:pPr>
+            <w:r>
+              <w:rPr>
+                <w:rFonts w:hint="eastAsia" w:ascii="SimSun" w:hAnsi="SimSun" w:cs="SimSun"/>
+                <w:b/>
+                <w:color w:val="00000A"/>
+                <w:kern w:val="0"/>
+                <w:sz w:val="22"/>
+                <w:szCs w:val="22"/>
+                <w:lang w:val="en-US" w:eastAsia="zh-CN" w:bidi="ar-SA"/>
+              </w:rPr>
+              <w:t>产品</w:t>
+            </w:r>
+          </w:p>
+        </w:tc>
+        <w:tc>
+          <w:tcPr>
+            <w:tcW w:w="2087" w:type="dxa"/>
+            <w:gridSpan w:val="6"/>
+            <w:tcBorders>
+              <w:top w:val="dashSmallGap" w:color="00000A" w:sz="4" w:space="0"/>
+              <w:left w:val="single" w:color="00000A" w:sz="12" w:space="0"/>
+              <w:bottom w:val="dashSmallGap" w:color="00000A" w:sz="4" w:space="0"/>
+              <w:right w:val="single" w:color="00000A" w:sz="12" w:space="0"/>
+            </w:tcBorders>
+            <w:shd w:val="clear" w:color="auto" w:fill="F2F2F2"/>
+            <w:vAlign w:val="center"/>
+          </w:tcPr>
+          <w:p>
+            <w:pPr>
+              <w:widowControl w:val="0"/>
+              <w:jc w:val="center"/>
+              <w:rPr>
+                <w:rFonts w:ascii="SimSun" w:hAnsi="SimSun" w:eastAsia="SimSun" w:cs="SimSun"/>
+                <w:b/>
+                <w:color w:val="000000"/>
+                <w:kern w:val="0"/>
+                <w:sz w:val="22"/>
+                <w:szCs w:val="22"/>
+                <w:lang w:val="en-US" w:eastAsia="zh-CN" w:bidi="ar-SA"/>
+              </w:rPr>
+            </w:pPr>
+            <w:r>
+              <w:rPr>
+                <w:rFonts w:ascii="SimSun" w:hAnsi="SimSun" w:cs="SimSun"/>
+                <w:b/>
+                <w:color w:val="000000"/>
+                <w:kern w:val="0"/>
+                <w:sz w:val="22"/>
+              </w:rPr>
+              <w:t>开发工具</w:t>
+            </w:r>
+          </w:p>
+        </w:tc>
+        <w:tc>
+          <w:tcPr>
+            <w:tcW w:w="2087" w:type="dxa"/>
+            <w:gridSpan w:val="4"/>
+            <w:tcBorders>
+              <w:top w:val="dashSmallGap" w:color="00000A" w:sz="4" w:space="0"/>
+              <w:left w:val="single" w:color="00000A" w:sz="12" w:space="0"/>
+              <w:bottom w:val="dashSmallGap" w:color="00000A" w:sz="4" w:space="0"/>
+              <w:right w:val="single" w:color="00000A" w:sz="12" w:space="0"/>
+            </w:tcBorders>
+            <w:shd w:val="clear" w:color="auto" w:fill="F2F2F2"/>
+            <w:vAlign w:val="center"/>
+          </w:tcPr>
+          <w:p>
+            <w:pPr>
+              <w:widowControl w:val="0"/>
+              <w:jc w:val="center"/>
+              <w:rPr>
+                <w:rFonts w:ascii="SimSun" w:hAnsi="SimSun" w:cs="SimSun"/>
+                <w:b/>
+                <w:sz w:val="22"/>
+              </w:rPr>
+            </w:pPr>
+            <w:r>
+              <w:rPr>
+                <w:rFonts w:ascii="SimSun" w:hAnsi="SimSun" w:cs="SimSun"/>
+                <w:b/>
+                <w:kern w:val="0"/>
+                <w:sz w:val="22"/>
+              </w:rPr>
+              <w:t>硬件</w:t>
+            </w:r>
+          </w:p>
+          <w:p>
+            <w:pPr>
+              <w:widowControl w:val="0"/>
+              <w:jc w:val="center"/>
+              <w:rPr>
+                <w:rFonts w:ascii="SimSun" w:hAnsi="SimSun" w:eastAsia="SimSun" w:cs="SimSun"/>
+                <w:b/>
+                <w:color w:val="00000A"/>
+                <w:kern w:val="0"/>
+                <w:sz w:val="22"/>
+                <w:szCs w:val="22"/>
+                <w:lang w:val="en-US" w:eastAsia="zh-CN" w:bidi="ar-SA"/>
+              </w:rPr>
+            </w:pPr>
+            <w:r>
+              <w:rPr>
+                <w:rFonts w:ascii="SimSun" w:hAnsi="SimSun" w:cs="SimSun"/>
+                <w:b/>
+                <w:kern w:val="0"/>
+                <w:sz w:val="22"/>
+              </w:rPr>
+              <w:t>环境</w:t>
+            </w:r>
+          </w:p>
+        </w:tc>
+        <w:tc>
+          <w:tcPr>
+            <w:tcW w:w="2090" w:type="dxa"/>
+            <w:gridSpan w:val="2"/>
+            <w:tcBorders>
+              <w:top w:val="dashSmallGap" w:color="00000A" w:sz="4" w:space="0"/>
+              <w:left w:val="single" w:color="00000A" w:sz="12" w:space="0"/>
+              <w:bottom w:val="dashSmallGap" w:color="00000A" w:sz="4" w:space="0"/>
+              <w:right w:val="single" w:color="00000A" w:sz="12" w:space="0"/>
+            </w:tcBorders>
+            <w:shd w:val="clear" w:color="auto" w:fill="F2F2F2"/>
+            <w:vAlign w:val="center"/>
+          </w:tcPr>
+          <w:p>
+            <w:pPr>
+              <w:widowControl w:val="0"/>
+              <w:jc w:val="center"/>
+              <w:rPr>
+                <w:rFonts w:ascii="SimSun" w:hAnsi="SimSun" w:eastAsia="SimSun" w:cs="SimSun"/>
+                <w:b/>
+                <w:color w:val="000000"/>
+                <w:kern w:val="0"/>
+                <w:sz w:val="22"/>
+                <w:szCs w:val="22"/>
+                <w:lang w:val="en-US" w:eastAsia="zh-CN" w:bidi="ar-SA"/>
+              </w:rPr>
+            </w:pPr>
+            <w:r>
+              <w:rPr>
+                <w:rFonts w:ascii="SimSun" w:hAnsi="SimSun" w:cs="SimSun"/>
+                <w:b/>
+                <w:color w:val="000000"/>
+                <w:kern w:val="0"/>
+                <w:sz w:val="22"/>
+              </w:rPr>
+              <w:t>软件环境</w:t>
+            </w:r>
+          </w:p>
+        </w:tc>
+      </w:tr>
+      <w:tr>
+        <w:tblPrEx>
+          <w:tblCellMar>
+            <w:top w:w="0" w:type="dxa"/>
+            <w:left w:w="15" w:type="dxa"/>
+            <w:bottom w:w="0" w:type="dxa"/>
+            <w:right w:w="15" w:type="dxa"/>
+          </w:tblCellMar>
+        </w:tblPrEx>
+        <w:trPr>
+          <w:trHeight w:val="656" w:hRule="atLeast"/>
+          <w:jc w:val="center"/>
+        </w:trPr>
+        <w:tc>
+          <w:tcPr>
+            <w:tcW w:w="2087" w:type="dxa"/>
+            <w:gridSpan w:val="2"/>
+            <w:tcBorders>
+              <w:top w:val="dashSmallGap" w:color="00000A" w:sz="4" w:space="0"/>
+              <w:left w:val="single" w:color="00000A" w:sz="12" w:space="0"/>
+              <w:bottom w:val="dashSmallGap" w:color="00000A" w:sz="4" w:space="0"/>
+              <w:right w:val="single" w:color="00000A" w:sz="12" w:space="0"/>
+            </w:tcBorders>
+            <w:shd w:val="clear" w:color="auto" w:fill="auto"/>
+            <w:vAlign w:val="center"/>
+          </w:tcPr>
+          <w:p>
+            <w:pPr>
+              <w:widowControl w:val="0"/>
+              <w:jc w:val="center"/>
+              <w:rPr>
+                <w:rFonts w:hint="default" w:ascii="SimSun" w:hAnsi="SimSun" w:eastAsia="SimSun" w:cs="SimSun"/>
+                <w:b/>
+                <w:color w:val="00000A"/>
+                <w:kern w:val="0"/>
+                <w:sz w:val="22"/>
+                <w:szCs w:val="22"/>
+                <w:lang w:val="en-US" w:eastAsia="zh-CN" w:bidi="ar-SA"/>
+              </w:rPr>
+            </w:pPr>
+            <w:r>
+              <w:rPr>
+                <w:rFonts w:hint="default" w:ascii="SimSun" w:hAnsi="SimSun" w:cs="SimSun"/>
+                <w:kern w:val="0"/>
+                <w:sz w:val="22"/>
+              </w:rPr>
+              <w:t>202</w:t>
+            </w:r>
+            <w:r>
+              <w:rPr>
+                <w:rFonts w:hint="default" w:ascii="SimSun" w:hAnsi="SimSun" w:cs="SimSun"/>
+                <w:kern w:val="0"/>
+                <w:sz w:val="22"/>
+                <w:lang w:val="en-US"/>
+              </w:rPr>
+              <w:t>6</w:t>
+            </w:r>
+            <w:r>
+              <w:rPr>
+                <w:rFonts w:hint="default" w:ascii="SimSun" w:hAnsi="SimSun" w:cs="SimSun"/>
+                <w:kern w:val="0"/>
+                <w:sz w:val="22"/>
+              </w:rPr>
+              <w:t>/</w:t>
+            </w:r>
+            <w:r>
+              <w:rPr>
+                <w:rFonts w:hint="default" w:ascii="SimSun" w:hAnsi="SimSun" w:cs="SimSun"/>
+                <w:kern w:val="0"/>
+                <w:sz w:val="22"/>
+                <w:lang w:val="en-US"/>
+              </w:rPr>
+              <w:t>1</w:t>
+            </w:r>
+            <w:r>
+              <w:rPr>
+                <w:rFonts w:hint="default" w:ascii="SimSun" w:hAnsi="SimSun" w:cs="SimSun"/>
+                <w:kern w:val="0"/>
+                <w:sz w:val="22"/>
+              </w:rPr>
+              <w:t>—现在</w:t>
+            </w:r>
+          </w:p>
+        </w:tc>
+        <w:tc>
+          <w:tcPr>
+            <w:tcW w:w="2087" w:type="dxa"/>
+            <w:gridSpan w:val="2"/>
+            <w:tcBorders>
+              <w:top w:val="dashSmallGap" w:color="00000A" w:sz="4" w:space="0"/>
+              <w:left w:val="single" w:color="00000A" w:sz="12" w:space="0"/>
+              <w:bottom w:val="dashSmallGap" w:color="00000A" w:sz="4" w:space="0"/>
+              <w:right w:val="single" w:color="00000A" w:sz="12" w:space="0"/>
+            </w:tcBorders>
+            <w:shd w:val="clear" w:color="auto" w:fill="auto"/>
+            <w:vAlign w:val="center"/>
+          </w:tcPr>
+          <w:p>
+            <w:pPr>
+              <w:widowControl w:val="0"/>
+              <w:jc w:val="left"/>
+              <w:rPr>
+                <w:rFonts w:ascii="SimSun" w:hAnsi="SimSun" w:eastAsia="SimSun" w:cs="SimSun"/>
+                <w:b/>
+                <w:bCs/>
+                <w:color w:val="00000A"/>
+                <w:kern w:val="0"/>
+                <w:sz w:val="22"/>
+                <w:szCs w:val="22"/>
+                <w:lang w:val="en-US" w:eastAsia="zh-CN" w:bidi="ar-SA"/>
+              </w:rPr>
+            </w:pPr>
+            <w:r>
+              <w:rPr>
+                <w:rFonts w:hint="default" w:ascii="SimSun" w:hAnsi="SimSun" w:eastAsia="SimSun" w:cs="SimSun"/>
+                <w:b/>
+                <w:bCs/>
+                <w:color w:val="00000A"/>
+                <w:kern w:val="0"/>
+                <w:sz w:val="22"/>
+                <w:szCs w:val="22"/>
+                <w:lang w:val="en-US" w:eastAsia="zh-CN" w:bidi="ar-SA"/>
+              </w:rPr>
+              <w:t>智能多模态数据呈现工具 Aethera</w:t>
+            </w:r>
+          </w:p>
+          <w:p>
+            <w:pPr>
+              <w:widowControl w:val="0"/>
+              <w:jc w:val="left"/>
+              <w:rPr>
+                <w:rFonts w:hint="eastAsia" w:ascii="SimSun" w:hAnsi="SimSun" w:eastAsia="SimSun" w:cs="SimSun"/>
+                <w:color w:val="00000A"/>
+                <w:kern w:val="0"/>
+                <w:sz w:val="22"/>
+                <w:szCs w:val="22"/>
+                <w:lang w:val="en-US" w:eastAsia="zh-CN" w:bidi="ar-SA"/>
+              </w:rPr>
+            </w:pPr>
+          </w:p>
+        </w:tc>
+        <w:tc>
+          <w:tcPr>
+            <w:tcW w:w="2087" w:type="dxa"/>
+            <w:gridSpan w:val="6"/>
+            <w:tcBorders>
+              <w:top w:val="dashSmallGap" w:color="00000A" w:sz="4" w:space="0"/>
+              <w:left w:val="single" w:color="00000A" w:sz="12" w:space="0"/>
+              <w:bottom w:val="dashSmallGap" w:color="00000A" w:sz="4" w:space="0"/>
+              <w:right w:val="single" w:color="00000A" w:sz="12" w:space="0"/>
+            </w:tcBorders>
+            <w:shd w:val="clear" w:color="auto" w:fill="auto"/>
+            <w:vAlign w:val="center"/>
+          </w:tcPr>
+          <w:p>
+            <w:pPr>
+              <w:widowControl w:val="0"/>
+              <w:jc w:val="center"/>
+              <w:rPr>
+                <w:rFonts w:ascii="SimSun" w:hAnsi="SimSun" w:cs="SimSun"/>
+                <w:b/>
+                <w:color w:val="000000"/>
+                <w:sz w:val="22"/>
+              </w:rPr>
+            </w:pPr>
+            <w:r>
+              <w:rPr>
+                <w:kern w:val="0"/>
+              </w:rPr>
+              <w:t>语言：</w:t>
+            </w:r>
+            <w:r>
+              <w:rPr>
                 <w:rFonts w:hint="default"/>
                 <w:kern w:val="0"/>
-              </w:rPr>
-            </w:pPr>
-            <w:r>
+                <w:lang w:val="en-US"/>
+              </w:rPr>
+              <w:t>TypeScript</w:t>
+            </w:r>
+            <w:r>
+              <w:rPr>
+                <w:kern w:val="0"/>
+              </w:rPr>
+              <w:t>、HTML（HTML5）、CSS（CSS3）</w:t>
+            </w:r>
+          </w:p>
+          <w:p>
+            <w:pPr>
+              <w:widowControl w:val="0"/>
+              <w:jc w:val="center"/>
               <w:rPr>
                 <w:rFonts w:hint="default"/>
                 <w:kern w:val="0"/>
-              </w:rPr>
-              <w:t>研发前沿的智能多模态数据呈现工具，基于带微内核的插件优先架构，AI作为呈现的智能基础。</w:t>
-            </w:r>
-          </w:p>
-          <w:p>
-            <w:pPr>
-              <w:pStyle w:val="90"/>
-              <w:widowControl w:val="0"/>
-              <w:numPr>
-                <w:ilvl w:val="0"/>
-                <w:numId w:val="2"/>
-              </w:numPr>
+                <w:lang w:val="en-US" w:eastAsia="zh-CN"/>
+              </w:rPr>
+            </w:pPr>
+            <w:r>
               <w:rPr>
                 <w:rFonts w:hint="default"/>
                 <w:kern w:val="0"/>
-              </w:rPr>
-            </w:pPr>
+                <w:lang w:val="en-US"/>
+              </w:rPr>
+              <w:t>JSON Schema</w:t>
+            </w:r>
+            <w:r>
+              <w:rPr>
+                <w:kern w:val="0"/>
+              </w:rPr>
+              <w:t>框架：</w:t>
+            </w:r>
             <w:r>
               <w:rPr>
                 <w:rFonts w:hint="default"/>
                 <w:kern w:val="0"/>
-              </w:rPr>
-              <w:t>想做出自己的产品。</w:t>
-            </w:r>
-          </w:p>
-          <w:p>
-            <w:pPr>
-              <w:pStyle w:val="90"/>
-              <w:widowControl w:val="0"/>
-              <w:numPr>
-                <w:ilvl w:val="0"/>
-                <w:numId w:val="2"/>
-              </w:numPr>
-              <w:rPr>
-                <w:kern w:val="0"/>
-              </w:rPr>
-            </w:pPr>
-            <w:r>
+                <w:lang w:val="en-US"/>
+              </w:rPr>
+              <w:t>Vue 3</w:t>
+            </w:r>
+            <w:r>
+              <w:rPr>
+                <w:rFonts w:hint="eastAsia"/>
+                <w:kern w:val="0"/>
+                <w:lang w:val="en-US" w:eastAsia="zh-CN"/>
+              </w:rPr>
+              <w:t>、</w:t>
+            </w:r>
+          </w:p>
+          <w:p>
+            <w:pPr>
+              <w:widowControl w:val="0"/>
+              <w:jc w:val="center"/>
               <w:rPr>
                 <w:rFonts w:hint="default"/>
                 <w:kern w:val="0"/>
-              </w:rPr>
-              <w:t>我的梦想是对人工神经网络和数据呈现技术的发展有贡献。</w:t>
-            </w:r>
+                <w:lang w:val="en-US"/>
+              </w:rPr>
+            </w:pPr>
+            <w:r>
+              <w:rPr>
+                <w:kern w:val="0"/>
+              </w:rPr>
+              <w:t>数据可视化图表库：</w:t>
+            </w:r>
+            <w:r>
+              <w:rPr>
+                <w:rFonts w:hint="default"/>
+                <w:kern w:val="0"/>
+                <w:lang w:val="en-US"/>
+              </w:rPr>
+              <w:t>Echarts</w:t>
+            </w:r>
+          </w:p>
+          <w:p>
+            <w:pPr>
+              <w:widowControl w:val="0"/>
+              <w:jc w:val="center"/>
+              <w:rPr>
+                <w:kern w:val="0"/>
+                <w:lang w:val="en-US"/>
+              </w:rPr>
+            </w:pPr>
+            <w:r>
+              <w:rPr>
+                <w:kern w:val="0"/>
+              </w:rPr>
+              <w:t>GIS框架: Cesium js</w:t>
+            </w:r>
+            <w:r>
+              <w:rPr>
+                <w:kern w:val="0"/>
+                <w:lang w:val="en-US"/>
+              </w:rPr>
+              <w:t xml:space="preserve">, </w:t>
+            </w:r>
+          </w:p>
+          <w:p>
+            <w:pPr>
+              <w:widowControl w:val="0"/>
+              <w:jc w:val="center"/>
+              <w:rPr>
+                <w:rFonts w:hint="default"/>
+                <w:kern w:val="0"/>
+                <w:lang w:val="en-US" w:eastAsia="zh-CN"/>
+              </w:rPr>
+            </w:pPr>
+            <w:r>
+              <w:rPr>
+                <w:kern w:val="0"/>
+                <w:lang w:val="en-US"/>
+              </w:rPr>
+              <w:t>IDE</w:t>
+            </w:r>
+            <w:r>
+              <w:rPr>
+                <w:kern w:val="0"/>
+              </w:rPr>
+              <w:t xml:space="preserve">: </w:t>
+            </w:r>
+            <w:r>
+              <w:rPr>
+                <w:kern w:val="0"/>
+                <w:lang w:val="en-US"/>
+              </w:rPr>
+              <w:t xml:space="preserve">WebStorm, </w:t>
+            </w:r>
+            <w:r>
+              <w:rPr>
+                <w:kern w:val="0"/>
+              </w:rPr>
+              <w:t>VS Code</w:t>
+            </w:r>
+            <w:r>
+              <w:rPr>
+                <w:kern w:val="0"/>
+                <w:lang w:val="en-US"/>
+              </w:rPr>
+              <w:t>,</w:t>
+            </w:r>
+            <w:r>
+              <w:rPr>
+                <w:rFonts w:hint="eastAsia"/>
+                <w:kern w:val="0"/>
+                <w:lang w:val="en-US" w:eastAsia="zh-CN"/>
+              </w:rPr>
+              <w:t xml:space="preserve"> </w:t>
+            </w:r>
+            <w:r>
+              <w:rPr>
+                <w:rFonts w:hint="default"/>
+                <w:kern w:val="0"/>
+                <w:lang w:val="en-US" w:eastAsia="zh-CN"/>
+              </w:rPr>
+              <w:t>Cursor, Windsurf</w:t>
+            </w:r>
+          </w:p>
+          <w:p>
+            <w:pPr>
+              <w:widowControl w:val="0"/>
+              <w:jc w:val="center"/>
+              <w:rPr>
+                <w:rFonts w:hint="default" w:ascii="Calibri" w:hAnsi="Calibri" w:eastAsia="SimSun" w:cs="DejaVu Serif"/>
+                <w:color w:val="00000A"/>
+                <w:kern w:val="0"/>
+                <w:sz w:val="21"/>
+                <w:szCs w:val="22"/>
+                <w:lang w:val="en-US" w:eastAsia="zh-CN" w:bidi="ar-SA"/>
+              </w:rPr>
+            </w:pPr>
+            <w:r>
+              <w:rPr>
+                <w:rFonts w:hint="default"/>
+                <w:kern w:val="0"/>
+                <w:lang w:val="en-US" w:eastAsia="zh-CN"/>
+              </w:rPr>
+              <w:t>LLM: DeepSeek</w:t>
+            </w:r>
+            <w:r>
+              <w:rPr>
+                <w:rFonts w:hint="eastAsia"/>
+                <w:kern w:val="0"/>
+                <w:lang w:val="en-US" w:eastAsia="zh-CN"/>
+              </w:rPr>
+              <w:t>、</w:t>
+            </w:r>
+            <w:r>
+              <w:rPr>
+                <w:rFonts w:hint="default"/>
+                <w:kern w:val="0"/>
+                <w:lang w:val="en-US" w:eastAsia="zh-CN"/>
+              </w:rPr>
+              <w:t>GLM</w:t>
+            </w:r>
+            <w:r>
+              <w:rPr>
+                <w:rFonts w:hint="eastAsia"/>
+                <w:kern w:val="0"/>
+                <w:lang w:val="en-US" w:eastAsia="zh-CN"/>
+              </w:rPr>
+              <w:t>、</w:t>
+            </w:r>
+            <w:r>
+              <w:rPr>
+                <w:rFonts w:hint="default"/>
+                <w:kern w:val="0"/>
+                <w:lang w:val="en-US" w:eastAsia="zh-CN"/>
+              </w:rPr>
+              <w:t>Kimi</w:t>
+            </w:r>
+            <w:r>
+              <w:rPr>
+                <w:rFonts w:hint="eastAsia"/>
+                <w:kern w:val="0"/>
+                <w:lang w:val="en-US" w:eastAsia="zh-CN"/>
+              </w:rPr>
+              <w:t>、</w:t>
+            </w:r>
+            <w:r>
+              <w:rPr>
+                <w:rFonts w:hint="default"/>
+                <w:kern w:val="0"/>
+                <w:lang w:val="en-US" w:eastAsia="zh-CN"/>
+              </w:rPr>
+              <w:t xml:space="preserve">Hy </w:t>
+            </w:r>
+          </w:p>
+        </w:tc>
+        <w:tc>
+          <w:tcPr>
+            <w:tcW w:w="2087" w:type="dxa"/>
+            <w:gridSpan w:val="4"/>
+            <w:tcBorders>
+              <w:top w:val="dashSmallGap" w:color="00000A" w:sz="4" w:space="0"/>
+              <w:left w:val="single" w:color="00000A" w:sz="12" w:space="0"/>
+              <w:bottom w:val="dashSmallGap" w:color="00000A" w:sz="4" w:space="0"/>
+              <w:right w:val="single" w:color="00000A" w:sz="12" w:space="0"/>
+            </w:tcBorders>
+            <w:shd w:val="clear" w:color="auto" w:fill="auto"/>
+            <w:vAlign w:val="center"/>
+          </w:tcPr>
+          <w:p>
+            <w:pPr>
+              <w:widowControl w:val="0"/>
+              <w:jc w:val="center"/>
+              <w:rPr>
+                <w:rFonts w:ascii="SimSun" w:hAnsi="SimSun" w:eastAsia="SimSun" w:cs="SimSun"/>
+                <w:b/>
+                <w:color w:val="00000A"/>
+                <w:kern w:val="0"/>
+                <w:sz w:val="22"/>
+                <w:szCs w:val="22"/>
+                <w:lang w:val="en-US" w:eastAsia="zh-CN" w:bidi="ar-SA"/>
+              </w:rPr>
+            </w:pPr>
+          </w:p>
+        </w:tc>
+        <w:tc>
+          <w:tcPr>
+            <w:tcW w:w="2090" w:type="dxa"/>
+            <w:gridSpan w:val="2"/>
+            <w:tcBorders>
+              <w:top w:val="dashSmallGap" w:color="00000A" w:sz="4" w:space="0"/>
+              <w:left w:val="single" w:color="00000A" w:sz="12" w:space="0"/>
+              <w:bottom w:val="dashSmallGap" w:color="00000A" w:sz="4" w:space="0"/>
+              <w:right w:val="single" w:color="00000A" w:sz="12" w:space="0"/>
+            </w:tcBorders>
+            <w:shd w:val="clear" w:color="auto" w:fill="auto"/>
+            <w:vAlign w:val="center"/>
+          </w:tcPr>
+          <w:p>
+            <w:pPr>
+              <w:widowControl w:val="0"/>
+              <w:jc w:val="center"/>
+              <w:rPr>
+                <w:kern w:val="0"/>
+              </w:rPr>
+            </w:pPr>
+          </w:p>
+          <w:p>
+            <w:pPr>
+              <w:widowControl w:val="0"/>
+              <w:jc w:val="center"/>
+              <w:rPr>
+                <w:lang w:val="en-US"/>
+              </w:rPr>
+            </w:pPr>
+            <w:r>
+              <w:rPr>
+                <w:kern w:val="0"/>
+              </w:rPr>
+              <w:t>Linux</w:t>
+            </w:r>
+            <w:r>
+              <w:rPr>
+                <w:kern w:val="0"/>
+                <w:lang w:val="en-US"/>
+              </w:rPr>
+              <w:t xml:space="preserve"> Manjaro</w:t>
+            </w:r>
+          </w:p>
+          <w:p>
+            <w:pPr>
+              <w:widowControl w:val="0"/>
+              <w:jc w:val="center"/>
+              <w:rPr>
+                <w:rFonts w:ascii="SimSun" w:hAnsi="SimSun" w:eastAsia="SimSun" w:cs="SimSun"/>
+                <w:b/>
+                <w:color w:val="000000"/>
+                <w:kern w:val="0"/>
+                <w:sz w:val="22"/>
+                <w:szCs w:val="22"/>
+                <w:lang w:val="en-US" w:eastAsia="zh-CN" w:bidi="ar-SA"/>
+              </w:rPr>
+            </w:pPr>
+          </w:p>
+        </w:tc>
+      </w:tr>
+      <w:tr>
+        <w:tblPrEx>
+          <w:tblCellMar>
+            <w:top w:w="0" w:type="dxa"/>
+            <w:left w:w="15" w:type="dxa"/>
+            <w:bottom w:w="0" w:type="dxa"/>
+            <w:right w:w="15" w:type="dxa"/>
+          </w:tblCellMar>
+        </w:tblPrEx>
+        <w:trPr>
+          <w:trHeight w:val="656" w:hRule="atLeast"/>
+          <w:jc w:val="center"/>
+        </w:trPr>
+        <w:tc>
+          <w:tcPr>
+            <w:tcW w:w="2087" w:type="dxa"/>
+            <w:gridSpan w:val="2"/>
+            <w:tcBorders>
+              <w:top w:val="dashSmallGap" w:color="00000A" w:sz="4" w:space="0"/>
+              <w:left w:val="single" w:color="00000A" w:sz="12" w:space="0"/>
+              <w:bottom w:val="dashSmallGap" w:color="00000A" w:sz="4" w:space="0"/>
+              <w:right w:val="single" w:color="00000A" w:sz="12" w:space="0"/>
+            </w:tcBorders>
+            <w:shd w:val="clear" w:color="auto" w:fill="auto"/>
+            <w:vAlign w:val="center"/>
+          </w:tcPr>
+          <w:p>
+            <w:pPr>
+              <w:widowControl w:val="0"/>
+              <w:shd w:val="clear" w:color="auto" w:fill="F2F2F2"/>
+              <w:ind w:firstLine="103" w:firstLineChars="0"/>
+              <w:jc w:val="center"/>
+              <w:rPr>
+                <w:rFonts w:hint="eastAsia"/>
+                <w:b/>
+                <w:bCs/>
+                <w:kern w:val="0"/>
+                <w:lang w:eastAsia="zh-CN"/>
+              </w:rPr>
+            </w:pPr>
+          </w:p>
+          <w:p>
+            <w:pPr>
+              <w:widowControl w:val="0"/>
+              <w:shd w:val="clear" w:color="auto" w:fill="F2F2F2"/>
+              <w:ind w:firstLine="103" w:firstLineChars="0"/>
+              <w:jc w:val="center"/>
+              <w:rPr>
+                <w:rFonts w:hint="eastAsia"/>
+                <w:b/>
+                <w:bCs/>
+                <w:kern w:val="0"/>
+                <w:lang w:eastAsia="zh-CN"/>
+              </w:rPr>
+            </w:pPr>
+          </w:p>
+          <w:p>
+            <w:pPr>
+              <w:widowControl w:val="0"/>
+              <w:shd w:val="clear" w:color="auto" w:fill="F2F2F2"/>
+              <w:ind w:firstLine="103" w:firstLineChars="0"/>
+              <w:jc w:val="center"/>
+              <w:rPr>
+                <w:rFonts w:hint="eastAsia"/>
+                <w:b/>
+                <w:bCs/>
+                <w:kern w:val="0"/>
+                <w:lang w:eastAsia="zh-CN"/>
+              </w:rPr>
+            </w:pPr>
+          </w:p>
+          <w:p>
+            <w:pPr>
+              <w:widowControl w:val="0"/>
+              <w:shd w:val="clear" w:color="auto" w:fill="F2F2F2"/>
+              <w:ind w:firstLine="103" w:firstLineChars="0"/>
+              <w:jc w:val="center"/>
+              <w:rPr>
+                <w:rFonts w:hint="eastAsia"/>
+                <w:b/>
+                <w:bCs/>
+                <w:kern w:val="0"/>
+                <w:lang w:eastAsia="zh-CN"/>
+              </w:rPr>
+            </w:pPr>
+          </w:p>
+          <w:p>
+            <w:pPr>
+              <w:widowControl w:val="0"/>
+              <w:shd w:val="clear" w:color="auto" w:fill="F2F2F2"/>
+              <w:ind w:firstLine="103" w:firstLineChars="0"/>
+              <w:jc w:val="center"/>
+              <w:rPr>
+                <w:rFonts w:hint="eastAsia"/>
+                <w:b/>
+                <w:bCs/>
+                <w:kern w:val="0"/>
+                <w:lang w:eastAsia="zh-CN"/>
+              </w:rPr>
+            </w:pPr>
+          </w:p>
+          <w:p>
+            <w:pPr>
+              <w:widowControl w:val="0"/>
+              <w:shd w:val="clear" w:color="auto" w:fill="F2F2F2"/>
+              <w:ind w:firstLine="103" w:firstLineChars="0"/>
+              <w:jc w:val="center"/>
+              <w:rPr>
+                <w:rFonts w:hint="eastAsia"/>
+                <w:b/>
+                <w:bCs/>
+                <w:kern w:val="0"/>
+                <w:lang w:eastAsia="zh-CN"/>
+              </w:rPr>
+            </w:pPr>
+          </w:p>
+          <w:p>
+            <w:pPr>
+              <w:widowControl w:val="0"/>
+              <w:shd w:val="clear" w:color="auto" w:fill="F2F2F2"/>
+              <w:ind w:firstLine="103" w:firstLineChars="0"/>
+              <w:jc w:val="center"/>
+              <w:rPr>
+                <w:rFonts w:hint="eastAsia"/>
+                <w:b/>
+                <w:bCs/>
+                <w:kern w:val="0"/>
+                <w:lang w:eastAsia="zh-CN"/>
+              </w:rPr>
+            </w:pPr>
+          </w:p>
+          <w:p>
+            <w:pPr>
+              <w:widowControl w:val="0"/>
+              <w:shd w:val="clear" w:color="auto" w:fill="F2F2F2"/>
+              <w:ind w:firstLine="103" w:firstLineChars="0"/>
+              <w:jc w:val="center"/>
+              <w:rPr>
+                <w:rFonts w:hint="eastAsia"/>
+                <w:b/>
+                <w:bCs/>
+                <w:kern w:val="0"/>
+                <w:lang w:eastAsia="zh-CN"/>
+              </w:rPr>
+            </w:pPr>
+          </w:p>
+          <w:p>
+            <w:pPr>
+              <w:widowControl w:val="0"/>
+              <w:shd w:val="clear" w:color="auto" w:fill="F2F2F2"/>
+              <w:ind w:firstLine="103" w:firstLineChars="0"/>
+              <w:jc w:val="center"/>
+              <w:rPr>
+                <w:rFonts w:hint="eastAsia"/>
+                <w:b/>
+                <w:bCs/>
+                <w:kern w:val="0"/>
+                <w:lang w:eastAsia="zh-CN"/>
+              </w:rPr>
+            </w:pPr>
+          </w:p>
+          <w:p>
+            <w:pPr>
+              <w:widowControl w:val="0"/>
+              <w:shd w:val="clear" w:color="auto" w:fill="F2F2F2"/>
+              <w:ind w:firstLine="103" w:firstLineChars="0"/>
+              <w:jc w:val="center"/>
+              <w:rPr>
+                <w:rFonts w:hint="eastAsia"/>
+                <w:b/>
+                <w:bCs/>
+                <w:kern w:val="0"/>
+                <w:lang w:eastAsia="zh-CN"/>
+              </w:rPr>
+            </w:pPr>
+          </w:p>
+          <w:p>
+            <w:pPr>
+              <w:widowControl w:val="0"/>
+              <w:shd w:val="clear" w:color="auto" w:fill="F2F2F2"/>
+              <w:ind w:firstLine="103" w:firstLineChars="0"/>
+              <w:jc w:val="center"/>
+              <w:rPr>
+                <w:rFonts w:hint="eastAsia"/>
+                <w:b/>
+                <w:bCs/>
+                <w:kern w:val="0"/>
+                <w:lang w:eastAsia="zh-CN"/>
+              </w:rPr>
+            </w:pPr>
+          </w:p>
+          <w:p>
+            <w:pPr>
+              <w:widowControl w:val="0"/>
+              <w:shd w:val="clear" w:color="auto" w:fill="F2F2F2"/>
+              <w:ind w:firstLine="103" w:firstLineChars="0"/>
+              <w:jc w:val="center"/>
+              <w:rPr>
+                <w:rFonts w:hint="eastAsia"/>
+                <w:b/>
+                <w:bCs/>
+                <w:kern w:val="0"/>
+                <w:lang w:eastAsia="zh-CN"/>
+              </w:rPr>
+            </w:pPr>
+          </w:p>
+          <w:p>
+            <w:pPr>
+              <w:widowControl w:val="0"/>
+              <w:shd w:val="clear" w:color="auto" w:fill="F2F2F2"/>
+              <w:ind w:firstLine="103" w:firstLineChars="0"/>
+              <w:jc w:val="center"/>
+              <w:rPr>
+                <w:rFonts w:hint="eastAsia"/>
+                <w:b/>
+                <w:bCs/>
+                <w:kern w:val="0"/>
+                <w:lang w:eastAsia="zh-CN"/>
+              </w:rPr>
+            </w:pPr>
+          </w:p>
+          <w:p>
+            <w:pPr>
+              <w:widowControl w:val="0"/>
+              <w:shd w:val="clear" w:color="auto" w:fill="F2F2F2"/>
+              <w:ind w:firstLine="103" w:firstLineChars="0"/>
+              <w:jc w:val="center"/>
+              <w:rPr>
+                <w:rFonts w:hint="eastAsia"/>
+                <w:b/>
+                <w:bCs/>
+                <w:kern w:val="0"/>
+                <w:lang w:eastAsia="zh-CN"/>
+              </w:rPr>
+            </w:pPr>
+          </w:p>
+          <w:p>
+            <w:pPr>
+              <w:widowControl w:val="0"/>
+              <w:shd w:val="clear" w:color="auto" w:fill="F2F2F2"/>
+              <w:ind w:firstLine="103" w:firstLineChars="0"/>
+              <w:jc w:val="center"/>
+              <w:rPr>
+                <w:rFonts w:hint="default" w:ascii="SimSun" w:hAnsi="SimSun" w:eastAsia="SimSun" w:cs="SimSun"/>
+                <w:b/>
+                <w:color w:val="auto"/>
+                <w:kern w:val="0"/>
+                <w:sz w:val="22"/>
+                <w:szCs w:val="22"/>
+                <w:lang w:val="en-US" w:eastAsia="zh-CN" w:bidi="ar-SA"/>
+              </w:rPr>
+            </w:pPr>
+            <w:r>
+              <w:rPr>
+                <w:rFonts w:hint="eastAsia"/>
+                <w:b/>
+                <w:bCs/>
+                <w:kern w:val="0"/>
+                <w:lang w:eastAsia="zh-CN"/>
+              </w:rPr>
+              <w:t>产品</w:t>
+            </w:r>
+            <w:r>
+              <w:rPr>
+                <w:b/>
+                <w:bCs/>
+                <w:kern w:val="0"/>
+              </w:rPr>
+              <w:t>描述</w:t>
+            </w:r>
+          </w:p>
+        </w:tc>
+        <w:tc>
+          <w:tcPr>
+            <w:tcW w:w="8351" w:type="dxa"/>
+            <w:gridSpan w:val="14"/>
+            <w:tcBorders>
+              <w:top w:val="dashSmallGap" w:color="00000A" w:sz="4" w:space="0"/>
+              <w:left w:val="single" w:color="00000A" w:sz="12" w:space="0"/>
+              <w:bottom w:val="dashSmallGap" w:color="00000A" w:sz="4" w:space="0"/>
+              <w:right w:val="single" w:color="00000A" w:sz="12" w:space="0"/>
+            </w:tcBorders>
+            <w:shd w:val="clear" w:color="auto" w:fill="auto"/>
+            <w:vAlign w:val="center"/>
+          </w:tcPr>
+          <w:p>
+            <w:pPr>
+              <w:widowControl w:val="0"/>
+              <w:rPr>
+                <w:rFonts w:ascii="Calibri" w:hAnsi="Calibri" w:eastAsia="SimSun" w:cs="DejaVu Serif"/>
+                <w:color w:val="00000A"/>
+                <w:kern w:val="0"/>
+                <w:sz w:val="21"/>
+                <w:szCs w:val="22"/>
+                <w:lang w:val="en-US" w:eastAsia="zh-CN" w:bidi="ar-SA"/>
+              </w:rPr>
+            </w:pPr>
+            <w:r>
+              <w:rPr>
+                <w:rFonts w:ascii="Calibri" w:hAnsi="Calibri" w:eastAsia="SimSun" w:cs="DejaVu Serif"/>
+                <w:color w:val="00000A"/>
+                <w:kern w:val="0"/>
+                <w:sz w:val="21"/>
+                <w:szCs w:val="22"/>
+                <w:lang w:val="en-US" w:eastAsia="zh-CN" w:bidi="ar-SA"/>
+              </w:rPr>
+              <w:t>研究智能多模态数据呈现、数据呈现未来转型路径、插件化架构、微内核、JSON Schema 配置与 AI 智能体。用 plugin-first 架构、微内核、JSON Schema、AI 智能体、TypeScript、Vue 等研发：</w:t>
+            </w:r>
+          </w:p>
+          <w:p>
+            <w:pPr>
+              <w:widowControl w:val="0"/>
+              <w:rPr>
+                <w:rFonts w:ascii="Calibri" w:hAnsi="Calibri" w:eastAsia="SimSun" w:cs="DejaVu Serif"/>
+                <w:color w:val="00000A"/>
+                <w:kern w:val="0"/>
+                <w:sz w:val="21"/>
+                <w:szCs w:val="22"/>
+                <w:lang w:val="en-US" w:eastAsia="zh-CN" w:bidi="ar-SA"/>
+              </w:rPr>
+            </w:pPr>
+            <w:r>
+              <w:rPr>
+                <w:rFonts w:ascii="Calibri" w:hAnsi="Calibri" w:eastAsia="SimSun" w:cs="DejaVu Serif"/>
+                <w:color w:val="00000A"/>
+                <w:kern w:val="0"/>
+                <w:sz w:val="21"/>
+                <w:szCs w:val="22"/>
+                <w:lang w:val="en-US" w:eastAsia="zh-CN" w:bidi="ar-SA"/>
+              </w:rPr>
+              <w:t>1、智能数据呈现工具 Aethera：最初想法出现于 2026 年初，创建了第一版试验版本，但结果并不令我满意；确定保留 plugin-first、微内核以及第三方开发者开发插件的可能性，重新设计产品，使其在当代乃至未来数据呈现领域都保持领先。目前正在制定新的实施方案，其基础是对数据呈现可能转型路径的研究，也考虑到转型可能走向另一条路径；这要求架构具有最大限度的灵活性，同时将对性能的影响降到最低。</w:t>
+            </w:r>
+          </w:p>
+          <w:p>
+            <w:pPr>
+              <w:widowControl w:val="0"/>
+              <w:rPr>
+                <w:rFonts w:ascii="Calibri" w:hAnsi="Calibri" w:eastAsia="SimSun" w:cs="DejaVu Serif"/>
+                <w:color w:val="00000A"/>
+                <w:kern w:val="0"/>
+                <w:sz w:val="21"/>
+                <w:szCs w:val="22"/>
+                <w:lang w:val="en-US" w:eastAsia="zh-CN" w:bidi="ar-SA"/>
+              </w:rPr>
+            </w:pPr>
+            <w:r>
+              <w:rPr>
+                <w:rFonts w:ascii="Calibri" w:hAnsi="Calibri" w:eastAsia="SimSun" w:cs="DejaVu Serif"/>
+                <w:color w:val="00000A"/>
+                <w:kern w:val="0"/>
+                <w:sz w:val="21"/>
+                <w:szCs w:val="22"/>
+                <w:lang w:val="en-US" w:eastAsia="zh-CN" w:bidi="ar-SA"/>
+              </w:rPr>
+              <w:t>2、两种方案：用于快速开发普通仪表盘的轻量离线方案；智能方案。</w:t>
+            </w:r>
+          </w:p>
+          <w:p>
+            <w:pPr>
+              <w:widowControl w:val="0"/>
+              <w:rPr>
+                <w:rFonts w:ascii="Calibri" w:hAnsi="Calibri" w:eastAsia="SimSun" w:cs="DejaVu Serif"/>
+                <w:color w:val="00000A"/>
+                <w:kern w:val="0"/>
+                <w:sz w:val="21"/>
+                <w:szCs w:val="22"/>
+                <w:lang w:val="en-US" w:eastAsia="zh-CN" w:bidi="ar-SA"/>
+              </w:rPr>
+            </w:pPr>
+            <w:r>
+              <w:rPr>
+                <w:rFonts w:ascii="Calibri" w:hAnsi="Calibri" w:eastAsia="SimSun" w:cs="DejaVu Serif"/>
+                <w:color w:val="00000A"/>
+                <w:kern w:val="0"/>
+                <w:sz w:val="21"/>
+                <w:szCs w:val="22"/>
+                <w:lang w:val="en-US" w:eastAsia="zh-CN" w:bidi="ar-SA"/>
+              </w:rPr>
+              <w:t>3、配置方式：数据呈现的配置（当前为仪表盘）以 JSON 模式格式定义，可以手动创建或修改，也可以在图形编辑器中或借助内置 AI 智能体进行创建或修改。</w:t>
+            </w:r>
+          </w:p>
+          <w:p>
+            <w:pPr>
+              <w:widowControl w:val="0"/>
+              <w:rPr>
+                <w:rFonts w:ascii="Calibri" w:hAnsi="Calibri" w:eastAsia="SimSun" w:cs="DejaVu Serif"/>
+                <w:color w:val="00000A"/>
+                <w:kern w:val="0"/>
+                <w:sz w:val="21"/>
+                <w:szCs w:val="22"/>
+                <w:lang w:val="en-US" w:eastAsia="zh-CN" w:bidi="ar-SA"/>
+              </w:rPr>
+            </w:pPr>
+            <w:r>
+              <w:rPr>
+                <w:rFonts w:ascii="Calibri" w:hAnsi="Calibri" w:eastAsia="SimSun" w:cs="DejaVu Serif"/>
+                <w:color w:val="00000A"/>
+                <w:kern w:val="0"/>
+                <w:sz w:val="21"/>
+                <w:szCs w:val="22"/>
+                <w:lang w:val="en-US" w:eastAsia="zh-CN" w:bidi="ar-SA"/>
+              </w:rPr>
+              <w:t>4、战略愿景：仪表盘作为数据呈现的主要形式，将逐渐让位于更加分布式和多模态的信息交互方式；架构被奠定为数据呈现的基础，这种呈现在未来可能成为环境的一部分，并根据用户的意图和上下文进行调整，而不仅仅显示在屏幕上。</w:t>
+            </w:r>
+          </w:p>
+          <w:p>
+            <w:pPr>
+              <w:widowControl w:val="0"/>
+              <w:rPr>
+                <w:rFonts w:ascii="Calibri" w:hAnsi="Calibri" w:eastAsia="SimSun" w:cs="DejaVu Serif"/>
+                <w:color w:val="00000A"/>
+                <w:kern w:val="0"/>
+                <w:sz w:val="21"/>
+                <w:szCs w:val="22"/>
+                <w:lang w:val="en-US" w:eastAsia="zh-CN" w:bidi="ar-SA"/>
+              </w:rPr>
+            </w:pPr>
+            <w:r>
+              <w:rPr>
+                <w:rFonts w:ascii="Calibri" w:hAnsi="Calibri" w:eastAsia="SimSun" w:cs="DejaVu Serif"/>
+                <w:color w:val="00000A"/>
+                <w:kern w:val="0"/>
+                <w:sz w:val="21"/>
+                <w:szCs w:val="22"/>
+                <w:lang w:val="en-US" w:eastAsia="zh-CN" w:bidi="ar-SA"/>
+              </w:rPr>
+              <w:t>5、关键特性：多模态（可视化、可听化以及其他感知通道）；带有微内核的 plugin-first 架构；AI 作为数据呈现的智能基础；通过第三方插件实现可扩展性；适应未来呈现方式变化的灵活性；两种模式：用于仪表盘的轻量离线模式与智能模式；用于描述的 JSON 模式，可手动、在图形编辑器中或由 AI 智能体创建。</w:t>
+            </w:r>
+          </w:p>
+          <w:p>
+            <w:pPr>
+              <w:widowControl w:val="0"/>
+              <w:rPr>
+                <w:rFonts w:ascii="Calibri" w:hAnsi="Calibri" w:eastAsia="SimSun" w:cs="DejaVu Serif"/>
+                <w:color w:val="00000A"/>
+                <w:kern w:val="0"/>
+                <w:sz w:val="21"/>
+                <w:szCs w:val="22"/>
+                <w:lang w:val="en-US" w:eastAsia="zh-CN" w:bidi="ar-SA"/>
+              </w:rPr>
+            </w:pPr>
+            <w:r>
+              <w:rPr>
+                <w:rFonts w:ascii="Calibri" w:hAnsi="Calibri" w:eastAsia="SimSun" w:cs="DejaVu Serif"/>
+                <w:color w:val="00000A"/>
+                <w:kern w:val="0"/>
+                <w:sz w:val="21"/>
+                <w:szCs w:val="22"/>
+                <w:lang w:val="en-US" w:eastAsia="zh-CN" w:bidi="ar-SA"/>
+              </w:rPr>
+              <w:t>6、开发方式：采用 vibe coding（AI 辅助开发）方式：由 AI 生成方案与代码，但作为软件工程师，对 LLM 生成的方案与代码负责。</w:t>
+            </w:r>
+          </w:p>
+          <w:p>
+            <w:pPr>
+              <w:widowControl w:val="0"/>
+              <w:rPr>
+                <w:rFonts w:ascii="Calibri" w:hAnsi="Calibri" w:eastAsia="SimSun" w:cs="DejaVu Serif"/>
+                <w:color w:val="00000A"/>
+                <w:kern w:val="0"/>
+                <w:sz w:val="21"/>
+                <w:szCs w:val="22"/>
+                <w:lang w:val="en-US" w:eastAsia="zh-CN" w:bidi="ar-SA"/>
+              </w:rPr>
+            </w:pPr>
+            <w:r>
+              <w:rPr>
+                <w:rFonts w:ascii="Calibri" w:hAnsi="Calibri" w:eastAsia="SimSun" w:cs="DejaVu Serif"/>
+                <w:color w:val="00000A"/>
+                <w:kern w:val="0"/>
+                <w:sz w:val="21"/>
+                <w:szCs w:val="22"/>
+                <w:lang w:val="en-US" w:eastAsia="zh-CN" w:bidi="ar-SA"/>
+              </w:rPr>
+              <w:t>7、方法论：研究系统化思维，并将其应用于软件架构、数据呈现与产品设计；持续研究数据智能呈现的发展与未来趋势，并将研究成果应用于 Aethera 的架构设计与方向判断。</w:t>
+            </w:r>
+          </w:p>
+          <w:p>
+            <w:pPr>
+              <w:widowControl w:val="0"/>
+              <w:rPr>
+                <w:rFonts w:ascii="Calibri" w:hAnsi="Calibri" w:eastAsia="SimSun" w:cs="DejaVu Serif"/>
+                <w:color w:val="00000A"/>
+                <w:kern w:val="0"/>
+                <w:sz w:val="21"/>
+                <w:szCs w:val="22"/>
+                <w:lang w:val="en-US" w:eastAsia="zh-CN" w:bidi="ar-SA"/>
+              </w:rPr>
+            </w:pPr>
+          </w:p>
+        </w:tc>
+      </w:tr>
+      <w:tr>
+        <w:tblPrEx>
+          <w:tblCellMar>
+            <w:top w:w="0" w:type="dxa"/>
+            <w:left w:w="15" w:type="dxa"/>
+            <w:bottom w:w="0" w:type="dxa"/>
+            <w:right w:w="15" w:type="dxa"/>
+          </w:tblCellMar>
+        </w:tblPrEx>
+        <w:trPr>
+          <w:trHeight w:val="656" w:hRule="atLeast"/>
+          <w:jc w:val="center"/>
+        </w:trPr>
+        <w:tc>
+          <w:tcPr>
+            <w:tcW w:w="2087" w:type="dxa"/>
+            <w:gridSpan w:val="2"/>
+            <w:tcBorders>
+              <w:top w:val="dashSmallGap" w:color="00000A" w:sz="4" w:space="0"/>
+              <w:left w:val="single" w:color="00000A" w:sz="12" w:space="0"/>
+              <w:bottom w:val="dashSmallGap" w:color="00000A" w:sz="4" w:space="0"/>
+              <w:right w:val="single" w:color="00000A" w:sz="12" w:space="0"/>
+            </w:tcBorders>
+            <w:shd w:val="clear" w:color="auto" w:fill="auto"/>
+            <w:vAlign w:val="center"/>
+          </w:tcPr>
+          <w:p>
+            <w:pPr>
+              <w:pStyle w:val="29"/>
+              <w:keepNext w:val="0"/>
+              <w:keepLines w:val="0"/>
+              <w:widowControl/>
+              <w:suppressLineNumbers w:val="0"/>
+              <w:jc w:val="center"/>
+              <w:rPr>
+                <w:rFonts w:hint="eastAsia"/>
+                <w:b/>
+                <w:bCs/>
+                <w:kern w:val="0"/>
+                <w:lang w:eastAsia="zh-CN"/>
+              </w:rPr>
+            </w:pPr>
+            <w:r>
+              <w:rPr>
+                <w:b/>
+                <w:bCs/>
+                <w:sz w:val="22"/>
+                <w:szCs w:val="22"/>
+              </w:rPr>
+              <w:t>对公司的价值</w:t>
+            </w:r>
+          </w:p>
+        </w:tc>
+        <w:tc>
+          <w:tcPr>
+            <w:tcW w:w="8351" w:type="dxa"/>
+            <w:gridSpan w:val="14"/>
+            <w:tcBorders>
+              <w:top w:val="dashSmallGap" w:color="00000A" w:sz="4" w:space="0"/>
+              <w:left w:val="single" w:color="00000A" w:sz="12" w:space="0"/>
+              <w:bottom w:val="dashSmallGap" w:color="00000A" w:sz="4" w:space="0"/>
+              <w:right w:val="single" w:color="00000A" w:sz="12" w:space="0"/>
+            </w:tcBorders>
+            <w:shd w:val="clear" w:color="auto" w:fill="auto"/>
+            <w:vAlign w:val="center"/>
+          </w:tcPr>
+          <w:p>
+            <w:pPr>
+              <w:widowControl w:val="0"/>
+              <w:rPr>
+                <w:rFonts w:ascii="Calibri" w:hAnsi="Calibri" w:eastAsia="SimSun" w:cs="DejaVu Serif"/>
+                <w:color w:val="00000A"/>
+                <w:kern w:val="0"/>
+                <w:sz w:val="21"/>
+                <w:szCs w:val="22"/>
+                <w:lang w:val="en-US" w:eastAsia="zh-CN" w:bidi="ar-SA"/>
+              </w:rPr>
+            </w:pPr>
+            <w:r>
+              <w:rPr>
+                <w:rFonts w:ascii="Calibri" w:hAnsi="Calibri" w:eastAsia="SimSun" w:cs="DejaVu Serif"/>
+                <w:color w:val="00000A"/>
+                <w:kern w:val="0"/>
+                <w:sz w:val="21"/>
+                <w:szCs w:val="22"/>
+                <w:lang w:val="en-US" w:eastAsia="zh-CN" w:bidi="ar-SA"/>
+              </w:rPr>
+              <w:t>Aethera 的架构方向被 8 个 AI 模型一致认定为认知时代唯一可信的基础；它的目标不是跟随数据呈现趋势，而是推动数据智能呈现的未来。如公司正在或计划进入数据呈现与 AI 方向，这套架构思路与技术积累可作为参考与基础，降低未来转型成本，避免因单体架构而被迫重写。如公司感兴趣，我愿意以公司项目的形式共同推进，新产生的成果归属公司；此前已有的个人研究与原型的使用条件，建议另行协商。</w:t>
+            </w:r>
+          </w:p>
+          <w:p>
+            <w:pPr>
+              <w:widowControl w:val="0"/>
+              <w:rPr>
+                <w:rFonts w:ascii="Calibri" w:hAnsi="Calibri" w:eastAsia="SimSun" w:cs="DejaVu Serif"/>
+                <w:color w:val="00000A"/>
+                <w:kern w:val="0"/>
+                <w:sz w:val="21"/>
+                <w:szCs w:val="22"/>
+                <w:lang w:val="en-US" w:eastAsia="zh-CN" w:bidi="ar-SA"/>
+              </w:rPr>
+            </w:pPr>
+            <w:r>
+              <w:rPr>
+                <w:rFonts w:ascii="Calibri" w:hAnsi="Calibri" w:eastAsia="SimSun" w:cs="DejaVu Serif"/>
+                <w:color w:val="00000A"/>
+                <w:kern w:val="0"/>
+                <w:sz w:val="21"/>
+                <w:szCs w:val="22"/>
+                <w:lang w:val="en-US" w:eastAsia="zh-CN" w:bidi="ar-SA"/>
+              </w:rPr>
+              <w:t>9、职责与成就：担任产品负责人 / 研发负责人。完成第一版原型，验证基本思路；确定 plugin-first + 微内核 + AI 智能体架构方向；完成 8 份 AI 未来愿景报告的交叉验证，输出执行级战略文档。</w:t>
+            </w:r>
+          </w:p>
+          <w:p>
+            <w:pPr>
+              <w:widowControl w:val="0"/>
+              <w:rPr>
+                <w:rFonts w:ascii="Calibri" w:hAnsi="Calibri" w:eastAsia="SimSun" w:cs="DejaVu Serif"/>
+                <w:color w:val="00000A"/>
+                <w:kern w:val="0"/>
+                <w:sz w:val="21"/>
+                <w:szCs w:val="22"/>
+                <w:lang w:val="en-US" w:eastAsia="zh-CN" w:bidi="ar-SA"/>
+              </w:rPr>
+            </w:pPr>
           </w:p>
         </w:tc>
       </w:tr>
@@ -5991,7 +7301,7 @@
         <w:tc>
           <w:tcPr>
             <w:tcW w:w="10438" w:type="dxa"/>
-            <w:gridSpan w:val="12"/>
+            <w:gridSpan w:val="16"/>
             <w:tcBorders>
               <w:top w:val="dashSmallGap" w:color="00000A" w:sz="4" w:space="0"/>
               <w:left w:val="single" w:color="00000A" w:sz="12" w:space="0"/>
@@ -6009,7 +7319,6 @@
                 <w:rFonts w:ascii="SimSun" w:hAnsi="SimSun" w:cs="SimSun"/>
                 <w:b/>
                 <w:color w:val="000000"/>
-                <w:kern w:val="0"/>
                 <w:sz w:val="22"/>
               </w:rPr>
             </w:pPr>
@@ -6020,9 +7329,8 @@
                 <w:color w:val="000000"/>
                 <w:kern w:val="0"/>
                 <w:sz w:val="22"/>
-                <w:lang w:val="en-US" w:eastAsia="zh-CN"/>
-              </w:rPr>
-              <w:t>自研产品</w:t>
+              </w:rPr>
+              <w:t>IT项目经历</w:t>
             </w:r>
           </w:p>
         </w:tc>
@@ -6043,57 +7351,7 @@
         <w:tc>
           <w:tcPr>
             <w:tcW w:w="10438" w:type="dxa"/>
-            <w:gridSpan w:val="12"/>
-            <w:tcBorders>
-              <w:top w:val="dashSmallGap" w:color="00000A" w:sz="4" w:space="0"/>
-              <w:left w:val="single" w:color="00000A" w:sz="12" w:space="0"/>
-              <w:bottom w:val="dashSmallGap" w:color="00000A" w:sz="4" w:space="0"/>
-              <w:right w:val="single" w:color="00000A" w:sz="12" w:space="0"/>
-            </w:tcBorders>
-            <w:shd w:val="clear" w:color="auto" w:fill="F2F2F2"/>
-            <w:vAlign w:val="center"/>
-          </w:tcPr>
-          <w:p>
-            <w:pPr>
-              <w:widowControl w:val="0"/>
-              <w:jc w:val="center"/>
-              <w:rPr>
-                <w:rFonts w:ascii="SimSun" w:hAnsi="SimSun" w:cs="SimSun"/>
-                <w:b/>
-                <w:color w:val="000000"/>
-                <w:sz w:val="22"/>
-              </w:rPr>
-            </w:pPr>
-            <w:r>
-              <w:rPr>
-                <w:rFonts w:ascii="SimSun" w:hAnsi="SimSun" w:cs="SimSun"/>
-                <w:b/>
-                <w:color w:val="000000"/>
-                <w:kern w:val="0"/>
-                <w:sz w:val="22"/>
-              </w:rPr>
-              <w:t>IT项目经历</w:t>
-            </w:r>
-          </w:p>
-        </w:tc>
-      </w:tr>
-      <w:tr>
-        <w:tblPrEx>
-          <w:tblCellMar>
-            <w:top w:w="0" w:type="dxa"/>
-            <w:left w:w="15" w:type="dxa"/>
-            <w:bottom w:w="0" w:type="dxa"/>
-            <w:right w:w="15" w:type="dxa"/>
-          </w:tblCellMar>
-        </w:tblPrEx>
-        <w:trPr>
-          <w:trHeight w:val="585" w:hRule="atLeast"/>
-          <w:jc w:val="center"/>
-        </w:trPr>
-        <w:tc>
-          <w:tcPr>
-            <w:tcW w:w="10438" w:type="dxa"/>
-            <w:gridSpan w:val="12"/>
+            <w:gridSpan w:val="16"/>
             <w:tcBorders>
               <w:top w:val="dashSmallGap" w:color="00000A" w:sz="4" w:space="0"/>
               <w:left w:val="single" w:color="00000A" w:sz="12" w:space="0"/>
@@ -6932,6 +8190,170 @@
                 <w:p>
                   <w:pPr>
                     <w:widowControl w:val="0"/>
+                    <w:rPr>
+                      <w:rFonts w:hint="default"/>
+                      <w:kern w:val="0"/>
+                    </w:rPr>
+                  </w:pPr>
+                </w:p>
+              </w:tc>
+              <w:tc>
+                <w:tcPr>
+                  <w:tcW w:w="1526" w:type="dxa"/>
+                  <w:tcBorders>
+                    <w:top w:val="dashSmallGap" w:color="00000A" w:sz="4" w:space="0"/>
+                    <w:left w:val="dashSmallGap" w:color="00000A" w:sz="4" w:space="0"/>
+                    <w:bottom w:val="dashSmallGap" w:color="00000A" w:sz="4" w:space="0"/>
+                    <w:right w:val="dashSmallGap" w:color="00000A" w:sz="4" w:space="0"/>
+                  </w:tcBorders>
+                  <w:shd w:val="clear" w:color="auto" w:fill="FFFFFF" w:themeFill="background1"/>
+                  <w:vAlign w:val="center"/>
+                </w:tcPr>
+                <w:p>
+                  <w:pPr>
+                    <w:widowControl w:val="0"/>
+                    <w:jc w:val="center"/>
+                    <w:rPr>
+                      <w:rFonts w:hint="default" w:ascii="SimSun" w:hAnsi="SimSun" w:cs="SimSun"/>
+                      <w:kern w:val="0"/>
+                      <w:sz w:val="22"/>
+                    </w:rPr>
+                  </w:pPr>
+                </w:p>
+              </w:tc>
+              <w:tc>
+                <w:tcPr>
+                  <w:tcW w:w="2014" w:type="dxa"/>
+                  <w:tcBorders>
+                    <w:top w:val="dashSmallGap" w:color="00000A" w:sz="4" w:space="0"/>
+                    <w:left w:val="dashSmallGap" w:color="00000A" w:sz="4" w:space="0"/>
+                    <w:bottom w:val="dashSmallGap" w:color="00000A" w:sz="4" w:space="0"/>
+                    <w:right w:val="dashSmallGap" w:color="00000A" w:sz="4" w:space="0"/>
+                  </w:tcBorders>
+                  <w:shd w:val="clear" w:color="auto" w:fill="FFFFFF" w:themeFill="background1"/>
+                  <w:vAlign w:val="center"/>
+                </w:tcPr>
+                <w:p>
+                  <w:pPr>
+                    <w:widowControl w:val="0"/>
+                    <w:jc w:val="left"/>
+                    <w:rPr>
+                      <w:rFonts w:hint="default"/>
+                      <w:kern w:val="0"/>
+                      <w:lang w:val="en-US" w:eastAsia="zh-CN"/>
+                    </w:rPr>
+                  </w:pPr>
+                </w:p>
+              </w:tc>
+              <w:tc>
+                <w:tcPr>
+                  <w:tcW w:w="2394" w:type="dxa"/>
+                  <w:tcBorders>
+                    <w:top w:val="dashSmallGap" w:color="00000A" w:sz="4" w:space="0"/>
+                    <w:left w:val="dashSmallGap" w:color="00000A" w:sz="4" w:space="0"/>
+                    <w:bottom w:val="dashSmallGap" w:color="00000A" w:sz="4" w:space="0"/>
+                    <w:right w:val="dashSmallGap" w:color="00000A" w:sz="4" w:space="0"/>
+                  </w:tcBorders>
+                  <w:shd w:val="clear" w:color="auto" w:fill="FFFFFF" w:themeFill="background1"/>
+                  <w:vAlign w:val="center"/>
+                </w:tcPr>
+                <w:p>
+                  <w:pPr>
+                    <w:widowControl w:val="0"/>
+                    <w:jc w:val="center"/>
+                    <w:rPr>
+                      <w:rFonts w:hint="default"/>
+                      <w:kern w:val="0"/>
+                      <w:lang w:val="en-US" w:eastAsia="zh-CN"/>
+                    </w:rPr>
+                  </w:pPr>
+                </w:p>
+              </w:tc>
+              <w:tc>
+                <w:tcPr>
+                  <w:tcW w:w="925" w:type="dxa"/>
+                  <w:tcBorders>
+                    <w:top w:val="dashSmallGap" w:color="00000A" w:sz="4" w:space="0"/>
+                    <w:left w:val="dashSmallGap" w:color="00000A" w:sz="4" w:space="0"/>
+                    <w:bottom w:val="dashSmallGap" w:color="00000A" w:sz="4" w:space="0"/>
+                    <w:right w:val="dashSmallGap" w:color="00000A" w:sz="4" w:space="0"/>
+                  </w:tcBorders>
+                  <w:shd w:val="clear" w:color="auto" w:fill="FFFFFF" w:themeFill="background1"/>
+                  <w:vAlign w:val="center"/>
+                </w:tcPr>
+                <w:p>
+                  <w:pPr>
+                    <w:widowControl w:val="0"/>
+                    <w:jc w:val="center"/>
+                    <w:rPr>
+                      <w:rFonts w:ascii="SimSun" w:hAnsi="SimSun" w:eastAsia="SimSun" w:cs="SimSun"/>
+                      <w:b/>
+                      <w:color w:val="00000A"/>
+                      <w:kern w:val="0"/>
+                      <w:sz w:val="22"/>
+                      <w:szCs w:val="22"/>
+                      <w:lang w:val="en-US" w:eastAsia="zh-CN" w:bidi="ar-SA"/>
+                    </w:rPr>
+                  </w:pPr>
+                </w:p>
+              </w:tc>
+              <w:tc>
+                <w:tcPr>
+                  <w:tcW w:w="2019" w:type="dxa"/>
+                  <w:tcBorders>
+                    <w:top w:val="dashSmallGap" w:color="00000A" w:sz="4" w:space="0"/>
+                    <w:left w:val="dashSmallGap" w:color="00000A" w:sz="4" w:space="0"/>
+                    <w:bottom w:val="dashSmallGap" w:color="00000A" w:sz="4" w:space="0"/>
+                    <w:right w:val="single" w:color="00000A" w:sz="12" w:space="0"/>
+                  </w:tcBorders>
+                  <w:shd w:val="clear" w:color="auto" w:fill="FFFFFF" w:themeFill="background1"/>
+                  <w:vAlign w:val="center"/>
+                </w:tcPr>
+                <w:p>
+                  <w:pPr>
+                    <w:widowControl w:val="0"/>
+                    <w:jc w:val="center"/>
+                    <w:rPr>
+                      <w:rFonts w:ascii="SimSun" w:hAnsi="SimSun" w:eastAsia="SimSun" w:cs="SimSun"/>
+                      <w:b/>
+                      <w:color w:val="000000"/>
+                      <w:kern w:val="0"/>
+                      <w:sz w:val="22"/>
+                      <w:szCs w:val="22"/>
+                      <w:lang w:val="en-US" w:eastAsia="zh-CN" w:bidi="ar-SA"/>
+                    </w:rPr>
+                  </w:pPr>
+                </w:p>
+              </w:tc>
+            </w:tr>
+            <w:tr>
+              <w:tblPrEx>
+                <w:tblCellMar>
+                  <w:top w:w="0" w:type="dxa"/>
+                  <w:left w:w="15" w:type="dxa"/>
+                  <w:bottom w:w="0" w:type="dxa"/>
+                  <w:right w:w="15" w:type="dxa"/>
+                </w:tblCellMar>
+              </w:tblPrEx>
+              <w:trPr>
+                <w:trHeight w:val="678" w:hRule="atLeast"/>
+                <w:jc w:val="center"/>
+              </w:trPr>
+              <w:tc>
+                <w:tcPr>
+                  <w:tcW w:w="1560" w:type="dxa"/>
+                  <w:tcBorders>
+                    <w:top w:val="dashSmallGap" w:color="00000A" w:sz="4" w:space="0"/>
+                    <w:left w:val="single" w:color="00000A" w:sz="12" w:space="0"/>
+                    <w:bottom w:val="dashSmallGap" w:color="00000A" w:sz="4" w:space="0"/>
+                    <w:right w:val="dashSmallGap" w:color="00000A" w:sz="4" w:space="0"/>
+                  </w:tcBorders>
+                  <w:shd w:val="clear" w:color="auto" w:fill="FFFFFF" w:themeFill="background1"/>
+                  <w:vAlign w:val="center"/>
+                </w:tcPr>
+                <w:p>
+                  <w:pPr>
+                    <w:widowControl w:val="0"/>
                     <w:shd w:val="clear" w:color="auto" w:fill="F2F2F2"/>
                     <w:ind w:firstLine="103" w:firstLineChars="0"/>
                     <w:rPr>
@@ -7502,6 +8924,7 @@
         <w:tc>
           <w:tcPr>
             <w:tcW w:w="1526" w:type="dxa"/>
+            <w:gridSpan w:val="2"/>
             <w:tcBorders>
               <w:top w:val="dashSmallGap" w:color="00000A" w:sz="4" w:space="0"/>
               <w:left w:val="dashSmallGap" w:color="00000A" w:sz="4" w:space="0"/>
@@ -7538,7 +8961,7 @@
         <w:tc>
           <w:tcPr>
             <w:tcW w:w="2014" w:type="dxa"/>
-            <w:gridSpan w:val="3"/>
+            <w:gridSpan w:val="4"/>
             <w:tcBorders>
               <w:top w:val="dashSmallGap" w:color="00000A" w:sz="4" w:space="0"/>
               <w:left w:val="dashSmallGap" w:color="00000A" w:sz="4" w:space="0"/>
@@ -7576,7 +8999,7 @@
         <w:tc>
           <w:tcPr>
             <w:tcW w:w="2171" w:type="dxa"/>
-            <w:gridSpan w:val="4"/>
+            <w:gridSpan w:val="5"/>
             <w:tcBorders>
               <w:top w:val="dashSmallGap" w:color="00000A" w:sz="4" w:space="0"/>
               <w:left w:val="dashSmallGap" w:color="00000A" w:sz="4" w:space="0"/>
@@ -7615,7 +9038,7 @@
         <w:tc>
           <w:tcPr>
             <w:tcW w:w="1148" w:type="dxa"/>
-            <w:gridSpan w:val="2"/>
+            <w:gridSpan w:val="3"/>
             <w:tcBorders>
               <w:top w:val="dashSmallGap" w:color="00000A" w:sz="4" w:space="0"/>
               <w:left w:val="dashSmallGap" w:color="00000A" w:sz="4" w:space="0"/>
@@ -7765,6 +9188,7 @@
         <w:tc>
           <w:tcPr>
             <w:tcW w:w="1526" w:type="dxa"/>
+            <w:gridSpan w:val="2"/>
             <w:tcBorders>
               <w:top w:val="dashSmallGap" w:color="00000A" w:sz="4" w:space="0"/>
               <w:left w:val="dashSmallGap" w:color="00000A" w:sz="4" w:space="0"/>
@@ -7810,7 +9234,7 @@
         <w:tc>
           <w:tcPr>
             <w:tcW w:w="2014" w:type="dxa"/>
-            <w:gridSpan w:val="3"/>
+            <w:gridSpan w:val="4"/>
             <w:tcBorders>
               <w:top w:val="dashSmallGap" w:color="00000A" w:sz="4" w:space="0"/>
               <w:left w:val="dashSmallGap" w:color="00000A" w:sz="4" w:space="0"/>
@@ -7866,7 +9290,7 @@
         <w:tc>
           <w:tcPr>
             <w:tcW w:w="2171" w:type="dxa"/>
-            <w:gridSpan w:val="4"/>
+            <w:gridSpan w:val="5"/>
             <w:tcBorders>
               <w:top w:val="dashSmallGap" w:color="00000A" w:sz="4" w:space="0"/>
               <w:left w:val="dashSmallGap" w:color="00000A" w:sz="4" w:space="0"/>
@@ -8012,7 +9436,7 @@
         <w:tc>
           <w:tcPr>
             <w:tcW w:w="1148" w:type="dxa"/>
-            <w:gridSpan w:val="2"/>
+            <w:gridSpan w:val="3"/>
             <w:tcBorders>
               <w:top w:val="dashSmallGap" w:color="00000A" w:sz="4" w:space="0"/>
               <w:left w:val="dashSmallGap" w:color="00000A" w:sz="4" w:space="0"/>
@@ -8160,7 +9584,7 @@
         <w:tc>
           <w:tcPr>
             <w:tcW w:w="8878" w:type="dxa"/>
-            <w:gridSpan w:val="11"/>
+            <w:gridSpan w:val="15"/>
             <w:tcBorders>
               <w:top w:val="dashSmallGap" w:color="00000A" w:sz="4" w:space="0"/>
               <w:left w:val="dashSmallGap" w:color="00000A" w:sz="4" w:space="0"/>
@@ -8344,7 +9768,7 @@
         <w:tc>
           <w:tcPr>
             <w:tcW w:w="8878" w:type="dxa"/>
-            <w:gridSpan w:val="11"/>
+            <w:gridSpan w:val="15"/>
             <w:tcBorders>
               <w:top w:val="dashSmallGap" w:color="00000A" w:sz="4" w:space="0"/>
               <w:left w:val="dashSmallGap" w:color="00000A" w:sz="4" w:space="0"/>
@@ -8438,7 +9862,7 @@
         <w:tc>
           <w:tcPr>
             <w:tcW w:w="8878" w:type="dxa"/>
-            <w:gridSpan w:val="11"/>
+            <w:gridSpan w:val="15"/>
             <w:tcBorders>
               <w:top w:val="dashSmallGap" w:color="00000A" w:sz="4" w:space="0"/>
               <w:left w:val="dashSmallGap" w:color="00000A" w:sz="4" w:space="0"/>
@@ -8521,6 +9945,7 @@
         <w:tc>
           <w:tcPr>
             <w:tcW w:w="1526" w:type="dxa"/>
+            <w:gridSpan w:val="2"/>
             <w:tcBorders>
               <w:top w:val="dashSmallGap" w:color="00000A" w:sz="4" w:space="0"/>
               <w:left w:val="dashSmallGap" w:color="00000A" w:sz="4" w:space="0"/>
@@ -8552,7 +9977,7 @@
         <w:tc>
           <w:tcPr>
             <w:tcW w:w="2014" w:type="dxa"/>
-            <w:gridSpan w:val="3"/>
+            <w:gridSpan w:val="4"/>
             <w:tcBorders>
               <w:top w:val="dashSmallGap" w:color="00000A" w:sz="4" w:space="0"/>
               <w:left w:val="dashSmallGap" w:color="00000A" w:sz="4" w:space="0"/>
@@ -8586,7 +10011,7 @@
         <w:tc>
           <w:tcPr>
             <w:tcW w:w="2171" w:type="dxa"/>
-            <w:gridSpan w:val="4"/>
+            <w:gridSpan w:val="5"/>
             <w:tcBorders>
               <w:top w:val="dashSmallGap" w:color="00000A" w:sz="4" w:space="0"/>
               <w:left w:val="dashSmallGap" w:color="00000A" w:sz="4" w:space="0"/>
@@ -8622,7 +10047,7 @@
         <w:tc>
           <w:tcPr>
             <w:tcW w:w="1148" w:type="dxa"/>
-            <w:gridSpan w:val="2"/>
+            <w:gridSpan w:val="3"/>
             <w:tcBorders>
               <w:top w:val="dashSmallGap" w:color="00000A" w:sz="4" w:space="0"/>
               <w:left w:val="dashSmallGap" w:color="00000A" w:sz="4" w:space="0"/>
@@ -8759,6 +10184,7 @@
         <w:tc>
           <w:tcPr>
             <w:tcW w:w="1526" w:type="dxa"/>
+            <w:gridSpan w:val="2"/>
             <w:tcBorders>
               <w:top w:val="dashSmallGap" w:color="00000A" w:sz="4" w:space="0"/>
               <w:left w:val="dashSmallGap" w:color="00000A" w:sz="4" w:space="0"/>
@@ -8789,90 +10215,90 @@
         <w:tc>
           <w:tcPr>
             <w:tcW w:w="2014" w:type="dxa"/>
+            <w:gridSpan w:val="4"/>
+            <w:tcBorders>
+              <w:top w:val="dashSmallGap" w:color="00000A" w:sz="4" w:space="0"/>
+              <w:left w:val="dashSmallGap" w:color="00000A" w:sz="4" w:space="0"/>
+              <w:bottom w:val="dashSmallGap" w:color="00000A" w:sz="4" w:space="0"/>
+              <w:right w:val="dashSmallGap" w:color="00000A" w:sz="4" w:space="0"/>
+            </w:tcBorders>
+            <w:shd w:val="clear" w:color="auto" w:fill="FFFFFF" w:themeFill="background1"/>
+            <w:vAlign w:val="center"/>
+          </w:tcPr>
+          <w:p>
+            <w:pPr>
+              <w:widowControl w:val="0"/>
+              <w:jc w:val="left"/>
+              <w:rPr>
+                <w:rFonts w:ascii="SimSun" w:hAnsi="SimSun" w:cs="SimSun"/>
+                <w:sz w:val="22"/>
+              </w:rPr>
+            </w:pPr>
+            <w:r>
+              <w:rPr>
+                <w:rFonts w:ascii="SimSun" w:hAnsi="SimSun" w:cs="SimSun"/>
+                <w:kern w:val="0"/>
+                <w:sz w:val="22"/>
+              </w:rPr>
+              <w:t>“瑞德宝尔”、“王家岭”、“合金可视化平台”、“西安咸阳国际机场”、“中美陕西应急指挥系统</w:t>
+            </w:r>
+          </w:p>
+        </w:tc>
+        <w:tc>
+          <w:tcPr>
+            <w:tcW w:w="2171" w:type="dxa"/>
+            <w:gridSpan w:val="5"/>
+            <w:tcBorders>
+              <w:top w:val="dashSmallGap" w:color="00000A" w:sz="4" w:space="0"/>
+              <w:left w:val="dashSmallGap" w:color="00000A" w:sz="4" w:space="0"/>
+              <w:bottom w:val="dashSmallGap" w:color="00000A" w:sz="4" w:space="0"/>
+              <w:right w:val="dashSmallGap" w:color="00000A" w:sz="4" w:space="0"/>
+            </w:tcBorders>
+            <w:shd w:val="clear" w:color="auto" w:fill="FFFFFF" w:themeFill="background1"/>
+            <w:vAlign w:val="center"/>
+          </w:tcPr>
+          <w:p>
+            <w:pPr>
+              <w:widowControl w:val="0"/>
+              <w:jc w:val="center"/>
+              <w:rPr>
+                <w:kern w:val="0"/>
+              </w:rPr>
+            </w:pPr>
+            <w:r>
+              <w:rPr>
+                <w:kern w:val="0"/>
+              </w:rPr>
+              <w:t>语言：JavaScript（ES5/ES2015、jQuery、react)、HTML（HTML5）、CSS（CSS3）</w:t>
+            </w:r>
+          </w:p>
+          <w:p>
+            <w:pPr>
+              <w:widowControl w:val="0"/>
+              <w:jc w:val="center"/>
+              <w:rPr>
+                <w:kern w:val="0"/>
+              </w:rPr>
+            </w:pPr>
+            <w:r>
+              <w:rPr>
+                <w:kern w:val="0"/>
+                <w:lang w:val="en-US"/>
+              </w:rPr>
+              <w:t>IDE</w:t>
+            </w:r>
+            <w:r>
+              <w:rPr>
+                <w:kern w:val="0"/>
+              </w:rPr>
+              <w:t>: Intellij Idea、 Sublime Text 3</w:t>
+            </w:r>
+          </w:p>
+        </w:tc>
+        <w:tc>
+          <w:tcPr>
+            <w:tcW w:w="1148" w:type="dxa"/>
             <w:gridSpan w:val="3"/>
-            <w:tcBorders>
-              <w:top w:val="dashSmallGap" w:color="00000A" w:sz="4" w:space="0"/>
-              <w:left w:val="dashSmallGap" w:color="00000A" w:sz="4" w:space="0"/>
-              <w:bottom w:val="dashSmallGap" w:color="00000A" w:sz="4" w:space="0"/>
-              <w:right w:val="dashSmallGap" w:color="00000A" w:sz="4" w:space="0"/>
-            </w:tcBorders>
-            <w:shd w:val="clear" w:color="auto" w:fill="FFFFFF" w:themeFill="background1"/>
-            <w:vAlign w:val="center"/>
-          </w:tcPr>
-          <w:p>
-            <w:pPr>
-              <w:widowControl w:val="0"/>
-              <w:jc w:val="left"/>
-              <w:rPr>
-                <w:rFonts w:ascii="SimSun" w:hAnsi="SimSun" w:cs="SimSun"/>
-                <w:sz w:val="22"/>
-              </w:rPr>
-            </w:pPr>
-            <w:r>
-              <w:rPr>
-                <w:rFonts w:ascii="SimSun" w:hAnsi="SimSun" w:cs="SimSun"/>
-                <w:kern w:val="0"/>
-                <w:sz w:val="22"/>
-              </w:rPr>
-              <w:t>“瑞德宝尔”、“王家岭”、“合金可视化平台”、“西安咸阳国际机场”、“中美陕西应急指挥系统</w:t>
-            </w:r>
-          </w:p>
-        </w:tc>
-        <w:tc>
-          <w:tcPr>
-            <w:tcW w:w="2171" w:type="dxa"/>
-            <w:gridSpan w:val="4"/>
-            <w:tcBorders>
-              <w:top w:val="dashSmallGap" w:color="00000A" w:sz="4" w:space="0"/>
-              <w:left w:val="dashSmallGap" w:color="00000A" w:sz="4" w:space="0"/>
-              <w:bottom w:val="dashSmallGap" w:color="00000A" w:sz="4" w:space="0"/>
-              <w:right w:val="dashSmallGap" w:color="00000A" w:sz="4" w:space="0"/>
-            </w:tcBorders>
-            <w:shd w:val="clear" w:color="auto" w:fill="FFFFFF" w:themeFill="background1"/>
-            <w:vAlign w:val="center"/>
-          </w:tcPr>
-          <w:p>
-            <w:pPr>
-              <w:widowControl w:val="0"/>
-              <w:jc w:val="center"/>
-              <w:rPr>
-                <w:kern w:val="0"/>
-              </w:rPr>
-            </w:pPr>
-            <w:r>
-              <w:rPr>
-                <w:kern w:val="0"/>
-              </w:rPr>
-              <w:t>语言：JavaScript（ES5/ES2015、jQuery、react)、HTML（HTML5）、CSS（CSS3）</w:t>
-            </w:r>
-          </w:p>
-          <w:p>
-            <w:pPr>
-              <w:widowControl w:val="0"/>
-              <w:jc w:val="center"/>
-              <w:rPr>
-                <w:kern w:val="0"/>
-              </w:rPr>
-            </w:pPr>
-            <w:r>
-              <w:rPr>
-                <w:kern w:val="0"/>
-                <w:lang w:val="en-US"/>
-              </w:rPr>
-              <w:t>IDE</w:t>
-            </w:r>
-            <w:r>
-              <w:rPr>
-                <w:kern w:val="0"/>
-              </w:rPr>
-              <w:t>: Intellij Idea、 Sublime Text 3</w:t>
-            </w:r>
-          </w:p>
-        </w:tc>
-        <w:tc>
-          <w:tcPr>
-            <w:tcW w:w="1148" w:type="dxa"/>
-            <w:gridSpan w:val="2"/>
             <w:tcBorders>
               <w:top w:val="dashSmallGap" w:color="00000A" w:sz="4" w:space="0"/>
               <w:left w:val="dashSmallGap" w:color="00000A" w:sz="4" w:space="0"/>
@@ -9012,7 +10438,7 @@
         <w:tc>
           <w:tcPr>
             <w:tcW w:w="8878" w:type="dxa"/>
-            <w:gridSpan w:val="11"/>
+            <w:gridSpan w:val="15"/>
             <w:tcBorders>
               <w:top w:val="dashSmallGap" w:color="00000A" w:sz="4" w:space="0"/>
               <w:left w:val="dashSmallGap" w:color="00000A" w:sz="4" w:space="0"/>
@@ -9093,7 +10519,7 @@
         <w:tc>
           <w:tcPr>
             <w:tcW w:w="8878" w:type="dxa"/>
-            <w:gridSpan w:val="11"/>
+            <w:gridSpan w:val="15"/>
             <w:tcBorders>
               <w:top w:val="dashSmallGap" w:color="00000A" w:sz="4" w:space="0"/>
               <w:left w:val="dashSmallGap" w:color="00000A" w:sz="4" w:space="0"/>
@@ -9174,7 +10600,7 @@
         <w:tc>
           <w:tcPr>
             <w:tcW w:w="8878" w:type="dxa"/>
-            <w:gridSpan w:val="11"/>
+            <w:gridSpan w:val="15"/>
             <w:tcBorders>
               <w:top w:val="dashSmallGap" w:color="00000A" w:sz="4" w:space="0"/>
               <w:left w:val="dashSmallGap" w:color="00000A" w:sz="4" w:space="0"/>
@@ -9257,6 +10683,7 @@
         <w:tc>
           <w:tcPr>
             <w:tcW w:w="1526" w:type="dxa"/>
+            <w:gridSpan w:val="2"/>
             <w:tcBorders>
               <w:top w:val="dashSmallGap" w:color="00000A" w:sz="4" w:space="0"/>
               <w:left w:val="dashSmallGap" w:color="00000A" w:sz="4" w:space="0"/>
@@ -9286,113 +10713,113 @@
         <w:tc>
           <w:tcPr>
             <w:tcW w:w="2014" w:type="dxa"/>
+            <w:gridSpan w:val="4"/>
+            <w:tcBorders>
+              <w:top w:val="dashSmallGap" w:color="00000A" w:sz="4" w:space="0"/>
+              <w:left w:val="dashSmallGap" w:color="00000A" w:sz="4" w:space="0"/>
+              <w:bottom w:val="dashSmallGap" w:color="00000A" w:sz="4" w:space="0"/>
+              <w:right w:val="dashSmallGap" w:color="00000A" w:sz="4" w:space="0"/>
+            </w:tcBorders>
+            <w:shd w:val="clear" w:color="auto" w:fill="FFFFFF"/>
+            <w:vAlign w:val="center"/>
+          </w:tcPr>
+          <w:p>
+            <w:pPr>
+              <w:widowControl w:val="0"/>
+              <w:rPr>
+                <w:lang w:val="en-US"/>
+              </w:rPr>
+            </w:pPr>
+            <w:r>
+              <w:rPr>
+                <w:kern w:val="0"/>
+              </w:rPr>
+              <w:t>“秦天下”、</w:t>
+            </w:r>
+            <w:r>
+              <w:rPr>
+                <w:kern w:val="0"/>
+                <w:lang w:val="en-US"/>
+              </w:rPr>
+              <w:t>”</w:t>
+            </w:r>
+            <w:r>
+              <w:rPr>
+                <w:kern w:val="0"/>
+              </w:rPr>
+              <w:t>东美</w:t>
+            </w:r>
+            <w:r>
+              <w:rPr>
+                <w:kern w:val="0"/>
+                <w:lang w:val="en-US"/>
+              </w:rPr>
+              <w:t>”</w:t>
+            </w:r>
+          </w:p>
+        </w:tc>
+        <w:tc>
+          <w:tcPr>
+            <w:tcW w:w="2171" w:type="dxa"/>
+            <w:gridSpan w:val="5"/>
+            <w:tcBorders>
+              <w:top w:val="dashSmallGap" w:color="00000A" w:sz="4" w:space="0"/>
+              <w:left w:val="dashSmallGap" w:color="00000A" w:sz="4" w:space="0"/>
+              <w:bottom w:val="dashSmallGap" w:color="00000A" w:sz="4" w:space="0"/>
+              <w:right w:val="dashSmallGap" w:color="00000A" w:sz="4" w:space="0"/>
+            </w:tcBorders>
+            <w:shd w:val="clear" w:color="auto" w:fill="FFFFFF"/>
+            <w:vAlign w:val="center"/>
+          </w:tcPr>
+          <w:p>
+            <w:pPr>
+              <w:widowControl w:val="0"/>
+              <w:jc w:val="center"/>
+              <w:rPr>
+                <w:lang w:val="en-US"/>
+              </w:rPr>
+            </w:pPr>
+            <w:r>
+              <w:rPr>
+                <w:kern w:val="0"/>
+              </w:rPr>
+              <w:t>语言：JavaScript（ES5/ES2015、jQuery、react)、HTML（HTML5）、CSS（CSS3</w:t>
+            </w:r>
+            <w:r>
+              <w:rPr>
+                <w:kern w:val="0"/>
+                <w:lang w:val="en-US"/>
+              </w:rPr>
+              <w:t>)</w:t>
+            </w:r>
+          </w:p>
+          <w:p>
+            <w:pPr>
+              <w:widowControl w:val="0"/>
+              <w:jc w:val="center"/>
+              <w:rPr>
+                <w:kern w:val="0"/>
+              </w:rPr>
+            </w:pPr>
+            <w:r>
+              <w:rPr>
+                <w:kern w:val="0"/>
+                <w:lang w:val="en-US"/>
+              </w:rPr>
+              <w:t>IDE</w:t>
+            </w:r>
+            <w:r>
+              <w:rPr>
+                <w:kern w:val="0"/>
+              </w:rPr>
+              <w:t>: Intellij Idea、 Sublime Text 3</w:t>
+            </w:r>
+          </w:p>
+        </w:tc>
+        <w:tc>
+          <w:tcPr>
+            <w:tcW w:w="1148" w:type="dxa"/>
             <w:gridSpan w:val="3"/>
-            <w:tcBorders>
-              <w:top w:val="dashSmallGap" w:color="00000A" w:sz="4" w:space="0"/>
-              <w:left w:val="dashSmallGap" w:color="00000A" w:sz="4" w:space="0"/>
-              <w:bottom w:val="dashSmallGap" w:color="00000A" w:sz="4" w:space="0"/>
-              <w:right w:val="dashSmallGap" w:color="00000A" w:sz="4" w:space="0"/>
-            </w:tcBorders>
-            <w:shd w:val="clear" w:color="auto" w:fill="FFFFFF"/>
-            <w:vAlign w:val="center"/>
-          </w:tcPr>
-          <w:p>
-            <w:pPr>
-              <w:widowControl w:val="0"/>
-              <w:rPr>
-                <w:lang w:val="en-US"/>
-              </w:rPr>
-            </w:pPr>
-            <w:r>
-              <w:rPr>
-                <w:kern w:val="0"/>
-              </w:rPr>
-              <w:t>“秦天下”、</w:t>
-            </w:r>
-            <w:r>
-              <w:rPr>
-                <w:kern w:val="0"/>
-                <w:lang w:val="en-US"/>
-              </w:rPr>
-              <w:t>”</w:t>
-            </w:r>
-            <w:r>
-              <w:rPr>
-                <w:kern w:val="0"/>
-              </w:rPr>
-              <w:t>东美</w:t>
-            </w:r>
-            <w:r>
-              <w:rPr>
-                <w:kern w:val="0"/>
-                <w:lang w:val="en-US"/>
-              </w:rPr>
-              <w:t>”</w:t>
-            </w:r>
-          </w:p>
-        </w:tc>
-        <w:tc>
-          <w:tcPr>
-            <w:tcW w:w="2171" w:type="dxa"/>
-            <w:gridSpan w:val="4"/>
-            <w:tcBorders>
-              <w:top w:val="dashSmallGap" w:color="00000A" w:sz="4" w:space="0"/>
-              <w:left w:val="dashSmallGap" w:color="00000A" w:sz="4" w:space="0"/>
-              <w:bottom w:val="dashSmallGap" w:color="00000A" w:sz="4" w:space="0"/>
-              <w:right w:val="dashSmallGap" w:color="00000A" w:sz="4" w:space="0"/>
-            </w:tcBorders>
-            <w:shd w:val="clear" w:color="auto" w:fill="FFFFFF"/>
-            <w:vAlign w:val="center"/>
-          </w:tcPr>
-          <w:p>
-            <w:pPr>
-              <w:widowControl w:val="0"/>
-              <w:jc w:val="center"/>
-              <w:rPr>
-                <w:lang w:val="en-US"/>
-              </w:rPr>
-            </w:pPr>
-            <w:r>
-              <w:rPr>
-                <w:kern w:val="0"/>
-              </w:rPr>
-              <w:t>语言：JavaScript（ES5/ES2015、jQuery、react)、HTML（HTML5）、CSS（CSS3</w:t>
-            </w:r>
-            <w:r>
-              <w:rPr>
-                <w:kern w:val="0"/>
-                <w:lang w:val="en-US"/>
-              </w:rPr>
-              <w:t>)</w:t>
-            </w:r>
-          </w:p>
-          <w:p>
-            <w:pPr>
-              <w:widowControl w:val="0"/>
-              <w:jc w:val="center"/>
-              <w:rPr>
-                <w:kern w:val="0"/>
-              </w:rPr>
-            </w:pPr>
-            <w:r>
-              <w:rPr>
-                <w:kern w:val="0"/>
-                <w:lang w:val="en-US"/>
-              </w:rPr>
-              <w:t>IDE</w:t>
-            </w:r>
-            <w:r>
-              <w:rPr>
-                <w:kern w:val="0"/>
-              </w:rPr>
-              <w:t>: Intellij Idea、 Sublime Text 3</w:t>
-            </w:r>
-          </w:p>
-        </w:tc>
-        <w:tc>
-          <w:tcPr>
-            <w:tcW w:w="1148" w:type="dxa"/>
-            <w:gridSpan w:val="2"/>
             <w:tcBorders>
               <w:top w:val="dashSmallGap" w:color="00000A" w:sz="4" w:space="0"/>
               <w:left w:val="dashSmallGap" w:color="00000A" w:sz="4" w:space="0"/>
@@ -9504,7 +10931,7 @@
         <w:tc>
           <w:tcPr>
             <w:tcW w:w="8878" w:type="dxa"/>
-            <w:gridSpan w:val="11"/>
+            <w:gridSpan w:val="15"/>
             <w:tcBorders>
               <w:top w:val="dashSmallGap" w:color="00000A" w:sz="4" w:space="0"/>
               <w:left w:val="dashSmallGap" w:color="00000A" w:sz="4" w:space="0"/>
@@ -9582,7 +11009,7 @@
         <w:tc>
           <w:tcPr>
             <w:tcW w:w="8878" w:type="dxa"/>
-            <w:gridSpan w:val="11"/>
+            <w:gridSpan w:val="15"/>
             <w:tcBorders>
               <w:top w:val="dashSmallGap" w:color="00000A" w:sz="4" w:space="0"/>
               <w:left w:val="dashSmallGap" w:color="00000A" w:sz="4" w:space="0"/>
@@ -9658,7 +11085,7 @@
         <w:tc>
           <w:tcPr>
             <w:tcW w:w="8878" w:type="dxa"/>
-            <w:gridSpan w:val="11"/>
+            <w:gridSpan w:val="15"/>
             <w:tcBorders>
               <w:top w:val="dashSmallGap" w:color="00000A" w:sz="4" w:space="0"/>
               <w:left w:val="dashSmallGap" w:color="00000A" w:sz="4" w:space="0"/>
@@ -9734,6 +11161,7 @@
         <w:tc>
           <w:tcPr>
             <w:tcW w:w="1526" w:type="dxa"/>
+            <w:gridSpan w:val="2"/>
             <w:tcBorders>
               <w:top w:val="dashSmallGap" w:color="00000A" w:sz="4" w:space="0"/>
               <w:left w:val="dashSmallGap" w:color="00000A" w:sz="4" w:space="0"/>
@@ -9766,77 +11194,77 @@
         <w:tc>
           <w:tcPr>
             <w:tcW w:w="2014" w:type="dxa"/>
+            <w:gridSpan w:val="4"/>
+            <w:tcBorders>
+              <w:top w:val="dashSmallGap" w:color="00000A" w:sz="4" w:space="0"/>
+              <w:left w:val="dashSmallGap" w:color="00000A" w:sz="4" w:space="0"/>
+              <w:bottom w:val="dashSmallGap" w:color="00000A" w:sz="4" w:space="0"/>
+              <w:right w:val="dashSmallGap" w:color="00000A" w:sz="4" w:space="0"/>
+            </w:tcBorders>
+            <w:shd w:val="clear" w:color="auto" w:fill="F2F2F2"/>
+            <w:vAlign w:val="center"/>
+          </w:tcPr>
+          <w:p>
+            <w:pPr>
+              <w:widowControl w:val="0"/>
+              <w:jc w:val="center"/>
+              <w:rPr>
+                <w:rFonts w:ascii="SimSun" w:hAnsi="SimSun" w:cs="SimSun"/>
+                <w:b/>
+                <w:sz w:val="22"/>
+              </w:rPr>
+            </w:pPr>
+            <w:r>
+              <w:rPr>
+                <w:rFonts w:ascii="SimSun" w:hAnsi="SimSun" w:cs="SimSun"/>
+                <w:b/>
+                <w:kern w:val="0"/>
+                <w:sz w:val="22"/>
+              </w:rPr>
+              <w:t>项目</w:t>
+            </w:r>
+          </w:p>
+        </w:tc>
+        <w:tc>
+          <w:tcPr>
+            <w:tcW w:w="2171" w:type="dxa"/>
+            <w:gridSpan w:val="5"/>
+            <w:tcBorders>
+              <w:top w:val="dashSmallGap" w:color="00000A" w:sz="4" w:space="0"/>
+              <w:left w:val="dashSmallGap" w:color="00000A" w:sz="4" w:space="0"/>
+              <w:bottom w:val="dashSmallGap" w:color="00000A" w:sz="4" w:space="0"/>
+              <w:right w:val="dashSmallGap" w:color="00000A" w:sz="4" w:space="0"/>
+            </w:tcBorders>
+            <w:shd w:val="clear" w:color="auto" w:fill="F2F2F2"/>
+            <w:vAlign w:val="center"/>
+          </w:tcPr>
+          <w:p>
+            <w:pPr>
+              <w:widowControl w:val="0"/>
+              <w:jc w:val="center"/>
+              <w:rPr>
+                <w:rFonts w:ascii="SimSun" w:hAnsi="SimSun" w:cs="SimSun"/>
+                <w:b/>
+                <w:color w:val="000000"/>
+                <w:sz w:val="22"/>
+              </w:rPr>
+            </w:pPr>
+            <w:r>
+              <w:rPr>
+                <w:rFonts w:ascii="SimSun" w:hAnsi="SimSun" w:cs="SimSun"/>
+                <w:b/>
+                <w:color w:val="000000"/>
+                <w:kern w:val="0"/>
+                <w:sz w:val="22"/>
+              </w:rPr>
+              <w:t>开发工具</w:t>
+            </w:r>
+          </w:p>
+        </w:tc>
+        <w:tc>
+          <w:tcPr>
+            <w:tcW w:w="1148" w:type="dxa"/>
             <w:gridSpan w:val="3"/>
-            <w:tcBorders>
-              <w:top w:val="dashSmallGap" w:color="00000A" w:sz="4" w:space="0"/>
-              <w:left w:val="dashSmallGap" w:color="00000A" w:sz="4" w:space="0"/>
-              <w:bottom w:val="dashSmallGap" w:color="00000A" w:sz="4" w:space="0"/>
-              <w:right w:val="dashSmallGap" w:color="00000A" w:sz="4" w:space="0"/>
-            </w:tcBorders>
-            <w:shd w:val="clear" w:color="auto" w:fill="F2F2F2"/>
-            <w:vAlign w:val="center"/>
-          </w:tcPr>
-          <w:p>
-            <w:pPr>
-              <w:widowControl w:val="0"/>
-              <w:jc w:val="center"/>
-              <w:rPr>
-                <w:rFonts w:ascii="SimSun" w:hAnsi="SimSun" w:cs="SimSun"/>
-                <w:b/>
-                <w:sz w:val="22"/>
-              </w:rPr>
-            </w:pPr>
-            <w:r>
-              <w:rPr>
-                <w:rFonts w:ascii="SimSun" w:hAnsi="SimSun" w:cs="SimSun"/>
-                <w:b/>
-                <w:kern w:val="0"/>
-                <w:sz w:val="22"/>
-              </w:rPr>
-              <w:t>项目</w:t>
-            </w:r>
-          </w:p>
-        </w:tc>
-        <w:tc>
-          <w:tcPr>
-            <w:tcW w:w="2171" w:type="dxa"/>
-            <w:gridSpan w:val="4"/>
-            <w:tcBorders>
-              <w:top w:val="dashSmallGap" w:color="00000A" w:sz="4" w:space="0"/>
-              <w:left w:val="dashSmallGap" w:color="00000A" w:sz="4" w:space="0"/>
-              <w:bottom w:val="dashSmallGap" w:color="00000A" w:sz="4" w:space="0"/>
-              <w:right w:val="dashSmallGap" w:color="00000A" w:sz="4" w:space="0"/>
-            </w:tcBorders>
-            <w:shd w:val="clear" w:color="auto" w:fill="F2F2F2"/>
-            <w:vAlign w:val="center"/>
-          </w:tcPr>
-          <w:p>
-            <w:pPr>
-              <w:widowControl w:val="0"/>
-              <w:jc w:val="center"/>
-              <w:rPr>
-                <w:rFonts w:ascii="SimSun" w:hAnsi="SimSun" w:cs="SimSun"/>
-                <w:b/>
-                <w:color w:val="000000"/>
-                <w:sz w:val="22"/>
-              </w:rPr>
-            </w:pPr>
-            <w:r>
-              <w:rPr>
-                <w:rFonts w:ascii="SimSun" w:hAnsi="SimSun" w:cs="SimSun"/>
-                <w:b/>
-                <w:color w:val="000000"/>
-                <w:kern w:val="0"/>
-                <w:sz w:val="22"/>
-              </w:rPr>
-              <w:t>开发工具</w:t>
-            </w:r>
-          </w:p>
-        </w:tc>
-        <w:tc>
-          <w:tcPr>
-            <w:tcW w:w="1148" w:type="dxa"/>
-            <w:gridSpan w:val="2"/>
             <w:tcBorders>
               <w:top w:val="dashSmallGap" w:color="00000A" w:sz="4" w:space="0"/>
               <w:left w:val="dashSmallGap" w:color="00000A" w:sz="4" w:space="0"/>
@@ -9975,6 +11403,7 @@
         <w:tc>
           <w:tcPr>
             <w:tcW w:w="1526" w:type="dxa"/>
+            <w:gridSpan w:val="2"/>
             <w:tcBorders>
               <w:top w:val="dashSmallGap" w:color="00000A" w:sz="4" w:space="0"/>
               <w:left w:val="dashSmallGap" w:color="00000A" w:sz="4" w:space="0"/>
@@ -10020,126 +11449,126 @@
         <w:tc>
           <w:tcPr>
             <w:tcW w:w="2014" w:type="dxa"/>
+            <w:gridSpan w:val="4"/>
+            <w:tcBorders>
+              <w:top w:val="dashSmallGap" w:color="00000A" w:sz="4" w:space="0"/>
+              <w:left w:val="dashSmallGap" w:color="00000A" w:sz="4" w:space="0"/>
+              <w:bottom w:val="dashSmallGap" w:color="00000A" w:sz="4" w:space="0"/>
+              <w:right w:val="dashSmallGap" w:color="00000A" w:sz="4" w:space="0"/>
+            </w:tcBorders>
+            <w:shd w:val="clear" w:color="auto" w:fill="FFFFFF"/>
+            <w:vAlign w:val="center"/>
+          </w:tcPr>
+          <w:p>
+            <w:pPr>
+              <w:widowControl w:val="0"/>
+              <w:rPr>
+                <w:kern w:val="0"/>
+              </w:rPr>
+            </w:pPr>
+            <w:r>
+              <w:rPr>
+                <w:kern w:val="0"/>
+              </w:rPr>
+              <w:t>谷堆书城网、《奇咔奇咔》网站(推荐陕西数字信息技术有限公司研制的AR游戏项目的网站)、</w:t>
+            </w:r>
+          </w:p>
+          <w:p>
+            <w:pPr>
+              <w:widowControl w:val="0"/>
+              <w:rPr>
+                <w:kern w:val="0"/>
+              </w:rPr>
+            </w:pPr>
+            <w:r>
+              <w:rPr>
+                <w:kern w:val="0"/>
+              </w:rPr>
+              <w:t>中国演员网站、</w:t>
+            </w:r>
+          </w:p>
+          <w:p>
+            <w:pPr>
+              <w:widowControl w:val="0"/>
+              <w:rPr>
+                <w:kern w:val="0"/>
+              </w:rPr>
+            </w:pPr>
+            <w:r>
+              <w:rPr>
+                <w:kern w:val="0"/>
+              </w:rPr>
+              <w:t>《口述天下》网站、《</w:t>
+            </w:r>
+            <w:bookmarkStart w:id="0" w:name="__DdeLink__2106_3337154228"/>
+            <w:r>
+              <w:rPr>
+                <w:kern w:val="0"/>
+              </w:rPr>
+              <w:t>陕西木有啥</w:t>
+            </w:r>
+            <w:bookmarkEnd w:id="0"/>
+            <w:r>
+              <w:rPr>
+                <w:kern w:val="0"/>
+              </w:rPr>
+              <w:t>》网站等</w:t>
+            </w:r>
+          </w:p>
+        </w:tc>
+        <w:tc>
+          <w:tcPr>
+            <w:tcW w:w="2171" w:type="dxa"/>
+            <w:gridSpan w:val="5"/>
+            <w:tcBorders>
+              <w:top w:val="dashSmallGap" w:color="00000A" w:sz="4" w:space="0"/>
+              <w:left w:val="dashSmallGap" w:color="00000A" w:sz="4" w:space="0"/>
+              <w:bottom w:val="dashSmallGap" w:color="00000A" w:sz="4" w:space="0"/>
+              <w:right w:val="dashSmallGap" w:color="00000A" w:sz="4" w:space="0"/>
+            </w:tcBorders>
+            <w:shd w:val="clear" w:color="auto" w:fill="FFFFFF"/>
+            <w:vAlign w:val="center"/>
+          </w:tcPr>
+          <w:p>
+            <w:pPr>
+              <w:widowControl w:val="0"/>
+              <w:rPr>
+                <w:kern w:val="0"/>
+              </w:rPr>
+            </w:pPr>
+            <w:r>
+              <w:rPr>
+                <w:kern w:val="0"/>
+              </w:rPr>
+              <w:t>语言:HTML（HTML5）、CSS（CSS3）、JavaScript（纯的js，jQuery)</w:t>
+            </w:r>
+          </w:p>
+          <w:p>
+            <w:pPr>
+              <w:widowControl w:val="0"/>
+              <w:rPr>
+                <w:kern w:val="0"/>
+              </w:rPr>
+            </w:pPr>
+            <w:r>
+              <w:rPr>
+                <w:kern w:val="0"/>
+                <w:lang w:val="en-US"/>
+              </w:rPr>
+              <w:t>IDE</w:t>
+            </w:r>
+            <w:r>
+              <w:rPr>
+                <w:kern w:val="0"/>
+              </w:rPr>
+              <w:t>: Sublime Text 3、     Netbeans</w:t>
+            </w:r>
+          </w:p>
+        </w:tc>
+        <w:tc>
+          <w:tcPr>
+            <w:tcW w:w="1148" w:type="dxa"/>
             <w:gridSpan w:val="3"/>
-            <w:tcBorders>
-              <w:top w:val="dashSmallGap" w:color="00000A" w:sz="4" w:space="0"/>
-              <w:left w:val="dashSmallGap" w:color="00000A" w:sz="4" w:space="0"/>
-              <w:bottom w:val="dashSmallGap" w:color="00000A" w:sz="4" w:space="0"/>
-              <w:right w:val="dashSmallGap" w:color="00000A" w:sz="4" w:space="0"/>
-            </w:tcBorders>
-            <w:shd w:val="clear" w:color="auto" w:fill="FFFFFF"/>
-            <w:vAlign w:val="center"/>
-          </w:tcPr>
-          <w:p>
-            <w:pPr>
-              <w:widowControl w:val="0"/>
-              <w:rPr>
-                <w:kern w:val="0"/>
-              </w:rPr>
-            </w:pPr>
-            <w:r>
-              <w:rPr>
-                <w:kern w:val="0"/>
-              </w:rPr>
-              <w:t>谷堆书城网、《奇咔奇咔》网站(推荐陕西数字信息技术有限公司研制的AR游戏项目的网站)、</w:t>
-            </w:r>
-          </w:p>
-          <w:p>
-            <w:pPr>
-              <w:widowControl w:val="0"/>
-              <w:rPr>
-                <w:kern w:val="0"/>
-              </w:rPr>
-            </w:pPr>
-            <w:r>
-              <w:rPr>
-                <w:kern w:val="0"/>
-              </w:rPr>
-              <w:t>中国演员网站、</w:t>
-            </w:r>
-          </w:p>
-          <w:p>
-            <w:pPr>
-              <w:widowControl w:val="0"/>
-              <w:rPr>
-                <w:kern w:val="0"/>
-              </w:rPr>
-            </w:pPr>
-            <w:r>
-              <w:rPr>
-                <w:kern w:val="0"/>
-              </w:rPr>
-              <w:t>《口述天下》网站、《</w:t>
-            </w:r>
-            <w:bookmarkStart w:id="0" w:name="__DdeLink__2106_3337154228"/>
-            <w:r>
-              <w:rPr>
-                <w:kern w:val="0"/>
-              </w:rPr>
-              <w:t>陕西木有啥</w:t>
-            </w:r>
-            <w:bookmarkEnd w:id="0"/>
-            <w:r>
-              <w:rPr>
-                <w:kern w:val="0"/>
-              </w:rPr>
-              <w:t>》网站等</w:t>
-            </w:r>
-          </w:p>
-        </w:tc>
-        <w:tc>
-          <w:tcPr>
-            <w:tcW w:w="2171" w:type="dxa"/>
-            <w:gridSpan w:val="4"/>
-            <w:tcBorders>
-              <w:top w:val="dashSmallGap" w:color="00000A" w:sz="4" w:space="0"/>
-              <w:left w:val="dashSmallGap" w:color="00000A" w:sz="4" w:space="0"/>
-              <w:bottom w:val="dashSmallGap" w:color="00000A" w:sz="4" w:space="0"/>
-              <w:right w:val="dashSmallGap" w:color="00000A" w:sz="4" w:space="0"/>
-            </w:tcBorders>
-            <w:shd w:val="clear" w:color="auto" w:fill="FFFFFF"/>
-            <w:vAlign w:val="center"/>
-          </w:tcPr>
-          <w:p>
-            <w:pPr>
-              <w:widowControl w:val="0"/>
-              <w:rPr>
-                <w:kern w:val="0"/>
-              </w:rPr>
-            </w:pPr>
-            <w:r>
-              <w:rPr>
-                <w:kern w:val="0"/>
-              </w:rPr>
-              <w:t>语言:HTML（HTML5）、CSS（CSS3）、JavaScript（纯的js，jQuery)</w:t>
-            </w:r>
-          </w:p>
-          <w:p>
-            <w:pPr>
-              <w:widowControl w:val="0"/>
-              <w:rPr>
-                <w:kern w:val="0"/>
-              </w:rPr>
-            </w:pPr>
-            <w:r>
-              <w:rPr>
-                <w:kern w:val="0"/>
-                <w:lang w:val="en-US"/>
-              </w:rPr>
-              <w:t>IDE</w:t>
-            </w:r>
-            <w:r>
-              <w:rPr>
-                <w:kern w:val="0"/>
-              </w:rPr>
-              <w:t>: Sublime Text 3、     Netbeans</w:t>
-            </w:r>
-          </w:p>
-        </w:tc>
-        <w:tc>
-          <w:tcPr>
-            <w:tcW w:w="1148" w:type="dxa"/>
-            <w:gridSpan w:val="2"/>
             <w:tcBorders>
               <w:top w:val="dashSmallGap" w:color="00000A" w:sz="4" w:space="0"/>
               <w:left w:val="dashSmallGap" w:color="00000A" w:sz="4" w:space="0"/>
@@ -10251,7 +11680,7 @@
         <w:tc>
           <w:tcPr>
             <w:tcW w:w="8878" w:type="dxa"/>
-            <w:gridSpan w:val="11"/>
+            <w:gridSpan w:val="15"/>
             <w:tcBorders>
               <w:top w:val="dashSmallGap" w:color="00000A" w:sz="4" w:space="0"/>
               <w:left w:val="dashSmallGap" w:color="00000A" w:sz="4" w:space="0"/>
@@ -10329,7 +11758,7 @@
         <w:tc>
           <w:tcPr>
             <w:tcW w:w="8878" w:type="dxa"/>
-            <w:gridSpan w:val="11"/>
+            <w:gridSpan w:val="15"/>
             <w:tcBorders>
               <w:top w:val="dashSmallGap" w:color="00000A" w:sz="4" w:space="0"/>
               <w:left w:val="dashSmallGap" w:color="00000A" w:sz="4" w:space="0"/>
@@ -10405,7 +11834,7 @@
         <w:tc>
           <w:tcPr>
             <w:tcW w:w="8878" w:type="dxa"/>
-            <w:gridSpan w:val="11"/>
+            <w:gridSpan w:val="15"/>
             <w:tcBorders>
               <w:top w:val="dashSmallGap" w:color="00000A" w:sz="4" w:space="0"/>
               <w:left w:val="dashSmallGap" w:color="00000A" w:sz="4" w:space="0"/>
@@ -10480,6 +11909,7 @@
         <w:tc>
           <w:tcPr>
             <w:tcW w:w="1526" w:type="dxa"/>
+            <w:gridSpan w:val="2"/>
             <w:tcBorders>
               <w:top w:val="dashSmallGap" w:color="00000A" w:sz="4" w:space="0"/>
               <w:left w:val="dashSmallGap" w:color="00000A" w:sz="4" w:space="0"/>
@@ -10512,77 +11942,77 @@
         <w:tc>
           <w:tcPr>
             <w:tcW w:w="2014" w:type="dxa"/>
+            <w:gridSpan w:val="4"/>
+            <w:tcBorders>
+              <w:top w:val="dashSmallGap" w:color="00000A" w:sz="4" w:space="0"/>
+              <w:left w:val="dashSmallGap" w:color="00000A" w:sz="4" w:space="0"/>
+              <w:bottom w:val="dashSmallGap" w:color="00000A" w:sz="4" w:space="0"/>
+              <w:right w:val="dashSmallGap" w:color="00000A" w:sz="4" w:space="0"/>
+            </w:tcBorders>
+            <w:shd w:val="clear" w:color="auto" w:fill="F2F2F2"/>
+            <w:vAlign w:val="center"/>
+          </w:tcPr>
+          <w:p>
+            <w:pPr>
+              <w:widowControl w:val="0"/>
+              <w:jc w:val="center"/>
+              <w:rPr>
+                <w:rFonts w:ascii="SimSun" w:hAnsi="SimSun" w:cs="SimSun"/>
+                <w:b/>
+                <w:sz w:val="22"/>
+              </w:rPr>
+            </w:pPr>
+            <w:r>
+              <w:rPr>
+                <w:rFonts w:ascii="SimSun" w:hAnsi="SimSun" w:cs="SimSun"/>
+                <w:b/>
+                <w:kern w:val="0"/>
+                <w:sz w:val="22"/>
+              </w:rPr>
+              <w:t>项目</w:t>
+            </w:r>
+          </w:p>
+        </w:tc>
+        <w:tc>
+          <w:tcPr>
+            <w:tcW w:w="2171" w:type="dxa"/>
+            <w:gridSpan w:val="5"/>
+            <w:tcBorders>
+              <w:top w:val="dashSmallGap" w:color="00000A" w:sz="4" w:space="0"/>
+              <w:left w:val="dashSmallGap" w:color="00000A" w:sz="4" w:space="0"/>
+              <w:bottom w:val="dashSmallGap" w:color="00000A" w:sz="4" w:space="0"/>
+              <w:right w:val="dashSmallGap" w:color="00000A" w:sz="4" w:space="0"/>
+            </w:tcBorders>
+            <w:shd w:val="clear" w:color="auto" w:fill="F2F2F2"/>
+            <w:vAlign w:val="center"/>
+          </w:tcPr>
+          <w:p>
+            <w:pPr>
+              <w:widowControl w:val="0"/>
+              <w:jc w:val="center"/>
+              <w:rPr>
+                <w:rFonts w:ascii="SimSun" w:hAnsi="SimSun" w:cs="SimSun"/>
+                <w:b/>
+                <w:color w:val="000000"/>
+                <w:sz w:val="22"/>
+              </w:rPr>
+            </w:pPr>
+            <w:r>
+              <w:rPr>
+                <w:rFonts w:ascii="SimSun" w:hAnsi="SimSun" w:cs="SimSun"/>
+                <w:b/>
+                <w:color w:val="000000"/>
+                <w:kern w:val="0"/>
+                <w:sz w:val="22"/>
+              </w:rPr>
+              <w:t>开发工具</w:t>
+            </w:r>
+          </w:p>
+        </w:tc>
+        <w:tc>
+          <w:tcPr>
+            <w:tcW w:w="1148" w:type="dxa"/>
             <w:gridSpan w:val="3"/>
-            <w:tcBorders>
-              <w:top w:val="dashSmallGap" w:color="00000A" w:sz="4" w:space="0"/>
-              <w:left w:val="dashSmallGap" w:color="00000A" w:sz="4" w:space="0"/>
-              <w:bottom w:val="dashSmallGap" w:color="00000A" w:sz="4" w:space="0"/>
-              <w:right w:val="dashSmallGap" w:color="00000A" w:sz="4" w:space="0"/>
-            </w:tcBorders>
-            <w:shd w:val="clear" w:color="auto" w:fill="F2F2F2"/>
-            <w:vAlign w:val="center"/>
-          </w:tcPr>
-          <w:p>
-            <w:pPr>
-              <w:widowControl w:val="0"/>
-              <w:jc w:val="center"/>
-              <w:rPr>
-                <w:rFonts w:ascii="SimSun" w:hAnsi="SimSun" w:cs="SimSun"/>
-                <w:b/>
-                <w:sz w:val="22"/>
-              </w:rPr>
-            </w:pPr>
-            <w:r>
-              <w:rPr>
-                <w:rFonts w:ascii="SimSun" w:hAnsi="SimSun" w:cs="SimSun"/>
-                <w:b/>
-                <w:kern w:val="0"/>
-                <w:sz w:val="22"/>
-              </w:rPr>
-              <w:t>项目</w:t>
-            </w:r>
-          </w:p>
-        </w:tc>
-        <w:tc>
-          <w:tcPr>
-            <w:tcW w:w="2171" w:type="dxa"/>
-            <w:gridSpan w:val="4"/>
-            <w:tcBorders>
-              <w:top w:val="dashSmallGap" w:color="00000A" w:sz="4" w:space="0"/>
-              <w:left w:val="dashSmallGap" w:color="00000A" w:sz="4" w:space="0"/>
-              <w:bottom w:val="dashSmallGap" w:color="00000A" w:sz="4" w:space="0"/>
-              <w:right w:val="dashSmallGap" w:color="00000A" w:sz="4" w:space="0"/>
-            </w:tcBorders>
-            <w:shd w:val="clear" w:color="auto" w:fill="F2F2F2"/>
-            <w:vAlign w:val="center"/>
-          </w:tcPr>
-          <w:p>
-            <w:pPr>
-              <w:widowControl w:val="0"/>
-              <w:jc w:val="center"/>
-              <w:rPr>
-                <w:rFonts w:ascii="SimSun" w:hAnsi="SimSun" w:cs="SimSun"/>
-                <w:b/>
-                <w:color w:val="000000"/>
-                <w:sz w:val="22"/>
-              </w:rPr>
-            </w:pPr>
-            <w:r>
-              <w:rPr>
-                <w:rFonts w:ascii="SimSun" w:hAnsi="SimSun" w:cs="SimSun"/>
-                <w:b/>
-                <w:color w:val="000000"/>
-                <w:kern w:val="0"/>
-                <w:sz w:val="22"/>
-              </w:rPr>
-              <w:t>开发工具</w:t>
-            </w:r>
-          </w:p>
-        </w:tc>
-        <w:tc>
-          <w:tcPr>
-            <w:tcW w:w="1148" w:type="dxa"/>
-            <w:gridSpan w:val="2"/>
             <w:tcBorders>
               <w:top w:val="dashSmallGap" w:color="00000A" w:sz="4" w:space="0"/>
               <w:left w:val="dashSmallGap" w:color="00000A" w:sz="4" w:space="0"/>
@@ -10737,6 +12167,7 @@
         <w:tc>
           <w:tcPr>
             <w:tcW w:w="1526" w:type="dxa"/>
+            <w:gridSpan w:val="2"/>
             <w:tcBorders>
               <w:top w:val="dashSmallGap" w:color="00000A" w:sz="4" w:space="0"/>
               <w:left w:val="dashSmallGap" w:color="00000A" w:sz="4" w:space="0"/>
@@ -10766,161 +12197,161 @@
         <w:tc>
           <w:tcPr>
             <w:tcW w:w="2014" w:type="dxa"/>
+            <w:gridSpan w:val="4"/>
+            <w:tcBorders>
+              <w:top w:val="dashSmallGap" w:color="00000A" w:sz="4" w:space="0"/>
+              <w:left w:val="dashSmallGap" w:color="00000A" w:sz="4" w:space="0"/>
+              <w:bottom w:val="dashSmallGap" w:color="00000A" w:sz="4" w:space="0"/>
+              <w:right w:val="dashSmallGap" w:color="00000A" w:sz="4" w:space="0"/>
+            </w:tcBorders>
+            <w:shd w:val="clear" w:color="auto" w:fill="auto"/>
+            <w:vAlign w:val="center"/>
+          </w:tcPr>
+          <w:p>
+            <w:pPr>
+              <w:widowControl w:val="0"/>
+              <w:jc w:val="left"/>
+              <w:rPr>
+                <w:kern w:val="0"/>
+              </w:rPr>
+            </w:pPr>
+            <w:r>
+              <w:rPr>
+                <w:rFonts w:ascii="SimSun" w:hAnsi="SimSun" w:cs="SimSun"/>
+                <w:kern w:val="0"/>
+                <w:sz w:val="22"/>
+              </w:rPr>
+              <w:t>茶店《</w:t>
+            </w:r>
+            <w:r>
+              <w:rPr>
+                <w:rFonts w:ascii="Liberation Sans" w:hAnsi="Liberation Sans" w:cs="Liberation Sans"/>
+                <w:kern w:val="0"/>
+                <w:sz w:val="22"/>
+              </w:rPr>
+              <w:t>Чайный лист</w:t>
+            </w:r>
+            <w:r>
+              <w:rPr>
+                <w:rFonts w:ascii="SimSun" w:hAnsi="SimSun" w:cs="SimSun"/>
+                <w:kern w:val="0"/>
+                <w:sz w:val="22"/>
+              </w:rPr>
+              <w:t>》（《茶叶》）的网店建设</w:t>
+            </w:r>
+          </w:p>
+        </w:tc>
+        <w:tc>
+          <w:tcPr>
+            <w:tcW w:w="2171" w:type="dxa"/>
+            <w:gridSpan w:val="5"/>
+            <w:tcBorders>
+              <w:top w:val="dashSmallGap" w:color="00000A" w:sz="4" w:space="0"/>
+              <w:left w:val="dashSmallGap" w:color="00000A" w:sz="4" w:space="0"/>
+              <w:bottom w:val="dashSmallGap" w:color="00000A" w:sz="4" w:space="0"/>
+              <w:right w:val="dashSmallGap" w:color="00000A" w:sz="4" w:space="0"/>
+            </w:tcBorders>
+            <w:shd w:val="clear" w:color="auto" w:fill="auto"/>
+            <w:vAlign w:val="center"/>
+          </w:tcPr>
+          <w:p>
+            <w:pPr>
+              <w:widowControl w:val="0"/>
+              <w:jc w:val="left"/>
+              <w:rPr>
+                <w:kern w:val="0"/>
+              </w:rPr>
+            </w:pPr>
+            <w:r>
+              <w:rPr>
+                <w:rFonts w:ascii="SimSun" w:hAnsi="SimSun" w:cs="SimSun"/>
+                <w:kern w:val="0"/>
+                <w:sz w:val="22"/>
+              </w:rPr>
+              <w:t>语言：</w:t>
+            </w:r>
+            <w:r>
+              <w:rPr>
+                <w:rFonts w:ascii="Liberation Sans" w:hAnsi="Liberation Sans" w:cs="Liberation Sans"/>
+                <w:kern w:val="0"/>
+                <w:sz w:val="22"/>
+              </w:rPr>
+              <w:t>HTML, CSS,</w:t>
+            </w:r>
+          </w:p>
+          <w:p>
+            <w:pPr>
+              <w:widowControl w:val="0"/>
+              <w:jc w:val="left"/>
+              <w:rPr>
+                <w:rFonts w:ascii="Liberation Sans" w:hAnsi="Liberation Sans" w:cs="Liberation Sans"/>
+                <w:sz w:val="22"/>
+              </w:rPr>
+            </w:pPr>
+            <w:r>
+              <w:rPr>
+                <w:rFonts w:ascii="Liberation Sans" w:hAnsi="Liberation Sans" w:cs="Liberation Sans"/>
+                <w:kern w:val="0"/>
+                <w:sz w:val="22"/>
+              </w:rPr>
+              <w:t>JavaScript, SQL</w:t>
+            </w:r>
+          </w:p>
+          <w:p>
+            <w:pPr>
+              <w:widowControl w:val="0"/>
+              <w:jc w:val="left"/>
+              <w:rPr>
+                <w:kern w:val="0"/>
+              </w:rPr>
+            </w:pPr>
+            <w:r>
+              <w:rPr>
+                <w:rFonts w:ascii="SimSun" w:hAnsi="SimSun" w:cs="SimSun"/>
+                <w:kern w:val="0"/>
+                <w:sz w:val="22"/>
+              </w:rPr>
+              <w:t>数据库：</w:t>
+            </w:r>
+            <w:r>
+              <w:rPr>
+                <w:rFonts w:ascii="Liberation Sans" w:hAnsi="Liberation Sans" w:cs="Liberation Sans"/>
+                <w:kern w:val="0"/>
+                <w:sz w:val="22"/>
+              </w:rPr>
+              <w:t>MySQL</w:t>
+            </w:r>
+          </w:p>
+          <w:p>
+            <w:pPr>
+              <w:widowControl w:val="0"/>
+              <w:jc w:val="left"/>
+              <w:rPr>
+                <w:kern w:val="0"/>
+              </w:rPr>
+            </w:pPr>
+            <w:r>
+              <w:rPr>
+                <w:rFonts w:ascii="SimSun" w:hAnsi="SimSun" w:cs="SimSun"/>
+                <w:kern w:val="0"/>
+                <w:sz w:val="22"/>
+              </w:rPr>
+              <w:t>工具：</w:t>
+            </w:r>
+            <w:r>
+              <w:rPr>
+                <w:rFonts w:ascii="Liberation Sans" w:hAnsi="Liberation Sans" w:cs="Liberation Sans"/>
+                <w:kern w:val="0"/>
+                <w:sz w:val="22"/>
+              </w:rPr>
+              <w:t>Dreamweaver, Denver</w:t>
+            </w:r>
+          </w:p>
+        </w:tc>
+        <w:tc>
+          <w:tcPr>
+            <w:tcW w:w="1148" w:type="dxa"/>
             <w:gridSpan w:val="3"/>
-            <w:tcBorders>
-              <w:top w:val="dashSmallGap" w:color="00000A" w:sz="4" w:space="0"/>
-              <w:left w:val="dashSmallGap" w:color="00000A" w:sz="4" w:space="0"/>
-              <w:bottom w:val="dashSmallGap" w:color="00000A" w:sz="4" w:space="0"/>
-              <w:right w:val="dashSmallGap" w:color="00000A" w:sz="4" w:space="0"/>
-            </w:tcBorders>
-            <w:shd w:val="clear" w:color="auto" w:fill="auto"/>
-            <w:vAlign w:val="center"/>
-          </w:tcPr>
-          <w:p>
-            <w:pPr>
-              <w:widowControl w:val="0"/>
-              <w:jc w:val="left"/>
-              <w:rPr>
-                <w:kern w:val="0"/>
-              </w:rPr>
-            </w:pPr>
-            <w:r>
-              <w:rPr>
-                <w:rFonts w:ascii="SimSun" w:hAnsi="SimSun" w:cs="SimSun"/>
-                <w:kern w:val="0"/>
-                <w:sz w:val="22"/>
-              </w:rPr>
-              <w:t>茶店《</w:t>
-            </w:r>
-            <w:r>
-              <w:rPr>
-                <w:rFonts w:ascii="Liberation Sans" w:hAnsi="Liberation Sans" w:cs="Liberation Sans"/>
-                <w:kern w:val="0"/>
-                <w:sz w:val="22"/>
-              </w:rPr>
-              <w:t>Чайный лист</w:t>
-            </w:r>
-            <w:r>
-              <w:rPr>
-                <w:rFonts w:ascii="SimSun" w:hAnsi="SimSun" w:cs="SimSun"/>
-                <w:kern w:val="0"/>
-                <w:sz w:val="22"/>
-              </w:rPr>
-              <w:t>》（《茶叶》）的网店建设</w:t>
-            </w:r>
-          </w:p>
-        </w:tc>
-        <w:tc>
-          <w:tcPr>
-            <w:tcW w:w="2171" w:type="dxa"/>
-            <w:gridSpan w:val="4"/>
-            <w:tcBorders>
-              <w:top w:val="dashSmallGap" w:color="00000A" w:sz="4" w:space="0"/>
-              <w:left w:val="dashSmallGap" w:color="00000A" w:sz="4" w:space="0"/>
-              <w:bottom w:val="dashSmallGap" w:color="00000A" w:sz="4" w:space="0"/>
-              <w:right w:val="dashSmallGap" w:color="00000A" w:sz="4" w:space="0"/>
-            </w:tcBorders>
-            <w:shd w:val="clear" w:color="auto" w:fill="auto"/>
-            <w:vAlign w:val="center"/>
-          </w:tcPr>
-          <w:p>
-            <w:pPr>
-              <w:widowControl w:val="0"/>
-              <w:jc w:val="left"/>
-              <w:rPr>
-                <w:kern w:val="0"/>
-              </w:rPr>
-            </w:pPr>
-            <w:r>
-              <w:rPr>
-                <w:rFonts w:ascii="SimSun" w:hAnsi="SimSun" w:cs="SimSun"/>
-                <w:kern w:val="0"/>
-                <w:sz w:val="22"/>
-              </w:rPr>
-              <w:t>语言：</w:t>
-            </w:r>
-            <w:r>
-              <w:rPr>
-                <w:rFonts w:ascii="Liberation Sans" w:hAnsi="Liberation Sans" w:cs="Liberation Sans"/>
-                <w:kern w:val="0"/>
-                <w:sz w:val="22"/>
-              </w:rPr>
-              <w:t>HTML, CSS,</w:t>
-            </w:r>
-          </w:p>
-          <w:p>
-            <w:pPr>
-              <w:widowControl w:val="0"/>
-              <w:jc w:val="left"/>
-              <w:rPr>
-                <w:rFonts w:ascii="Liberation Sans" w:hAnsi="Liberation Sans" w:cs="Liberation Sans"/>
-                <w:sz w:val="22"/>
-              </w:rPr>
-            </w:pPr>
-            <w:r>
-              <w:rPr>
-                <w:rFonts w:ascii="Liberation Sans" w:hAnsi="Liberation Sans" w:cs="Liberation Sans"/>
-                <w:kern w:val="0"/>
-                <w:sz w:val="22"/>
-              </w:rPr>
-              <w:t>JavaScript, SQL</w:t>
-            </w:r>
-          </w:p>
-          <w:p>
-            <w:pPr>
-              <w:widowControl w:val="0"/>
-              <w:jc w:val="left"/>
-              <w:rPr>
-                <w:kern w:val="0"/>
-              </w:rPr>
-            </w:pPr>
-            <w:r>
-              <w:rPr>
-                <w:rFonts w:ascii="SimSun" w:hAnsi="SimSun" w:cs="SimSun"/>
-                <w:kern w:val="0"/>
-                <w:sz w:val="22"/>
-              </w:rPr>
-              <w:t>数据库：</w:t>
-            </w:r>
-            <w:r>
-              <w:rPr>
-                <w:rFonts w:ascii="Liberation Sans" w:hAnsi="Liberation Sans" w:cs="Liberation Sans"/>
-                <w:kern w:val="0"/>
-                <w:sz w:val="22"/>
-              </w:rPr>
-              <w:t>MySQL</w:t>
-            </w:r>
-          </w:p>
-          <w:p>
-            <w:pPr>
-              <w:widowControl w:val="0"/>
-              <w:jc w:val="left"/>
-              <w:rPr>
-                <w:kern w:val="0"/>
-              </w:rPr>
-            </w:pPr>
-            <w:r>
-              <w:rPr>
-                <w:rFonts w:ascii="SimSun" w:hAnsi="SimSun" w:cs="SimSun"/>
-                <w:kern w:val="0"/>
-                <w:sz w:val="22"/>
-              </w:rPr>
-              <w:t>工具：</w:t>
-            </w:r>
-            <w:r>
-              <w:rPr>
-                <w:rFonts w:ascii="Liberation Sans" w:hAnsi="Liberation Sans" w:cs="Liberation Sans"/>
-                <w:kern w:val="0"/>
-                <w:sz w:val="22"/>
-              </w:rPr>
-              <w:t>Dreamweaver, Denver</w:t>
-            </w:r>
-          </w:p>
-        </w:tc>
-        <w:tc>
-          <w:tcPr>
-            <w:tcW w:w="1148" w:type="dxa"/>
-            <w:gridSpan w:val="2"/>
             <w:tcBorders>
               <w:top w:val="dashSmallGap" w:color="00000A" w:sz="4" w:space="0"/>
               <w:left w:val="dashSmallGap" w:color="00000A" w:sz="4" w:space="0"/>
@@ -11022,7 +12453,7 @@
         <w:tc>
           <w:tcPr>
             <w:tcW w:w="8878" w:type="dxa"/>
-            <w:gridSpan w:val="11"/>
+            <w:gridSpan w:val="15"/>
             <w:tcBorders>
               <w:top w:val="dashSmallGap" w:color="00000A" w:sz="4" w:space="0"/>
               <w:left w:val="dashSmallGap" w:color="00000A" w:sz="4" w:space="0"/>
@@ -11115,7 +12546,7 @@
         <w:tc>
           <w:tcPr>
             <w:tcW w:w="8878" w:type="dxa"/>
-            <w:gridSpan w:val="11"/>
+            <w:gridSpan w:val="15"/>
             <w:tcBorders>
               <w:top w:val="dashSmallGap" w:color="00000A" w:sz="4" w:space="0"/>
               <w:left w:val="dashSmallGap" w:color="00000A" w:sz="4" w:space="0"/>
@@ -11190,7 +12621,7 @@
         <w:tc>
           <w:tcPr>
             <w:tcW w:w="8878" w:type="dxa"/>
-            <w:gridSpan w:val="11"/>
+            <w:gridSpan w:val="15"/>
             <w:tcBorders>
               <w:top w:val="dashSmallGap" w:color="00000A" w:sz="4" w:space="0"/>
               <w:left w:val="dashSmallGap" w:color="00000A" w:sz="4" w:space="0"/>
@@ -11267,6 +12698,7 @@
         <w:tc>
           <w:tcPr>
             <w:tcW w:w="1526" w:type="dxa"/>
+            <w:gridSpan w:val="2"/>
             <w:tcBorders>
               <w:top w:val="dashSmallGap" w:color="00000A" w:sz="4" w:space="0"/>
               <w:left w:val="dashSmallGap" w:color="00000A" w:sz="4" w:space="0"/>
@@ -11299,77 +12731,77 @@
         <w:tc>
           <w:tcPr>
             <w:tcW w:w="2014" w:type="dxa"/>
+            <w:gridSpan w:val="4"/>
+            <w:tcBorders>
+              <w:top w:val="dashSmallGap" w:color="00000A" w:sz="4" w:space="0"/>
+              <w:left w:val="dashSmallGap" w:color="00000A" w:sz="4" w:space="0"/>
+              <w:bottom w:val="dashSmallGap" w:color="00000A" w:sz="4" w:space="0"/>
+              <w:right w:val="dashSmallGap" w:color="00000A" w:sz="4" w:space="0"/>
+            </w:tcBorders>
+            <w:shd w:val="clear" w:color="auto" w:fill="F2F2F2"/>
+            <w:vAlign w:val="center"/>
+          </w:tcPr>
+          <w:p>
+            <w:pPr>
+              <w:widowControl w:val="0"/>
+              <w:jc w:val="center"/>
+              <w:rPr>
+                <w:rFonts w:ascii="SimSun" w:hAnsi="SimSun" w:cs="SimSun"/>
+                <w:b/>
+                <w:sz w:val="22"/>
+              </w:rPr>
+            </w:pPr>
+            <w:r>
+              <w:rPr>
+                <w:rFonts w:ascii="SimSun" w:hAnsi="SimSun" w:cs="SimSun"/>
+                <w:b/>
+                <w:kern w:val="0"/>
+                <w:sz w:val="22"/>
+              </w:rPr>
+              <w:t>项目</w:t>
+            </w:r>
+          </w:p>
+        </w:tc>
+        <w:tc>
+          <w:tcPr>
+            <w:tcW w:w="2171" w:type="dxa"/>
+            <w:gridSpan w:val="5"/>
+            <w:tcBorders>
+              <w:top w:val="dashSmallGap" w:color="00000A" w:sz="4" w:space="0"/>
+              <w:left w:val="dashSmallGap" w:color="00000A" w:sz="4" w:space="0"/>
+              <w:bottom w:val="dashSmallGap" w:color="00000A" w:sz="4" w:space="0"/>
+              <w:right w:val="dashSmallGap" w:color="00000A" w:sz="4" w:space="0"/>
+            </w:tcBorders>
+            <w:shd w:val="clear" w:color="auto" w:fill="F2F2F2"/>
+            <w:vAlign w:val="center"/>
+          </w:tcPr>
+          <w:p>
+            <w:pPr>
+              <w:widowControl w:val="0"/>
+              <w:jc w:val="center"/>
+              <w:rPr>
+                <w:rFonts w:ascii="SimSun" w:hAnsi="SimSun" w:cs="SimSun"/>
+                <w:b/>
+                <w:color w:val="000000"/>
+                <w:sz w:val="22"/>
+              </w:rPr>
+            </w:pPr>
+            <w:r>
+              <w:rPr>
+                <w:rFonts w:ascii="SimSun" w:hAnsi="SimSun" w:cs="SimSun"/>
+                <w:b/>
+                <w:color w:val="000000"/>
+                <w:kern w:val="0"/>
+                <w:sz w:val="22"/>
+              </w:rPr>
+              <w:t>开发工具</w:t>
+            </w:r>
+          </w:p>
+        </w:tc>
+        <w:tc>
+          <w:tcPr>
+            <w:tcW w:w="1148" w:type="dxa"/>
             <w:gridSpan w:val="3"/>
-            <w:tcBorders>
-              <w:top w:val="dashSmallGap" w:color="00000A" w:sz="4" w:space="0"/>
-              <w:left w:val="dashSmallGap" w:color="00000A" w:sz="4" w:space="0"/>
-              <w:bottom w:val="dashSmallGap" w:color="00000A" w:sz="4" w:space="0"/>
-              <w:right w:val="dashSmallGap" w:color="00000A" w:sz="4" w:space="0"/>
-            </w:tcBorders>
-            <w:shd w:val="clear" w:color="auto" w:fill="F2F2F2"/>
-            <w:vAlign w:val="center"/>
-          </w:tcPr>
-          <w:p>
-            <w:pPr>
-              <w:widowControl w:val="0"/>
-              <w:jc w:val="center"/>
-              <w:rPr>
-                <w:rFonts w:ascii="SimSun" w:hAnsi="SimSun" w:cs="SimSun"/>
-                <w:b/>
-                <w:sz w:val="22"/>
-              </w:rPr>
-            </w:pPr>
-            <w:r>
-              <w:rPr>
-                <w:rFonts w:ascii="SimSun" w:hAnsi="SimSun" w:cs="SimSun"/>
-                <w:b/>
-                <w:kern w:val="0"/>
-                <w:sz w:val="22"/>
-              </w:rPr>
-              <w:t>项目</w:t>
-            </w:r>
-          </w:p>
-        </w:tc>
-        <w:tc>
-          <w:tcPr>
-            <w:tcW w:w="2171" w:type="dxa"/>
-            <w:gridSpan w:val="4"/>
-            <w:tcBorders>
-              <w:top w:val="dashSmallGap" w:color="00000A" w:sz="4" w:space="0"/>
-              <w:left w:val="dashSmallGap" w:color="00000A" w:sz="4" w:space="0"/>
-              <w:bottom w:val="dashSmallGap" w:color="00000A" w:sz="4" w:space="0"/>
-              <w:right w:val="dashSmallGap" w:color="00000A" w:sz="4" w:space="0"/>
-            </w:tcBorders>
-            <w:shd w:val="clear" w:color="auto" w:fill="F2F2F2"/>
-            <w:vAlign w:val="center"/>
-          </w:tcPr>
-          <w:p>
-            <w:pPr>
-              <w:widowControl w:val="0"/>
-              <w:jc w:val="center"/>
-              <w:rPr>
-                <w:rFonts w:ascii="SimSun" w:hAnsi="SimSun" w:cs="SimSun"/>
-                <w:b/>
-                <w:color w:val="000000"/>
-                <w:sz w:val="22"/>
-              </w:rPr>
-            </w:pPr>
-            <w:r>
-              <w:rPr>
-                <w:rFonts w:ascii="SimSun" w:hAnsi="SimSun" w:cs="SimSun"/>
-                <w:b/>
-                <w:color w:val="000000"/>
-                <w:kern w:val="0"/>
-                <w:sz w:val="22"/>
-              </w:rPr>
-              <w:t>开发工具</w:t>
-            </w:r>
-          </w:p>
-        </w:tc>
-        <w:tc>
-          <w:tcPr>
-            <w:tcW w:w="1148" w:type="dxa"/>
-            <w:gridSpan w:val="2"/>
             <w:tcBorders>
               <w:top w:val="dashSmallGap" w:color="00000A" w:sz="4" w:space="0"/>
               <w:left w:val="dashSmallGap" w:color="00000A" w:sz="4" w:space="0"/>
@@ -11524,6 +12956,7 @@
         <w:tc>
           <w:tcPr>
             <w:tcW w:w="1526" w:type="dxa"/>
+            <w:gridSpan w:val="2"/>
             <w:tcBorders>
               <w:top w:val="dashSmallGap" w:color="00000A" w:sz="4" w:space="0"/>
               <w:left w:val="dashSmallGap" w:color="00000A" w:sz="4" w:space="0"/>
@@ -11553,133 +12986,133 @@
         <w:tc>
           <w:tcPr>
             <w:tcW w:w="2014" w:type="dxa"/>
+            <w:gridSpan w:val="4"/>
+            <w:tcBorders>
+              <w:top w:val="dashSmallGap" w:color="00000A" w:sz="4" w:space="0"/>
+              <w:left w:val="dashSmallGap" w:color="00000A" w:sz="4" w:space="0"/>
+              <w:bottom w:val="dashSmallGap" w:color="00000A" w:sz="4" w:space="0"/>
+              <w:right w:val="dashSmallGap" w:color="00000A" w:sz="4" w:space="0"/>
+            </w:tcBorders>
+            <w:shd w:val="clear" w:color="auto" w:fill="auto"/>
+            <w:vAlign w:val="center"/>
+          </w:tcPr>
+          <w:p>
+            <w:pPr>
+              <w:widowControl w:val="0"/>
+              <w:jc w:val="left"/>
+              <w:rPr>
+                <w:kern w:val="0"/>
+              </w:rPr>
+            </w:pPr>
+            <w:r>
+              <w:rPr>
+                <w:rFonts w:ascii="SimSun" w:hAnsi="SimSun" w:cs="SimSun"/>
+                <w:kern w:val="0"/>
+                <w:sz w:val="22"/>
+              </w:rPr>
+              <w:t>茶店《</w:t>
+            </w:r>
+            <w:r>
+              <w:rPr>
+                <w:rFonts w:ascii="Liberation Sans" w:hAnsi="Liberation Sans" w:cs="Liberation Sans"/>
+                <w:kern w:val="0"/>
+                <w:sz w:val="22"/>
+              </w:rPr>
+              <w:t>Чайный лист</w:t>
+            </w:r>
+            <w:r>
+              <w:rPr>
+                <w:rFonts w:ascii="SimSun" w:hAnsi="SimSun" w:cs="SimSun"/>
+                <w:kern w:val="0"/>
+                <w:sz w:val="22"/>
+              </w:rPr>
+              <w:t>》（《茶叶》）的网站建设</w:t>
+            </w:r>
+          </w:p>
+        </w:tc>
+        <w:tc>
+          <w:tcPr>
+            <w:tcW w:w="2171" w:type="dxa"/>
+            <w:gridSpan w:val="5"/>
+            <w:tcBorders>
+              <w:top w:val="dashSmallGap" w:color="00000A" w:sz="4" w:space="0"/>
+              <w:left w:val="dashSmallGap" w:color="00000A" w:sz="4" w:space="0"/>
+              <w:bottom w:val="dashSmallGap" w:color="00000A" w:sz="4" w:space="0"/>
+              <w:right w:val="dashSmallGap" w:color="00000A" w:sz="4" w:space="0"/>
+            </w:tcBorders>
+            <w:shd w:val="clear" w:color="auto" w:fill="auto"/>
+            <w:vAlign w:val="center"/>
+          </w:tcPr>
+          <w:p>
+            <w:pPr>
+              <w:widowControl w:val="0"/>
+              <w:rPr>
+                <w:kern w:val="0"/>
+              </w:rPr>
+            </w:pPr>
+            <w:r>
+              <w:rPr>
+                <w:rFonts w:ascii="SimSun" w:hAnsi="SimSun" w:cs="SimSun"/>
+                <w:kern w:val="0"/>
+                <w:sz w:val="22"/>
+              </w:rPr>
+              <w:t>语言：</w:t>
+            </w:r>
+            <w:r>
+              <w:rPr>
+                <w:rFonts w:ascii="Liberation Sans" w:hAnsi="Liberation Sans" w:cs="Liberation Sans"/>
+                <w:kern w:val="0"/>
+                <w:sz w:val="22"/>
+              </w:rPr>
+              <w:t>HTML, CSS,</w:t>
+            </w:r>
+          </w:p>
+          <w:p>
+            <w:pPr>
+              <w:widowControl w:val="0"/>
+              <w:rPr>
+                <w:rFonts w:ascii="Liberation Sans" w:hAnsi="Liberation Sans" w:cs="Liberation Sans"/>
+                <w:sz w:val="22"/>
+              </w:rPr>
+            </w:pPr>
+            <w:r>
+              <w:rPr>
+                <w:rFonts w:ascii="Liberation Sans" w:hAnsi="Liberation Sans" w:cs="Liberation Sans"/>
+                <w:kern w:val="0"/>
+                <w:sz w:val="22"/>
+              </w:rPr>
+              <w:t>JavaScript</w:t>
+            </w:r>
+          </w:p>
+          <w:p>
+            <w:pPr>
+              <w:widowControl w:val="0"/>
+              <w:rPr>
+                <w:kern w:val="0"/>
+              </w:rPr>
+            </w:pPr>
+            <w:r>
+              <w:rPr>
+                <w:rFonts w:ascii="SimSun" w:hAnsi="SimSun" w:cs="SimSun"/>
+                <w:kern w:val="0"/>
+                <w:sz w:val="22"/>
+              </w:rPr>
+              <w:t>工具：</w:t>
+            </w:r>
+            <w:r>
+              <w:rPr>
+                <w:rFonts w:ascii="Liberation Sans" w:hAnsi="Liberation Sans" w:cs="Liberation Sans"/>
+                <w:kern w:val="0"/>
+                <w:sz w:val="22"/>
+              </w:rPr>
+              <w:t>Dreamweaver</w:t>
+            </w:r>
+          </w:p>
+        </w:tc>
+        <w:tc>
+          <w:tcPr>
+            <w:tcW w:w="1148" w:type="dxa"/>
             <w:gridSpan w:val="3"/>
-            <w:tcBorders>
-              <w:top w:val="dashSmallGap" w:color="00000A" w:sz="4" w:space="0"/>
-              <w:left w:val="dashSmallGap" w:color="00000A" w:sz="4" w:space="0"/>
-              <w:bottom w:val="dashSmallGap" w:color="00000A" w:sz="4" w:space="0"/>
-              <w:right w:val="dashSmallGap" w:color="00000A" w:sz="4" w:space="0"/>
-            </w:tcBorders>
-            <w:shd w:val="clear" w:color="auto" w:fill="auto"/>
-            <w:vAlign w:val="center"/>
-          </w:tcPr>
-          <w:p>
-            <w:pPr>
-              <w:widowControl w:val="0"/>
-              <w:jc w:val="left"/>
-              <w:rPr>
-                <w:kern w:val="0"/>
-              </w:rPr>
-            </w:pPr>
-            <w:r>
-              <w:rPr>
-                <w:rFonts w:ascii="SimSun" w:hAnsi="SimSun" w:cs="SimSun"/>
-                <w:kern w:val="0"/>
-                <w:sz w:val="22"/>
-              </w:rPr>
-              <w:t>茶店《</w:t>
-            </w:r>
-            <w:r>
-              <w:rPr>
-                <w:rFonts w:ascii="Liberation Sans" w:hAnsi="Liberation Sans" w:cs="Liberation Sans"/>
-                <w:kern w:val="0"/>
-                <w:sz w:val="22"/>
-              </w:rPr>
-              <w:t>Чайный лист</w:t>
-            </w:r>
-            <w:r>
-              <w:rPr>
-                <w:rFonts w:ascii="SimSun" w:hAnsi="SimSun" w:cs="SimSun"/>
-                <w:kern w:val="0"/>
-                <w:sz w:val="22"/>
-              </w:rPr>
-              <w:t>》（《茶叶》）的网站建设</w:t>
-            </w:r>
-          </w:p>
-        </w:tc>
-        <w:tc>
-          <w:tcPr>
-            <w:tcW w:w="2171" w:type="dxa"/>
-            <w:gridSpan w:val="4"/>
-            <w:tcBorders>
-              <w:top w:val="dashSmallGap" w:color="00000A" w:sz="4" w:space="0"/>
-              <w:left w:val="dashSmallGap" w:color="00000A" w:sz="4" w:space="0"/>
-              <w:bottom w:val="dashSmallGap" w:color="00000A" w:sz="4" w:space="0"/>
-              <w:right w:val="dashSmallGap" w:color="00000A" w:sz="4" w:space="0"/>
-            </w:tcBorders>
-            <w:shd w:val="clear" w:color="auto" w:fill="auto"/>
-            <w:vAlign w:val="center"/>
-          </w:tcPr>
-          <w:p>
-            <w:pPr>
-              <w:widowControl w:val="0"/>
-              <w:rPr>
-                <w:kern w:val="0"/>
-              </w:rPr>
-            </w:pPr>
-            <w:r>
-              <w:rPr>
-                <w:rFonts w:ascii="SimSun" w:hAnsi="SimSun" w:cs="SimSun"/>
-                <w:kern w:val="0"/>
-                <w:sz w:val="22"/>
-              </w:rPr>
-              <w:t>语言：</w:t>
-            </w:r>
-            <w:r>
-              <w:rPr>
-                <w:rFonts w:ascii="Liberation Sans" w:hAnsi="Liberation Sans" w:cs="Liberation Sans"/>
-                <w:kern w:val="0"/>
-                <w:sz w:val="22"/>
-              </w:rPr>
-              <w:t>HTML, CSS,</w:t>
-            </w:r>
-          </w:p>
-          <w:p>
-            <w:pPr>
-              <w:widowControl w:val="0"/>
-              <w:rPr>
-                <w:rFonts w:ascii="Liberation Sans" w:hAnsi="Liberation Sans" w:cs="Liberation Sans"/>
-                <w:sz w:val="22"/>
-              </w:rPr>
-            </w:pPr>
-            <w:r>
-              <w:rPr>
-                <w:rFonts w:ascii="Liberation Sans" w:hAnsi="Liberation Sans" w:cs="Liberation Sans"/>
-                <w:kern w:val="0"/>
-                <w:sz w:val="22"/>
-              </w:rPr>
-              <w:t>JavaScript</w:t>
-            </w:r>
-          </w:p>
-          <w:p>
-            <w:pPr>
-              <w:widowControl w:val="0"/>
-              <w:rPr>
-                <w:kern w:val="0"/>
-              </w:rPr>
-            </w:pPr>
-            <w:r>
-              <w:rPr>
-                <w:rFonts w:ascii="SimSun" w:hAnsi="SimSun" w:cs="SimSun"/>
-                <w:kern w:val="0"/>
-                <w:sz w:val="22"/>
-              </w:rPr>
-              <w:t>工具：</w:t>
-            </w:r>
-            <w:r>
-              <w:rPr>
-                <w:rFonts w:ascii="Liberation Sans" w:hAnsi="Liberation Sans" w:cs="Liberation Sans"/>
-                <w:kern w:val="0"/>
-                <w:sz w:val="22"/>
-              </w:rPr>
-              <w:t>Dreamweaver</w:t>
-            </w:r>
-          </w:p>
-        </w:tc>
-        <w:tc>
-          <w:tcPr>
-            <w:tcW w:w="1148" w:type="dxa"/>
-            <w:gridSpan w:val="2"/>
             <w:tcBorders>
               <w:top w:val="dashSmallGap" w:color="00000A" w:sz="4" w:space="0"/>
               <w:left w:val="dashSmallGap" w:color="00000A" w:sz="4" w:space="0"/>
@@ -11780,7 +13213,7 @@
         <w:tc>
           <w:tcPr>
             <w:tcW w:w="8878" w:type="dxa"/>
-            <w:gridSpan w:val="11"/>
+            <w:gridSpan w:val="15"/>
             <w:tcBorders>
               <w:top w:val="dashSmallGap" w:color="00000A" w:sz="4" w:space="0"/>
               <w:left w:val="dashSmallGap" w:color="00000A" w:sz="4" w:space="0"/>
@@ -11873,7 +13306,7 @@
         <w:tc>
           <w:tcPr>
             <w:tcW w:w="8878" w:type="dxa"/>
-            <w:gridSpan w:val="11"/>
+            <w:gridSpan w:val="15"/>
             <w:tcBorders>
               <w:top w:val="dashSmallGap" w:color="00000A" w:sz="4" w:space="0"/>
               <w:left w:val="dashSmallGap" w:color="00000A" w:sz="4" w:space="0"/>
@@ -11947,7 +13380,7 @@
         <w:tc>
           <w:tcPr>
             <w:tcW w:w="8878" w:type="dxa"/>
-            <w:gridSpan w:val="11"/>
+            <w:gridSpan w:val="15"/>
             <w:tcBorders>
               <w:top w:val="dashSmallGap" w:color="00000A" w:sz="4" w:space="0"/>
               <w:left w:val="dashSmallGap" w:color="00000A" w:sz="4" w:space="0"/>
@@ -12022,6 +13455,7 @@
         <w:tc>
           <w:tcPr>
             <w:tcW w:w="1526" w:type="dxa"/>
+            <w:gridSpan w:val="2"/>
             <w:tcBorders>
               <w:top w:val="dashSmallGap" w:color="00000A" w:sz="4" w:space="0"/>
               <w:left w:val="dashSmallGap" w:color="00000A" w:sz="4" w:space="0"/>
@@ -12054,77 +13488,77 @@
         <w:tc>
           <w:tcPr>
             <w:tcW w:w="2014" w:type="dxa"/>
+            <w:gridSpan w:val="4"/>
+            <w:tcBorders>
+              <w:top w:val="dashSmallGap" w:color="00000A" w:sz="4" w:space="0"/>
+              <w:left w:val="dashSmallGap" w:color="00000A" w:sz="4" w:space="0"/>
+              <w:bottom w:val="dashSmallGap" w:color="00000A" w:sz="4" w:space="0"/>
+              <w:right w:val="dashSmallGap" w:color="00000A" w:sz="4" w:space="0"/>
+            </w:tcBorders>
+            <w:shd w:val="clear" w:color="auto" w:fill="F2F2F2"/>
+            <w:vAlign w:val="center"/>
+          </w:tcPr>
+          <w:p>
+            <w:pPr>
+              <w:widowControl w:val="0"/>
+              <w:jc w:val="center"/>
+              <w:rPr>
+                <w:rFonts w:ascii="SimSun" w:hAnsi="SimSun" w:cs="SimSun"/>
+                <w:b/>
+                <w:sz w:val="22"/>
+              </w:rPr>
+            </w:pPr>
+            <w:r>
+              <w:rPr>
+                <w:rFonts w:ascii="SimSun" w:hAnsi="SimSun" w:cs="SimSun"/>
+                <w:b/>
+                <w:kern w:val="0"/>
+                <w:sz w:val="22"/>
+              </w:rPr>
+              <w:t>项目</w:t>
+            </w:r>
+          </w:p>
+        </w:tc>
+        <w:tc>
+          <w:tcPr>
+            <w:tcW w:w="2171" w:type="dxa"/>
+            <w:gridSpan w:val="5"/>
+            <w:tcBorders>
+              <w:top w:val="dashSmallGap" w:color="00000A" w:sz="4" w:space="0"/>
+              <w:left w:val="dashSmallGap" w:color="00000A" w:sz="4" w:space="0"/>
+              <w:bottom w:val="dashSmallGap" w:color="00000A" w:sz="4" w:space="0"/>
+              <w:right w:val="dashSmallGap" w:color="00000A" w:sz="4" w:space="0"/>
+            </w:tcBorders>
+            <w:shd w:val="clear" w:color="auto" w:fill="F2F2F2"/>
+            <w:vAlign w:val="center"/>
+          </w:tcPr>
+          <w:p>
+            <w:pPr>
+              <w:widowControl w:val="0"/>
+              <w:jc w:val="center"/>
+              <w:rPr>
+                <w:rFonts w:ascii="SimSun" w:hAnsi="SimSun" w:cs="SimSun"/>
+                <w:b/>
+                <w:color w:val="000000"/>
+                <w:sz w:val="22"/>
+              </w:rPr>
+            </w:pPr>
+            <w:r>
+              <w:rPr>
+                <w:rFonts w:ascii="SimSun" w:hAnsi="SimSun" w:cs="SimSun"/>
+                <w:b/>
+                <w:color w:val="000000"/>
+                <w:kern w:val="0"/>
+                <w:sz w:val="22"/>
+              </w:rPr>
+              <w:t>开发工具</w:t>
+            </w:r>
+          </w:p>
+        </w:tc>
+        <w:tc>
+          <w:tcPr>
+            <w:tcW w:w="1148" w:type="dxa"/>
             <w:gridSpan w:val="3"/>
-            <w:tcBorders>
-              <w:top w:val="dashSmallGap" w:color="00000A" w:sz="4" w:space="0"/>
-              <w:left w:val="dashSmallGap" w:color="00000A" w:sz="4" w:space="0"/>
-              <w:bottom w:val="dashSmallGap" w:color="00000A" w:sz="4" w:space="0"/>
-              <w:right w:val="dashSmallGap" w:color="00000A" w:sz="4" w:space="0"/>
-            </w:tcBorders>
-            <w:shd w:val="clear" w:color="auto" w:fill="F2F2F2"/>
-            <w:vAlign w:val="center"/>
-          </w:tcPr>
-          <w:p>
-            <w:pPr>
-              <w:widowControl w:val="0"/>
-              <w:jc w:val="center"/>
-              <w:rPr>
-                <w:rFonts w:ascii="SimSun" w:hAnsi="SimSun" w:cs="SimSun"/>
-                <w:b/>
-                <w:sz w:val="22"/>
-              </w:rPr>
-            </w:pPr>
-            <w:r>
-              <w:rPr>
-                <w:rFonts w:ascii="SimSun" w:hAnsi="SimSun" w:cs="SimSun"/>
-                <w:b/>
-                <w:kern w:val="0"/>
-                <w:sz w:val="22"/>
-              </w:rPr>
-              <w:t>项目</w:t>
-            </w:r>
-          </w:p>
-        </w:tc>
-        <w:tc>
-          <w:tcPr>
-            <w:tcW w:w="2171" w:type="dxa"/>
-            <w:gridSpan w:val="4"/>
-            <w:tcBorders>
-              <w:top w:val="dashSmallGap" w:color="00000A" w:sz="4" w:space="0"/>
-              <w:left w:val="dashSmallGap" w:color="00000A" w:sz="4" w:space="0"/>
-              <w:bottom w:val="dashSmallGap" w:color="00000A" w:sz="4" w:space="0"/>
-              <w:right w:val="dashSmallGap" w:color="00000A" w:sz="4" w:space="0"/>
-            </w:tcBorders>
-            <w:shd w:val="clear" w:color="auto" w:fill="F2F2F2"/>
-            <w:vAlign w:val="center"/>
-          </w:tcPr>
-          <w:p>
-            <w:pPr>
-              <w:widowControl w:val="0"/>
-              <w:jc w:val="center"/>
-              <w:rPr>
-                <w:rFonts w:ascii="SimSun" w:hAnsi="SimSun" w:cs="SimSun"/>
-                <w:b/>
-                <w:color w:val="000000"/>
-                <w:sz w:val="22"/>
-              </w:rPr>
-            </w:pPr>
-            <w:r>
-              <w:rPr>
-                <w:rFonts w:ascii="SimSun" w:hAnsi="SimSun" w:cs="SimSun"/>
-                <w:b/>
-                <w:color w:val="000000"/>
-                <w:kern w:val="0"/>
-                <w:sz w:val="22"/>
-              </w:rPr>
-              <w:t>开发工具</w:t>
-            </w:r>
-          </w:p>
-        </w:tc>
-        <w:tc>
-          <w:tcPr>
-            <w:tcW w:w="1148" w:type="dxa"/>
-            <w:gridSpan w:val="2"/>
             <w:tcBorders>
               <w:top w:val="dashSmallGap" w:color="00000A" w:sz="4" w:space="0"/>
               <w:left w:val="dashSmallGap" w:color="00000A" w:sz="4" w:space="0"/>
@@ -12257,6 +13691,7 @@
         <w:tc>
           <w:tcPr>
             <w:tcW w:w="1526" w:type="dxa"/>
+            <w:gridSpan w:val="2"/>
             <w:tcBorders>
               <w:top w:val="dashSmallGap" w:color="00000A" w:sz="4" w:space="0"/>
               <w:left w:val="dashSmallGap" w:color="00000A" w:sz="4" w:space="0"/>
@@ -12286,100 +13721,100 @@
         <w:tc>
           <w:tcPr>
             <w:tcW w:w="2014" w:type="dxa"/>
+            <w:gridSpan w:val="4"/>
+            <w:tcBorders>
+              <w:top w:val="dashSmallGap" w:color="00000A" w:sz="4" w:space="0"/>
+              <w:left w:val="dashSmallGap" w:color="00000A" w:sz="4" w:space="0"/>
+              <w:bottom w:val="dashSmallGap" w:color="00000A" w:sz="4" w:space="0"/>
+              <w:right w:val="dashSmallGap" w:color="00000A" w:sz="4" w:space="0"/>
+            </w:tcBorders>
+            <w:shd w:val="clear" w:color="auto" w:fill="auto"/>
+            <w:vAlign w:val="center"/>
+          </w:tcPr>
+          <w:p>
+            <w:pPr>
+              <w:widowControl w:val="0"/>
+              <w:rPr>
+                <w:kern w:val="0"/>
+              </w:rPr>
+            </w:pPr>
+            <w:r>
+              <w:rPr>
+                <w:rFonts w:ascii="Liberation Sans" w:hAnsi="Liberation Sans" w:cs="Liberation Sans"/>
+                <w:kern w:val="0"/>
+                <w:sz w:val="22"/>
+              </w:rPr>
+              <w:t>URT Extractors ISD</w:t>
+            </w:r>
+            <w:r>
+              <w:rPr>
+                <w:rFonts w:ascii="SimSun" w:hAnsi="SimSun" w:cs="SimSun"/>
+                <w:kern w:val="0"/>
+                <w:sz w:val="22"/>
+              </w:rPr>
+              <w:t xml:space="preserve"> (</w:t>
+            </w:r>
+            <w:r>
+              <w:rPr>
+                <w:rFonts w:ascii="Liberation Sans" w:hAnsi="Liberation Sans" w:cs="Liberation Sans"/>
+                <w:kern w:val="0"/>
+                <w:sz w:val="22"/>
+              </w:rPr>
+              <w:t>IBM</w:t>
+            </w:r>
+            <w:r>
+              <w:rPr>
+                <w:rFonts w:ascii="SimSun" w:hAnsi="SimSun" w:cs="SimSun"/>
+                <w:kern w:val="0"/>
+                <w:sz w:val="22"/>
+              </w:rPr>
+              <w:t>法国)</w:t>
+            </w:r>
+          </w:p>
+        </w:tc>
+        <w:tc>
+          <w:tcPr>
+            <w:tcW w:w="2171" w:type="dxa"/>
+            <w:gridSpan w:val="5"/>
+            <w:tcBorders>
+              <w:top w:val="dashSmallGap" w:color="00000A" w:sz="4" w:space="0"/>
+              <w:left w:val="dashSmallGap" w:color="00000A" w:sz="4" w:space="0"/>
+              <w:bottom w:val="dashSmallGap" w:color="00000A" w:sz="4" w:space="0"/>
+              <w:right w:val="dashSmallGap" w:color="00000A" w:sz="4" w:space="0"/>
+            </w:tcBorders>
+            <w:shd w:val="clear" w:color="auto" w:fill="auto"/>
+            <w:vAlign w:val="center"/>
+          </w:tcPr>
+          <w:p>
+            <w:pPr>
+              <w:widowControl w:val="0"/>
+              <w:jc w:val="left"/>
+              <w:rPr>
+                <w:kern w:val="0"/>
+              </w:rPr>
+            </w:pPr>
+            <w:r>
+              <w:rPr>
+                <w:rFonts w:ascii="SimSun" w:hAnsi="SimSun" w:cs="SimSun"/>
+                <w:kern w:val="0"/>
+                <w:sz w:val="22"/>
+              </w:rPr>
+              <w:t>语言：</w:t>
+            </w:r>
+            <w:r>
+              <w:rPr>
+                <w:rFonts w:ascii="Liberation Sans" w:hAnsi="Liberation Sans" w:cs="Liberation Sans"/>
+                <w:kern w:val="0"/>
+                <w:sz w:val="22"/>
+              </w:rPr>
+              <w:t>Perl, korn-shell</w:t>
+            </w:r>
+          </w:p>
+        </w:tc>
+        <w:tc>
+          <w:tcPr>
+            <w:tcW w:w="1148" w:type="dxa"/>
             <w:gridSpan w:val="3"/>
-            <w:tcBorders>
-              <w:top w:val="dashSmallGap" w:color="00000A" w:sz="4" w:space="0"/>
-              <w:left w:val="dashSmallGap" w:color="00000A" w:sz="4" w:space="0"/>
-              <w:bottom w:val="dashSmallGap" w:color="00000A" w:sz="4" w:space="0"/>
-              <w:right w:val="dashSmallGap" w:color="00000A" w:sz="4" w:space="0"/>
-            </w:tcBorders>
-            <w:shd w:val="clear" w:color="auto" w:fill="auto"/>
-            <w:vAlign w:val="center"/>
-          </w:tcPr>
-          <w:p>
-            <w:pPr>
-              <w:widowControl w:val="0"/>
-              <w:rPr>
-                <w:kern w:val="0"/>
-              </w:rPr>
-            </w:pPr>
-            <w:r>
-              <w:rPr>
-                <w:rFonts w:ascii="Liberation Sans" w:hAnsi="Liberation Sans" w:cs="Liberation Sans"/>
-                <w:kern w:val="0"/>
-                <w:sz w:val="22"/>
-              </w:rPr>
-              <w:t>URT Extractors ISD</w:t>
-            </w:r>
-            <w:r>
-              <w:rPr>
-                <w:rFonts w:ascii="SimSun" w:hAnsi="SimSun" w:cs="SimSun"/>
-                <w:kern w:val="0"/>
-                <w:sz w:val="22"/>
-              </w:rPr>
-              <w:t xml:space="preserve"> (</w:t>
-            </w:r>
-            <w:r>
-              <w:rPr>
-                <w:rFonts w:ascii="Liberation Sans" w:hAnsi="Liberation Sans" w:cs="Liberation Sans"/>
-                <w:kern w:val="0"/>
-                <w:sz w:val="22"/>
-              </w:rPr>
-              <w:t>IBM</w:t>
-            </w:r>
-            <w:r>
-              <w:rPr>
-                <w:rFonts w:ascii="SimSun" w:hAnsi="SimSun" w:cs="SimSun"/>
-                <w:kern w:val="0"/>
-                <w:sz w:val="22"/>
-              </w:rPr>
-              <w:t>法国)</w:t>
-            </w:r>
-          </w:p>
-        </w:tc>
-        <w:tc>
-          <w:tcPr>
-            <w:tcW w:w="2171" w:type="dxa"/>
-            <w:gridSpan w:val="4"/>
-            <w:tcBorders>
-              <w:top w:val="dashSmallGap" w:color="00000A" w:sz="4" w:space="0"/>
-              <w:left w:val="dashSmallGap" w:color="00000A" w:sz="4" w:space="0"/>
-              <w:bottom w:val="dashSmallGap" w:color="00000A" w:sz="4" w:space="0"/>
-              <w:right w:val="dashSmallGap" w:color="00000A" w:sz="4" w:space="0"/>
-            </w:tcBorders>
-            <w:shd w:val="clear" w:color="auto" w:fill="auto"/>
-            <w:vAlign w:val="center"/>
-          </w:tcPr>
-          <w:p>
-            <w:pPr>
-              <w:widowControl w:val="0"/>
-              <w:jc w:val="left"/>
-              <w:rPr>
-                <w:kern w:val="0"/>
-              </w:rPr>
-            </w:pPr>
-            <w:r>
-              <w:rPr>
-                <w:rFonts w:ascii="SimSun" w:hAnsi="SimSun" w:cs="SimSun"/>
-                <w:kern w:val="0"/>
-                <w:sz w:val="22"/>
-              </w:rPr>
-              <w:t>语言：</w:t>
-            </w:r>
-            <w:r>
-              <w:rPr>
-                <w:rFonts w:ascii="Liberation Sans" w:hAnsi="Liberation Sans" w:cs="Liberation Sans"/>
-                <w:kern w:val="0"/>
-                <w:sz w:val="22"/>
-              </w:rPr>
-              <w:t>Perl, korn-shell</w:t>
-            </w:r>
-          </w:p>
-        </w:tc>
-        <w:tc>
-          <w:tcPr>
-            <w:tcW w:w="1148" w:type="dxa"/>
-            <w:gridSpan w:val="2"/>
             <w:tcBorders>
               <w:top w:val="dashSmallGap" w:color="00000A" w:sz="4" w:space="0"/>
               <w:left w:val="dashSmallGap" w:color="00000A" w:sz="4" w:space="0"/>
@@ -12516,7 +13951,7 @@
         <w:tc>
           <w:tcPr>
             <w:tcW w:w="8878" w:type="dxa"/>
-            <w:gridSpan w:val="11"/>
+            <w:gridSpan w:val="15"/>
             <w:tcBorders>
               <w:top w:val="dashSmallGap" w:color="00000A" w:sz="4" w:space="0"/>
               <w:left w:val="dashSmallGap" w:color="00000A" w:sz="4" w:space="0"/>
@@ -12657,7 +14092,7 @@
         <w:tc>
           <w:tcPr>
             <w:tcW w:w="8878" w:type="dxa"/>
-            <w:gridSpan w:val="11"/>
+            <w:gridSpan w:val="15"/>
             <w:tcBorders>
               <w:top w:val="dashSmallGap" w:color="00000A" w:sz="4" w:space="0"/>
               <w:left w:val="dashSmallGap" w:color="00000A" w:sz="4" w:space="0"/>
@@ -12731,7 +14166,7 @@
         <w:tc>
           <w:tcPr>
             <w:tcW w:w="8878" w:type="dxa"/>
-            <w:gridSpan w:val="11"/>
+            <w:gridSpan w:val="15"/>
             <w:tcBorders>
               <w:top w:val="dashSmallGap" w:color="00000A" w:sz="4" w:space="0"/>
               <w:left w:val="dashSmallGap" w:color="00000A" w:sz="4" w:space="0"/>
@@ -12820,6 +14255,7 @@
         <w:tc>
           <w:tcPr>
             <w:tcW w:w="1526" w:type="dxa"/>
+            <w:gridSpan w:val="2"/>
             <w:tcBorders>
               <w:top w:val="dashSmallGap" w:color="00000A" w:sz="4" w:space="0"/>
               <w:left w:val="dashSmallGap" w:color="00000A" w:sz="4" w:space="0"/>
@@ -12852,77 +14288,77 @@
         <w:tc>
           <w:tcPr>
             <w:tcW w:w="2014" w:type="dxa"/>
+            <w:gridSpan w:val="4"/>
+            <w:tcBorders>
+              <w:top w:val="dashSmallGap" w:color="00000A" w:sz="4" w:space="0"/>
+              <w:left w:val="dashSmallGap" w:color="00000A" w:sz="4" w:space="0"/>
+              <w:bottom w:val="dashSmallGap" w:color="00000A" w:sz="4" w:space="0"/>
+              <w:right w:val="dashSmallGap" w:color="00000A" w:sz="4" w:space="0"/>
+            </w:tcBorders>
+            <w:shd w:val="clear" w:color="auto" w:fill="F2F2F2"/>
+            <w:vAlign w:val="center"/>
+          </w:tcPr>
+          <w:p>
+            <w:pPr>
+              <w:widowControl w:val="0"/>
+              <w:jc w:val="center"/>
+              <w:rPr>
+                <w:rFonts w:ascii="SimSun" w:hAnsi="SimSun" w:cs="SimSun"/>
+                <w:b/>
+                <w:sz w:val="22"/>
+              </w:rPr>
+            </w:pPr>
+            <w:r>
+              <w:rPr>
+                <w:rFonts w:ascii="SimSun" w:hAnsi="SimSun" w:cs="SimSun"/>
+                <w:b/>
+                <w:kern w:val="0"/>
+                <w:sz w:val="22"/>
+              </w:rPr>
+              <w:t>项目</w:t>
+            </w:r>
+          </w:p>
+        </w:tc>
+        <w:tc>
+          <w:tcPr>
+            <w:tcW w:w="2171" w:type="dxa"/>
+            <w:gridSpan w:val="5"/>
+            <w:tcBorders>
+              <w:top w:val="dashSmallGap" w:color="00000A" w:sz="4" w:space="0"/>
+              <w:left w:val="dashSmallGap" w:color="00000A" w:sz="4" w:space="0"/>
+              <w:bottom w:val="dashSmallGap" w:color="00000A" w:sz="4" w:space="0"/>
+              <w:right w:val="dashSmallGap" w:color="00000A" w:sz="4" w:space="0"/>
+            </w:tcBorders>
+            <w:shd w:val="clear" w:color="auto" w:fill="F2F2F2"/>
+            <w:vAlign w:val="center"/>
+          </w:tcPr>
+          <w:p>
+            <w:pPr>
+              <w:widowControl w:val="0"/>
+              <w:jc w:val="center"/>
+              <w:rPr>
+                <w:rFonts w:ascii="SimSun" w:hAnsi="SimSun" w:cs="SimSun"/>
+                <w:b/>
+                <w:color w:val="000000"/>
+                <w:sz w:val="22"/>
+              </w:rPr>
+            </w:pPr>
+            <w:r>
+              <w:rPr>
+                <w:rFonts w:ascii="SimSun" w:hAnsi="SimSun" w:cs="SimSun"/>
+                <w:b/>
+                <w:color w:val="000000"/>
+                <w:kern w:val="0"/>
+                <w:sz w:val="22"/>
+              </w:rPr>
+              <w:t>开发工具</w:t>
+            </w:r>
+          </w:p>
+        </w:tc>
+        <w:tc>
+          <w:tcPr>
+            <w:tcW w:w="1148" w:type="dxa"/>
             <w:gridSpan w:val="3"/>
-            <w:tcBorders>
-              <w:top w:val="dashSmallGap" w:color="00000A" w:sz="4" w:space="0"/>
-              <w:left w:val="dashSmallGap" w:color="00000A" w:sz="4" w:space="0"/>
-              <w:bottom w:val="dashSmallGap" w:color="00000A" w:sz="4" w:space="0"/>
-              <w:right w:val="dashSmallGap" w:color="00000A" w:sz="4" w:space="0"/>
-            </w:tcBorders>
-            <w:shd w:val="clear" w:color="auto" w:fill="F2F2F2"/>
-            <w:vAlign w:val="center"/>
-          </w:tcPr>
-          <w:p>
-            <w:pPr>
-              <w:widowControl w:val="0"/>
-              <w:jc w:val="center"/>
-              <w:rPr>
-                <w:rFonts w:ascii="SimSun" w:hAnsi="SimSun" w:cs="SimSun"/>
-                <w:b/>
-                <w:sz w:val="22"/>
-              </w:rPr>
-            </w:pPr>
-            <w:r>
-              <w:rPr>
-                <w:rFonts w:ascii="SimSun" w:hAnsi="SimSun" w:cs="SimSun"/>
-                <w:b/>
-                <w:kern w:val="0"/>
-                <w:sz w:val="22"/>
-              </w:rPr>
-              <w:t>项目</w:t>
-            </w:r>
-          </w:p>
-        </w:tc>
-        <w:tc>
-          <w:tcPr>
-            <w:tcW w:w="2171" w:type="dxa"/>
-            <w:gridSpan w:val="4"/>
-            <w:tcBorders>
-              <w:top w:val="dashSmallGap" w:color="00000A" w:sz="4" w:space="0"/>
-              <w:left w:val="dashSmallGap" w:color="00000A" w:sz="4" w:space="0"/>
-              <w:bottom w:val="dashSmallGap" w:color="00000A" w:sz="4" w:space="0"/>
-              <w:right w:val="dashSmallGap" w:color="00000A" w:sz="4" w:space="0"/>
-            </w:tcBorders>
-            <w:shd w:val="clear" w:color="auto" w:fill="F2F2F2"/>
-            <w:vAlign w:val="center"/>
-          </w:tcPr>
-          <w:p>
-            <w:pPr>
-              <w:widowControl w:val="0"/>
-              <w:jc w:val="center"/>
-              <w:rPr>
-                <w:rFonts w:ascii="SimSun" w:hAnsi="SimSun" w:cs="SimSun"/>
-                <w:b/>
-                <w:color w:val="000000"/>
-                <w:sz w:val="22"/>
-              </w:rPr>
-            </w:pPr>
-            <w:r>
-              <w:rPr>
-                <w:rFonts w:ascii="SimSun" w:hAnsi="SimSun" w:cs="SimSun"/>
-                <w:b/>
-                <w:color w:val="000000"/>
-                <w:kern w:val="0"/>
-                <w:sz w:val="22"/>
-              </w:rPr>
-              <w:t>开发工具</w:t>
-            </w:r>
-          </w:p>
-        </w:tc>
-        <w:tc>
-          <w:tcPr>
-            <w:tcW w:w="1148" w:type="dxa"/>
-            <w:gridSpan w:val="2"/>
             <w:tcBorders>
               <w:top w:val="dashSmallGap" w:color="00000A" w:sz="4" w:space="0"/>
               <w:left w:val="dashSmallGap" w:color="00000A" w:sz="4" w:space="0"/>
@@ -13055,6 +14491,7 @@
         <w:tc>
           <w:tcPr>
             <w:tcW w:w="1526" w:type="dxa"/>
+            <w:gridSpan w:val="2"/>
             <w:tcBorders>
               <w:top w:val="dashSmallGap" w:color="00000A" w:sz="4" w:space="0"/>
               <w:left w:val="dashSmallGap" w:color="00000A" w:sz="4" w:space="0"/>
@@ -13084,159 +14521,159 @@
         <w:tc>
           <w:tcPr>
             <w:tcW w:w="2014" w:type="dxa"/>
+            <w:gridSpan w:val="4"/>
+            <w:tcBorders>
+              <w:top w:val="dashSmallGap" w:color="00000A" w:sz="4" w:space="0"/>
+              <w:left w:val="dashSmallGap" w:color="00000A" w:sz="4" w:space="0"/>
+              <w:bottom w:val="dashSmallGap" w:color="00000A" w:sz="4" w:space="0"/>
+              <w:right w:val="dashSmallGap" w:color="00000A" w:sz="4" w:space="0"/>
+            </w:tcBorders>
+            <w:shd w:val="clear" w:color="auto" w:fill="auto"/>
+            <w:vAlign w:val="center"/>
+          </w:tcPr>
+          <w:p>
+            <w:pPr>
+              <w:widowControl w:val="0"/>
+              <w:rPr>
+                <w:rFonts w:ascii="Liberation Sans" w:hAnsi="Liberation Sans" w:cs="Liberation Sans"/>
+                <w:sz w:val="22"/>
+              </w:rPr>
+            </w:pPr>
+            <w:r>
+              <w:rPr>
+                <w:rFonts w:ascii="Liberation Sans" w:hAnsi="Liberation Sans" w:cs="Liberation Sans"/>
+                <w:kern w:val="0"/>
+                <w:sz w:val="22"/>
+              </w:rPr>
+              <w:t>MIE France</w:t>
+            </w:r>
+          </w:p>
+          <w:p>
+            <w:pPr>
+              <w:widowControl w:val="0"/>
+              <w:rPr>
+                <w:kern w:val="0"/>
+              </w:rPr>
+            </w:pPr>
+            <w:r>
+              <w:rPr>
+                <w:rFonts w:ascii="SimSun" w:hAnsi="SimSun" w:cs="SimSun"/>
+                <w:kern w:val="0"/>
+                <w:sz w:val="22"/>
+              </w:rPr>
+              <w:t>(</w:t>
+            </w:r>
+            <w:r>
+              <w:rPr>
+                <w:rFonts w:ascii="Liberation Sans" w:hAnsi="Liberation Sans" w:cs="Liberation Sans"/>
+                <w:kern w:val="0"/>
+                <w:sz w:val="22"/>
+              </w:rPr>
+              <w:t>IBM</w:t>
+            </w:r>
+            <w:r>
+              <w:rPr>
+                <w:rFonts w:ascii="SimSun" w:hAnsi="SimSun" w:cs="SimSun"/>
+                <w:kern w:val="0"/>
+                <w:sz w:val="22"/>
+              </w:rPr>
+              <w:t>法国)</w:t>
+            </w:r>
+          </w:p>
+        </w:tc>
+        <w:tc>
+          <w:tcPr>
+            <w:tcW w:w="2171" w:type="dxa"/>
+            <w:gridSpan w:val="5"/>
+            <w:tcBorders>
+              <w:top w:val="dashSmallGap" w:color="00000A" w:sz="4" w:space="0"/>
+              <w:left w:val="dashSmallGap" w:color="00000A" w:sz="4" w:space="0"/>
+              <w:bottom w:val="dashSmallGap" w:color="00000A" w:sz="4" w:space="0"/>
+              <w:right w:val="dashSmallGap" w:color="00000A" w:sz="4" w:space="0"/>
+            </w:tcBorders>
+            <w:shd w:val="clear" w:color="auto" w:fill="auto"/>
+            <w:vAlign w:val="center"/>
+          </w:tcPr>
+          <w:p>
+            <w:pPr>
+              <w:widowControl w:val="0"/>
+              <w:jc w:val="left"/>
+              <w:rPr>
+                <w:kern w:val="0"/>
+              </w:rPr>
+            </w:pPr>
+            <w:r>
+              <w:rPr>
+                <w:rFonts w:ascii="SimSun" w:hAnsi="SimSun" w:cs="SimSun"/>
+                <w:kern w:val="0"/>
+                <w:sz w:val="22"/>
+              </w:rPr>
+              <w:t>语言：</w:t>
+            </w:r>
+            <w:r>
+              <w:rPr>
+                <w:rFonts w:ascii="Liberation Sans" w:hAnsi="Liberation Sans" w:cs="Liberation Sans"/>
+                <w:kern w:val="0"/>
+                <w:sz w:val="22"/>
+              </w:rPr>
+              <w:t>JavaScript, SQL</w:t>
+            </w:r>
+          </w:p>
+          <w:p>
+            <w:pPr>
+              <w:widowControl w:val="0"/>
+              <w:jc w:val="left"/>
+              <w:rPr>
+                <w:kern w:val="0"/>
+              </w:rPr>
+            </w:pPr>
+            <w:r>
+              <w:rPr>
+                <w:rFonts w:ascii="SimSun" w:hAnsi="SimSun" w:cs="SimSun"/>
+                <w:kern w:val="0"/>
+                <w:sz w:val="22"/>
+              </w:rPr>
+              <w:t>数据库：</w:t>
+            </w:r>
+            <w:r>
+              <w:rPr>
+                <w:rFonts w:ascii="Liberation Sans" w:hAnsi="Liberation Sans" w:cs="Liberation Sans"/>
+                <w:kern w:val="0"/>
+                <w:sz w:val="22"/>
+              </w:rPr>
+              <w:t>DB2</w:t>
+            </w:r>
+          </w:p>
+          <w:p>
+            <w:pPr>
+              <w:widowControl w:val="0"/>
+              <w:jc w:val="left"/>
+              <w:rPr>
+                <w:kern w:val="0"/>
+              </w:rPr>
+            </w:pPr>
+            <w:r>
+              <w:rPr>
+                <w:rFonts w:ascii="SimSun" w:hAnsi="SimSun" w:cs="SimSun"/>
+                <w:kern w:val="0"/>
+                <w:sz w:val="22"/>
+              </w:rPr>
+              <w:t>工具：</w:t>
+            </w:r>
+            <w:r>
+              <w:rPr>
+                <w:rFonts w:ascii="Liberation Sans" w:hAnsi="Liberation Sans" w:cs="Liberation Sans"/>
+                <w:kern w:val="0"/>
+                <w:sz w:val="22"/>
+              </w:rPr>
+              <w:t>TDI (Tivoli Directory Integrator)</w:t>
+            </w:r>
+          </w:p>
+        </w:tc>
+        <w:tc>
+          <w:tcPr>
+            <w:tcW w:w="1148" w:type="dxa"/>
             <w:gridSpan w:val="3"/>
-            <w:tcBorders>
-              <w:top w:val="dashSmallGap" w:color="00000A" w:sz="4" w:space="0"/>
-              <w:left w:val="dashSmallGap" w:color="00000A" w:sz="4" w:space="0"/>
-              <w:bottom w:val="dashSmallGap" w:color="00000A" w:sz="4" w:space="0"/>
-              <w:right w:val="dashSmallGap" w:color="00000A" w:sz="4" w:space="0"/>
-            </w:tcBorders>
-            <w:shd w:val="clear" w:color="auto" w:fill="auto"/>
-            <w:vAlign w:val="center"/>
-          </w:tcPr>
-          <w:p>
-            <w:pPr>
-              <w:widowControl w:val="0"/>
-              <w:rPr>
-                <w:rFonts w:ascii="Liberation Sans" w:hAnsi="Liberation Sans" w:cs="Liberation Sans"/>
-                <w:sz w:val="22"/>
-              </w:rPr>
-            </w:pPr>
-            <w:r>
-              <w:rPr>
-                <w:rFonts w:ascii="Liberation Sans" w:hAnsi="Liberation Sans" w:cs="Liberation Sans"/>
-                <w:kern w:val="0"/>
-                <w:sz w:val="22"/>
-              </w:rPr>
-              <w:t>MIE France</w:t>
-            </w:r>
-          </w:p>
-          <w:p>
-            <w:pPr>
-              <w:widowControl w:val="0"/>
-              <w:rPr>
-                <w:kern w:val="0"/>
-              </w:rPr>
-            </w:pPr>
-            <w:r>
-              <w:rPr>
-                <w:rFonts w:ascii="SimSun" w:hAnsi="SimSun" w:cs="SimSun"/>
-                <w:kern w:val="0"/>
-                <w:sz w:val="22"/>
-              </w:rPr>
-              <w:t>(</w:t>
-            </w:r>
-            <w:r>
-              <w:rPr>
-                <w:rFonts w:ascii="Liberation Sans" w:hAnsi="Liberation Sans" w:cs="Liberation Sans"/>
-                <w:kern w:val="0"/>
-                <w:sz w:val="22"/>
-              </w:rPr>
-              <w:t>IBM</w:t>
-            </w:r>
-            <w:r>
-              <w:rPr>
-                <w:rFonts w:ascii="SimSun" w:hAnsi="SimSun" w:cs="SimSun"/>
-                <w:kern w:val="0"/>
-                <w:sz w:val="22"/>
-              </w:rPr>
-              <w:t>法国)</w:t>
-            </w:r>
-          </w:p>
-        </w:tc>
-        <w:tc>
-          <w:tcPr>
-            <w:tcW w:w="2171" w:type="dxa"/>
-            <w:gridSpan w:val="4"/>
-            <w:tcBorders>
-              <w:top w:val="dashSmallGap" w:color="00000A" w:sz="4" w:space="0"/>
-              <w:left w:val="dashSmallGap" w:color="00000A" w:sz="4" w:space="0"/>
-              <w:bottom w:val="dashSmallGap" w:color="00000A" w:sz="4" w:space="0"/>
-              <w:right w:val="dashSmallGap" w:color="00000A" w:sz="4" w:space="0"/>
-            </w:tcBorders>
-            <w:shd w:val="clear" w:color="auto" w:fill="auto"/>
-            <w:vAlign w:val="center"/>
-          </w:tcPr>
-          <w:p>
-            <w:pPr>
-              <w:widowControl w:val="0"/>
-              <w:jc w:val="left"/>
-              <w:rPr>
-                <w:kern w:val="0"/>
-              </w:rPr>
-            </w:pPr>
-            <w:r>
-              <w:rPr>
-                <w:rFonts w:ascii="SimSun" w:hAnsi="SimSun" w:cs="SimSun"/>
-                <w:kern w:val="0"/>
-                <w:sz w:val="22"/>
-              </w:rPr>
-              <w:t>语言：</w:t>
-            </w:r>
-            <w:r>
-              <w:rPr>
-                <w:rFonts w:ascii="Liberation Sans" w:hAnsi="Liberation Sans" w:cs="Liberation Sans"/>
-                <w:kern w:val="0"/>
-                <w:sz w:val="22"/>
-              </w:rPr>
-              <w:t>JavaScript, SQL</w:t>
-            </w:r>
-          </w:p>
-          <w:p>
-            <w:pPr>
-              <w:widowControl w:val="0"/>
-              <w:jc w:val="left"/>
-              <w:rPr>
-                <w:kern w:val="0"/>
-              </w:rPr>
-            </w:pPr>
-            <w:r>
-              <w:rPr>
-                <w:rFonts w:ascii="SimSun" w:hAnsi="SimSun" w:cs="SimSun"/>
-                <w:kern w:val="0"/>
-                <w:sz w:val="22"/>
-              </w:rPr>
-              <w:t>数据库：</w:t>
-            </w:r>
-            <w:r>
-              <w:rPr>
-                <w:rFonts w:ascii="Liberation Sans" w:hAnsi="Liberation Sans" w:cs="Liberation Sans"/>
-                <w:kern w:val="0"/>
-                <w:sz w:val="22"/>
-              </w:rPr>
-              <w:t>DB2</w:t>
-            </w:r>
-          </w:p>
-          <w:p>
-            <w:pPr>
-              <w:widowControl w:val="0"/>
-              <w:jc w:val="left"/>
-              <w:rPr>
-                <w:kern w:val="0"/>
-              </w:rPr>
-            </w:pPr>
-            <w:r>
-              <w:rPr>
-                <w:rFonts w:ascii="SimSun" w:hAnsi="SimSun" w:cs="SimSun"/>
-                <w:kern w:val="0"/>
-                <w:sz w:val="22"/>
-              </w:rPr>
-              <w:t>工具：</w:t>
-            </w:r>
-            <w:r>
-              <w:rPr>
-                <w:rFonts w:ascii="Liberation Sans" w:hAnsi="Liberation Sans" w:cs="Liberation Sans"/>
-                <w:kern w:val="0"/>
-                <w:sz w:val="22"/>
-              </w:rPr>
-              <w:t>TDI (Tivoli Directory Integrator)</w:t>
-            </w:r>
-          </w:p>
-        </w:tc>
-        <w:tc>
-          <w:tcPr>
-            <w:tcW w:w="1148" w:type="dxa"/>
-            <w:gridSpan w:val="2"/>
             <w:tcBorders>
               <w:top w:val="dashSmallGap" w:color="00000A" w:sz="4" w:space="0"/>
               <w:left w:val="dashSmallGap" w:color="00000A" w:sz="4" w:space="0"/>
@@ -13337,7 +14774,7 @@
         <w:tc>
           <w:tcPr>
             <w:tcW w:w="8878" w:type="dxa"/>
-            <w:gridSpan w:val="11"/>
+            <w:gridSpan w:val="15"/>
             <w:tcBorders>
               <w:top w:val="dashSmallGap" w:color="00000A" w:sz="4" w:space="0"/>
               <w:left w:val="dashSmallGap" w:color="00000A" w:sz="4" w:space="0"/>
@@ -13416,7 +14853,7 @@
         <w:tc>
           <w:tcPr>
             <w:tcW w:w="8878" w:type="dxa"/>
-            <w:gridSpan w:val="11"/>
+            <w:gridSpan w:val="15"/>
             <w:tcBorders>
               <w:top w:val="dashSmallGap" w:color="00000A" w:sz="4" w:space="0"/>
               <w:left w:val="dashSmallGap" w:color="00000A" w:sz="4" w:space="0"/>
@@ -13491,7 +14928,7 @@
         <w:tc>
           <w:tcPr>
             <w:tcW w:w="8878" w:type="dxa"/>
-            <w:gridSpan w:val="11"/>
+            <w:gridSpan w:val="15"/>
             <w:tcBorders>
               <w:top w:val="dashSmallGap" w:color="00000A" w:sz="4" w:space="0"/>
               <w:left w:val="dashSmallGap" w:color="00000A" w:sz="4" w:space="0"/>
@@ -13567,6 +15004,7 @@
         <w:tc>
           <w:tcPr>
             <w:tcW w:w="1526" w:type="dxa"/>
+            <w:gridSpan w:val="2"/>
             <w:tcBorders>
               <w:top w:val="dashSmallGap" w:color="00000A" w:sz="4" w:space="0"/>
               <w:left w:val="dashSmallGap" w:color="00000A" w:sz="4" w:space="0"/>
@@ -13599,77 +15037,77 @@
         <w:tc>
           <w:tcPr>
             <w:tcW w:w="2014" w:type="dxa"/>
+            <w:gridSpan w:val="4"/>
+            <w:tcBorders>
+              <w:top w:val="dashSmallGap" w:color="00000A" w:sz="4" w:space="0"/>
+              <w:left w:val="dashSmallGap" w:color="00000A" w:sz="4" w:space="0"/>
+              <w:bottom w:val="dashSmallGap" w:color="00000A" w:sz="4" w:space="0"/>
+              <w:right w:val="dashSmallGap" w:color="00000A" w:sz="4" w:space="0"/>
+            </w:tcBorders>
+            <w:shd w:val="clear" w:color="auto" w:fill="F2F2F2"/>
+            <w:vAlign w:val="center"/>
+          </w:tcPr>
+          <w:p>
+            <w:pPr>
+              <w:widowControl w:val="0"/>
+              <w:jc w:val="center"/>
+              <w:rPr>
+                <w:rFonts w:ascii="SimSun" w:hAnsi="SimSun" w:cs="SimSun"/>
+                <w:b/>
+                <w:sz w:val="22"/>
+              </w:rPr>
+            </w:pPr>
+            <w:r>
+              <w:rPr>
+                <w:rFonts w:ascii="SimSun" w:hAnsi="SimSun" w:cs="SimSun"/>
+                <w:b/>
+                <w:kern w:val="0"/>
+                <w:sz w:val="22"/>
+              </w:rPr>
+              <w:t>项目</w:t>
+            </w:r>
+          </w:p>
+        </w:tc>
+        <w:tc>
+          <w:tcPr>
+            <w:tcW w:w="2171" w:type="dxa"/>
+            <w:gridSpan w:val="5"/>
+            <w:tcBorders>
+              <w:top w:val="dashSmallGap" w:color="00000A" w:sz="4" w:space="0"/>
+              <w:left w:val="dashSmallGap" w:color="00000A" w:sz="4" w:space="0"/>
+              <w:bottom w:val="dashSmallGap" w:color="00000A" w:sz="4" w:space="0"/>
+              <w:right w:val="dashSmallGap" w:color="00000A" w:sz="4" w:space="0"/>
+            </w:tcBorders>
+            <w:shd w:val="clear" w:color="auto" w:fill="F2F2F2"/>
+            <w:vAlign w:val="center"/>
+          </w:tcPr>
+          <w:p>
+            <w:pPr>
+              <w:widowControl w:val="0"/>
+              <w:jc w:val="center"/>
+              <w:rPr>
+                <w:rFonts w:ascii="SimSun" w:hAnsi="SimSun" w:cs="SimSun"/>
+                <w:b/>
+                <w:color w:val="000000"/>
+                <w:sz w:val="22"/>
+              </w:rPr>
+            </w:pPr>
+            <w:r>
+              <w:rPr>
+                <w:rFonts w:ascii="SimSun" w:hAnsi="SimSun" w:cs="SimSun"/>
+                <w:b/>
+                <w:color w:val="000000"/>
+                <w:kern w:val="0"/>
+                <w:sz w:val="22"/>
+              </w:rPr>
+              <w:t>开发工具</w:t>
+            </w:r>
+          </w:p>
+        </w:tc>
+        <w:tc>
+          <w:tcPr>
+            <w:tcW w:w="1148" w:type="dxa"/>
             <w:gridSpan w:val="3"/>
-            <w:tcBorders>
-              <w:top w:val="dashSmallGap" w:color="00000A" w:sz="4" w:space="0"/>
-              <w:left w:val="dashSmallGap" w:color="00000A" w:sz="4" w:space="0"/>
-              <w:bottom w:val="dashSmallGap" w:color="00000A" w:sz="4" w:space="0"/>
-              <w:right w:val="dashSmallGap" w:color="00000A" w:sz="4" w:space="0"/>
-            </w:tcBorders>
-            <w:shd w:val="clear" w:color="auto" w:fill="F2F2F2"/>
-            <w:vAlign w:val="center"/>
-          </w:tcPr>
-          <w:p>
-            <w:pPr>
-              <w:widowControl w:val="0"/>
-              <w:jc w:val="center"/>
-              <w:rPr>
-                <w:rFonts w:ascii="SimSun" w:hAnsi="SimSun" w:cs="SimSun"/>
-                <w:b/>
-                <w:sz w:val="22"/>
-              </w:rPr>
-            </w:pPr>
-            <w:r>
-              <w:rPr>
-                <w:rFonts w:ascii="SimSun" w:hAnsi="SimSun" w:cs="SimSun"/>
-                <w:b/>
-                <w:kern w:val="0"/>
-                <w:sz w:val="22"/>
-              </w:rPr>
-              <w:t>项目</w:t>
-            </w:r>
-          </w:p>
-        </w:tc>
-        <w:tc>
-          <w:tcPr>
-            <w:tcW w:w="2171" w:type="dxa"/>
-            <w:gridSpan w:val="4"/>
-            <w:tcBorders>
-              <w:top w:val="dashSmallGap" w:color="00000A" w:sz="4" w:space="0"/>
-              <w:left w:val="dashSmallGap" w:color="00000A" w:sz="4" w:space="0"/>
-              <w:bottom w:val="dashSmallGap" w:color="00000A" w:sz="4" w:space="0"/>
-              <w:right w:val="dashSmallGap" w:color="00000A" w:sz="4" w:space="0"/>
-            </w:tcBorders>
-            <w:shd w:val="clear" w:color="auto" w:fill="F2F2F2"/>
-            <w:vAlign w:val="center"/>
-          </w:tcPr>
-          <w:p>
-            <w:pPr>
-              <w:widowControl w:val="0"/>
-              <w:jc w:val="center"/>
-              <w:rPr>
-                <w:rFonts w:ascii="SimSun" w:hAnsi="SimSun" w:cs="SimSun"/>
-                <w:b/>
-                <w:color w:val="000000"/>
-                <w:sz w:val="22"/>
-              </w:rPr>
-            </w:pPr>
-            <w:r>
-              <w:rPr>
-                <w:rFonts w:ascii="SimSun" w:hAnsi="SimSun" w:cs="SimSun"/>
-                <w:b/>
-                <w:color w:val="000000"/>
-                <w:kern w:val="0"/>
-                <w:sz w:val="22"/>
-              </w:rPr>
-              <w:t>开发工具</w:t>
-            </w:r>
-          </w:p>
-        </w:tc>
-        <w:tc>
-          <w:tcPr>
-            <w:tcW w:w="1148" w:type="dxa"/>
-            <w:gridSpan w:val="2"/>
             <w:tcBorders>
               <w:top w:val="dashSmallGap" w:color="00000A" w:sz="4" w:space="0"/>
               <w:left w:val="dashSmallGap" w:color="00000A" w:sz="4" w:space="0"/>
@@ -13803,6 +15241,7 @@
         <w:tc>
           <w:tcPr>
             <w:tcW w:w="1526" w:type="dxa"/>
+            <w:gridSpan w:val="2"/>
             <w:tcBorders>
               <w:top w:val="dashSmallGap" w:color="00000A" w:sz="4" w:space="0"/>
               <w:left w:val="dashSmallGap" w:color="00000A" w:sz="4" w:space="0"/>
@@ -13832,160 +15271,160 @@
         <w:tc>
           <w:tcPr>
             <w:tcW w:w="2014" w:type="dxa"/>
+            <w:gridSpan w:val="4"/>
+            <w:tcBorders>
+              <w:top w:val="dashSmallGap" w:color="00000A" w:sz="4" w:space="0"/>
+              <w:left w:val="dashSmallGap" w:color="00000A" w:sz="4" w:space="0"/>
+              <w:bottom w:val="dashSmallGap" w:color="00000A" w:sz="4" w:space="0"/>
+              <w:right w:val="dashSmallGap" w:color="00000A" w:sz="4" w:space="0"/>
+            </w:tcBorders>
+            <w:shd w:val="clear" w:color="auto" w:fill="auto"/>
+            <w:vAlign w:val="center"/>
+          </w:tcPr>
+          <w:p>
+            <w:pPr>
+              <w:widowControl w:val="0"/>
+              <w:jc w:val="left"/>
+              <w:rPr>
+                <w:rFonts w:ascii="Liberation Sans" w:hAnsi="Liberation Sans" w:cs="Liberation Sans"/>
+                <w:sz w:val="22"/>
+              </w:rPr>
+            </w:pPr>
+            <w:r>
+              <w:rPr>
+                <w:rFonts w:ascii="Liberation Sans" w:hAnsi="Liberation Sans" w:cs="Liberation Sans"/>
+                <w:kern w:val="0"/>
+                <w:sz w:val="22"/>
+              </w:rPr>
+              <w:t>CO Runway, OnePass</w:t>
+            </w:r>
+          </w:p>
+        </w:tc>
+        <w:tc>
+          <w:tcPr>
+            <w:tcW w:w="2171" w:type="dxa"/>
+            <w:gridSpan w:val="5"/>
+            <w:tcBorders>
+              <w:top w:val="dashSmallGap" w:color="00000A" w:sz="4" w:space="0"/>
+              <w:left w:val="dashSmallGap" w:color="00000A" w:sz="4" w:space="0"/>
+              <w:bottom w:val="dashSmallGap" w:color="00000A" w:sz="4" w:space="0"/>
+              <w:right w:val="dashSmallGap" w:color="00000A" w:sz="4" w:space="0"/>
+            </w:tcBorders>
+            <w:shd w:val="clear" w:color="auto" w:fill="auto"/>
+            <w:vAlign w:val="center"/>
+          </w:tcPr>
+          <w:p>
+            <w:pPr>
+              <w:widowControl w:val="0"/>
+              <w:jc w:val="left"/>
+              <w:rPr>
+                <w:kern w:val="0"/>
+              </w:rPr>
+            </w:pPr>
+            <w:r>
+              <w:rPr>
+                <w:rFonts w:ascii="SimSun" w:hAnsi="SimSun" w:cs="SimSun"/>
+                <w:kern w:val="0"/>
+                <w:sz w:val="22"/>
+              </w:rPr>
+              <w:t>语言：</w:t>
+            </w:r>
+            <w:r>
+              <w:rPr>
+                <w:rFonts w:ascii="Liberation Sans" w:hAnsi="Liberation Sans" w:cs="Liberation Sans"/>
+                <w:kern w:val="0"/>
+                <w:sz w:val="22"/>
+              </w:rPr>
+              <w:t>JCL,PL/I, DLI（IMS）, SQL(DB2)</w:t>
+            </w:r>
+          </w:p>
+          <w:p>
+            <w:pPr>
+              <w:widowControl w:val="0"/>
+              <w:jc w:val="left"/>
+              <w:rPr>
+                <w:kern w:val="0"/>
+              </w:rPr>
+            </w:pPr>
+            <w:r>
+              <w:rPr>
+                <w:rFonts w:ascii="SimSun" w:hAnsi="SimSun" w:cs="SimSun"/>
+                <w:kern w:val="0"/>
+                <w:sz w:val="22"/>
+              </w:rPr>
+              <w:t>数据库：</w:t>
+            </w:r>
+            <w:r>
+              <w:rPr>
+                <w:rFonts w:ascii="Liberation Sans" w:hAnsi="Liberation Sans" w:cs="Liberation Sans"/>
+                <w:kern w:val="0"/>
+                <w:sz w:val="22"/>
+              </w:rPr>
+              <w:t>DB2， IMS DB</w:t>
+            </w:r>
+            <w:r>
+              <w:rPr>
+                <w:rFonts w:ascii="SimSun" w:hAnsi="SimSun" w:cs="SimSun"/>
+                <w:kern w:val="0"/>
+                <w:sz w:val="22"/>
+              </w:rPr>
+              <w:t xml:space="preserve"> (</w:t>
+            </w:r>
+            <w:r>
+              <w:rPr>
+                <w:rStyle w:val="74"/>
+                <w:kern w:val="0"/>
+              </w:rPr>
+              <w:t>层次数据</w:t>
+            </w:r>
+            <w:r>
+              <w:rPr>
+                <w:rStyle w:val="74"/>
+                <w:rFonts w:ascii="SimSun" w:hAnsi="SimSun" w:cs="SimSun"/>
+                <w:kern w:val="0"/>
+              </w:rPr>
+              <w:t>库系统</w:t>
+            </w:r>
+            <w:r>
+              <w:rPr>
+                <w:rFonts w:ascii="SimSun" w:hAnsi="SimSun" w:cs="SimSun"/>
+                <w:kern w:val="0"/>
+                <w:sz w:val="22"/>
+              </w:rPr>
+              <w:t>)</w:t>
+            </w:r>
+          </w:p>
+          <w:p>
+            <w:pPr>
+              <w:widowControl w:val="0"/>
+              <w:jc w:val="left"/>
+              <w:rPr>
+                <w:rFonts w:ascii="SimSun" w:hAnsi="SimSun" w:cs="SimSun"/>
+                <w:sz w:val="22"/>
+              </w:rPr>
+            </w:pPr>
+            <w:r>
+              <w:rPr>
+                <w:rFonts w:ascii="SimSun" w:hAnsi="SimSun" w:cs="SimSun"/>
+                <w:kern w:val="0"/>
+                <w:sz w:val="22"/>
+              </w:rPr>
+              <w:t xml:space="preserve">工具: </w:t>
+            </w:r>
+            <w:r>
+              <w:rPr>
+                <w:rFonts w:ascii="Liberation Sans" w:hAnsi="Liberation Sans" w:cs="Liberation Sans"/>
+                <w:kern w:val="0"/>
+                <w:sz w:val="22"/>
+              </w:rPr>
+              <w:t>CA-7，Endevor,CA-View</w:t>
+            </w:r>
+          </w:p>
+        </w:tc>
+        <w:tc>
+          <w:tcPr>
+            <w:tcW w:w="1148" w:type="dxa"/>
             <w:gridSpan w:val="3"/>
-            <w:tcBorders>
-              <w:top w:val="dashSmallGap" w:color="00000A" w:sz="4" w:space="0"/>
-              <w:left w:val="dashSmallGap" w:color="00000A" w:sz="4" w:space="0"/>
-              <w:bottom w:val="dashSmallGap" w:color="00000A" w:sz="4" w:space="0"/>
-              <w:right w:val="dashSmallGap" w:color="00000A" w:sz="4" w:space="0"/>
-            </w:tcBorders>
-            <w:shd w:val="clear" w:color="auto" w:fill="auto"/>
-            <w:vAlign w:val="center"/>
-          </w:tcPr>
-          <w:p>
-            <w:pPr>
-              <w:widowControl w:val="0"/>
-              <w:jc w:val="left"/>
-              <w:rPr>
-                <w:rFonts w:ascii="Liberation Sans" w:hAnsi="Liberation Sans" w:cs="Liberation Sans"/>
-                <w:sz w:val="22"/>
-              </w:rPr>
-            </w:pPr>
-            <w:r>
-              <w:rPr>
-                <w:rFonts w:ascii="Liberation Sans" w:hAnsi="Liberation Sans" w:cs="Liberation Sans"/>
-                <w:kern w:val="0"/>
-                <w:sz w:val="22"/>
-              </w:rPr>
-              <w:t>CO Runway, OnePass</w:t>
-            </w:r>
-          </w:p>
-        </w:tc>
-        <w:tc>
-          <w:tcPr>
-            <w:tcW w:w="2171" w:type="dxa"/>
-            <w:gridSpan w:val="4"/>
-            <w:tcBorders>
-              <w:top w:val="dashSmallGap" w:color="00000A" w:sz="4" w:space="0"/>
-              <w:left w:val="dashSmallGap" w:color="00000A" w:sz="4" w:space="0"/>
-              <w:bottom w:val="dashSmallGap" w:color="00000A" w:sz="4" w:space="0"/>
-              <w:right w:val="dashSmallGap" w:color="00000A" w:sz="4" w:space="0"/>
-            </w:tcBorders>
-            <w:shd w:val="clear" w:color="auto" w:fill="auto"/>
-            <w:vAlign w:val="center"/>
-          </w:tcPr>
-          <w:p>
-            <w:pPr>
-              <w:widowControl w:val="0"/>
-              <w:jc w:val="left"/>
-              <w:rPr>
-                <w:kern w:val="0"/>
-              </w:rPr>
-            </w:pPr>
-            <w:r>
-              <w:rPr>
-                <w:rFonts w:ascii="SimSun" w:hAnsi="SimSun" w:cs="SimSun"/>
-                <w:kern w:val="0"/>
-                <w:sz w:val="22"/>
-              </w:rPr>
-              <w:t>语言：</w:t>
-            </w:r>
-            <w:r>
-              <w:rPr>
-                <w:rFonts w:ascii="Liberation Sans" w:hAnsi="Liberation Sans" w:cs="Liberation Sans"/>
-                <w:kern w:val="0"/>
-                <w:sz w:val="22"/>
-              </w:rPr>
-              <w:t>JCL,PL/I, DLI（IMS）, SQL(DB2)</w:t>
-            </w:r>
-          </w:p>
-          <w:p>
-            <w:pPr>
-              <w:widowControl w:val="0"/>
-              <w:jc w:val="left"/>
-              <w:rPr>
-                <w:kern w:val="0"/>
-              </w:rPr>
-            </w:pPr>
-            <w:r>
-              <w:rPr>
-                <w:rFonts w:ascii="SimSun" w:hAnsi="SimSun" w:cs="SimSun"/>
-                <w:kern w:val="0"/>
-                <w:sz w:val="22"/>
-              </w:rPr>
-              <w:t>数据库：</w:t>
-            </w:r>
-            <w:r>
-              <w:rPr>
-                <w:rFonts w:ascii="Liberation Sans" w:hAnsi="Liberation Sans" w:cs="Liberation Sans"/>
-                <w:kern w:val="0"/>
-                <w:sz w:val="22"/>
-              </w:rPr>
-              <w:t>DB2， IMS DB</w:t>
-            </w:r>
-            <w:r>
-              <w:rPr>
-                <w:rFonts w:ascii="SimSun" w:hAnsi="SimSun" w:cs="SimSun"/>
-                <w:kern w:val="0"/>
-                <w:sz w:val="22"/>
-              </w:rPr>
-              <w:t xml:space="preserve"> (</w:t>
-            </w:r>
-            <w:r>
-              <w:rPr>
-                <w:rStyle w:val="74"/>
-                <w:kern w:val="0"/>
-              </w:rPr>
-              <w:t>层次数据</w:t>
-            </w:r>
-            <w:r>
-              <w:rPr>
-                <w:rStyle w:val="74"/>
-                <w:rFonts w:ascii="SimSun" w:hAnsi="SimSun" w:cs="SimSun"/>
-                <w:kern w:val="0"/>
-              </w:rPr>
-              <w:t>库系统</w:t>
-            </w:r>
-            <w:r>
-              <w:rPr>
-                <w:rFonts w:ascii="SimSun" w:hAnsi="SimSun" w:cs="SimSun"/>
-                <w:kern w:val="0"/>
-                <w:sz w:val="22"/>
-              </w:rPr>
-              <w:t>)</w:t>
-            </w:r>
-          </w:p>
-          <w:p>
-            <w:pPr>
-              <w:widowControl w:val="0"/>
-              <w:jc w:val="left"/>
-              <w:rPr>
-                <w:rFonts w:ascii="SimSun" w:hAnsi="SimSun" w:cs="SimSun"/>
-                <w:sz w:val="22"/>
-              </w:rPr>
-            </w:pPr>
-            <w:r>
-              <w:rPr>
-                <w:rFonts w:ascii="SimSun" w:hAnsi="SimSun" w:cs="SimSun"/>
-                <w:kern w:val="0"/>
-                <w:sz w:val="22"/>
-              </w:rPr>
-              <w:t xml:space="preserve">工具: </w:t>
-            </w:r>
-            <w:r>
-              <w:rPr>
-                <w:rFonts w:ascii="Liberation Sans" w:hAnsi="Liberation Sans" w:cs="Liberation Sans"/>
-                <w:kern w:val="0"/>
-                <w:sz w:val="22"/>
-              </w:rPr>
-              <w:t>CA-7，Endevor,CA-View</w:t>
-            </w:r>
-          </w:p>
-        </w:tc>
-        <w:tc>
-          <w:tcPr>
-            <w:tcW w:w="1148" w:type="dxa"/>
-            <w:gridSpan w:val="2"/>
             <w:tcBorders>
               <w:top w:val="dashSmallGap" w:color="00000A" w:sz="4" w:space="0"/>
               <w:left w:val="dashSmallGap" w:color="00000A" w:sz="4" w:space="0"/>
@@ -14102,7 +15541,7 @@
         <w:tc>
           <w:tcPr>
             <w:tcW w:w="8878" w:type="dxa"/>
-            <w:gridSpan w:val="11"/>
+            <w:gridSpan w:val="15"/>
             <w:tcBorders>
               <w:top w:val="dashSmallGap" w:color="00000A" w:sz="4" w:space="0"/>
               <w:left w:val="dashSmallGap" w:color="00000A" w:sz="4" w:space="0"/>
@@ -14232,7 +15671,7 @@
         <w:tc>
           <w:tcPr>
             <w:tcW w:w="8878" w:type="dxa"/>
-            <w:gridSpan w:val="11"/>
+            <w:gridSpan w:val="15"/>
             <w:tcBorders>
               <w:top w:val="dashSmallGap" w:color="00000A" w:sz="4" w:space="0"/>
               <w:left w:val="dashSmallGap" w:color="00000A" w:sz="4" w:space="0"/>
@@ -14342,7 +15781,7 @@
         <w:tc>
           <w:tcPr>
             <w:tcW w:w="8878" w:type="dxa"/>
-            <w:gridSpan w:val="11"/>
+            <w:gridSpan w:val="15"/>
             <w:tcBorders>
               <w:top w:val="dashSmallGap" w:color="00000A" w:sz="4" w:space="0"/>
               <w:left w:val="dashSmallGap" w:color="00000A" w:sz="4" w:space="0"/>
@@ -14417,6 +15856,7 @@
         <w:tc>
           <w:tcPr>
             <w:tcW w:w="1526" w:type="dxa"/>
+            <w:gridSpan w:val="2"/>
             <w:tcBorders>
               <w:top w:val="dashSmallGap" w:color="00000A" w:sz="4" w:space="0"/>
               <w:left w:val="dashSmallGap" w:color="00000A" w:sz="4" w:space="0"/>
@@ -14449,77 +15889,77 @@
         <w:tc>
           <w:tcPr>
             <w:tcW w:w="2014" w:type="dxa"/>
+            <w:gridSpan w:val="4"/>
+            <w:tcBorders>
+              <w:top w:val="dashSmallGap" w:color="00000A" w:sz="4" w:space="0"/>
+              <w:left w:val="dashSmallGap" w:color="00000A" w:sz="4" w:space="0"/>
+              <w:bottom w:val="dashSmallGap" w:color="00000A" w:sz="4" w:space="0"/>
+              <w:right w:val="dashSmallGap" w:color="00000A" w:sz="4" w:space="0"/>
+            </w:tcBorders>
+            <w:shd w:val="clear" w:color="auto" w:fill="F2F2F2"/>
+            <w:vAlign w:val="center"/>
+          </w:tcPr>
+          <w:p>
+            <w:pPr>
+              <w:widowControl w:val="0"/>
+              <w:jc w:val="center"/>
+              <w:rPr>
+                <w:rFonts w:ascii="SimSun" w:hAnsi="SimSun" w:cs="SimSun"/>
+                <w:b/>
+                <w:sz w:val="22"/>
+              </w:rPr>
+            </w:pPr>
+            <w:r>
+              <w:rPr>
+                <w:rFonts w:ascii="SimSun" w:hAnsi="SimSun" w:cs="SimSun"/>
+                <w:b/>
+                <w:kern w:val="0"/>
+                <w:sz w:val="22"/>
+              </w:rPr>
+              <w:t>项目</w:t>
+            </w:r>
+          </w:p>
+        </w:tc>
+        <w:tc>
+          <w:tcPr>
+            <w:tcW w:w="2171" w:type="dxa"/>
+            <w:gridSpan w:val="5"/>
+            <w:tcBorders>
+              <w:top w:val="dashSmallGap" w:color="00000A" w:sz="4" w:space="0"/>
+              <w:left w:val="dashSmallGap" w:color="00000A" w:sz="4" w:space="0"/>
+              <w:bottom w:val="dashSmallGap" w:color="00000A" w:sz="4" w:space="0"/>
+              <w:right w:val="dashSmallGap" w:color="00000A" w:sz="4" w:space="0"/>
+            </w:tcBorders>
+            <w:shd w:val="clear" w:color="auto" w:fill="F2F2F2"/>
+            <w:vAlign w:val="center"/>
+          </w:tcPr>
+          <w:p>
+            <w:pPr>
+              <w:widowControl w:val="0"/>
+              <w:jc w:val="center"/>
+              <w:rPr>
+                <w:rFonts w:ascii="SimSun" w:hAnsi="SimSun" w:cs="SimSun"/>
+                <w:b/>
+                <w:color w:val="000000"/>
+                <w:sz w:val="22"/>
+              </w:rPr>
+            </w:pPr>
+            <w:r>
+              <w:rPr>
+                <w:rFonts w:ascii="SimSun" w:hAnsi="SimSun" w:cs="SimSun"/>
+                <w:b/>
+                <w:color w:val="000000"/>
+                <w:kern w:val="0"/>
+                <w:sz w:val="22"/>
+              </w:rPr>
+              <w:t>开发工具</w:t>
+            </w:r>
+          </w:p>
+        </w:tc>
+        <w:tc>
+          <w:tcPr>
+            <w:tcW w:w="1148" w:type="dxa"/>
             <w:gridSpan w:val="3"/>
-            <w:tcBorders>
-              <w:top w:val="dashSmallGap" w:color="00000A" w:sz="4" w:space="0"/>
-              <w:left w:val="dashSmallGap" w:color="00000A" w:sz="4" w:space="0"/>
-              <w:bottom w:val="dashSmallGap" w:color="00000A" w:sz="4" w:space="0"/>
-              <w:right w:val="dashSmallGap" w:color="00000A" w:sz="4" w:space="0"/>
-            </w:tcBorders>
-            <w:shd w:val="clear" w:color="auto" w:fill="F2F2F2"/>
-            <w:vAlign w:val="center"/>
-          </w:tcPr>
-          <w:p>
-            <w:pPr>
-              <w:widowControl w:val="0"/>
-              <w:jc w:val="center"/>
-              <w:rPr>
-                <w:rFonts w:ascii="SimSun" w:hAnsi="SimSun" w:cs="SimSun"/>
-                <w:b/>
-                <w:sz w:val="22"/>
-              </w:rPr>
-            </w:pPr>
-            <w:r>
-              <w:rPr>
-                <w:rFonts w:ascii="SimSun" w:hAnsi="SimSun" w:cs="SimSun"/>
-                <w:b/>
-                <w:kern w:val="0"/>
-                <w:sz w:val="22"/>
-              </w:rPr>
-              <w:t>项目</w:t>
-            </w:r>
-          </w:p>
-        </w:tc>
-        <w:tc>
-          <w:tcPr>
-            <w:tcW w:w="2171" w:type="dxa"/>
-            <w:gridSpan w:val="4"/>
-            <w:tcBorders>
-              <w:top w:val="dashSmallGap" w:color="00000A" w:sz="4" w:space="0"/>
-              <w:left w:val="dashSmallGap" w:color="00000A" w:sz="4" w:space="0"/>
-              <w:bottom w:val="dashSmallGap" w:color="00000A" w:sz="4" w:space="0"/>
-              <w:right w:val="dashSmallGap" w:color="00000A" w:sz="4" w:space="0"/>
-            </w:tcBorders>
-            <w:shd w:val="clear" w:color="auto" w:fill="F2F2F2"/>
-            <w:vAlign w:val="center"/>
-          </w:tcPr>
-          <w:p>
-            <w:pPr>
-              <w:widowControl w:val="0"/>
-              <w:jc w:val="center"/>
-              <w:rPr>
-                <w:rFonts w:ascii="SimSun" w:hAnsi="SimSun" w:cs="SimSun"/>
-                <w:b/>
-                <w:color w:val="000000"/>
-                <w:sz w:val="22"/>
-              </w:rPr>
-            </w:pPr>
-            <w:r>
-              <w:rPr>
-                <w:rFonts w:ascii="SimSun" w:hAnsi="SimSun" w:cs="SimSun"/>
-                <w:b/>
-                <w:color w:val="000000"/>
-                <w:kern w:val="0"/>
-                <w:sz w:val="22"/>
-              </w:rPr>
-              <w:t>开发工具</w:t>
-            </w:r>
-          </w:p>
-        </w:tc>
-        <w:tc>
-          <w:tcPr>
-            <w:tcW w:w="1148" w:type="dxa"/>
-            <w:gridSpan w:val="2"/>
             <w:tcBorders>
               <w:top w:val="dashSmallGap" w:color="00000A" w:sz="4" w:space="0"/>
               <w:left w:val="dashSmallGap" w:color="00000A" w:sz="4" w:space="0"/>
@@ -14653,6 +16093,7 @@
         <w:tc>
           <w:tcPr>
             <w:tcW w:w="1526" w:type="dxa"/>
+            <w:gridSpan w:val="2"/>
             <w:tcBorders>
               <w:top w:val="dashSmallGap" w:color="00000A" w:sz="4" w:space="0"/>
               <w:left w:val="dashSmallGap" w:color="00000A" w:sz="4" w:space="0"/>
@@ -14683,151 +16124,151 @@
         <w:tc>
           <w:tcPr>
             <w:tcW w:w="2014" w:type="dxa"/>
+            <w:gridSpan w:val="4"/>
+            <w:tcBorders>
+              <w:top w:val="dashSmallGap" w:color="00000A" w:sz="4" w:space="0"/>
+              <w:left w:val="dashSmallGap" w:color="00000A" w:sz="4" w:space="0"/>
+              <w:bottom w:val="dashSmallGap" w:color="00000A" w:sz="4" w:space="0"/>
+              <w:right w:val="dashSmallGap" w:color="00000A" w:sz="4" w:space="0"/>
+            </w:tcBorders>
+            <w:shd w:val="clear" w:color="auto" w:fill="auto"/>
+            <w:vAlign w:val="center"/>
+          </w:tcPr>
+          <w:p>
+            <w:pPr>
+              <w:widowControl w:val="0"/>
+              <w:jc w:val="left"/>
+              <w:rPr>
+                <w:kern w:val="0"/>
+              </w:rPr>
+            </w:pPr>
+            <w:r>
+              <w:rPr>
+                <w:rFonts w:ascii="Liberation Sans" w:hAnsi="Liberation Sans" w:cs="Liberation Sans"/>
+                <w:kern w:val="0"/>
+                <w:sz w:val="22"/>
+              </w:rPr>
+              <w:t>ADM France BA</w:t>
+            </w:r>
+            <w:r>
+              <w:rPr>
+                <w:rFonts w:ascii="SimSun" w:hAnsi="SimSun" w:cs="SimSun"/>
+                <w:kern w:val="0"/>
+                <w:sz w:val="22"/>
+              </w:rPr>
+              <w:t xml:space="preserve"> (</w:t>
+            </w:r>
+            <w:r>
+              <w:rPr>
+                <w:rFonts w:ascii="Liberation Sans" w:hAnsi="Liberation Sans" w:cs="Liberation Sans"/>
+                <w:kern w:val="0"/>
+                <w:sz w:val="22"/>
+              </w:rPr>
+              <w:t>IBM</w:t>
+            </w:r>
+            <w:r>
+              <w:rPr>
+                <w:rFonts w:ascii="SimSun" w:hAnsi="SimSun" w:cs="SimSun"/>
+                <w:kern w:val="0"/>
+                <w:sz w:val="22"/>
+              </w:rPr>
+              <w:t>法国)</w:t>
+            </w:r>
+          </w:p>
+        </w:tc>
+        <w:tc>
+          <w:tcPr>
+            <w:tcW w:w="2171" w:type="dxa"/>
+            <w:gridSpan w:val="5"/>
+            <w:tcBorders>
+              <w:top w:val="dashSmallGap" w:color="00000A" w:sz="4" w:space="0"/>
+              <w:left w:val="dashSmallGap" w:color="00000A" w:sz="4" w:space="0"/>
+              <w:bottom w:val="dashSmallGap" w:color="00000A" w:sz="4" w:space="0"/>
+              <w:right w:val="dashSmallGap" w:color="00000A" w:sz="4" w:space="0"/>
+            </w:tcBorders>
+            <w:shd w:val="clear" w:color="auto" w:fill="auto"/>
+            <w:vAlign w:val="center"/>
+          </w:tcPr>
+          <w:p>
+            <w:pPr>
+              <w:widowControl w:val="0"/>
+              <w:jc w:val="left"/>
+              <w:rPr>
+                <w:kern w:val="0"/>
+              </w:rPr>
+            </w:pPr>
+            <w:r>
+              <w:rPr>
+                <w:rFonts w:ascii="SimSun" w:hAnsi="SimSun" w:cs="SimSun"/>
+                <w:kern w:val="0"/>
+                <w:sz w:val="22"/>
+              </w:rPr>
+              <w:t>语言：</w:t>
+            </w:r>
+            <w:r>
+              <w:rPr>
+                <w:rFonts w:ascii="Liberation Sans" w:hAnsi="Liberation Sans" w:cs="Liberation Sans"/>
+                <w:kern w:val="0"/>
+                <w:sz w:val="22"/>
+              </w:rPr>
+              <w:t>JCL，C/C++, SQL</w:t>
+            </w:r>
+          </w:p>
+          <w:p>
+            <w:pPr>
+              <w:widowControl w:val="0"/>
+              <w:jc w:val="left"/>
+              <w:rPr>
+                <w:kern w:val="0"/>
+              </w:rPr>
+            </w:pPr>
+            <w:r>
+              <w:rPr>
+                <w:rFonts w:ascii="SimSun" w:hAnsi="SimSun" w:cs="SimSun"/>
+                <w:kern w:val="0"/>
+                <w:sz w:val="22"/>
+              </w:rPr>
+              <w:t>数据库：</w:t>
+            </w:r>
+            <w:r>
+              <w:rPr>
+                <w:rFonts w:ascii="Liberation Sans" w:hAnsi="Liberation Sans" w:cs="Liberation Sans"/>
+                <w:kern w:val="0"/>
+                <w:sz w:val="22"/>
+              </w:rPr>
+              <w:t>DB2</w:t>
+            </w:r>
+          </w:p>
+          <w:p>
+            <w:pPr>
+              <w:widowControl w:val="0"/>
+              <w:jc w:val="left"/>
+              <w:rPr>
+                <w:kern w:val="0"/>
+              </w:rPr>
+            </w:pPr>
+            <w:r>
+              <w:rPr>
+                <w:rFonts w:ascii="SimSun" w:hAnsi="SimSun" w:cs="SimSun"/>
+                <w:kern w:val="0"/>
+                <w:sz w:val="22"/>
+              </w:rPr>
+              <w:t>工具：</w:t>
+            </w:r>
+            <w:r>
+              <w:rPr>
+                <w:rFonts w:ascii="Liberation Sans" w:hAnsi="Liberation Sans" w:cs="Liberation Sans"/>
+                <w:kern w:val="0"/>
+                <w:sz w:val="22"/>
+              </w:rPr>
+              <w:t>SCLM</w:t>
+            </w:r>
+          </w:p>
+        </w:tc>
+        <w:tc>
+          <w:tcPr>
+            <w:tcW w:w="1148" w:type="dxa"/>
             <w:gridSpan w:val="3"/>
-            <w:tcBorders>
-              <w:top w:val="dashSmallGap" w:color="00000A" w:sz="4" w:space="0"/>
-              <w:left w:val="dashSmallGap" w:color="00000A" w:sz="4" w:space="0"/>
-              <w:bottom w:val="dashSmallGap" w:color="00000A" w:sz="4" w:space="0"/>
-              <w:right w:val="dashSmallGap" w:color="00000A" w:sz="4" w:space="0"/>
-            </w:tcBorders>
-            <w:shd w:val="clear" w:color="auto" w:fill="auto"/>
-            <w:vAlign w:val="center"/>
-          </w:tcPr>
-          <w:p>
-            <w:pPr>
-              <w:widowControl w:val="0"/>
-              <w:jc w:val="left"/>
-              <w:rPr>
-                <w:kern w:val="0"/>
-              </w:rPr>
-            </w:pPr>
-            <w:r>
-              <w:rPr>
-                <w:rFonts w:ascii="Liberation Sans" w:hAnsi="Liberation Sans" w:cs="Liberation Sans"/>
-                <w:kern w:val="0"/>
-                <w:sz w:val="22"/>
-              </w:rPr>
-              <w:t>ADM France BA</w:t>
-            </w:r>
-            <w:r>
-              <w:rPr>
-                <w:rFonts w:ascii="SimSun" w:hAnsi="SimSun" w:cs="SimSun"/>
-                <w:kern w:val="0"/>
-                <w:sz w:val="22"/>
-              </w:rPr>
-              <w:t xml:space="preserve"> (</w:t>
-            </w:r>
-            <w:r>
-              <w:rPr>
-                <w:rFonts w:ascii="Liberation Sans" w:hAnsi="Liberation Sans" w:cs="Liberation Sans"/>
-                <w:kern w:val="0"/>
-                <w:sz w:val="22"/>
-              </w:rPr>
-              <w:t>IBM</w:t>
-            </w:r>
-            <w:r>
-              <w:rPr>
-                <w:rFonts w:ascii="SimSun" w:hAnsi="SimSun" w:cs="SimSun"/>
-                <w:kern w:val="0"/>
-                <w:sz w:val="22"/>
-              </w:rPr>
-              <w:t>法国)</w:t>
-            </w:r>
-          </w:p>
-        </w:tc>
-        <w:tc>
-          <w:tcPr>
-            <w:tcW w:w="2171" w:type="dxa"/>
-            <w:gridSpan w:val="4"/>
-            <w:tcBorders>
-              <w:top w:val="dashSmallGap" w:color="00000A" w:sz="4" w:space="0"/>
-              <w:left w:val="dashSmallGap" w:color="00000A" w:sz="4" w:space="0"/>
-              <w:bottom w:val="dashSmallGap" w:color="00000A" w:sz="4" w:space="0"/>
-              <w:right w:val="dashSmallGap" w:color="00000A" w:sz="4" w:space="0"/>
-            </w:tcBorders>
-            <w:shd w:val="clear" w:color="auto" w:fill="auto"/>
-            <w:vAlign w:val="center"/>
-          </w:tcPr>
-          <w:p>
-            <w:pPr>
-              <w:widowControl w:val="0"/>
-              <w:jc w:val="left"/>
-              <w:rPr>
-                <w:kern w:val="0"/>
-              </w:rPr>
-            </w:pPr>
-            <w:r>
-              <w:rPr>
-                <w:rFonts w:ascii="SimSun" w:hAnsi="SimSun" w:cs="SimSun"/>
-                <w:kern w:val="0"/>
-                <w:sz w:val="22"/>
-              </w:rPr>
-              <w:t>语言：</w:t>
-            </w:r>
-            <w:r>
-              <w:rPr>
-                <w:rFonts w:ascii="Liberation Sans" w:hAnsi="Liberation Sans" w:cs="Liberation Sans"/>
-                <w:kern w:val="0"/>
-                <w:sz w:val="22"/>
-              </w:rPr>
-              <w:t>JCL，C/C++, SQL</w:t>
-            </w:r>
-          </w:p>
-          <w:p>
-            <w:pPr>
-              <w:widowControl w:val="0"/>
-              <w:jc w:val="left"/>
-              <w:rPr>
-                <w:kern w:val="0"/>
-              </w:rPr>
-            </w:pPr>
-            <w:r>
-              <w:rPr>
-                <w:rFonts w:ascii="SimSun" w:hAnsi="SimSun" w:cs="SimSun"/>
-                <w:kern w:val="0"/>
-                <w:sz w:val="22"/>
-              </w:rPr>
-              <w:t>数据库：</w:t>
-            </w:r>
-            <w:r>
-              <w:rPr>
-                <w:rFonts w:ascii="Liberation Sans" w:hAnsi="Liberation Sans" w:cs="Liberation Sans"/>
-                <w:kern w:val="0"/>
-                <w:sz w:val="22"/>
-              </w:rPr>
-              <w:t>DB2</w:t>
-            </w:r>
-          </w:p>
-          <w:p>
-            <w:pPr>
-              <w:widowControl w:val="0"/>
-              <w:jc w:val="left"/>
-              <w:rPr>
-                <w:kern w:val="0"/>
-              </w:rPr>
-            </w:pPr>
-            <w:r>
-              <w:rPr>
-                <w:rFonts w:ascii="SimSun" w:hAnsi="SimSun" w:cs="SimSun"/>
-                <w:kern w:val="0"/>
-                <w:sz w:val="22"/>
-              </w:rPr>
-              <w:t>工具：</w:t>
-            </w:r>
-            <w:r>
-              <w:rPr>
-                <w:rFonts w:ascii="Liberation Sans" w:hAnsi="Liberation Sans" w:cs="Liberation Sans"/>
-                <w:kern w:val="0"/>
-                <w:sz w:val="22"/>
-              </w:rPr>
-              <w:t>SCLM</w:t>
-            </w:r>
-          </w:p>
-        </w:tc>
-        <w:tc>
-          <w:tcPr>
-            <w:tcW w:w="1148" w:type="dxa"/>
-            <w:gridSpan w:val="2"/>
             <w:tcBorders>
               <w:top w:val="dashSmallGap" w:color="00000A" w:sz="4" w:space="0"/>
               <w:left w:val="dashSmallGap" w:color="00000A" w:sz="4" w:space="0"/>
@@ -14944,7 +16385,7 @@
         <w:tc>
           <w:tcPr>
             <w:tcW w:w="8878" w:type="dxa"/>
-            <w:gridSpan w:val="11"/>
+            <w:gridSpan w:val="15"/>
             <w:tcBorders>
               <w:top w:val="dashSmallGap" w:color="00000A" w:sz="4" w:space="0"/>
               <w:left w:val="dashSmallGap" w:color="00000A" w:sz="4" w:space="0"/>
@@ -15054,7 +16495,7 @@
         <w:tc>
           <w:tcPr>
             <w:tcW w:w="8878" w:type="dxa"/>
-            <w:gridSpan w:val="11"/>
+            <w:gridSpan w:val="15"/>
             <w:tcBorders>
               <w:top w:val="dashSmallGap" w:color="00000A" w:sz="4" w:space="0"/>
               <w:left w:val="dashSmallGap" w:color="00000A" w:sz="4" w:space="0"/>
@@ -15165,7 +16606,7 @@
         <w:tc>
           <w:tcPr>
             <w:tcW w:w="8878" w:type="dxa"/>
-            <w:gridSpan w:val="11"/>
+            <w:gridSpan w:val="15"/>
             <w:tcBorders>
               <w:top w:val="dashSmallGap" w:color="00000A" w:sz="4" w:space="0"/>
               <w:left w:val="dashSmallGap" w:color="00000A" w:sz="4" w:space="0"/>
@@ -15241,6 +16682,7 @@
         <w:tc>
           <w:tcPr>
             <w:tcW w:w="1526" w:type="dxa"/>
+            <w:gridSpan w:val="2"/>
             <w:tcBorders>
               <w:top w:val="dashSmallGap" w:color="00000A" w:sz="4" w:space="0"/>
               <w:left w:val="dashSmallGap" w:color="00000A" w:sz="4" w:space="0"/>
@@ -15273,77 +16715,77 @@
         <w:tc>
           <w:tcPr>
             <w:tcW w:w="2014" w:type="dxa"/>
+            <w:gridSpan w:val="4"/>
+            <w:tcBorders>
+              <w:top w:val="dashSmallGap" w:color="00000A" w:sz="4" w:space="0"/>
+              <w:left w:val="dashSmallGap" w:color="00000A" w:sz="4" w:space="0"/>
+              <w:bottom w:val="dashSmallGap" w:color="00000A" w:sz="4" w:space="0"/>
+              <w:right w:val="dashSmallGap" w:color="00000A" w:sz="4" w:space="0"/>
+            </w:tcBorders>
+            <w:shd w:val="clear" w:color="auto" w:fill="F2F2F2"/>
+            <w:vAlign w:val="center"/>
+          </w:tcPr>
+          <w:p>
+            <w:pPr>
+              <w:widowControl w:val="0"/>
+              <w:jc w:val="center"/>
+              <w:rPr>
+                <w:rFonts w:ascii="SimSun" w:hAnsi="SimSun" w:cs="SimSun"/>
+                <w:b/>
+                <w:sz w:val="22"/>
+              </w:rPr>
+            </w:pPr>
+            <w:r>
+              <w:rPr>
+                <w:rFonts w:ascii="SimSun" w:hAnsi="SimSun" w:cs="SimSun"/>
+                <w:b/>
+                <w:kern w:val="0"/>
+                <w:sz w:val="22"/>
+              </w:rPr>
+              <w:t>项目</w:t>
+            </w:r>
+          </w:p>
+        </w:tc>
+        <w:tc>
+          <w:tcPr>
+            <w:tcW w:w="2171" w:type="dxa"/>
+            <w:gridSpan w:val="5"/>
+            <w:tcBorders>
+              <w:top w:val="dashSmallGap" w:color="00000A" w:sz="4" w:space="0"/>
+              <w:left w:val="dashSmallGap" w:color="00000A" w:sz="4" w:space="0"/>
+              <w:bottom w:val="dashSmallGap" w:color="00000A" w:sz="4" w:space="0"/>
+              <w:right w:val="dashSmallGap" w:color="00000A" w:sz="4" w:space="0"/>
+            </w:tcBorders>
+            <w:shd w:val="clear" w:color="auto" w:fill="F2F2F2"/>
+            <w:vAlign w:val="center"/>
+          </w:tcPr>
+          <w:p>
+            <w:pPr>
+              <w:widowControl w:val="0"/>
+              <w:jc w:val="center"/>
+              <w:rPr>
+                <w:rFonts w:ascii="SimSun" w:hAnsi="SimSun" w:cs="SimSun"/>
+                <w:b/>
+                <w:color w:val="000000"/>
+                <w:sz w:val="22"/>
+              </w:rPr>
+            </w:pPr>
+            <w:r>
+              <w:rPr>
+                <w:rFonts w:ascii="SimSun" w:hAnsi="SimSun" w:cs="SimSun"/>
+                <w:b/>
+                <w:color w:val="000000"/>
+                <w:kern w:val="0"/>
+                <w:sz w:val="22"/>
+              </w:rPr>
+              <w:t>开发工具</w:t>
+            </w:r>
+          </w:p>
+        </w:tc>
+        <w:tc>
+          <w:tcPr>
+            <w:tcW w:w="1148" w:type="dxa"/>
             <w:gridSpan w:val="3"/>
-            <w:tcBorders>
-              <w:top w:val="dashSmallGap" w:color="00000A" w:sz="4" w:space="0"/>
-              <w:left w:val="dashSmallGap" w:color="00000A" w:sz="4" w:space="0"/>
-              <w:bottom w:val="dashSmallGap" w:color="00000A" w:sz="4" w:space="0"/>
-              <w:right w:val="dashSmallGap" w:color="00000A" w:sz="4" w:space="0"/>
-            </w:tcBorders>
-            <w:shd w:val="clear" w:color="auto" w:fill="F2F2F2"/>
-            <w:vAlign w:val="center"/>
-          </w:tcPr>
-          <w:p>
-            <w:pPr>
-              <w:widowControl w:val="0"/>
-              <w:jc w:val="center"/>
-              <w:rPr>
-                <w:rFonts w:ascii="SimSun" w:hAnsi="SimSun" w:cs="SimSun"/>
-                <w:b/>
-                <w:sz w:val="22"/>
-              </w:rPr>
-            </w:pPr>
-            <w:r>
-              <w:rPr>
-                <w:rFonts w:ascii="SimSun" w:hAnsi="SimSun" w:cs="SimSun"/>
-                <w:b/>
-                <w:kern w:val="0"/>
-                <w:sz w:val="22"/>
-              </w:rPr>
-              <w:t>项目</w:t>
-            </w:r>
-          </w:p>
-        </w:tc>
-        <w:tc>
-          <w:tcPr>
-            <w:tcW w:w="2171" w:type="dxa"/>
-            <w:gridSpan w:val="4"/>
-            <w:tcBorders>
-              <w:top w:val="dashSmallGap" w:color="00000A" w:sz="4" w:space="0"/>
-              <w:left w:val="dashSmallGap" w:color="00000A" w:sz="4" w:space="0"/>
-              <w:bottom w:val="dashSmallGap" w:color="00000A" w:sz="4" w:space="0"/>
-              <w:right w:val="dashSmallGap" w:color="00000A" w:sz="4" w:space="0"/>
-            </w:tcBorders>
-            <w:shd w:val="clear" w:color="auto" w:fill="F2F2F2"/>
-            <w:vAlign w:val="center"/>
-          </w:tcPr>
-          <w:p>
-            <w:pPr>
-              <w:widowControl w:val="0"/>
-              <w:jc w:val="center"/>
-              <w:rPr>
-                <w:rFonts w:ascii="SimSun" w:hAnsi="SimSun" w:cs="SimSun"/>
-                <w:b/>
-                <w:color w:val="000000"/>
-                <w:sz w:val="22"/>
-              </w:rPr>
-            </w:pPr>
-            <w:r>
-              <w:rPr>
-                <w:rFonts w:ascii="SimSun" w:hAnsi="SimSun" w:cs="SimSun"/>
-                <w:b/>
-                <w:color w:val="000000"/>
-                <w:kern w:val="0"/>
-                <w:sz w:val="22"/>
-              </w:rPr>
-              <w:t>开发工具</w:t>
-            </w:r>
-          </w:p>
-        </w:tc>
-        <w:tc>
-          <w:tcPr>
-            <w:tcW w:w="1148" w:type="dxa"/>
-            <w:gridSpan w:val="2"/>
             <w:tcBorders>
               <w:top w:val="dashSmallGap" w:color="00000A" w:sz="4" w:space="0"/>
               <w:left w:val="dashSmallGap" w:color="00000A" w:sz="4" w:space="0"/>
@@ -15477,6 +16919,7 @@
         <w:tc>
           <w:tcPr>
             <w:tcW w:w="1526" w:type="dxa"/>
+            <w:gridSpan w:val="2"/>
             <w:tcBorders>
               <w:top w:val="dashSmallGap" w:color="00000A" w:sz="4" w:space="0"/>
               <w:left w:val="dashSmallGap" w:color="00000A" w:sz="4" w:space="0"/>
@@ -15506,167 +16949,167 @@
         <w:tc>
           <w:tcPr>
             <w:tcW w:w="2014" w:type="dxa"/>
+            <w:gridSpan w:val="4"/>
+            <w:tcBorders>
+              <w:top w:val="dashSmallGap" w:color="00000A" w:sz="4" w:space="0"/>
+              <w:left w:val="dashSmallGap" w:color="00000A" w:sz="4" w:space="0"/>
+              <w:bottom w:val="dashSmallGap" w:color="00000A" w:sz="4" w:space="0"/>
+              <w:right w:val="dashSmallGap" w:color="00000A" w:sz="4" w:space="0"/>
+            </w:tcBorders>
+            <w:shd w:val="clear" w:color="auto" w:fill="auto"/>
+            <w:vAlign w:val="center"/>
+          </w:tcPr>
+          <w:p>
+            <w:pPr>
+              <w:widowControl w:val="0"/>
+              <w:jc w:val="left"/>
+              <w:rPr>
+                <w:kern w:val="0"/>
+              </w:rPr>
+            </w:pPr>
+            <w:r>
+              <w:rPr>
+                <w:rFonts w:ascii="Liberation Sans" w:hAnsi="Liberation Sans" w:cs="Liberation Sans"/>
+                <w:kern w:val="0"/>
+                <w:sz w:val="22"/>
+              </w:rPr>
+              <w:t>IBM</w:t>
+            </w:r>
+            <w:r>
+              <w:rPr>
+                <w:rFonts w:ascii="SimSun" w:hAnsi="SimSun" w:cs="SimSun"/>
+                <w:kern w:val="0"/>
+                <w:sz w:val="22"/>
+              </w:rPr>
+              <w:t>美国，</w:t>
+            </w:r>
+            <w:r>
+              <w:rPr>
+                <w:rFonts w:ascii="Tahoma" w:hAnsi="Tahoma" w:cs="Tahoma"/>
+                <w:kern w:val="0"/>
+                <w:szCs w:val="21"/>
+              </w:rPr>
+              <w:t>微电</w:t>
+            </w:r>
+            <w:r>
+              <w:rPr>
+                <w:rFonts w:ascii="SimSun" w:hAnsi="SimSun" w:cs="SimSun"/>
+                <w:kern w:val="0"/>
+                <w:szCs w:val="21"/>
+              </w:rPr>
+              <w:t>子部，</w:t>
+            </w:r>
+            <w:r>
+              <w:rPr>
+                <w:rFonts w:ascii="Liberation Sans" w:hAnsi="Liberation Sans" w:cs="Liberation Sans"/>
+                <w:kern w:val="0"/>
+                <w:szCs w:val="21"/>
+              </w:rPr>
+              <w:t>Central Planning Engine</w:t>
+            </w:r>
+            <w:r>
+              <w:rPr>
+                <w:rFonts w:ascii="SimSun" w:hAnsi="SimSun" w:cs="SimSun"/>
+                <w:kern w:val="0"/>
+                <w:szCs w:val="21"/>
+              </w:rPr>
+              <w:t>系统</w:t>
+            </w:r>
+          </w:p>
+        </w:tc>
+        <w:tc>
+          <w:tcPr>
+            <w:tcW w:w="2171" w:type="dxa"/>
+            <w:gridSpan w:val="5"/>
+            <w:tcBorders>
+              <w:top w:val="dashSmallGap" w:color="00000A" w:sz="4" w:space="0"/>
+              <w:left w:val="dashSmallGap" w:color="00000A" w:sz="4" w:space="0"/>
+              <w:bottom w:val="dashSmallGap" w:color="00000A" w:sz="4" w:space="0"/>
+              <w:right w:val="dashSmallGap" w:color="00000A" w:sz="4" w:space="0"/>
+            </w:tcBorders>
+            <w:shd w:val="clear" w:color="auto" w:fill="auto"/>
+            <w:vAlign w:val="center"/>
+          </w:tcPr>
+          <w:p>
+            <w:pPr>
+              <w:widowControl w:val="0"/>
+              <w:jc w:val="left"/>
+              <w:rPr>
+                <w:kern w:val="0"/>
+              </w:rPr>
+            </w:pPr>
+            <w:r>
+              <w:rPr>
+                <w:rFonts w:ascii="SimSun" w:hAnsi="SimSun" w:cs="SimSun"/>
+                <w:kern w:val="0"/>
+                <w:sz w:val="22"/>
+              </w:rPr>
+              <w:t>语言：</w:t>
+            </w:r>
+            <w:r>
+              <w:rPr>
+                <w:rFonts w:ascii="Liberation Sans" w:hAnsi="Liberation Sans" w:cs="Liberation Sans"/>
+                <w:kern w:val="0"/>
+                <w:sz w:val="22"/>
+              </w:rPr>
+              <w:t>JCL，C/C++,PL/I, SQL</w:t>
+            </w:r>
+          </w:p>
+          <w:p>
+            <w:pPr>
+              <w:widowControl w:val="0"/>
+              <w:jc w:val="left"/>
+              <w:rPr>
+                <w:kern w:val="0"/>
+              </w:rPr>
+            </w:pPr>
+            <w:r>
+              <w:rPr>
+                <w:rFonts w:ascii="SimSun" w:hAnsi="SimSun" w:cs="SimSun"/>
+                <w:kern w:val="0"/>
+                <w:sz w:val="22"/>
+              </w:rPr>
+              <w:t>数据库：</w:t>
+            </w:r>
+            <w:r>
+              <w:rPr>
+                <w:rFonts w:ascii="Liberation Sans" w:hAnsi="Liberation Sans" w:cs="Liberation Sans"/>
+                <w:kern w:val="0"/>
+                <w:sz w:val="22"/>
+              </w:rPr>
+              <w:t>DB2</w:t>
+            </w:r>
+          </w:p>
+          <w:p>
+            <w:pPr>
+              <w:widowControl w:val="0"/>
+              <w:jc w:val="left"/>
+              <w:rPr>
+                <w:kern w:val="0"/>
+              </w:rPr>
+            </w:pPr>
+            <w:r>
+              <w:rPr>
+                <w:rFonts w:ascii="SimSun" w:hAnsi="SimSun" w:cs="SimSun"/>
+                <w:kern w:val="0"/>
+                <w:sz w:val="22"/>
+              </w:rPr>
+              <w:t>工具：</w:t>
+            </w:r>
+            <w:r>
+              <w:rPr>
+                <w:rFonts w:ascii="Liberation Sans" w:hAnsi="Liberation Sans" w:cs="Liberation Sans"/>
+                <w:kern w:val="0"/>
+                <w:sz w:val="22"/>
+              </w:rPr>
+              <w:t>SCLM</w:t>
+            </w:r>
+          </w:p>
+        </w:tc>
+        <w:tc>
+          <w:tcPr>
+            <w:tcW w:w="1148" w:type="dxa"/>
             <w:gridSpan w:val="3"/>
-            <w:tcBorders>
-              <w:top w:val="dashSmallGap" w:color="00000A" w:sz="4" w:space="0"/>
-              <w:left w:val="dashSmallGap" w:color="00000A" w:sz="4" w:space="0"/>
-              <w:bottom w:val="dashSmallGap" w:color="00000A" w:sz="4" w:space="0"/>
-              <w:right w:val="dashSmallGap" w:color="00000A" w:sz="4" w:space="0"/>
-            </w:tcBorders>
-            <w:shd w:val="clear" w:color="auto" w:fill="auto"/>
-            <w:vAlign w:val="center"/>
-          </w:tcPr>
-          <w:p>
-            <w:pPr>
-              <w:widowControl w:val="0"/>
-              <w:jc w:val="left"/>
-              <w:rPr>
-                <w:kern w:val="0"/>
-              </w:rPr>
-            </w:pPr>
-            <w:r>
-              <w:rPr>
-                <w:rFonts w:ascii="Liberation Sans" w:hAnsi="Liberation Sans" w:cs="Liberation Sans"/>
-                <w:kern w:val="0"/>
-                <w:sz w:val="22"/>
-              </w:rPr>
-              <w:t>IBM</w:t>
-            </w:r>
-            <w:r>
-              <w:rPr>
-                <w:rFonts w:ascii="SimSun" w:hAnsi="SimSun" w:cs="SimSun"/>
-                <w:kern w:val="0"/>
-                <w:sz w:val="22"/>
-              </w:rPr>
-              <w:t>美国，</w:t>
-            </w:r>
-            <w:r>
-              <w:rPr>
-                <w:rFonts w:ascii="Tahoma" w:hAnsi="Tahoma" w:cs="Tahoma"/>
-                <w:kern w:val="0"/>
-                <w:szCs w:val="21"/>
-              </w:rPr>
-              <w:t>微电</w:t>
-            </w:r>
-            <w:r>
-              <w:rPr>
-                <w:rFonts w:ascii="SimSun" w:hAnsi="SimSun" w:cs="SimSun"/>
-                <w:kern w:val="0"/>
-                <w:szCs w:val="21"/>
-              </w:rPr>
-              <w:t>子部，</w:t>
-            </w:r>
-            <w:r>
-              <w:rPr>
-                <w:rFonts w:ascii="Liberation Sans" w:hAnsi="Liberation Sans" w:cs="Liberation Sans"/>
-                <w:kern w:val="0"/>
-                <w:szCs w:val="21"/>
-              </w:rPr>
-              <w:t>Central Planning Engine</w:t>
-            </w:r>
-            <w:r>
-              <w:rPr>
-                <w:rFonts w:ascii="SimSun" w:hAnsi="SimSun" w:cs="SimSun"/>
-                <w:kern w:val="0"/>
-                <w:szCs w:val="21"/>
-              </w:rPr>
-              <w:t>系统</w:t>
-            </w:r>
-          </w:p>
-        </w:tc>
-        <w:tc>
-          <w:tcPr>
-            <w:tcW w:w="2171" w:type="dxa"/>
-            <w:gridSpan w:val="4"/>
-            <w:tcBorders>
-              <w:top w:val="dashSmallGap" w:color="00000A" w:sz="4" w:space="0"/>
-              <w:left w:val="dashSmallGap" w:color="00000A" w:sz="4" w:space="0"/>
-              <w:bottom w:val="dashSmallGap" w:color="00000A" w:sz="4" w:space="0"/>
-              <w:right w:val="dashSmallGap" w:color="00000A" w:sz="4" w:space="0"/>
-            </w:tcBorders>
-            <w:shd w:val="clear" w:color="auto" w:fill="auto"/>
-            <w:vAlign w:val="center"/>
-          </w:tcPr>
-          <w:p>
-            <w:pPr>
-              <w:widowControl w:val="0"/>
-              <w:jc w:val="left"/>
-              <w:rPr>
-                <w:kern w:val="0"/>
-              </w:rPr>
-            </w:pPr>
-            <w:r>
-              <w:rPr>
-                <w:rFonts w:ascii="SimSun" w:hAnsi="SimSun" w:cs="SimSun"/>
-                <w:kern w:val="0"/>
-                <w:sz w:val="22"/>
-              </w:rPr>
-              <w:t>语言：</w:t>
-            </w:r>
-            <w:r>
-              <w:rPr>
-                <w:rFonts w:ascii="Liberation Sans" w:hAnsi="Liberation Sans" w:cs="Liberation Sans"/>
-                <w:kern w:val="0"/>
-                <w:sz w:val="22"/>
-              </w:rPr>
-              <w:t>JCL，C/C++,PL/I, SQL</w:t>
-            </w:r>
-          </w:p>
-          <w:p>
-            <w:pPr>
-              <w:widowControl w:val="0"/>
-              <w:jc w:val="left"/>
-              <w:rPr>
-                <w:kern w:val="0"/>
-              </w:rPr>
-            </w:pPr>
-            <w:r>
-              <w:rPr>
-                <w:rFonts w:ascii="SimSun" w:hAnsi="SimSun" w:cs="SimSun"/>
-                <w:kern w:val="0"/>
-                <w:sz w:val="22"/>
-              </w:rPr>
-              <w:t>数据库：</w:t>
-            </w:r>
-            <w:r>
-              <w:rPr>
-                <w:rFonts w:ascii="Liberation Sans" w:hAnsi="Liberation Sans" w:cs="Liberation Sans"/>
-                <w:kern w:val="0"/>
-                <w:sz w:val="22"/>
-              </w:rPr>
-              <w:t>DB2</w:t>
-            </w:r>
-          </w:p>
-          <w:p>
-            <w:pPr>
-              <w:widowControl w:val="0"/>
-              <w:jc w:val="left"/>
-              <w:rPr>
-                <w:kern w:val="0"/>
-              </w:rPr>
-            </w:pPr>
-            <w:r>
-              <w:rPr>
-                <w:rFonts w:ascii="SimSun" w:hAnsi="SimSun" w:cs="SimSun"/>
-                <w:kern w:val="0"/>
-                <w:sz w:val="22"/>
-              </w:rPr>
-              <w:t>工具：</w:t>
-            </w:r>
-            <w:r>
-              <w:rPr>
-                <w:rFonts w:ascii="Liberation Sans" w:hAnsi="Liberation Sans" w:cs="Liberation Sans"/>
-                <w:kern w:val="0"/>
-                <w:sz w:val="22"/>
-              </w:rPr>
-              <w:t>SCLM</w:t>
-            </w:r>
-          </w:p>
-        </w:tc>
-        <w:tc>
-          <w:tcPr>
-            <w:tcW w:w="1148" w:type="dxa"/>
-            <w:gridSpan w:val="2"/>
             <w:tcBorders>
               <w:top w:val="dashSmallGap" w:color="00000A" w:sz="4" w:space="0"/>
               <w:left w:val="dashSmallGap" w:color="00000A" w:sz="4" w:space="0"/>
@@ -15783,7 +17226,7 @@
         <w:tc>
           <w:tcPr>
             <w:tcW w:w="8878" w:type="dxa"/>
-            <w:gridSpan w:val="11"/>
+            <w:gridSpan w:val="15"/>
             <w:tcBorders>
               <w:top w:val="dashSmallGap" w:color="00000A" w:sz="4" w:space="0"/>
               <w:left w:val="dashSmallGap" w:color="00000A" w:sz="4" w:space="0"/>
@@ -15876,7 +17319,7 @@
         <w:tc>
           <w:tcPr>
             <w:tcW w:w="8878" w:type="dxa"/>
-            <w:gridSpan w:val="11"/>
+            <w:gridSpan w:val="15"/>
             <w:tcBorders>
               <w:top w:val="dashSmallGap" w:color="00000A" w:sz="4" w:space="0"/>
               <w:left w:val="dashSmallGap" w:color="00000A" w:sz="4" w:space="0"/>
@@ -15988,7 +17431,7 @@
         <w:tc>
           <w:tcPr>
             <w:tcW w:w="8878" w:type="dxa"/>
-            <w:gridSpan w:val="11"/>
+            <w:gridSpan w:val="15"/>
             <w:tcBorders>
               <w:top w:val="dashSmallGap" w:color="00000A" w:sz="4" w:space="0"/>
               <w:left w:val="dashSmallGap" w:color="00000A" w:sz="4" w:space="0"/>
@@ -16030,7 +17473,7 @@
         <w:tc>
           <w:tcPr>
             <w:tcW w:w="10438" w:type="dxa"/>
-            <w:gridSpan w:val="12"/>
+            <w:gridSpan w:val="16"/>
             <w:tcBorders>
               <w:top w:val="dashSmallGap" w:color="00000A" w:sz="4" w:space="0"/>
               <w:left w:val="single" w:color="00000A" w:sz="12" w:space="0"/>
@@ -16107,6 +17550,7 @@
         <w:tc>
           <w:tcPr>
             <w:tcW w:w="1526" w:type="dxa"/>
+            <w:gridSpan w:val="2"/>
             <w:tcBorders>
               <w:top w:val="dashSmallGap" w:color="00000A" w:sz="4" w:space="0"/>
               <w:left w:val="dashSmallGap" w:color="00000A" w:sz="4" w:space="0"/>
@@ -16144,7 +17588,7 @@
         <w:tc>
           <w:tcPr>
             <w:tcW w:w="1348" w:type="dxa"/>
-            <w:gridSpan w:val="2"/>
+            <w:gridSpan w:val="3"/>
             <w:tcBorders>
               <w:top w:val="dashSmallGap" w:color="00000A" w:sz="4" w:space="0"/>
               <w:left w:val="dashSmallGap" w:color="00000A" w:sz="4" w:space="0"/>
@@ -16220,7 +17664,7 @@
         <w:tc>
           <w:tcPr>
             <w:tcW w:w="1342" w:type="dxa"/>
-            <w:gridSpan w:val="2"/>
+            <w:gridSpan w:val="3"/>
             <w:tcBorders>
               <w:top w:val="dashSmallGap" w:color="00000A" w:sz="4" w:space="0"/>
               <w:left w:val="dashSmallGap" w:color="00000A" w:sz="4" w:space="0"/>
@@ -16258,7 +17702,7 @@
         <w:tc>
           <w:tcPr>
             <w:tcW w:w="1148" w:type="dxa"/>
-            <w:gridSpan w:val="2"/>
+            <w:gridSpan w:val="3"/>
             <w:tcBorders>
               <w:top w:val="dashSmallGap" w:color="00000A" w:sz="4" w:space="0"/>
               <w:left w:val="dashSmallGap" w:color="00000A" w:sz="4" w:space="0"/>
@@ -16381,6 +17825,7 @@
         <w:tc>
           <w:tcPr>
             <w:tcW w:w="1526" w:type="dxa"/>
+            <w:gridSpan w:val="2"/>
             <w:tcBorders>
               <w:top w:val="dashSmallGap" w:color="00000A" w:sz="4" w:space="0"/>
               <w:left w:val="dashSmallGap" w:color="00000A" w:sz="4" w:space="0"/>
@@ -16438,7 +17883,7 @@
         <w:tc>
           <w:tcPr>
             <w:tcW w:w="1348" w:type="dxa"/>
-            <w:gridSpan w:val="2"/>
+            <w:gridSpan w:val="3"/>
             <w:tcBorders>
               <w:top w:val="dashSmallGap" w:color="00000A" w:sz="4" w:space="0"/>
               <w:left w:val="dashSmallGap" w:color="00000A" w:sz="4" w:space="0"/>
@@ -16514,7 +17959,7 @@
         <w:tc>
           <w:tcPr>
             <w:tcW w:w="1342" w:type="dxa"/>
-            <w:gridSpan w:val="2"/>
+            <w:gridSpan w:val="3"/>
             <w:tcBorders>
               <w:top w:val="dashSmallGap" w:color="00000A" w:sz="4" w:space="0"/>
               <w:left w:val="dashSmallGap" w:color="00000A" w:sz="4" w:space="0"/>
@@ -16546,7 +17991,7 @@
         <w:tc>
           <w:tcPr>
             <w:tcW w:w="1148" w:type="dxa"/>
-            <w:gridSpan w:val="2"/>
+            <w:gridSpan w:val="3"/>
             <w:tcBorders>
               <w:top w:val="dashSmallGap" w:color="00000A" w:sz="4" w:space="0"/>
               <w:left w:val="dashSmallGap" w:color="00000A" w:sz="4" w:space="0"/>
@@ -16647,6 +18092,7 @@
         <w:tc>
           <w:tcPr>
             <w:tcW w:w="1526" w:type="dxa"/>
+            <w:gridSpan w:val="2"/>
             <w:tcBorders>
               <w:top w:val="dashSmallGap" w:color="00000A" w:sz="4" w:space="0"/>
               <w:left w:val="dashSmallGap" w:color="00000A" w:sz="4" w:space="0"/>
@@ -16681,7 +18127,7 @@
         <w:tc>
           <w:tcPr>
             <w:tcW w:w="1348" w:type="dxa"/>
-            <w:gridSpan w:val="2"/>
+            <w:gridSpan w:val="3"/>
             <w:tcBorders>
               <w:top w:val="dashSmallGap" w:color="00000A" w:sz="4" w:space="0"/>
               <w:left w:val="dashSmallGap" w:color="00000A" w:sz="4" w:space="0"/>
@@ -16746,7 +18192,7 @@
         <w:tc>
           <w:tcPr>
             <w:tcW w:w="1342" w:type="dxa"/>
-            <w:gridSpan w:val="2"/>
+            <w:gridSpan w:val="3"/>
             <w:tcBorders>
               <w:top w:val="dashSmallGap" w:color="00000A" w:sz="4" w:space="0"/>
               <w:left w:val="dashSmallGap" w:color="00000A" w:sz="4" w:space="0"/>
@@ -16780,7 +18226,7 @@
         <w:tc>
           <w:tcPr>
             <w:tcW w:w="1148" w:type="dxa"/>
-            <w:gridSpan w:val="2"/>
+            <w:gridSpan w:val="3"/>
             <w:tcBorders>
               <w:top w:val="dashSmallGap" w:color="00000A" w:sz="4" w:space="0"/>
               <w:left w:val="dashSmallGap" w:color="00000A" w:sz="4" w:space="0"/>
@@ -16883,6 +18329,7 @@
         <w:tc>
           <w:tcPr>
             <w:tcW w:w="1526" w:type="dxa"/>
+            <w:gridSpan w:val="2"/>
             <w:tcBorders>
               <w:top w:val="dashSmallGap" w:color="00000A" w:sz="4" w:space="0"/>
               <w:left w:val="dashSmallGap" w:color="00000A" w:sz="4" w:space="0"/>
@@ -16914,7 +18361,7 @@
         <w:tc>
           <w:tcPr>
             <w:tcW w:w="1348" w:type="dxa"/>
-            <w:gridSpan w:val="2"/>
+            <w:gridSpan w:val="3"/>
             <w:tcBorders>
               <w:top w:val="dashSmallGap" w:color="00000A" w:sz="4" w:space="0"/>
               <w:left w:val="dashSmallGap" w:color="00000A" w:sz="4" w:space="0"/>
@@ -16982,7 +18429,7 @@
         <w:tc>
           <w:tcPr>
             <w:tcW w:w="1342" w:type="dxa"/>
-            <w:gridSpan w:val="2"/>
+            <w:gridSpan w:val="3"/>
             <w:tcBorders>
               <w:top w:val="dashSmallGap" w:color="00000A" w:sz="4" w:space="0"/>
               <w:left w:val="dashSmallGap" w:color="00000A" w:sz="4" w:space="0"/>
@@ -17011,7 +18458,7 @@
         <w:tc>
           <w:tcPr>
             <w:tcW w:w="1148" w:type="dxa"/>
-            <w:gridSpan w:val="2"/>
+            <w:gridSpan w:val="3"/>
             <w:tcBorders>
               <w:top w:val="dashSmallGap" w:color="00000A" w:sz="4" w:space="0"/>
               <w:left w:val="dashSmallGap" w:color="00000A" w:sz="4" w:space="0"/>
@@ -17112,6 +18559,7 @@
         <w:tc>
           <w:tcPr>
             <w:tcW w:w="1526" w:type="dxa"/>
+            <w:gridSpan w:val="2"/>
             <w:tcBorders>
               <w:top w:val="dashSmallGap" w:color="00000A" w:sz="4" w:space="0"/>
               <w:left w:val="dashSmallGap" w:color="00000A" w:sz="4" w:space="0"/>
@@ -17140,7 +18588,7 @@
         <w:tc>
           <w:tcPr>
             <w:tcW w:w="1348" w:type="dxa"/>
-            <w:gridSpan w:val="2"/>
+            <w:gridSpan w:val="3"/>
             <w:tcBorders>
               <w:top w:val="dashSmallGap" w:color="00000A" w:sz="4" w:space="0"/>
               <w:left w:val="dashSmallGap" w:color="00000A" w:sz="4" w:space="0"/>
@@ -17206,7 +18654,7 @@
         <w:tc>
           <w:tcPr>
             <w:tcW w:w="1342" w:type="dxa"/>
-            <w:gridSpan w:val="2"/>
+            <w:gridSpan w:val="3"/>
             <w:tcBorders>
               <w:top w:val="dashSmallGap" w:color="00000A" w:sz="4" w:space="0"/>
               <w:left w:val="dashSmallGap" w:color="00000A" w:sz="4" w:space="0"/>
@@ -17234,7 +18682,7 @@
         <w:tc>
           <w:tcPr>
             <w:tcW w:w="1148" w:type="dxa"/>
-            <w:gridSpan w:val="2"/>
+            <w:gridSpan w:val="3"/>
             <w:tcBorders>
               <w:top w:val="dashSmallGap" w:color="00000A" w:sz="4" w:space="0"/>
               <w:left w:val="dashSmallGap" w:color="00000A" w:sz="4" w:space="0"/>
@@ -17325,6 +18773,7 @@
         <w:tc>
           <w:tcPr>
             <w:tcW w:w="1526" w:type="dxa"/>
+            <w:gridSpan w:val="2"/>
             <w:tcBorders>
               <w:top w:val="dashSmallGap" w:color="00000A" w:sz="4" w:space="0"/>
               <w:left w:val="dashSmallGap" w:color="00000A" w:sz="4" w:space="0"/>
@@ -17353,7 +18802,7 @@
         <w:tc>
           <w:tcPr>
             <w:tcW w:w="1348" w:type="dxa"/>
-            <w:gridSpan w:val="2"/>
+            <w:gridSpan w:val="3"/>
             <w:tcBorders>
               <w:top w:val="dashSmallGap" w:color="00000A" w:sz="4" w:space="0"/>
               <w:left w:val="dashSmallGap" w:color="00000A" w:sz="4" w:space="0"/>
@@ -17419,7 +18868,7 @@
         <w:tc>
           <w:tcPr>
             <w:tcW w:w="1342" w:type="dxa"/>
-            <w:gridSpan w:val="2"/>
+            <w:gridSpan w:val="3"/>
             <w:tcBorders>
               <w:top w:val="dashSmallGap" w:color="00000A" w:sz="4" w:space="0"/>
               <w:left w:val="dashSmallGap" w:color="00000A" w:sz="4" w:space="0"/>
@@ -17443,7 +18892,7 @@
         <w:tc>
           <w:tcPr>
             <w:tcW w:w="1148" w:type="dxa"/>
-            <w:gridSpan w:val="2"/>
+            <w:gridSpan w:val="3"/>
             <w:tcBorders>
               <w:top w:val="dashSmallGap" w:color="00000A" w:sz="4" w:space="0"/>
               <w:left w:val="dashSmallGap" w:color="00000A" w:sz="4" w:space="0"/>
@@ -17526,6 +18975,7 @@
         <w:tc>
           <w:tcPr>
             <w:tcW w:w="1526" w:type="dxa"/>
+            <w:gridSpan w:val="2"/>
             <w:tcBorders>
               <w:top w:val="dashSmallGap" w:color="00000A" w:sz="4" w:space="0"/>
               <w:left w:val="dashSmallGap" w:color="00000A" w:sz="4" w:space="0"/>
@@ -17554,7 +19004,7 @@
         <w:tc>
           <w:tcPr>
             <w:tcW w:w="1348" w:type="dxa"/>
-            <w:gridSpan w:val="2"/>
+            <w:gridSpan w:val="3"/>
             <w:tcBorders>
               <w:top w:val="dashSmallGap" w:color="00000A" w:sz="4" w:space="0"/>
               <w:left w:val="dashSmallGap" w:color="00000A" w:sz="4" w:space="0"/>
@@ -17612,7 +19062,7 @@
         <w:tc>
           <w:tcPr>
             <w:tcW w:w="1342" w:type="dxa"/>
-            <w:gridSpan w:val="2"/>
+            <w:gridSpan w:val="3"/>
             <w:tcBorders>
               <w:top w:val="dashSmallGap" w:color="00000A" w:sz="4" w:space="0"/>
               <w:left w:val="dashSmallGap" w:color="00000A" w:sz="4" w:space="0"/>
@@ -17636,7 +19086,7 @@
         <w:tc>
           <w:tcPr>
             <w:tcW w:w="1148" w:type="dxa"/>
-            <w:gridSpan w:val="2"/>
+            <w:gridSpan w:val="3"/>
             <w:tcBorders>
               <w:top w:val="dashSmallGap" w:color="00000A" w:sz="4" w:space="0"/>
               <w:left w:val="dashSmallGap" w:color="00000A" w:sz="4" w:space="0"/>
@@ -17729,6 +19179,7 @@
         <w:tc>
           <w:tcPr>
             <w:tcW w:w="1526" w:type="dxa"/>
+            <w:gridSpan w:val="2"/>
             <w:tcBorders>
               <w:top w:val="dashSmallGap" w:color="00000A" w:sz="4" w:space="0"/>
               <w:left w:val="dashSmallGap" w:color="00000A" w:sz="4" w:space="0"/>
@@ -17761,7 +19212,7 @@
         <w:tc>
           <w:tcPr>
             <w:tcW w:w="1348" w:type="dxa"/>
-            <w:gridSpan w:val="2"/>
+            <w:gridSpan w:val="3"/>
             <w:tcBorders>
               <w:top w:val="dashSmallGap" w:color="00000A" w:sz="4" w:space="0"/>
               <w:left w:val="dashSmallGap" w:color="00000A" w:sz="4" w:space="0"/>
@@ -17836,7 +19287,7 @@
         <w:tc>
           <w:tcPr>
             <w:tcW w:w="1342" w:type="dxa"/>
-            <w:gridSpan w:val="2"/>
+            <w:gridSpan w:val="3"/>
             <w:tcBorders>
               <w:top w:val="dashSmallGap" w:color="00000A" w:sz="4" w:space="0"/>
               <w:left w:val="dashSmallGap" w:color="00000A" w:sz="4" w:space="0"/>
@@ -17860,7 +19311,7 @@
         <w:tc>
           <w:tcPr>
             <w:tcW w:w="1148" w:type="dxa"/>
-            <w:gridSpan w:val="2"/>
+            <w:gridSpan w:val="3"/>
             <w:tcBorders>
               <w:top w:val="dashSmallGap" w:color="00000A" w:sz="4" w:space="0"/>
               <w:left w:val="dashSmallGap" w:color="00000A" w:sz="4" w:space="0"/>
@@ -17955,6 +19406,7 @@
         <w:tc>
           <w:tcPr>
             <w:tcW w:w="1526" w:type="dxa"/>
+            <w:gridSpan w:val="2"/>
             <w:tcBorders>
               <w:top w:val="dashSmallGap" w:color="00000A" w:sz="4" w:space="0"/>
               <w:left w:val="dashSmallGap" w:color="00000A" w:sz="4" w:space="0"/>
@@ -17987,7 +19439,7 @@
         <w:tc>
           <w:tcPr>
             <w:tcW w:w="1348" w:type="dxa"/>
-            <w:gridSpan w:val="2"/>
+            <w:gridSpan w:val="3"/>
             <w:tcBorders>
               <w:top w:val="dashSmallGap" w:color="00000A" w:sz="4" w:space="0"/>
               <w:left w:val="dashSmallGap" w:color="00000A" w:sz="4" w:space="0"/>
@@ -18052,8 +19504,6 @@
               </w:rPr>
               <w:t>16</w:t>
             </w:r>
-            <w:bookmarkStart w:id="1" w:name="_GoBack"/>
-            <w:bookmarkEnd w:id="1"/>
             <w:r>
               <w:rPr>
                 <w:kern w:val="0"/>
@@ -18065,7 +19515,7 @@
         <w:tc>
           <w:tcPr>
             <w:tcW w:w="1342" w:type="dxa"/>
-            <w:gridSpan w:val="2"/>
+            <w:gridSpan w:val="3"/>
             <w:tcBorders>
               <w:top w:val="dashSmallGap" w:color="00000A" w:sz="4" w:space="0"/>
               <w:left w:val="dashSmallGap" w:color="00000A" w:sz="4" w:space="0"/>
@@ -18089,7 +19539,7 @@
         <w:tc>
           <w:tcPr>
             <w:tcW w:w="1148" w:type="dxa"/>
-            <w:gridSpan w:val="2"/>
+            <w:gridSpan w:val="3"/>
             <w:tcBorders>
               <w:top w:val="dashSmallGap" w:color="00000A" w:sz="4" w:space="0"/>
               <w:left w:val="dashSmallGap" w:color="00000A" w:sz="4" w:space="0"/>
@@ -18175,6 +19625,7 @@
         <w:tc>
           <w:tcPr>
             <w:tcW w:w="1526" w:type="dxa"/>
+            <w:gridSpan w:val="2"/>
             <w:tcBorders>
               <w:top w:val="dashSmallGap" w:color="00000A" w:sz="4" w:space="0"/>
               <w:left w:val="dashSmallGap" w:color="00000A" w:sz="4" w:space="0"/>
@@ -18207,7 +19658,7 @@
         <w:tc>
           <w:tcPr>
             <w:tcW w:w="1348" w:type="dxa"/>
-            <w:gridSpan w:val="2"/>
+            <w:gridSpan w:val="3"/>
             <w:tcBorders>
               <w:top w:val="dashSmallGap" w:color="00000A" w:sz="4" w:space="0"/>
               <w:left w:val="dashSmallGap" w:color="00000A" w:sz="4" w:space="0"/>
@@ -18276,7 +19727,7 @@
         <w:tc>
           <w:tcPr>
             <w:tcW w:w="1342" w:type="dxa"/>
-            <w:gridSpan w:val="2"/>
+            <w:gridSpan w:val="3"/>
             <w:tcBorders>
               <w:top w:val="dashSmallGap" w:color="00000A" w:sz="4" w:space="0"/>
               <w:left w:val="dashSmallGap" w:color="00000A" w:sz="4" w:space="0"/>
@@ -18300,7 +19751,7 @@
         <w:tc>
           <w:tcPr>
             <w:tcW w:w="1148" w:type="dxa"/>
-            <w:gridSpan w:val="2"/>
+            <w:gridSpan w:val="3"/>
             <w:tcBorders>
               <w:top w:val="dashSmallGap" w:color="00000A" w:sz="4" w:space="0"/>
               <w:left w:val="dashSmallGap" w:color="00000A" w:sz="4" w:space="0"/>
@@ -18386,6 +19837,7 @@
         <w:tc>
           <w:tcPr>
             <w:tcW w:w="1526" w:type="dxa"/>
+            <w:gridSpan w:val="2"/>
             <w:tcBorders>
               <w:top w:val="dashSmallGap" w:color="00000A" w:sz="4" w:space="0"/>
               <w:left w:val="dashSmallGap" w:color="00000A" w:sz="4" w:space="0"/>
@@ -18420,7 +19872,7 @@
         <w:tc>
           <w:tcPr>
             <w:tcW w:w="1348" w:type="dxa"/>
-            <w:gridSpan w:val="2"/>
+            <w:gridSpan w:val="3"/>
             <w:tcBorders>
               <w:top w:val="dashSmallGap" w:color="00000A" w:sz="4" w:space="0"/>
               <w:left w:val="dashSmallGap" w:color="00000A" w:sz="4" w:space="0"/>
@@ -18488,7 +19940,7 @@
         <w:tc>
           <w:tcPr>
             <w:tcW w:w="1342" w:type="dxa"/>
-            <w:gridSpan w:val="2"/>
+            <w:gridSpan w:val="3"/>
             <w:tcBorders>
               <w:top w:val="dashSmallGap" w:color="00000A" w:sz="4" w:space="0"/>
               <w:left w:val="dashSmallGap" w:color="00000A" w:sz="4" w:space="0"/>
@@ -18512,7 +19964,7 @@
         <w:tc>
           <w:tcPr>
             <w:tcW w:w="1148" w:type="dxa"/>
-            <w:gridSpan w:val="2"/>
+            <w:gridSpan w:val="3"/>
             <w:tcBorders>
               <w:top w:val="dashSmallGap" w:color="00000A" w:sz="4" w:space="0"/>
               <w:left w:val="dashSmallGap" w:color="00000A" w:sz="4" w:space="0"/>
@@ -18607,6 +20059,7 @@
         <w:tc>
           <w:tcPr>
             <w:tcW w:w="1526" w:type="dxa"/>
+            <w:gridSpan w:val="2"/>
             <w:tcBorders>
               <w:top w:val="dashSmallGap" w:color="00000A" w:sz="4" w:space="0"/>
               <w:left w:val="dashSmallGap" w:color="00000A" w:sz="4" w:space="0"/>
@@ -18635,7 +20088,7 @@
         <w:tc>
           <w:tcPr>
             <w:tcW w:w="1348" w:type="dxa"/>
-            <w:gridSpan w:val="2"/>
+            <w:gridSpan w:val="3"/>
             <w:tcBorders>
               <w:top w:val="dashSmallGap" w:color="00000A" w:sz="4" w:space="0"/>
               <w:left w:val="dashSmallGap" w:color="00000A" w:sz="4" w:space="0"/>
@@ -18703,7 +20156,7 @@
         <w:tc>
           <w:tcPr>
             <w:tcW w:w="1342" w:type="dxa"/>
-            <w:gridSpan w:val="2"/>
+            <w:gridSpan w:val="3"/>
             <w:tcBorders>
               <w:top w:val="dashSmallGap" w:color="00000A" w:sz="4" w:space="0"/>
               <w:left w:val="dashSmallGap" w:color="00000A" w:sz="4" w:space="0"/>
@@ -18735,7 +20188,7 @@
         <w:tc>
           <w:tcPr>
             <w:tcW w:w="1148" w:type="dxa"/>
-            <w:gridSpan w:val="2"/>
+            <w:gridSpan w:val="3"/>
             <w:tcBorders>
               <w:top w:val="dashSmallGap" w:color="00000A" w:sz="4" w:space="0"/>
               <w:left w:val="dashSmallGap" w:color="00000A" w:sz="4" w:space="0"/>
@@ -18831,6 +20284,7 @@
         <w:tc>
           <w:tcPr>
             <w:tcW w:w="1526" w:type="dxa"/>
+            <w:gridSpan w:val="2"/>
             <w:tcBorders>
               <w:top w:val="dashSmallGap" w:color="00000A" w:sz="4" w:space="0"/>
               <w:left w:val="dashSmallGap" w:color="00000A" w:sz="4" w:space="0"/>
@@ -18859,7 +20313,7 @@
         <w:tc>
           <w:tcPr>
             <w:tcW w:w="1348" w:type="dxa"/>
-            <w:gridSpan w:val="2"/>
+            <w:gridSpan w:val="3"/>
             <w:tcBorders>
               <w:top w:val="dashSmallGap" w:color="00000A" w:sz="4" w:space="0"/>
               <w:left w:val="dashSmallGap" w:color="00000A" w:sz="4" w:space="0"/>
@@ -18925,7 +20379,7 @@
         <w:tc>
           <w:tcPr>
             <w:tcW w:w="1342" w:type="dxa"/>
-            <w:gridSpan w:val="2"/>
+            <w:gridSpan w:val="3"/>
             <w:tcBorders>
               <w:top w:val="dashSmallGap" w:color="00000A" w:sz="4" w:space="0"/>
               <w:left w:val="dashSmallGap" w:color="00000A" w:sz="4" w:space="0"/>
@@ -18956,7 +20410,7 @@
         <w:tc>
           <w:tcPr>
             <w:tcW w:w="1148" w:type="dxa"/>
-            <w:gridSpan w:val="2"/>
+            <w:gridSpan w:val="3"/>
             <w:tcBorders>
               <w:top w:val="dashSmallGap" w:color="00000A" w:sz="4" w:space="0"/>
               <w:left w:val="dashSmallGap" w:color="00000A" w:sz="4" w:space="0"/>
@@ -19057,6 +20511,7 @@
         <w:tc>
           <w:tcPr>
             <w:tcW w:w="1526" w:type="dxa"/>
+            <w:gridSpan w:val="2"/>
             <w:tcBorders>
               <w:top w:val="dashSmallGap" w:color="00000A" w:sz="4" w:space="0"/>
               <w:left w:val="dashSmallGap" w:color="00000A" w:sz="4" w:space="0"/>
@@ -19106,7 +20561,7 @@
         <w:tc>
           <w:tcPr>
             <w:tcW w:w="1348" w:type="dxa"/>
-            <w:gridSpan w:val="2"/>
+            <w:gridSpan w:val="3"/>
             <w:tcBorders>
               <w:top w:val="dashSmallGap" w:color="00000A" w:sz="4" w:space="0"/>
               <w:left w:val="dashSmallGap" w:color="00000A" w:sz="4" w:space="0"/>
@@ -19172,7 +20627,7 @@
         <w:tc>
           <w:tcPr>
             <w:tcW w:w="1342" w:type="dxa"/>
-            <w:gridSpan w:val="2"/>
+            <w:gridSpan w:val="3"/>
             <w:tcBorders>
               <w:top w:val="dashSmallGap" w:color="00000A" w:sz="4" w:space="0"/>
               <w:left w:val="dashSmallGap" w:color="00000A" w:sz="4" w:space="0"/>
@@ -19196,7 +20651,7 @@
         <w:tc>
           <w:tcPr>
             <w:tcW w:w="1148" w:type="dxa"/>
-            <w:gridSpan w:val="2"/>
+            <w:gridSpan w:val="3"/>
             <w:tcBorders>
               <w:top w:val="dashSmallGap" w:color="00000A" w:sz="4" w:space="0"/>
               <w:left w:val="dashSmallGap" w:color="00000A" w:sz="4" w:space="0"/>
@@ -19291,6 +20746,7 @@
         <w:tc>
           <w:tcPr>
             <w:tcW w:w="1526" w:type="dxa"/>
+            <w:gridSpan w:val="2"/>
             <w:tcBorders>
               <w:top w:val="dashSmallGap" w:color="00000A" w:sz="4" w:space="0"/>
               <w:left w:val="dashSmallGap" w:color="00000A" w:sz="4" w:space="0"/>
@@ -19322,7 +20778,7 @@
         <w:tc>
           <w:tcPr>
             <w:tcW w:w="1348" w:type="dxa"/>
-            <w:gridSpan w:val="2"/>
+            <w:gridSpan w:val="3"/>
             <w:tcBorders>
               <w:top w:val="dashSmallGap" w:color="00000A" w:sz="4" w:space="0"/>
               <w:left w:val="dashSmallGap" w:color="00000A" w:sz="4" w:space="0"/>
@@ -19391,7 +20847,7 @@
         <w:tc>
           <w:tcPr>
             <w:tcW w:w="1342" w:type="dxa"/>
-            <w:gridSpan w:val="2"/>
+            <w:gridSpan w:val="3"/>
             <w:tcBorders>
               <w:top w:val="dashSmallGap" w:color="00000A" w:sz="4" w:space="0"/>
               <w:left w:val="dashSmallGap" w:color="00000A" w:sz="4" w:space="0"/>
@@ -19415,7 +20871,7 @@
         <w:tc>
           <w:tcPr>
             <w:tcW w:w="1148" w:type="dxa"/>
-            <w:gridSpan w:val="2"/>
+            <w:gridSpan w:val="3"/>
             <w:tcBorders>
               <w:top w:val="dashSmallGap" w:color="00000A" w:sz="4" w:space="0"/>
               <w:left w:val="dashSmallGap" w:color="00000A" w:sz="4" w:space="0"/>
@@ -19498,6 +20954,7 @@
         <w:tc>
           <w:tcPr>
             <w:tcW w:w="1526" w:type="dxa"/>
+            <w:gridSpan w:val="2"/>
             <w:tcBorders>
               <w:top w:val="dashSmallGap" w:color="00000A" w:sz="4" w:space="0"/>
               <w:left w:val="dashSmallGap" w:color="00000A" w:sz="4" w:space="0"/>
@@ -19529,7 +20986,7 @@
         <w:tc>
           <w:tcPr>
             <w:tcW w:w="1348" w:type="dxa"/>
-            <w:gridSpan w:val="2"/>
+            <w:gridSpan w:val="3"/>
             <w:tcBorders>
               <w:top w:val="dashSmallGap" w:color="00000A" w:sz="4" w:space="0"/>
               <w:left w:val="dashSmallGap" w:color="00000A" w:sz="4" w:space="0"/>
@@ -19598,7 +21055,7 @@
         <w:tc>
           <w:tcPr>
             <w:tcW w:w="1342" w:type="dxa"/>
-            <w:gridSpan w:val="2"/>
+            <w:gridSpan w:val="3"/>
             <w:tcBorders>
               <w:top w:val="dashSmallGap" w:color="00000A" w:sz="4" w:space="0"/>
               <w:left w:val="dashSmallGap" w:color="00000A" w:sz="4" w:space="0"/>
@@ -19622,7 +21079,7 @@
         <w:tc>
           <w:tcPr>
             <w:tcW w:w="1148" w:type="dxa"/>
-            <w:gridSpan w:val="2"/>
+            <w:gridSpan w:val="3"/>
             <w:tcBorders>
               <w:top w:val="dashSmallGap" w:color="00000A" w:sz="4" w:space="0"/>
               <w:left w:val="dashSmallGap" w:color="00000A" w:sz="4" w:space="0"/>
@@ -19705,6 +21162,7 @@
         <w:tc>
           <w:tcPr>
             <w:tcW w:w="1526" w:type="dxa"/>
+            <w:gridSpan w:val="2"/>
             <w:tcBorders>
               <w:top w:val="dashSmallGap" w:color="00000A" w:sz="4" w:space="0"/>
               <w:left w:val="dashSmallGap" w:color="00000A" w:sz="4" w:space="0"/>
@@ -19728,7 +21186,7 @@
         <w:tc>
           <w:tcPr>
             <w:tcW w:w="1348" w:type="dxa"/>
-            <w:gridSpan w:val="2"/>
+            <w:gridSpan w:val="3"/>
             <w:tcBorders>
               <w:top w:val="dashSmallGap" w:color="00000A" w:sz="4" w:space="0"/>
               <w:left w:val="dashSmallGap" w:color="00000A" w:sz="4" w:space="0"/>
@@ -19776,7 +21234,7 @@
         <w:tc>
           <w:tcPr>
             <w:tcW w:w="1342" w:type="dxa"/>
-            <w:gridSpan w:val="2"/>
+            <w:gridSpan w:val="3"/>
             <w:tcBorders>
               <w:top w:val="dashSmallGap" w:color="00000A" w:sz="4" w:space="0"/>
               <w:left w:val="dashSmallGap" w:color="00000A" w:sz="4" w:space="0"/>
@@ -19800,7 +21258,7 @@
         <w:tc>
           <w:tcPr>
             <w:tcW w:w="1148" w:type="dxa"/>
-            <w:gridSpan w:val="2"/>
+            <w:gridSpan w:val="3"/>
             <w:tcBorders>
               <w:top w:val="dashSmallGap" w:color="00000A" w:sz="4" w:space="0"/>
               <w:left w:val="dashSmallGap" w:color="00000A" w:sz="4" w:space="0"/>
@@ -19883,6 +21341,7 @@
         <w:tc>
           <w:tcPr>
             <w:tcW w:w="1526" w:type="dxa"/>
+            <w:gridSpan w:val="2"/>
             <w:tcBorders>
               <w:top w:val="dashSmallGap" w:color="00000A" w:sz="4" w:space="0"/>
               <w:left w:val="dashSmallGap" w:color="00000A" w:sz="4" w:space="0"/>
@@ -19906,7 +21365,7 @@
         <w:tc>
           <w:tcPr>
             <w:tcW w:w="1348" w:type="dxa"/>
-            <w:gridSpan w:val="2"/>
+            <w:gridSpan w:val="3"/>
             <w:tcBorders>
               <w:top w:val="dashSmallGap" w:color="00000A" w:sz="4" w:space="0"/>
               <w:left w:val="dashSmallGap" w:color="00000A" w:sz="4" w:space="0"/>
@@ -19954,7 +21413,7 @@
         <w:tc>
           <w:tcPr>
             <w:tcW w:w="1342" w:type="dxa"/>
-            <w:gridSpan w:val="2"/>
+            <w:gridSpan w:val="3"/>
             <w:tcBorders>
               <w:top w:val="dashSmallGap" w:color="00000A" w:sz="4" w:space="0"/>
               <w:left w:val="dashSmallGap" w:color="00000A" w:sz="4" w:space="0"/>
@@ -19978,7 +21437,7 @@
         <w:tc>
           <w:tcPr>
             <w:tcW w:w="1148" w:type="dxa"/>
-            <w:gridSpan w:val="2"/>
+            <w:gridSpan w:val="3"/>
             <w:tcBorders>
               <w:top w:val="dashSmallGap" w:color="00000A" w:sz="4" w:space="0"/>
               <w:left w:val="dashSmallGap" w:color="00000A" w:sz="4" w:space="0"/>
@@ -20061,6 +21520,7 @@
         <w:tc>
           <w:tcPr>
             <w:tcW w:w="1526" w:type="dxa"/>
+            <w:gridSpan w:val="2"/>
             <w:tcBorders>
               <w:top w:val="dashSmallGap" w:color="00000A" w:sz="4" w:space="0"/>
               <w:left w:val="dashSmallGap" w:color="00000A" w:sz="4" w:space="0"/>
@@ -20083,7 +21543,7 @@
         <w:tc>
           <w:tcPr>
             <w:tcW w:w="1348" w:type="dxa"/>
-            <w:gridSpan w:val="2"/>
+            <w:gridSpan w:val="3"/>
             <w:tcBorders>
               <w:top w:val="dashSmallGap" w:color="00000A" w:sz="4" w:space="0"/>
               <w:left w:val="dashSmallGap" w:color="00000A" w:sz="4" w:space="0"/>
@@ -20129,7 +21589,7 @@
         <w:tc>
           <w:tcPr>
             <w:tcW w:w="1342" w:type="dxa"/>
-            <w:gridSpan w:val="2"/>
+            <w:gridSpan w:val="3"/>
             <w:tcBorders>
               <w:top w:val="dashSmallGap" w:color="00000A" w:sz="4" w:space="0"/>
               <w:left w:val="dashSmallGap" w:color="00000A" w:sz="4" w:space="0"/>
@@ -20152,7 +21612,7 @@
         <w:tc>
           <w:tcPr>
             <w:tcW w:w="1148" w:type="dxa"/>
-            <w:gridSpan w:val="2"/>
+            <w:gridSpan w:val="3"/>
             <w:tcBorders>
               <w:top w:val="dashSmallGap" w:color="00000A" w:sz="4" w:space="0"/>
               <w:left w:val="dashSmallGap" w:color="00000A" w:sz="4" w:space="0"/>
@@ -20254,6 +21714,7 @@
         <w:tc>
           <w:tcPr>
             <w:tcW w:w="1526" w:type="dxa"/>
+            <w:gridSpan w:val="2"/>
             <w:tcBorders>
               <w:top w:val="dashSmallGap" w:color="00000A" w:sz="4" w:space="0"/>
               <w:left w:val="dashSmallGap" w:color="00000A" w:sz="4" w:space="0"/>
@@ -20282,7 +21743,7 @@
         <w:tc>
           <w:tcPr>
             <w:tcW w:w="1348" w:type="dxa"/>
-            <w:gridSpan w:val="2"/>
+            <w:gridSpan w:val="3"/>
             <w:tcBorders>
               <w:top w:val="dashSmallGap" w:color="00000A" w:sz="4" w:space="0"/>
               <w:left w:val="dashSmallGap" w:color="00000A" w:sz="4" w:space="0"/>
@@ -20352,7 +21813,7 @@
         <w:tc>
           <w:tcPr>
             <w:tcW w:w="1342" w:type="dxa"/>
-            <w:gridSpan w:val="2"/>
+            <w:gridSpan w:val="3"/>
             <w:tcBorders>
               <w:top w:val="dashSmallGap" w:color="00000A" w:sz="4" w:space="0"/>
               <w:left w:val="dashSmallGap" w:color="00000A" w:sz="4" w:space="0"/>
@@ -20376,7 +21837,7 @@
         <w:tc>
           <w:tcPr>
             <w:tcW w:w="1148" w:type="dxa"/>
-            <w:gridSpan w:val="2"/>
+            <w:gridSpan w:val="3"/>
             <w:tcBorders>
               <w:top w:val="dashSmallGap" w:color="00000A" w:sz="4" w:space="0"/>
               <w:left w:val="dashSmallGap" w:color="00000A" w:sz="4" w:space="0"/>
@@ -20459,6 +21920,7 @@
         <w:tc>
           <w:tcPr>
             <w:tcW w:w="1526" w:type="dxa"/>
+            <w:gridSpan w:val="2"/>
             <w:tcBorders>
               <w:top w:val="dashSmallGap" w:color="00000A" w:sz="4" w:space="0"/>
               <w:left w:val="dashSmallGap" w:color="00000A" w:sz="4" w:space="0"/>
@@ -20487,7 +21949,7 @@
         <w:tc>
           <w:tcPr>
             <w:tcW w:w="1348" w:type="dxa"/>
-            <w:gridSpan w:val="2"/>
+            <w:gridSpan w:val="3"/>
             <w:tcBorders>
               <w:top w:val="dashSmallGap" w:color="00000A" w:sz="4" w:space="0"/>
               <w:left w:val="dashSmallGap" w:color="00000A" w:sz="4" w:space="0"/>
@@ -20553,7 +22015,7 @@
         <w:tc>
           <w:tcPr>
             <w:tcW w:w="1342" w:type="dxa"/>
-            <w:gridSpan w:val="2"/>
+            <w:gridSpan w:val="3"/>
             <w:tcBorders>
               <w:top w:val="dashSmallGap" w:color="00000A" w:sz="4" w:space="0"/>
               <w:left w:val="dashSmallGap" w:color="00000A" w:sz="4" w:space="0"/>
@@ -20577,7 +22039,7 @@
         <w:tc>
           <w:tcPr>
             <w:tcW w:w="1148" w:type="dxa"/>
-            <w:gridSpan w:val="2"/>
+            <w:gridSpan w:val="3"/>
             <w:tcBorders>
               <w:top w:val="dashSmallGap" w:color="00000A" w:sz="4" w:space="0"/>
               <w:left w:val="dashSmallGap" w:color="00000A" w:sz="4" w:space="0"/>
@@ -20660,6 +22122,7 @@
         <w:tc>
           <w:tcPr>
             <w:tcW w:w="1526" w:type="dxa"/>
+            <w:gridSpan w:val="2"/>
             <w:tcBorders>
               <w:top w:val="dashSmallGap" w:color="00000A" w:sz="4" w:space="0"/>
               <w:left w:val="dashSmallGap" w:color="00000A" w:sz="4" w:space="0"/>
@@ -20691,7 +22154,7 @@
         <w:tc>
           <w:tcPr>
             <w:tcW w:w="1348" w:type="dxa"/>
-            <w:gridSpan w:val="2"/>
+            <w:gridSpan w:val="3"/>
             <w:tcBorders>
               <w:top w:val="dashSmallGap" w:color="00000A" w:sz="4" w:space="0"/>
               <w:left w:val="dashSmallGap" w:color="00000A" w:sz="4" w:space="0"/>
@@ -20754,7 +22217,7 @@
         <w:tc>
           <w:tcPr>
             <w:tcW w:w="1342" w:type="dxa"/>
-            <w:gridSpan w:val="2"/>
+            <w:gridSpan w:val="3"/>
             <w:tcBorders>
               <w:top w:val="dashSmallGap" w:color="00000A" w:sz="4" w:space="0"/>
               <w:left w:val="dashSmallGap" w:color="00000A" w:sz="4" w:space="0"/>
@@ -20778,7 +22241,7 @@
         <w:tc>
           <w:tcPr>
             <w:tcW w:w="1148" w:type="dxa"/>
-            <w:gridSpan w:val="2"/>
+            <w:gridSpan w:val="3"/>
             <w:tcBorders>
               <w:top w:val="dashSmallGap" w:color="00000A" w:sz="4" w:space="0"/>
               <w:left w:val="dashSmallGap" w:color="00000A" w:sz="4" w:space="0"/>
@@ -20861,6 +22324,7 @@
         <w:tc>
           <w:tcPr>
             <w:tcW w:w="1526" w:type="dxa"/>
+            <w:gridSpan w:val="2"/>
             <w:tcBorders>
               <w:top w:val="dashSmallGap" w:color="00000A" w:sz="4" w:space="0"/>
               <w:left w:val="dashSmallGap" w:color="00000A" w:sz="4" w:space="0"/>
@@ -20891,7 +22355,7 @@
         <w:tc>
           <w:tcPr>
             <w:tcW w:w="1348" w:type="dxa"/>
-            <w:gridSpan w:val="2"/>
+            <w:gridSpan w:val="3"/>
             <w:tcBorders>
               <w:top w:val="dashSmallGap" w:color="00000A" w:sz="4" w:space="0"/>
               <w:left w:val="dashSmallGap" w:color="00000A" w:sz="4" w:space="0"/>
@@ -20954,7 +22418,7 @@
         <w:tc>
           <w:tcPr>
             <w:tcW w:w="1342" w:type="dxa"/>
-            <w:gridSpan w:val="2"/>
+            <w:gridSpan w:val="3"/>
             <w:tcBorders>
               <w:top w:val="dashSmallGap" w:color="00000A" w:sz="4" w:space="0"/>
               <w:left w:val="dashSmallGap" w:color="00000A" w:sz="4" w:space="0"/>
@@ -20978,7 +22442,7 @@
         <w:tc>
           <w:tcPr>
             <w:tcW w:w="1148" w:type="dxa"/>
-            <w:gridSpan w:val="2"/>
+            <w:gridSpan w:val="3"/>
             <w:tcBorders>
               <w:top w:val="dashSmallGap" w:color="00000A" w:sz="4" w:space="0"/>
               <w:left w:val="dashSmallGap" w:color="00000A" w:sz="4" w:space="0"/>
@@ -21084,6 +22548,7 @@
         <w:tc>
           <w:tcPr>
             <w:tcW w:w="1526" w:type="dxa"/>
+            <w:gridSpan w:val="2"/>
             <w:tcBorders>
               <w:top w:val="dashSmallGap" w:color="00000A" w:sz="4" w:space="0"/>
               <w:left w:val="dashSmallGap" w:color="00000A" w:sz="4" w:space="0"/>
@@ -21134,6 +22599,7 @@
         <w:tc>
           <w:tcPr>
             <w:tcW w:w="1304" w:type="dxa"/>
+            <w:gridSpan w:val="2"/>
             <w:tcBorders>
               <w:top w:val="dashSmallGap" w:color="00000A" w:sz="4" w:space="0"/>
               <w:left w:val="dashSmallGap" w:color="00000A" w:sz="4" w:space="0"/>
@@ -21199,7 +22665,7 @@
         <w:tc>
           <w:tcPr>
             <w:tcW w:w="1342" w:type="dxa"/>
-            <w:gridSpan w:val="2"/>
+            <w:gridSpan w:val="3"/>
             <w:tcBorders>
               <w:top w:val="dashSmallGap" w:color="00000A" w:sz="4" w:space="0"/>
               <w:left w:val="dashSmallGap" w:color="00000A" w:sz="4" w:space="0"/>
@@ -21228,7 +22694,7 @@
         <w:tc>
           <w:tcPr>
             <w:tcW w:w="1148" w:type="dxa"/>
-            <w:gridSpan w:val="2"/>
+            <w:gridSpan w:val="3"/>
             <w:tcBorders>
               <w:top w:val="dashSmallGap" w:color="00000A" w:sz="4" w:space="0"/>
               <w:left w:val="dashSmallGap" w:color="00000A" w:sz="4" w:space="0"/>
@@ -21334,6 +22800,7 @@
         <w:tc>
           <w:tcPr>
             <w:tcW w:w="1526" w:type="dxa"/>
+            <w:gridSpan w:val="2"/>
             <w:tcBorders>
               <w:top w:val="dashSmallGap" w:color="00000A" w:sz="4" w:space="0"/>
               <w:left w:val="dashSmallGap" w:color="00000A" w:sz="4" w:space="0"/>
@@ -21384,6 +22851,7 @@
         <w:tc>
           <w:tcPr>
             <w:tcW w:w="1304" w:type="dxa"/>
+            <w:gridSpan w:val="2"/>
             <w:tcBorders>
               <w:top w:val="dashSmallGap" w:color="00000A" w:sz="4" w:space="0"/>
               <w:left w:val="dashSmallGap" w:color="00000A" w:sz="4" w:space="0"/>
@@ -21449,7 +22917,7 @@
         <w:tc>
           <w:tcPr>
             <w:tcW w:w="1342" w:type="dxa"/>
-            <w:gridSpan w:val="2"/>
+            <w:gridSpan w:val="3"/>
             <w:tcBorders>
               <w:top w:val="dashSmallGap" w:color="00000A" w:sz="4" w:space="0"/>
               <w:left w:val="dashSmallGap" w:color="00000A" w:sz="4" w:space="0"/>
@@ -21478,7 +22946,7 @@
         <w:tc>
           <w:tcPr>
             <w:tcW w:w="1148" w:type="dxa"/>
-            <w:gridSpan w:val="2"/>
+            <w:gridSpan w:val="3"/>
             <w:tcBorders>
               <w:top w:val="dashSmallGap" w:color="00000A" w:sz="4" w:space="0"/>
               <w:left w:val="dashSmallGap" w:color="00000A" w:sz="4" w:space="0"/>
@@ -21581,6 +23049,7 @@
         <w:tc>
           <w:tcPr>
             <w:tcW w:w="1526" w:type="dxa"/>
+            <w:gridSpan w:val="2"/>
             <w:tcBorders>
               <w:top w:val="dashSmallGap" w:color="00000A" w:sz="4" w:space="0"/>
               <w:left w:val="dashSmallGap" w:color="00000A" w:sz="4" w:space="0"/>
@@ -21609,6 +23078,7 @@
         <w:tc>
           <w:tcPr>
             <w:tcW w:w="1304" w:type="dxa"/>
+            <w:gridSpan w:val="2"/>
             <w:tcBorders>
               <w:top w:val="dashSmallGap" w:color="00000A" w:sz="4" w:space="0"/>
               <w:left w:val="dashSmallGap" w:color="00000A" w:sz="4" w:space="0"/>
@@ -21675,7 +23145,7 @@
         <w:tc>
           <w:tcPr>
             <w:tcW w:w="1342" w:type="dxa"/>
-            <w:gridSpan w:val="2"/>
+            <w:gridSpan w:val="3"/>
             <w:tcBorders>
               <w:top w:val="dashSmallGap" w:color="00000A" w:sz="4" w:space="0"/>
               <w:left w:val="dashSmallGap" w:color="00000A" w:sz="4" w:space="0"/>
@@ -21698,7 +23168,7 @@
         <w:tc>
           <w:tcPr>
             <w:tcW w:w="1148" w:type="dxa"/>
-            <w:gridSpan w:val="2"/>
+            <w:gridSpan w:val="3"/>
             <w:tcBorders>
               <w:top w:val="dashSmallGap" w:color="00000A" w:sz="4" w:space="0"/>
               <w:left w:val="dashSmallGap" w:color="00000A" w:sz="4" w:space="0"/>
@@ -21779,6 +23249,7 @@
         <w:tc>
           <w:tcPr>
             <w:tcW w:w="1526" w:type="dxa"/>
+            <w:gridSpan w:val="2"/>
             <w:tcBorders>
               <w:top w:val="dashSmallGap" w:color="00000A" w:sz="4" w:space="0"/>
               <w:left w:val="dashSmallGap" w:color="00000A" w:sz="4" w:space="0"/>
@@ -21807,6 +23278,7 @@
         <w:tc>
           <w:tcPr>
             <w:tcW w:w="1304" w:type="dxa"/>
+            <w:gridSpan w:val="2"/>
             <w:tcBorders>
               <w:top w:val="dashSmallGap" w:color="00000A" w:sz="4" w:space="0"/>
               <w:left w:val="dashSmallGap" w:color="00000A" w:sz="4" w:space="0"/>
@@ -21873,7 +23345,7 @@
         <w:tc>
           <w:tcPr>
             <w:tcW w:w="1342" w:type="dxa"/>
-            <w:gridSpan w:val="2"/>
+            <w:gridSpan w:val="3"/>
             <w:tcBorders>
               <w:top w:val="dashSmallGap" w:color="00000A" w:sz="4" w:space="0"/>
               <w:left w:val="dashSmallGap" w:color="00000A" w:sz="4" w:space="0"/>
@@ -21896,7 +23368,7 @@
         <w:tc>
           <w:tcPr>
             <w:tcW w:w="1148" w:type="dxa"/>
-            <w:gridSpan w:val="2"/>
+            <w:gridSpan w:val="3"/>
             <w:tcBorders>
               <w:top w:val="dashSmallGap" w:color="00000A" w:sz="4" w:space="0"/>
               <w:left w:val="dashSmallGap" w:color="00000A" w:sz="4" w:space="0"/>
@@ -21978,6 +23450,7 @@
         <w:tc>
           <w:tcPr>
             <w:tcW w:w="1526" w:type="dxa"/>
+            <w:gridSpan w:val="2"/>
             <w:tcBorders>
               <w:top w:val="dashSmallGap" w:color="00000A" w:sz="4" w:space="0"/>
               <w:left w:val="dashSmallGap" w:color="00000A" w:sz="4" w:space="0"/>
@@ -22000,6 +23473,7 @@
         <w:tc>
           <w:tcPr>
             <w:tcW w:w="1304" w:type="dxa"/>
+            <w:gridSpan w:val="2"/>
             <w:tcBorders>
               <w:top w:val="dashSmallGap" w:color="00000A" w:sz="4" w:space="0"/>
               <w:left w:val="dashSmallGap" w:color="00000A" w:sz="4" w:space="0"/>
@@ -22046,7 +23520,7 @@
         <w:tc>
           <w:tcPr>
             <w:tcW w:w="1342" w:type="dxa"/>
-            <w:gridSpan w:val="2"/>
+            <w:gridSpan w:val="3"/>
             <w:tcBorders>
               <w:top w:val="dashSmallGap" w:color="00000A" w:sz="4" w:space="0"/>
               <w:left w:val="dashSmallGap" w:color="00000A" w:sz="4" w:space="0"/>
@@ -22070,7 +23544,7 @@
         <w:tc>
           <w:tcPr>
             <w:tcW w:w="1148" w:type="dxa"/>
-            <w:gridSpan w:val="2"/>
+            <w:gridSpan w:val="3"/>
             <w:tcBorders>
               <w:top w:val="dashSmallGap" w:color="00000A" w:sz="4" w:space="0"/>
               <w:left w:val="dashSmallGap" w:color="00000A" w:sz="4" w:space="0"/>
@@ -22153,6 +23627,7 @@
         <w:tc>
           <w:tcPr>
             <w:tcW w:w="1526" w:type="dxa"/>
+            <w:gridSpan w:val="2"/>
             <w:tcBorders>
               <w:top w:val="dashSmallGap" w:color="00000A" w:sz="4" w:space="0"/>
               <w:left w:val="dashSmallGap" w:color="00000A" w:sz="4" w:space="0"/>
@@ -22175,6 +23650,7 @@
         <w:tc>
           <w:tcPr>
             <w:tcW w:w="1304" w:type="dxa"/>
+            <w:gridSpan w:val="2"/>
             <w:tcBorders>
               <w:top w:val="dashSmallGap" w:color="00000A" w:sz="4" w:space="0"/>
               <w:left w:val="dashSmallGap" w:color="00000A" w:sz="4" w:space="0"/>
@@ -22221,7 +23697,7 @@
         <w:tc>
           <w:tcPr>
             <w:tcW w:w="1342" w:type="dxa"/>
-            <w:gridSpan w:val="2"/>
+            <w:gridSpan w:val="3"/>
             <w:tcBorders>
               <w:top w:val="dashSmallGap" w:color="00000A" w:sz="4" w:space="0"/>
               <w:left w:val="dashSmallGap" w:color="00000A" w:sz="4" w:space="0"/>
@@ -22245,7 +23721,7 @@
         <w:tc>
           <w:tcPr>
             <w:tcW w:w="1148" w:type="dxa"/>
-            <w:gridSpan w:val="2"/>
+            <w:gridSpan w:val="3"/>
             <w:tcBorders>
               <w:top w:val="dashSmallGap" w:color="00000A" w:sz="4" w:space="0"/>
               <w:left w:val="dashSmallGap" w:color="00000A" w:sz="4" w:space="0"/>
@@ -22328,6 +23804,7 @@
         <w:tc>
           <w:tcPr>
             <w:tcW w:w="1526" w:type="dxa"/>
+            <w:gridSpan w:val="2"/>
             <w:tcBorders>
               <w:top w:val="dashSmallGap" w:color="00000A" w:sz="4" w:space="0"/>
               <w:left w:val="dashSmallGap" w:color="00000A" w:sz="4" w:space="0"/>
@@ -22350,6 +23827,7 @@
         <w:tc>
           <w:tcPr>
             <w:tcW w:w="1304" w:type="dxa"/>
+            <w:gridSpan w:val="2"/>
             <w:tcBorders>
               <w:top w:val="dashSmallGap" w:color="00000A" w:sz="4" w:space="0"/>
               <w:left w:val="dashSmallGap" w:color="00000A" w:sz="4" w:space="0"/>
@@ -22395,7 +23873,7 @@
         <w:tc>
           <w:tcPr>
             <w:tcW w:w="1342" w:type="dxa"/>
-            <w:gridSpan w:val="2"/>
+            <w:gridSpan w:val="3"/>
             <w:tcBorders>
               <w:top w:val="dashSmallGap" w:color="00000A" w:sz="4" w:space="0"/>
               <w:left w:val="dashSmallGap" w:color="00000A" w:sz="4" w:space="0"/>
@@ -22419,7 +23897,7 @@
         <w:tc>
           <w:tcPr>
             <w:tcW w:w="1148" w:type="dxa"/>
-            <w:gridSpan w:val="2"/>
+            <w:gridSpan w:val="3"/>
             <w:tcBorders>
               <w:top w:val="dashSmallGap" w:color="00000A" w:sz="4" w:space="0"/>
               <w:left w:val="dashSmallGap" w:color="00000A" w:sz="4" w:space="0"/>
@@ -22502,6 +23980,7 @@
         <w:tc>
           <w:tcPr>
             <w:tcW w:w="1526" w:type="dxa"/>
+            <w:gridSpan w:val="2"/>
             <w:tcBorders>
               <w:top w:val="dashSmallGap" w:color="00000A" w:sz="4" w:space="0"/>
               <w:left w:val="dashSmallGap" w:color="00000A" w:sz="4" w:space="0"/>
@@ -22524,6 +24003,7 @@
         <w:tc>
           <w:tcPr>
             <w:tcW w:w="1304" w:type="dxa"/>
+            <w:gridSpan w:val="2"/>
             <w:tcBorders>
               <w:top w:val="dashSmallGap" w:color="00000A" w:sz="4" w:space="0"/>
               <w:left w:val="dashSmallGap" w:color="00000A" w:sz="4" w:space="0"/>
@@ -22569,7 +24049,7 @@
         <w:tc>
           <w:tcPr>
             <w:tcW w:w="1342" w:type="dxa"/>
-            <w:gridSpan w:val="2"/>
+            <w:gridSpan w:val="3"/>
             <w:tcBorders>
               <w:top w:val="dashSmallGap" w:color="00000A" w:sz="4" w:space="0"/>
               <w:left w:val="dashSmallGap" w:color="00000A" w:sz="4" w:space="0"/>
@@ -22593,7 +24073,7 @@
         <w:tc>
           <w:tcPr>
             <w:tcW w:w="1148" w:type="dxa"/>
-            <w:gridSpan w:val="2"/>
+            <w:gridSpan w:val="3"/>
             <w:tcBorders>
               <w:top w:val="dashSmallGap" w:color="00000A" w:sz="4" w:space="0"/>
               <w:left w:val="dashSmallGap" w:color="00000A" w:sz="4" w:space="0"/>
@@ -22676,6 +24156,7 @@
         <w:tc>
           <w:tcPr>
             <w:tcW w:w="1526" w:type="dxa"/>
+            <w:gridSpan w:val="2"/>
             <w:tcBorders>
               <w:top w:val="dashSmallGap" w:color="00000A" w:sz="4" w:space="0"/>
               <w:left w:val="dashSmallGap" w:color="00000A" w:sz="4" w:space="0"/>
@@ -22698,6 +24179,7 @@
         <w:tc>
           <w:tcPr>
             <w:tcW w:w="1304" w:type="dxa"/>
+            <w:gridSpan w:val="2"/>
             <w:tcBorders>
               <w:top w:val="dashSmallGap" w:color="00000A" w:sz="4" w:space="0"/>
               <w:left w:val="dashSmallGap" w:color="00000A" w:sz="4" w:space="0"/>
@@ -22743,7 +24225,7 @@
         <w:tc>
           <w:tcPr>
             <w:tcW w:w="1342" w:type="dxa"/>
-            <w:gridSpan w:val="2"/>
+            <w:gridSpan w:val="3"/>
             <w:tcBorders>
               <w:top w:val="dashSmallGap" w:color="00000A" w:sz="4" w:space="0"/>
               <w:left w:val="dashSmallGap" w:color="00000A" w:sz="4" w:space="0"/>
@@ -22767,7 +24249,7 @@
         <w:tc>
           <w:tcPr>
             <w:tcW w:w="1148" w:type="dxa"/>
-            <w:gridSpan w:val="2"/>
+            <w:gridSpan w:val="3"/>
             <w:tcBorders>
               <w:top w:val="dashSmallGap" w:color="00000A" w:sz="4" w:space="0"/>
               <w:left w:val="dashSmallGap" w:color="00000A" w:sz="4" w:space="0"/>

--- a/public/cv/Aliaksandr Kuzmiankou - 研发负责人+ 软件工程师+web前端.docx
+++ b/public/cv/Aliaksandr Kuzmiankou - 研发负责人+ 软件工程师+web前端.docx
@@ -3904,12 +3904,14 @@
                 <w:kern w:val="0"/>
               </w:rPr>
             </w:pPr>
+            <w:bookmarkStart w:id="1" w:name="_GoBack"/>
             <w:r>
               <w:rPr>
                 <w:kern w:val="0"/>
               </w:rPr>
               <w:t>陕西秦快互联科技有限公司</w:t>
             </w:r>
+            <w:bookmarkEnd w:id="1"/>
           </w:p>
         </w:tc>
         <w:tc>
@@ -5882,8 +5884,6 @@
               </w:rPr>
               <w:t>我的梦想是对人工神经网络和数据呈现技术的发展有贡献。</w:t>
             </w:r>
-            <w:bookmarkStart w:id="1" w:name="_GoBack"/>
-            <w:bookmarkEnd w:id="1"/>
           </w:p>
         </w:tc>
       </w:tr>

--- a/public/cv/Aliaksandr Kuzmiankou - 研发负责人+ 软件工程师+web前端.docx
+++ b/public/cv/Aliaksandr Kuzmiankou - 研发负责人+ 软件工程师+web前端.docx
@@ -2292,7 +2292,26 @@
                 <w:kern w:val="0"/>
                 <w:sz w:val="22"/>
               </w:rPr>
-              <w:t>软件工程语言：Javascript (ES3, ES5, ES2015</w:t>
+              <w:t>软件工程语言：</w:t>
+            </w:r>
+            <w:r>
+              <w:rPr>
+                <w:rFonts w:ascii="SimSun" w:hAnsi="SimSun" w:cs="SimSun"/>
+                <w:color w:val="000000"/>
+                <w:kern w:val="0"/>
+                <w:sz w:val="22"/>
+                <w:lang w:val="en-US"/>
+              </w:rPr>
+              <w:t>JavaScript</w:t>
+            </w:r>
+            <w:r>
+              <w:rPr>
+                <w:rFonts w:ascii="SimSun" w:hAnsi="SimSun" w:cs="SimSun"/>
+                <w:color w:val="000000"/>
+                <w:kern w:val="0"/>
+                <w:sz w:val="22"/>
+              </w:rPr>
+              <w:t xml:space="preserve"> (ES3, ES5, ES2015</w:t>
             </w:r>
             <w:r>
               <w:rPr>
@@ -2349,17 +2368,46 @@
                 <w:color w:val="000000"/>
                 <w:kern w:val="0"/>
                 <w:sz w:val="22"/>
-              </w:rPr>
-              <w:t xml:space="preserve">HTML/CSS、C/C++、Perl、JCL、PL/I  </w:t>
-            </w:r>
-            <w:r>
-              <w:rPr>
-                <w:rFonts w:ascii="SimSun" w:hAnsi="SimSun" w:cs="SimSun"/>
-                <w:b/>
+                <w:lang w:val="en-US"/>
+              </w:rPr>
+              <w:t>HTML</w:t>
+            </w:r>
+            <w:r>
+              <w:rPr>
+                <w:rFonts w:ascii="SimSun" w:hAnsi="SimSun" w:cs="SimSun"/>
                 <w:color w:val="000000"/>
                 <w:kern w:val="0"/>
                 <w:sz w:val="22"/>
               </w:rPr>
+              <w:t>/</w:t>
+            </w:r>
+            <w:r>
+              <w:rPr>
+                <w:rFonts w:ascii="SimSun" w:hAnsi="SimSun" w:cs="SimSun"/>
+                <w:color w:val="000000"/>
+                <w:kern w:val="0"/>
+                <w:sz w:val="22"/>
+                <w:lang w:val="en-US"/>
+              </w:rPr>
+              <w:t>CSS</w:t>
+            </w:r>
+            <w:r>
+              <w:rPr>
+                <w:rFonts w:ascii="SimSun" w:hAnsi="SimSun" w:cs="SimSun"/>
+                <w:color w:val="000000"/>
+                <w:kern w:val="0"/>
+                <w:sz w:val="22"/>
+              </w:rPr>
+              <w:t xml:space="preserve">、C/C++、Perl、JCL、PL/I  </w:t>
+            </w:r>
+            <w:r>
+              <w:rPr>
+                <w:rFonts w:ascii="SimSun" w:hAnsi="SimSun" w:cs="SimSun"/>
+                <w:b/>
+                <w:color w:val="000000"/>
+                <w:kern w:val="0"/>
+                <w:sz w:val="22"/>
+              </w:rPr>
               <w:t>2、</w:t>
             </w:r>
             <w:r>
@@ -2368,6 +2416,7 @@
                 <w:color w:val="000000"/>
                 <w:kern w:val="0"/>
                 <w:sz w:val="22"/>
+                <w:lang w:val="en-US"/>
               </w:rPr>
               <w:t>JavaScript</w:t>
             </w:r>
@@ -3904,14 +3953,12 @@
                 <w:kern w:val="0"/>
               </w:rPr>
             </w:pPr>
-            <w:bookmarkStart w:id="1" w:name="_GoBack"/>
             <w:r>
               <w:rPr>
                 <w:kern w:val="0"/>
               </w:rPr>
               <w:t>陕西秦快互联科技有限公司</w:t>
             </w:r>
-            <w:bookmarkEnd w:id="1"/>
           </w:p>
         </w:tc>
         <w:tc>
@@ -6351,7 +6398,59 @@
               <w:rPr>
                 <w:kern w:val="0"/>
               </w:rPr>
-              <w:t>、HTML（HTML5）、CSS（CSS3）</w:t>
+              <w:t>、</w:t>
+            </w:r>
+            <w:r>
+              <w:rPr>
+                <w:kern w:val="0"/>
+                <w:lang w:val="en-US"/>
+              </w:rPr>
+              <w:t>HTML</w:t>
+            </w:r>
+            <w:r>
+              <w:rPr>
+                <w:kern w:val="0"/>
+              </w:rPr>
+              <w:t>（</w:t>
+            </w:r>
+            <w:r>
+              <w:rPr>
+                <w:kern w:val="0"/>
+                <w:lang w:val="en-US"/>
+              </w:rPr>
+              <w:t>HTML</w:t>
+            </w:r>
+            <w:r>
+              <w:rPr>
+                <w:kern w:val="0"/>
+              </w:rPr>
+              <w:t>5）、</w:t>
+            </w:r>
+            <w:r>
+              <w:rPr>
+                <w:kern w:val="0"/>
+                <w:lang w:val="en-US"/>
+              </w:rPr>
+              <w:t>CSS</w:t>
+            </w:r>
+            <w:r>
+              <w:rPr>
+                <w:kern w:val="0"/>
+              </w:rPr>
+              <w:t>（</w:t>
+            </w:r>
+            <w:r>
+              <w:rPr>
+                <w:kern w:val="0"/>
+                <w:lang w:val="en-US"/>
+              </w:rPr>
+              <w:t>CSS</w:t>
+            </w:r>
+            <w:r>
+              <w:rPr>
+                <w:kern w:val="0"/>
+              </w:rPr>
+              <w:t>3）</w:t>
             </w:r>
           </w:p>
           <w:p>
@@ -6970,7 +7069,29 @@
                 <w:szCs w:val="22"/>
                 <w:lang w:val="en-US" w:eastAsia="zh-CN" w:bidi="ar-SA"/>
               </w:rPr>
-              <w:t>研究智能多模态数据呈现、数据呈现未来转型路径、插件化架构、微内核、JSON Schema 配置与 AI 智能体。用 plugin-first 架构、微内核、JSON Schema、AI 智能体、TypeScript、Vue 等研发：</w:t>
+              <w:t>研究智能多模态数据呈现、数据呈现未来转型路径、插件化架构、微内核、JSON Schema 配置与 AI 智能体。用 plugin-first 架构、微内核、JSON Schema、AI 智能体、</w:t>
+            </w:r>
+            <w:r>
+              <w:rPr>
+                <w:rFonts w:cs="DejaVu Serif"/>
+                <w:color w:val="00000A"/>
+                <w:kern w:val="0"/>
+                <w:sz w:val="21"/>
+                <w:szCs w:val="22"/>
+                <w:lang w:val="en-US" w:eastAsia="zh-CN" w:bidi="ar-SA"/>
+              </w:rPr>
+              <w:t>TypeScript</w:t>
+            </w:r>
+            <w:r>
+              <w:rPr>
+                <w:rFonts w:ascii="Calibri" w:hAnsi="Calibri" w:eastAsia="SimSun" w:cs="DejaVu Serif"/>
+                <w:color w:val="00000A"/>
+                <w:kern w:val="0"/>
+                <w:sz w:val="21"/>
+                <w:szCs w:val="22"/>
+                <w:lang w:val="en-US" w:eastAsia="zh-CN" w:bidi="ar-SA"/>
+              </w:rPr>
+              <w:t>、Vue 等研发：</w:t>
             </w:r>
           </w:p>
           <w:p>
@@ -7856,7 +7977,72 @@
                     <w:rPr>
                       <w:kern w:val="0"/>
                     </w:rPr>
-                    <w:t>语言：JavaScript（ES2015)、HTML（HTML5）、CSS（CSS3）</w:t>
+                    <w:t>语言：</w:t>
+                  </w:r>
+                  <w:r>
+                    <w:rPr>
+                      <w:kern w:val="0"/>
+                      <w:lang w:val="en-US"/>
+                    </w:rPr>
+                    <w:t>JavaScript</w:t>
+                  </w:r>
+                  <w:r>
+                    <w:rPr>
+                      <w:kern w:val="0"/>
+                    </w:rPr>
+                    <w:t>（ES2015)、</w:t>
+                  </w:r>
+                  <w:r>
+                    <w:rPr>
+                      <w:kern w:val="0"/>
+                      <w:lang w:val="en-US"/>
+                    </w:rPr>
+                    <w:t>HTML</w:t>
+                  </w:r>
+                  <w:r>
+                    <w:rPr>
+                      <w:kern w:val="0"/>
+                    </w:rPr>
+                    <w:t>（</w:t>
+                  </w:r>
+                  <w:r>
+                    <w:rPr>
+                      <w:kern w:val="0"/>
+                      <w:lang w:val="en-US"/>
+                    </w:rPr>
+                    <w:t>HTML</w:t>
+                  </w:r>
+                  <w:r>
+                    <w:rPr>
+                      <w:kern w:val="0"/>
+                    </w:rPr>
+                    <w:t>5）、</w:t>
+                  </w:r>
+                  <w:r>
+                    <w:rPr>
+                      <w:kern w:val="0"/>
+                      <w:lang w:val="en-US"/>
+                    </w:rPr>
+                    <w:t>CSS</w:t>
+                  </w:r>
+                  <w:r>
+                    <w:rPr>
+                      <w:kern w:val="0"/>
+                    </w:rPr>
+                    <w:t>（</w:t>
+                  </w:r>
+                  <w:r>
+                    <w:rPr>
+                      <w:kern w:val="0"/>
+                      <w:lang w:val="en-US"/>
+                    </w:rPr>
+                    <w:t>CSS</w:t>
+                  </w:r>
+                  <w:r>
+                    <w:rPr>
+                      <w:kern w:val="0"/>
+                    </w:rPr>
+                    <w:t>3）</w:t>
                   </w:r>
                 </w:p>
                 <w:p>
@@ -7872,8 +8058,15 @@
                   <w:r>
                     <w:rPr>
                       <w:kern w:val="0"/>
+                      <w:lang w:val="en-US"/>
                     </w:rPr>
-                    <w:t>JavaScript框架：</w:t>
+                    <w:t>JavaScript</w:t>
+                  </w:r>
+                  <w:r>
+                    <w:rPr>
+                      <w:kern w:val="0"/>
+                    </w:rPr>
+                    <w:t>框架：</w:t>
                   </w:r>
                   <w:r>
                     <w:rPr>
@@ -8410,7 +8603,51 @@
                       <w:szCs w:val="22"/>
                       <w:lang w:val="en-US" w:eastAsia="zh-CN" w:bidi="ar-SA"/>
                     </w:rPr>
-                    <w:t>研究 NocoBase 插件开发、低代码平台扩展、数据可视化前端工具。用 JavaScript、TypeScript、Vue 2/3、</w:t>
+                    <w:t xml:space="preserve">研究 NocoBase 插件开发、低代码平台扩展、数据可视化前端工具。用 </w:t>
+                  </w:r>
+                  <w:r>
+                    <w:rPr>
+                      <w:rFonts w:cs="DejaVu Serif"/>
+                      <w:color w:val="00000A"/>
+                      <w:kern w:val="0"/>
+                      <w:sz w:val="21"/>
+                      <w:szCs w:val="22"/>
+                      <w:lang w:val="en-US" w:eastAsia="zh-CN" w:bidi="ar-SA"/>
+                    </w:rPr>
+                    <w:t>JavaScript</w:t>
+                  </w:r>
+                  <w:r>
+                    <w:rPr>
+                      <w:rFonts w:ascii="Calibri" w:hAnsi="Calibri" w:eastAsia="SimSun" w:cs="DejaVu Serif"/>
+                      <w:color w:val="00000A"/>
+                      <w:kern w:val="0"/>
+                      <w:sz w:val="21"/>
+                      <w:szCs w:val="22"/>
+                      <w:lang w:val="en-US" w:eastAsia="zh-CN" w:bidi="ar-SA"/>
+                    </w:rPr>
+                    <w:t>、</w:t>
+                  </w:r>
+                  <w:r>
+                    <w:rPr>
+                      <w:rFonts w:cs="DejaVu Serif"/>
+                      <w:color w:val="00000A"/>
+                      <w:kern w:val="0"/>
+                      <w:sz w:val="21"/>
+                      <w:szCs w:val="22"/>
+                      <w:lang w:val="en-US" w:eastAsia="zh-CN" w:bidi="ar-SA"/>
+                    </w:rPr>
+                    <w:t>TypeScript</w:t>
+                  </w:r>
+                  <w:r>
+                    <w:rPr>
+                      <w:rFonts w:ascii="Calibri" w:hAnsi="Calibri" w:eastAsia="SimSun" w:cs="DejaVu Serif"/>
+                      <w:color w:val="00000A"/>
+                      <w:kern w:val="0"/>
+                      <w:sz w:val="21"/>
+                      <w:szCs w:val="22"/>
+                      <w:lang w:val="en-US" w:eastAsia="zh-CN" w:bidi="ar-SA"/>
+                    </w:rPr>
+                    <w:t>、Vue 2/3、</w:t>
                   </w:r>
                   <w:r>
                     <w:rPr>
@@ -8467,7 +8704,29 @@
                       <w:szCs w:val="22"/>
                       <w:lang w:val="en-US" w:eastAsia="zh-CN" w:bidi="ar-SA"/>
                     </w:rPr>
-                    <w:t>1、NocoBase AMIS 插件：实现 NocoBase 与 AMIS 联动，支持将参数（如记录 ID）传递到表单中的 AMIS 插件，表单保存成功后重新加载表格数据；实现 AMIS 插件与页面其他表格插件的连接；通过全局 CSS 配置 AMIS 样式；拆分 AMIS JSON Schema 配置。</w:t>
+                    <w:t xml:space="preserve">1、NocoBase AMIS 插件：实现 NocoBase 与 AMIS 联动，支持将参数（如记录 ID）传递到表单中的 AMIS 插件，表单保存成功后重新加载表格数据；实现 AMIS 插件与页面其他表格插件的连接；通过全局 </w:t>
+                  </w:r>
+                  <w:r>
+                    <w:rPr>
+                      <w:rFonts w:cs="DejaVu Serif"/>
+                      <w:color w:val="00000A"/>
+                      <w:kern w:val="0"/>
+                      <w:sz w:val="21"/>
+                      <w:szCs w:val="22"/>
+                      <w:lang w:val="en-US" w:eastAsia="zh-CN" w:bidi="ar-SA"/>
+                    </w:rPr>
+                    <w:t>CSS</w:t>
+                  </w:r>
+                  <w:r>
+                    <w:rPr>
+                      <w:rFonts w:ascii="Calibri" w:hAnsi="Calibri" w:eastAsia="SimSun" w:cs="DejaVu Serif"/>
+                      <w:color w:val="00000A"/>
+                      <w:kern w:val="0"/>
+                      <w:sz w:val="21"/>
+                      <w:szCs w:val="22"/>
+                      <w:lang w:val="en-US" w:eastAsia="zh-CN" w:bidi="ar-SA"/>
+                    </w:rPr>
+                    <w:t xml:space="preserve"> 配置 AMIS 样式；拆分 AMIS JSON Schema 配置。</w:t>
                   </w:r>
                 </w:p>
                 <w:p>
@@ -8587,7 +8846,29 @@
                       <w:szCs w:val="22"/>
                       <w:lang w:val="en-US" w:eastAsia="zh-CN" w:bidi="ar-SA"/>
                     </w:rPr>
-                    <w:t xml:space="preserve">6、兆益生物生产管理系统：管理兽药采购、生产、销售流程，包括采购计划、采购订单、采购库存、产品计划、产品库存、销售计划、销售库存、年度统计、月度统计、日度统计等。技术：Vue 2, JavaScript, </w:t>
+                    <w:t xml:space="preserve">6、兆益生物生产管理系统：管理兽药采购、生产、销售流程，包括采购计划、采购订单、采购库存、产品计划、产品库存、销售计划、销售库存、年度统计、月度统计、日度统计等。技术：Vue 2, </w:t>
+                  </w:r>
+                  <w:r>
+                    <w:rPr>
+                      <w:rFonts w:cs="DejaVu Serif"/>
+                      <w:color w:val="00000A"/>
+                      <w:kern w:val="0"/>
+                      <w:sz w:val="21"/>
+                      <w:szCs w:val="22"/>
+                      <w:lang w:val="en-US" w:eastAsia="zh-CN" w:bidi="ar-SA"/>
+                    </w:rPr>
+                    <w:t>JavaScript</w:t>
+                  </w:r>
+                  <w:r>
+                    <w:rPr>
+                      <w:rFonts w:ascii="Calibri" w:hAnsi="Calibri" w:eastAsia="SimSun" w:cs="DejaVu Serif"/>
+                      <w:color w:val="00000A"/>
+                      <w:kern w:val="0"/>
+                      <w:sz w:val="21"/>
+                      <w:szCs w:val="22"/>
+                      <w:lang w:val="en-US" w:eastAsia="zh-CN" w:bidi="ar-SA"/>
+                    </w:rPr>
+                    <w:t xml:space="preserve">, </w:t>
                   </w:r>
                   <w:r>
                     <w:rPr>
@@ -8746,7 +9027,22 @@
                       <w:rFonts w:hint="default"/>
                       <w:kern w:val="0"/>
                     </w:rPr>
-                    <w:t>2. 用 Vue.js 2/3、ECharts、高德地图 API、JS 拓扑图框架研发可视化运维、票务管理、生产管理、智慧园区和业务管理平台前端，并用 AI 辅助软件开发。</w:t>
+                    <w:t xml:space="preserve">2. 用 </w:t>
+                  </w:r>
+                  <w:r>
+                    <w:rPr>
+                      <w:rFonts w:hint="default"/>
+                      <w:kern w:val="0"/>
+                      <w:lang w:val="en-US"/>
+                    </w:rPr>
+                    <w:t>Vue</w:t>
+                  </w:r>
+                  <w:r>
+                    <w:rPr>
+                      <w:rFonts w:hint="default"/>
+                      <w:kern w:val="0"/>
+                    </w:rPr>
+                    <w:t xml:space="preserve"> 2/3、ECharts、高德地图 API、JS 拓扑图框架研发可视化运维、票务管理、生产管理、智慧园区和业务管理平台前端，并用 AI 辅助软件开发。</w:t>
                   </w:r>
                 </w:p>
               </w:tc>
@@ -9315,7 +9611,72 @@
               <w:rPr>
                 <w:kern w:val="0"/>
               </w:rPr>
-              <w:t>语言：JavaScript（ES2015)、HTML（HTML5）、CSS（CSS3）</w:t>
+              <w:t>语言：</w:t>
+            </w:r>
+            <w:r>
+              <w:rPr>
+                <w:kern w:val="0"/>
+                <w:lang w:val="en-US"/>
+              </w:rPr>
+              <w:t>JavaScript</w:t>
+            </w:r>
+            <w:r>
+              <w:rPr>
+                <w:kern w:val="0"/>
+              </w:rPr>
+              <w:t>（ES2015)、</w:t>
+            </w:r>
+            <w:r>
+              <w:rPr>
+                <w:kern w:val="0"/>
+                <w:lang w:val="en-US"/>
+              </w:rPr>
+              <w:t>HTML</w:t>
+            </w:r>
+            <w:r>
+              <w:rPr>
+                <w:kern w:val="0"/>
+              </w:rPr>
+              <w:t>（</w:t>
+            </w:r>
+            <w:r>
+              <w:rPr>
+                <w:kern w:val="0"/>
+                <w:lang w:val="en-US"/>
+              </w:rPr>
+              <w:t>HTML</w:t>
+            </w:r>
+            <w:r>
+              <w:rPr>
+                <w:kern w:val="0"/>
+              </w:rPr>
+              <w:t>5）、</w:t>
+            </w:r>
+            <w:r>
+              <w:rPr>
+                <w:kern w:val="0"/>
+                <w:lang w:val="en-US"/>
+              </w:rPr>
+              <w:t>CSS</w:t>
+            </w:r>
+            <w:r>
+              <w:rPr>
+                <w:kern w:val="0"/>
+              </w:rPr>
+              <w:t>（</w:t>
+            </w:r>
+            <w:r>
+              <w:rPr>
+                <w:kern w:val="0"/>
+                <w:lang w:val="en-US"/>
+              </w:rPr>
+              <w:t>CSS</w:t>
+            </w:r>
+            <w:r>
+              <w:rPr>
+                <w:kern w:val="0"/>
+              </w:rPr>
+              <w:t>3）</w:t>
             </w:r>
           </w:p>
           <w:p>
@@ -9333,8 +9694,15 @@
             <w:r>
               <w:rPr>
                 <w:kern w:val="0"/>
-              </w:rPr>
-              <w:t>JavaScript框架：</w:t>
+                <w:lang w:val="en-US"/>
+              </w:rPr>
+              <w:t>JavaScript</w:t>
+            </w:r>
+            <w:r>
+              <w:rPr>
+                <w:kern w:val="0"/>
+              </w:rPr>
+              <w:t>框架：</w:t>
             </w:r>
             <w:r>
               <w:rPr>
@@ -9626,7 +9994,24 @@
                 <w:kern w:val="0"/>
                 <w:sz w:val="22"/>
               </w:rPr>
-              <w:t>)。用 JavaScript、</w:t>
+              <w:t xml:space="preserve">)。用 </w:t>
+            </w:r>
+            <w:r>
+              <w:rPr>
+                <w:rFonts w:ascii="SimSun" w:hAnsi="SimSun" w:cs="SimSun"/>
+                <w:kern w:val="0"/>
+                <w:sz w:val="22"/>
+                <w:lang w:val="en-US"/>
+              </w:rPr>
+              <w:t>JavaScript</w:t>
+            </w:r>
+            <w:r>
+              <w:rPr>
+                <w:rFonts w:ascii="SimSun" w:hAnsi="SimSun" w:cs="SimSun"/>
+                <w:kern w:val="0"/>
+                <w:sz w:val="22"/>
+              </w:rPr>
+              <w:t>、</w:t>
             </w:r>
             <w:r>
               <w:rPr>
@@ -9791,7 +10176,20 @@
               <w:rPr>
                 <w:kern w:val="0"/>
               </w:rPr>
-              <w:t>用vue js研发平台前端</w:t>
+              <w:t>用</w:t>
+            </w:r>
+            <w:r>
+              <w:rPr>
+                <w:kern w:val="0"/>
+                <w:lang w:val="en-US"/>
+              </w:rPr>
+              <w:t>Vue</w:t>
+            </w:r>
+            <w:r>
+              <w:rPr>
+                <w:kern w:val="0"/>
+              </w:rPr>
+              <w:t>研发平台前端</w:t>
             </w:r>
           </w:p>
           <w:p>
@@ -10269,7 +10667,72 @@
               <w:rPr>
                 <w:kern w:val="0"/>
               </w:rPr>
-              <w:t>语言：JavaScript（ES5/ES2015、jQuery、react)、HTML（HTML5）、CSS（CSS3）</w:t>
+              <w:t>语言：</w:t>
+            </w:r>
+            <w:r>
+              <w:rPr>
+                <w:kern w:val="0"/>
+                <w:lang w:val="en-US"/>
+              </w:rPr>
+              <w:t>JavaScript</w:t>
+            </w:r>
+            <w:r>
+              <w:rPr>
+                <w:kern w:val="0"/>
+              </w:rPr>
+              <w:t>（ES5/ES2015、jQuery、react)、</w:t>
+            </w:r>
+            <w:r>
+              <w:rPr>
+                <w:kern w:val="0"/>
+                <w:lang w:val="en-US"/>
+              </w:rPr>
+              <w:t>HTML</w:t>
+            </w:r>
+            <w:r>
+              <w:rPr>
+                <w:kern w:val="0"/>
+              </w:rPr>
+              <w:t>（</w:t>
+            </w:r>
+            <w:r>
+              <w:rPr>
+                <w:kern w:val="0"/>
+                <w:lang w:val="en-US"/>
+              </w:rPr>
+              <w:t>HTML</w:t>
+            </w:r>
+            <w:r>
+              <w:rPr>
+                <w:kern w:val="0"/>
+              </w:rPr>
+              <w:t>5）、</w:t>
+            </w:r>
+            <w:r>
+              <w:rPr>
+                <w:kern w:val="0"/>
+                <w:lang w:val="en-US"/>
+              </w:rPr>
+              <w:t>CSS</w:t>
+            </w:r>
+            <w:r>
+              <w:rPr>
+                <w:kern w:val="0"/>
+              </w:rPr>
+              <w:t>（</w:t>
+            </w:r>
+            <w:r>
+              <w:rPr>
+                <w:kern w:val="0"/>
+                <w:lang w:val="en-US"/>
+              </w:rPr>
+              <w:t>CSS</w:t>
+            </w:r>
+            <w:r>
+              <w:rPr>
+                <w:kern w:val="0"/>
+              </w:rPr>
+              <w:t>3）</w:t>
             </w:r>
           </w:p>
           <w:p>
@@ -10545,7 +11008,58 @@
                 <w:kern w:val="0"/>
                 <w:sz w:val="22"/>
               </w:rPr>
-              <w:t>用JavaScript、HTML5/CSS3研发网站前端</w:t>
+              <w:t>用</w:t>
+            </w:r>
+            <w:r>
+              <w:rPr>
+                <w:rFonts w:ascii="SimSun" w:hAnsi="SimSun" w:cs="SimSun"/>
+                <w:kern w:val="0"/>
+                <w:sz w:val="22"/>
+                <w:lang w:val="en-US"/>
+              </w:rPr>
+              <w:t>JavaScript</w:t>
+            </w:r>
+            <w:r>
+              <w:rPr>
+                <w:rFonts w:ascii="SimSun" w:hAnsi="SimSun" w:cs="SimSun"/>
+                <w:kern w:val="0"/>
+                <w:sz w:val="22"/>
+              </w:rPr>
+              <w:t>、</w:t>
+            </w:r>
+            <w:r>
+              <w:rPr>
+                <w:rFonts w:ascii="SimSun" w:hAnsi="SimSun" w:cs="SimSun"/>
+                <w:kern w:val="0"/>
+                <w:sz w:val="22"/>
+                <w:lang w:val="en-US"/>
+              </w:rPr>
+              <w:t>HTML</w:t>
+            </w:r>
+            <w:r>
+              <w:rPr>
+                <w:rFonts w:ascii="SimSun" w:hAnsi="SimSun" w:cs="SimSun"/>
+                <w:kern w:val="0"/>
+                <w:sz w:val="22"/>
+              </w:rPr>
+              <w:t>5/</w:t>
+            </w:r>
+            <w:r>
+              <w:rPr>
+                <w:rFonts w:ascii="SimSun" w:hAnsi="SimSun" w:cs="SimSun"/>
+                <w:kern w:val="0"/>
+                <w:sz w:val="22"/>
+                <w:lang w:val="en-US"/>
+              </w:rPr>
+              <w:t>CSS</w:t>
+            </w:r>
+            <w:r>
+              <w:rPr>
+                <w:rFonts w:ascii="SimSun" w:hAnsi="SimSun" w:cs="SimSun"/>
+                <w:kern w:val="0"/>
+                <w:sz w:val="22"/>
+              </w:rPr>
+              <w:t>3研发网站前端</w:t>
             </w:r>
           </w:p>
         </w:tc>
@@ -10783,7 +11297,88 @@
               <w:rPr>
                 <w:kern w:val="0"/>
               </w:rPr>
-              <w:t>语言：JavaScript（ES5/ES2015、jQuery、react)、HTML（HTML5）、CSS（CSS3</w:t>
+              <w:t>语言：</w:t>
+            </w:r>
+            <w:r>
+              <w:rPr>
+                <w:kern w:val="0"/>
+                <w:lang w:val="en-US"/>
+              </w:rPr>
+              <w:t>JavaScript</w:t>
+            </w:r>
+            <w:r>
+              <w:rPr>
+                <w:kern w:val="0"/>
+              </w:rPr>
+              <w:t>（ES5/ES2015、jQuer</w:t>
+            </w:r>
+            <w:r>
+              <w:rPr>
+                <w:rFonts w:hint="default"/>
+                <w:kern w:val="0"/>
+                <w:lang w:val="en-US"/>
+              </w:rPr>
+              <w:t>y</w:t>
+            </w:r>
+            <w:bookmarkStart w:id="1" w:name="_GoBack"/>
+            <w:bookmarkEnd w:id="1"/>
+            <w:r>
+              <w:rPr>
+                <w:kern w:val="0"/>
+              </w:rPr>
+              <w:t>)、</w:t>
+            </w:r>
+            <w:r>
+              <w:rPr>
+                <w:kern w:val="0"/>
+                <w:lang w:val="en-US"/>
+              </w:rPr>
+              <w:t>HTML</w:t>
+            </w:r>
+            <w:r>
+              <w:rPr>
+                <w:kern w:val="0"/>
+              </w:rPr>
+              <w:t>（</w:t>
+            </w:r>
+            <w:r>
+              <w:rPr>
+                <w:kern w:val="0"/>
+                <w:lang w:val="en-US"/>
+              </w:rPr>
+              <w:t>HTML</w:t>
+            </w:r>
+            <w:r>
+              <w:rPr>
+                <w:kern w:val="0"/>
+              </w:rPr>
+              <w:t>5）、</w:t>
+            </w:r>
+            <w:r>
+              <w:rPr>
+                <w:kern w:val="0"/>
+                <w:lang w:val="en-US"/>
+              </w:rPr>
+              <w:t>CSS</w:t>
+            </w:r>
+            <w:r>
+              <w:rPr>
+                <w:kern w:val="0"/>
+              </w:rPr>
+              <w:t>（</w:t>
+            </w:r>
+            <w:r>
+              <w:rPr>
+                <w:kern w:val="0"/>
+                <w:lang w:val="en-US"/>
+              </w:rPr>
+              <w:t>CSS</w:t>
+            </w:r>
+            <w:r>
+              <w:rPr>
+                <w:kern w:val="0"/>
+              </w:rPr>
+              <w:t>3</w:t>
             </w:r>
             <w:r>
               <w:rPr>
@@ -11033,7 +11628,58 @@
                 <w:kern w:val="0"/>
                 <w:sz w:val="22"/>
               </w:rPr>
-              <w:t>用JavaScript、HTML5/CSS3研发网站前端。</w:t>
+              <w:t>用</w:t>
+            </w:r>
+            <w:r>
+              <w:rPr>
+                <w:rFonts w:ascii="SimSun" w:hAnsi="SimSun" w:cs="SimSun"/>
+                <w:kern w:val="0"/>
+                <w:sz w:val="22"/>
+                <w:lang w:val="en-US"/>
+              </w:rPr>
+              <w:t>JavaScript</w:t>
+            </w:r>
+            <w:r>
+              <w:rPr>
+                <w:rFonts w:ascii="SimSun" w:hAnsi="SimSun" w:cs="SimSun"/>
+                <w:kern w:val="0"/>
+                <w:sz w:val="22"/>
+              </w:rPr>
+              <w:t>、</w:t>
+            </w:r>
+            <w:r>
+              <w:rPr>
+                <w:rFonts w:ascii="SimSun" w:hAnsi="SimSun" w:cs="SimSun"/>
+                <w:kern w:val="0"/>
+                <w:sz w:val="22"/>
+                <w:lang w:val="en-US"/>
+              </w:rPr>
+              <w:t>HTML</w:t>
+            </w:r>
+            <w:r>
+              <w:rPr>
+                <w:rFonts w:ascii="SimSun" w:hAnsi="SimSun" w:cs="SimSun"/>
+                <w:kern w:val="0"/>
+                <w:sz w:val="22"/>
+              </w:rPr>
+              <w:t>5/</w:t>
+            </w:r>
+            <w:r>
+              <w:rPr>
+                <w:rFonts w:ascii="SimSun" w:hAnsi="SimSun" w:cs="SimSun"/>
+                <w:kern w:val="0"/>
+                <w:sz w:val="22"/>
+                <w:lang w:val="en-US"/>
+              </w:rPr>
+              <w:t>CSS</w:t>
+            </w:r>
+            <w:r>
+              <w:rPr>
+                <w:rFonts w:ascii="SimSun" w:hAnsi="SimSun" w:cs="SimSun"/>
+                <w:kern w:val="0"/>
+                <w:sz w:val="22"/>
+              </w:rPr>
+              <w:t>3研发网站前端。</w:t>
             </w:r>
           </w:p>
         </w:tc>
@@ -11540,7 +12186,72 @@
               <w:rPr>
                 <w:kern w:val="0"/>
               </w:rPr>
-              <w:t>语言:HTML（HTML5）、CSS（CSS3）、JavaScript（纯的js，jQuery)</w:t>
+              <w:t>语言:</w:t>
+            </w:r>
+            <w:r>
+              <w:rPr>
+                <w:kern w:val="0"/>
+                <w:lang w:val="en-US"/>
+              </w:rPr>
+              <w:t>HTML</w:t>
+            </w:r>
+            <w:r>
+              <w:rPr>
+                <w:kern w:val="0"/>
+              </w:rPr>
+              <w:t>（</w:t>
+            </w:r>
+            <w:r>
+              <w:rPr>
+                <w:kern w:val="0"/>
+                <w:lang w:val="en-US"/>
+              </w:rPr>
+              <w:t>HTML</w:t>
+            </w:r>
+            <w:r>
+              <w:rPr>
+                <w:kern w:val="0"/>
+              </w:rPr>
+              <w:t>5）、</w:t>
+            </w:r>
+            <w:r>
+              <w:rPr>
+                <w:kern w:val="0"/>
+                <w:lang w:val="en-US"/>
+              </w:rPr>
+              <w:t>CSS</w:t>
+            </w:r>
+            <w:r>
+              <w:rPr>
+                <w:kern w:val="0"/>
+              </w:rPr>
+              <w:t>（</w:t>
+            </w:r>
+            <w:r>
+              <w:rPr>
+                <w:kern w:val="0"/>
+                <w:lang w:val="en-US"/>
+              </w:rPr>
+              <w:t>CSS</w:t>
+            </w:r>
+            <w:r>
+              <w:rPr>
+                <w:kern w:val="0"/>
+              </w:rPr>
+              <w:t>3）、</w:t>
+            </w:r>
+            <w:r>
+              <w:rPr>
+                <w:kern w:val="0"/>
+                <w:lang w:val="en-US"/>
+              </w:rPr>
+              <w:t>JavaScript</w:t>
+            </w:r>
+            <w:r>
+              <w:rPr>
+                <w:kern w:val="0"/>
+              </w:rPr>
+              <w:t>（纯的js，jQuery)</w:t>
             </w:r>
           </w:p>
           <w:p>
@@ -11782,7 +12493,58 @@
                 <w:kern w:val="0"/>
                 <w:sz w:val="22"/>
               </w:rPr>
-              <w:t>用HTML5/CSS3、JavaScript研发网站前端。</w:t>
+              <w:t>用</w:t>
+            </w:r>
+            <w:r>
+              <w:rPr>
+                <w:rFonts w:ascii="SimSun" w:hAnsi="SimSun" w:cs="SimSun"/>
+                <w:kern w:val="0"/>
+                <w:sz w:val="22"/>
+                <w:lang w:val="en-US"/>
+              </w:rPr>
+              <w:t>HTML</w:t>
+            </w:r>
+            <w:r>
+              <w:rPr>
+                <w:rFonts w:ascii="SimSun" w:hAnsi="SimSun" w:cs="SimSun"/>
+                <w:kern w:val="0"/>
+                <w:sz w:val="22"/>
+              </w:rPr>
+              <w:t>5/</w:t>
+            </w:r>
+            <w:r>
+              <w:rPr>
+                <w:rFonts w:ascii="SimSun" w:hAnsi="SimSun" w:cs="SimSun"/>
+                <w:kern w:val="0"/>
+                <w:sz w:val="22"/>
+                <w:lang w:val="en-US"/>
+              </w:rPr>
+              <w:t>CSS</w:t>
+            </w:r>
+            <w:r>
+              <w:rPr>
+                <w:rFonts w:ascii="SimSun" w:hAnsi="SimSun" w:cs="SimSun"/>
+                <w:kern w:val="0"/>
+                <w:sz w:val="22"/>
+              </w:rPr>
+              <w:t>3、</w:t>
+            </w:r>
+            <w:r>
+              <w:rPr>
+                <w:rFonts w:ascii="SimSun" w:hAnsi="SimSun" w:cs="SimSun"/>
+                <w:kern w:val="0"/>
+                <w:sz w:val="22"/>
+                <w:lang w:val="en-US"/>
+              </w:rPr>
+              <w:t>JavaScript</w:t>
+            </w:r>
+            <w:r>
+              <w:rPr>
+                <w:rFonts w:ascii="SimSun" w:hAnsi="SimSun" w:cs="SimSun"/>
+                <w:kern w:val="0"/>
+                <w:sz w:val="22"/>
+              </w:rPr>
+              <w:t>研发网站前端。</w:t>
             </w:r>
           </w:p>
         </w:tc>
@@ -11855,7 +12617,20 @@
               <w:rPr>
                 <w:kern w:val="0"/>
               </w:rPr>
-              <w:t>研制电脑版的前端、手机版的前端、适应式设计的前端。因为做前端的时候只有部分地使用jQuery，开始制作简便的JavaScript框架。用Laya框架制作小游戏（微信公共号: 奇咔微秀 -- 魔幻恐龙)。制阅读epub的前端(用AJAX加载解压的epub，分页，翻页，显示目录和书签等)。</w:t>
+              <w:t>研制电脑版的前端、手机版的前端、适应式设计的前端。因为做前端的时候只有部分地使用jQuery，开始制作简便的</w:t>
+            </w:r>
+            <w:r>
+              <w:rPr>
+                <w:kern w:val="0"/>
+                <w:lang w:val="en-US"/>
+              </w:rPr>
+              <w:t>JavaScript</w:t>
+            </w:r>
+            <w:r>
+              <w:rPr>
+                <w:kern w:val="0"/>
+              </w:rPr>
+              <w:t>框架。用Laya框架制作小游戏（微信公共号: 奇咔微秀 -- 魔幻恐龙)。制阅读epub的前端(用AJAX加载解压的epub，分页，翻页，显示目录和书签等)。</w:t>
             </w:r>
           </w:p>
         </w:tc>
@@ -12275,8 +13050,34 @@
                 <w:rFonts w:ascii="Liberation Sans" w:hAnsi="Liberation Sans" w:cs="Liberation Sans"/>
                 <w:kern w:val="0"/>
                 <w:sz w:val="22"/>
-              </w:rPr>
-              <w:t>HTML, CSS,</w:t>
+                <w:lang w:val="en-US"/>
+              </w:rPr>
+              <w:t>HTML</w:t>
+            </w:r>
+            <w:r>
+              <w:rPr>
+                <w:rFonts w:ascii="Liberation Sans" w:hAnsi="Liberation Sans" w:cs="Liberation Sans"/>
+                <w:kern w:val="0"/>
+                <w:sz w:val="22"/>
+              </w:rPr>
+              <w:t xml:space="preserve">, </w:t>
+            </w:r>
+            <w:r>
+              <w:rPr>
+                <w:rFonts w:ascii="Liberation Sans" w:hAnsi="Liberation Sans" w:cs="Liberation Sans"/>
+                <w:kern w:val="0"/>
+                <w:sz w:val="22"/>
+                <w:lang w:val="en-US"/>
+              </w:rPr>
+              <w:t>CSS</w:t>
+            </w:r>
+            <w:r>
+              <w:rPr>
+                <w:rFonts w:ascii="Liberation Sans" w:hAnsi="Liberation Sans" w:cs="Liberation Sans"/>
+                <w:kern w:val="0"/>
+                <w:sz w:val="22"/>
+              </w:rPr>
+              <w:t>,</w:t>
             </w:r>
           </w:p>
           <w:p>
@@ -12293,8 +13094,17 @@
                 <w:rFonts w:ascii="Liberation Sans" w:hAnsi="Liberation Sans" w:cs="Liberation Sans"/>
                 <w:kern w:val="0"/>
                 <w:sz w:val="22"/>
-              </w:rPr>
-              <w:t>JavaScript, SQL</w:t>
+                <w:lang w:val="en-US"/>
+              </w:rPr>
+              <w:t>JavaScript</w:t>
+            </w:r>
+            <w:r>
+              <w:rPr>
+                <w:rFonts w:ascii="Liberation Sans" w:hAnsi="Liberation Sans" w:cs="Liberation Sans"/>
+                <w:kern w:val="0"/>
+                <w:sz w:val="22"/>
+              </w:rPr>
+              <w:t>, SQL</w:t>
             </w:r>
           </w:p>
           <w:p>
@@ -13063,23 +13873,51 @@
                 <w:rFonts w:ascii="Liberation Sans" w:hAnsi="Liberation Sans" w:cs="Liberation Sans"/>
                 <w:kern w:val="0"/>
                 <w:sz w:val="22"/>
-              </w:rPr>
-              <w:t>HTML, CSS,</w:t>
-            </w:r>
-          </w:p>
-          <w:p>
-            <w:pPr>
-              <w:widowControl w:val="0"/>
+                <w:lang w:val="en-US"/>
+              </w:rPr>
+              <w:t>HTML</w:t>
+            </w:r>
+            <w:r>
               <w:rPr>
                 <w:rFonts w:ascii="Liberation Sans" w:hAnsi="Liberation Sans" w:cs="Liberation Sans"/>
-                <w:sz w:val="22"/>
-              </w:rPr>
-            </w:pPr>
+                <w:kern w:val="0"/>
+                <w:sz w:val="22"/>
+              </w:rPr>
+              <w:t xml:space="preserve">, </w:t>
+            </w:r>
             <w:r>
               <w:rPr>
                 <w:rFonts w:ascii="Liberation Sans" w:hAnsi="Liberation Sans" w:cs="Liberation Sans"/>
                 <w:kern w:val="0"/>
                 <w:sz w:val="22"/>
+                <w:lang w:val="en-US"/>
+              </w:rPr>
+              <w:t>CSS</w:t>
+            </w:r>
+            <w:r>
+              <w:rPr>
+                <w:rFonts w:ascii="Liberation Sans" w:hAnsi="Liberation Sans" w:cs="Liberation Sans"/>
+                <w:kern w:val="0"/>
+                <w:sz w:val="22"/>
+              </w:rPr>
+              <w:t>,</w:t>
+            </w:r>
+          </w:p>
+          <w:p>
+            <w:pPr>
+              <w:widowControl w:val="0"/>
+              <w:rPr>
+                <w:rFonts w:hint="default" w:ascii="Liberation Sans" w:hAnsi="Liberation Sans" w:cs="Liberation Sans"/>
+                <w:sz w:val="22"/>
+                <w:lang w:val="en-US"/>
+              </w:rPr>
+            </w:pPr>
+            <w:r>
+              <w:rPr>
+                <w:rFonts w:ascii="Liberation Sans" w:hAnsi="Liberation Sans" w:cs="Liberation Sans"/>
+                <w:kern w:val="0"/>
+                <w:sz w:val="22"/>
+                <w:lang w:val="en-US"/>
               </w:rPr>
               <w:t>JavaScript</w:t>
             </w:r>
@@ -13401,7 +14239,33 @@
               <w:rPr>
                 <w:kern w:val="0"/>
               </w:rPr>
-              <w:t>在实践中学会HTML/CSS、PHP，开始研发网站前端和后端。</w:t>
+              <w:t>在实践中学会</w:t>
+            </w:r>
+            <w:r>
+              <w:rPr>
+                <w:kern w:val="0"/>
+                <w:lang w:val="en-US"/>
+              </w:rPr>
+              <w:t>HTML</w:t>
+            </w:r>
+            <w:r>
+              <w:rPr>
+                <w:kern w:val="0"/>
+              </w:rPr>
+              <w:t>/</w:t>
+            </w:r>
+            <w:r>
+              <w:rPr>
+                <w:kern w:val="0"/>
+                <w:lang w:val="en-US"/>
+              </w:rPr>
+              <w:t>CSS</w:t>
+            </w:r>
+            <w:r>
+              <w:rPr>
+                <w:kern w:val="0"/>
+              </w:rPr>
+              <w:t>、PHP，开始研发网站前端和后端。</w:t>
             </w:r>
           </w:p>
         </w:tc>
@@ -14615,8 +15479,17 @@
                 <w:rFonts w:ascii="Liberation Sans" w:hAnsi="Liberation Sans" w:cs="Liberation Sans"/>
                 <w:kern w:val="0"/>
                 <w:sz w:val="22"/>
-              </w:rPr>
-              <w:t>JavaScript, SQL</w:t>
+                <w:lang w:val="en-US"/>
+              </w:rPr>
+              <w:t>JavaScript</w:t>
+            </w:r>
+            <w:r>
+              <w:rPr>
+                <w:rFonts w:ascii="Liberation Sans" w:hAnsi="Liberation Sans" w:cs="Liberation Sans"/>
+                <w:kern w:val="0"/>
+                <w:sz w:val="22"/>
+              </w:rPr>
+              <w:t>, SQL</w:t>
             </w:r>
           </w:p>
           <w:p>
@@ -14950,7 +15823,33 @@
               <w:rPr>
                 <w:kern w:val="0"/>
               </w:rPr>
-              <w:t>学会TDI、JavaScript。一个人设计项目的TDI部分。用TDI和JavaScript研发处理IBM大型主机上DB2、CICS、IMS等的用户资料的系统。</w:t>
+              <w:t>学会TDI、</w:t>
+            </w:r>
+            <w:r>
+              <w:rPr>
+                <w:kern w:val="0"/>
+                <w:lang w:val="en-US"/>
+              </w:rPr>
+              <w:t>JavaScript</w:t>
+            </w:r>
+            <w:r>
+              <w:rPr>
+                <w:kern w:val="0"/>
+              </w:rPr>
+              <w:t>。一个人设计项目的TDI部分。用TDI和</w:t>
+            </w:r>
+            <w:r>
+              <w:rPr>
+                <w:kern w:val="0"/>
+                <w:lang w:val="en-US"/>
+              </w:rPr>
+              <w:t>JavaScript</w:t>
+            </w:r>
+            <w:r>
+              <w:rPr>
+                <w:kern w:val="0"/>
+              </w:rPr>
+              <w:t>研发处理IBM大型主机上DB2、CICS、IMS等的用户资料的系统。</w:t>
             </w:r>
           </w:p>
         </w:tc>
@@ -17849,8 +18748,17 @@
                 <w:rFonts w:cs="SimSun"/>
                 <w:kern w:val="0"/>
                 <w:sz w:val="22"/>
-              </w:rPr>
-              <w:t>JavaScript (ES5/ES 2015</w:t>
+                <w:lang w:val="en-US"/>
+              </w:rPr>
+              <w:t>JavaScript</w:t>
+            </w:r>
+            <w:r>
+              <w:rPr>
+                <w:rFonts w:cs="SimSun"/>
+                <w:kern w:val="0"/>
+                <w:sz w:val="22"/>
+              </w:rPr>
+              <w:t xml:space="preserve"> (ES5/ES 2015</w:t>
             </w:r>
             <w:r>
               <w:rPr>
@@ -20761,15 +21669,17 @@
               <w:widowControl w:val="0"/>
               <w:jc w:val="center"/>
               <w:rPr>
+                <w:rFonts w:hint="default" w:cs="SimSun"/>
+                <w:sz w:val="22"/>
+                <w:lang w:val="en-US"/>
+              </w:rPr>
+            </w:pPr>
+            <w:r>
+              <w:rPr>
                 <w:rFonts w:cs="SimSun"/>
-                <w:sz w:val="22"/>
-              </w:rPr>
-            </w:pPr>
-            <w:r>
-              <w:rPr>
-                <w:rFonts w:cs="SimSun"/>
-                <w:kern w:val="0"/>
-                <w:sz w:val="22"/>
+                <w:kern w:val="0"/>
+                <w:sz w:val="22"/>
+                <w:lang w:val="en-US"/>
               </w:rPr>
               <w:t>HTML</w:t>
             </w:r>
@@ -20969,15 +21879,17 @@
               <w:widowControl w:val="0"/>
               <w:jc w:val="center"/>
               <w:rPr>
+                <w:rFonts w:hint="default" w:cs="SimSun"/>
+                <w:sz w:val="22"/>
+                <w:lang w:val="en-US"/>
+              </w:rPr>
+            </w:pPr>
+            <w:r>
+              <w:rPr>
                 <w:rFonts w:cs="SimSun"/>
-                <w:sz w:val="22"/>
-              </w:rPr>
-            </w:pPr>
-            <w:r>
-              <w:rPr>
-                <w:rFonts w:cs="SimSun"/>
-                <w:kern w:val="0"/>
-                <w:sz w:val="22"/>
+                <w:kern w:val="0"/>
+                <w:sz w:val="22"/>
+                <w:lang w:val="en-US"/>
               </w:rPr>
               <w:t>CSS</w:t>
             </w:r>

--- a/public/cv/Aliaksandr Kuzmiankou - 研发负责人+ 软件工程师+web前端.docx
+++ b/public/cv/Aliaksandr Kuzmiankou - 研发负责人+ 软件工程师+web前端.docx
@@ -8520,14 +8520,6 @@
               </w:tc>
             </w:tr>
             <w:tr>
-              <w:tblPrEx>
-                <w:tblCellMar>
-                  <w:top w:w="0" w:type="dxa"/>
-                  <w:left w:w="15" w:type="dxa"/>
-                  <w:bottom w:w="0" w:type="dxa"/>
-                  <w:right w:w="15" w:type="dxa"/>
-                </w:tblCellMar>
-              </w:tblPrEx>
               <w:trPr>
                 <w:trHeight w:val="678" w:hRule="atLeast"/>
                 <w:jc w:val="center"/>
@@ -11320,8 +11312,6 @@
               </w:rPr>
               <w:t>y</w:t>
             </w:r>
-            <w:bookmarkStart w:id="1" w:name="_GoBack"/>
-            <w:bookmarkEnd w:id="1"/>
             <w:r>
               <w:rPr>
                 <w:kern w:val="0"/>
@@ -11750,10 +11740,13 @@
             </w:pPr>
             <w:r>
               <w:rPr>
-                <w:kern w:val="0"/>
-              </w:rPr>
-              <w:t>“秦天下”项目的重构 （完善2016年9月份以前员工完成的代码，使用react深入该项目）。</w:t>
-            </w:r>
+                <w:rFonts w:hint="default"/>
+                <w:kern w:val="0"/>
+              </w:rPr>
+              <w:t>用 JavaScript (ES5、ES2015)、HTML5、CSS 3做 web  前端的界面</w:t>
+            </w:r>
+            <w:bookmarkStart w:id="1" w:name="_GoBack"/>
+            <w:bookmarkEnd w:id="1"/>
           </w:p>
         </w:tc>
       </w:tr>

--- a/public/cv/Aliaksandr Kuzmiankou - 研发负责人+ 软件工程师+web前端.docx
+++ b/public/cv/Aliaksandr Kuzmiankou - 研发负责人+ 软件工程师+web前端.docx
@@ -1492,19 +1492,22 @@
               <w:widowControl w:val="0"/>
               <w:jc w:val="center"/>
               <w:rPr>
-                <w:rFonts w:ascii="SimSun" w:hAnsi="SimSun" w:cs="SimSun"/>
-                <w:b/>
-                <w:sz w:val="22"/>
-              </w:rPr>
-            </w:pPr>
-            <w:r>
-              <w:rPr>
-                <w:rFonts w:ascii="SimSun" w:hAnsi="SimSun" w:cs="SimSun"/>
-                <w:b/>
-                <w:kern w:val="0"/>
-                <w:sz w:val="22"/>
-              </w:rPr>
-              <w:t>家庭地址</w:t>
+                <w:rFonts w:hint="eastAsia" w:ascii="SimSun" w:hAnsi="SimSun" w:eastAsia="SimSun" w:cs="SimSun"/>
+                <w:b/>
+                <w:kern w:val="0"/>
+                <w:sz w:val="22"/>
+                <w:lang w:eastAsia="zh-CN"/>
+              </w:rPr>
+            </w:pPr>
+            <w:r>
+              <w:rPr>
+                <w:rFonts w:hint="eastAsia" w:ascii="SimSun" w:hAnsi="SimSun" w:cs="SimSun"/>
+                <w:b/>
+                <w:kern w:val="0"/>
+                <w:sz w:val="22"/>
+                <w:lang w:eastAsia="zh-CN"/>
+              </w:rPr>
+              <w:t>邮箱</w:t>
             </w:r>
           </w:p>
         </w:tc>
@@ -1524,18 +1527,22 @@
           <w:p>
             <w:pPr>
               <w:widowControl w:val="0"/>
-              <w:rPr>
-                <w:rFonts w:ascii="SimSun" w:hAnsi="SimSun" w:cs="SimSun"/>
-                <w:sz w:val="22"/>
-              </w:rPr>
-            </w:pPr>
-            <w:r>
-              <w:rPr>
-                <w:rFonts w:ascii="SimSun" w:hAnsi="SimSun" w:cs="SimSun"/>
-                <w:kern w:val="0"/>
-                <w:sz w:val="22"/>
-              </w:rPr>
-              <w:t>西安莲湖区环城西路南段8号</w:t>
+              <w:jc w:val="center"/>
+              <w:rPr>
+                <w:rFonts w:hint="default" w:ascii="SimSun" w:hAnsi="SimSun" w:cs="SimSun"/>
+                <w:kern w:val="0"/>
+                <w:sz w:val="22"/>
+                <w:lang w:val="en-US"/>
+              </w:rPr>
+            </w:pPr>
+            <w:r>
+              <w:rPr>
+                <w:rFonts w:hint="default" w:ascii="SimSun" w:hAnsi="SimSun" w:cs="SimSun"/>
+                <w:kern w:val="0"/>
+                <w:sz w:val="22"/>
+                <w:lang w:val="en-US"/>
+              </w:rPr>
+              <w:t>yuanshi78@foxmail.com</w:t>
             </w:r>
           </w:p>
         </w:tc>
@@ -1556,7 +1563,7 @@
         <w:tc>
           <w:tcPr>
             <w:tcW w:w="1560" w:type="dxa"/>
-            <w:vMerge w:val="restart"/>
+            <w:vMerge w:val="continue"/>
             <w:tcBorders>
               <w:top w:val="dashSmallGap" w:color="00000A" w:sz="4" w:space="0"/>
               <w:left w:val="single" w:color="00000A" w:sz="12" w:space="0"/>
@@ -1569,62 +1576,10 @@
           <w:p>
             <w:pPr>
               <w:widowControl w:val="0"/>
-              <w:jc w:val="center"/>
-              <w:rPr>
-                <w:rFonts w:ascii="SimSun" w:hAnsi="SimSun" w:cs="SimSun"/>
-                <w:b/>
-                <w:sz w:val="22"/>
-              </w:rPr>
-            </w:pPr>
-            <w:r>
-              <w:rPr>
-                <w:rFonts w:ascii="SimSun" w:hAnsi="SimSun" w:cs="SimSun"/>
-                <w:b/>
-                <w:kern w:val="0"/>
-                <w:sz w:val="22"/>
-              </w:rPr>
-              <w:t>教育</w:t>
-            </w:r>
-          </w:p>
-          <w:p>
-            <w:pPr>
-              <w:widowControl w:val="0"/>
-              <w:jc w:val="center"/>
-              <w:rPr>
-                <w:rFonts w:ascii="SimSun" w:hAnsi="SimSun" w:cs="SimSun"/>
-                <w:b/>
-                <w:sz w:val="22"/>
-              </w:rPr>
-            </w:pPr>
-            <w:r>
-              <w:rPr>
-                <w:rFonts w:ascii="SimSun" w:hAnsi="SimSun" w:cs="SimSun"/>
-                <w:b/>
-                <w:kern w:val="0"/>
-                <w:sz w:val="22"/>
-              </w:rPr>
-              <w:t>培训</w:t>
-            </w:r>
-          </w:p>
-          <w:p>
-            <w:pPr>
-              <w:widowControl w:val="0"/>
-              <w:jc w:val="center"/>
-              <w:rPr>
-                <w:rFonts w:ascii="SimSun" w:hAnsi="SimSun" w:cs="SimSun"/>
-                <w:b/>
-                <w:sz w:val="22"/>
-              </w:rPr>
-            </w:pPr>
-            <w:r>
-              <w:rPr>
-                <w:rFonts w:ascii="SimSun" w:hAnsi="SimSun" w:cs="SimSun"/>
-                <w:b/>
-                <w:kern w:val="0"/>
-                <w:sz w:val="22"/>
-              </w:rPr>
-              <w:t>经历</w:t>
-            </w:r>
+              <w:rPr>
+                <w:kern w:val="0"/>
+              </w:rPr>
+            </w:pPr>
           </w:p>
         </w:tc>
         <w:tc>
@@ -1657,142 +1612,39 @@
                 <w:kern w:val="0"/>
                 <w:sz w:val="22"/>
               </w:rPr>
-              <w:t>起止时间</w:t>
-            </w:r>
-          </w:p>
-        </w:tc>
-        <w:tc>
-          <w:tcPr>
-            <w:tcW w:w="2014" w:type="dxa"/>
-            <w:gridSpan w:val="4"/>
-            <w:tcBorders>
-              <w:top w:val="dashSmallGap" w:color="00000A" w:sz="4" w:space="0"/>
-              <w:left w:val="dashSmallGap" w:color="00000A" w:sz="4" w:space="0"/>
-              <w:bottom w:val="dashSmallGap" w:color="00000A" w:sz="4" w:space="0"/>
-              <w:right w:val="dashSmallGap" w:color="00000A" w:sz="4" w:space="0"/>
-            </w:tcBorders>
-            <w:shd w:val="clear" w:color="auto" w:fill="F2F2F2"/>
-            <w:vAlign w:val="center"/>
-          </w:tcPr>
-          <w:p>
-            <w:pPr>
-              <w:widowControl w:val="0"/>
-              <w:jc w:val="center"/>
-              <w:rPr>
-                <w:rFonts w:ascii="SimSun" w:hAnsi="SimSun" w:cs="SimSun"/>
-                <w:b/>
-                <w:sz w:val="22"/>
-              </w:rPr>
-            </w:pPr>
-            <w:r>
-              <w:rPr>
-                <w:rFonts w:ascii="SimSun" w:hAnsi="SimSun" w:cs="SimSun"/>
-                <w:b/>
-                <w:kern w:val="0"/>
-                <w:sz w:val="22"/>
-              </w:rPr>
-              <w:t>学校/培训机构</w:t>
-            </w:r>
-          </w:p>
-        </w:tc>
-        <w:tc>
-          <w:tcPr>
-            <w:tcW w:w="2171" w:type="dxa"/>
-            <w:gridSpan w:val="5"/>
-            <w:tcBorders>
-              <w:top w:val="dashSmallGap" w:color="00000A" w:sz="4" w:space="0"/>
-              <w:left w:val="dashSmallGap" w:color="00000A" w:sz="4" w:space="0"/>
-              <w:bottom w:val="dashSmallGap" w:color="00000A" w:sz="4" w:space="0"/>
-              <w:right w:val="dashSmallGap" w:color="00000A" w:sz="4" w:space="0"/>
-            </w:tcBorders>
-            <w:shd w:val="clear" w:color="auto" w:fill="F2F2F2"/>
-            <w:vAlign w:val="center"/>
-          </w:tcPr>
-          <w:p>
-            <w:pPr>
-              <w:widowControl w:val="0"/>
-              <w:jc w:val="center"/>
-              <w:rPr>
-                <w:rFonts w:ascii="SimSun" w:hAnsi="SimSun" w:cs="SimSun"/>
-                <w:b/>
-                <w:sz w:val="22"/>
-              </w:rPr>
-            </w:pPr>
-            <w:r>
-              <w:rPr>
-                <w:rFonts w:ascii="SimSun" w:hAnsi="SimSun" w:cs="SimSun"/>
-                <w:b/>
-                <w:kern w:val="0"/>
-                <w:sz w:val="22"/>
-              </w:rPr>
-              <w:t>专业/培训内容</w:t>
-            </w:r>
-          </w:p>
-        </w:tc>
-        <w:tc>
-          <w:tcPr>
-            <w:tcW w:w="1062" w:type="dxa"/>
-            <w:tcBorders>
-              <w:top w:val="dashSmallGap" w:color="00000A" w:sz="4" w:space="0"/>
-              <w:left w:val="dashSmallGap" w:color="00000A" w:sz="4" w:space="0"/>
-              <w:bottom w:val="dashSmallGap" w:color="00000A" w:sz="4" w:space="0"/>
-              <w:right w:val="dashSmallGap" w:color="00000A" w:sz="4" w:space="0"/>
-            </w:tcBorders>
-            <w:shd w:val="clear" w:color="auto" w:fill="F2F2F2"/>
-            <w:vAlign w:val="center"/>
-          </w:tcPr>
-          <w:p>
-            <w:pPr>
-              <w:widowControl w:val="0"/>
-              <w:jc w:val="center"/>
-              <w:rPr>
-                <w:rFonts w:ascii="SimSun" w:hAnsi="SimSun" w:cs="SimSun"/>
-                <w:b/>
-                <w:sz w:val="22"/>
-              </w:rPr>
-            </w:pPr>
-            <w:r>
-              <w:rPr>
-                <w:rFonts w:ascii="SimSun" w:hAnsi="SimSun" w:cs="SimSun"/>
-                <w:b/>
-                <w:kern w:val="0"/>
-                <w:sz w:val="22"/>
-              </w:rPr>
-              <w:t>学历</w:t>
-            </w:r>
-          </w:p>
-        </w:tc>
-        <w:tc>
-          <w:tcPr>
-            <w:tcW w:w="2105" w:type="dxa"/>
-            <w:gridSpan w:val="3"/>
+              <w:t>家庭地址</w:t>
+            </w:r>
+          </w:p>
+        </w:tc>
+        <w:tc>
+          <w:tcPr>
+            <w:tcW w:w="7352" w:type="dxa"/>
+            <w:gridSpan w:val="13"/>
             <w:tcBorders>
               <w:top w:val="dashSmallGap" w:color="00000A" w:sz="4" w:space="0"/>
               <w:left w:val="dashSmallGap" w:color="00000A" w:sz="4" w:space="0"/>
               <w:bottom w:val="dashSmallGap" w:color="00000A" w:sz="4" w:space="0"/>
               <w:right w:val="single" w:color="00000A" w:sz="12" w:space="0"/>
             </w:tcBorders>
-            <w:shd w:val="clear" w:color="auto" w:fill="F2F2F2"/>
-            <w:vAlign w:val="center"/>
-          </w:tcPr>
-          <w:p>
-            <w:pPr>
-              <w:widowControl w:val="0"/>
-              <w:jc w:val="center"/>
-              <w:rPr>
-                <w:rFonts w:ascii="SimSun" w:hAnsi="SimSun" w:cs="SimSun"/>
-                <w:b/>
-                <w:sz w:val="22"/>
-              </w:rPr>
-            </w:pPr>
-            <w:r>
-              <w:rPr>
-                <w:rFonts w:ascii="SimSun" w:hAnsi="SimSun" w:cs="SimSun"/>
-                <w:b/>
-                <w:kern w:val="0"/>
-                <w:sz w:val="22"/>
-              </w:rPr>
-              <w:t>证明书</w:t>
+            <w:shd w:val="clear" w:color="auto" w:fill="auto"/>
+            <w:vAlign w:val="center"/>
+          </w:tcPr>
+          <w:p>
+            <w:pPr>
+              <w:widowControl w:val="0"/>
+              <w:jc w:val="center"/>
+              <w:rPr>
+                <w:rFonts w:ascii="SimSun" w:hAnsi="SimSun" w:cs="SimSun"/>
+                <w:sz w:val="22"/>
+              </w:rPr>
+            </w:pPr>
+            <w:r>
+              <w:rPr>
+                <w:rFonts w:ascii="SimSun" w:hAnsi="SimSun" w:cs="SimSun"/>
+                <w:kern w:val="0"/>
+                <w:sz w:val="22"/>
+              </w:rPr>
+              <w:t>西安莲湖区环城西路南段8号</w:t>
             </w:r>
           </w:p>
         </w:tc>
@@ -1813,7 +1665,7 @@
         <w:tc>
           <w:tcPr>
             <w:tcW w:w="1560" w:type="dxa"/>
-            <w:vMerge w:val="continue"/>
+            <w:vMerge w:val="restart"/>
             <w:tcBorders>
               <w:top w:val="dashSmallGap" w:color="00000A" w:sz="4" w:space="0"/>
               <w:left w:val="single" w:color="00000A" w:sz="12" w:space="0"/>
@@ -1826,10 +1678,62 @@
           <w:p>
             <w:pPr>
               <w:widowControl w:val="0"/>
-              <w:rPr>
-                <w:kern w:val="0"/>
-              </w:rPr>
-            </w:pPr>
+              <w:jc w:val="center"/>
+              <w:rPr>
+                <w:rFonts w:ascii="SimSun" w:hAnsi="SimSun" w:cs="SimSun"/>
+                <w:b/>
+                <w:sz w:val="22"/>
+              </w:rPr>
+            </w:pPr>
+            <w:r>
+              <w:rPr>
+                <w:rFonts w:ascii="SimSun" w:hAnsi="SimSun" w:cs="SimSun"/>
+                <w:b/>
+                <w:kern w:val="0"/>
+                <w:sz w:val="22"/>
+              </w:rPr>
+              <w:t>教育</w:t>
+            </w:r>
+          </w:p>
+          <w:p>
+            <w:pPr>
+              <w:widowControl w:val="0"/>
+              <w:jc w:val="center"/>
+              <w:rPr>
+                <w:rFonts w:ascii="SimSun" w:hAnsi="SimSun" w:cs="SimSun"/>
+                <w:b/>
+                <w:sz w:val="22"/>
+              </w:rPr>
+            </w:pPr>
+            <w:r>
+              <w:rPr>
+                <w:rFonts w:ascii="SimSun" w:hAnsi="SimSun" w:cs="SimSun"/>
+                <w:b/>
+                <w:kern w:val="0"/>
+                <w:sz w:val="22"/>
+              </w:rPr>
+              <w:t>培训</w:t>
+            </w:r>
+          </w:p>
+          <w:p>
+            <w:pPr>
+              <w:widowControl w:val="0"/>
+              <w:jc w:val="center"/>
+              <w:rPr>
+                <w:rFonts w:ascii="SimSun" w:hAnsi="SimSun" w:cs="SimSun"/>
+                <w:b/>
+                <w:sz w:val="22"/>
+              </w:rPr>
+            </w:pPr>
+            <w:r>
+              <w:rPr>
+                <w:rFonts w:ascii="SimSun" w:hAnsi="SimSun" w:cs="SimSun"/>
+                <w:b/>
+                <w:kern w:val="0"/>
+                <w:sz w:val="22"/>
+              </w:rPr>
+              <w:t>经历</w:t>
+            </w:r>
           </w:p>
         </w:tc>
         <w:tc>
@@ -1842,39 +1746,27 @@
               <w:bottom w:val="dashSmallGap" w:color="00000A" w:sz="4" w:space="0"/>
               <w:right w:val="dashSmallGap" w:color="00000A" w:sz="4" w:space="0"/>
             </w:tcBorders>
-            <w:shd w:val="clear" w:color="auto" w:fill="auto"/>
-            <w:vAlign w:val="center"/>
-          </w:tcPr>
-          <w:p>
-            <w:pPr>
-              <w:widowControl w:val="0"/>
-              <w:rPr>
-                <w:kern w:val="0"/>
-              </w:rPr>
-            </w:pPr>
-            <w:r>
-              <w:rPr>
-                <w:rFonts w:ascii="SimSun" w:hAnsi="SimSun" w:cs="SimSun"/>
-                <w:kern w:val="0"/>
-                <w:sz w:val="22"/>
-              </w:rPr>
-              <w:t>1997</w:t>
-            </w:r>
-            <w:r>
-              <w:rPr>
-                <w:rFonts w:cs="SimSun"/>
-                <w:kern w:val="0"/>
-                <w:sz w:val="22"/>
-              </w:rPr>
-              <w:t>/</w:t>
-            </w:r>
-            <w:r>
-              <w:rPr>
-                <w:rFonts w:ascii="SimSun" w:hAnsi="SimSun" w:cs="SimSun"/>
-                <w:kern w:val="0"/>
-                <w:sz w:val="22"/>
-              </w:rPr>
-              <w:t>9—2002/6</w:t>
+            <w:shd w:val="clear" w:color="auto" w:fill="F2F2F2"/>
+            <w:vAlign w:val="center"/>
+          </w:tcPr>
+          <w:p>
+            <w:pPr>
+              <w:widowControl w:val="0"/>
+              <w:jc w:val="center"/>
+              <w:rPr>
+                <w:rFonts w:ascii="SimSun" w:hAnsi="SimSun" w:cs="SimSun"/>
+                <w:b/>
+                <w:sz w:val="22"/>
+              </w:rPr>
+            </w:pPr>
+            <w:r>
+              <w:rPr>
+                <w:rFonts w:ascii="SimSun" w:hAnsi="SimSun" w:cs="SimSun"/>
+                <w:b/>
+                <w:kern w:val="0"/>
+                <w:sz w:val="22"/>
+              </w:rPr>
+              <w:t>起止时间</w:t>
             </w:r>
           </w:p>
         </w:tc>
@@ -1888,25 +1780,27 @@
               <w:bottom w:val="dashSmallGap" w:color="00000A" w:sz="4" w:space="0"/>
               <w:right w:val="dashSmallGap" w:color="00000A" w:sz="4" w:space="0"/>
             </w:tcBorders>
-            <w:shd w:val="clear" w:color="auto" w:fill="auto"/>
-            <w:vAlign w:val="center"/>
-          </w:tcPr>
-          <w:p>
-            <w:pPr>
-              <w:widowControl w:val="0"/>
-              <w:jc w:val="left"/>
-              <w:rPr>
-                <w:rFonts w:ascii="SimSun" w:hAnsi="SimSun" w:cs="SimSun"/>
-                <w:sz w:val="22"/>
-              </w:rPr>
-            </w:pPr>
-            <w:r>
-              <w:rPr>
-                <w:rFonts w:ascii="SimSun" w:hAnsi="SimSun" w:cs="SimSun"/>
-                <w:kern w:val="0"/>
-                <w:sz w:val="22"/>
-              </w:rPr>
-              <w:t>白俄罗斯国立信息和无线电电子大学</w:t>
+            <w:shd w:val="clear" w:color="auto" w:fill="F2F2F2"/>
+            <w:vAlign w:val="center"/>
+          </w:tcPr>
+          <w:p>
+            <w:pPr>
+              <w:widowControl w:val="0"/>
+              <w:jc w:val="center"/>
+              <w:rPr>
+                <w:rFonts w:ascii="SimSun" w:hAnsi="SimSun" w:cs="SimSun"/>
+                <w:b/>
+                <w:sz w:val="22"/>
+              </w:rPr>
+            </w:pPr>
+            <w:r>
+              <w:rPr>
+                <w:rFonts w:ascii="SimSun" w:hAnsi="SimSun" w:cs="SimSun"/>
+                <w:b/>
+                <w:kern w:val="0"/>
+                <w:sz w:val="22"/>
+              </w:rPr>
+              <w:t>学校/培训机构</w:t>
             </w:r>
           </w:p>
         </w:tc>
@@ -1920,25 +1814,27 @@
               <w:bottom w:val="dashSmallGap" w:color="00000A" w:sz="4" w:space="0"/>
               <w:right w:val="dashSmallGap" w:color="00000A" w:sz="4" w:space="0"/>
             </w:tcBorders>
-            <w:shd w:val="clear" w:color="auto" w:fill="auto"/>
-            <w:vAlign w:val="center"/>
-          </w:tcPr>
-          <w:p>
-            <w:pPr>
-              <w:widowControl w:val="0"/>
-              <w:jc w:val="center"/>
-              <w:rPr>
-                <w:rFonts w:ascii="SimSun" w:hAnsi="SimSun" w:cs="SimSun"/>
-                <w:sz w:val="22"/>
-              </w:rPr>
-            </w:pPr>
-            <w:r>
-              <w:rPr>
-                <w:rFonts w:ascii="SimSun" w:hAnsi="SimSun" w:cs="SimSun"/>
-                <w:kern w:val="0"/>
-                <w:sz w:val="22"/>
-              </w:rPr>
-              <w:t>软件工程</w:t>
+            <w:shd w:val="clear" w:color="auto" w:fill="F2F2F2"/>
+            <w:vAlign w:val="center"/>
+          </w:tcPr>
+          <w:p>
+            <w:pPr>
+              <w:widowControl w:val="0"/>
+              <w:jc w:val="center"/>
+              <w:rPr>
+                <w:rFonts w:ascii="SimSun" w:hAnsi="SimSun" w:cs="SimSun"/>
+                <w:b/>
+                <w:sz w:val="22"/>
+              </w:rPr>
+            </w:pPr>
+            <w:r>
+              <w:rPr>
+                <w:rFonts w:ascii="SimSun" w:hAnsi="SimSun" w:cs="SimSun"/>
+                <w:b/>
+                <w:kern w:val="0"/>
+                <w:sz w:val="22"/>
+              </w:rPr>
+              <w:t>专业/培训内容</w:t>
             </w:r>
           </w:p>
         </w:tc>
@@ -1951,25 +1847,27 @@
               <w:bottom w:val="dashSmallGap" w:color="00000A" w:sz="4" w:space="0"/>
               <w:right w:val="dashSmallGap" w:color="00000A" w:sz="4" w:space="0"/>
             </w:tcBorders>
-            <w:shd w:val="clear" w:color="auto" w:fill="auto"/>
-            <w:vAlign w:val="center"/>
-          </w:tcPr>
-          <w:p>
-            <w:pPr>
-              <w:widowControl w:val="0"/>
-              <w:jc w:val="center"/>
-              <w:rPr>
-                <w:rFonts w:ascii="SimSun" w:hAnsi="SimSun" w:cs="SimSun"/>
-                <w:sz w:val="22"/>
-              </w:rPr>
-            </w:pPr>
-            <w:r>
-              <w:rPr>
-                <w:rFonts w:ascii="SimSun" w:hAnsi="SimSun" w:cs="SimSun"/>
-                <w:kern w:val="0"/>
-                <w:sz w:val="22"/>
-              </w:rPr>
-              <w:t>本科</w:t>
+            <w:shd w:val="clear" w:color="auto" w:fill="F2F2F2"/>
+            <w:vAlign w:val="center"/>
+          </w:tcPr>
+          <w:p>
+            <w:pPr>
+              <w:widowControl w:val="0"/>
+              <w:jc w:val="center"/>
+              <w:rPr>
+                <w:rFonts w:ascii="SimSun" w:hAnsi="SimSun" w:cs="SimSun"/>
+                <w:b/>
+                <w:sz w:val="22"/>
+              </w:rPr>
+            </w:pPr>
+            <w:r>
+              <w:rPr>
+                <w:rFonts w:ascii="SimSun" w:hAnsi="SimSun" w:cs="SimSun"/>
+                <w:b/>
+                <w:kern w:val="0"/>
+                <w:sz w:val="22"/>
+              </w:rPr>
+              <w:t>学历</w:t>
             </w:r>
           </w:p>
         </w:tc>
@@ -1983,25 +1881,27 @@
               <w:bottom w:val="dashSmallGap" w:color="00000A" w:sz="4" w:space="0"/>
               <w:right w:val="single" w:color="00000A" w:sz="12" w:space="0"/>
             </w:tcBorders>
-            <w:shd w:val="clear" w:color="auto" w:fill="auto"/>
-            <w:vAlign w:val="center"/>
-          </w:tcPr>
-          <w:p>
-            <w:pPr>
-              <w:widowControl w:val="0"/>
-              <w:jc w:val="center"/>
-              <w:rPr>
-                <w:rFonts w:ascii="SimSun" w:hAnsi="SimSun" w:cs="SimSun"/>
-                <w:sz w:val="22"/>
-              </w:rPr>
-            </w:pPr>
-            <w:r>
-              <w:rPr>
-                <w:rFonts w:ascii="SimSun" w:hAnsi="SimSun" w:cs="SimSun"/>
-                <w:kern w:val="0"/>
-                <w:sz w:val="22"/>
-              </w:rPr>
-              <w:t>毕业证书</w:t>
+            <w:shd w:val="clear" w:color="auto" w:fill="F2F2F2"/>
+            <w:vAlign w:val="center"/>
+          </w:tcPr>
+          <w:p>
+            <w:pPr>
+              <w:widowControl w:val="0"/>
+              <w:jc w:val="center"/>
+              <w:rPr>
+                <w:rFonts w:ascii="SimSun" w:hAnsi="SimSun" w:cs="SimSun"/>
+                <w:b/>
+                <w:sz w:val="22"/>
+              </w:rPr>
+            </w:pPr>
+            <w:r>
+              <w:rPr>
+                <w:rFonts w:ascii="SimSun" w:hAnsi="SimSun" w:cs="SimSun"/>
+                <w:b/>
+                <w:kern w:val="0"/>
+                <w:sz w:val="22"/>
+              </w:rPr>
+              <w:t>证明书</w:t>
             </w:r>
           </w:p>
         </w:tc>
@@ -2057,18 +1957,59 @@
           <w:p>
             <w:pPr>
               <w:widowControl w:val="0"/>
-              <w:jc w:val="left"/>
-              <w:rPr>
-                <w:kern w:val="0"/>
-              </w:rPr>
-            </w:pPr>
-            <w:r>
-              <w:rPr>
-                <w:rFonts w:ascii="SimSun" w:hAnsi="SimSun" w:cs="SimSun"/>
-                <w:kern w:val="0"/>
-                <w:sz w:val="22"/>
-              </w:rPr>
-              <w:t>2002/9—2005/5</w:t>
+              <w:rPr>
+                <w:kern w:val="0"/>
+              </w:rPr>
+            </w:pPr>
+            <w:r>
+              <w:rPr>
+                <w:rFonts w:ascii="SimSun" w:hAnsi="SimSun" w:cs="SimSun"/>
+                <w:kern w:val="0"/>
+                <w:sz w:val="22"/>
+              </w:rPr>
+              <w:t>1997</w:t>
+            </w:r>
+            <w:r>
+              <w:rPr>
+                <w:rFonts w:cs="SimSun"/>
+                <w:kern w:val="0"/>
+                <w:sz w:val="22"/>
+              </w:rPr>
+              <w:t>/</w:t>
+            </w:r>
+            <w:r>
+              <w:rPr>
+                <w:rFonts w:hint="eastAsia" w:cs="SimSun"/>
+                <w:kern w:val="0"/>
+                <w:sz w:val="22"/>
+                <w:lang w:val="en-US" w:eastAsia="zh-CN"/>
+              </w:rPr>
+              <w:t>0</w:t>
+            </w:r>
+            <w:r>
+              <w:rPr>
+                <w:rFonts w:ascii="SimSun" w:hAnsi="SimSun" w:cs="SimSun"/>
+                <w:kern w:val="0"/>
+                <w:sz w:val="22"/>
+              </w:rPr>
+              <w:t>9—2002/</w:t>
+            </w:r>
+            <w:r>
+              <w:rPr>
+                <w:rFonts w:hint="eastAsia" w:ascii="SimSun" w:hAnsi="SimSun" w:cs="SimSun"/>
+                <w:kern w:val="0"/>
+                <w:sz w:val="22"/>
+                <w:lang w:val="en-US" w:eastAsia="zh-CN"/>
+              </w:rPr>
+              <w:t>0</w:t>
+            </w:r>
+            <w:r>
+              <w:rPr>
+                <w:rFonts w:ascii="SimSun" w:hAnsi="SimSun" w:cs="SimSun"/>
+                <w:kern w:val="0"/>
+                <w:sz w:val="22"/>
+              </w:rPr>
+              <w:t>6</w:t>
             </w:r>
           </w:p>
         </w:tc>
@@ -2088,19 +2029,19 @@
           <w:p>
             <w:pPr>
               <w:widowControl w:val="0"/>
-              <w:jc w:val="center"/>
-              <w:rPr>
-                <w:rFonts w:ascii="Liberation Sans" w:hAnsi="Liberation Sans" w:cs="Liberation Sans"/>
-                <w:sz w:val="22"/>
-              </w:rPr>
-            </w:pPr>
-            <w:r>
-              <w:rPr>
-                <w:rFonts w:ascii="Liberation Sans" w:hAnsi="Liberation Sans" w:cs="Liberation Sans"/>
-                <w:kern w:val="0"/>
-                <w:sz w:val="22"/>
-              </w:rPr>
-              <w:t>International House</w:t>
+              <w:jc w:val="left"/>
+              <w:rPr>
+                <w:rFonts w:ascii="SimSun" w:hAnsi="SimSun" w:cs="SimSun"/>
+                <w:sz w:val="22"/>
+              </w:rPr>
+            </w:pPr>
+            <w:r>
+              <w:rPr>
+                <w:rFonts w:ascii="SimSun" w:hAnsi="SimSun" w:cs="SimSun"/>
+                <w:kern w:val="0"/>
+                <w:sz w:val="22"/>
+              </w:rPr>
+              <w:t>白俄罗斯国立信息和无线电电子大学</w:t>
             </w:r>
           </w:p>
         </w:tc>
@@ -2120,19 +2061,19 @@
           <w:p>
             <w:pPr>
               <w:widowControl w:val="0"/>
-              <w:jc w:val="left"/>
-              <w:rPr>
-                <w:rFonts w:ascii="SimSun" w:hAnsi="SimSun" w:cs="SimSun"/>
-                <w:sz w:val="22"/>
-              </w:rPr>
-            </w:pPr>
-            <w:r>
-              <w:rPr>
-                <w:rFonts w:ascii="SimSun" w:hAnsi="SimSun" w:cs="SimSun"/>
-                <w:kern w:val="0"/>
-                <w:sz w:val="22"/>
-              </w:rPr>
-              <w:t>英语课程(中级，中高级，高级)</w:t>
+              <w:jc w:val="center"/>
+              <w:rPr>
+                <w:rFonts w:ascii="SimSun" w:hAnsi="SimSun" w:cs="SimSun"/>
+                <w:sz w:val="22"/>
+              </w:rPr>
+            </w:pPr>
+            <w:r>
+              <w:rPr>
+                <w:rFonts w:ascii="SimSun" w:hAnsi="SimSun" w:cs="SimSun"/>
+                <w:kern w:val="0"/>
+                <w:sz w:val="22"/>
+              </w:rPr>
+              <w:t>软件工程</w:t>
             </w:r>
           </w:p>
         </w:tc>
@@ -2163,7 +2104,7 @@
                 <w:kern w:val="0"/>
                 <w:sz w:val="22"/>
               </w:rPr>
-              <w:t>///</w:t>
+              <w:t>本科</w:t>
             </w:r>
           </w:p>
         </w:tc>
@@ -2195,7 +2136,7 @@
                 <w:kern w:val="0"/>
                 <w:sz w:val="22"/>
               </w:rPr>
-              <w:t>证明书</w:t>
+              <w:t>毕业证书</w:t>
             </w:r>
           </w:p>
         </w:tc>
@@ -2216,6 +2157,7 @@
         <w:tc>
           <w:tcPr>
             <w:tcW w:w="1560" w:type="dxa"/>
+            <w:vMerge w:val="continue"/>
             <w:tcBorders>
               <w:top w:val="dashSmallGap" w:color="00000A" w:sz="4" w:space="0"/>
               <w:left w:val="single" w:color="00000A" w:sz="12" w:space="0"/>
@@ -2228,28 +2170,176 @@
           <w:p>
             <w:pPr>
               <w:widowControl w:val="0"/>
-              <w:jc w:val="center"/>
-              <w:rPr>
-                <w:rFonts w:ascii="SimSun" w:hAnsi="SimSun" w:cs="SimSun"/>
-                <w:b/>
-                <w:sz w:val="22"/>
-              </w:rPr>
-            </w:pPr>
-            <w:r>
-              <w:rPr>
-                <w:rFonts w:ascii="SimSun" w:hAnsi="SimSun" w:cs="SimSun"/>
-                <w:b/>
-                <w:kern w:val="0"/>
-                <w:sz w:val="22"/>
-              </w:rPr>
-              <w:t>专业技能</w:t>
-            </w:r>
-          </w:p>
-        </w:tc>
-        <w:tc>
-          <w:tcPr>
-            <w:tcW w:w="8878" w:type="dxa"/>
-            <w:gridSpan w:val="15"/>
+              <w:rPr>
+                <w:kern w:val="0"/>
+              </w:rPr>
+            </w:pPr>
+          </w:p>
+        </w:tc>
+        <w:tc>
+          <w:tcPr>
+            <w:tcW w:w="1526" w:type="dxa"/>
+            <w:gridSpan w:val="2"/>
+            <w:tcBorders>
+              <w:top w:val="dashSmallGap" w:color="00000A" w:sz="4" w:space="0"/>
+              <w:left w:val="dashSmallGap" w:color="00000A" w:sz="4" w:space="0"/>
+              <w:bottom w:val="dashSmallGap" w:color="00000A" w:sz="4" w:space="0"/>
+              <w:right w:val="dashSmallGap" w:color="00000A" w:sz="4" w:space="0"/>
+            </w:tcBorders>
+            <w:shd w:val="clear" w:color="auto" w:fill="auto"/>
+            <w:vAlign w:val="center"/>
+          </w:tcPr>
+          <w:p>
+            <w:pPr>
+              <w:widowControl w:val="0"/>
+              <w:jc w:val="left"/>
+              <w:rPr>
+                <w:kern w:val="0"/>
+              </w:rPr>
+            </w:pPr>
+            <w:r>
+              <w:rPr>
+                <w:rFonts w:ascii="SimSun" w:hAnsi="SimSun" w:cs="SimSun"/>
+                <w:kern w:val="0"/>
+                <w:sz w:val="22"/>
+              </w:rPr>
+              <w:t>2002/</w:t>
+            </w:r>
+            <w:r>
+              <w:rPr>
+                <w:rFonts w:hint="eastAsia" w:ascii="SimSun" w:hAnsi="SimSun" w:cs="SimSun"/>
+                <w:kern w:val="0"/>
+                <w:sz w:val="22"/>
+                <w:lang w:val="en-US" w:eastAsia="zh-CN"/>
+              </w:rPr>
+              <w:t>0</w:t>
+            </w:r>
+            <w:r>
+              <w:rPr>
+                <w:rFonts w:ascii="SimSun" w:hAnsi="SimSun" w:cs="SimSun"/>
+                <w:kern w:val="0"/>
+                <w:sz w:val="22"/>
+              </w:rPr>
+              <w:t>9—2005/</w:t>
+            </w:r>
+            <w:r>
+              <w:rPr>
+                <w:rFonts w:hint="eastAsia" w:ascii="SimSun" w:hAnsi="SimSun" w:cs="SimSun"/>
+                <w:kern w:val="0"/>
+                <w:sz w:val="22"/>
+                <w:lang w:val="en-US" w:eastAsia="zh-CN"/>
+              </w:rPr>
+              <w:t>0</w:t>
+            </w:r>
+            <w:r>
+              <w:rPr>
+                <w:rFonts w:ascii="SimSun" w:hAnsi="SimSun" w:cs="SimSun"/>
+                <w:kern w:val="0"/>
+                <w:sz w:val="22"/>
+              </w:rPr>
+              <w:t>5</w:t>
+            </w:r>
+          </w:p>
+        </w:tc>
+        <w:tc>
+          <w:tcPr>
+            <w:tcW w:w="2014" w:type="dxa"/>
+            <w:gridSpan w:val="4"/>
+            <w:tcBorders>
+              <w:top w:val="dashSmallGap" w:color="00000A" w:sz="4" w:space="0"/>
+              <w:left w:val="dashSmallGap" w:color="00000A" w:sz="4" w:space="0"/>
+              <w:bottom w:val="dashSmallGap" w:color="00000A" w:sz="4" w:space="0"/>
+              <w:right w:val="dashSmallGap" w:color="00000A" w:sz="4" w:space="0"/>
+            </w:tcBorders>
+            <w:shd w:val="clear" w:color="auto" w:fill="auto"/>
+            <w:vAlign w:val="center"/>
+          </w:tcPr>
+          <w:p>
+            <w:pPr>
+              <w:widowControl w:val="0"/>
+              <w:jc w:val="center"/>
+              <w:rPr>
+                <w:rFonts w:ascii="Liberation Sans" w:hAnsi="Liberation Sans" w:cs="Liberation Sans"/>
+                <w:sz w:val="22"/>
+              </w:rPr>
+            </w:pPr>
+            <w:r>
+              <w:rPr>
+                <w:rFonts w:ascii="Liberation Sans" w:hAnsi="Liberation Sans" w:cs="Liberation Sans"/>
+                <w:kern w:val="0"/>
+                <w:sz w:val="22"/>
+              </w:rPr>
+              <w:t>International House</w:t>
+            </w:r>
+          </w:p>
+        </w:tc>
+        <w:tc>
+          <w:tcPr>
+            <w:tcW w:w="2171" w:type="dxa"/>
+            <w:gridSpan w:val="5"/>
+            <w:tcBorders>
+              <w:top w:val="dashSmallGap" w:color="00000A" w:sz="4" w:space="0"/>
+              <w:left w:val="dashSmallGap" w:color="00000A" w:sz="4" w:space="0"/>
+              <w:bottom w:val="dashSmallGap" w:color="00000A" w:sz="4" w:space="0"/>
+              <w:right w:val="dashSmallGap" w:color="00000A" w:sz="4" w:space="0"/>
+            </w:tcBorders>
+            <w:shd w:val="clear" w:color="auto" w:fill="auto"/>
+            <w:vAlign w:val="center"/>
+          </w:tcPr>
+          <w:p>
+            <w:pPr>
+              <w:widowControl w:val="0"/>
+              <w:jc w:val="left"/>
+              <w:rPr>
+                <w:rFonts w:ascii="SimSun" w:hAnsi="SimSun" w:cs="SimSun"/>
+                <w:sz w:val="22"/>
+              </w:rPr>
+            </w:pPr>
+            <w:r>
+              <w:rPr>
+                <w:rFonts w:ascii="SimSun" w:hAnsi="SimSun" w:cs="SimSun"/>
+                <w:kern w:val="0"/>
+                <w:sz w:val="22"/>
+              </w:rPr>
+              <w:t>英语课程(中级，中高级，高级)</w:t>
+            </w:r>
+          </w:p>
+        </w:tc>
+        <w:tc>
+          <w:tcPr>
+            <w:tcW w:w="1062" w:type="dxa"/>
+            <w:tcBorders>
+              <w:top w:val="dashSmallGap" w:color="00000A" w:sz="4" w:space="0"/>
+              <w:left w:val="dashSmallGap" w:color="00000A" w:sz="4" w:space="0"/>
+              <w:bottom w:val="dashSmallGap" w:color="00000A" w:sz="4" w:space="0"/>
+              <w:right w:val="dashSmallGap" w:color="00000A" w:sz="4" w:space="0"/>
+            </w:tcBorders>
+            <w:shd w:val="clear" w:color="auto" w:fill="auto"/>
+            <w:vAlign w:val="center"/>
+          </w:tcPr>
+          <w:p>
+            <w:pPr>
+              <w:widowControl w:val="0"/>
+              <w:jc w:val="center"/>
+              <w:rPr>
+                <w:rFonts w:ascii="SimSun" w:hAnsi="SimSun" w:cs="SimSun"/>
+                <w:sz w:val="22"/>
+              </w:rPr>
+            </w:pPr>
+            <w:r>
+              <w:rPr>
+                <w:rFonts w:ascii="SimSun" w:hAnsi="SimSun" w:cs="SimSun"/>
+                <w:kern w:val="0"/>
+                <w:sz w:val="22"/>
+              </w:rPr>
+              <w:t>///</w:t>
+            </w:r>
+          </w:p>
+        </w:tc>
+        <w:tc>
+          <w:tcPr>
+            <w:tcW w:w="2105" w:type="dxa"/>
+            <w:gridSpan w:val="3"/>
             <w:tcBorders>
               <w:top w:val="dashSmallGap" w:color="00000A" w:sz="4" w:space="0"/>
               <w:left w:val="dashSmallGap" w:color="00000A" w:sz="4" w:space="0"/>
@@ -2261,679 +2351,21 @@
           </w:tcPr>
           <w:p>
             <w:pPr>
-              <w:pStyle w:val="29"/>
-              <w:keepNext w:val="0"/>
-              <w:keepLines w:val="0"/>
-              <w:widowControl/>
-              <w:suppressLineNumbers w:val="0"/>
-              <w:rPr>
-                <w:rFonts w:ascii="SimSun" w:hAnsi="SimSun" w:cs="SimSun"/>
-                <w:b w:val="0"/>
-                <w:bCs w:val="0"/>
-                <w:color w:val="000000"/>
-                <w:kern w:val="0"/>
-                <w:sz w:val="22"/>
-              </w:rPr>
-            </w:pPr>
-            <w:r>
-              <w:rPr>
-                <w:rFonts w:ascii="SimSun" w:hAnsi="SimSun" w:cs="SimSun"/>
-                <w:b/>
-                <w:color w:val="000000"/>
-                <w:kern w:val="0"/>
-                <w:sz w:val="22"/>
-              </w:rPr>
-              <w:t>1、</w:t>
-            </w:r>
-            <w:r>
-              <w:rPr>
-                <w:rFonts w:ascii="SimSun" w:hAnsi="SimSun" w:cs="SimSun"/>
-                <w:color w:val="000000"/>
-                <w:kern w:val="0"/>
-                <w:sz w:val="22"/>
-              </w:rPr>
-              <w:t>软件工程语言：</w:t>
-            </w:r>
-            <w:r>
-              <w:rPr>
-                <w:rFonts w:ascii="SimSun" w:hAnsi="SimSun" w:cs="SimSun"/>
-                <w:color w:val="000000"/>
-                <w:kern w:val="0"/>
-                <w:sz w:val="22"/>
-                <w:lang w:val="en-US"/>
-              </w:rPr>
-              <w:t>JavaScript</w:t>
-            </w:r>
-            <w:r>
-              <w:rPr>
-                <w:rFonts w:ascii="SimSun" w:hAnsi="SimSun" w:cs="SimSun"/>
-                <w:color w:val="000000"/>
-                <w:kern w:val="0"/>
-                <w:sz w:val="22"/>
-              </w:rPr>
-              <w:t xml:space="preserve"> (ES3, ES5, ES2015</w:t>
-            </w:r>
-            <w:r>
-              <w:rPr>
-                <w:rFonts w:ascii="SimSun" w:hAnsi="SimSun" w:cs="SimSun"/>
-                <w:color w:val="000000"/>
-                <w:kern w:val="0"/>
-                <w:sz w:val="22"/>
-                <w:lang w:val="en-US"/>
-              </w:rPr>
-              <w:t xml:space="preserve">, </w:t>
-            </w:r>
-            <w:r>
-              <w:rPr>
-                <w:rFonts w:ascii="SimSun" w:hAnsi="SimSun" w:cs="SimSun"/>
-                <w:color w:val="000000"/>
-                <w:kern w:val="0"/>
-                <w:sz w:val="22"/>
-                <w:lang w:val="en-US" w:eastAsia="zh-CN"/>
-              </w:rPr>
-              <w:t>ES2015以上</w:t>
-            </w:r>
-            <w:r>
-              <w:rPr>
-                <w:rFonts w:ascii="SimSun" w:hAnsi="SimSun" w:cs="SimSun"/>
-                <w:color w:val="000000"/>
-                <w:kern w:val="0"/>
-                <w:sz w:val="22"/>
-              </w:rPr>
-              <w:t>)、</w:t>
-            </w:r>
-            <w:r>
-              <w:rPr>
-                <w:rFonts w:hint="default" w:ascii="SimSun" w:hAnsi="SimSun" w:cs="SimSun"/>
-                <w:color w:val="000000"/>
-                <w:kern w:val="0"/>
-                <w:sz w:val="22"/>
-                <w:lang w:val="en-US"/>
-              </w:rPr>
-              <w:t>TypeScript</w:t>
-            </w:r>
-            <w:r>
-              <w:rPr>
-                <w:rFonts w:hint="eastAsia" w:ascii="SimSun" w:hAnsi="SimSun" w:cs="SimSun"/>
-                <w:color w:val="000000"/>
-                <w:kern w:val="0"/>
-                <w:sz w:val="22"/>
-                <w:lang w:val="en-US" w:eastAsia="zh-CN"/>
-              </w:rPr>
-              <w:t>、</w:t>
-            </w:r>
-            <w:r>
-              <w:rPr>
-                <w:rFonts w:ascii="SimSun" w:hAnsi="SimSun" w:cs="SimSun"/>
-                <w:color w:val="000000"/>
-                <w:kern w:val="0"/>
-                <w:sz w:val="22"/>
-                <w:lang w:val="en-US"/>
-              </w:rPr>
-              <w:t>HTML</w:t>
-            </w:r>
-            <w:r>
-              <w:rPr>
-                <w:rFonts w:ascii="SimSun" w:hAnsi="SimSun" w:cs="SimSun"/>
-                <w:color w:val="000000"/>
-                <w:kern w:val="0"/>
-                <w:sz w:val="22"/>
-              </w:rPr>
-              <w:t>/</w:t>
-            </w:r>
-            <w:r>
-              <w:rPr>
-                <w:rFonts w:ascii="SimSun" w:hAnsi="SimSun" w:cs="SimSun"/>
-                <w:color w:val="000000"/>
-                <w:kern w:val="0"/>
-                <w:sz w:val="22"/>
-                <w:lang w:val="en-US"/>
-              </w:rPr>
-              <w:t>CSS</w:t>
-            </w:r>
-            <w:r>
-              <w:rPr>
-                <w:rFonts w:ascii="SimSun" w:hAnsi="SimSun" w:cs="SimSun"/>
-                <w:color w:val="000000"/>
-                <w:kern w:val="0"/>
-                <w:sz w:val="22"/>
-              </w:rPr>
-              <w:t xml:space="preserve">、C/C++、Perl、JCL、PL/I  </w:t>
-            </w:r>
-            <w:r>
-              <w:rPr>
-                <w:rFonts w:ascii="SimSun" w:hAnsi="SimSun" w:cs="SimSun"/>
-                <w:b/>
-                <w:color w:val="000000"/>
-                <w:kern w:val="0"/>
-                <w:sz w:val="22"/>
-              </w:rPr>
-              <w:t>2、</w:t>
-            </w:r>
-            <w:r>
-              <w:rPr>
-                <w:rFonts w:ascii="SimSun" w:hAnsi="SimSun" w:cs="SimSun"/>
-                <w:color w:val="000000"/>
-                <w:kern w:val="0"/>
-                <w:sz w:val="22"/>
-                <w:lang w:val="en-US"/>
-              </w:rPr>
-              <w:t>JavaScript</w:t>
-            </w:r>
-            <w:r>
-              <w:rPr>
-                <w:rFonts w:hint="default" w:ascii="SimSun" w:hAnsi="SimSun" w:cs="SimSun"/>
-                <w:color w:val="000000"/>
-                <w:kern w:val="0"/>
-                <w:sz w:val="22"/>
-                <w:lang w:val="en-US"/>
-              </w:rPr>
-              <w:t>/TypeScript</w:t>
-            </w:r>
-            <w:r>
-              <w:rPr>
-                <w:rFonts w:ascii="SimSun" w:hAnsi="SimSun" w:cs="SimSun"/>
-                <w:color w:val="000000"/>
-                <w:kern w:val="0"/>
-                <w:sz w:val="22"/>
-              </w:rPr>
-              <w:t>框架</w:t>
-            </w:r>
-            <w:r>
-              <w:rPr>
-                <w:rFonts w:ascii="SimSun" w:hAnsi="SimSun" w:cs="SimSun"/>
-                <w:color w:val="000000"/>
-                <w:kern w:val="0"/>
-                <w:sz w:val="22"/>
-                <w:lang w:eastAsia="zh-CN"/>
-              </w:rPr>
-              <w:t>：</w:t>
-            </w:r>
-            <w:r>
-              <w:rPr>
-                <w:rFonts w:ascii="SimSun" w:hAnsi="SimSun" w:cs="SimSun"/>
-                <w:color w:val="000000"/>
-                <w:kern w:val="0"/>
-                <w:sz w:val="22"/>
-                <w:lang w:val="en-US"/>
-              </w:rPr>
-              <w:t xml:space="preserve">Vue 2/3, </w:t>
-            </w:r>
-            <w:r>
-              <w:rPr>
-                <w:rFonts w:hint="default" w:ascii="SimSun" w:hAnsi="SimSun" w:cs="SimSun"/>
-                <w:b/>
-                <w:bCs/>
-                <w:color w:val="000000"/>
-                <w:kern w:val="0"/>
-                <w:sz w:val="22"/>
-                <w:lang w:val="en-US"/>
-              </w:rPr>
-              <w:t>3</w:t>
-            </w:r>
-            <w:r>
-              <w:rPr>
-                <w:rFonts w:ascii="SimSun" w:hAnsi="SimSun" w:cs="SimSun"/>
-                <w:b/>
-                <w:color w:val="000000"/>
-                <w:kern w:val="0"/>
-                <w:sz w:val="22"/>
-              </w:rPr>
-              <w:t>、</w:t>
-            </w:r>
-            <w:r>
-              <w:rPr>
-                <w:rFonts w:ascii="SimSun" w:hAnsi="SimSun" w:cs="SimSun"/>
-                <w:b w:val="0"/>
-                <w:bCs w:val="0"/>
-                <w:color w:val="000000"/>
-                <w:kern w:val="0"/>
-                <w:sz w:val="22"/>
-                <w:lang w:eastAsia="zh-CN"/>
-              </w:rPr>
-              <w:t>测试工具：</w:t>
-            </w:r>
-            <w:r>
-              <w:rPr>
-                <w:rFonts w:hint="default" w:ascii="SimSun" w:hAnsi="SimSun" w:cs="SimSun"/>
-                <w:b w:val="0"/>
-                <w:bCs w:val="0"/>
-                <w:color w:val="000000"/>
-                <w:kern w:val="0"/>
-                <w:sz w:val="22"/>
-                <w:lang w:val="en-US" w:eastAsia="zh-CN"/>
-              </w:rPr>
-              <w:t>Jest</w:t>
-            </w:r>
-            <w:r>
-              <w:rPr>
-                <w:rFonts w:ascii="SimSun" w:hAnsi="SimSun" w:cs="SimSun"/>
-                <w:b w:val="0"/>
-                <w:bCs w:val="0"/>
-                <w:color w:val="000000"/>
-                <w:kern w:val="0"/>
-                <w:sz w:val="22"/>
-                <w:lang w:val="en-US" w:eastAsia="zh-CN"/>
-              </w:rPr>
-              <w:t xml:space="preserve"> </w:t>
-            </w:r>
-            <w:r>
-              <w:rPr>
-                <w:rFonts w:ascii="SimSun" w:hAnsi="SimSun" w:cs="SimSun"/>
-                <w:b/>
-                <w:bCs/>
-                <w:color w:val="000000"/>
-                <w:kern w:val="0"/>
-                <w:sz w:val="22"/>
-                <w:lang w:val="en-US" w:eastAsia="zh-CN"/>
-              </w:rPr>
-              <w:t xml:space="preserve"> 4</w:t>
-            </w:r>
-            <w:r>
-              <w:rPr>
-                <w:rFonts w:ascii="SimSun" w:hAnsi="SimSun" w:cs="SimSun"/>
-                <w:b/>
-                <w:bCs/>
-                <w:color w:val="000000"/>
-                <w:kern w:val="0"/>
-                <w:sz w:val="22"/>
-              </w:rPr>
-              <w:t>、</w:t>
-            </w:r>
-            <w:r>
-              <w:rPr>
-                <w:rFonts w:ascii="SimSun" w:hAnsi="SimSun" w:cs="SimSun"/>
-                <w:b w:val="0"/>
-                <w:bCs w:val="0"/>
-                <w:color w:val="000000"/>
-                <w:kern w:val="0"/>
-                <w:sz w:val="22"/>
-                <w:lang w:val="en-US"/>
-              </w:rPr>
-              <w:t>GIS</w:t>
-            </w:r>
-            <w:r>
-              <w:rPr>
-                <w:rFonts w:ascii="SimSun" w:hAnsi="SimSun" w:cs="SimSun"/>
-                <w:b w:val="0"/>
-                <w:bCs w:val="0"/>
-                <w:color w:val="000000"/>
-                <w:kern w:val="0"/>
-                <w:sz w:val="22"/>
-                <w:lang w:val="en-US" w:eastAsia="zh-CN"/>
-              </w:rPr>
-              <w:t>工具：Cesium js, 高德地图API, AntV L7</w:t>
-            </w:r>
-            <w:r>
-              <w:rPr>
-                <w:rFonts w:ascii="SimSun" w:hAnsi="SimSun" w:cs="SimSun"/>
-                <w:color w:val="000000"/>
-                <w:kern w:val="0"/>
-                <w:sz w:val="22"/>
-              </w:rPr>
-              <w:t xml:space="preserve"> </w:t>
-            </w:r>
-            <w:r>
-              <w:rPr>
-                <w:rFonts w:ascii="SimSun" w:hAnsi="SimSun" w:cs="SimSun"/>
-                <w:b/>
-                <w:bCs/>
-                <w:color w:val="000000"/>
-                <w:kern w:val="0"/>
-                <w:sz w:val="22"/>
-                <w:lang w:val="en-US" w:eastAsia="zh-CN"/>
-              </w:rPr>
-              <w:t>5</w:t>
-            </w:r>
-            <w:r>
-              <w:rPr>
-                <w:rFonts w:ascii="SimSun" w:hAnsi="SimSun" w:cs="SimSun"/>
-                <w:b/>
-                <w:bCs/>
-                <w:color w:val="000000"/>
-                <w:kern w:val="0"/>
-                <w:sz w:val="22"/>
-              </w:rPr>
-              <w:t>、</w:t>
-            </w:r>
-            <w:r>
-              <w:rPr>
-                <w:rFonts w:ascii="SimSun" w:hAnsi="SimSun" w:cs="SimSun"/>
-                <w:color w:val="000000"/>
-                <w:kern w:val="0"/>
-                <w:sz w:val="22"/>
-              </w:rPr>
-              <w:t xml:space="preserve">Web协议：HTTP1.0、HTTP2.0 </w:t>
-            </w:r>
-            <w:r>
-              <w:rPr>
-                <w:rFonts w:ascii="SimSun" w:hAnsi="SimSun" w:cs="SimSun"/>
-                <w:b/>
-                <w:bCs/>
-                <w:color w:val="000000"/>
-                <w:kern w:val="0"/>
-                <w:sz w:val="22"/>
-                <w:lang w:val="en-US" w:eastAsia="zh-CN"/>
-              </w:rPr>
-              <w:t>6</w:t>
-            </w:r>
-            <w:r>
-              <w:rPr>
-                <w:rFonts w:ascii="SimSun" w:hAnsi="SimSun" w:cs="SimSun"/>
-                <w:b/>
-                <w:color w:val="000000"/>
-                <w:kern w:val="0"/>
-                <w:sz w:val="22"/>
-              </w:rPr>
-              <w:t>、</w:t>
-            </w:r>
-            <w:r>
-              <w:rPr>
-                <w:rFonts w:ascii="SimSun" w:hAnsi="SimSun" w:cs="SimSun"/>
-                <w:color w:val="000000"/>
-                <w:kern w:val="0"/>
-                <w:sz w:val="22"/>
-              </w:rPr>
-              <w:t xml:space="preserve">数据库查询语言：SQL、DL/I  </w:t>
-            </w:r>
-            <w:r>
-              <w:rPr>
-                <w:rFonts w:ascii="SimSun" w:hAnsi="SimSun" w:cs="SimSun"/>
-                <w:b/>
-                <w:bCs/>
-                <w:color w:val="000000"/>
-                <w:kern w:val="0"/>
-                <w:sz w:val="22"/>
-                <w:lang w:val="en-US" w:eastAsia="zh-CN"/>
-              </w:rPr>
-              <w:t>7</w:t>
-            </w:r>
-            <w:r>
-              <w:rPr>
-                <w:rFonts w:ascii="SimSun" w:hAnsi="SimSun" w:cs="SimSun"/>
-                <w:b/>
-                <w:bCs/>
-                <w:color w:val="000000"/>
-                <w:kern w:val="0"/>
-                <w:sz w:val="22"/>
-              </w:rPr>
-              <w:t>、</w:t>
-            </w:r>
-            <w:r>
-              <w:rPr>
-                <w:rFonts w:ascii="SimSun" w:hAnsi="SimSun" w:cs="SimSun"/>
-                <w:color w:val="000000"/>
-                <w:kern w:val="0"/>
-                <w:sz w:val="22"/>
-              </w:rPr>
-              <w:t xml:space="preserve">软件系统: Tivoli Directory Integrator, IBM MQSeries  </w:t>
-            </w:r>
-            <w:r>
-              <w:rPr>
-                <w:rFonts w:ascii="SimSun" w:hAnsi="SimSun" w:cs="SimSun"/>
-                <w:b/>
-                <w:bCs/>
-                <w:color w:val="000000"/>
-                <w:kern w:val="0"/>
-                <w:sz w:val="22"/>
-                <w:lang w:val="en-US" w:eastAsia="zh-CN"/>
-              </w:rPr>
-              <w:t>8</w:t>
-            </w:r>
-            <w:r>
-              <w:rPr>
-                <w:rFonts w:ascii="SimSun" w:hAnsi="SimSun" w:cs="SimSun"/>
-                <w:b/>
-                <w:bCs/>
-                <w:color w:val="000000"/>
-                <w:kern w:val="0"/>
-                <w:sz w:val="22"/>
-              </w:rPr>
-              <w:t>、</w:t>
-            </w:r>
-            <w:r>
-              <w:rPr>
-                <w:rFonts w:ascii="SimSun" w:hAnsi="SimSun" w:cs="SimSun"/>
-                <w:color w:val="000000"/>
-                <w:kern w:val="0"/>
-                <w:sz w:val="22"/>
-              </w:rPr>
-              <w:t xml:space="preserve">数据库管理系统: DB2, IMS, MySQL  </w:t>
-            </w:r>
-            <w:r>
-              <w:rPr>
-                <w:rFonts w:ascii="SimSun" w:hAnsi="SimSun" w:cs="SimSun"/>
-                <w:b/>
-                <w:bCs/>
-                <w:color w:val="000000"/>
-                <w:kern w:val="0"/>
-                <w:sz w:val="22"/>
-                <w:lang w:val="en-US" w:eastAsia="zh-CN"/>
-              </w:rPr>
-              <w:t>9</w:t>
-            </w:r>
-            <w:r>
-              <w:rPr>
-                <w:rFonts w:ascii="SimSun" w:hAnsi="SimSun" w:cs="SimSun"/>
-                <w:b/>
-                <w:bCs/>
-                <w:color w:val="000000"/>
-                <w:kern w:val="0"/>
-                <w:sz w:val="22"/>
-              </w:rPr>
-              <w:t>、</w:t>
-            </w:r>
-            <w:r>
-              <w:rPr>
-                <w:rFonts w:ascii="SimSun" w:hAnsi="SimSun" w:cs="SimSun"/>
-                <w:color w:val="000000"/>
-                <w:kern w:val="0"/>
-                <w:sz w:val="22"/>
-              </w:rPr>
-              <w:t xml:space="preserve">操作系统: </w:t>
-            </w:r>
-            <w:r>
-              <w:rPr>
-                <w:rFonts w:ascii="SimSun" w:hAnsi="SimSun" w:cs="SimSun"/>
-                <w:color w:val="000000"/>
-                <w:kern w:val="0"/>
-                <w:sz w:val="22"/>
-                <w:lang w:val="en-US"/>
-              </w:rPr>
-              <w:t xml:space="preserve">Linux (Manjaro and Mint), IBM </w:t>
-            </w:r>
-            <w:r>
-              <w:rPr>
-                <w:rFonts w:ascii="SimSun" w:hAnsi="SimSun" w:cs="SimSun"/>
-                <w:color w:val="000000"/>
-                <w:kern w:val="0"/>
-                <w:sz w:val="22"/>
-              </w:rPr>
-              <w:t>z/OS, Windows NT/2000/XP/</w:t>
-            </w:r>
-            <w:r>
-              <w:rPr>
-                <w:rFonts w:ascii="SimSun" w:hAnsi="SimSun" w:cs="SimSun"/>
-                <w:color w:val="000000"/>
-                <w:kern w:val="0"/>
-                <w:sz w:val="22"/>
-                <w:lang w:val="en-US" w:eastAsia="zh-CN"/>
-              </w:rPr>
-              <w:t>7</w:t>
-            </w:r>
-            <w:r>
-              <w:rPr>
-                <w:rFonts w:ascii="SimSun" w:hAnsi="SimSun" w:cs="SimSun"/>
-                <w:color w:val="000000"/>
-                <w:kern w:val="0"/>
-                <w:sz w:val="22"/>
-              </w:rPr>
-              <w:t xml:space="preserve">, </w:t>
-            </w:r>
-            <w:r>
-              <w:rPr>
-                <w:rFonts w:ascii="SimSun" w:hAnsi="SimSun" w:cs="SimSun"/>
-                <w:b/>
-                <w:bCs/>
-                <w:color w:val="000000"/>
-                <w:kern w:val="0"/>
-                <w:sz w:val="22"/>
-                <w:lang w:val="en-US" w:eastAsia="zh-CN"/>
-              </w:rPr>
-              <w:t>10</w:t>
-            </w:r>
-            <w:r>
-              <w:rPr>
-                <w:rFonts w:ascii="SimSun" w:hAnsi="SimSun" w:cs="SimSun"/>
-                <w:b/>
-                <w:bCs/>
-                <w:color w:val="000000"/>
-                <w:kern w:val="0"/>
-                <w:sz w:val="22"/>
-              </w:rPr>
-              <w:t>、</w:t>
-            </w:r>
-            <w:r>
-              <w:rPr>
-                <w:rFonts w:ascii="SimSun" w:hAnsi="SimSun" w:cs="SimSun"/>
-                <w:color w:val="000000"/>
-                <w:kern w:val="0"/>
-                <w:sz w:val="22"/>
-              </w:rPr>
-              <w:t>其它能力: CA软件(Endevor, CA-7, File Manager, CA Gen等), OPC/A, CICS, SCLM</w:t>
-            </w:r>
-            <w:r>
-              <w:rPr>
-                <w:rFonts w:ascii="SimSun" w:hAnsi="SimSun" w:cs="SimSun"/>
-                <w:color w:val="000000"/>
-                <w:kern w:val="0"/>
-                <w:sz w:val="22"/>
-                <w:lang w:val="en-US" w:eastAsia="zh-CN"/>
-              </w:rPr>
-              <w:t xml:space="preserve"> </w:t>
-            </w:r>
-            <w:r>
-              <w:rPr>
-                <w:rFonts w:hint="default" w:ascii="SimSun" w:hAnsi="SimSun" w:cs="SimSun"/>
-                <w:b/>
-                <w:bCs/>
-                <w:color w:val="000000"/>
-                <w:kern w:val="0"/>
-                <w:sz w:val="22"/>
-                <w:lang w:val="en-US" w:eastAsia="zh-CN"/>
-              </w:rPr>
-              <w:t>11</w:t>
-            </w:r>
-            <w:r>
-              <w:rPr>
-                <w:rFonts w:hint="eastAsia" w:ascii="SimSun" w:hAnsi="SimSun" w:cs="SimSun"/>
-                <w:b/>
-                <w:bCs/>
-                <w:color w:val="000000"/>
-                <w:kern w:val="0"/>
-                <w:sz w:val="22"/>
-                <w:lang w:val="en-US" w:eastAsia="zh-CN"/>
-              </w:rPr>
-              <w:t>、</w:t>
-            </w:r>
-            <w:r>
-              <w:rPr>
-                <w:sz w:val="22"/>
-                <w:szCs w:val="22"/>
-              </w:rPr>
-              <w:t>开源无代码/低代码开</w:t>
-            </w:r>
-            <w:r>
-              <w:rPr>
-                <w:rFonts w:hint="eastAsia" w:asciiTheme="minorEastAsia" w:hAnsiTheme="minorEastAsia" w:eastAsiaTheme="minorEastAsia" w:cstheme="minorEastAsia"/>
-                <w:sz w:val="22"/>
-                <w:szCs w:val="22"/>
-              </w:rPr>
-              <w:t>发</w:t>
-            </w:r>
-            <w:r>
-              <w:rPr>
-                <w:rFonts w:hint="default" w:asciiTheme="minorEastAsia" w:hAnsiTheme="minorEastAsia" w:eastAsiaTheme="minorEastAsia" w:cstheme="minorEastAsia"/>
-                <w:sz w:val="22"/>
-                <w:szCs w:val="22"/>
-                <w:lang w:val="en-US"/>
-              </w:rPr>
-              <w:t>: Nocobase</w:t>
-            </w:r>
-            <w:r>
-              <w:rPr>
-                <w:rFonts w:hint="eastAsia" w:asciiTheme="minorEastAsia" w:hAnsiTheme="minorEastAsia" w:eastAsiaTheme="minorEastAsia" w:cstheme="minorEastAsia"/>
-                <w:sz w:val="22"/>
-                <w:szCs w:val="22"/>
-                <w:lang w:val="en-US" w:eastAsia="zh-CN"/>
-              </w:rPr>
-              <w:t>、</w:t>
-            </w:r>
-            <w:r>
-              <w:rPr>
-                <w:rFonts w:hint="default" w:asciiTheme="minorEastAsia" w:hAnsiTheme="minorEastAsia" w:eastAsiaTheme="minorEastAsia" w:cstheme="minorEastAsia"/>
-                <w:sz w:val="22"/>
-                <w:szCs w:val="22"/>
-                <w:lang w:val="en-US" w:eastAsia="zh-CN"/>
-              </w:rPr>
-              <w:t xml:space="preserve">AMIS </w:t>
-            </w:r>
-            <w:r>
-              <w:rPr>
-                <w:rFonts w:ascii="SimSun" w:hAnsi="SimSun" w:cs="SimSun"/>
-                <w:b/>
-                <w:bCs/>
-                <w:color w:val="000000"/>
-                <w:kern w:val="0"/>
-                <w:sz w:val="22"/>
-                <w:lang w:val="en-US" w:eastAsia="zh-CN"/>
-              </w:rPr>
-              <w:t>1</w:t>
-            </w:r>
-            <w:r>
-              <w:rPr>
-                <w:rFonts w:hint="default" w:ascii="SimSun" w:hAnsi="SimSun" w:cs="SimSun"/>
-                <w:b/>
-                <w:bCs/>
-                <w:color w:val="000000"/>
-                <w:kern w:val="0"/>
-                <w:sz w:val="22"/>
-                <w:lang w:val="en-US" w:eastAsia="zh-CN"/>
-              </w:rPr>
-              <w:t>2</w:t>
-            </w:r>
-            <w:r>
-              <w:rPr>
-                <w:rFonts w:ascii="SimSun" w:hAnsi="SimSun" w:cs="SimSun"/>
-                <w:b/>
-                <w:bCs/>
-                <w:color w:val="000000"/>
-                <w:kern w:val="0"/>
-                <w:sz w:val="22"/>
-              </w:rPr>
-              <w:t>、</w:t>
-            </w:r>
-            <w:r>
-              <w:rPr>
-                <w:rFonts w:ascii="SimSun" w:hAnsi="SimSun" w:cs="SimSun"/>
-                <w:b w:val="0"/>
-                <w:bCs w:val="0"/>
-                <w:color w:val="000000"/>
-                <w:kern w:val="0"/>
-                <w:sz w:val="22"/>
-              </w:rPr>
-              <w:t>辅助软件开发：熟练使用AI工具进行软件系统开发、原型构建与代码生成</w:t>
-            </w:r>
-          </w:p>
-          <w:p>
-            <w:pPr>
-              <w:widowControl w:val="0"/>
-              <w:jc w:val="left"/>
-              <w:rPr>
-                <w:rFonts w:eastAsia="SimSun"/>
-                <w:lang w:val="en-US" w:eastAsia="zh-CN"/>
-              </w:rPr>
-            </w:pPr>
+              <w:widowControl w:val="0"/>
+              <w:jc w:val="center"/>
+              <w:rPr>
+                <w:rFonts w:ascii="SimSun" w:hAnsi="SimSun" w:cs="SimSun"/>
+                <w:sz w:val="22"/>
+              </w:rPr>
+            </w:pPr>
+            <w:r>
+              <w:rPr>
+                <w:rFonts w:ascii="SimSun" w:hAnsi="SimSun" w:cs="SimSun"/>
+                <w:kern w:val="0"/>
+                <w:sz w:val="22"/>
+              </w:rPr>
+              <w:t>证明书</w:t>
+            </w:r>
           </w:p>
         </w:tc>
       </w:tr>
@@ -2979,142 +2411,698 @@
                 <w:kern w:val="0"/>
                 <w:sz w:val="22"/>
               </w:rPr>
-              <w:t>外语水平</w:t>
-            </w:r>
-          </w:p>
-        </w:tc>
-        <w:tc>
-          <w:tcPr>
-            <w:tcW w:w="3540" w:type="dxa"/>
-            <w:gridSpan w:val="6"/>
-            <w:tcBorders>
-              <w:top w:val="dashSmallGap" w:color="00000A" w:sz="4" w:space="0"/>
-              <w:left w:val="dashSmallGap" w:color="00000A" w:sz="4" w:space="0"/>
-              <w:bottom w:val="dashSmallGap" w:color="00000A" w:sz="4" w:space="0"/>
-              <w:right w:val="dashSmallGap" w:color="00000A" w:sz="4" w:space="0"/>
+              <w:t>专业技能</w:t>
+            </w:r>
+          </w:p>
+        </w:tc>
+        <w:tc>
+          <w:tcPr>
+            <w:tcW w:w="8878" w:type="dxa"/>
+            <w:gridSpan w:val="15"/>
+            <w:tcBorders>
+              <w:top w:val="dashSmallGap" w:color="00000A" w:sz="4" w:space="0"/>
+              <w:left w:val="dashSmallGap" w:color="00000A" w:sz="4" w:space="0"/>
+              <w:bottom w:val="dashSmallGap" w:color="00000A" w:sz="4" w:space="0"/>
+              <w:right w:val="single" w:color="00000A" w:sz="12" w:space="0"/>
             </w:tcBorders>
             <w:shd w:val="clear" w:color="auto" w:fill="auto"/>
             <w:vAlign w:val="center"/>
           </w:tcPr>
           <w:p>
             <w:pPr>
+              <w:pStyle w:val="29"/>
+              <w:keepNext w:val="0"/>
+              <w:keepLines w:val="0"/>
+              <w:widowControl/>
+              <w:suppressLineNumbers w:val="0"/>
+              <w:rPr>
+                <w:rFonts w:ascii="SimSun" w:hAnsi="SimSun" w:cs="SimSun"/>
+                <w:b w:val="0"/>
+                <w:bCs w:val="0"/>
+                <w:color w:val="000000"/>
+                <w:kern w:val="0"/>
+                <w:sz w:val="22"/>
+              </w:rPr>
+            </w:pPr>
+            <w:r>
+              <w:rPr>
+                <w:rFonts w:ascii="SimSun" w:hAnsi="SimSun" w:cs="SimSun"/>
+                <w:b/>
+                <w:color w:val="000000"/>
+                <w:kern w:val="0"/>
+                <w:sz w:val="22"/>
+              </w:rPr>
+              <w:t>1、</w:t>
+            </w:r>
+            <w:r>
+              <w:rPr>
+                <w:rFonts w:ascii="SimSun" w:hAnsi="SimSun" w:cs="SimSun"/>
+                <w:color w:val="000000"/>
+                <w:kern w:val="0"/>
+                <w:sz w:val="22"/>
+              </w:rPr>
+              <w:t>软件工程语言：</w:t>
+            </w:r>
+            <w:r>
+              <w:rPr>
+                <w:rFonts w:ascii="SimSun" w:hAnsi="SimSun" w:cs="SimSun"/>
+                <w:color w:val="000000"/>
+                <w:kern w:val="0"/>
+                <w:sz w:val="22"/>
+                <w:lang w:val="en-US"/>
+              </w:rPr>
+              <w:t>JavaScript</w:t>
+            </w:r>
+            <w:r>
+              <w:rPr>
+                <w:rFonts w:ascii="SimSun" w:hAnsi="SimSun" w:cs="SimSun"/>
+                <w:color w:val="000000"/>
+                <w:kern w:val="0"/>
+                <w:sz w:val="22"/>
+              </w:rPr>
+              <w:t xml:space="preserve"> (ES3, ES5, ES2015</w:t>
+            </w:r>
+            <w:r>
+              <w:rPr>
+                <w:rFonts w:ascii="SimSun" w:hAnsi="SimSun" w:cs="SimSun"/>
+                <w:color w:val="000000"/>
+                <w:kern w:val="0"/>
+                <w:sz w:val="22"/>
+                <w:lang w:val="en-US"/>
+              </w:rPr>
+              <w:t xml:space="preserve">, </w:t>
+            </w:r>
+            <w:r>
+              <w:rPr>
+                <w:rFonts w:ascii="SimSun" w:hAnsi="SimSun" w:cs="SimSun"/>
+                <w:color w:val="000000"/>
+                <w:kern w:val="0"/>
+                <w:sz w:val="22"/>
+                <w:lang w:val="en-US" w:eastAsia="zh-CN"/>
+              </w:rPr>
+              <w:t>ES2015以上</w:t>
+            </w:r>
+            <w:r>
+              <w:rPr>
+                <w:rFonts w:ascii="SimSun" w:hAnsi="SimSun" w:cs="SimSun"/>
+                <w:color w:val="000000"/>
+                <w:kern w:val="0"/>
+                <w:sz w:val="22"/>
+              </w:rPr>
+              <w:t>)、</w:t>
+            </w:r>
+            <w:r>
+              <w:rPr>
+                <w:rFonts w:hint="default" w:ascii="SimSun" w:hAnsi="SimSun" w:cs="SimSun"/>
+                <w:color w:val="000000"/>
+                <w:kern w:val="0"/>
+                <w:sz w:val="22"/>
+                <w:lang w:val="en-US"/>
+              </w:rPr>
+              <w:t>TypeScript</w:t>
+            </w:r>
+            <w:r>
+              <w:rPr>
+                <w:rFonts w:hint="eastAsia" w:ascii="SimSun" w:hAnsi="SimSun" w:cs="SimSun"/>
+                <w:color w:val="000000"/>
+                <w:kern w:val="0"/>
+                <w:sz w:val="22"/>
+                <w:lang w:val="en-US" w:eastAsia="zh-CN"/>
+              </w:rPr>
+              <w:t>、</w:t>
+            </w:r>
+            <w:r>
+              <w:rPr>
+                <w:rFonts w:ascii="SimSun" w:hAnsi="SimSun" w:cs="SimSun"/>
+                <w:color w:val="000000"/>
+                <w:kern w:val="0"/>
+                <w:sz w:val="22"/>
+                <w:lang w:val="en-US"/>
+              </w:rPr>
+              <w:t>HTML</w:t>
+            </w:r>
+            <w:r>
+              <w:rPr>
+                <w:rFonts w:ascii="SimSun" w:hAnsi="SimSun" w:cs="SimSun"/>
+                <w:color w:val="000000"/>
+                <w:kern w:val="0"/>
+                <w:sz w:val="22"/>
+              </w:rPr>
+              <w:t>/</w:t>
+            </w:r>
+            <w:r>
+              <w:rPr>
+                <w:rFonts w:ascii="SimSun" w:hAnsi="SimSun" w:cs="SimSun"/>
+                <w:color w:val="000000"/>
+                <w:kern w:val="0"/>
+                <w:sz w:val="22"/>
+                <w:lang w:val="en-US"/>
+              </w:rPr>
+              <w:t>CSS</w:t>
+            </w:r>
+            <w:r>
+              <w:rPr>
+                <w:rFonts w:ascii="SimSun" w:hAnsi="SimSun" w:cs="SimSun"/>
+                <w:color w:val="000000"/>
+                <w:kern w:val="0"/>
+                <w:sz w:val="22"/>
+              </w:rPr>
+              <w:t xml:space="preserve">、C/C++、Perl、JCL、PL/I  </w:t>
+            </w:r>
+            <w:r>
+              <w:rPr>
+                <w:rFonts w:ascii="SimSun" w:hAnsi="SimSun" w:cs="SimSun"/>
+                <w:b/>
+                <w:color w:val="000000"/>
+                <w:kern w:val="0"/>
+                <w:sz w:val="22"/>
+              </w:rPr>
+              <w:t>2、</w:t>
+            </w:r>
+            <w:r>
+              <w:rPr>
+                <w:rFonts w:ascii="SimSun" w:hAnsi="SimSun" w:cs="SimSun"/>
+                <w:color w:val="000000"/>
+                <w:kern w:val="0"/>
+                <w:sz w:val="22"/>
+                <w:lang w:val="en-US"/>
+              </w:rPr>
+              <w:t>JavaScript</w:t>
+            </w:r>
+            <w:r>
+              <w:rPr>
+                <w:rFonts w:hint="default" w:ascii="SimSun" w:hAnsi="SimSun" w:cs="SimSun"/>
+                <w:color w:val="000000"/>
+                <w:kern w:val="0"/>
+                <w:sz w:val="22"/>
+                <w:lang w:val="en-US"/>
+              </w:rPr>
+              <w:t>/TypeScript</w:t>
+            </w:r>
+            <w:r>
+              <w:rPr>
+                <w:rFonts w:ascii="SimSun" w:hAnsi="SimSun" w:cs="SimSun"/>
+                <w:color w:val="000000"/>
+                <w:kern w:val="0"/>
+                <w:sz w:val="22"/>
+              </w:rPr>
+              <w:t>框架</w:t>
+            </w:r>
+            <w:r>
+              <w:rPr>
+                <w:rFonts w:ascii="SimSun" w:hAnsi="SimSun" w:cs="SimSun"/>
+                <w:color w:val="000000"/>
+                <w:kern w:val="0"/>
+                <w:sz w:val="22"/>
+                <w:lang w:eastAsia="zh-CN"/>
+              </w:rPr>
+              <w:t>：</w:t>
+            </w:r>
+            <w:r>
+              <w:rPr>
+                <w:rFonts w:ascii="SimSun" w:hAnsi="SimSun" w:cs="SimSun"/>
+                <w:color w:val="000000"/>
+                <w:kern w:val="0"/>
+                <w:sz w:val="22"/>
+                <w:lang w:val="en-US"/>
+              </w:rPr>
+              <w:t xml:space="preserve">Vue 2/3, </w:t>
+            </w:r>
+            <w:r>
+              <w:rPr>
+                <w:rFonts w:hint="default" w:ascii="SimSun" w:hAnsi="SimSun" w:cs="SimSun"/>
+                <w:b/>
+                <w:bCs/>
+                <w:color w:val="000000"/>
+                <w:kern w:val="0"/>
+                <w:sz w:val="22"/>
+                <w:lang w:val="en-US"/>
+              </w:rPr>
+              <w:t>3</w:t>
+            </w:r>
+            <w:r>
+              <w:rPr>
+                <w:rFonts w:ascii="SimSun" w:hAnsi="SimSun" w:cs="SimSun"/>
+                <w:b/>
+                <w:color w:val="000000"/>
+                <w:kern w:val="0"/>
+                <w:sz w:val="22"/>
+              </w:rPr>
+              <w:t>、</w:t>
+            </w:r>
+            <w:r>
+              <w:rPr>
+                <w:rFonts w:ascii="SimSun" w:hAnsi="SimSun" w:cs="SimSun"/>
+                <w:b w:val="0"/>
+                <w:bCs w:val="0"/>
+                <w:color w:val="000000"/>
+                <w:kern w:val="0"/>
+                <w:sz w:val="22"/>
+                <w:lang w:eastAsia="zh-CN"/>
+              </w:rPr>
+              <w:t>测试工具：</w:t>
+            </w:r>
+            <w:r>
+              <w:rPr>
+                <w:rFonts w:hint="default" w:ascii="SimSun" w:hAnsi="SimSun" w:cs="SimSun"/>
+                <w:b w:val="0"/>
+                <w:bCs w:val="0"/>
+                <w:color w:val="000000"/>
+                <w:kern w:val="0"/>
+                <w:sz w:val="22"/>
+                <w:lang w:val="en-US" w:eastAsia="zh-CN"/>
+              </w:rPr>
+              <w:t>Jest</w:t>
+            </w:r>
+            <w:r>
+              <w:rPr>
+                <w:rFonts w:ascii="SimSun" w:hAnsi="SimSun" w:cs="SimSun"/>
+                <w:b w:val="0"/>
+                <w:bCs w:val="0"/>
+                <w:color w:val="000000"/>
+                <w:kern w:val="0"/>
+                <w:sz w:val="22"/>
+                <w:lang w:val="en-US" w:eastAsia="zh-CN"/>
+              </w:rPr>
+              <w:t xml:space="preserve"> </w:t>
+            </w:r>
+            <w:r>
+              <w:rPr>
+                <w:rFonts w:ascii="SimSun" w:hAnsi="SimSun" w:cs="SimSun"/>
+                <w:b/>
+                <w:bCs/>
+                <w:color w:val="000000"/>
+                <w:kern w:val="0"/>
+                <w:sz w:val="22"/>
+                <w:lang w:val="en-US" w:eastAsia="zh-CN"/>
+              </w:rPr>
+              <w:t xml:space="preserve"> 4</w:t>
+            </w:r>
+            <w:r>
+              <w:rPr>
+                <w:rFonts w:ascii="SimSun" w:hAnsi="SimSun" w:cs="SimSun"/>
+                <w:b/>
+                <w:bCs/>
+                <w:color w:val="000000"/>
+                <w:kern w:val="0"/>
+                <w:sz w:val="22"/>
+              </w:rPr>
+              <w:t>、</w:t>
+            </w:r>
+            <w:r>
+              <w:rPr>
+                <w:rFonts w:ascii="SimSun" w:hAnsi="SimSun" w:cs="SimSun"/>
+                <w:b w:val="0"/>
+                <w:bCs w:val="0"/>
+                <w:color w:val="000000"/>
+                <w:kern w:val="0"/>
+                <w:sz w:val="22"/>
+                <w:lang w:val="en-US"/>
+              </w:rPr>
+              <w:t>GIS</w:t>
+            </w:r>
+            <w:r>
+              <w:rPr>
+                <w:rFonts w:ascii="SimSun" w:hAnsi="SimSun" w:cs="SimSun"/>
+                <w:b w:val="0"/>
+                <w:bCs w:val="0"/>
+                <w:color w:val="000000"/>
+                <w:kern w:val="0"/>
+                <w:sz w:val="22"/>
+                <w:lang w:val="en-US" w:eastAsia="zh-CN"/>
+              </w:rPr>
+              <w:t>工具：CesiumJS, 高德地图API, AntV L7</w:t>
+            </w:r>
+            <w:r>
+              <w:rPr>
+                <w:rFonts w:ascii="SimSun" w:hAnsi="SimSun" w:cs="SimSun"/>
+                <w:color w:val="000000"/>
+                <w:kern w:val="0"/>
+                <w:sz w:val="22"/>
+              </w:rPr>
+              <w:t xml:space="preserve"> </w:t>
+            </w:r>
+            <w:r>
+              <w:rPr>
+                <w:rFonts w:ascii="SimSun" w:hAnsi="SimSun" w:cs="SimSun"/>
+                <w:b/>
+                <w:bCs/>
+                <w:color w:val="000000"/>
+                <w:kern w:val="0"/>
+                <w:sz w:val="22"/>
+                <w:lang w:val="en-US" w:eastAsia="zh-CN"/>
+              </w:rPr>
+              <w:t>5</w:t>
+            </w:r>
+            <w:r>
+              <w:rPr>
+                <w:rFonts w:ascii="SimSun" w:hAnsi="SimSun" w:cs="SimSun"/>
+                <w:b/>
+                <w:bCs/>
+                <w:color w:val="000000"/>
+                <w:kern w:val="0"/>
+                <w:sz w:val="22"/>
+              </w:rPr>
+              <w:t>、</w:t>
+            </w:r>
+            <w:r>
+              <w:rPr>
+                <w:rFonts w:ascii="SimSun" w:hAnsi="SimSun" w:cs="SimSun"/>
+                <w:color w:val="000000"/>
+                <w:kern w:val="0"/>
+                <w:sz w:val="22"/>
+              </w:rPr>
+              <w:t xml:space="preserve">Web协议：HTTP1.0、HTTP2.0 </w:t>
+            </w:r>
+            <w:r>
+              <w:rPr>
+                <w:rFonts w:ascii="SimSun" w:hAnsi="SimSun" w:cs="SimSun"/>
+                <w:b/>
+                <w:bCs/>
+                <w:color w:val="000000"/>
+                <w:kern w:val="0"/>
+                <w:sz w:val="22"/>
+                <w:lang w:val="en-US" w:eastAsia="zh-CN"/>
+              </w:rPr>
+              <w:t>6</w:t>
+            </w:r>
+            <w:r>
+              <w:rPr>
+                <w:rFonts w:ascii="SimSun" w:hAnsi="SimSun" w:cs="SimSun"/>
+                <w:b/>
+                <w:color w:val="000000"/>
+                <w:kern w:val="0"/>
+                <w:sz w:val="22"/>
+              </w:rPr>
+              <w:t>、</w:t>
+            </w:r>
+            <w:r>
+              <w:rPr>
+                <w:rFonts w:ascii="SimSun" w:hAnsi="SimSun" w:cs="SimSun"/>
+                <w:color w:val="000000"/>
+                <w:kern w:val="0"/>
+                <w:sz w:val="22"/>
+              </w:rPr>
+              <w:t xml:space="preserve">数据库查询语言：SQL、DL/I  </w:t>
+            </w:r>
+            <w:r>
+              <w:rPr>
+                <w:rFonts w:ascii="SimSun" w:hAnsi="SimSun" w:cs="SimSun"/>
+                <w:b/>
+                <w:bCs/>
+                <w:color w:val="000000"/>
+                <w:kern w:val="0"/>
+                <w:sz w:val="22"/>
+                <w:lang w:val="en-US" w:eastAsia="zh-CN"/>
+              </w:rPr>
+              <w:t>7</w:t>
+            </w:r>
+            <w:r>
+              <w:rPr>
+                <w:rFonts w:ascii="SimSun" w:hAnsi="SimSun" w:cs="SimSun"/>
+                <w:b/>
+                <w:bCs/>
+                <w:color w:val="000000"/>
+                <w:kern w:val="0"/>
+                <w:sz w:val="22"/>
+              </w:rPr>
+              <w:t>、</w:t>
+            </w:r>
+            <w:r>
+              <w:rPr>
+                <w:rFonts w:ascii="SimSun" w:hAnsi="SimSun" w:cs="SimSun"/>
+                <w:color w:val="000000"/>
+                <w:kern w:val="0"/>
+                <w:sz w:val="22"/>
+              </w:rPr>
+              <w:t xml:space="preserve">软件系统: Tivoli Directory Integrator, IBM MQSeries  </w:t>
+            </w:r>
+            <w:r>
+              <w:rPr>
+                <w:rFonts w:ascii="SimSun" w:hAnsi="SimSun" w:cs="SimSun"/>
+                <w:b/>
+                <w:bCs/>
+                <w:color w:val="000000"/>
+                <w:kern w:val="0"/>
+                <w:sz w:val="22"/>
+                <w:lang w:val="en-US" w:eastAsia="zh-CN"/>
+              </w:rPr>
+              <w:t>8</w:t>
+            </w:r>
+            <w:r>
+              <w:rPr>
+                <w:rFonts w:ascii="SimSun" w:hAnsi="SimSun" w:cs="SimSun"/>
+                <w:b/>
+                <w:bCs/>
+                <w:color w:val="000000"/>
+                <w:kern w:val="0"/>
+                <w:sz w:val="22"/>
+              </w:rPr>
+              <w:t>、</w:t>
+            </w:r>
+            <w:r>
+              <w:rPr>
+                <w:rFonts w:ascii="SimSun" w:hAnsi="SimSun" w:cs="SimSun"/>
+                <w:color w:val="000000"/>
+                <w:kern w:val="0"/>
+                <w:sz w:val="22"/>
+              </w:rPr>
+              <w:t xml:space="preserve">数据库管理系统: DB2, IMS, MySQL  </w:t>
+            </w:r>
+            <w:r>
+              <w:rPr>
+                <w:rFonts w:ascii="SimSun" w:hAnsi="SimSun" w:cs="SimSun"/>
+                <w:b/>
+                <w:bCs/>
+                <w:color w:val="000000"/>
+                <w:kern w:val="0"/>
+                <w:sz w:val="22"/>
+                <w:lang w:val="en-US" w:eastAsia="zh-CN"/>
+              </w:rPr>
+              <w:t>9</w:t>
+            </w:r>
+            <w:r>
+              <w:rPr>
+                <w:rFonts w:ascii="SimSun" w:hAnsi="SimSun" w:cs="SimSun"/>
+                <w:b/>
+                <w:bCs/>
+                <w:color w:val="000000"/>
+                <w:kern w:val="0"/>
+                <w:sz w:val="22"/>
+              </w:rPr>
+              <w:t>、</w:t>
+            </w:r>
+            <w:r>
+              <w:rPr>
+                <w:rFonts w:ascii="SimSun" w:hAnsi="SimSun" w:cs="SimSun"/>
+                <w:color w:val="000000"/>
+                <w:kern w:val="0"/>
+                <w:sz w:val="22"/>
+              </w:rPr>
+              <w:t xml:space="preserve">操作系统: </w:t>
+            </w:r>
+            <w:r>
+              <w:rPr>
+                <w:rFonts w:ascii="SimSun" w:hAnsi="SimSun" w:cs="SimSun"/>
+                <w:color w:val="000000"/>
+                <w:kern w:val="0"/>
+                <w:sz w:val="22"/>
+                <w:lang w:val="en-US"/>
+              </w:rPr>
+              <w:t xml:space="preserve">Linux (Manjaro and Mint), IBM </w:t>
+            </w:r>
+            <w:r>
+              <w:rPr>
+                <w:rFonts w:ascii="SimSun" w:hAnsi="SimSun" w:cs="SimSun"/>
+                <w:color w:val="000000"/>
+                <w:kern w:val="0"/>
+                <w:sz w:val="22"/>
+              </w:rPr>
+              <w:t>z/OS, Windows NT/2000/XP/</w:t>
+            </w:r>
+            <w:r>
+              <w:rPr>
+                <w:rFonts w:ascii="SimSun" w:hAnsi="SimSun" w:cs="SimSun"/>
+                <w:color w:val="000000"/>
+                <w:kern w:val="0"/>
+                <w:sz w:val="22"/>
+                <w:lang w:val="en-US" w:eastAsia="zh-CN"/>
+              </w:rPr>
+              <w:t>7</w:t>
+            </w:r>
+            <w:r>
+              <w:rPr>
+                <w:rFonts w:ascii="SimSun" w:hAnsi="SimSun" w:cs="SimSun"/>
+                <w:color w:val="000000"/>
+                <w:kern w:val="0"/>
+                <w:sz w:val="22"/>
+              </w:rPr>
+              <w:t xml:space="preserve">, </w:t>
+            </w:r>
+            <w:r>
+              <w:rPr>
+                <w:rFonts w:ascii="SimSun" w:hAnsi="SimSun" w:cs="SimSun"/>
+                <w:b/>
+                <w:bCs/>
+                <w:color w:val="000000"/>
+                <w:kern w:val="0"/>
+                <w:sz w:val="22"/>
+                <w:lang w:val="en-US" w:eastAsia="zh-CN"/>
+              </w:rPr>
+              <w:t>10</w:t>
+            </w:r>
+            <w:r>
+              <w:rPr>
+                <w:rFonts w:ascii="SimSun" w:hAnsi="SimSun" w:cs="SimSun"/>
+                <w:b/>
+                <w:bCs/>
+                <w:color w:val="000000"/>
+                <w:kern w:val="0"/>
+                <w:sz w:val="22"/>
+              </w:rPr>
+              <w:t>、</w:t>
+            </w:r>
+            <w:r>
+              <w:rPr>
+                <w:rFonts w:ascii="SimSun" w:hAnsi="SimSun" w:cs="SimSun"/>
+                <w:color w:val="000000"/>
+                <w:kern w:val="0"/>
+                <w:sz w:val="22"/>
+              </w:rPr>
+              <w:t>其它能力: CA软件(Endevor, CA-7, File Manager, CA Gen等), OPC/A, CICS, SCLM</w:t>
+            </w:r>
+            <w:r>
+              <w:rPr>
+                <w:rFonts w:ascii="SimSun" w:hAnsi="SimSun" w:cs="SimSun"/>
+                <w:color w:val="000000"/>
+                <w:kern w:val="0"/>
+                <w:sz w:val="22"/>
+                <w:lang w:val="en-US" w:eastAsia="zh-CN"/>
+              </w:rPr>
+              <w:t xml:space="preserve"> </w:t>
+            </w:r>
+            <w:r>
+              <w:rPr>
+                <w:rFonts w:hint="default" w:ascii="SimSun" w:hAnsi="SimSun" w:cs="SimSun"/>
+                <w:b/>
+                <w:bCs/>
+                <w:color w:val="000000"/>
+                <w:kern w:val="0"/>
+                <w:sz w:val="22"/>
+                <w:lang w:val="en-US" w:eastAsia="zh-CN"/>
+              </w:rPr>
+              <w:t>11</w:t>
+            </w:r>
+            <w:r>
+              <w:rPr>
+                <w:rFonts w:hint="eastAsia" w:ascii="SimSun" w:hAnsi="SimSun" w:cs="SimSun"/>
+                <w:b/>
+                <w:bCs/>
+                <w:color w:val="000000"/>
+                <w:kern w:val="0"/>
+                <w:sz w:val="22"/>
+                <w:lang w:val="en-US" w:eastAsia="zh-CN"/>
+              </w:rPr>
+              <w:t>、</w:t>
+            </w:r>
+            <w:r>
+              <w:rPr>
+                <w:sz w:val="22"/>
+                <w:szCs w:val="22"/>
+              </w:rPr>
+              <w:t>开源无代码/低代码开</w:t>
+            </w:r>
+            <w:r>
+              <w:rPr>
+                <w:rFonts w:hint="eastAsia" w:asciiTheme="minorEastAsia" w:hAnsiTheme="minorEastAsia" w:eastAsiaTheme="minorEastAsia" w:cstheme="minorEastAsia"/>
+                <w:sz w:val="22"/>
+                <w:szCs w:val="22"/>
+              </w:rPr>
+              <w:t>发</w:t>
+            </w:r>
+            <w:r>
+              <w:rPr>
+                <w:rFonts w:hint="default" w:asciiTheme="minorEastAsia" w:hAnsiTheme="minorEastAsia" w:eastAsiaTheme="minorEastAsia" w:cstheme="minorEastAsia"/>
+                <w:sz w:val="22"/>
+                <w:szCs w:val="22"/>
+                <w:lang w:val="en-US"/>
+              </w:rPr>
+              <w:t>: NocoBase</w:t>
+            </w:r>
+            <w:r>
+              <w:rPr>
+                <w:rFonts w:hint="eastAsia" w:asciiTheme="minorEastAsia" w:hAnsiTheme="minorEastAsia" w:eastAsiaTheme="minorEastAsia" w:cstheme="minorEastAsia"/>
+                <w:sz w:val="22"/>
+                <w:szCs w:val="22"/>
+                <w:lang w:val="en-US" w:eastAsia="zh-CN"/>
+              </w:rPr>
+              <w:t>、</w:t>
+            </w:r>
+            <w:r>
+              <w:rPr>
+                <w:rFonts w:hint="default" w:asciiTheme="minorEastAsia" w:hAnsiTheme="minorEastAsia" w:eastAsiaTheme="minorEastAsia" w:cstheme="minorEastAsia"/>
+                <w:sz w:val="22"/>
+                <w:szCs w:val="22"/>
+                <w:lang w:val="en-US" w:eastAsia="zh-CN"/>
+              </w:rPr>
+              <w:t xml:space="preserve">AMIS </w:t>
+            </w:r>
+            <w:r>
+              <w:rPr>
+                <w:rFonts w:ascii="SimSun" w:hAnsi="SimSun" w:cs="SimSun"/>
+                <w:b/>
+                <w:bCs/>
+                <w:color w:val="000000"/>
+                <w:kern w:val="0"/>
+                <w:sz w:val="22"/>
+                <w:lang w:val="en-US" w:eastAsia="zh-CN"/>
+              </w:rPr>
+              <w:t>1</w:t>
+            </w:r>
+            <w:r>
+              <w:rPr>
+                <w:rFonts w:hint="default" w:ascii="SimSun" w:hAnsi="SimSun" w:cs="SimSun"/>
+                <w:b/>
+                <w:bCs/>
+                <w:color w:val="000000"/>
+                <w:kern w:val="0"/>
+                <w:sz w:val="22"/>
+                <w:lang w:val="en-US" w:eastAsia="zh-CN"/>
+              </w:rPr>
+              <w:t>2</w:t>
+            </w:r>
+            <w:r>
+              <w:rPr>
+                <w:rFonts w:ascii="SimSun" w:hAnsi="SimSun" w:cs="SimSun"/>
+                <w:b/>
+                <w:bCs/>
+                <w:color w:val="000000"/>
+                <w:kern w:val="0"/>
+                <w:sz w:val="22"/>
+              </w:rPr>
+              <w:t>、</w:t>
+            </w:r>
+            <w:r>
+              <w:rPr>
+                <w:rFonts w:ascii="SimSun" w:hAnsi="SimSun" w:cs="SimSun"/>
+                <w:b w:val="0"/>
+                <w:bCs w:val="0"/>
+                <w:color w:val="000000"/>
+                <w:kern w:val="0"/>
+                <w:sz w:val="22"/>
+              </w:rPr>
+              <w:t>辅助软件开发：熟练使用AI工具进行软件系统开发、原型构建与代码生成</w:t>
+            </w:r>
+          </w:p>
+          <w:p>
+            <w:pPr>
               <w:widowControl w:val="0"/>
               <w:jc w:val="left"/>
               <w:rPr>
-                <w:rFonts w:ascii="SimSun" w:hAnsi="SimSun" w:cs="SimSun"/>
-                <w:sz w:val="22"/>
-              </w:rPr>
-            </w:pPr>
-            <w:r>
-              <w:rPr>
-                <w:rFonts w:ascii="SimSun" w:hAnsi="SimSun" w:cs="SimSun"/>
-                <w:kern w:val="0"/>
-                <w:sz w:val="22"/>
-              </w:rPr>
-              <w:t>俄语、白俄语：母语</w:t>
-            </w:r>
-          </w:p>
-          <w:p>
-            <w:pPr>
-              <w:widowControl w:val="0"/>
-              <w:jc w:val="left"/>
-              <w:rPr>
-                <w:rFonts w:ascii="SimSun" w:hAnsi="SimSun" w:cs="SimSun"/>
-                <w:sz w:val="22"/>
-              </w:rPr>
-            </w:pPr>
-            <w:r>
-              <w:rPr>
-                <w:rFonts w:ascii="SimSun" w:hAnsi="SimSun" w:cs="SimSun"/>
-                <w:kern w:val="0"/>
-                <w:sz w:val="22"/>
-              </w:rPr>
-              <w:t>汉语：听说（熟练），读写（熟练）</w:t>
-            </w:r>
-          </w:p>
-          <w:p>
-            <w:pPr>
-              <w:widowControl w:val="0"/>
-              <w:jc w:val="left"/>
-              <w:rPr>
-                <w:rFonts w:ascii="SimSun" w:hAnsi="SimSun" w:cs="SimSun"/>
-                <w:sz w:val="22"/>
-              </w:rPr>
-            </w:pPr>
-            <w:r>
-              <w:rPr>
-                <w:rFonts w:ascii="SimSun" w:hAnsi="SimSun" w:cs="SimSun"/>
-                <w:kern w:val="0"/>
-                <w:sz w:val="22"/>
-              </w:rPr>
-              <w:t>英语：听说（熟练），读写（熟练）</w:t>
-            </w:r>
-          </w:p>
-        </w:tc>
-        <w:tc>
-          <w:tcPr>
-            <w:tcW w:w="2171" w:type="dxa"/>
-            <w:gridSpan w:val="5"/>
-            <w:tcBorders>
-              <w:top w:val="dashSmallGap" w:color="00000A" w:sz="4" w:space="0"/>
-              <w:left w:val="dashSmallGap" w:color="00000A" w:sz="4" w:space="0"/>
-              <w:bottom w:val="dashSmallGap" w:color="00000A" w:sz="4" w:space="0"/>
-              <w:right w:val="dashSmallGap" w:color="00000A" w:sz="4" w:space="0"/>
-            </w:tcBorders>
-            <w:shd w:val="clear" w:color="auto" w:fill="F2F2F2"/>
-            <w:vAlign w:val="center"/>
-          </w:tcPr>
-          <w:p>
-            <w:pPr>
-              <w:widowControl w:val="0"/>
-              <w:jc w:val="center"/>
-              <w:rPr>
-                <w:rFonts w:ascii="SimSun" w:hAnsi="SimSun" w:cs="SimSun"/>
-                <w:b/>
-                <w:sz w:val="22"/>
-              </w:rPr>
-            </w:pPr>
-            <w:r>
-              <w:rPr>
-                <w:rFonts w:ascii="SimSun" w:hAnsi="SimSun" w:cs="SimSun"/>
-                <w:b/>
-                <w:kern w:val="0"/>
-                <w:sz w:val="22"/>
-              </w:rPr>
-              <w:t>计算机程度</w:t>
-            </w:r>
-          </w:p>
-        </w:tc>
-        <w:tc>
-          <w:tcPr>
-            <w:tcW w:w="3167" w:type="dxa"/>
-            <w:gridSpan w:val="4"/>
-            <w:tcBorders>
-              <w:top w:val="dashSmallGap" w:color="00000A" w:sz="4" w:space="0"/>
-              <w:left w:val="dashSmallGap" w:color="00000A" w:sz="4" w:space="0"/>
-              <w:bottom w:val="dashSmallGap" w:color="00000A" w:sz="4" w:space="0"/>
-              <w:right w:val="single" w:color="00000A" w:sz="12" w:space="0"/>
-            </w:tcBorders>
-            <w:shd w:val="clear" w:color="auto" w:fill="auto"/>
-            <w:vAlign w:val="center"/>
-          </w:tcPr>
-          <w:p>
-            <w:pPr>
-              <w:widowControl w:val="0"/>
-              <w:jc w:val="center"/>
-              <w:rPr>
-                <w:rFonts w:ascii="SimSun" w:hAnsi="SimSun" w:cs="SimSun"/>
-                <w:sz w:val="22"/>
-              </w:rPr>
-            </w:pPr>
-            <w:r>
-              <w:rPr>
-                <w:rFonts w:ascii="SimSun" w:hAnsi="SimSun" w:cs="SimSun"/>
-                <w:kern w:val="0"/>
-                <w:sz w:val="22"/>
-              </w:rPr>
-              <w:t>精通</w:t>
-            </w:r>
+                <w:rFonts w:eastAsia="SimSun"/>
+                <w:lang w:val="en-US" w:eastAsia="zh-CN"/>
+              </w:rPr>
+            </w:pPr>
           </w:p>
         </w:tc>
       </w:tr>
@@ -3134,6 +3122,187 @@
         <w:tc>
           <w:tcPr>
             <w:tcW w:w="1560" w:type="dxa"/>
+            <w:tcBorders>
+              <w:top w:val="dashSmallGap" w:color="00000A" w:sz="4" w:space="0"/>
+              <w:left w:val="single" w:color="00000A" w:sz="12" w:space="0"/>
+              <w:bottom w:val="dashSmallGap" w:color="00000A" w:sz="4" w:space="0"/>
+              <w:right w:val="dashSmallGap" w:color="00000A" w:sz="4" w:space="0"/>
+            </w:tcBorders>
+            <w:shd w:val="clear" w:color="auto" w:fill="F2F2F2"/>
+            <w:vAlign w:val="center"/>
+          </w:tcPr>
+          <w:p>
+            <w:pPr>
+              <w:widowControl w:val="0"/>
+              <w:jc w:val="center"/>
+              <w:rPr>
+                <w:rFonts w:ascii="SimSun" w:hAnsi="SimSun" w:cs="SimSun"/>
+                <w:b/>
+                <w:sz w:val="22"/>
+              </w:rPr>
+            </w:pPr>
+            <w:r>
+              <w:rPr>
+                <w:rFonts w:ascii="SimSun" w:hAnsi="SimSun" w:cs="SimSun"/>
+                <w:b/>
+                <w:kern w:val="0"/>
+                <w:sz w:val="22"/>
+              </w:rPr>
+              <w:t>外语水平</w:t>
+            </w:r>
+          </w:p>
+        </w:tc>
+        <w:tc>
+          <w:tcPr>
+            <w:tcW w:w="3540" w:type="dxa"/>
+            <w:gridSpan w:val="6"/>
+            <w:tcBorders>
+              <w:top w:val="dashSmallGap" w:color="00000A" w:sz="4" w:space="0"/>
+              <w:left w:val="dashSmallGap" w:color="00000A" w:sz="4" w:space="0"/>
+              <w:bottom w:val="dashSmallGap" w:color="00000A" w:sz="4" w:space="0"/>
+              <w:right w:val="dashSmallGap" w:color="00000A" w:sz="4" w:space="0"/>
+            </w:tcBorders>
+            <w:shd w:val="clear" w:color="auto" w:fill="auto"/>
+            <w:vAlign w:val="center"/>
+          </w:tcPr>
+          <w:p>
+            <w:pPr>
+              <w:widowControl w:val="0"/>
+              <w:jc w:val="left"/>
+              <w:rPr>
+                <w:rFonts w:ascii="SimSun" w:hAnsi="SimSun" w:cs="SimSun"/>
+                <w:sz w:val="22"/>
+              </w:rPr>
+            </w:pPr>
+            <w:r>
+              <w:rPr>
+                <w:rFonts w:ascii="SimSun" w:hAnsi="SimSun" w:cs="SimSun"/>
+                <w:kern w:val="0"/>
+                <w:sz w:val="22"/>
+              </w:rPr>
+              <w:t>俄语、白俄语：母语</w:t>
+            </w:r>
+          </w:p>
+          <w:p>
+            <w:pPr>
+              <w:widowControl w:val="0"/>
+              <w:jc w:val="left"/>
+              <w:rPr>
+                <w:rFonts w:ascii="SimSun" w:hAnsi="SimSun" w:cs="SimSun"/>
+                <w:sz w:val="22"/>
+              </w:rPr>
+            </w:pPr>
+            <w:r>
+              <w:rPr>
+                <w:rFonts w:ascii="SimSun" w:hAnsi="SimSun" w:cs="SimSun"/>
+                <w:kern w:val="0"/>
+                <w:sz w:val="22"/>
+              </w:rPr>
+              <w:t>汉语：听说（熟练），读写（熟练）</w:t>
+            </w:r>
+          </w:p>
+          <w:p>
+            <w:pPr>
+              <w:widowControl w:val="0"/>
+              <w:jc w:val="left"/>
+              <w:rPr>
+                <w:rFonts w:ascii="SimSun" w:hAnsi="SimSun" w:cs="SimSun"/>
+                <w:sz w:val="22"/>
+              </w:rPr>
+            </w:pPr>
+            <w:r>
+              <w:rPr>
+                <w:rFonts w:ascii="SimSun" w:hAnsi="SimSun" w:cs="SimSun"/>
+                <w:kern w:val="0"/>
+                <w:sz w:val="22"/>
+              </w:rPr>
+              <w:t>英语：听说（熟练），读写（熟练）</w:t>
+            </w:r>
+          </w:p>
+        </w:tc>
+        <w:tc>
+          <w:tcPr>
+            <w:tcW w:w="2171" w:type="dxa"/>
+            <w:gridSpan w:val="5"/>
+            <w:tcBorders>
+              <w:top w:val="dashSmallGap" w:color="00000A" w:sz="4" w:space="0"/>
+              <w:left w:val="dashSmallGap" w:color="00000A" w:sz="4" w:space="0"/>
+              <w:bottom w:val="dashSmallGap" w:color="00000A" w:sz="4" w:space="0"/>
+              <w:right w:val="dashSmallGap" w:color="00000A" w:sz="4" w:space="0"/>
+            </w:tcBorders>
+            <w:shd w:val="clear" w:color="auto" w:fill="F2F2F2"/>
+            <w:vAlign w:val="center"/>
+          </w:tcPr>
+          <w:p>
+            <w:pPr>
+              <w:widowControl w:val="0"/>
+              <w:jc w:val="center"/>
+              <w:rPr>
+                <w:rFonts w:ascii="SimSun" w:hAnsi="SimSun" w:cs="SimSun"/>
+                <w:b/>
+                <w:sz w:val="22"/>
+              </w:rPr>
+            </w:pPr>
+            <w:r>
+              <w:rPr>
+                <w:rFonts w:ascii="SimSun" w:hAnsi="SimSun" w:cs="SimSun"/>
+                <w:b/>
+                <w:kern w:val="0"/>
+                <w:sz w:val="22"/>
+              </w:rPr>
+              <w:t>计算机程度</w:t>
+            </w:r>
+          </w:p>
+        </w:tc>
+        <w:tc>
+          <w:tcPr>
+            <w:tcW w:w="3167" w:type="dxa"/>
+            <w:gridSpan w:val="4"/>
+            <w:tcBorders>
+              <w:top w:val="dashSmallGap" w:color="00000A" w:sz="4" w:space="0"/>
+              <w:left w:val="dashSmallGap" w:color="00000A" w:sz="4" w:space="0"/>
+              <w:bottom w:val="dashSmallGap" w:color="00000A" w:sz="4" w:space="0"/>
+              <w:right w:val="single" w:color="00000A" w:sz="12" w:space="0"/>
+            </w:tcBorders>
+            <w:shd w:val="clear" w:color="auto" w:fill="auto"/>
+            <w:vAlign w:val="center"/>
+          </w:tcPr>
+          <w:p>
+            <w:pPr>
+              <w:widowControl w:val="0"/>
+              <w:jc w:val="center"/>
+              <w:rPr>
+                <w:rFonts w:ascii="SimSun" w:hAnsi="SimSun" w:cs="SimSun"/>
+                <w:sz w:val="22"/>
+              </w:rPr>
+            </w:pPr>
+            <w:r>
+              <w:rPr>
+                <w:rFonts w:ascii="SimSun" w:hAnsi="SimSun" w:cs="SimSun"/>
+                <w:kern w:val="0"/>
+                <w:sz w:val="22"/>
+              </w:rPr>
+              <w:t>精通</w:t>
+            </w:r>
+          </w:p>
+        </w:tc>
+      </w:tr>
+      <w:tr>
+        <w:tblPrEx>
+          <w:tblCellMar>
+            <w:top w:w="0" w:type="dxa"/>
+            <w:left w:w="15" w:type="dxa"/>
+            <w:bottom w:w="0" w:type="dxa"/>
+            <w:right w:w="15" w:type="dxa"/>
+          </w:tblCellMar>
+        </w:tblPrEx>
+        <w:trPr>
+          <w:trHeight w:val="567" w:hRule="atLeast"/>
+          <w:jc w:val="center"/>
+        </w:trPr>
+        <w:tc>
+          <w:tcPr>
+            <w:tcW w:w="1560" w:type="dxa"/>
             <w:vMerge w:val="restart"/>
             <w:tcBorders>
               <w:top w:val="dashSmallGap" w:color="00000A" w:sz="4" w:space="0"/>
@@ -3355,9 +3524,9 @@
           <w:p>
             <w:pPr>
               <w:widowControl w:val="0"/>
-              <w:jc w:val="center"/>
-              <w:rPr>
-                <w:rFonts w:ascii="SimSun" w:hAnsi="SimSun" w:eastAsia="SimSun" w:cs="SimSun"/>
+              <w:jc w:val="right"/>
+              <w:rPr>
+                <w:rFonts w:hint="eastAsia" w:ascii="SimSun" w:hAnsi="SimSun" w:eastAsia="SimSun" w:cs="SimSun"/>
                 <w:b/>
                 <w:color w:val="00000A"/>
                 <w:kern w:val="0"/>
@@ -3398,7 +3567,7 @@
                 <w:sz w:val="22"/>
                 <w:lang w:val="en-US"/>
               </w:rPr>
-              <w:t>5</w:t>
+              <w:t>05</w:t>
             </w:r>
             <w:r>
               <w:rPr>
@@ -3406,7 +3575,16 @@
                 <w:kern w:val="0"/>
                 <w:sz w:val="22"/>
               </w:rPr>
-              <w:t>—现在</w:t>
+              <w:t>—</w:t>
+            </w:r>
+            <w:r>
+              <w:rPr>
+                <w:rFonts w:hint="eastAsia" w:ascii="SimSun" w:hAnsi="SimSun"/>
+                <w:kern w:val="0"/>
+                <w:sz w:val="22"/>
+                <w:lang w:eastAsia="zh-CN"/>
+              </w:rPr>
+              <w:t>至今</w:t>
             </w:r>
           </w:p>
         </w:tc>
@@ -3583,7 +3761,7 @@
                 <w:kern w:val="0"/>
                 <w:sz w:val="22"/>
               </w:rPr>
-              <w:t>2020/4—202</w:t>
+              <w:t>2020/</w:t>
             </w:r>
             <w:r>
               <w:rPr>
@@ -3592,6 +3770,23 @@
                 <w:sz w:val="22"/>
                 <w:lang w:val="en-US"/>
               </w:rPr>
+              <w:t>0</w:t>
+            </w:r>
+            <w:r>
+              <w:rPr>
+                <w:rFonts w:ascii="SimSun" w:hAnsi="SimSun"/>
+                <w:kern w:val="0"/>
+                <w:sz w:val="22"/>
+              </w:rPr>
+              <w:t>4—202</w:t>
+            </w:r>
+            <w:r>
+              <w:rPr>
+                <w:rFonts w:hint="default" w:ascii="SimSun" w:hAnsi="SimSun"/>
+                <w:kern w:val="0"/>
+                <w:sz w:val="22"/>
+                <w:lang w:val="en-US"/>
+              </w:rPr>
               <w:t>3</w:t>
             </w:r>
             <w:r>
@@ -3609,7 +3804,7 @@
                 <w:sz w:val="22"/>
                 <w:lang w:val="en-US"/>
               </w:rPr>
-              <w:t>5</w:t>
+              <w:t>05</w:t>
             </w:r>
           </w:p>
         </w:tc>
@@ -3771,7 +3966,41 @@
                 <w:kern w:val="0"/>
                 <w:sz w:val="22"/>
               </w:rPr>
-              <w:t>2019/5—2020/4</w:t>
+              <w:t>2019/</w:t>
+            </w:r>
+            <w:r>
+              <w:rPr>
+                <w:rFonts w:hint="default" w:ascii="SimSun" w:hAnsi="SimSun"/>
+                <w:kern w:val="0"/>
+                <w:sz w:val="22"/>
+                <w:lang w:val="en-US"/>
+              </w:rPr>
+              <w:t>0</w:t>
+            </w:r>
+            <w:r>
+              <w:rPr>
+                <w:rFonts w:ascii="SimSun" w:hAnsi="SimSun"/>
+                <w:kern w:val="0"/>
+                <w:sz w:val="22"/>
+              </w:rPr>
+              <w:t>5—2020/</w:t>
+            </w:r>
+            <w:r>
+              <w:rPr>
+                <w:rFonts w:hint="default" w:ascii="SimSun" w:hAnsi="SimSun"/>
+                <w:kern w:val="0"/>
+                <w:sz w:val="22"/>
+                <w:lang w:val="en-US"/>
+              </w:rPr>
+              <w:t>0</w:t>
+            </w:r>
+            <w:r>
+              <w:rPr>
+                <w:rFonts w:ascii="SimSun" w:hAnsi="SimSun"/>
+                <w:kern w:val="0"/>
+                <w:sz w:val="22"/>
+              </w:rPr>
+              <w:t>4</w:t>
             </w:r>
           </w:p>
         </w:tc>
@@ -3929,7 +4158,41 @@
                 <w:kern w:val="0"/>
                 <w:sz w:val="22"/>
               </w:rPr>
-              <w:t>2016/9—2019/5</w:t>
+              <w:t>2016/</w:t>
+            </w:r>
+            <w:r>
+              <w:rPr>
+                <w:rFonts w:hint="default" w:ascii="SimSun" w:hAnsi="SimSun"/>
+                <w:kern w:val="0"/>
+                <w:sz w:val="22"/>
+                <w:lang w:val="en-US"/>
+              </w:rPr>
+              <w:t>0</w:t>
+            </w:r>
+            <w:r>
+              <w:rPr>
+                <w:rFonts w:ascii="SimSun" w:hAnsi="SimSun"/>
+                <w:kern w:val="0"/>
+                <w:sz w:val="22"/>
+              </w:rPr>
+              <w:t>9—2019/</w:t>
+            </w:r>
+            <w:r>
+              <w:rPr>
+                <w:rFonts w:hint="default" w:ascii="SimSun" w:hAnsi="SimSun"/>
+                <w:kern w:val="0"/>
+                <w:sz w:val="22"/>
+                <w:lang w:val="en-US"/>
+              </w:rPr>
+              <w:t>0</w:t>
+            </w:r>
+            <w:r>
+              <w:rPr>
+                <w:rFonts w:ascii="SimSun" w:hAnsi="SimSun"/>
+                <w:kern w:val="0"/>
+                <w:sz w:val="22"/>
+              </w:rPr>
+              <w:t>5</w:t>
             </w:r>
           </w:p>
         </w:tc>
@@ -4080,7 +4343,41 @@
                 <w:kern w:val="0"/>
                 <w:sz w:val="22"/>
               </w:rPr>
-              <w:t>2015/7—2016/9</w:t>
+              <w:t>2015/</w:t>
+            </w:r>
+            <w:r>
+              <w:rPr>
+                <w:rFonts w:hint="default" w:ascii="SimSun" w:hAnsi="SimSun"/>
+                <w:kern w:val="0"/>
+                <w:sz w:val="22"/>
+                <w:lang w:val="en-US"/>
+              </w:rPr>
+              <w:t>0</w:t>
+            </w:r>
+            <w:r>
+              <w:rPr>
+                <w:rFonts w:ascii="SimSun" w:hAnsi="SimSun"/>
+                <w:kern w:val="0"/>
+                <w:sz w:val="22"/>
+              </w:rPr>
+              <w:t>7—2016/</w:t>
+            </w:r>
+            <w:r>
+              <w:rPr>
+                <w:rFonts w:hint="default" w:ascii="SimSun" w:hAnsi="SimSun"/>
+                <w:kern w:val="0"/>
+                <w:sz w:val="22"/>
+                <w:lang w:val="en-US"/>
+              </w:rPr>
+              <w:t>0</w:t>
+            </w:r>
+            <w:r>
+              <w:rPr>
+                <w:rFonts w:ascii="SimSun" w:hAnsi="SimSun"/>
+                <w:kern w:val="0"/>
+                <w:sz w:val="22"/>
+              </w:rPr>
+              <w:t>9</w:t>
             </w:r>
           </w:p>
         </w:tc>
@@ -4230,7 +4527,41 @@
                 <w:kern w:val="0"/>
                 <w:sz w:val="22"/>
               </w:rPr>
-              <w:t>2014/6—2015/6</w:t>
+              <w:t>2014/</w:t>
+            </w:r>
+            <w:r>
+              <w:rPr>
+                <w:rFonts w:hint="default" w:ascii="SimSun" w:hAnsi="SimSun" w:cs="SimSun"/>
+                <w:kern w:val="0"/>
+                <w:sz w:val="22"/>
+                <w:lang w:val="en-US"/>
+              </w:rPr>
+              <w:t>0</w:t>
+            </w:r>
+            <w:r>
+              <w:rPr>
+                <w:rFonts w:ascii="SimSun" w:hAnsi="SimSun" w:cs="SimSun"/>
+                <w:kern w:val="0"/>
+                <w:sz w:val="22"/>
+              </w:rPr>
+              <w:t>6—2015/</w:t>
+            </w:r>
+            <w:r>
+              <w:rPr>
+                <w:rFonts w:hint="default" w:ascii="SimSun" w:hAnsi="SimSun" w:cs="SimSun"/>
+                <w:kern w:val="0"/>
+                <w:sz w:val="22"/>
+                <w:lang w:val="en-US"/>
+              </w:rPr>
+              <w:t>0</w:t>
+            </w:r>
+            <w:r>
+              <w:rPr>
+                <w:rFonts w:ascii="SimSun" w:hAnsi="SimSun" w:cs="SimSun"/>
+                <w:kern w:val="0"/>
+                <w:sz w:val="22"/>
+              </w:rPr>
+              <w:t>6</w:t>
             </w:r>
           </w:p>
         </w:tc>
@@ -4398,7 +4729,24 @@
                 <w:kern w:val="0"/>
                 <w:sz w:val="22"/>
               </w:rPr>
-              <w:t>2013/11—2014/5</w:t>
+              <w:t>2013/11—2014/</w:t>
+            </w:r>
+            <w:r>
+              <w:rPr>
+                <w:rFonts w:hint="default" w:ascii="SimSun" w:hAnsi="SimSun" w:cs="SimSun"/>
+                <w:kern w:val="0"/>
+                <w:sz w:val="22"/>
+                <w:lang w:val="en-US"/>
+              </w:rPr>
+              <w:t>0</w:t>
+            </w:r>
+            <w:r>
+              <w:rPr>
+                <w:rFonts w:ascii="SimSun" w:hAnsi="SimSun" w:cs="SimSun"/>
+                <w:kern w:val="0"/>
+                <w:sz w:val="22"/>
+              </w:rPr>
+              <w:t>5</w:t>
             </w:r>
           </w:p>
         </w:tc>
@@ -4590,7 +4938,41 @@
                 <w:kern w:val="0"/>
                 <w:sz w:val="22"/>
               </w:rPr>
-              <w:t>2013/5—2013/9</w:t>
+              <w:t>2013/</w:t>
+            </w:r>
+            <w:r>
+              <w:rPr>
+                <w:rFonts w:hint="default" w:ascii="SimSun" w:hAnsi="SimSun" w:cs="SimSun"/>
+                <w:kern w:val="0"/>
+                <w:sz w:val="22"/>
+                <w:lang w:val="en-US"/>
+              </w:rPr>
+              <w:t>0</w:t>
+            </w:r>
+            <w:r>
+              <w:rPr>
+                <w:rFonts w:ascii="SimSun" w:hAnsi="SimSun" w:cs="SimSun"/>
+                <w:kern w:val="0"/>
+                <w:sz w:val="22"/>
+              </w:rPr>
+              <w:t>5—2013/</w:t>
+            </w:r>
+            <w:r>
+              <w:rPr>
+                <w:rFonts w:hint="default" w:ascii="SimSun" w:hAnsi="SimSun" w:cs="SimSun"/>
+                <w:kern w:val="0"/>
+                <w:sz w:val="22"/>
+                <w:lang w:val="en-US"/>
+              </w:rPr>
+              <w:t>0</w:t>
+            </w:r>
+            <w:r>
+              <w:rPr>
+                <w:rFonts w:ascii="SimSun" w:hAnsi="SimSun" w:cs="SimSun"/>
+                <w:kern w:val="0"/>
+                <w:sz w:val="22"/>
+              </w:rPr>
+              <w:t>9</w:t>
             </w:r>
           </w:p>
         </w:tc>
@@ -4751,7 +5133,41 @@
                 <w:kern w:val="0"/>
                 <w:sz w:val="22"/>
               </w:rPr>
-              <w:t>2012/6—2013/2</w:t>
+              <w:t>2012/</w:t>
+            </w:r>
+            <w:r>
+              <w:rPr>
+                <w:rFonts w:hint="default" w:ascii="SimSun" w:hAnsi="SimSun" w:cs="SimSun"/>
+                <w:kern w:val="0"/>
+                <w:sz w:val="22"/>
+                <w:lang w:val="en-US"/>
+              </w:rPr>
+              <w:t>0</w:t>
+            </w:r>
+            <w:r>
+              <w:rPr>
+                <w:rFonts w:ascii="SimSun" w:hAnsi="SimSun" w:cs="SimSun"/>
+                <w:kern w:val="0"/>
+                <w:sz w:val="22"/>
+              </w:rPr>
+              <w:t>6—2013/</w:t>
+            </w:r>
+            <w:r>
+              <w:rPr>
+                <w:rFonts w:hint="default" w:ascii="SimSun" w:hAnsi="SimSun" w:cs="SimSun"/>
+                <w:kern w:val="0"/>
+                <w:sz w:val="22"/>
+                <w:lang w:val="en-US"/>
+              </w:rPr>
+              <w:t>0</w:t>
+            </w:r>
+            <w:r>
+              <w:rPr>
+                <w:rFonts w:ascii="SimSun" w:hAnsi="SimSun" w:cs="SimSun"/>
+                <w:kern w:val="0"/>
+                <w:sz w:val="22"/>
+              </w:rPr>
+              <w:t>2</w:t>
             </w:r>
           </w:p>
         </w:tc>
@@ -4960,7 +5376,41 @@
                 <w:kern w:val="0"/>
                 <w:sz w:val="22"/>
               </w:rPr>
-              <w:t>2010/4—2012/3</w:t>
+              <w:t>2010/</w:t>
+            </w:r>
+            <w:r>
+              <w:rPr>
+                <w:rFonts w:hint="default" w:ascii="SimSun" w:hAnsi="SimSun" w:cs="SimSun"/>
+                <w:kern w:val="0"/>
+                <w:sz w:val="22"/>
+                <w:lang w:val="en-US"/>
+              </w:rPr>
+              <w:t>0</w:t>
+            </w:r>
+            <w:r>
+              <w:rPr>
+                <w:rFonts w:ascii="SimSun" w:hAnsi="SimSun" w:cs="SimSun"/>
+                <w:kern w:val="0"/>
+                <w:sz w:val="22"/>
+              </w:rPr>
+              <w:t>4—2012/</w:t>
+            </w:r>
+            <w:r>
+              <w:rPr>
+                <w:rFonts w:hint="default" w:ascii="SimSun" w:hAnsi="SimSun" w:cs="SimSun"/>
+                <w:kern w:val="0"/>
+                <w:sz w:val="22"/>
+                <w:lang w:val="en-US"/>
+              </w:rPr>
+              <w:t>0</w:t>
+            </w:r>
+            <w:r>
+              <w:rPr>
+                <w:rFonts w:ascii="SimSun" w:hAnsi="SimSun" w:cs="SimSun"/>
+                <w:kern w:val="0"/>
+                <w:sz w:val="22"/>
+              </w:rPr>
+              <w:t>3</w:t>
             </w:r>
           </w:p>
         </w:tc>
@@ -5184,7 +5634,24 @@
                 <w:kern w:val="0"/>
                 <w:sz w:val="22"/>
               </w:rPr>
-              <w:t>武汉 (现在是</w:t>
+              <w:t>武汉 (</w:t>
+            </w:r>
+            <w:r>
+              <w:rPr>
+                <w:rFonts w:hint="eastAsia" w:ascii="SimSun" w:hAnsi="SimSun" w:cs="SimSun"/>
+                <w:kern w:val="0"/>
+                <w:sz w:val="22"/>
+                <w:lang w:eastAsia="zh-CN"/>
+              </w:rPr>
+              <w:t>至今</w:t>
+            </w:r>
+            <w:r>
+              <w:rPr>
+                <w:rFonts w:ascii="SimSun" w:hAnsi="SimSun" w:cs="SimSun"/>
+                <w:kern w:val="0"/>
+                <w:sz w:val="22"/>
+              </w:rPr>
+              <w:t>是</w:t>
             </w:r>
             <w:r>
               <w:rPr>
@@ -5348,7 +5815,41 @@
                 <w:kern w:val="0"/>
                 <w:sz w:val="22"/>
               </w:rPr>
-              <w:t>2002/8—2007/5</w:t>
+              <w:t>2002/</w:t>
+            </w:r>
+            <w:r>
+              <w:rPr>
+                <w:rFonts w:hint="default" w:ascii="SimSun" w:hAnsi="SimSun" w:cs="SimSun"/>
+                <w:kern w:val="0"/>
+                <w:sz w:val="22"/>
+                <w:lang w:val="en-US"/>
+              </w:rPr>
+              <w:t>0</w:t>
+            </w:r>
+            <w:r>
+              <w:rPr>
+                <w:rFonts w:ascii="SimSun" w:hAnsi="SimSun" w:cs="SimSun"/>
+                <w:kern w:val="0"/>
+                <w:sz w:val="22"/>
+              </w:rPr>
+              <w:t>8—2007/</w:t>
+            </w:r>
+            <w:r>
+              <w:rPr>
+                <w:rFonts w:hint="default" w:ascii="SimSun" w:hAnsi="SimSun" w:cs="SimSun"/>
+                <w:kern w:val="0"/>
+                <w:sz w:val="22"/>
+                <w:lang w:val="en-US"/>
+              </w:rPr>
+              <w:t>0</w:t>
+            </w:r>
+            <w:r>
+              <w:rPr>
+                <w:rFonts w:ascii="SimSun" w:hAnsi="SimSun" w:cs="SimSun"/>
+                <w:kern w:val="0"/>
+                <w:sz w:val="22"/>
+              </w:rPr>
+              <w:t>5</w:t>
             </w:r>
           </w:p>
         </w:tc>
@@ -6246,7 +6747,7 @@
               <w:widowControl w:val="0"/>
               <w:jc w:val="center"/>
               <w:rPr>
-                <w:rFonts w:hint="default" w:ascii="SimSun" w:hAnsi="SimSun" w:eastAsia="SimSun" w:cs="SimSun"/>
+                <w:rFonts w:hint="eastAsia" w:ascii="SimSun" w:hAnsi="SimSun" w:eastAsia="SimSun" w:cs="SimSun"/>
                 <w:b/>
                 <w:color w:val="00000A"/>
                 <w:kern w:val="0"/>
@@ -6282,6 +6783,15 @@
             </w:r>
             <w:r>
               <w:rPr>
+                <w:rFonts w:hint="eastAsia" w:ascii="SimSun" w:hAnsi="SimSun" w:cs="SimSun"/>
+                <w:kern w:val="0"/>
+                <w:sz w:val="22"/>
+                <w:lang w:val="en-US" w:eastAsia="zh-CN"/>
+              </w:rPr>
+              <w:t>0</w:t>
+            </w:r>
+            <w:r>
+              <w:rPr>
                 <w:rFonts w:hint="default" w:ascii="SimSun" w:hAnsi="SimSun" w:cs="SimSun"/>
                 <w:kern w:val="0"/>
                 <w:sz w:val="22"/>
@@ -6295,7 +6805,16 @@
                 <w:kern w:val="0"/>
                 <w:sz w:val="22"/>
               </w:rPr>
-              <w:t>—现在</w:t>
+              <w:t>—</w:t>
+            </w:r>
+            <w:r>
+              <w:rPr>
+                <w:rFonts w:hint="eastAsia" w:ascii="SimSun" w:hAnsi="SimSun" w:cs="SimSun"/>
+                <w:kern w:val="0"/>
+                <w:sz w:val="22"/>
+                <w:lang w:eastAsia="zh-CN"/>
+              </w:rPr>
+              <w:t>至今</w:t>
             </w:r>
           </w:p>
         </w:tc>
@@ -6516,7 +7035,7 @@
                 <w:kern w:val="0"/>
                 <w:lang w:val="en-US"/>
               </w:rPr>
-              <w:t>Echarts</w:t>
+              <w:t>ECharts</w:t>
             </w:r>
           </w:p>
           <w:p>
@@ -6532,14 +7051,14 @@
               <w:rPr>
                 <w:kern w:val="0"/>
               </w:rPr>
-              <w:t>GIS框架: Cesium js</w:t>
+              <w:t xml:space="preserve">GIS框架: </w:t>
             </w:r>
             <w:r>
               <w:rPr>
                 <w:kern w:val="0"/>
                 <w:lang w:val="en-US"/>
               </w:rPr>
-              <w:t xml:space="preserve">, </w:t>
+              <w:t xml:space="preserve">CesiumJS, </w:t>
             </w:r>
           </w:p>
           <w:p>
@@ -6599,7 +7118,7 @@
                 <w:kern w:val="0"/>
                 <w:lang w:val="en-US" w:eastAsia="zh-CN"/>
               </w:rPr>
-              <w:t>Cursor, Windsurf</w:t>
+              <w:t>Cursor, QwenWork, WorBuddy</w:t>
             </w:r>
           </w:p>
           <w:p>
@@ -7187,7 +7706,29 @@
                 <w:szCs w:val="22"/>
                 <w:lang w:val="en-US" w:eastAsia="zh-CN" w:bidi="ar-SA"/>
               </w:rPr>
-              <w:t>4、战略愿景：仪表盘作为数据呈现的主要形式，将逐渐让位于更加分布式和多模态的信息交互方式；架构被奠定为数据呈现的基础，这种呈现在未来可能成为环境的一部分，并根据用户的意图和上下文进行调整，而不仅仅显示在屏幕上。</w:t>
+              <w:t>4、战略愿景：仪表盘作为数据呈现的主要形式，将逐渐让位于更加分布式和多模态的信息交互方式；架构被奠定为数据呈现的基础，这种呈</w:t>
+            </w:r>
+            <w:r>
+              <w:rPr>
+                <w:rFonts w:hint="eastAsia" w:cs="DejaVu Serif"/>
+                <w:color w:val="00000A"/>
+                <w:kern w:val="0"/>
+                <w:sz w:val="21"/>
+                <w:szCs w:val="22"/>
+                <w:lang w:val="en-US" w:eastAsia="zh-CN" w:bidi="ar-SA"/>
+              </w:rPr>
+              <w:t>至今</w:t>
+            </w:r>
+            <w:r>
+              <w:rPr>
+                <w:rFonts w:ascii="Calibri" w:hAnsi="Calibri" w:eastAsia="SimSun" w:cs="DejaVu Serif"/>
+                <w:color w:val="00000A"/>
+                <w:kern w:val="0"/>
+                <w:sz w:val="21"/>
+                <w:szCs w:val="22"/>
+                <w:lang w:val="en-US" w:eastAsia="zh-CN" w:bidi="ar-SA"/>
+              </w:rPr>
+              <w:t>未来可能成为环境的一部分，并根据用户的意图和上下文进行调整，而不仅仅显示在屏幕上。</w:t>
             </w:r>
           </w:p>
           <w:p>
@@ -7403,6 +7944,99 @@
                 <w:lang w:val="en-US" w:eastAsia="zh-CN" w:bidi="ar-SA"/>
               </w:rPr>
             </w:pPr>
+          </w:p>
+        </w:tc>
+      </w:tr>
+      <w:tr>
+        <w:tblPrEx>
+          <w:tblCellMar>
+            <w:top w:w="0" w:type="dxa"/>
+            <w:left w:w="15" w:type="dxa"/>
+            <w:bottom w:w="0" w:type="dxa"/>
+            <w:right w:w="15" w:type="dxa"/>
+          </w:tblCellMar>
+        </w:tblPrEx>
+        <w:trPr>
+          <w:trHeight w:val="656" w:hRule="atLeast"/>
+          <w:jc w:val="center"/>
+        </w:trPr>
+        <w:tc>
+          <w:tcPr>
+            <w:tcW w:w="2087" w:type="dxa"/>
+            <w:gridSpan w:val="2"/>
+            <w:tcBorders>
+              <w:top w:val="dashSmallGap" w:color="00000A" w:sz="4" w:space="0"/>
+              <w:left w:val="single" w:color="00000A" w:sz="12" w:space="0"/>
+              <w:bottom w:val="dashSmallGap" w:color="00000A" w:sz="4" w:space="0"/>
+              <w:right w:val="single" w:color="00000A" w:sz="12" w:space="0"/>
+            </w:tcBorders>
+            <w:shd w:val="clear" w:color="auto" w:fill="auto"/>
+            <w:vAlign w:val="center"/>
+          </w:tcPr>
+          <w:p>
+            <w:pPr>
+              <w:pStyle w:val="29"/>
+              <w:keepNext w:val="0"/>
+              <w:keepLines w:val="0"/>
+              <w:widowControl/>
+              <w:suppressLineNumbers w:val="0"/>
+              <w:jc w:val="center"/>
+              <w:rPr>
+                <w:b/>
+                <w:bCs/>
+                <w:sz w:val="22"/>
+                <w:szCs w:val="22"/>
+              </w:rPr>
+            </w:pPr>
+            <w:r>
+              <w:rPr>
+                <w:b/>
+                <w:bCs/>
+                <w:kern w:val="0"/>
+              </w:rPr>
+              <w:t>责任描述</w:t>
+            </w:r>
+          </w:p>
+        </w:tc>
+        <w:tc>
+          <w:tcPr>
+            <w:tcW w:w="8351" w:type="dxa"/>
+            <w:gridSpan w:val="14"/>
+            <w:tcBorders>
+              <w:top w:val="dashSmallGap" w:color="00000A" w:sz="4" w:space="0"/>
+              <w:left w:val="single" w:color="00000A" w:sz="12" w:space="0"/>
+              <w:bottom w:val="dashSmallGap" w:color="00000A" w:sz="4" w:space="0"/>
+              <w:right w:val="single" w:color="00000A" w:sz="12" w:space="0"/>
+            </w:tcBorders>
+            <w:shd w:val="clear" w:color="auto" w:fill="auto"/>
+            <w:vAlign w:val="center"/>
+          </w:tcPr>
+          <w:p>
+            <w:pPr>
+              <w:widowControl w:val="0"/>
+              <w:jc w:val="both"/>
+              <w:rPr>
+                <w:rFonts w:ascii="Calibri" w:hAnsi="Calibri" w:eastAsia="SimSun" w:cs="DejaVu Serif"/>
+                <w:color w:val="00000A"/>
+                <w:kern w:val="0"/>
+                <w:sz w:val="21"/>
+                <w:szCs w:val="22"/>
+                <w:lang w:val="en-US" w:eastAsia="zh-CN" w:bidi="ar-SA"/>
+              </w:rPr>
+            </w:pPr>
+            <w:r>
+              <w:rPr>
+                <w:rFonts w:ascii="Calibri" w:hAnsi="Calibri" w:eastAsia="SimSun" w:cs="DejaVu Serif"/>
+                <w:color w:val="00000A"/>
+                <w:kern w:val="0"/>
+                <w:sz w:val="21"/>
+                <w:szCs w:val="22"/>
+                <w:lang w:val="en-US" w:eastAsia="zh-CN" w:bidi="ar-SA"/>
+              </w:rPr>
+              <w:t>独立开发者/创作者</w:t>
+            </w:r>
+            <w:bookmarkStart w:id="1" w:name="_GoBack"/>
+            <w:bookmarkEnd w:id="1"/>
           </w:p>
         </w:tc>
       </w:tr>
@@ -7832,7 +8466,7 @@
                     <w:widowControl w:val="0"/>
                     <w:jc w:val="center"/>
                     <w:rPr>
-                      <w:rFonts w:hint="default" w:ascii="SimSun" w:hAnsi="SimSun" w:eastAsia="SimSun" w:cs="SimSun"/>
+                      <w:rFonts w:hint="eastAsia" w:ascii="SimSun" w:hAnsi="SimSun" w:eastAsia="SimSun" w:cs="SimSun"/>
                       <w:b/>
                       <w:color w:val="00000A"/>
                       <w:kern w:val="0"/>
@@ -7847,7 +8481,33 @@
                       <w:kern w:val="0"/>
                       <w:sz w:val="22"/>
                     </w:rPr>
-                    <w:t>2023/5—现在</w:t>
+                    <w:t>2023/</w:t>
+                  </w:r>
+                  <w:r>
+                    <w:rPr>
+                      <w:rFonts w:hint="eastAsia" w:ascii="SimSun" w:hAnsi="SimSun" w:cs="SimSun"/>
+                      <w:kern w:val="0"/>
+                      <w:sz w:val="22"/>
+                      <w:lang w:val="en-US" w:eastAsia="zh-CN"/>
+                    </w:rPr>
+                    <w:t>0</w:t>
+                  </w:r>
+                  <w:r>
+                    <w:rPr>
+                      <w:rFonts w:hint="default" w:ascii="SimSun" w:hAnsi="SimSun" w:cs="SimSun"/>
+                      <w:kern w:val="0"/>
+                      <w:sz w:val="22"/>
+                    </w:rPr>
+                    <w:t>5—</w:t>
+                  </w:r>
+                  <w:r>
+                    <w:rPr>
+                      <w:rFonts w:hint="eastAsia" w:ascii="SimSun" w:hAnsi="SimSun" w:cs="SimSun"/>
+                      <w:kern w:val="0"/>
+                      <w:sz w:val="22"/>
+                      <w:lang w:eastAsia="zh-CN"/>
+                    </w:rPr>
+                    <w:t>至今</w:t>
                   </w:r>
                 </w:p>
               </w:tc>
@@ -7882,7 +8542,7 @@
                       <w:kern w:val="0"/>
                       <w:lang w:val="en-US" w:eastAsia="zh-CN"/>
                     </w:rPr>
-                    <w:t>Nocobase</w:t>
+                    <w:t>NocoBase</w:t>
                   </w:r>
                   <w:r>
                     <w:rPr>
@@ -7914,7 +8574,7 @@
                       <w:kern w:val="0"/>
                       <w:lang w:val="en-US" w:eastAsia="zh-CN"/>
                     </w:rPr>
-                    <w:t>Echarts</w:t>
+                    <w:t>ECharts</w:t>
                   </w:r>
                   <w:r>
                     <w:rPr>
@@ -7946,7 +8606,7 @@
                       <w:kern w:val="0"/>
                       <w:lang w:eastAsia="zh-CN"/>
                     </w:rPr>
-                    <w:t>“智慧运维系统”、“票务管理系统”、“兆益生物生产管理系统”</w:t>
+                    <w:t>“POXMS可视化智慧运维管理云平台”、“票务管理系统”、“兆益生物生产管理系统”</w:t>
                   </w:r>
                 </w:p>
               </w:tc>
@@ -8109,7 +8769,7 @@
                       <w:kern w:val="0"/>
                       <w:lang w:val="en-US" w:eastAsia="zh-CN"/>
                     </w:rPr>
-                    <w:t>开源无代码/低代码开发: Nocobase、AMIS</w:t>
+                    <w:t>开源无代码/低代码开发: NocoBase、AMIS</w:t>
                   </w:r>
                 </w:p>
                 <w:p>
@@ -8136,7 +8796,7 @@
                       <w:kern w:val="0"/>
                       <w:lang w:val="en-US"/>
                     </w:rPr>
-                    <w:t>Echarts</w:t>
+                    <w:t>ECharts</w:t>
                   </w:r>
                 </w:p>
                 <w:p>
@@ -8310,7 +8970,7 @@
                 <w:p>
                   <w:pPr>
                     <w:widowControl w:val="0"/>
-                    <w:jc w:val="center"/>
+                    <w:jc w:val="right"/>
                     <w:rPr>
                       <w:kern w:val="0"/>
                     </w:rPr>
@@ -8364,162 +9024,6 @@
                   <w:right w:w="15" w:type="dxa"/>
                 </w:tblCellMar>
               </w:tblPrEx>
-              <w:trPr>
-                <w:trHeight w:val="678" w:hRule="atLeast"/>
-                <w:jc w:val="center"/>
-              </w:trPr>
-              <w:tc>
-                <w:tcPr>
-                  <w:tcW w:w="1560" w:type="dxa"/>
-                  <w:tcBorders>
-                    <w:top w:val="dashSmallGap" w:color="00000A" w:sz="4" w:space="0"/>
-                    <w:left w:val="single" w:color="00000A" w:sz="12" w:space="0"/>
-                    <w:bottom w:val="dashSmallGap" w:color="00000A" w:sz="4" w:space="0"/>
-                    <w:right w:val="dashSmallGap" w:color="00000A" w:sz="4" w:space="0"/>
-                  </w:tcBorders>
-                  <w:shd w:val="clear" w:color="auto" w:fill="FFFFFF" w:themeFill="background1"/>
-                  <w:vAlign w:val="center"/>
-                </w:tcPr>
-                <w:p>
-                  <w:pPr>
-                    <w:widowControl w:val="0"/>
-                    <w:rPr>
-                      <w:rFonts w:hint="default"/>
-                      <w:kern w:val="0"/>
-                    </w:rPr>
-                  </w:pPr>
-                </w:p>
-              </w:tc>
-              <w:tc>
-                <w:tcPr>
-                  <w:tcW w:w="1526" w:type="dxa"/>
-                  <w:tcBorders>
-                    <w:top w:val="dashSmallGap" w:color="00000A" w:sz="4" w:space="0"/>
-                    <w:left w:val="dashSmallGap" w:color="00000A" w:sz="4" w:space="0"/>
-                    <w:bottom w:val="dashSmallGap" w:color="00000A" w:sz="4" w:space="0"/>
-                    <w:right w:val="dashSmallGap" w:color="00000A" w:sz="4" w:space="0"/>
-                  </w:tcBorders>
-                  <w:shd w:val="clear" w:color="auto" w:fill="FFFFFF" w:themeFill="background1"/>
-                  <w:vAlign w:val="center"/>
-                </w:tcPr>
-                <w:p>
-                  <w:pPr>
-                    <w:widowControl w:val="0"/>
-                    <w:jc w:val="center"/>
-                    <w:rPr>
-                      <w:rFonts w:hint="default" w:ascii="SimSun" w:hAnsi="SimSun" w:cs="SimSun"/>
-                      <w:kern w:val="0"/>
-                      <w:sz w:val="22"/>
-                    </w:rPr>
-                  </w:pPr>
-                </w:p>
-              </w:tc>
-              <w:tc>
-                <w:tcPr>
-                  <w:tcW w:w="2014" w:type="dxa"/>
-                  <w:tcBorders>
-                    <w:top w:val="dashSmallGap" w:color="00000A" w:sz="4" w:space="0"/>
-                    <w:left w:val="dashSmallGap" w:color="00000A" w:sz="4" w:space="0"/>
-                    <w:bottom w:val="dashSmallGap" w:color="00000A" w:sz="4" w:space="0"/>
-                    <w:right w:val="dashSmallGap" w:color="00000A" w:sz="4" w:space="0"/>
-                  </w:tcBorders>
-                  <w:shd w:val="clear" w:color="auto" w:fill="FFFFFF" w:themeFill="background1"/>
-                  <w:vAlign w:val="center"/>
-                </w:tcPr>
-                <w:p>
-                  <w:pPr>
-                    <w:widowControl w:val="0"/>
-                    <w:jc w:val="left"/>
-                    <w:rPr>
-                      <w:rFonts w:hint="default"/>
-                      <w:kern w:val="0"/>
-                      <w:lang w:val="en-US" w:eastAsia="zh-CN"/>
-                    </w:rPr>
-                  </w:pPr>
-                </w:p>
-              </w:tc>
-              <w:tc>
-                <w:tcPr>
-                  <w:tcW w:w="2394" w:type="dxa"/>
-                  <w:tcBorders>
-                    <w:top w:val="dashSmallGap" w:color="00000A" w:sz="4" w:space="0"/>
-                    <w:left w:val="dashSmallGap" w:color="00000A" w:sz="4" w:space="0"/>
-                    <w:bottom w:val="dashSmallGap" w:color="00000A" w:sz="4" w:space="0"/>
-                    <w:right w:val="dashSmallGap" w:color="00000A" w:sz="4" w:space="0"/>
-                  </w:tcBorders>
-                  <w:shd w:val="clear" w:color="auto" w:fill="FFFFFF" w:themeFill="background1"/>
-                  <w:vAlign w:val="center"/>
-                </w:tcPr>
-                <w:p>
-                  <w:pPr>
-                    <w:widowControl w:val="0"/>
-                    <w:jc w:val="center"/>
-                    <w:rPr>
-                      <w:rFonts w:hint="default"/>
-                      <w:kern w:val="0"/>
-                      <w:lang w:val="en-US" w:eastAsia="zh-CN"/>
-                    </w:rPr>
-                  </w:pPr>
-                </w:p>
-              </w:tc>
-              <w:tc>
-                <w:tcPr>
-                  <w:tcW w:w="925" w:type="dxa"/>
-                  <w:tcBorders>
-                    <w:top w:val="dashSmallGap" w:color="00000A" w:sz="4" w:space="0"/>
-                    <w:left w:val="dashSmallGap" w:color="00000A" w:sz="4" w:space="0"/>
-                    <w:bottom w:val="dashSmallGap" w:color="00000A" w:sz="4" w:space="0"/>
-                    <w:right w:val="dashSmallGap" w:color="00000A" w:sz="4" w:space="0"/>
-                  </w:tcBorders>
-                  <w:shd w:val="clear" w:color="auto" w:fill="FFFFFF" w:themeFill="background1"/>
-                  <w:vAlign w:val="center"/>
-                </w:tcPr>
-                <w:p>
-                  <w:pPr>
-                    <w:widowControl w:val="0"/>
-                    <w:jc w:val="center"/>
-                    <w:rPr>
-                      <w:rFonts w:ascii="SimSun" w:hAnsi="SimSun" w:eastAsia="SimSun" w:cs="SimSun"/>
-                      <w:b/>
-                      <w:color w:val="00000A"/>
-                      <w:kern w:val="0"/>
-                      <w:sz w:val="22"/>
-                      <w:szCs w:val="22"/>
-                      <w:lang w:val="en-US" w:eastAsia="zh-CN" w:bidi="ar-SA"/>
-                    </w:rPr>
-                  </w:pPr>
-                </w:p>
-              </w:tc>
-              <w:tc>
-                <w:tcPr>
-                  <w:tcW w:w="2019" w:type="dxa"/>
-                  <w:tcBorders>
-                    <w:top w:val="dashSmallGap" w:color="00000A" w:sz="4" w:space="0"/>
-                    <w:left w:val="dashSmallGap" w:color="00000A" w:sz="4" w:space="0"/>
-                    <w:bottom w:val="dashSmallGap" w:color="00000A" w:sz="4" w:space="0"/>
-                    <w:right w:val="single" w:color="00000A" w:sz="12" w:space="0"/>
-                  </w:tcBorders>
-                  <w:shd w:val="clear" w:color="auto" w:fill="FFFFFF" w:themeFill="background1"/>
-                  <w:vAlign w:val="center"/>
-                </w:tcPr>
-                <w:p>
-                  <w:pPr>
-                    <w:widowControl w:val="0"/>
-                    <w:jc w:val="center"/>
-                    <w:rPr>
-                      <w:rFonts w:ascii="SimSun" w:hAnsi="SimSun" w:eastAsia="SimSun" w:cs="SimSun"/>
-                      <w:b/>
-                      <w:color w:val="000000"/>
-                      <w:kern w:val="0"/>
-                      <w:sz w:val="22"/>
-                      <w:szCs w:val="22"/>
-                      <w:lang w:val="en-US" w:eastAsia="zh-CN" w:bidi="ar-SA"/>
-                    </w:rPr>
-                  </w:pPr>
-                </w:p>
-              </w:tc>
-            </w:tr>
-            <w:tr>
               <w:trPr>
                 <w:trHeight w:val="678" w:hRule="atLeast"/>
                 <w:jc w:val="center"/>
@@ -8595,7 +9099,29 @@
                       <w:szCs w:val="22"/>
                       <w:lang w:val="en-US" w:eastAsia="zh-CN" w:bidi="ar-SA"/>
                     </w:rPr>
-                    <w:t xml:space="preserve">研究 NocoBase 插件开发、低代码平台扩展、数据可视化前端工具。用 </w:t>
+                    <w:t xml:space="preserve">研究 </w:t>
+                  </w:r>
+                  <w:r>
+                    <w:rPr>
+                      <w:rFonts w:cs="DejaVu Serif"/>
+                      <w:color w:val="00000A"/>
+                      <w:kern w:val="0"/>
+                      <w:sz w:val="21"/>
+                      <w:szCs w:val="22"/>
+                      <w:lang w:val="en-US" w:eastAsia="zh-CN" w:bidi="ar-SA"/>
+                    </w:rPr>
+                    <w:t>NocoBase</w:t>
+                  </w:r>
+                  <w:r>
+                    <w:rPr>
+                      <w:rFonts w:ascii="Calibri" w:hAnsi="Calibri" w:eastAsia="SimSun" w:cs="DejaVu Serif"/>
+                      <w:color w:val="00000A"/>
+                      <w:kern w:val="0"/>
+                      <w:sz w:val="21"/>
+                      <w:szCs w:val="22"/>
+                      <w:lang w:val="en-US" w:eastAsia="zh-CN" w:bidi="ar-SA"/>
+                    </w:rPr>
+                    <w:t xml:space="preserve"> 插件开发、低代码平台扩展、数据可视化前端工具。用 </w:t>
                   </w:r>
                   <w:r>
                     <w:rPr>
@@ -8665,6 +9191,17 @@
                   </w:r>
                   <w:r>
                     <w:rPr>
+                      <w:rFonts w:cs="DejaVu Serif"/>
+                      <w:color w:val="00000A"/>
+                      <w:kern w:val="0"/>
+                      <w:sz w:val="21"/>
+                      <w:szCs w:val="22"/>
+                      <w:lang w:val="en-US" w:eastAsia="zh-CN" w:bidi="ar-SA"/>
+                    </w:rPr>
+                    <w:t>NocoBase</w:t>
+                  </w:r>
+                  <w:r>
+                    <w:rPr>
                       <w:rFonts w:ascii="Calibri" w:hAnsi="Calibri" w:eastAsia="SimSun" w:cs="DejaVu Serif"/>
                       <w:color w:val="00000A"/>
                       <w:kern w:val="0"/>
@@ -8672,7 +9209,29 @@
                       <w:szCs w:val="22"/>
                       <w:lang w:val="en-US" w:eastAsia="zh-CN" w:bidi="ar-SA"/>
                     </w:rPr>
-                    <w:t>NocoBase、AMIS、ECharts 等开发：</w:t>
+                    <w:t>、AMIS、</w:t>
+                  </w:r>
+                  <w:r>
+                    <w:rPr>
+                      <w:rFonts w:cs="DejaVu Serif"/>
+                      <w:color w:val="00000A"/>
+                      <w:kern w:val="0"/>
+                      <w:sz w:val="21"/>
+                      <w:szCs w:val="22"/>
+                      <w:lang w:val="en-US" w:eastAsia="zh-CN" w:bidi="ar-SA"/>
+                    </w:rPr>
+                    <w:t>ECharts</w:t>
+                  </w:r>
+                  <w:r>
+                    <w:rPr>
+                      <w:rFonts w:ascii="Calibri" w:hAnsi="Calibri" w:eastAsia="SimSun" w:cs="DejaVu Serif"/>
+                      <w:color w:val="00000A"/>
+                      <w:kern w:val="0"/>
+                      <w:sz w:val="21"/>
+                      <w:szCs w:val="22"/>
+                      <w:lang w:val="en-US" w:eastAsia="zh-CN" w:bidi="ar-SA"/>
+                    </w:rPr>
+                    <w:t xml:space="preserve"> 等开发：</w:t>
                   </w:r>
                 </w:p>
                 <w:p>
@@ -8696,7 +9255,51 @@
                       <w:szCs w:val="22"/>
                       <w:lang w:val="en-US" w:eastAsia="zh-CN" w:bidi="ar-SA"/>
                     </w:rPr>
-                    <w:t xml:space="preserve">1、NocoBase AMIS 插件：实现 NocoBase 与 AMIS 联动，支持将参数（如记录 ID）传递到表单中的 AMIS 插件，表单保存成功后重新加载表格数据；实现 AMIS 插件与页面其他表格插件的连接；通过全局 </w:t>
+                    <w:t>1、</w:t>
+                  </w:r>
+                  <w:r>
+                    <w:rPr>
+                      <w:rFonts w:cs="DejaVu Serif"/>
+                      <w:color w:val="00000A"/>
+                      <w:kern w:val="0"/>
+                      <w:sz w:val="21"/>
+                      <w:szCs w:val="22"/>
+                      <w:lang w:val="en-US" w:eastAsia="zh-CN" w:bidi="ar-SA"/>
+                    </w:rPr>
+                    <w:t>NocoBase</w:t>
+                  </w:r>
+                  <w:r>
+                    <w:rPr>
+                      <w:rFonts w:ascii="Calibri" w:hAnsi="Calibri" w:eastAsia="SimSun" w:cs="DejaVu Serif"/>
+                      <w:color w:val="00000A"/>
+                      <w:kern w:val="0"/>
+                      <w:sz w:val="21"/>
+                      <w:szCs w:val="22"/>
+                      <w:lang w:val="en-US" w:eastAsia="zh-CN" w:bidi="ar-SA"/>
+                    </w:rPr>
+                    <w:t xml:space="preserve"> AMIS 插件：实现 </w:t>
+                  </w:r>
+                  <w:r>
+                    <w:rPr>
+                      <w:rFonts w:cs="DejaVu Serif"/>
+                      <w:color w:val="00000A"/>
+                      <w:kern w:val="0"/>
+                      <w:sz w:val="21"/>
+                      <w:szCs w:val="22"/>
+                      <w:lang w:val="en-US" w:eastAsia="zh-CN" w:bidi="ar-SA"/>
+                    </w:rPr>
+                    <w:t>NocoBase</w:t>
+                  </w:r>
+                  <w:r>
+                    <w:rPr>
+                      <w:rFonts w:ascii="Calibri" w:hAnsi="Calibri" w:eastAsia="SimSun" w:cs="DejaVu Serif"/>
+                      <w:color w:val="00000A"/>
+                      <w:kern w:val="0"/>
+                      <w:sz w:val="21"/>
+                      <w:szCs w:val="22"/>
+                      <w:lang w:val="en-US" w:eastAsia="zh-CN" w:bidi="ar-SA"/>
+                    </w:rPr>
+                    <w:t xml:space="preserve"> 与 AMIS 联动，支持将参数（如记录 ID）传递到表单中的 AMIS 插件，表单保存成功后重新加载表格数据；实现 AMIS 插件与页面其他表格插件的连接；通过全局 </w:t>
                   </w:r>
                   <w:r>
                     <w:rPr>
@@ -8742,7 +9345,51 @@
                       <w:szCs w:val="22"/>
                       <w:lang w:val="en-US" w:eastAsia="zh-CN" w:bidi="ar-SA"/>
                     </w:rPr>
-                    <w:t>2、NocoBase ECharts 插件（坐标类）：支持折线图、柱状图等；提供图块类型选择、标题显示与位置配置、JSON 格式图配置参数；支持关联数据源、创建独立数据源、定时刷新、事件刷新、默认数据规则、条件显示。</w:t>
+                    <w:t>2、</w:t>
+                  </w:r>
+                  <w:r>
+                    <w:rPr>
+                      <w:rFonts w:cs="DejaVu Serif"/>
+                      <w:color w:val="00000A"/>
+                      <w:kern w:val="0"/>
+                      <w:sz w:val="21"/>
+                      <w:szCs w:val="22"/>
+                      <w:lang w:val="en-US" w:eastAsia="zh-CN" w:bidi="ar-SA"/>
+                    </w:rPr>
+                    <w:t>NocoBase</w:t>
+                  </w:r>
+                  <w:r>
+                    <w:rPr>
+                      <w:rFonts w:ascii="Calibri" w:hAnsi="Calibri" w:eastAsia="SimSun" w:cs="DejaVu Serif"/>
+                      <w:color w:val="00000A"/>
+                      <w:kern w:val="0"/>
+                      <w:sz w:val="21"/>
+                      <w:szCs w:val="22"/>
+                      <w:lang w:val="en-US" w:eastAsia="zh-CN" w:bidi="ar-SA"/>
+                    </w:rPr>
+                    <w:t xml:space="preserve"> </w:t>
+                  </w:r>
+                  <w:r>
+                    <w:rPr>
+                      <w:rFonts w:cs="DejaVu Serif"/>
+                      <w:color w:val="00000A"/>
+                      <w:kern w:val="0"/>
+                      <w:sz w:val="21"/>
+                      <w:szCs w:val="22"/>
+                      <w:lang w:val="en-US" w:eastAsia="zh-CN" w:bidi="ar-SA"/>
+                    </w:rPr>
+                    <w:t>ECharts</w:t>
+                  </w:r>
+                  <w:r>
+                    <w:rPr>
+                      <w:rFonts w:ascii="Calibri" w:hAnsi="Calibri" w:eastAsia="SimSun" w:cs="DejaVu Serif"/>
+                      <w:color w:val="00000A"/>
+                      <w:kern w:val="0"/>
+                      <w:sz w:val="21"/>
+                      <w:szCs w:val="22"/>
+                      <w:lang w:val="en-US" w:eastAsia="zh-CN" w:bidi="ar-SA"/>
+                    </w:rPr>
+                    <w:t xml:space="preserve"> 插件（坐标类）：支持折线图、柱状图等；提供图块类型选择、标题显示与位置配置、JSON 格式图配置参数；支持关联数据源、创建独立数据源、定时刷新、事件刷新、默认数据规则、条件显示。</w:t>
                   </w:r>
                 </w:p>
                 <w:p>
@@ -8766,7 +9413,29 @@
                       <w:szCs w:val="22"/>
                       <w:lang w:val="en-US" w:eastAsia="zh-CN" w:bidi="ar-SA"/>
                     </w:rPr>
-                    <w:t>3、NocoBase Tree 插件：提供树结构的筛选区块。</w:t>
+                    <w:t>3、</w:t>
+                  </w:r>
+                  <w:r>
+                    <w:rPr>
+                      <w:rFonts w:cs="DejaVu Serif"/>
+                      <w:color w:val="00000A"/>
+                      <w:kern w:val="0"/>
+                      <w:sz w:val="21"/>
+                      <w:szCs w:val="22"/>
+                      <w:lang w:val="en-US" w:eastAsia="zh-CN" w:bidi="ar-SA"/>
+                    </w:rPr>
+                    <w:t>NocoBase</w:t>
+                  </w:r>
+                  <w:r>
+                    <w:rPr>
+                      <w:rFonts w:ascii="Calibri" w:hAnsi="Calibri" w:eastAsia="SimSun" w:cs="DejaVu Serif"/>
+                      <w:color w:val="00000A"/>
+                      <w:kern w:val="0"/>
+                      <w:sz w:val="21"/>
+                      <w:szCs w:val="22"/>
+                      <w:lang w:val="en-US" w:eastAsia="zh-CN" w:bidi="ar-SA"/>
+                    </w:rPr>
+                    <w:t xml:space="preserve"> Tree 插件：提供树结构的筛选区块。</w:t>
                   </w:r>
                 </w:p>
                 <w:p>
@@ -8790,7 +9459,29 @@
                       <w:szCs w:val="22"/>
                       <w:lang w:val="en-US" w:eastAsia="zh-CN" w:bidi="ar-SA"/>
                     </w:rPr>
-                    <w:t>4、可视化运维系统：区域电、水、气系统可视化运维；用数据可视化分析电水气使用情况；设备巡检（线上和线下）、保养和维修。技术：Vue 2, diboot, ant-design-vue, echarts, DataEase, Fuxa。</w:t>
+                    <w:t xml:space="preserve">4、可视化运维系统：区域电、水、气系统可视化运维；用数据可视化分析电水气使用情况；设备巡检（线上和线下）、保养和维修。技术：Vue 2, diboot, ant-design-vue, </w:t>
+                  </w:r>
+                  <w:r>
+                    <w:rPr>
+                      <w:rFonts w:cs="DejaVu Serif"/>
+                      <w:color w:val="00000A"/>
+                      <w:kern w:val="0"/>
+                      <w:sz w:val="21"/>
+                      <w:szCs w:val="22"/>
+                      <w:lang w:val="en-US" w:eastAsia="zh-CN" w:bidi="ar-SA"/>
+                    </w:rPr>
+                    <w:t>ECharts</w:t>
+                  </w:r>
+                  <w:r>
+                    <w:rPr>
+                      <w:rFonts w:ascii="Calibri" w:hAnsi="Calibri" w:eastAsia="SimSun" w:cs="DejaVu Serif"/>
+                      <w:color w:val="00000A"/>
+                      <w:kern w:val="0"/>
+                      <w:sz w:val="21"/>
+                      <w:szCs w:val="22"/>
+                      <w:lang w:val="en-US" w:eastAsia="zh-CN" w:bidi="ar-SA"/>
+                    </w:rPr>
+                    <w:t>, DataEase, Fuxa。</w:t>
                   </w:r>
                 </w:p>
                 <w:p>
@@ -8886,14 +9577,14 @@
                   </w:r>
                   <w:r>
                     <w:rPr>
-                      <w:rFonts w:hint="default" w:ascii="Calibri" w:hAnsi="Calibri" w:eastAsia="SimSun" w:cs="DejaVu Serif"/>
+                      <w:rFonts w:hint="default" w:cs="DejaVu Serif"/>
                       <w:color w:val="00000A"/>
                       <w:kern w:val="0"/>
                       <w:sz w:val="21"/>
                       <w:szCs w:val="22"/>
                       <w:lang w:val="en-US" w:eastAsia="zh-CN" w:bidi="ar-SA"/>
                     </w:rPr>
-                    <w:t>E</w:t>
+                    <w:t>ECharts</w:t>
                   </w:r>
                   <w:r>
                     <w:rPr>
@@ -8904,7 +9595,7 @@
                       <w:szCs w:val="22"/>
                       <w:lang w:val="en-US" w:eastAsia="zh-CN" w:bidi="ar-SA"/>
                     </w:rPr>
-                    <w:t>charts。</w:t>
+                    <w:t>。</w:t>
                   </w:r>
                 </w:p>
                 <w:p>
@@ -8998,7 +9689,52 @@
                       <w:rFonts w:hint="default"/>
                       <w:kern w:val="0"/>
                     </w:rPr>
-                    <w:t xml:space="preserve">1. 用 NocoBase、AMIS、ECharts 研发插件，负责 NocoBase 与 AMIS 联动、参数传递、表格重载、全局样式与 JSON Schema 拆分，以及坐标类图表和树结构筛选功能。  </w:t>
+                    <w:t xml:space="preserve">1. 用 </w:t>
+                  </w:r>
+                  <w:r>
+                    <w:rPr>
+                      <w:rFonts w:hint="default"/>
+                      <w:kern w:val="0"/>
+                      <w:lang w:val="en-US"/>
+                    </w:rPr>
+                    <w:t>NocoBase</w:t>
+                  </w:r>
+                  <w:r>
+                    <w:rPr>
+                      <w:rFonts w:hint="default"/>
+                      <w:kern w:val="0"/>
+                    </w:rPr>
+                    <w:t>、AMIS、</w:t>
+                  </w:r>
+                  <w:r>
+                    <w:rPr>
+                      <w:rFonts w:hint="default"/>
+                      <w:kern w:val="0"/>
+                      <w:lang w:val="en-US"/>
+                    </w:rPr>
+                    <w:t>ECharts</w:t>
+                  </w:r>
+                  <w:r>
+                    <w:rPr>
+                      <w:rFonts w:hint="default"/>
+                      <w:kern w:val="0"/>
+                    </w:rPr>
+                    <w:t xml:space="preserve"> 研发插件，负责 </w:t>
+                  </w:r>
+                  <w:r>
+                    <w:rPr>
+                      <w:rFonts w:hint="default"/>
+                      <w:kern w:val="0"/>
+                      <w:lang w:val="en-US"/>
+                    </w:rPr>
+                    <w:t>NocoBase</w:t>
+                  </w:r>
+                  <w:r>
+                    <w:rPr>
+                      <w:rFonts w:hint="default"/>
+                      <w:kern w:val="0"/>
+                    </w:rPr>
+                    <w:t xml:space="preserve"> 与 AMIS 联动、参数传递、表格重载、全局样式与 JSON Schema 拆分，以及坐标类图表和树结构筛选功能。  </w:t>
                   </w:r>
                 </w:p>
                 <w:p>
@@ -9034,7 +9770,22 @@
                       <w:rFonts w:hint="default"/>
                       <w:kern w:val="0"/>
                     </w:rPr>
-                    <w:t xml:space="preserve"> 2/3、ECharts、高德地图 API、JS 拓扑图框架研发可视化运维、票务管理、生产管理、智慧园区和业务管理平台前端，并用 AI 辅助软件开发。</w:t>
+                    <w:t xml:space="preserve"> 2/3、</w:t>
+                  </w:r>
+                  <w:r>
+                    <w:rPr>
+                      <w:rFonts w:hint="default"/>
+                      <w:kern w:val="0"/>
+                      <w:lang w:val="en-US"/>
+                    </w:rPr>
+                    <w:t>ECharts</w:t>
+                  </w:r>
+                  <w:r>
+                    <w:rPr>
+                      <w:rFonts w:hint="default"/>
+                      <w:kern w:val="0"/>
+                    </w:rPr>
+                    <w:t>、高德地图 API、JS 拓扑图框架研发可视化运维、票务管理、生产管理、智慧园区和业务管理平台前端，并用 AI 辅助软件开发。</w:t>
                   </w:r>
                 </w:p>
               </w:tc>
@@ -9116,7 +9867,41 @@
                       <w:kern w:val="0"/>
                       <w:sz w:val="22"/>
                     </w:rPr>
-                    <w:t>开发的 NocoBase AMIS、ECharts、Tree 插件已在实际项目中使用，实现了表单与图表的数据联动、参数传递、表格重载、全局样式配置、JSON Schema 拆分、数据源关联、定时/事件刷新与条件显示，提升了系统的可视化配置与数据筛选能力。</w:t>
+                    <w:t xml:space="preserve">开发的 </w:t>
+                  </w:r>
+                  <w:r>
+                    <w:rPr>
+                      <w:rFonts w:ascii="SimSun" w:hAnsi="SimSun" w:cs="SimSun"/>
+                      <w:kern w:val="0"/>
+                      <w:sz w:val="22"/>
+                      <w:lang w:val="en-US"/>
+                    </w:rPr>
+                    <w:t>NocoBase</w:t>
+                  </w:r>
+                  <w:r>
+                    <w:rPr>
+                      <w:rFonts w:ascii="SimSun" w:hAnsi="SimSun" w:cs="SimSun"/>
+                      <w:kern w:val="0"/>
+                      <w:sz w:val="22"/>
+                    </w:rPr>
+                    <w:t xml:space="preserve"> AMIS、</w:t>
+                  </w:r>
+                  <w:r>
+                    <w:rPr>
+                      <w:rFonts w:ascii="SimSun" w:hAnsi="SimSun" w:cs="SimSun"/>
+                      <w:kern w:val="0"/>
+                      <w:sz w:val="22"/>
+                      <w:lang w:val="en-US"/>
+                    </w:rPr>
+                    <w:t>ECharts</w:t>
+                  </w:r>
+                  <w:r>
+                    <w:rPr>
+                      <w:rFonts w:ascii="SimSun" w:hAnsi="SimSun" w:cs="SimSun"/>
+                      <w:kern w:val="0"/>
+                      <w:sz w:val="22"/>
+                    </w:rPr>
+                    <w:t>、Tree 插件已在实际项目中使用，实现了表单与图表的数据联动、参数传递、表格重载、全局样式配置、JSON Schema 拆分、数据源关联、定时/事件刷新与条件显示，提升了系统的可视化配置与数据筛选能力。</w:t>
                   </w:r>
                 </w:p>
                 <w:p>
@@ -9506,7 +10291,7 @@
                 <w:kern w:val="0"/>
                 <w:sz w:val="22"/>
               </w:rPr>
-              <w:t>2020/4—</w:t>
+              <w:t>2020/</w:t>
             </w:r>
             <w:r>
               <w:rPr>
@@ -9515,7 +10300,24 @@
                 <w:sz w:val="22"/>
                 <w:lang w:val="en-US" w:eastAsia="zh-CN"/>
               </w:rPr>
-              <w:t>2023/5</w:t>
+              <w:t>0</w:t>
+            </w:r>
+            <w:r>
+              <w:rPr>
+                <w:rFonts w:ascii="SimSun" w:hAnsi="SimSun" w:cs="SimSun"/>
+                <w:kern w:val="0"/>
+                <w:sz w:val="22"/>
+              </w:rPr>
+              <w:t>4—</w:t>
+            </w:r>
+            <w:r>
+              <w:rPr>
+                <w:rFonts w:hint="eastAsia" w:ascii="SimSun" w:hAnsi="SimSun" w:cs="SimSun"/>
+                <w:kern w:val="0"/>
+                <w:sz w:val="22"/>
+                <w:lang w:val="en-US" w:eastAsia="zh-CN"/>
+              </w:rPr>
+              <w:t>2023/05</w:t>
             </w:r>
           </w:p>
         </w:tc>
@@ -9534,10 +10336,13 @@
           </w:tcPr>
           <w:p>
             <w:pPr>
-              <w:widowControl w:val="0"/>
-              <w:jc w:val="left"/>
-              <w:rPr>
-                <w:rFonts w:ascii="SimSun" w:hAnsi="SimSun" w:eastAsia="SimSun" w:cs="SimSun"/>
+              <w:pStyle w:val="29"/>
+              <w:keepNext w:val="0"/>
+              <w:keepLines w:val="0"/>
+              <w:widowControl/>
+              <w:suppressLineNumbers w:val="0"/>
+              <w:rPr>
+                <w:rFonts w:hint="eastAsia" w:ascii="SimSun" w:hAnsi="SimSun" w:eastAsia="SimSun" w:cs="SimSun"/>
                 <w:color w:val="00000A"/>
                 <w:kern w:val="0"/>
                 <w:sz w:val="22"/>
@@ -9556,7 +10361,7 @@
               <w:rPr>
                 <w:kern w:val="0"/>
               </w:rPr>
-              <w:t>智能区域平台</w:t>
+              <w:t>智能区域</w:t>
             </w:r>
             <w:r>
               <w:rPr>
@@ -9571,7 +10376,63 @@
                 <w:kern w:val="0"/>
                 <w:sz w:val="22"/>
               </w:rPr>
-              <w:t>、“产云销一体化平台”、“电力配电设备监控系统”、“国新LNG平台”</w:t>
+              <w:t>、</w:t>
+            </w:r>
+            <w:r>
+              <w:rPr>
+                <w:rFonts w:hint="eastAsia" w:ascii="SimSun" w:hAnsi="SimSun" w:cs="SimSun"/>
+                <w:kern w:val="0"/>
+                <w:sz w:val="22"/>
+                <w:lang w:eastAsia="zh-CN"/>
+              </w:rPr>
+              <w:t>“</w:t>
+            </w:r>
+            <w:r>
+              <w:t>拓扑图工具</w:t>
+            </w:r>
+            <w:r>
+              <w:rPr>
+                <w:rFonts w:hint="eastAsia" w:ascii="SimSun" w:hAnsi="SimSun" w:cs="SimSun"/>
+                <w:kern w:val="0"/>
+                <w:sz w:val="22"/>
+                <w:lang w:eastAsia="zh-CN"/>
+              </w:rPr>
+              <w:t>”、</w:t>
+            </w:r>
+            <w:r>
+              <w:rPr>
+                <w:rFonts w:ascii="SimSun" w:hAnsi="SimSun" w:cs="SimSun"/>
+                <w:kern w:val="0"/>
+                <w:sz w:val="22"/>
+              </w:rPr>
+              <w:t>“产云销一体化平台”、“电力配电设备监控系统”、“国新LNG平台”</w:t>
+            </w:r>
+            <w:r>
+              <w:rPr>
+                <w:rFonts w:hint="eastAsia" w:ascii="SimSun" w:hAnsi="SimSun" w:cs="SimSun"/>
+                <w:kern w:val="0"/>
+                <w:sz w:val="22"/>
+                <w:lang w:eastAsia="zh-CN"/>
+              </w:rPr>
+              <w:t>、“</w:t>
+            </w:r>
+            <w:r>
+              <w:rPr>
+                <w:rFonts w:hint="eastAsia" w:ascii="SimSun" w:hAnsi="SimSun" w:cs="SimSun"/>
+                <w:kern w:val="0"/>
+                <w:sz w:val="22"/>
+                <w:lang w:val="en-US" w:eastAsia="zh-CN"/>
+              </w:rPr>
+              <w:t>幸福林带智慧管控平台</w:t>
+            </w:r>
+            <w:r>
+              <w:rPr>
+                <w:rFonts w:hint="eastAsia" w:ascii="SimSun" w:hAnsi="SimSun" w:cs="SimSun"/>
+                <w:kern w:val="0"/>
+                <w:sz w:val="22"/>
+                <w:lang w:eastAsia="zh-CN"/>
+              </w:rPr>
+              <w:t>”</w:t>
             </w:r>
           </w:p>
         </w:tc>
@@ -9734,14 +10595,14 @@
               <w:rPr>
                 <w:kern w:val="0"/>
               </w:rPr>
-              <w:t>GIS框架: 高德地图、Cesium js</w:t>
+              <w:t>GIS框架: 高德地图、</w:t>
             </w:r>
             <w:r>
               <w:rPr>
                 <w:kern w:val="0"/>
                 <w:lang w:val="en-US"/>
               </w:rPr>
-              <w:t>, AntV L7</w:t>
+              <w:t>CesiumJS, AntV L7</w:t>
             </w:r>
           </w:p>
           <w:p>
@@ -10087,7 +10948,24 @@
                 <w:kern w:val="0"/>
                 <w:sz w:val="22"/>
               </w:rPr>
-              <w:t>3、高德 API、Cesium js  开发大屏平台。</w:t>
+              <w:t>3、高德 API、</w:t>
+            </w:r>
+            <w:r>
+              <w:rPr>
+                <w:rFonts w:ascii="SimSun" w:hAnsi="SimSun" w:cs="SimSun"/>
+                <w:kern w:val="0"/>
+                <w:sz w:val="22"/>
+                <w:lang w:val="en-US"/>
+              </w:rPr>
+              <w:t>CesiumJS</w:t>
+            </w:r>
+            <w:r>
+              <w:rPr>
+                <w:rFonts w:ascii="SimSun" w:hAnsi="SimSun" w:cs="SimSun"/>
+                <w:kern w:val="0"/>
+                <w:sz w:val="22"/>
+              </w:rPr>
+              <w:t xml:space="preserve">  开发大屏平台。</w:t>
             </w:r>
           </w:p>
         </w:tc>
@@ -10598,7 +11476,41 @@
                 <w:kern w:val="0"/>
                 <w:sz w:val="22"/>
               </w:rPr>
-              <w:t>2019/5—2020/4</w:t>
+              <w:t>2019/</w:t>
+            </w:r>
+            <w:r>
+              <w:rPr>
+                <w:rFonts w:hint="eastAsia" w:ascii="SimSun" w:hAnsi="SimSun" w:cs="SimSun"/>
+                <w:kern w:val="0"/>
+                <w:sz w:val="22"/>
+                <w:lang w:val="en-US" w:eastAsia="zh-CN"/>
+              </w:rPr>
+              <w:t>0</w:t>
+            </w:r>
+            <w:r>
+              <w:rPr>
+                <w:rFonts w:ascii="SimSun" w:hAnsi="SimSun" w:cs="SimSun"/>
+                <w:kern w:val="0"/>
+                <w:sz w:val="22"/>
+              </w:rPr>
+              <w:t>5—2020/</w:t>
+            </w:r>
+            <w:r>
+              <w:rPr>
+                <w:rFonts w:hint="eastAsia" w:ascii="SimSun" w:hAnsi="SimSun" w:cs="SimSun"/>
+                <w:kern w:val="0"/>
+                <w:sz w:val="22"/>
+                <w:lang w:val="en-US" w:eastAsia="zh-CN"/>
+              </w:rPr>
+              <w:t>0</w:t>
+            </w:r>
+            <w:r>
+              <w:rPr>
+                <w:rFonts w:ascii="SimSun" w:hAnsi="SimSun" w:cs="SimSun"/>
+                <w:kern w:val="0"/>
+                <w:sz w:val="22"/>
+              </w:rPr>
+              <w:t>4</w:t>
             </w:r>
           </w:p>
         </w:tc>
@@ -10620,18 +11532,48 @@
               <w:widowControl w:val="0"/>
               <w:jc w:val="left"/>
               <w:rPr>
-                <w:rFonts w:ascii="SimSun" w:hAnsi="SimSun" w:cs="SimSun"/>
-                <w:sz w:val="22"/>
-              </w:rPr>
-            </w:pPr>
-            <w:r>
-              <w:rPr>
-                <w:rFonts w:ascii="SimSun" w:hAnsi="SimSun" w:cs="SimSun"/>
-                <w:kern w:val="0"/>
-                <w:sz w:val="22"/>
-              </w:rPr>
-              <w:t>“瑞德宝尔”、“王家岭”、“合金可视化平台”、“西安咸阳国际机场”、“中美陕西应急指挥系统</w:t>
-            </w:r>
+                <w:rFonts w:hint="default" w:ascii="SimSun" w:hAnsi="SimSun" w:cs="SimSun"/>
+                <w:kern w:val="0"/>
+                <w:sz w:val="22"/>
+                <w:lang w:val="en-US"/>
+              </w:rPr>
+            </w:pPr>
+            <w:r>
+              <w:rPr>
+                <w:rFonts w:ascii="SimSun" w:hAnsi="SimSun" w:cs="SimSun"/>
+                <w:kern w:val="0"/>
+                <w:sz w:val="22"/>
+              </w:rPr>
+              <w:t>“瑞德宝尔”、“王家岭”、“合金可视化平台”、“西安咸阳国际机场”、“</w:t>
+            </w:r>
+            <w:r>
+              <w:rPr>
+                <w:rFonts w:ascii="SimSun" w:hAnsi="SimSun" w:cs="SimSun"/>
+                <w:kern w:val="0"/>
+                <w:sz w:val="22"/>
+                <w:lang w:val="en-US" w:eastAsia="zh-CN"/>
+              </w:rPr>
+              <w:t>中煤陕西应急指挥系统</w:t>
+            </w:r>
+            <w:r>
+              <w:rPr>
+                <w:rFonts w:hint="default" w:ascii="SimSun" w:hAnsi="SimSun" w:cs="SimSun"/>
+                <w:kern w:val="0"/>
+                <w:sz w:val="22"/>
+                <w:lang w:val="en-US" w:eastAsia="zh-CN"/>
+              </w:rPr>
+              <w:t>”</w:t>
+            </w:r>
+          </w:p>
+          <w:p>
+            <w:pPr>
+              <w:widowControl w:val="0"/>
+              <w:jc w:val="left"/>
+              <w:rPr>
+                <w:rFonts w:ascii="SimSun" w:hAnsi="SimSun" w:cs="SimSun"/>
+                <w:sz w:val="22"/>
+              </w:rPr>
+            </w:pPr>
           </w:p>
         </w:tc>
         <w:tc>
@@ -10672,7 +11614,7 @@
               <w:rPr>
                 <w:kern w:val="0"/>
               </w:rPr>
-              <w:t>（ES5/ES2015、jQuery、react)、</w:t>
+              <w:t>（ES5/ES2015、jQuery)、</w:t>
             </w:r>
             <w:r>
               <w:rPr>
@@ -11212,7 +12154,41 @@
                 <w:kern w:val="0"/>
                 <w:sz w:val="22"/>
               </w:rPr>
-              <w:t>2016/9—2019/5</w:t>
+              <w:t>2016/</w:t>
+            </w:r>
+            <w:r>
+              <w:rPr>
+                <w:rFonts w:hint="eastAsia" w:ascii="SimSun" w:hAnsi="SimSun" w:cs="SimSun"/>
+                <w:kern w:val="0"/>
+                <w:sz w:val="22"/>
+                <w:lang w:val="en-US" w:eastAsia="zh-CN"/>
+              </w:rPr>
+              <w:t>0</w:t>
+            </w:r>
+            <w:r>
+              <w:rPr>
+                <w:rFonts w:ascii="SimSun" w:hAnsi="SimSun" w:cs="SimSun"/>
+                <w:kern w:val="0"/>
+                <w:sz w:val="22"/>
+              </w:rPr>
+              <w:t>9—2019/</w:t>
+            </w:r>
+            <w:r>
+              <w:rPr>
+                <w:rFonts w:hint="eastAsia" w:ascii="SimSun" w:hAnsi="SimSun" w:cs="SimSun"/>
+                <w:kern w:val="0"/>
+                <w:sz w:val="22"/>
+                <w:lang w:val="en-US" w:eastAsia="zh-CN"/>
+              </w:rPr>
+              <w:t>0</w:t>
+            </w:r>
+            <w:r>
+              <w:rPr>
+                <w:rFonts w:ascii="SimSun" w:hAnsi="SimSun" w:cs="SimSun"/>
+                <w:kern w:val="0"/>
+                <w:sz w:val="22"/>
+              </w:rPr>
+              <w:t>5</w:t>
             </w:r>
           </w:p>
         </w:tc>
@@ -11240,27 +12216,7 @@
               <w:rPr>
                 <w:kern w:val="0"/>
               </w:rPr>
-              <w:t>“秦天下”、</w:t>
-            </w:r>
-            <w:r>
-              <w:rPr>
-                <w:kern w:val="0"/>
-                <w:lang w:val="en-US"/>
-              </w:rPr>
-              <w:t>”</w:t>
-            </w:r>
-            <w:r>
-              <w:rPr>
-                <w:kern w:val="0"/>
-              </w:rPr>
-              <w:t>东美</w:t>
-            </w:r>
-            <w:r>
-              <w:rPr>
-                <w:kern w:val="0"/>
-                <w:lang w:val="en-US"/>
-              </w:rPr>
-              <w:t>”</w:t>
+              <w:t>“秦天下”</w:t>
             </w:r>
           </w:p>
         </w:tc>
@@ -11745,8 +12701,6 @@
               </w:rPr>
               <w:t>用 JavaScript (ES5、ES2015)、HTML5、CSS 3做 web  前端的界面</w:t>
             </w:r>
-            <w:bookmarkStart w:id="1" w:name="_GoBack"/>
-            <w:bookmarkEnd w:id="1"/>
           </w:p>
         </w:tc>
       </w:tr>
@@ -12065,7 +13019,24 @@
                 <w:kern w:val="0"/>
                 <w:sz w:val="22"/>
               </w:rPr>
-              <w:t>2015/7—2016</w:t>
+              <w:t>2015/</w:t>
+            </w:r>
+            <w:r>
+              <w:rPr>
+                <w:rFonts w:hint="eastAsia" w:ascii="SimSun" w:hAnsi="SimSun" w:cs="SimSun"/>
+                <w:kern w:val="0"/>
+                <w:sz w:val="22"/>
+                <w:lang w:val="en-US" w:eastAsia="zh-CN"/>
+              </w:rPr>
+              <w:t>0</w:t>
+            </w:r>
+            <w:r>
+              <w:rPr>
+                <w:rFonts w:ascii="SimSun" w:hAnsi="SimSun" w:cs="SimSun"/>
+                <w:kern w:val="0"/>
+                <w:sz w:val="22"/>
+              </w:rPr>
+              <w:t>7—2016</w:t>
             </w:r>
             <w:r>
               <w:rPr>
@@ -12074,6 +13045,15 @@
                 <w:sz w:val="22"/>
               </w:rPr>
               <w:t>/</w:t>
+            </w:r>
+            <w:r>
+              <w:rPr>
+                <w:rFonts w:hint="eastAsia" w:cs="SimSun"/>
+                <w:kern w:val="0"/>
+                <w:sz w:val="22"/>
+                <w:lang w:val="en-US" w:eastAsia="zh-CN"/>
+              </w:rPr>
+              <w:t>0</w:t>
             </w:r>
             <w:r>
               <w:rPr>
@@ -12958,7 +13938,24 @@
                 <w:kern w:val="0"/>
                 <w:sz w:val="22"/>
               </w:rPr>
-              <w:t>2013/11—2014/5</w:t>
+              <w:t>2013/11—2014/</w:t>
+            </w:r>
+            <w:r>
+              <w:rPr>
+                <w:rFonts w:hint="eastAsia" w:ascii="SimSun" w:hAnsi="SimSun" w:cs="SimSun"/>
+                <w:kern w:val="0"/>
+                <w:sz w:val="22"/>
+                <w:lang w:val="en-US" w:eastAsia="zh-CN"/>
+              </w:rPr>
+              <w:t>0</w:t>
+            </w:r>
+            <w:r>
+              <w:rPr>
+                <w:rFonts w:ascii="SimSun" w:hAnsi="SimSun" w:cs="SimSun"/>
+                <w:kern w:val="0"/>
+                <w:sz w:val="22"/>
+              </w:rPr>
+              <w:t>5</w:t>
             </w:r>
           </w:p>
         </w:tc>
@@ -13782,7 +14779,24 @@
                 <w:kern w:val="0"/>
                 <w:sz w:val="22"/>
               </w:rPr>
-              <w:t>2012/6—2012/11</w:t>
+              <w:t>2012/</w:t>
+            </w:r>
+            <w:r>
+              <w:rPr>
+                <w:rFonts w:hint="eastAsia" w:ascii="SimSun" w:hAnsi="SimSun" w:cs="SimSun"/>
+                <w:kern w:val="0"/>
+                <w:sz w:val="22"/>
+                <w:lang w:val="en-US" w:eastAsia="zh-CN"/>
+              </w:rPr>
+              <w:t>0</w:t>
+            </w:r>
+            <w:r>
+              <w:rPr>
+                <w:rFonts w:ascii="SimSun" w:hAnsi="SimSun" w:cs="SimSun"/>
+                <w:kern w:val="0"/>
+                <w:sz w:val="22"/>
+              </w:rPr>
+              <w:t>6—2012/11</w:t>
             </w:r>
           </w:p>
         </w:tc>
@@ -14571,7 +15585,41 @@
                 <w:kern w:val="0"/>
                 <w:sz w:val="22"/>
               </w:rPr>
-              <w:t>2011/6—2012/3</w:t>
+              <w:t>2011/</w:t>
+            </w:r>
+            <w:r>
+              <w:rPr>
+                <w:rFonts w:hint="eastAsia" w:ascii="SimSun" w:hAnsi="SimSun" w:cs="SimSun"/>
+                <w:kern w:val="0"/>
+                <w:sz w:val="22"/>
+                <w:lang w:val="en-US" w:eastAsia="zh-CN"/>
+              </w:rPr>
+              <w:t>0</w:t>
+            </w:r>
+            <w:r>
+              <w:rPr>
+                <w:rFonts w:ascii="SimSun" w:hAnsi="SimSun" w:cs="SimSun"/>
+                <w:kern w:val="0"/>
+                <w:sz w:val="22"/>
+              </w:rPr>
+              <w:t>6—2012/</w:t>
+            </w:r>
+            <w:r>
+              <w:rPr>
+                <w:rFonts w:hint="eastAsia" w:ascii="SimSun" w:hAnsi="SimSun" w:cs="SimSun"/>
+                <w:kern w:val="0"/>
+                <w:sz w:val="22"/>
+                <w:lang w:val="en-US" w:eastAsia="zh-CN"/>
+              </w:rPr>
+              <w:t>0</w:t>
+            </w:r>
+            <w:r>
+              <w:rPr>
+                <w:rFonts w:ascii="SimSun" w:hAnsi="SimSun" w:cs="SimSun"/>
+                <w:kern w:val="0"/>
+                <w:sz w:val="22"/>
+              </w:rPr>
+              <w:t>3</w:t>
             </w:r>
           </w:p>
         </w:tc>
@@ -15371,7 +16419,41 @@
                 <w:kern w:val="0"/>
                 <w:sz w:val="22"/>
               </w:rPr>
-              <w:t>2010/4—2011/5</w:t>
+              <w:t>2010/</w:t>
+            </w:r>
+            <w:r>
+              <w:rPr>
+                <w:rFonts w:hint="eastAsia" w:ascii="SimSun" w:hAnsi="SimSun" w:cs="SimSun"/>
+                <w:kern w:val="0"/>
+                <w:sz w:val="22"/>
+                <w:lang w:val="en-US" w:eastAsia="zh-CN"/>
+              </w:rPr>
+              <w:t>0</w:t>
+            </w:r>
+            <w:r>
+              <w:rPr>
+                <w:rFonts w:ascii="SimSun" w:hAnsi="SimSun" w:cs="SimSun"/>
+                <w:kern w:val="0"/>
+                <w:sz w:val="22"/>
+              </w:rPr>
+              <w:t>4—2011/</w:t>
+            </w:r>
+            <w:r>
+              <w:rPr>
+                <w:rFonts w:hint="eastAsia" w:ascii="SimSun" w:hAnsi="SimSun" w:cs="SimSun"/>
+                <w:kern w:val="0"/>
+                <w:sz w:val="22"/>
+                <w:lang w:val="en-US" w:eastAsia="zh-CN"/>
+              </w:rPr>
+              <w:t>0</w:t>
+            </w:r>
+            <w:r>
+              <w:rPr>
+                <w:rFonts w:ascii="SimSun" w:hAnsi="SimSun" w:cs="SimSun"/>
+                <w:kern w:val="0"/>
+                <w:sz w:val="22"/>
+              </w:rPr>
+              <w:t>5</w:t>
             </w:r>
           </w:p>
         </w:tc>
@@ -17009,7 +18091,41 @@
                 <w:kern w:val="0"/>
                 <w:sz w:val="22"/>
               </w:rPr>
-              <w:t>2004/2—2007/5</w:t>
+              <w:t>2004/</w:t>
+            </w:r>
+            <w:r>
+              <w:rPr>
+                <w:rFonts w:hint="eastAsia" w:ascii="SimSun" w:hAnsi="SimSun" w:cs="SimSun"/>
+                <w:kern w:val="0"/>
+                <w:sz w:val="22"/>
+                <w:lang w:val="en-US" w:eastAsia="zh-CN"/>
+              </w:rPr>
+              <w:t>0</w:t>
+            </w:r>
+            <w:r>
+              <w:rPr>
+                <w:rFonts w:ascii="SimSun" w:hAnsi="SimSun" w:cs="SimSun"/>
+                <w:kern w:val="0"/>
+                <w:sz w:val="22"/>
+              </w:rPr>
+              <w:t>2—2007/</w:t>
+            </w:r>
+            <w:r>
+              <w:rPr>
+                <w:rFonts w:hint="eastAsia" w:ascii="SimSun" w:hAnsi="SimSun" w:cs="SimSun"/>
+                <w:kern w:val="0"/>
+                <w:sz w:val="22"/>
+                <w:lang w:val="en-US" w:eastAsia="zh-CN"/>
+              </w:rPr>
+              <w:t>0</w:t>
+            </w:r>
+            <w:r>
+              <w:rPr>
+                <w:rFonts w:ascii="SimSun" w:hAnsi="SimSun" w:cs="SimSun"/>
+                <w:kern w:val="0"/>
+                <w:sz w:val="22"/>
+              </w:rPr>
+              <w:t>5</w:t>
             </w:r>
           </w:p>
         </w:tc>
@@ -17834,7 +18950,24 @@
                 <w:kern w:val="0"/>
                 <w:sz w:val="22"/>
               </w:rPr>
-              <w:t>2002/12—2003/11</w:t>
+              <w:t>2002/</w:t>
+            </w:r>
+            <w:r>
+              <w:rPr>
+                <w:rFonts w:hint="default" w:ascii="SimSun" w:hAnsi="SimSun" w:cs="SimSun"/>
+                <w:kern w:val="0"/>
+                <w:sz w:val="22"/>
+                <w:lang w:val="en-US"/>
+              </w:rPr>
+              <w:t>08</w:t>
+            </w:r>
+            <w:r>
+              <w:rPr>
+                <w:rFonts w:ascii="SimSun" w:hAnsi="SimSun" w:cs="SimSun"/>
+                <w:kern w:val="0"/>
+                <w:sz w:val="22"/>
+              </w:rPr>
+              <w:t>—2003/11</w:t>
             </w:r>
           </w:p>
         </w:tc>
@@ -20322,7 +21455,7 @@
               <w:widowControl w:val="0"/>
               <w:jc w:val="center"/>
               <w:rPr>
-                <w:rFonts w:ascii="Calibri" w:hAnsi="Calibri" w:eastAsia="SimSun" w:cs="DejaVu Serif"/>
+                <w:rFonts w:hint="default" w:ascii="Calibri" w:hAnsi="Calibri" w:eastAsia="SimSun" w:cs="DejaVu Serif"/>
                 <w:color w:val="00000A"/>
                 <w:sz w:val="21"/>
                 <w:szCs w:val="22"/>
@@ -20332,8 +21465,9 @@
             <w:r>
               <w:rPr>
                 <w:kern w:val="0"/>
-              </w:rPr>
-              <w:t>Cesium js</w:t>
+                <w:lang w:val="en-US"/>
+              </w:rPr>
+              <w:t>CesiumJS</w:t>
             </w:r>
           </w:p>
         </w:tc>

--- a/public/cv/Aliaksandr Kuzmiankou - 研发负责人+ 软件工程师+web前端.docx
+++ b/public/cv/Aliaksandr Kuzmiankou - 研发负责人+ 软件工程师+web前端.docx
@@ -3979,11 +3979,20 @@
             </w:r>
             <w:r>
               <w:rPr>
+                <w:rFonts w:hint="eastAsia" w:ascii="SimSun" w:hAnsi="SimSun"/>
+                <w:kern w:val="0"/>
+                <w:sz w:val="22"/>
+                <w:lang w:val="en-US" w:eastAsia="zh-CN"/>
+              </w:rPr>
+              <w:t>1</w:t>
+            </w:r>
+            <w:r>
+              <w:rPr>
                 <w:rFonts w:ascii="SimSun" w:hAnsi="SimSun"/>
                 <w:kern w:val="0"/>
                 <w:sz w:val="22"/>
               </w:rPr>
-              <w:t>5—2020/</w:t>
+              <w:t>—2020/</w:t>
             </w:r>
             <w:r>
               <w:rPr>
@@ -4148,17 +4157,35 @@
               <w:widowControl w:val="0"/>
               <w:jc w:val="center"/>
               <w:rPr>
+                <w:rFonts w:hint="eastAsia" w:ascii="SimSun" w:hAnsi="SimSun" w:eastAsia="SimSun"/>
+                <w:sz w:val="22"/>
+                <w:lang w:val="en-US" w:eastAsia="zh-CN"/>
+              </w:rPr>
+            </w:pPr>
+            <w:r>
+              <w:rPr>
                 <w:rFonts w:ascii="SimSun" w:hAnsi="SimSun"/>
-                <w:sz w:val="22"/>
-              </w:rPr>
-            </w:pPr>
+                <w:kern w:val="0"/>
+                <w:sz w:val="22"/>
+              </w:rPr>
+              <w:t>2016/</w:t>
+            </w:r>
+            <w:r>
+              <w:rPr>
+                <w:rFonts w:hint="default" w:ascii="SimSun" w:hAnsi="SimSun"/>
+                <w:kern w:val="0"/>
+                <w:sz w:val="22"/>
+                <w:lang w:val="en-US"/>
+              </w:rPr>
+              <w:t>0</w:t>
+            </w:r>
             <w:r>
               <w:rPr>
                 <w:rFonts w:ascii="SimSun" w:hAnsi="SimSun"/>
                 <w:kern w:val="0"/>
                 <w:sz w:val="22"/>
               </w:rPr>
-              <w:t>2016/</w:t>
+              <w:t>9—2019/</w:t>
             </w:r>
             <w:r>
               <w:rPr>
@@ -4171,28 +4198,12 @@
             </w:r>
             <w:r>
               <w:rPr>
-                <w:rFonts w:ascii="SimSun" w:hAnsi="SimSun"/>
-                <w:kern w:val="0"/>
-                <w:sz w:val="22"/>
-              </w:rPr>
-              <w:t>9—2019/</w:t>
-            </w:r>
-            <w:r>
-              <w:rPr>
-                <w:rFonts w:hint="default" w:ascii="SimSun" w:hAnsi="SimSun"/>
-                <w:kern w:val="0"/>
-                <w:sz w:val="22"/>
-                <w:lang w:val="en-US"/>
-              </w:rPr>
-              <w:t>0</w:t>
-            </w:r>
-            <w:r>
-              <w:rPr>
-                <w:rFonts w:ascii="SimSun" w:hAnsi="SimSun"/>
-                <w:kern w:val="0"/>
-                <w:sz w:val="22"/>
-              </w:rPr>
-              <w:t>5</w:t>
+                <w:rFonts w:hint="eastAsia" w:ascii="SimSun" w:hAnsi="SimSun"/>
+                <w:kern w:val="0"/>
+                <w:sz w:val="22"/>
+                <w:lang w:val="en-US" w:eastAsia="zh-CN"/>
+              </w:rPr>
+              <w:t>1</w:t>
             </w:r>
           </w:p>
         </w:tc>
@@ -8035,8 +8046,6 @@
               </w:rPr>
               <w:t>独立开发者/创作者</w:t>
             </w:r>
-            <w:bookmarkStart w:id="1" w:name="_GoBack"/>
-            <w:bookmarkEnd w:id="1"/>
           </w:p>
         </w:tc>
       </w:tr>
@@ -10948,7 +10957,24 @@
                 <w:kern w:val="0"/>
                 <w:sz w:val="22"/>
               </w:rPr>
-              <w:t>3、高德 API、</w:t>
+              <w:t>3、高德</w:t>
+            </w:r>
+            <w:r>
+              <w:rPr>
+                <w:rFonts w:hint="eastAsia" w:ascii="SimSun" w:hAnsi="SimSun" w:cs="SimSun"/>
+                <w:kern w:val="0"/>
+                <w:sz w:val="22"/>
+                <w:lang w:eastAsia="zh-CN"/>
+              </w:rPr>
+              <w:t>地图</w:t>
+            </w:r>
+            <w:r>
+              <w:rPr>
+                <w:rFonts w:ascii="SimSun" w:hAnsi="SimSun" w:cs="SimSun"/>
+                <w:kern w:val="0"/>
+                <w:sz w:val="22"/>
+              </w:rPr>
+              <w:t xml:space="preserve"> API、</w:t>
             </w:r>
             <w:r>
               <w:rPr>
@@ -11485,15 +11511,15 @@
                 <w:sz w:val="22"/>
                 <w:lang w:val="en-US" w:eastAsia="zh-CN"/>
               </w:rPr>
-              <w:t>0</w:t>
-            </w:r>
-            <w:r>
-              <w:rPr>
-                <w:rFonts w:ascii="SimSun" w:hAnsi="SimSun" w:cs="SimSun"/>
-                <w:kern w:val="0"/>
-                <w:sz w:val="22"/>
-              </w:rPr>
-              <w:t>5—2020/</w:t>
+              <w:t>01</w:t>
+            </w:r>
+            <w:r>
+              <w:rPr>
+                <w:rFonts w:ascii="SimSun" w:hAnsi="SimSun" w:cs="SimSun"/>
+                <w:kern w:val="0"/>
+                <w:sz w:val="22"/>
+              </w:rPr>
+              <w:t>—2020/</w:t>
             </w:r>
             <w:r>
               <w:rPr>
@@ -12145,7 +12171,9 @@
             <w:pPr>
               <w:widowControl w:val="0"/>
               <w:rPr>
-                <w:kern w:val="0"/>
+                <w:rFonts w:hint="default"/>
+                <w:kern w:val="0"/>
+                <w:lang w:val="en-US"/>
               </w:rPr>
             </w:pPr>
             <w:r>
@@ -12180,16 +12208,10 @@
                 <w:sz w:val="22"/>
                 <w:lang w:val="en-US" w:eastAsia="zh-CN"/>
               </w:rPr>
-              <w:t>0</w:t>
-            </w:r>
-            <w:r>
-              <w:rPr>
-                <w:rFonts w:ascii="SimSun" w:hAnsi="SimSun" w:cs="SimSun"/>
-                <w:kern w:val="0"/>
-                <w:sz w:val="22"/>
-              </w:rPr>
-              <w:t>5</w:t>
-            </w:r>
+              <w:t>01</w:t>
+            </w:r>
+            <w:bookmarkStart w:id="1" w:name="_GoBack"/>
+            <w:bookmarkEnd w:id="1"/>
           </w:p>
         </w:tc>
         <w:tc>

--- a/public/cv/Aliaksandr Kuzmiankou - 研发负责人+ 软件工程师+web前端.docx
+++ b/public/cv/Aliaksandr Kuzmiankou - 研发负责人+ 软件工程师+web前端.docx
@@ -9730,6 +9730,7 @@
                     </w:rPr>
                     <w:t xml:space="preserve"> 研发插件，负责 </w:t>
                   </w:r>
+                  <w:bookmarkStart w:id="1" w:name="_GoBack"/>
                   <w:r>
                     <w:rPr>
                       <w:rFonts w:hint="default"/>
@@ -9738,6 +9739,7 @@
                     </w:rPr>
                     <w:t>NocoBase</w:t>
                   </w:r>
+                  <w:bookmarkEnd w:id="1"/>
                   <w:r>
                     <w:rPr>
                       <w:rFonts w:hint="default"/>
@@ -12210,8 +12212,6 @@
               </w:rPr>
               <w:t>01</w:t>
             </w:r>
-            <w:bookmarkStart w:id="1" w:name="_GoBack"/>
-            <w:bookmarkEnd w:id="1"/>
           </w:p>
         </w:tc>
         <w:tc>

--- a/public/cv/Aliaksandr Kuzmiankou - 研发负责人+ 软件工程师+web前端.docx
+++ b/public/cv/Aliaksandr Kuzmiankou - 研发负责人+ 软件工程师+web前端.docx
@@ -49,7 +49,7 @@
           <w:sz w:val="24"/>
           <w:szCs w:val="24"/>
         </w:rPr>
-        <w:t>研发负责人（数据呈现与AI方向） / 软件工程师 / Web前端</w:t>
+        <w:t>资深前端架构师 / 数据可视化技术专家 / 低代码平台研发 / 数据呈现研究</w:t>
       </w:r>
     </w:p>
     <w:p>
@@ -4861,13 +4861,24 @@
                 <w:kern w:val="0"/>
               </w:rPr>
             </w:pPr>
-            <w:r>
-              <w:rPr>
-                <w:rFonts w:ascii="SimSun" w:hAnsi="SimSun" w:cs="SimSun"/>
-                <w:kern w:val="0"/>
-                <w:sz w:val="22"/>
-              </w:rPr>
-              <w:t>研制茶店《</w:t>
+            <w:bookmarkStart w:id="1" w:name="_GoBack"/>
+            <w:bookmarkEnd w:id="1"/>
+            <w:r>
+              <w:rPr>
+                <w:rFonts w:hint="eastAsia" w:ascii="SimSun" w:hAnsi="SimSun" w:cs="SimSun"/>
+                <w:kern w:val="0"/>
+                <w:sz w:val="22"/>
+                <w:lang w:eastAsia="zh-CN"/>
+              </w:rPr>
+              <w:t>开发</w:t>
+            </w:r>
+            <w:r>
+              <w:rPr>
+                <w:rFonts w:ascii="SimSun" w:hAnsi="SimSun" w:cs="SimSun"/>
+                <w:kern w:val="0"/>
+                <w:sz w:val="22"/>
+              </w:rPr>
+              <w:t>茶店《</w:t>
             </w:r>
             <w:r>
               <w:rPr>
@@ -7744,7 +7755,11 @@
           </w:p>
           <w:p>
             <w:pPr>
-              <w:widowControl w:val="0"/>
+              <w:keepNext w:val="0"/>
+              <w:keepLines w:val="0"/>
+              <w:widowControl/>
+              <w:suppressLineNumbers w:val="0"/>
+              <w:jc w:val="left"/>
               <w:rPr>
                 <w:rFonts w:ascii="Calibri" w:hAnsi="Calibri" w:eastAsia="SimSun" w:cs="DejaVu Serif"/>
                 <w:color w:val="00000A"/>
@@ -7763,7 +7778,7 @@
                 <w:szCs w:val="22"/>
                 <w:lang w:val="en-US" w:eastAsia="zh-CN" w:bidi="ar-SA"/>
               </w:rPr>
-              <w:t>5、关键特性：多模态（可视化、可听化以及其他感知通道）；带有微内核的 plugin-first 架构；AI 作为数据呈现的智能基础；通过第三方插件实现可扩展性；适应未来呈现方式变化的灵活性；两种模式：用于仪表盘的轻量离线模式与智能模式；用于描述的 JSON 模式，可手动、在图形编辑器中或由 AI 智能体创建。</w:t>
+              <w:t>5、关键特性：多模态（可视化、声音化（sonification）以及其他感知通道）；带有微内核的 plugin-first 架构；AI 作为数据呈现的智能基础；通过第三方插件实现可扩展性；适应未来呈现方式变化的灵活性；两种模式：用于仪表盘的轻量离线模式与智能模式；用于描述的 JSON 模式，可手动、在图形编辑器中或由 AI 智能体创建。</w:t>
             </w:r>
           </w:p>
           <w:p>
@@ -9730,7 +9745,6 @@
                     </w:rPr>
                     <w:t xml:space="preserve"> 研发插件，负责 </w:t>
                   </w:r>
-                  <w:bookmarkStart w:id="1" w:name="_GoBack"/>
                   <w:r>
                     <w:rPr>
                       <w:rFonts w:hint="default"/>
@@ -9739,7 +9753,6 @@
                     </w:rPr>
                     <w:t>NocoBase</w:t>
                   </w:r>
-                  <w:bookmarkEnd w:id="1"/>
                   <w:r>
                     <w:rPr>
                       <w:rFonts w:hint="default"/>
@@ -13111,7 +13124,21 @@
               <w:rPr>
                 <w:kern w:val="0"/>
               </w:rPr>
-              <w:t>谷堆书城网、《奇咔奇咔》网站(推荐陕西数字信息技术有限公司研制的AR游戏项目的网站)、</w:t>
+              <w:t>谷堆书城网、《奇咔奇咔》网站(推荐陕西数字信息技术有限公司</w:t>
+            </w:r>
+            <w:r>
+              <w:rPr>
+                <w:rFonts w:hint="eastAsia"/>
+                <w:kern w:val="0"/>
+                <w:lang w:eastAsia="zh-CN"/>
+              </w:rPr>
+              <w:t>开发</w:t>
+            </w:r>
+            <w:r>
+              <w:rPr>
+                <w:kern w:val="0"/>
+              </w:rPr>
+              <w:t>的AR游戏项目的网站)、</w:t>
             </w:r>
           </w:p>
           <w:p>
@@ -13610,9 +13637,17 @@
             </w:pPr>
             <w:r>
               <w:rPr>
-                <w:kern w:val="0"/>
-              </w:rPr>
-              <w:t>研制电脑版的前端、手机版的前端、适应式设计的前端。因为做前端的时候只有部分地使用jQuery，开始制作简便的</w:t>
+                <w:rFonts w:hint="eastAsia"/>
+                <w:kern w:val="0"/>
+                <w:lang w:eastAsia="zh-CN"/>
+              </w:rPr>
+              <w:t>开发</w:t>
+            </w:r>
+            <w:r>
+              <w:rPr>
+                <w:kern w:val="0"/>
+              </w:rPr>
+              <w:t>电脑版的前端、手机版的前端、适应式设计的前端。因为做前端的时候只有部分地使用jQuery，开始制作简便的</w:t>
             </w:r>
             <w:r>
               <w:rPr>
@@ -16043,7 +16078,24 @@
                 <w:kern w:val="0"/>
                 <w:sz w:val="22"/>
               </w:rPr>
-              <w:t>软件设计/研制, 软件管理</w:t>
+              <w:t>软件设计/</w:t>
+            </w:r>
+            <w:r>
+              <w:rPr>
+                <w:rFonts w:hint="eastAsia" w:ascii="SimSun" w:hAnsi="SimSun" w:cs="SimSun"/>
+                <w:kern w:val="0"/>
+                <w:sz w:val="22"/>
+                <w:lang w:eastAsia="zh-CN"/>
+              </w:rPr>
+              <w:t>开发</w:t>
+            </w:r>
+            <w:r>
+              <w:rPr>
+                <w:rFonts w:ascii="SimSun" w:hAnsi="SimSun" w:cs="SimSun"/>
+                <w:kern w:val="0"/>
+                <w:sz w:val="22"/>
+              </w:rPr>
+              <w:t>, 软件管理</w:t>
             </w:r>
           </w:p>
         </w:tc>
@@ -17576,7 +17628,24 @@
                 <w:kern w:val="0"/>
                 <w:sz w:val="22"/>
               </w:rPr>
-              <w:t>的要求改变EDS美国对CO研制的</w:t>
+              <w:t>的要求改变EDS美国对CO</w:t>
+            </w:r>
+            <w:r>
+              <w:rPr>
+                <w:rFonts w:hint="eastAsia" w:ascii="SimSun" w:hAnsi="SimSun" w:cs="SimSun"/>
+                <w:kern w:val="0"/>
+                <w:sz w:val="22"/>
+                <w:lang w:eastAsia="zh-CN"/>
+              </w:rPr>
+              <w:t>开发</w:t>
+            </w:r>
+            <w:r>
+              <w:rPr>
+                <w:rFonts w:ascii="SimSun" w:hAnsi="SimSun" w:cs="SimSun"/>
+                <w:kern w:val="0"/>
+                <w:sz w:val="22"/>
+              </w:rPr>
+              <w:t>的</w:t>
             </w:r>
             <w:r>
               <w:rPr>
@@ -17704,12 +17773,13 @@
             </w:r>
             <w:r>
               <w:rPr>
-                <w:rFonts w:ascii="SimSun" w:hAnsi="SimSun" w:cs="SimSun"/>
+                <w:rFonts w:hint="eastAsia" w:ascii="SimSun" w:hAnsi="SimSun" w:eastAsia="SimSun" w:cs="SimSun"/>
                 <w:color w:val="000000"/>
                 <w:kern w:val="0"/>
                 <w:sz w:val="22"/>
-              </w:rPr>
-              <w:t>研制</w:t>
+                <w:lang w:eastAsia="zh-CN"/>
+              </w:rPr>
+              <w:t>开发</w:t>
             </w:r>
             <w:r>
               <w:rPr>
@@ -18563,12 +18633,13 @@
             </w:r>
             <w:r>
               <w:rPr>
-                <w:rFonts w:ascii="SimSun" w:hAnsi="SimSun" w:cs="SimSun"/>
+                <w:rFonts w:hint="eastAsia" w:ascii="SimSun" w:hAnsi="SimSun" w:eastAsia="SimSun" w:cs="SimSun"/>
                 <w:color w:val="000000"/>
                 <w:kern w:val="0"/>
                 <w:sz w:val="22"/>
-              </w:rPr>
-              <w:t>研制</w:t>
+                <w:lang w:eastAsia="zh-CN"/>
+              </w:rPr>
+              <w:t>开发</w:t>
             </w:r>
             <w:r>
               <w:rPr>
@@ -18658,7 +18729,21 @@
               <w:rPr>
                 <w:kern w:val="0"/>
               </w:rPr>
-              <w:t>用C/C++研制这个项目的大部分程序，优化同事做的程序。</w:t>
+              <w:t>用C/C++</w:t>
+            </w:r>
+            <w:r>
+              <w:rPr>
+                <w:rFonts w:hint="eastAsia"/>
+                <w:kern w:val="0"/>
+                <w:lang w:eastAsia="zh-CN"/>
+              </w:rPr>
+              <w:t>开发</w:t>
+            </w:r>
+            <w:r>
+              <w:rPr>
+                <w:kern w:val="0"/>
+              </w:rPr>
+              <w:t>这个项目的大部分程序，优化同事做的程序。</w:t>
             </w:r>
           </w:p>
         </w:tc>
